--- a/docs/manuals/測試報告/DM-文件管理模組.docx
+++ b/docs/manuals/測試報告/DM-文件管理模組.docx
@@ -2430,6 +2430,1878 @@
                 <w:sz w:val="22"/>
               </w:rPr>
               <w:t>以編輯者甲登入，搜尋結果右上方應有「新增文件」，按下後進入新增文件畫面；以閱覽者甲登入則不應出現「新增文件」。</w:t>
+            </w:r>
+          </w:p>
+        </w:tc>
+        <w:tc>
+          <w:tcPr>
+            <w:tcW w:type="dxa" w:w="1247"/>
+          </w:tcPr>
+          <w:p>
+            <w:pPr>
+              <w:spacing w:before="40" w:after="40"/>
+              <w:jc w:val="center"/>
+            </w:pPr>
+            <w:r/>
+            <w:r>
+              <w:rPr>
+                <w:rFonts w:ascii="標楷體" w:hAnsi="標楷體" w:eastAsia="標楷體"/>
+                <w:b w:val="0"/>
+                <w:sz w:val="24"/>
+              </w:rPr>
+            </w:r>
+          </w:p>
+        </w:tc>
+        <w:tc>
+          <w:tcPr>
+            <w:tcW w:type="dxa" w:w="1247"/>
+          </w:tcPr>
+          <w:p>
+            <w:pPr>
+              <w:spacing w:before="40" w:after="40"/>
+              <w:jc w:val="center"/>
+            </w:pPr>
+            <w:r/>
+            <w:r>
+              <w:rPr>
+                <w:rFonts w:ascii="標楷體" w:hAnsi="標楷體" w:eastAsia="標楷體"/>
+                <w:b w:val="0"/>
+                <w:sz w:val="24"/>
+              </w:rPr>
+            </w:r>
+          </w:p>
+        </w:tc>
+      </w:tr>
+    </w:tbl>
+    <w:p>
+      <w:pPr>
+        <w:pStyle w:val="1"/>
+        <w:pageBreakBefore/>
+      </w:pPr>
+      <w:r>
+        <w:t>DM02 簽核中心</w:t>
+      </w:r>
+    </w:p>
+    <w:tbl>
+      <w:tblPr>
+        <w:tblStyle w:val="aff2"/>
+        <w:tblW w:type="auto" w:w="0"/>
+        <w:jc w:val="center"/>
+        <w:tblLayout w:type="fixed"/>
+        <w:tblLook w:firstColumn="1" w:firstRow="1" w:lastColumn="0" w:lastRow="0" w:noHBand="0" w:noVBand="1" w:val="04A0"/>
+      </w:tblPr>
+      <w:tblGrid>
+        <w:gridCol w:w="2340"/>
+        <w:gridCol w:w="2340"/>
+        <w:gridCol w:w="2340"/>
+        <w:gridCol w:w="2340"/>
+      </w:tblGrid>
+      <w:tr>
+        <w:tc>
+          <w:tcPr>
+            <w:tcW w:type="dxa" w:w="9638"/>
+            <w:gridSpan w:val="4"/>
+          </w:tcPr>
+          <w:p>
+            <w:pPr>
+              <w:spacing w:before="40" w:after="40"/>
+              <w:jc w:val="center"/>
+            </w:pPr>
+            <w:r/>
+            <w:r>
+              <w:rPr>
+                <w:rFonts w:ascii="標楷體" w:hAnsi="標楷體" w:eastAsia="標楷體"/>
+                <w:b/>
+                <w:sz w:val="32"/>
+                <w:spacing w:val="80"/>
+              </w:rPr>
+              <w:t>國防醫學大學三軍總醫院測試報告</w:t>
+            </w:r>
+          </w:p>
+        </w:tc>
+      </w:tr>
+      <w:tr>
+        <w:tc>
+          <w:tcPr>
+            <w:tcW w:type="dxa" w:w="1474"/>
+          </w:tcPr>
+          <w:p>
+            <w:pPr>
+              <w:spacing w:before="40" w:after="40"/>
+              <w:jc w:val="center"/>
+            </w:pPr>
+            <w:r/>
+            <w:r>
+              <w:rPr>
+                <w:rFonts w:ascii="標楷體" w:hAnsi="標楷體" w:eastAsia="標楷體"/>
+                <w:b w:val="0"/>
+                <w:sz w:val="24"/>
+              </w:rPr>
+              <w:t>購案名稱</w:t>
+            </w:r>
+          </w:p>
+        </w:tc>
+        <w:tc>
+          <w:tcPr>
+            <w:tcW w:type="dxa" w:w="3628"/>
+          </w:tcPr>
+          <w:p>
+            <w:pPr>
+              <w:spacing w:before="40" w:after="40"/>
+              <w:jc w:val="center"/>
+            </w:pPr>
+            <w:r/>
+            <w:r>
+              <w:rPr>
+                <w:rFonts w:ascii="標楷體" w:hAnsi="標楷體" w:eastAsia="標楷體"/>
+                <w:b w:val="0"/>
+                <w:sz w:val="24"/>
+              </w:rPr>
+              <w:t>國軍醫院設立捐血站裝備整備案</w:t>
+            </w:r>
+          </w:p>
+        </w:tc>
+        <w:tc>
+          <w:tcPr>
+            <w:tcW w:type="dxa" w:w="1928"/>
+          </w:tcPr>
+          <w:p>
+            <w:pPr>
+              <w:spacing w:before="40" w:after="40"/>
+              <w:jc w:val="center"/>
+            </w:pPr>
+            <w:r/>
+            <w:r>
+              <w:rPr>
+                <w:rFonts w:ascii="標楷體" w:hAnsi="標楷體" w:eastAsia="標楷體"/>
+                <w:b w:val="0"/>
+                <w:sz w:val="24"/>
+              </w:rPr>
+              <w:t>單位主管用印</w:t>
+            </w:r>
+          </w:p>
+        </w:tc>
+        <w:tc>
+          <w:tcPr>
+            <w:tcW w:type="dxa" w:w="2608"/>
+          </w:tcPr>
+          <w:p>
+            <w:pPr>
+              <w:spacing w:before="40" w:after="40"/>
+              <w:jc w:val="center"/>
+            </w:pPr>
+            <w:r/>
+            <w:r>
+              <w:rPr>
+                <w:rFonts w:ascii="標楷體" w:hAnsi="標楷體" w:eastAsia="標楷體"/>
+                <w:b w:val="0"/>
+                <w:sz w:val="24"/>
+              </w:rPr>
+            </w:r>
+          </w:p>
+        </w:tc>
+      </w:tr>
+      <w:tr>
+        <w:tc>
+          <w:tcPr>
+            <w:tcW w:type="dxa" w:w="1474"/>
+          </w:tcPr>
+          <w:p>
+            <w:pPr>
+              <w:spacing w:before="40" w:after="40"/>
+              <w:jc w:val="center"/>
+            </w:pPr>
+            <w:r/>
+            <w:r>
+              <w:rPr>
+                <w:rFonts w:ascii="標楷體" w:hAnsi="標楷體" w:eastAsia="標楷體"/>
+                <w:b w:val="0"/>
+                <w:sz w:val="24"/>
+              </w:rPr>
+              <w:t>測試單位</w:t>
+            </w:r>
+          </w:p>
+        </w:tc>
+        <w:tc>
+          <w:tcPr>
+            <w:tcW w:type="dxa" w:w="3628"/>
+          </w:tcPr>
+          <w:p>
+            <w:pPr>
+              <w:spacing w:before="40" w:after="40"/>
+              <w:jc w:val="center"/>
+            </w:pPr>
+            <w:r/>
+            <w:r>
+              <w:rPr>
+                <w:rFonts w:ascii="標楷體" w:hAnsi="標楷體" w:eastAsia="標楷體"/>
+                <w:b w:val="0"/>
+                <w:sz w:val="24"/>
+              </w:rPr>
+            </w:r>
+          </w:p>
+        </w:tc>
+        <w:tc>
+          <w:tcPr>
+            <w:tcW w:type="dxa" w:w="1928"/>
+          </w:tcPr>
+          <w:p>
+            <w:pPr>
+              <w:spacing w:before="40" w:after="40"/>
+              <w:jc w:val="center"/>
+            </w:pPr>
+            <w:r/>
+            <w:r>
+              <w:rPr>
+                <w:rFonts w:ascii="標楷體" w:hAnsi="標楷體" w:eastAsia="標楷體"/>
+                <w:b w:val="0"/>
+                <w:sz w:val="24"/>
+              </w:rPr>
+              <w:t>測試人員</w:t>
+            </w:r>
+          </w:p>
+        </w:tc>
+        <w:tc>
+          <w:tcPr>
+            <w:tcW w:type="dxa" w:w="2608"/>
+          </w:tcPr>
+          <w:p>
+            <w:pPr>
+              <w:spacing w:before="40" w:after="40"/>
+              <w:jc w:val="center"/>
+            </w:pPr>
+            <w:r/>
+            <w:r>
+              <w:rPr>
+                <w:rFonts w:ascii="標楷體" w:hAnsi="標楷體" w:eastAsia="標楷體"/>
+                <w:b w:val="0"/>
+                <w:sz w:val="24"/>
+              </w:rPr>
+            </w:r>
+          </w:p>
+        </w:tc>
+      </w:tr>
+      <w:tr>
+        <w:tc>
+          <w:tcPr>
+            <w:tcW w:type="dxa" w:w="1474"/>
+          </w:tcPr>
+          <w:p>
+            <w:pPr>
+              <w:spacing w:before="40" w:after="40"/>
+              <w:jc w:val="center"/>
+            </w:pPr>
+            <w:r/>
+            <w:r>
+              <w:rPr>
+                <w:rFonts w:ascii="標楷體" w:hAnsi="標楷體" w:eastAsia="標楷體"/>
+                <w:b w:val="0"/>
+                <w:sz w:val="24"/>
+              </w:rPr>
+              <w:t>測試日期</w:t>
+            </w:r>
+          </w:p>
+        </w:tc>
+        <w:tc>
+          <w:tcPr>
+            <w:tcW w:type="dxa" w:w="3628"/>
+          </w:tcPr>
+          <w:p>
+            <w:pPr>
+              <w:spacing w:before="40" w:after="40"/>
+              <w:jc w:val="center"/>
+            </w:pPr>
+            <w:r/>
+            <w:r>
+              <w:rPr>
+                <w:rFonts w:ascii="標楷體" w:hAnsi="標楷體" w:eastAsia="標楷體"/>
+                <w:b w:val="0"/>
+                <w:sz w:val="24"/>
+              </w:rPr>
+            </w:r>
+          </w:p>
+        </w:tc>
+        <w:tc>
+          <w:tcPr>
+            <w:tcW w:type="dxa" w:w="1928"/>
+          </w:tcPr>
+          <w:p>
+            <w:pPr>
+              <w:spacing w:before="40" w:after="40"/>
+              <w:jc w:val="center"/>
+            </w:pPr>
+            <w:r/>
+            <w:r>
+              <w:rPr>
+                <w:rFonts w:ascii="標楷體" w:hAnsi="標楷體" w:eastAsia="標楷體"/>
+                <w:b w:val="0"/>
+                <w:sz w:val="24"/>
+              </w:rPr>
+              <w:t>測試完畢日期</w:t>
+            </w:r>
+          </w:p>
+        </w:tc>
+        <w:tc>
+          <w:tcPr>
+            <w:tcW w:type="dxa" w:w="2608"/>
+          </w:tcPr>
+          <w:p>
+            <w:pPr>
+              <w:spacing w:before="40" w:after="40"/>
+              <w:jc w:val="center"/>
+            </w:pPr>
+            <w:r/>
+            <w:r>
+              <w:rPr>
+                <w:rFonts w:ascii="標楷體" w:hAnsi="標楷體" w:eastAsia="標楷體"/>
+                <w:b w:val="0"/>
+                <w:sz w:val="24"/>
+              </w:rPr>
+            </w:r>
+          </w:p>
+        </w:tc>
+      </w:tr>
+    </w:tbl>
+    <w:p/>
+    <w:tbl>
+      <w:tblPr>
+        <w:tblStyle w:val="aff2"/>
+        <w:tblW w:type="auto" w:w="0"/>
+        <w:jc w:val="center"/>
+        <w:tblLayout w:type="fixed"/>
+        <w:tblLook w:firstColumn="1" w:firstRow="1" w:lastColumn="0" w:lastRow="0" w:noHBand="0" w:noVBand="1" w:val="04A0"/>
+      </w:tblPr>
+      <w:tblGrid>
+        <w:gridCol w:w="2340"/>
+        <w:gridCol w:w="2340"/>
+        <w:gridCol w:w="2340"/>
+        <w:gridCol w:w="2340"/>
+      </w:tblGrid>
+      <w:tr>
+        <w:trPr>
+          <w:tblHeader w:val="true"/>
+        </w:trPr>
+        <w:tc>
+          <w:tcPr>
+            <w:tcW w:type="dxa" w:w="907"/>
+            <w:vMerge w:val="restart"/>
+          </w:tcPr>
+          <w:p>
+            <w:pPr>
+              <w:spacing w:before="40" w:after="40"/>
+              <w:jc w:val="center"/>
+            </w:pPr>
+            <w:r/>
+            <w:r>
+              <w:rPr>
+                <w:rFonts w:ascii="標楷體" w:hAnsi="標楷體" w:eastAsia="標楷體"/>
+                <w:b w:val="0"/>
+                <w:sz w:val="24"/>
+              </w:rPr>
+              <w:t>項次</w:t>
+            </w:r>
+          </w:p>
+        </w:tc>
+        <w:tc>
+          <w:tcPr>
+            <w:tcW w:type="dxa" w:w="6236"/>
+            <w:vMerge w:val="restart"/>
+          </w:tcPr>
+          <w:p>
+            <w:pPr>
+              <w:spacing w:before="40" w:after="40"/>
+              <w:jc w:val="center"/>
+            </w:pPr>
+            <w:r/>
+            <w:r>
+              <w:rPr>
+                <w:rFonts w:ascii="標楷體" w:hAnsi="標楷體" w:eastAsia="標楷體"/>
+                <w:b w:val="0"/>
+                <w:sz w:val="24"/>
+              </w:rPr>
+              <w:t>測試內容</w:t>
+            </w:r>
+          </w:p>
+        </w:tc>
+        <w:tc>
+          <w:tcPr>
+            <w:tcW w:type="dxa" w:w="2494"/>
+            <w:gridSpan w:val="2"/>
+          </w:tcPr>
+          <w:p>
+            <w:pPr>
+              <w:spacing w:before="40" w:after="40"/>
+              <w:jc w:val="center"/>
+            </w:pPr>
+            <w:r/>
+            <w:r>
+              <w:rPr>
+                <w:rFonts w:ascii="標楷體" w:hAnsi="標楷體" w:eastAsia="標楷體"/>
+                <w:b w:val="0"/>
+                <w:sz w:val="24"/>
+              </w:rPr>
+              <w:t>測試人員勾選</w:t>
+            </w:r>
+          </w:p>
+        </w:tc>
+      </w:tr>
+      <w:tr>
+        <w:trPr>
+          <w:tblHeader w:val="true"/>
+        </w:trPr>
+        <w:tc>
+          <w:tcPr>
+            <w:tcW w:type="dxa" w:w="907"/>
+            <w:vMerge/>
+          </w:tcPr>
+          <w:p/>
+        </w:tc>
+        <w:tc>
+          <w:tcPr>
+            <w:tcW w:type="dxa" w:w="6236"/>
+            <w:vMerge/>
+          </w:tcPr>
+          <w:p/>
+        </w:tc>
+        <w:tc>
+          <w:tcPr>
+            <w:tcW w:type="dxa" w:w="1247"/>
+          </w:tcPr>
+          <w:p>
+            <w:pPr>
+              <w:spacing w:before="40" w:after="40"/>
+              <w:jc w:val="center"/>
+            </w:pPr>
+            <w:r/>
+            <w:r>
+              <w:rPr>
+                <w:rFonts w:ascii="標楷體" w:hAnsi="標楷體" w:eastAsia="標楷體"/>
+                <w:b w:val="0"/>
+                <w:sz w:val="24"/>
+              </w:rPr>
+              <w:t>合格</w:t>
+            </w:r>
+          </w:p>
+        </w:tc>
+        <w:tc>
+          <w:tcPr>
+            <w:tcW w:type="dxa" w:w="1247"/>
+          </w:tcPr>
+          <w:p>
+            <w:pPr>
+              <w:spacing w:before="40" w:after="40"/>
+              <w:jc w:val="center"/>
+            </w:pPr>
+            <w:r/>
+            <w:r>
+              <w:rPr>
+                <w:rFonts w:ascii="標楷體" w:hAnsi="標楷體" w:eastAsia="標楷體"/>
+                <w:b w:val="0"/>
+                <w:sz w:val="24"/>
+              </w:rPr>
+              <w:t>不合格</w:t>
+            </w:r>
+          </w:p>
+        </w:tc>
+      </w:tr>
+      <w:tr>
+        <w:tc>
+          <w:tcPr>
+            <w:tcW w:type="dxa" w:w="907"/>
+          </w:tcPr>
+          <w:p>
+            <w:pPr>
+              <w:spacing w:before="40" w:after="40"/>
+              <w:jc w:val="center"/>
+            </w:pPr>
+            <w:r/>
+            <w:r>
+              <w:rPr>
+                <w:rFonts w:ascii="標楷體" w:hAnsi="標楷體" w:eastAsia="標楷體"/>
+                <w:b w:val="0"/>
+                <w:sz w:val="22"/>
+              </w:rPr>
+              <w:t>1</w:t>
+            </w:r>
+          </w:p>
+        </w:tc>
+        <w:tc>
+          <w:tcPr>
+            <w:tcW w:type="dxa" w:w="6236"/>
+          </w:tcPr>
+          <w:p>
+            <w:pPr>
+              <w:spacing w:before="40" w:after="40"/>
+              <w:jc w:val="left"/>
+            </w:pPr>
+            <w:r/>
+            <w:r>
+              <w:rPr>
+                <w:rFonts w:ascii="標楷體" w:hAnsi="標楷體" w:eastAsia="標楷體"/>
+                <w:b w:val="0"/>
+                <w:sz w:val="22"/>
+              </w:rPr>
+              <w:t>以審核者甲進入簽核中心，「待簽核」應只列出指定審核者為本人之送審，指派給審核者乙之項目不應出現。</w:t>
+            </w:r>
+          </w:p>
+        </w:tc>
+        <w:tc>
+          <w:tcPr>
+            <w:tcW w:type="dxa" w:w="1247"/>
+          </w:tcPr>
+          <w:p>
+            <w:pPr>
+              <w:spacing w:before="40" w:after="40"/>
+              <w:jc w:val="center"/>
+            </w:pPr>
+            <w:r/>
+            <w:r>
+              <w:rPr>
+                <w:rFonts w:ascii="標楷體" w:hAnsi="標楷體" w:eastAsia="標楷體"/>
+                <w:b w:val="0"/>
+                <w:sz w:val="24"/>
+              </w:rPr>
+            </w:r>
+          </w:p>
+        </w:tc>
+        <w:tc>
+          <w:tcPr>
+            <w:tcW w:type="dxa" w:w="1247"/>
+          </w:tcPr>
+          <w:p>
+            <w:pPr>
+              <w:spacing w:before="40" w:after="40"/>
+              <w:jc w:val="center"/>
+            </w:pPr>
+            <w:r/>
+            <w:r>
+              <w:rPr>
+                <w:rFonts w:ascii="標楷體" w:hAnsi="標楷體" w:eastAsia="標楷體"/>
+                <w:b w:val="0"/>
+                <w:sz w:val="24"/>
+              </w:rPr>
+            </w:r>
+          </w:p>
+        </w:tc>
+      </w:tr>
+      <w:tr>
+        <w:tc>
+          <w:tcPr>
+            <w:tcW w:type="dxa" w:w="907"/>
+          </w:tcPr>
+          <w:p>
+            <w:pPr>
+              <w:spacing w:before="40" w:after="40"/>
+              <w:jc w:val="center"/>
+            </w:pPr>
+            <w:r/>
+            <w:r>
+              <w:rPr>
+                <w:rFonts w:ascii="標楷體" w:hAnsi="標楷體" w:eastAsia="標楷體"/>
+                <w:b w:val="0"/>
+                <w:sz w:val="22"/>
+              </w:rPr>
+              <w:t>2</w:t>
+            </w:r>
+          </w:p>
+        </w:tc>
+        <w:tc>
+          <w:tcPr>
+            <w:tcW w:type="dxa" w:w="6236"/>
+          </w:tcPr>
+          <w:p>
+            <w:pPr>
+              <w:spacing w:before="40" w:after="40"/>
+              <w:jc w:val="left"/>
+            </w:pPr>
+            <w:r/>
+            <w:r>
+              <w:rPr>
+                <w:rFonts w:ascii="標楷體" w:hAnsi="標楷體" w:eastAsia="標楷體"/>
+                <w:b w:val="0"/>
+                <w:sz w:val="22"/>
+              </w:rPr>
+              <w:t>編輯者甲於個人專區撤回一筆送審後，審核者甲重新進入簽核中心，該項目應已自「待簽核」消失，且不列於「已完成」。</w:t>
+            </w:r>
+          </w:p>
+        </w:tc>
+        <w:tc>
+          <w:tcPr>
+            <w:tcW w:type="dxa" w:w="1247"/>
+          </w:tcPr>
+          <w:p>
+            <w:pPr>
+              <w:spacing w:before="40" w:after="40"/>
+              <w:jc w:val="center"/>
+            </w:pPr>
+            <w:r/>
+            <w:r>
+              <w:rPr>
+                <w:rFonts w:ascii="標楷體" w:hAnsi="標楷體" w:eastAsia="標楷體"/>
+                <w:b w:val="0"/>
+                <w:sz w:val="24"/>
+              </w:rPr>
+            </w:r>
+          </w:p>
+        </w:tc>
+        <w:tc>
+          <w:tcPr>
+            <w:tcW w:type="dxa" w:w="1247"/>
+          </w:tcPr>
+          <w:p>
+            <w:pPr>
+              <w:spacing w:before="40" w:after="40"/>
+              <w:jc w:val="center"/>
+            </w:pPr>
+            <w:r/>
+            <w:r>
+              <w:rPr>
+                <w:rFonts w:ascii="標楷體" w:hAnsi="標楷體" w:eastAsia="標楷體"/>
+                <w:b w:val="0"/>
+                <w:sz w:val="24"/>
+              </w:rPr>
+            </w:r>
+          </w:p>
+        </w:tc>
+      </w:tr>
+      <w:tr>
+        <w:tc>
+          <w:tcPr>
+            <w:tcW w:type="dxa" w:w="907"/>
+          </w:tcPr>
+          <w:p>
+            <w:pPr>
+              <w:spacing w:before="40" w:after="40"/>
+              <w:jc w:val="center"/>
+            </w:pPr>
+            <w:r/>
+            <w:r>
+              <w:rPr>
+                <w:rFonts w:ascii="標楷體" w:hAnsi="標楷體" w:eastAsia="標楷體"/>
+                <w:b w:val="0"/>
+                <w:sz w:val="22"/>
+              </w:rPr>
+              <w:t>3</w:t>
+            </w:r>
+          </w:p>
+        </w:tc>
+        <w:tc>
+          <w:tcPr>
+            <w:tcW w:type="dxa" w:w="6236"/>
+          </w:tcPr>
+          <w:p>
+            <w:pPr>
+              <w:spacing w:before="40" w:after="40"/>
+              <w:jc w:val="left"/>
+            </w:pPr>
+            <w:r/>
+            <w:r>
+              <w:rPr>
+                <w:rFonts w:ascii="標楷體" w:hAnsi="標楷體" w:eastAsia="標楷體"/>
+                <w:b w:val="0"/>
+                <w:sz w:val="22"/>
+              </w:rPr>
+              <w:t>管理者將催辦門檻調為 1 天後，送審已滿 24 小時之項目，其停留天數應以紅字加警示符號標示；未滿 24 小時者不標示。</w:t>
+            </w:r>
+          </w:p>
+        </w:tc>
+        <w:tc>
+          <w:tcPr>
+            <w:tcW w:type="dxa" w:w="1247"/>
+          </w:tcPr>
+          <w:p>
+            <w:pPr>
+              <w:spacing w:before="40" w:after="40"/>
+              <w:jc w:val="center"/>
+            </w:pPr>
+            <w:r/>
+            <w:r>
+              <w:rPr>
+                <w:rFonts w:ascii="標楷體" w:hAnsi="標楷體" w:eastAsia="標楷體"/>
+                <w:b w:val="0"/>
+                <w:sz w:val="24"/>
+              </w:rPr>
+            </w:r>
+          </w:p>
+        </w:tc>
+        <w:tc>
+          <w:tcPr>
+            <w:tcW w:type="dxa" w:w="1247"/>
+          </w:tcPr>
+          <w:p>
+            <w:pPr>
+              <w:spacing w:before="40" w:after="40"/>
+              <w:jc w:val="center"/>
+            </w:pPr>
+            <w:r/>
+            <w:r>
+              <w:rPr>
+                <w:rFonts w:ascii="標楷體" w:hAnsi="標楷體" w:eastAsia="標楷體"/>
+                <w:b w:val="0"/>
+                <w:sz w:val="24"/>
+              </w:rPr>
+            </w:r>
+          </w:p>
+        </w:tc>
+      </w:tr>
+      <w:tr>
+        <w:tc>
+          <w:tcPr>
+            <w:tcW w:type="dxa" w:w="907"/>
+          </w:tcPr>
+          <w:p>
+            <w:pPr>
+              <w:spacing w:before="40" w:after="40"/>
+              <w:jc w:val="center"/>
+            </w:pPr>
+            <w:r/>
+            <w:r>
+              <w:rPr>
+                <w:rFonts w:ascii="標楷體" w:hAnsi="標楷體" w:eastAsia="標楷體"/>
+                <w:b w:val="0"/>
+                <w:sz w:val="22"/>
+              </w:rPr>
+              <w:t>4</w:t>
+            </w:r>
+          </w:p>
+        </w:tc>
+        <w:tc>
+          <w:tcPr>
+            <w:tcW w:type="dxa" w:w="6236"/>
+          </w:tcPr>
+          <w:p>
+            <w:pPr>
+              <w:spacing w:before="40" w:after="40"/>
+              <w:jc w:val="left"/>
+            </w:pPr>
+            <w:r/>
+            <w:r>
+              <w:rPr>
+                <w:rFonts w:ascii="標楷體" w:hAnsi="標楷體" w:eastAsia="標楷體"/>
+                <w:b w:val="0"/>
+                <w:sz w:val="22"/>
+              </w:rPr>
+              <w:t>承上，每日催辦排程執行後（或請 IT 手動觸發），審核者甲應收到該項目之催辦通知。</w:t>
+            </w:r>
+          </w:p>
+        </w:tc>
+        <w:tc>
+          <w:tcPr>
+            <w:tcW w:type="dxa" w:w="1247"/>
+          </w:tcPr>
+          <w:p>
+            <w:pPr>
+              <w:spacing w:before="40" w:after="40"/>
+              <w:jc w:val="center"/>
+            </w:pPr>
+            <w:r/>
+            <w:r>
+              <w:rPr>
+                <w:rFonts w:ascii="標楷體" w:hAnsi="標楷體" w:eastAsia="標楷體"/>
+                <w:b w:val="0"/>
+                <w:sz w:val="24"/>
+              </w:rPr>
+            </w:r>
+          </w:p>
+        </w:tc>
+        <w:tc>
+          <w:tcPr>
+            <w:tcW w:type="dxa" w:w="1247"/>
+          </w:tcPr>
+          <w:p>
+            <w:pPr>
+              <w:spacing w:before="40" w:after="40"/>
+              <w:jc w:val="center"/>
+            </w:pPr>
+            <w:r/>
+            <w:r>
+              <w:rPr>
+                <w:rFonts w:ascii="標楷體" w:hAnsi="標楷體" w:eastAsia="標楷體"/>
+                <w:b w:val="0"/>
+                <w:sz w:val="24"/>
+              </w:rPr>
+            </w:r>
+          </w:p>
+        </w:tc>
+      </w:tr>
+      <w:tr>
+        <w:tc>
+          <w:tcPr>
+            <w:tcW w:type="dxa" w:w="907"/>
+          </w:tcPr>
+          <w:p>
+            <w:pPr>
+              <w:spacing w:before="40" w:after="40"/>
+              <w:jc w:val="center"/>
+            </w:pPr>
+            <w:r/>
+            <w:r>
+              <w:rPr>
+                <w:rFonts w:ascii="標楷體" w:hAnsi="標楷體" w:eastAsia="標楷體"/>
+                <w:b w:val="0"/>
+                <w:sz w:val="22"/>
+              </w:rPr>
+              <w:t>5</w:t>
+            </w:r>
+          </w:p>
+        </w:tc>
+        <w:tc>
+          <w:tcPr>
+            <w:tcW w:type="dxa" w:w="6236"/>
+          </w:tcPr>
+          <w:p>
+            <w:pPr>
+              <w:spacing w:before="40" w:after="40"/>
+              <w:jc w:val="left"/>
+            </w:pPr>
+            <w:r/>
+            <w:r>
+              <w:rPr>
+                <w:rFonts w:ascii="標楷體" w:hAnsi="標楷體" w:eastAsia="標楷體"/>
+                <w:b w:val="0"/>
+                <w:sz w:val="22"/>
+              </w:rPr>
+              <w:t>點文件 P 之列，下方應展開簽核明細，顯示可見對象「國防部軍醫局＋護理師」、檢索標籤與首版摘要，按「下載」可取得送審檔案。</w:t>
+            </w:r>
+          </w:p>
+        </w:tc>
+        <w:tc>
+          <w:tcPr>
+            <w:tcW w:type="dxa" w:w="1247"/>
+          </w:tcPr>
+          <w:p>
+            <w:pPr>
+              <w:spacing w:before="40" w:after="40"/>
+              <w:jc w:val="center"/>
+            </w:pPr>
+            <w:r/>
+            <w:r>
+              <w:rPr>
+                <w:rFonts w:ascii="標楷體" w:hAnsi="標楷體" w:eastAsia="標楷體"/>
+                <w:b w:val="0"/>
+                <w:sz w:val="24"/>
+              </w:rPr>
+            </w:r>
+          </w:p>
+        </w:tc>
+        <w:tc>
+          <w:tcPr>
+            <w:tcW w:type="dxa" w:w="1247"/>
+          </w:tcPr>
+          <w:p>
+            <w:pPr>
+              <w:spacing w:before="40" w:after="40"/>
+              <w:jc w:val="center"/>
+            </w:pPr>
+            <w:r/>
+            <w:r>
+              <w:rPr>
+                <w:rFonts w:ascii="標楷體" w:hAnsi="標楷體" w:eastAsia="標楷體"/>
+                <w:b w:val="0"/>
+                <w:sz w:val="24"/>
+              </w:rPr>
+            </w:r>
+          </w:p>
+        </w:tc>
+      </w:tr>
+      <w:tr>
+        <w:tc>
+          <w:tcPr>
+            <w:tcW w:type="dxa" w:w="907"/>
+          </w:tcPr>
+          <w:p>
+            <w:pPr>
+              <w:spacing w:before="40" w:after="40"/>
+              <w:jc w:val="center"/>
+            </w:pPr>
+            <w:r/>
+            <w:r>
+              <w:rPr>
+                <w:rFonts w:ascii="標楷體" w:hAnsi="標楷體" w:eastAsia="標楷體"/>
+                <w:b w:val="0"/>
+                <w:sz w:val="22"/>
+              </w:rPr>
+              <w:t>6</w:t>
+            </w:r>
+          </w:p>
+        </w:tc>
+        <w:tc>
+          <w:tcPr>
+            <w:tcW w:type="dxa" w:w="6236"/>
+          </w:tcPr>
+          <w:p>
+            <w:pPr>
+              <w:spacing w:before="40" w:after="40"/>
+              <w:jc w:val="left"/>
+            </w:pPr>
+            <w:r/>
+            <w:r>
+              <w:rPr>
+                <w:rFonts w:ascii="標楷體" w:hAnsi="標楷體" w:eastAsia="標楷體"/>
+                <w:b w:val="0"/>
+                <w:sz w:val="22"/>
+              </w:rPr>
+              <w:t>點文件 R 之列（新版本），檔案區應並列目前發布版與待審新版，兩者皆可下載。</w:t>
+            </w:r>
+          </w:p>
+        </w:tc>
+        <w:tc>
+          <w:tcPr>
+            <w:tcW w:type="dxa" w:w="1247"/>
+          </w:tcPr>
+          <w:p>
+            <w:pPr>
+              <w:spacing w:before="40" w:after="40"/>
+              <w:jc w:val="center"/>
+            </w:pPr>
+            <w:r/>
+            <w:r>
+              <w:rPr>
+                <w:rFonts w:ascii="標楷體" w:hAnsi="標楷體" w:eastAsia="標楷體"/>
+                <w:b w:val="0"/>
+                <w:sz w:val="24"/>
+              </w:rPr>
+            </w:r>
+          </w:p>
+        </w:tc>
+        <w:tc>
+          <w:tcPr>
+            <w:tcW w:type="dxa" w:w="1247"/>
+          </w:tcPr>
+          <w:p>
+            <w:pPr>
+              <w:spacing w:before="40" w:after="40"/>
+              <w:jc w:val="center"/>
+            </w:pPr>
+            <w:r/>
+            <w:r>
+              <w:rPr>
+                <w:rFonts w:ascii="標楷體" w:hAnsi="標楷體" w:eastAsia="標楷體"/>
+                <w:b w:val="0"/>
+                <w:sz w:val="24"/>
+              </w:rPr>
+            </w:r>
+          </w:p>
+        </w:tc>
+      </w:tr>
+      <w:tr>
+        <w:tc>
+          <w:tcPr>
+            <w:tcW w:type="dxa" w:w="907"/>
+          </w:tcPr>
+          <w:p>
+            <w:pPr>
+              <w:spacing w:before="40" w:after="40"/>
+              <w:jc w:val="center"/>
+            </w:pPr>
+            <w:r/>
+            <w:r>
+              <w:rPr>
+                <w:rFonts w:ascii="標楷體" w:hAnsi="標楷體" w:eastAsia="標楷體"/>
+                <w:b w:val="0"/>
+                <w:sz w:val="22"/>
+              </w:rPr>
+              <w:t>7</w:t>
+            </w:r>
+          </w:p>
+        </w:tc>
+        <w:tc>
+          <w:tcPr>
+            <w:tcW w:type="dxa" w:w="6236"/>
+          </w:tcPr>
+          <w:p>
+            <w:pPr>
+              <w:spacing w:before="40" w:after="40"/>
+              <w:jc w:val="left"/>
+            </w:pPr>
+            <w:r/>
+            <w:r>
+              <w:rPr>
+                <w:rFonts w:ascii="標楷體" w:hAnsi="標楷體" w:eastAsia="標楷體"/>
+                <w:b w:val="0"/>
+                <w:sz w:val="22"/>
+              </w:rPr>
+              <w:t>點文件 T 之列（廢止），變更摘要應顯示申請人填寫之廢止原因，且可「下載廢止附件」。</w:t>
+            </w:r>
+          </w:p>
+        </w:tc>
+        <w:tc>
+          <w:tcPr>
+            <w:tcW w:type="dxa" w:w="1247"/>
+          </w:tcPr>
+          <w:p>
+            <w:pPr>
+              <w:spacing w:before="40" w:after="40"/>
+              <w:jc w:val="center"/>
+            </w:pPr>
+            <w:r/>
+            <w:r>
+              <w:rPr>
+                <w:rFonts w:ascii="標楷體" w:hAnsi="標楷體" w:eastAsia="標楷體"/>
+                <w:b w:val="0"/>
+                <w:sz w:val="24"/>
+              </w:rPr>
+            </w:r>
+          </w:p>
+        </w:tc>
+        <w:tc>
+          <w:tcPr>
+            <w:tcW w:type="dxa" w:w="1247"/>
+          </w:tcPr>
+          <w:p>
+            <w:pPr>
+              <w:spacing w:before="40" w:after="40"/>
+              <w:jc w:val="center"/>
+            </w:pPr>
+            <w:r/>
+            <w:r>
+              <w:rPr>
+                <w:rFonts w:ascii="標楷體" w:hAnsi="標楷體" w:eastAsia="標楷體"/>
+                <w:b w:val="0"/>
+                <w:sz w:val="24"/>
+              </w:rPr>
+            </w:r>
+          </w:p>
+        </w:tc>
+      </w:tr>
+      <w:tr>
+        <w:tc>
+          <w:tcPr>
+            <w:tcW w:type="dxa" w:w="907"/>
+          </w:tcPr>
+          <w:p>
+            <w:pPr>
+              <w:spacing w:before="40" w:after="40"/>
+              <w:jc w:val="center"/>
+            </w:pPr>
+            <w:r/>
+            <w:r>
+              <w:rPr>
+                <w:rFonts w:ascii="標楷體" w:hAnsi="標楷體" w:eastAsia="標楷體"/>
+                <w:b w:val="0"/>
+                <w:sz w:val="22"/>
+              </w:rPr>
+              <w:t>8</w:t>
+            </w:r>
+          </w:p>
+        </w:tc>
+        <w:tc>
+          <w:tcPr>
+            <w:tcW w:type="dxa" w:w="6236"/>
+          </w:tcPr>
+          <w:p>
+            <w:pPr>
+              <w:spacing w:before="40" w:after="40"/>
+              <w:jc w:val="left"/>
+            </w:pPr>
+            <w:r/>
+            <w:r>
+              <w:rPr>
+                <w:rFonts w:ascii="標楷體" w:hAnsi="標楷體" w:eastAsia="標楷體"/>
+                <w:b w:val="0"/>
+                <w:sz w:val="22"/>
+              </w:rPr>
+              <w:t>對文件 P 按「核准並發布」，於確認視窗按「確認核准」，應顯示「已核准並發布，已通知撰寫者」，該項目移至「已完成」，文件 P 出現於文件庫，編輯者甲收到文件發布通知。</w:t>
+            </w:r>
+          </w:p>
+        </w:tc>
+        <w:tc>
+          <w:tcPr>
+            <w:tcW w:type="dxa" w:w="1247"/>
+          </w:tcPr>
+          <w:p>
+            <w:pPr>
+              <w:spacing w:before="40" w:after="40"/>
+              <w:jc w:val="center"/>
+            </w:pPr>
+            <w:r/>
+            <w:r>
+              <w:rPr>
+                <w:rFonts w:ascii="標楷體" w:hAnsi="標楷體" w:eastAsia="標楷體"/>
+                <w:b w:val="0"/>
+                <w:sz w:val="24"/>
+              </w:rPr>
+            </w:r>
+          </w:p>
+        </w:tc>
+        <w:tc>
+          <w:tcPr>
+            <w:tcW w:type="dxa" w:w="1247"/>
+          </w:tcPr>
+          <w:p>
+            <w:pPr>
+              <w:spacing w:before="40" w:after="40"/>
+              <w:jc w:val="center"/>
+            </w:pPr>
+            <w:r/>
+            <w:r>
+              <w:rPr>
+                <w:rFonts w:ascii="標楷體" w:hAnsi="標楷體" w:eastAsia="標楷體"/>
+                <w:b w:val="0"/>
+                <w:sz w:val="24"/>
+              </w:rPr>
+            </w:r>
+          </w:p>
+        </w:tc>
+      </w:tr>
+      <w:tr>
+        <w:tc>
+          <w:tcPr>
+            <w:tcW w:type="dxa" w:w="907"/>
+          </w:tcPr>
+          <w:p>
+            <w:pPr>
+              <w:spacing w:before="40" w:after="40"/>
+              <w:jc w:val="center"/>
+            </w:pPr>
+            <w:r/>
+            <w:r>
+              <w:rPr>
+                <w:rFonts w:ascii="標楷體" w:hAnsi="標楷體" w:eastAsia="標楷體"/>
+                <w:b w:val="0"/>
+                <w:sz w:val="22"/>
+              </w:rPr>
+              <w:t>9</w:t>
+            </w:r>
+          </w:p>
+        </w:tc>
+        <w:tc>
+          <w:tcPr>
+            <w:tcW w:type="dxa" w:w="6236"/>
+          </w:tcPr>
+          <w:p>
+            <w:pPr>
+              <w:spacing w:before="40" w:after="40"/>
+              <w:jc w:val="left"/>
+            </w:pPr>
+            <w:r/>
+            <w:r>
+              <w:rPr>
+                <w:rFonts w:ascii="標楷體" w:hAnsi="標楷體" w:eastAsia="標楷體"/>
+                <w:b w:val="0"/>
+                <w:sz w:val="22"/>
+              </w:rPr>
+              <w:t>承上，管理者於文件變更歷程查詢應查得到文件 P 之發布紀錄，核准者為審核者甲。</w:t>
+            </w:r>
+          </w:p>
+        </w:tc>
+        <w:tc>
+          <w:tcPr>
+            <w:tcW w:type="dxa" w:w="1247"/>
+          </w:tcPr>
+          <w:p>
+            <w:pPr>
+              <w:spacing w:before="40" w:after="40"/>
+              <w:jc w:val="center"/>
+            </w:pPr>
+            <w:r/>
+            <w:r>
+              <w:rPr>
+                <w:rFonts w:ascii="標楷體" w:hAnsi="標楷體" w:eastAsia="標楷體"/>
+                <w:b w:val="0"/>
+                <w:sz w:val="24"/>
+              </w:rPr>
+            </w:r>
+          </w:p>
+        </w:tc>
+        <w:tc>
+          <w:tcPr>
+            <w:tcW w:type="dxa" w:w="1247"/>
+          </w:tcPr>
+          <w:p>
+            <w:pPr>
+              <w:spacing w:before="40" w:after="40"/>
+              <w:jc w:val="center"/>
+            </w:pPr>
+            <w:r/>
+            <w:r>
+              <w:rPr>
+                <w:rFonts w:ascii="標楷體" w:hAnsi="標楷體" w:eastAsia="標楷體"/>
+                <w:b w:val="0"/>
+                <w:sz w:val="24"/>
+              </w:rPr>
+            </w:r>
+          </w:p>
+        </w:tc>
+      </w:tr>
+      <w:tr>
+        <w:tc>
+          <w:tcPr>
+            <w:tcW w:type="dxa" w:w="907"/>
+          </w:tcPr>
+          <w:p>
+            <w:pPr>
+              <w:spacing w:before="40" w:after="40"/>
+              <w:jc w:val="center"/>
+            </w:pPr>
+            <w:r/>
+            <w:r>
+              <w:rPr>
+                <w:rFonts w:ascii="標楷體" w:hAnsi="標楷體" w:eastAsia="標楷體"/>
+                <w:b w:val="0"/>
+                <w:sz w:val="22"/>
+              </w:rPr>
+              <w:t>10</w:t>
+            </w:r>
+          </w:p>
+        </w:tc>
+        <w:tc>
+          <w:tcPr>
+            <w:tcW w:type="dxa" w:w="6236"/>
+          </w:tcPr>
+          <w:p>
+            <w:pPr>
+              <w:spacing w:before="40" w:after="40"/>
+              <w:jc w:val="left"/>
+            </w:pPr>
+            <w:r/>
+            <w:r>
+              <w:rPr>
+                <w:rFonts w:ascii="標楷體" w:hAnsi="標楷體" w:eastAsia="標楷體"/>
+                <w:b w:val="0"/>
+                <w:sz w:val="22"/>
+              </w:rPr>
+              <w:t>承上，閱覽者甲應收到文件 P 之發布通知且於文件庫查得到文件 P；閱覽者乙應收不到通知、亦查不到文件 P。</w:t>
+            </w:r>
+          </w:p>
+        </w:tc>
+        <w:tc>
+          <w:tcPr>
+            <w:tcW w:type="dxa" w:w="1247"/>
+          </w:tcPr>
+          <w:p>
+            <w:pPr>
+              <w:spacing w:before="40" w:after="40"/>
+              <w:jc w:val="center"/>
+            </w:pPr>
+            <w:r/>
+            <w:r>
+              <w:rPr>
+                <w:rFonts w:ascii="標楷體" w:hAnsi="標楷體" w:eastAsia="標楷體"/>
+                <w:b w:val="0"/>
+                <w:sz w:val="24"/>
+              </w:rPr>
+            </w:r>
+          </w:p>
+        </w:tc>
+        <w:tc>
+          <w:tcPr>
+            <w:tcW w:type="dxa" w:w="1247"/>
+          </w:tcPr>
+          <w:p>
+            <w:pPr>
+              <w:spacing w:before="40" w:after="40"/>
+              <w:jc w:val="center"/>
+            </w:pPr>
+            <w:r/>
+            <w:r>
+              <w:rPr>
+                <w:rFonts w:ascii="標楷體" w:hAnsi="標楷體" w:eastAsia="標楷體"/>
+                <w:b w:val="0"/>
+                <w:sz w:val="24"/>
+              </w:rPr>
+            </w:r>
+          </w:p>
+        </w:tc>
+      </w:tr>
+      <w:tr>
+        <w:tc>
+          <w:tcPr>
+            <w:tcW w:type="dxa" w:w="907"/>
+          </w:tcPr>
+          <w:p>
+            <w:pPr>
+              <w:spacing w:before="40" w:after="40"/>
+              <w:jc w:val="center"/>
+            </w:pPr>
+            <w:r/>
+            <w:r>
+              <w:rPr>
+                <w:rFonts w:ascii="標楷體" w:hAnsi="標楷體" w:eastAsia="標楷體"/>
+                <w:b w:val="0"/>
+                <w:sz w:val="22"/>
+              </w:rPr>
+              <w:t>11</w:t>
+            </w:r>
+          </w:p>
+        </w:tc>
+        <w:tc>
+          <w:tcPr>
+            <w:tcW w:type="dxa" w:w="6236"/>
+          </w:tcPr>
+          <w:p>
+            <w:pPr>
+              <w:spacing w:before="40" w:after="40"/>
+              <w:jc w:val="left"/>
+            </w:pPr>
+            <w:r/>
+            <w:r>
+              <w:rPr>
+                <w:rFonts w:ascii="標楷體" w:hAnsi="標楷體" w:eastAsia="標楷體"/>
+                <w:b w:val="0"/>
+                <w:sz w:val="22"/>
+              </w:rPr>
+              <w:t>核准文件 R 之新版本前，文件庫應仍為原發布版；核准後文件庫之發布日期更新為新版本，文件詳細頁之版本歷程中原版本標示為「已被取代」。</w:t>
+            </w:r>
+          </w:p>
+        </w:tc>
+        <w:tc>
+          <w:tcPr>
+            <w:tcW w:type="dxa" w:w="1247"/>
+          </w:tcPr>
+          <w:p>
+            <w:pPr>
+              <w:spacing w:before="40" w:after="40"/>
+              <w:jc w:val="center"/>
+            </w:pPr>
+            <w:r/>
+            <w:r>
+              <w:rPr>
+                <w:rFonts w:ascii="標楷體" w:hAnsi="標楷體" w:eastAsia="標楷體"/>
+                <w:b w:val="0"/>
+                <w:sz w:val="24"/>
+              </w:rPr>
+            </w:r>
+          </w:p>
+        </w:tc>
+        <w:tc>
+          <w:tcPr>
+            <w:tcW w:type="dxa" w:w="1247"/>
+          </w:tcPr>
+          <w:p>
+            <w:pPr>
+              <w:spacing w:before="40" w:after="40"/>
+              <w:jc w:val="center"/>
+            </w:pPr>
+            <w:r/>
+            <w:r>
+              <w:rPr>
+                <w:rFonts w:ascii="標楷體" w:hAnsi="標楷體" w:eastAsia="標楷體"/>
+                <w:b w:val="0"/>
+                <w:sz w:val="24"/>
+              </w:rPr>
+            </w:r>
+          </w:p>
+        </w:tc>
+      </w:tr>
+      <w:tr>
+        <w:tc>
+          <w:tcPr>
+            <w:tcW w:type="dxa" w:w="907"/>
+          </w:tcPr>
+          <w:p>
+            <w:pPr>
+              <w:spacing w:before="40" w:after="40"/>
+              <w:jc w:val="center"/>
+            </w:pPr>
+            <w:r/>
+            <w:r>
+              <w:rPr>
+                <w:rFonts w:ascii="標楷體" w:hAnsi="標楷體" w:eastAsia="標楷體"/>
+                <w:b w:val="0"/>
+                <w:sz w:val="22"/>
+              </w:rPr>
+              <w:t>12</w:t>
+            </w:r>
+          </w:p>
+        </w:tc>
+        <w:tc>
+          <w:tcPr>
+            <w:tcW w:type="dxa" w:w="6236"/>
+          </w:tcPr>
+          <w:p>
+            <w:pPr>
+              <w:spacing w:before="40" w:after="40"/>
+              <w:jc w:val="left"/>
+            </w:pPr>
+            <w:r/>
+            <w:r>
+              <w:rPr>
+                <w:rFonts w:ascii="標楷體" w:hAnsi="標楷體" w:eastAsia="標楷體"/>
+                <w:b w:val="0"/>
+                <w:sz w:val="22"/>
+              </w:rPr>
+              <w:t>對文件 T 按「核准並廢止」並「確認廢止」，文件 T 應自文件庫下架，編輯者甲收到通知，且不寄出文件發布通知；文件變更歷程查詢應留有其廢止紀錄。</w:t>
+            </w:r>
+          </w:p>
+        </w:tc>
+        <w:tc>
+          <w:tcPr>
+            <w:tcW w:type="dxa" w:w="1247"/>
+          </w:tcPr>
+          <w:p>
+            <w:pPr>
+              <w:spacing w:before="40" w:after="40"/>
+              <w:jc w:val="center"/>
+            </w:pPr>
+            <w:r/>
+            <w:r>
+              <w:rPr>
+                <w:rFonts w:ascii="標楷體" w:hAnsi="標楷體" w:eastAsia="標楷體"/>
+                <w:b w:val="0"/>
+                <w:sz w:val="24"/>
+              </w:rPr>
+            </w:r>
+          </w:p>
+        </w:tc>
+        <w:tc>
+          <w:tcPr>
+            <w:tcW w:type="dxa" w:w="1247"/>
+          </w:tcPr>
+          <w:p>
+            <w:pPr>
+              <w:spacing w:before="40" w:after="40"/>
+              <w:jc w:val="center"/>
+            </w:pPr>
+            <w:r/>
+            <w:r>
+              <w:rPr>
+                <w:rFonts w:ascii="標楷體" w:hAnsi="標楷體" w:eastAsia="標楷體"/>
+                <w:b w:val="0"/>
+                <w:sz w:val="24"/>
+              </w:rPr>
+            </w:r>
+          </w:p>
+        </w:tc>
+      </w:tr>
+      <w:tr>
+        <w:tc>
+          <w:tcPr>
+            <w:tcW w:type="dxa" w:w="907"/>
+          </w:tcPr>
+          <w:p>
+            <w:pPr>
+              <w:spacing w:before="40" w:after="40"/>
+              <w:jc w:val="center"/>
+            </w:pPr>
+            <w:r/>
+            <w:r>
+              <w:rPr>
+                <w:rFonts w:ascii="標楷體" w:hAnsi="標楷體" w:eastAsia="標楷體"/>
+                <w:b w:val="0"/>
+                <w:sz w:val="22"/>
+              </w:rPr>
+              <w:t>13</w:t>
+            </w:r>
+          </w:p>
+        </w:tc>
+        <w:tc>
+          <w:tcPr>
+            <w:tcW w:type="dxa" w:w="6236"/>
+          </w:tcPr>
+          <w:p>
+            <w:pPr>
+              <w:spacing w:before="40" w:after="40"/>
+              <w:jc w:val="left"/>
+            </w:pPr>
+            <w:r/>
+            <w:r>
+              <w:rPr>
+                <w:rFonts w:ascii="標楷體" w:hAnsi="標楷體" w:eastAsia="標楷體"/>
+                <w:b w:val="0"/>
+                <w:sz w:val="22"/>
+              </w:rPr>
+              <w:t>對文件 Q 按「退回」，填寫退回原因後按「確認退回」，該項目應標示為已退回並移至「已完成」，文件 Q 回到編輯者甲個人專區之草稿，編輯者甲收到退回通知。</w:t>
+            </w:r>
+          </w:p>
+        </w:tc>
+        <w:tc>
+          <w:tcPr>
+            <w:tcW w:type="dxa" w:w="1247"/>
+          </w:tcPr>
+          <w:p>
+            <w:pPr>
+              <w:spacing w:before="40" w:after="40"/>
+              <w:jc w:val="center"/>
+            </w:pPr>
+            <w:r/>
+            <w:r>
+              <w:rPr>
+                <w:rFonts w:ascii="標楷體" w:hAnsi="標楷體" w:eastAsia="標楷體"/>
+                <w:b w:val="0"/>
+                <w:sz w:val="24"/>
+              </w:rPr>
+            </w:r>
+          </w:p>
+        </w:tc>
+        <w:tc>
+          <w:tcPr>
+            <w:tcW w:type="dxa" w:w="1247"/>
+          </w:tcPr>
+          <w:p>
+            <w:pPr>
+              <w:spacing w:before="40" w:after="40"/>
+              <w:jc w:val="center"/>
+            </w:pPr>
+            <w:r/>
+            <w:r>
+              <w:rPr>
+                <w:rFonts w:ascii="標楷體" w:hAnsi="標楷體" w:eastAsia="標楷體"/>
+                <w:b w:val="0"/>
+                <w:sz w:val="24"/>
+              </w:rPr>
+            </w:r>
+          </w:p>
+        </w:tc>
+      </w:tr>
+      <w:tr>
+        <w:tc>
+          <w:tcPr>
+            <w:tcW w:type="dxa" w:w="907"/>
+          </w:tcPr>
+          <w:p>
+            <w:pPr>
+              <w:spacing w:before="40" w:after="40"/>
+              <w:jc w:val="center"/>
+            </w:pPr>
+            <w:r/>
+            <w:r>
+              <w:rPr>
+                <w:rFonts w:ascii="標楷體" w:hAnsi="標楷體" w:eastAsia="標楷體"/>
+                <w:b w:val="0"/>
+                <w:sz w:val="22"/>
+              </w:rPr>
+              <w:t>14</w:t>
+            </w:r>
+          </w:p>
+        </w:tc>
+        <w:tc>
+          <w:tcPr>
+            <w:tcW w:type="dxa" w:w="6236"/>
+          </w:tcPr>
+          <w:p>
+            <w:pPr>
+              <w:spacing w:before="40" w:after="40"/>
+              <w:jc w:val="left"/>
+            </w:pPr>
+            <w:r/>
+            <w:r>
+              <w:rPr>
+                <w:rFonts w:ascii="標楷體" w:hAnsi="標楷體" w:eastAsia="標楷體"/>
+                <w:b w:val="0"/>
+                <w:sz w:val="22"/>
+              </w:rPr>
+              <w:t>退回文件 S 之新版本後，文件庫中文件 S 應仍為原發布版，新版本回到編輯者甲之草稿。</w:t>
+            </w:r>
+          </w:p>
+        </w:tc>
+        <w:tc>
+          <w:tcPr>
+            <w:tcW w:type="dxa" w:w="1247"/>
+          </w:tcPr>
+          <w:p>
+            <w:pPr>
+              <w:spacing w:before="40" w:after="40"/>
+              <w:jc w:val="center"/>
+            </w:pPr>
+            <w:r/>
+            <w:r>
+              <w:rPr>
+                <w:rFonts w:ascii="標楷體" w:hAnsi="標楷體" w:eastAsia="標楷體"/>
+                <w:b w:val="0"/>
+                <w:sz w:val="24"/>
+              </w:rPr>
+            </w:r>
+          </w:p>
+        </w:tc>
+        <w:tc>
+          <w:tcPr>
+            <w:tcW w:type="dxa" w:w="1247"/>
+          </w:tcPr>
+          <w:p>
+            <w:pPr>
+              <w:spacing w:before="40" w:after="40"/>
+              <w:jc w:val="center"/>
+            </w:pPr>
+            <w:r/>
+            <w:r>
+              <w:rPr>
+                <w:rFonts w:ascii="標楷體" w:hAnsi="標楷體" w:eastAsia="標楷體"/>
+                <w:b w:val="0"/>
+                <w:sz w:val="24"/>
+              </w:rPr>
+            </w:r>
+          </w:p>
+        </w:tc>
+      </w:tr>
+      <w:tr>
+        <w:tc>
+          <w:tcPr>
+            <w:tcW w:type="dxa" w:w="907"/>
+          </w:tcPr>
+          <w:p>
+            <w:pPr>
+              <w:spacing w:before="40" w:after="40"/>
+              <w:jc w:val="center"/>
+            </w:pPr>
+            <w:r/>
+            <w:r>
+              <w:rPr>
+                <w:rFonts w:ascii="標楷體" w:hAnsi="標楷體" w:eastAsia="標楷體"/>
+                <w:b w:val="0"/>
+                <w:sz w:val="22"/>
+              </w:rPr>
+              <w:t>15</w:t>
+            </w:r>
+          </w:p>
+        </w:tc>
+        <w:tc>
+          <w:tcPr>
+            <w:tcW w:type="dxa" w:w="6236"/>
+          </w:tcPr>
+          <w:p>
+            <w:pPr>
+              <w:spacing w:before="40" w:after="40"/>
+              <w:jc w:val="left"/>
+            </w:pPr>
+            <w:r/>
+            <w:r>
+              <w:rPr>
+                <w:rFonts w:ascii="標楷體" w:hAnsi="標楷體" w:eastAsia="標楷體"/>
+                <w:b w:val="0"/>
+                <w:sz w:val="22"/>
+              </w:rPr>
+              <w:t>退回文件 U 之廢止申請後，文件 U 應仍為已發布並照常列於文件庫。</w:t>
+            </w:r>
+          </w:p>
+        </w:tc>
+        <w:tc>
+          <w:tcPr>
+            <w:tcW w:type="dxa" w:w="1247"/>
+          </w:tcPr>
+          <w:p>
+            <w:pPr>
+              <w:spacing w:before="40" w:after="40"/>
+              <w:jc w:val="center"/>
+            </w:pPr>
+            <w:r/>
+            <w:r>
+              <w:rPr>
+                <w:rFonts w:ascii="標楷體" w:hAnsi="標楷體" w:eastAsia="標楷體"/>
+                <w:b w:val="0"/>
+                <w:sz w:val="24"/>
+              </w:rPr>
+            </w:r>
+          </w:p>
+        </w:tc>
+        <w:tc>
+          <w:tcPr>
+            <w:tcW w:type="dxa" w:w="1247"/>
+          </w:tcPr>
+          <w:p>
+            <w:pPr>
+              <w:spacing w:before="40" w:after="40"/>
+              <w:jc w:val="center"/>
+            </w:pPr>
+            <w:r/>
+            <w:r>
+              <w:rPr>
+                <w:rFonts w:ascii="標楷體" w:hAnsi="標楷體" w:eastAsia="標楷體"/>
+                <w:b w:val="0"/>
+                <w:sz w:val="24"/>
+              </w:rPr>
+            </w:r>
+          </w:p>
+        </w:tc>
+      </w:tr>
+      <w:tr>
+        <w:tc>
+          <w:tcPr>
+            <w:tcW w:type="dxa" w:w="907"/>
+          </w:tcPr>
+          <w:p>
+            <w:pPr>
+              <w:spacing w:before="40" w:after="40"/>
+              <w:jc w:val="center"/>
+            </w:pPr>
+            <w:r/>
+            <w:r>
+              <w:rPr>
+                <w:rFonts w:ascii="標楷體" w:hAnsi="標楷體" w:eastAsia="標楷體"/>
+                <w:b w:val="0"/>
+                <w:sz w:val="22"/>
+              </w:rPr>
+              <w:t>16</w:t>
+            </w:r>
+          </w:p>
+        </w:tc>
+        <w:tc>
+          <w:tcPr>
+            <w:tcW w:type="dxa" w:w="6236"/>
+          </w:tcPr>
+          <w:p>
+            <w:pPr>
+              <w:spacing w:before="40" w:after="40"/>
+              <w:jc w:val="left"/>
+            </w:pPr>
+            <w:r/>
+            <w:r>
+              <w:rPr>
+                <w:rFonts w:ascii="標楷體" w:hAnsi="標楷體" w:eastAsia="標楷體"/>
+                <w:b w:val="0"/>
+                <w:sz w:val="22"/>
+              </w:rPr>
+              <w:t>切換至「已完成」，應列出本人核准與退回之項目及其結果；於「搜尋文件名稱」輸入文件 P 名稱之一段應篩出該筆，且項目上無核准或退回之操作。</w:t>
+            </w:r>
+          </w:p>
+        </w:tc>
+        <w:tc>
+          <w:tcPr>
+            <w:tcW w:type="dxa" w:w="1247"/>
+          </w:tcPr>
+          <w:p>
+            <w:pPr>
+              <w:spacing w:before="40" w:after="40"/>
+              <w:jc w:val="center"/>
+            </w:pPr>
+            <w:r/>
+            <w:r>
+              <w:rPr>
+                <w:rFonts w:ascii="標楷體" w:hAnsi="標楷體" w:eastAsia="標楷體"/>
+                <w:b w:val="0"/>
+                <w:sz w:val="24"/>
+              </w:rPr>
+            </w:r>
+          </w:p>
+        </w:tc>
+        <w:tc>
+          <w:tcPr>
+            <w:tcW w:type="dxa" w:w="1247"/>
+          </w:tcPr>
+          <w:p>
+            <w:pPr>
+              <w:spacing w:before="40" w:after="40"/>
+              <w:jc w:val="center"/>
+            </w:pPr>
+            <w:r/>
+            <w:r>
+              <w:rPr>
+                <w:rFonts w:ascii="標楷體" w:hAnsi="標楷體" w:eastAsia="標楷體"/>
+                <w:b w:val="0"/>
+                <w:sz w:val="24"/>
+              </w:rPr>
+            </w:r>
+          </w:p>
+        </w:tc>
+      </w:tr>
+      <w:tr>
+        <w:tc>
+          <w:tcPr>
+            <w:tcW w:type="dxa" w:w="907"/>
+          </w:tcPr>
+          <w:p>
+            <w:pPr>
+              <w:spacing w:before="40" w:after="40"/>
+              <w:jc w:val="center"/>
+            </w:pPr>
+            <w:r/>
+            <w:r>
+              <w:rPr>
+                <w:rFonts w:ascii="標楷體" w:hAnsi="標楷體" w:eastAsia="標楷體"/>
+                <w:b w:val="0"/>
+                <w:sz w:val="22"/>
+              </w:rPr>
+              <w:t>17</w:t>
+            </w:r>
+          </w:p>
+        </w:tc>
+        <w:tc>
+          <w:tcPr>
+            <w:tcW w:type="dxa" w:w="6236"/>
+          </w:tcPr>
+          <w:p>
+            <w:pPr>
+              <w:spacing w:before="40" w:after="40"/>
+              <w:jc w:val="left"/>
+            </w:pPr>
+            <w:r/>
+            <w:r>
+              <w:rPr>
+                <w:rFonts w:ascii="標楷體" w:hAnsi="標楷體" w:eastAsia="標楷體"/>
+                <w:b w:val="0"/>
+                <w:sz w:val="22"/>
+              </w:rPr>
+              <w:t>審核者甲開啟某送審之簽核明細後，編輯者甲於另一分頁撤回該送審，審核者甲再按「核准並發布」應被擋下並提示已被撰寫者撤回，該項目自清單移除。</w:t>
+            </w:r>
+          </w:p>
+        </w:tc>
+        <w:tc>
+          <w:tcPr>
+            <w:tcW w:type="dxa" w:w="1247"/>
+          </w:tcPr>
+          <w:p>
+            <w:pPr>
+              <w:spacing w:before="40" w:after="40"/>
+              <w:jc w:val="center"/>
+            </w:pPr>
+            <w:r/>
+            <w:r>
+              <w:rPr>
+                <w:rFonts w:ascii="標楷體" w:hAnsi="標楷體" w:eastAsia="標楷體"/>
+                <w:b w:val="0"/>
+                <w:sz w:val="24"/>
+              </w:rPr>
+            </w:r>
+          </w:p>
+        </w:tc>
+        <w:tc>
+          <w:tcPr>
+            <w:tcW w:type="dxa" w:w="1247"/>
+          </w:tcPr>
+          <w:p>
+            <w:pPr>
+              <w:spacing w:before="40" w:after="40"/>
+              <w:jc w:val="center"/>
+            </w:pPr>
+            <w:r/>
+            <w:r>
+              <w:rPr>
+                <w:rFonts w:ascii="標楷體" w:hAnsi="標楷體" w:eastAsia="標楷體"/>
+                <w:b w:val="0"/>
+                <w:sz w:val="24"/>
+              </w:rPr>
+            </w:r>
+          </w:p>
+        </w:tc>
+      </w:tr>
+      <w:tr>
+        <w:tc>
+          <w:tcPr>
+            <w:tcW w:type="dxa" w:w="907"/>
+          </w:tcPr>
+          <w:p>
+            <w:pPr>
+              <w:spacing w:before="40" w:after="40"/>
+              <w:jc w:val="center"/>
+            </w:pPr>
+            <w:r/>
+            <w:r>
+              <w:rPr>
+                <w:rFonts w:ascii="標楷體" w:hAnsi="標楷體" w:eastAsia="標楷體"/>
+                <w:b w:val="0"/>
+                <w:sz w:val="22"/>
+              </w:rPr>
+              <w:t>18</w:t>
+            </w:r>
+          </w:p>
+        </w:tc>
+        <w:tc>
+          <w:tcPr>
+            <w:tcW w:type="dxa" w:w="6236"/>
+          </w:tcPr>
+          <w:p>
+            <w:pPr>
+              <w:spacing w:before="40" w:after="40"/>
+              <w:jc w:val="left"/>
+            </w:pPr>
+            <w:r/>
+            <w:r>
+              <w:rPr>
+                <w:rFonts w:ascii="標楷體" w:hAnsi="標楷體" w:eastAsia="標楷體"/>
+                <w:b w:val="0"/>
+                <w:sz w:val="22"/>
+              </w:rPr>
+              <w:t>兩份同作業項目之手冊送審中，核准其中一份後再核准另一份，應被擋下並提示該作業項目已有已發布手冊（未擋下將出現兩份手冊，依作業項目查詢結果不再唯一）。</w:t>
             </w:r>
           </w:p>
         </w:tc>

--- a/docs/manuals/測試報告/DM-文件管理模組.docx
+++ b/docs/manuals/測試報告/DM-文件管理模組.docx
@@ -226,7 +226,7 @@
           </w:tcPr>
           <w:p>
             <w:r>
-              <w:t>2026/10/05</w:t>
+              <w:t>2026/10/07</w:t>
             </w:r>
           </w:p>
         </w:tc>
@@ -384,7 +384,7 @@
               <w:jc w:val="center"/>
             </w:pPr>
             <w:r>
-              <w:t>2026/10/05</w:t>
+              <w:t>2026/10/07</w:t>
             </w:r>
           </w:p>
         </w:tc>
@@ -4302,6 +4302,1398 @@
                 <w:sz w:val="22"/>
               </w:rPr>
               <w:t>兩份同作業項目之手冊送審中，核准其中一份後再核准另一份，應被擋下並提示該作業項目已有已發布手冊（未擋下將出現兩份手冊，依作業項目查詢結果不再唯一）。</w:t>
+            </w:r>
+          </w:p>
+        </w:tc>
+        <w:tc>
+          <w:tcPr>
+            <w:tcW w:type="dxa" w:w="1247"/>
+          </w:tcPr>
+          <w:p>
+            <w:pPr>
+              <w:spacing w:before="40" w:after="40"/>
+              <w:jc w:val="center"/>
+            </w:pPr>
+            <w:r/>
+            <w:r>
+              <w:rPr>
+                <w:rFonts w:ascii="標楷體" w:hAnsi="標楷體" w:eastAsia="標楷體"/>
+                <w:b w:val="0"/>
+                <w:sz w:val="24"/>
+              </w:rPr>
+            </w:r>
+          </w:p>
+        </w:tc>
+        <w:tc>
+          <w:tcPr>
+            <w:tcW w:type="dxa" w:w="1247"/>
+          </w:tcPr>
+          <w:p>
+            <w:pPr>
+              <w:spacing w:before="40" w:after="40"/>
+              <w:jc w:val="center"/>
+            </w:pPr>
+            <w:r/>
+            <w:r>
+              <w:rPr>
+                <w:rFonts w:ascii="標楷體" w:hAnsi="標楷體" w:eastAsia="標楷體"/>
+                <w:b w:val="0"/>
+                <w:sz w:val="24"/>
+              </w:rPr>
+            </w:r>
+          </w:p>
+        </w:tc>
+      </w:tr>
+    </w:tbl>
+    <w:p>
+      <w:pPr>
+        <w:pStyle w:val="1"/>
+        <w:pageBreakBefore/>
+      </w:pPr>
+      <w:r>
+        <w:t>DM03 已廢止文件查詢</w:t>
+      </w:r>
+    </w:p>
+    <w:tbl>
+      <w:tblPr>
+        <w:tblStyle w:val="aff2"/>
+        <w:tblW w:type="auto" w:w="0"/>
+        <w:jc w:val="center"/>
+        <w:tblLayout w:type="fixed"/>
+        <w:tblLook w:firstColumn="1" w:firstRow="1" w:lastColumn="0" w:lastRow="0" w:noHBand="0" w:noVBand="1" w:val="04A0"/>
+      </w:tblPr>
+      <w:tblGrid>
+        <w:gridCol w:w="2340"/>
+        <w:gridCol w:w="2340"/>
+        <w:gridCol w:w="2340"/>
+        <w:gridCol w:w="2340"/>
+      </w:tblGrid>
+      <w:tr>
+        <w:tc>
+          <w:tcPr>
+            <w:tcW w:type="dxa" w:w="9638"/>
+            <w:gridSpan w:val="4"/>
+          </w:tcPr>
+          <w:p>
+            <w:pPr>
+              <w:spacing w:before="40" w:after="40"/>
+              <w:jc w:val="center"/>
+            </w:pPr>
+            <w:r/>
+            <w:r>
+              <w:rPr>
+                <w:rFonts w:ascii="標楷體" w:hAnsi="標楷體" w:eastAsia="標楷體"/>
+                <w:b/>
+                <w:sz w:val="32"/>
+                <w:spacing w:val="80"/>
+              </w:rPr>
+              <w:t>國防醫學大學三軍總醫院測試報告</w:t>
+            </w:r>
+          </w:p>
+        </w:tc>
+      </w:tr>
+      <w:tr>
+        <w:tc>
+          <w:tcPr>
+            <w:tcW w:type="dxa" w:w="1474"/>
+          </w:tcPr>
+          <w:p>
+            <w:pPr>
+              <w:spacing w:before="40" w:after="40"/>
+              <w:jc w:val="center"/>
+            </w:pPr>
+            <w:r/>
+            <w:r>
+              <w:rPr>
+                <w:rFonts w:ascii="標楷體" w:hAnsi="標楷體" w:eastAsia="標楷體"/>
+                <w:b w:val="0"/>
+                <w:sz w:val="24"/>
+              </w:rPr>
+              <w:t>購案名稱</w:t>
+            </w:r>
+          </w:p>
+        </w:tc>
+        <w:tc>
+          <w:tcPr>
+            <w:tcW w:type="dxa" w:w="3628"/>
+          </w:tcPr>
+          <w:p>
+            <w:pPr>
+              <w:spacing w:before="40" w:after="40"/>
+              <w:jc w:val="center"/>
+            </w:pPr>
+            <w:r/>
+            <w:r>
+              <w:rPr>
+                <w:rFonts w:ascii="標楷體" w:hAnsi="標楷體" w:eastAsia="標楷體"/>
+                <w:b w:val="0"/>
+                <w:sz w:val="24"/>
+              </w:rPr>
+              <w:t>國軍醫院設立捐血站裝備整備案</w:t>
+            </w:r>
+          </w:p>
+        </w:tc>
+        <w:tc>
+          <w:tcPr>
+            <w:tcW w:type="dxa" w:w="1928"/>
+          </w:tcPr>
+          <w:p>
+            <w:pPr>
+              <w:spacing w:before="40" w:after="40"/>
+              <w:jc w:val="center"/>
+            </w:pPr>
+            <w:r/>
+            <w:r>
+              <w:rPr>
+                <w:rFonts w:ascii="標楷體" w:hAnsi="標楷體" w:eastAsia="標楷體"/>
+                <w:b w:val="0"/>
+                <w:sz w:val="24"/>
+              </w:rPr>
+              <w:t>單位主管用印</w:t>
+            </w:r>
+          </w:p>
+        </w:tc>
+        <w:tc>
+          <w:tcPr>
+            <w:tcW w:type="dxa" w:w="2608"/>
+          </w:tcPr>
+          <w:p>
+            <w:pPr>
+              <w:spacing w:before="40" w:after="40"/>
+              <w:jc w:val="center"/>
+            </w:pPr>
+            <w:r/>
+            <w:r>
+              <w:rPr>
+                <w:rFonts w:ascii="標楷體" w:hAnsi="標楷體" w:eastAsia="標楷體"/>
+                <w:b w:val="0"/>
+                <w:sz w:val="24"/>
+              </w:rPr>
+            </w:r>
+          </w:p>
+        </w:tc>
+      </w:tr>
+      <w:tr>
+        <w:tc>
+          <w:tcPr>
+            <w:tcW w:type="dxa" w:w="1474"/>
+          </w:tcPr>
+          <w:p>
+            <w:pPr>
+              <w:spacing w:before="40" w:after="40"/>
+              <w:jc w:val="center"/>
+            </w:pPr>
+            <w:r/>
+            <w:r>
+              <w:rPr>
+                <w:rFonts w:ascii="標楷體" w:hAnsi="標楷體" w:eastAsia="標楷體"/>
+                <w:b w:val="0"/>
+                <w:sz w:val="24"/>
+              </w:rPr>
+              <w:t>測試單位</w:t>
+            </w:r>
+          </w:p>
+        </w:tc>
+        <w:tc>
+          <w:tcPr>
+            <w:tcW w:type="dxa" w:w="3628"/>
+          </w:tcPr>
+          <w:p>
+            <w:pPr>
+              <w:spacing w:before="40" w:after="40"/>
+              <w:jc w:val="center"/>
+            </w:pPr>
+            <w:r/>
+            <w:r>
+              <w:rPr>
+                <w:rFonts w:ascii="標楷體" w:hAnsi="標楷體" w:eastAsia="標楷體"/>
+                <w:b w:val="0"/>
+                <w:sz w:val="24"/>
+              </w:rPr>
+            </w:r>
+          </w:p>
+        </w:tc>
+        <w:tc>
+          <w:tcPr>
+            <w:tcW w:type="dxa" w:w="1928"/>
+          </w:tcPr>
+          <w:p>
+            <w:pPr>
+              <w:spacing w:before="40" w:after="40"/>
+              <w:jc w:val="center"/>
+            </w:pPr>
+            <w:r/>
+            <w:r>
+              <w:rPr>
+                <w:rFonts w:ascii="標楷體" w:hAnsi="標楷體" w:eastAsia="標楷體"/>
+                <w:b w:val="0"/>
+                <w:sz w:val="24"/>
+              </w:rPr>
+              <w:t>測試人員</w:t>
+            </w:r>
+          </w:p>
+        </w:tc>
+        <w:tc>
+          <w:tcPr>
+            <w:tcW w:type="dxa" w:w="2608"/>
+          </w:tcPr>
+          <w:p>
+            <w:pPr>
+              <w:spacing w:before="40" w:after="40"/>
+              <w:jc w:val="center"/>
+            </w:pPr>
+            <w:r/>
+            <w:r>
+              <w:rPr>
+                <w:rFonts w:ascii="標楷體" w:hAnsi="標楷體" w:eastAsia="標楷體"/>
+                <w:b w:val="0"/>
+                <w:sz w:val="24"/>
+              </w:rPr>
+            </w:r>
+          </w:p>
+        </w:tc>
+      </w:tr>
+      <w:tr>
+        <w:tc>
+          <w:tcPr>
+            <w:tcW w:type="dxa" w:w="1474"/>
+          </w:tcPr>
+          <w:p>
+            <w:pPr>
+              <w:spacing w:before="40" w:after="40"/>
+              <w:jc w:val="center"/>
+            </w:pPr>
+            <w:r/>
+            <w:r>
+              <w:rPr>
+                <w:rFonts w:ascii="標楷體" w:hAnsi="標楷體" w:eastAsia="標楷體"/>
+                <w:b w:val="0"/>
+                <w:sz w:val="24"/>
+              </w:rPr>
+              <w:t>測試日期</w:t>
+            </w:r>
+          </w:p>
+        </w:tc>
+        <w:tc>
+          <w:tcPr>
+            <w:tcW w:type="dxa" w:w="3628"/>
+          </w:tcPr>
+          <w:p>
+            <w:pPr>
+              <w:spacing w:before="40" w:after="40"/>
+              <w:jc w:val="center"/>
+            </w:pPr>
+            <w:r/>
+            <w:r>
+              <w:rPr>
+                <w:rFonts w:ascii="標楷體" w:hAnsi="標楷體" w:eastAsia="標楷體"/>
+                <w:b w:val="0"/>
+                <w:sz w:val="24"/>
+              </w:rPr>
+            </w:r>
+          </w:p>
+        </w:tc>
+        <w:tc>
+          <w:tcPr>
+            <w:tcW w:type="dxa" w:w="1928"/>
+          </w:tcPr>
+          <w:p>
+            <w:pPr>
+              <w:spacing w:before="40" w:after="40"/>
+              <w:jc w:val="center"/>
+            </w:pPr>
+            <w:r/>
+            <w:r>
+              <w:rPr>
+                <w:rFonts w:ascii="標楷體" w:hAnsi="標楷體" w:eastAsia="標楷體"/>
+                <w:b w:val="0"/>
+                <w:sz w:val="24"/>
+              </w:rPr>
+              <w:t>測試完畢日期</w:t>
+            </w:r>
+          </w:p>
+        </w:tc>
+        <w:tc>
+          <w:tcPr>
+            <w:tcW w:type="dxa" w:w="2608"/>
+          </w:tcPr>
+          <w:p>
+            <w:pPr>
+              <w:spacing w:before="40" w:after="40"/>
+              <w:jc w:val="center"/>
+            </w:pPr>
+            <w:r/>
+            <w:r>
+              <w:rPr>
+                <w:rFonts w:ascii="標楷體" w:hAnsi="標楷體" w:eastAsia="標楷體"/>
+                <w:b w:val="0"/>
+                <w:sz w:val="24"/>
+              </w:rPr>
+            </w:r>
+          </w:p>
+        </w:tc>
+      </w:tr>
+    </w:tbl>
+    <w:p/>
+    <w:tbl>
+      <w:tblPr>
+        <w:tblStyle w:val="aff2"/>
+        <w:tblW w:type="auto" w:w="0"/>
+        <w:jc w:val="center"/>
+        <w:tblLayout w:type="fixed"/>
+        <w:tblLook w:firstColumn="1" w:firstRow="1" w:lastColumn="0" w:lastRow="0" w:noHBand="0" w:noVBand="1" w:val="04A0"/>
+      </w:tblPr>
+      <w:tblGrid>
+        <w:gridCol w:w="2340"/>
+        <w:gridCol w:w="2340"/>
+        <w:gridCol w:w="2340"/>
+        <w:gridCol w:w="2340"/>
+      </w:tblGrid>
+      <w:tr>
+        <w:trPr>
+          <w:tblHeader w:val="true"/>
+        </w:trPr>
+        <w:tc>
+          <w:tcPr>
+            <w:tcW w:type="dxa" w:w="907"/>
+            <w:vMerge w:val="restart"/>
+          </w:tcPr>
+          <w:p>
+            <w:pPr>
+              <w:spacing w:before="40" w:after="40"/>
+              <w:jc w:val="center"/>
+            </w:pPr>
+            <w:r/>
+            <w:r>
+              <w:rPr>
+                <w:rFonts w:ascii="標楷體" w:hAnsi="標楷體" w:eastAsia="標楷體"/>
+                <w:b w:val="0"/>
+                <w:sz w:val="24"/>
+              </w:rPr>
+              <w:t>項次</w:t>
+            </w:r>
+          </w:p>
+        </w:tc>
+        <w:tc>
+          <w:tcPr>
+            <w:tcW w:type="dxa" w:w="6236"/>
+            <w:vMerge w:val="restart"/>
+          </w:tcPr>
+          <w:p>
+            <w:pPr>
+              <w:spacing w:before="40" w:after="40"/>
+              <w:jc w:val="center"/>
+            </w:pPr>
+            <w:r/>
+            <w:r>
+              <w:rPr>
+                <w:rFonts w:ascii="標楷體" w:hAnsi="標楷體" w:eastAsia="標楷體"/>
+                <w:b w:val="0"/>
+                <w:sz w:val="24"/>
+              </w:rPr>
+              <w:t>測試內容</w:t>
+            </w:r>
+          </w:p>
+        </w:tc>
+        <w:tc>
+          <w:tcPr>
+            <w:tcW w:type="dxa" w:w="2494"/>
+            <w:gridSpan w:val="2"/>
+          </w:tcPr>
+          <w:p>
+            <w:pPr>
+              <w:spacing w:before="40" w:after="40"/>
+              <w:jc w:val="center"/>
+            </w:pPr>
+            <w:r/>
+            <w:r>
+              <w:rPr>
+                <w:rFonts w:ascii="標楷體" w:hAnsi="標楷體" w:eastAsia="標楷體"/>
+                <w:b w:val="0"/>
+                <w:sz w:val="24"/>
+              </w:rPr>
+              <w:t>測試人員勾選</w:t>
+            </w:r>
+          </w:p>
+        </w:tc>
+      </w:tr>
+      <w:tr>
+        <w:trPr>
+          <w:tblHeader w:val="true"/>
+        </w:trPr>
+        <w:tc>
+          <w:tcPr>
+            <w:tcW w:type="dxa" w:w="907"/>
+            <w:vMerge/>
+          </w:tcPr>
+          <w:p/>
+        </w:tc>
+        <w:tc>
+          <w:tcPr>
+            <w:tcW w:type="dxa" w:w="6236"/>
+            <w:vMerge/>
+          </w:tcPr>
+          <w:p/>
+        </w:tc>
+        <w:tc>
+          <w:tcPr>
+            <w:tcW w:type="dxa" w:w="1247"/>
+          </w:tcPr>
+          <w:p>
+            <w:pPr>
+              <w:spacing w:before="40" w:after="40"/>
+              <w:jc w:val="center"/>
+            </w:pPr>
+            <w:r/>
+            <w:r>
+              <w:rPr>
+                <w:rFonts w:ascii="標楷體" w:hAnsi="標楷體" w:eastAsia="標楷體"/>
+                <w:b w:val="0"/>
+                <w:sz w:val="24"/>
+              </w:rPr>
+              <w:t>合格</w:t>
+            </w:r>
+          </w:p>
+        </w:tc>
+        <w:tc>
+          <w:tcPr>
+            <w:tcW w:type="dxa" w:w="1247"/>
+          </w:tcPr>
+          <w:p>
+            <w:pPr>
+              <w:spacing w:before="40" w:after="40"/>
+              <w:jc w:val="center"/>
+            </w:pPr>
+            <w:r/>
+            <w:r>
+              <w:rPr>
+                <w:rFonts w:ascii="標楷體" w:hAnsi="標楷體" w:eastAsia="標楷體"/>
+                <w:b w:val="0"/>
+                <w:sz w:val="24"/>
+              </w:rPr>
+              <w:t>不合格</w:t>
+            </w:r>
+          </w:p>
+        </w:tc>
+      </w:tr>
+      <w:tr>
+        <w:tc>
+          <w:tcPr>
+            <w:tcW w:type="dxa" w:w="907"/>
+          </w:tcPr>
+          <w:p>
+            <w:pPr>
+              <w:spacing w:before="40" w:after="40"/>
+              <w:jc w:val="center"/>
+            </w:pPr>
+            <w:r/>
+            <w:r>
+              <w:rPr>
+                <w:rFonts w:ascii="標楷體" w:hAnsi="標楷體" w:eastAsia="標楷體"/>
+                <w:b w:val="0"/>
+                <w:sz w:val="22"/>
+              </w:rPr>
+              <w:t>1</w:t>
+            </w:r>
+          </w:p>
+        </w:tc>
+        <w:tc>
+          <w:tcPr>
+            <w:tcW w:type="dxa" w:w="6236"/>
+          </w:tcPr>
+          <w:p>
+            <w:pPr>
+              <w:spacing w:before="40" w:after="40"/>
+              <w:jc w:val="left"/>
+            </w:pPr>
+            <w:r/>
+            <w:r>
+              <w:rPr>
+                <w:rFonts w:ascii="標楷體" w:hAnsi="標楷體" w:eastAsia="標楷體"/>
+                <w:b w:val="0"/>
+                <w:sz w:val="22"/>
+              </w:rPr>
+              <w:t>以管理者進入已廢止文件查詢、不設任何條件，應列出全部已廢止文件；已發布中的文件不應出現。</w:t>
+            </w:r>
+          </w:p>
+        </w:tc>
+        <w:tc>
+          <w:tcPr>
+            <w:tcW w:type="dxa" w:w="1247"/>
+          </w:tcPr>
+          <w:p>
+            <w:pPr>
+              <w:spacing w:before="40" w:after="40"/>
+              <w:jc w:val="center"/>
+            </w:pPr>
+            <w:r/>
+            <w:r>
+              <w:rPr>
+                <w:rFonts w:ascii="標楷體" w:hAnsi="標楷體" w:eastAsia="標楷體"/>
+                <w:b w:val="0"/>
+                <w:sz w:val="24"/>
+              </w:rPr>
+            </w:r>
+          </w:p>
+        </w:tc>
+        <w:tc>
+          <w:tcPr>
+            <w:tcW w:type="dxa" w:w="1247"/>
+          </w:tcPr>
+          <w:p>
+            <w:pPr>
+              <w:spacing w:before="40" w:after="40"/>
+              <w:jc w:val="center"/>
+            </w:pPr>
+            <w:r/>
+            <w:r>
+              <w:rPr>
+                <w:rFonts w:ascii="標楷體" w:hAnsi="標楷體" w:eastAsia="標楷體"/>
+                <w:b w:val="0"/>
+                <w:sz w:val="24"/>
+              </w:rPr>
+            </w:r>
+          </w:p>
+        </w:tc>
+      </w:tr>
+      <w:tr>
+        <w:tc>
+          <w:tcPr>
+            <w:tcW w:type="dxa" w:w="907"/>
+          </w:tcPr>
+          <w:p>
+            <w:pPr>
+              <w:spacing w:before="40" w:after="40"/>
+              <w:jc w:val="center"/>
+            </w:pPr>
+            <w:r/>
+            <w:r>
+              <w:rPr>
+                <w:rFonts w:ascii="標楷體" w:hAnsi="標楷體" w:eastAsia="標楷體"/>
+                <w:b w:val="0"/>
+                <w:sz w:val="22"/>
+              </w:rPr>
+              <w:t>2</w:t>
+            </w:r>
+          </w:p>
+        </w:tc>
+        <w:tc>
+          <w:tcPr>
+            <w:tcW w:type="dxa" w:w="6236"/>
+          </w:tcPr>
+          <w:p>
+            <w:pPr>
+              <w:spacing w:before="40" w:after="40"/>
+              <w:jc w:val="left"/>
+            </w:pPr>
+            <w:r/>
+            <w:r>
+              <w:rPr>
+                <w:rFonts w:ascii="標楷體" w:hAnsi="標楷體" w:eastAsia="標楷體"/>
+                <w:b w:val="0"/>
+                <w:sz w:val="22"/>
+              </w:rPr>
+              <w:t>於「關鍵字（文件名 / 廢止原因）」輸入僅出現在文件 V 廢止原因中的詞，不按任何按鈕，清單應自動篩出文件 V。</w:t>
+            </w:r>
+          </w:p>
+        </w:tc>
+        <w:tc>
+          <w:tcPr>
+            <w:tcW w:type="dxa" w:w="1247"/>
+          </w:tcPr>
+          <w:p>
+            <w:pPr>
+              <w:spacing w:before="40" w:after="40"/>
+              <w:jc w:val="center"/>
+            </w:pPr>
+            <w:r/>
+            <w:r>
+              <w:rPr>
+                <w:rFonts w:ascii="標楷體" w:hAnsi="標楷體" w:eastAsia="標楷體"/>
+                <w:b w:val="0"/>
+                <w:sz w:val="24"/>
+              </w:rPr>
+            </w:r>
+          </w:p>
+        </w:tc>
+        <w:tc>
+          <w:tcPr>
+            <w:tcW w:type="dxa" w:w="1247"/>
+          </w:tcPr>
+          <w:p>
+            <w:pPr>
+              <w:spacing w:before="40" w:after="40"/>
+              <w:jc w:val="center"/>
+            </w:pPr>
+            <w:r/>
+            <w:r>
+              <w:rPr>
+                <w:rFonts w:ascii="標楷體" w:hAnsi="標楷體" w:eastAsia="標楷體"/>
+                <w:b w:val="0"/>
+                <w:sz w:val="24"/>
+              </w:rPr>
+            </w:r>
+          </w:p>
+        </w:tc>
+      </w:tr>
+      <w:tr>
+        <w:tc>
+          <w:tcPr>
+            <w:tcW w:type="dxa" w:w="907"/>
+          </w:tcPr>
+          <w:p>
+            <w:pPr>
+              <w:spacing w:before="40" w:after="40"/>
+              <w:jc w:val="center"/>
+            </w:pPr>
+            <w:r/>
+            <w:r>
+              <w:rPr>
+                <w:rFonts w:ascii="標楷體" w:hAnsi="標楷體" w:eastAsia="標楷體"/>
+                <w:b w:val="0"/>
+                <w:sz w:val="22"/>
+              </w:rPr>
+              <w:t>3</w:t>
+            </w:r>
+          </w:p>
+        </w:tc>
+        <w:tc>
+          <w:tcPr>
+            <w:tcW w:type="dxa" w:w="6236"/>
+          </w:tcPr>
+          <w:p>
+            <w:pPr>
+              <w:spacing w:before="40" w:after="40"/>
+              <w:jc w:val="left"/>
+            </w:pPr>
+            <w:r/>
+            <w:r>
+              <w:rPr>
+                <w:rFonts w:ascii="標楷體" w:hAnsi="標楷體" w:eastAsia="標楷體"/>
+                <w:b w:val="0"/>
+                <w:sz w:val="22"/>
+              </w:rPr>
+              <w:t>於「關鍵字（文件名 / 廢止原因）」輸入文件 W 名稱的一段文字，清單應列出文件 W。</w:t>
+            </w:r>
+          </w:p>
+        </w:tc>
+        <w:tc>
+          <w:tcPr>
+            <w:tcW w:type="dxa" w:w="1247"/>
+          </w:tcPr>
+          <w:p>
+            <w:pPr>
+              <w:spacing w:before="40" w:after="40"/>
+              <w:jc w:val="center"/>
+            </w:pPr>
+            <w:r/>
+            <w:r>
+              <w:rPr>
+                <w:rFonts w:ascii="標楷體" w:hAnsi="標楷體" w:eastAsia="標楷體"/>
+                <w:b w:val="0"/>
+                <w:sz w:val="24"/>
+              </w:rPr>
+            </w:r>
+          </w:p>
+        </w:tc>
+        <w:tc>
+          <w:tcPr>
+            <w:tcW w:type="dxa" w:w="1247"/>
+          </w:tcPr>
+          <w:p>
+            <w:pPr>
+              <w:spacing w:before="40" w:after="40"/>
+              <w:jc w:val="center"/>
+            </w:pPr>
+            <w:r/>
+            <w:r>
+              <w:rPr>
+                <w:rFonts w:ascii="標楷體" w:hAnsi="標楷體" w:eastAsia="標楷體"/>
+                <w:b w:val="0"/>
+                <w:sz w:val="24"/>
+              </w:rPr>
+            </w:r>
+          </w:p>
+        </w:tc>
+      </w:tr>
+      <w:tr>
+        <w:tc>
+          <w:tcPr>
+            <w:tcW w:type="dxa" w:w="907"/>
+          </w:tcPr>
+          <w:p>
+            <w:pPr>
+              <w:spacing w:before="40" w:after="40"/>
+              <w:jc w:val="center"/>
+            </w:pPr>
+            <w:r/>
+            <w:r>
+              <w:rPr>
+                <w:rFonts w:ascii="標楷體" w:hAnsi="標楷體" w:eastAsia="標楷體"/>
+                <w:b w:val="0"/>
+                <w:sz w:val="22"/>
+              </w:rPr>
+              <w:t>4</w:t>
+            </w:r>
+          </w:p>
+        </w:tc>
+        <w:tc>
+          <w:tcPr>
+            <w:tcW w:type="dxa" w:w="6236"/>
+          </w:tcPr>
+          <w:p>
+            <w:pPr>
+              <w:spacing w:before="40" w:after="40"/>
+              <w:jc w:val="left"/>
+            </w:pPr>
+            <w:r/>
+            <w:r>
+              <w:rPr>
+                <w:rFonts w:ascii="標楷體" w:hAnsi="標楷體" w:eastAsia="標楷體"/>
+                <w:b w:val="0"/>
+                <w:sz w:val="22"/>
+              </w:rPr>
+              <w:t>於「分類」選「其他」，清單應只列出文件 W 等該分類之已廢止文件。</w:t>
+            </w:r>
+          </w:p>
+        </w:tc>
+        <w:tc>
+          <w:tcPr>
+            <w:tcW w:type="dxa" w:w="1247"/>
+          </w:tcPr>
+          <w:p>
+            <w:pPr>
+              <w:spacing w:before="40" w:after="40"/>
+              <w:jc w:val="center"/>
+            </w:pPr>
+            <w:r/>
+            <w:r>
+              <w:rPr>
+                <w:rFonts w:ascii="標楷體" w:hAnsi="標楷體" w:eastAsia="標楷體"/>
+                <w:b w:val="0"/>
+                <w:sz w:val="24"/>
+              </w:rPr>
+            </w:r>
+          </w:p>
+        </w:tc>
+        <w:tc>
+          <w:tcPr>
+            <w:tcW w:type="dxa" w:w="1247"/>
+          </w:tcPr>
+          <w:p>
+            <w:pPr>
+              <w:spacing w:before="40" w:after="40"/>
+              <w:jc w:val="center"/>
+            </w:pPr>
+            <w:r/>
+            <w:r>
+              <w:rPr>
+                <w:rFonts w:ascii="標楷體" w:hAnsi="標楷體" w:eastAsia="標楷體"/>
+                <w:b w:val="0"/>
+                <w:sz w:val="24"/>
+              </w:rPr>
+            </w:r>
+          </w:p>
+        </w:tc>
+      </w:tr>
+      <w:tr>
+        <w:tc>
+          <w:tcPr>
+            <w:tcW w:type="dxa" w:w="907"/>
+          </w:tcPr>
+          <w:p>
+            <w:pPr>
+              <w:spacing w:before="40" w:after="40"/>
+              <w:jc w:val="center"/>
+            </w:pPr>
+            <w:r/>
+            <w:r>
+              <w:rPr>
+                <w:rFonts w:ascii="標楷體" w:hAnsi="標楷體" w:eastAsia="標楷體"/>
+                <w:b w:val="0"/>
+                <w:sz w:val="22"/>
+              </w:rPr>
+              <w:t>5</w:t>
+            </w:r>
+          </w:p>
+        </w:tc>
+        <w:tc>
+          <w:tcPr>
+            <w:tcW w:type="dxa" w:w="6236"/>
+          </w:tcPr>
+          <w:p>
+            <w:pPr>
+              <w:spacing w:before="40" w:after="40"/>
+              <w:jc w:val="left"/>
+            </w:pPr>
+            <w:r/>
+            <w:r>
+              <w:rPr>
+                <w:rFonts w:ascii="標楷體" w:hAnsi="標楷體" w:eastAsia="標楷體"/>
+                <w:b w:val="0"/>
+                <w:sz w:val="22"/>
+              </w:rPr>
+              <w:t>將「廢止日期 起」與「廢止日期 迄」設為文件 V 核准廢止的同一天，清單應只列出文件 V。</w:t>
+            </w:r>
+          </w:p>
+        </w:tc>
+        <w:tc>
+          <w:tcPr>
+            <w:tcW w:type="dxa" w:w="1247"/>
+          </w:tcPr>
+          <w:p>
+            <w:pPr>
+              <w:spacing w:before="40" w:after="40"/>
+              <w:jc w:val="center"/>
+            </w:pPr>
+            <w:r/>
+            <w:r>
+              <w:rPr>
+                <w:rFonts w:ascii="標楷體" w:hAnsi="標楷體" w:eastAsia="標楷體"/>
+                <w:b w:val="0"/>
+                <w:sz w:val="24"/>
+              </w:rPr>
+            </w:r>
+          </w:p>
+        </w:tc>
+        <w:tc>
+          <w:tcPr>
+            <w:tcW w:type="dxa" w:w="1247"/>
+          </w:tcPr>
+          <w:p>
+            <w:pPr>
+              <w:spacing w:before="40" w:after="40"/>
+              <w:jc w:val="center"/>
+            </w:pPr>
+            <w:r/>
+            <w:r>
+              <w:rPr>
+                <w:rFonts w:ascii="標楷體" w:hAnsi="標楷體" w:eastAsia="標楷體"/>
+                <w:b w:val="0"/>
+                <w:sz w:val="24"/>
+              </w:rPr>
+            </w:r>
+          </w:p>
+        </w:tc>
+      </w:tr>
+      <w:tr>
+        <w:tc>
+          <w:tcPr>
+            <w:tcW w:type="dxa" w:w="907"/>
+          </w:tcPr>
+          <w:p>
+            <w:pPr>
+              <w:spacing w:before="40" w:after="40"/>
+              <w:jc w:val="center"/>
+            </w:pPr>
+            <w:r/>
+            <w:r>
+              <w:rPr>
+                <w:rFonts w:ascii="標楷體" w:hAnsi="標楷體" w:eastAsia="標楷體"/>
+                <w:b w:val="0"/>
+                <w:sz w:val="22"/>
+              </w:rPr>
+              <w:t>6</w:t>
+            </w:r>
+          </w:p>
+        </w:tc>
+        <w:tc>
+          <w:tcPr>
+            <w:tcW w:type="dxa" w:w="6236"/>
+          </w:tcPr>
+          <w:p>
+            <w:pPr>
+              <w:spacing w:before="40" w:after="40"/>
+              <w:jc w:val="left"/>
+            </w:pPr>
+            <w:r/>
+            <w:r>
+              <w:rPr>
+                <w:rFonts w:ascii="標楷體" w:hAnsi="標楷體" w:eastAsia="標楷體"/>
+                <w:b w:val="0"/>
+                <w:sz w:val="22"/>
+              </w:rPr>
+              <w:t>查看文件 W 該列，「原作者」應為上傳末版的編輯者乙，文件名稱下方應標示版本 v1.1。</w:t>
+            </w:r>
+          </w:p>
+        </w:tc>
+        <w:tc>
+          <w:tcPr>
+            <w:tcW w:type="dxa" w:w="1247"/>
+          </w:tcPr>
+          <w:p>
+            <w:pPr>
+              <w:spacing w:before="40" w:after="40"/>
+              <w:jc w:val="center"/>
+            </w:pPr>
+            <w:r/>
+            <w:r>
+              <w:rPr>
+                <w:rFonts w:ascii="標楷體" w:hAnsi="標楷體" w:eastAsia="標楷體"/>
+                <w:b w:val="0"/>
+                <w:sz w:val="24"/>
+              </w:rPr>
+            </w:r>
+          </w:p>
+        </w:tc>
+        <w:tc>
+          <w:tcPr>
+            <w:tcW w:type="dxa" w:w="1247"/>
+          </w:tcPr>
+          <w:p>
+            <w:pPr>
+              <w:spacing w:before="40" w:after="40"/>
+              <w:jc w:val="center"/>
+            </w:pPr>
+            <w:r/>
+            <w:r>
+              <w:rPr>
+                <w:rFonts w:ascii="標楷體" w:hAnsi="標楷體" w:eastAsia="標楷體"/>
+                <w:b w:val="0"/>
+                <w:sz w:val="24"/>
+              </w:rPr>
+            </w:r>
+          </w:p>
+        </w:tc>
+      </w:tr>
+      <w:tr>
+        <w:tc>
+          <w:tcPr>
+            <w:tcW w:type="dxa" w:w="907"/>
+          </w:tcPr>
+          <w:p>
+            <w:pPr>
+              <w:spacing w:before="40" w:after="40"/>
+              <w:jc w:val="center"/>
+            </w:pPr>
+            <w:r/>
+            <w:r>
+              <w:rPr>
+                <w:rFonts w:ascii="標楷體" w:hAnsi="標楷體" w:eastAsia="標楷體"/>
+                <w:b w:val="0"/>
+                <w:sz w:val="22"/>
+              </w:rPr>
+              <w:t>7</w:t>
+            </w:r>
+          </w:p>
+        </w:tc>
+        <w:tc>
+          <w:tcPr>
+            <w:tcW w:type="dxa" w:w="6236"/>
+          </w:tcPr>
+          <w:p>
+            <w:pPr>
+              <w:spacing w:before="40" w:after="40"/>
+              <w:jc w:val="left"/>
+            </w:pPr>
+            <w:r/>
+            <w:r>
+              <w:rPr>
+                <w:rFonts w:ascii="標楷體" w:hAnsi="標楷體" w:eastAsia="標楷體"/>
+                <w:b w:val="0"/>
+                <w:sz w:val="22"/>
+              </w:rPr>
+              <w:t>點文件 V 之列，應進入唯讀頁面，上方紅色提示列顯示廢止時間、申請人、核准者與廢止原因，頁面上無編輯新版本、廢止等操作按鈕。</w:t>
+            </w:r>
+          </w:p>
+        </w:tc>
+        <w:tc>
+          <w:tcPr>
+            <w:tcW w:type="dxa" w:w="1247"/>
+          </w:tcPr>
+          <w:p>
+            <w:pPr>
+              <w:spacing w:before="40" w:after="40"/>
+              <w:jc w:val="center"/>
+            </w:pPr>
+            <w:r/>
+            <w:r>
+              <w:rPr>
+                <w:rFonts w:ascii="標楷體" w:hAnsi="標楷體" w:eastAsia="標楷體"/>
+                <w:b w:val="0"/>
+                <w:sz w:val="24"/>
+              </w:rPr>
+            </w:r>
+          </w:p>
+        </w:tc>
+        <w:tc>
+          <w:tcPr>
+            <w:tcW w:type="dxa" w:w="1247"/>
+          </w:tcPr>
+          <w:p>
+            <w:pPr>
+              <w:spacing w:before="40" w:after="40"/>
+              <w:jc w:val="center"/>
+            </w:pPr>
+            <w:r/>
+            <w:r>
+              <w:rPr>
+                <w:rFonts w:ascii="標楷體" w:hAnsi="標楷體" w:eastAsia="標楷體"/>
+                <w:b w:val="0"/>
+                <w:sz w:val="24"/>
+              </w:rPr>
+            </w:r>
+          </w:p>
+        </w:tc>
+      </w:tr>
+      <w:tr>
+        <w:tc>
+          <w:tcPr>
+            <w:tcW w:type="dxa" w:w="907"/>
+          </w:tcPr>
+          <w:p>
+            <w:pPr>
+              <w:spacing w:before="40" w:after="40"/>
+              <w:jc w:val="center"/>
+            </w:pPr>
+            <w:r/>
+            <w:r>
+              <w:rPr>
+                <w:rFonts w:ascii="標楷體" w:hAnsi="標楷體" w:eastAsia="標楷體"/>
+                <w:b w:val="0"/>
+                <w:sz w:val="22"/>
+              </w:rPr>
+              <w:t>8</w:t>
+            </w:r>
+          </w:p>
+        </w:tc>
+        <w:tc>
+          <w:tcPr>
+            <w:tcW w:type="dxa" w:w="6236"/>
+          </w:tcPr>
+          <w:p>
+            <w:pPr>
+              <w:spacing w:before="40" w:after="40"/>
+              <w:jc w:val="left"/>
+            </w:pPr>
+            <w:r/>
+            <w:r>
+              <w:rPr>
+                <w:rFonts w:ascii="標楷體" w:hAnsi="標楷體" w:eastAsia="標楷體"/>
+                <w:b w:val="0"/>
+                <w:sz w:val="22"/>
+              </w:rPr>
+              <w:t>承上，按「下載廢止附件」應取得申請廢止時附上的檔案。</w:t>
+            </w:r>
+          </w:p>
+        </w:tc>
+        <w:tc>
+          <w:tcPr>
+            <w:tcW w:type="dxa" w:w="1247"/>
+          </w:tcPr>
+          <w:p>
+            <w:pPr>
+              <w:spacing w:before="40" w:after="40"/>
+              <w:jc w:val="center"/>
+            </w:pPr>
+            <w:r/>
+            <w:r>
+              <w:rPr>
+                <w:rFonts w:ascii="標楷體" w:hAnsi="標楷體" w:eastAsia="標楷體"/>
+                <w:b w:val="0"/>
+                <w:sz w:val="24"/>
+              </w:rPr>
+            </w:r>
+          </w:p>
+        </w:tc>
+        <w:tc>
+          <w:tcPr>
+            <w:tcW w:type="dxa" w:w="1247"/>
+          </w:tcPr>
+          <w:p>
+            <w:pPr>
+              <w:spacing w:before="40" w:after="40"/>
+              <w:jc w:val="center"/>
+            </w:pPr>
+            <w:r/>
+            <w:r>
+              <w:rPr>
+                <w:rFonts w:ascii="標楷體" w:hAnsi="標楷體" w:eastAsia="標楷體"/>
+                <w:b w:val="0"/>
+                <w:sz w:val="24"/>
+              </w:rPr>
+            </w:r>
+          </w:p>
+        </w:tc>
+      </w:tr>
+      <w:tr>
+        <w:tc>
+          <w:tcPr>
+            <w:tcW w:type="dxa" w:w="907"/>
+          </w:tcPr>
+          <w:p>
+            <w:pPr>
+              <w:spacing w:before="40" w:after="40"/>
+              <w:jc w:val="center"/>
+            </w:pPr>
+            <w:r/>
+            <w:r>
+              <w:rPr>
+                <w:rFonts w:ascii="標楷體" w:hAnsi="標楷體" w:eastAsia="標楷體"/>
+                <w:b w:val="0"/>
+                <w:sz w:val="22"/>
+              </w:rPr>
+              <w:t>9</w:t>
+            </w:r>
+          </w:p>
+        </w:tc>
+        <w:tc>
+          <w:tcPr>
+            <w:tcW w:type="dxa" w:w="6236"/>
+          </w:tcPr>
+          <w:p>
+            <w:pPr>
+              <w:spacing w:before="40" w:after="40"/>
+              <w:jc w:val="left"/>
+            </w:pPr>
+            <w:r/>
+            <w:r>
+              <w:rPr>
+                <w:rFonts w:ascii="標楷體" w:hAnsi="標楷體" w:eastAsia="標楷體"/>
+                <w:b w:val="0"/>
+                <w:sz w:val="22"/>
+              </w:rPr>
+              <w:t>承上，版本歷程應自動展開，各版本可按「預覽」檢視，PDF 版本不提供下載；按標題左側的返回箭頭應回到查詢清單。</w:t>
+            </w:r>
+          </w:p>
+        </w:tc>
+        <w:tc>
+          <w:tcPr>
+            <w:tcW w:type="dxa" w:w="1247"/>
+          </w:tcPr>
+          <w:p>
+            <w:pPr>
+              <w:spacing w:before="40" w:after="40"/>
+              <w:jc w:val="center"/>
+            </w:pPr>
+            <w:r/>
+            <w:r>
+              <w:rPr>
+                <w:rFonts w:ascii="標楷體" w:hAnsi="標楷體" w:eastAsia="標楷體"/>
+                <w:b w:val="0"/>
+                <w:sz w:val="24"/>
+              </w:rPr>
+            </w:r>
+          </w:p>
+        </w:tc>
+        <w:tc>
+          <w:tcPr>
+            <w:tcW w:type="dxa" w:w="1247"/>
+          </w:tcPr>
+          <w:p>
+            <w:pPr>
+              <w:spacing w:before="40" w:after="40"/>
+              <w:jc w:val="center"/>
+            </w:pPr>
+            <w:r/>
+            <w:r>
+              <w:rPr>
+                <w:rFonts w:ascii="標楷體" w:hAnsi="標楷體" w:eastAsia="標楷體"/>
+                <w:b w:val="0"/>
+                <w:sz w:val="24"/>
+              </w:rPr>
+            </w:r>
+          </w:p>
+        </w:tc>
+      </w:tr>
+      <w:tr>
+        <w:tc>
+          <w:tcPr>
+            <w:tcW w:type="dxa" w:w="907"/>
+          </w:tcPr>
+          <w:p>
+            <w:pPr>
+              <w:spacing w:before="40" w:after="40"/>
+              <w:jc w:val="center"/>
+            </w:pPr>
+            <w:r/>
+            <w:r>
+              <w:rPr>
+                <w:rFonts w:ascii="標楷體" w:hAnsi="標楷體" w:eastAsia="標楷體"/>
+                <w:b w:val="0"/>
+                <w:sz w:val="22"/>
+              </w:rPr>
+              <w:t>10</w:t>
+            </w:r>
+          </w:p>
+        </w:tc>
+        <w:tc>
+          <w:tcPr>
+            <w:tcW w:type="dxa" w:w="6236"/>
+          </w:tcPr>
+          <w:p>
+            <w:pPr>
+              <w:spacing w:before="40" w:after="40"/>
+              <w:jc w:val="left"/>
+            </w:pPr>
+            <w:r/>
+            <w:r>
+              <w:rPr>
+                <w:rFonts w:ascii="標楷體" w:hAnsi="標楷體" w:eastAsia="標楷體"/>
+                <w:b w:val="0"/>
+                <w:sz w:val="22"/>
+              </w:rPr>
+              <w:t>進入文件 W 的唯讀頁面，Word 檔的 v1.1 應提供「下載」，可取得原檔。</w:t>
+            </w:r>
+          </w:p>
+        </w:tc>
+        <w:tc>
+          <w:tcPr>
+            <w:tcW w:type="dxa" w:w="1247"/>
+          </w:tcPr>
+          <w:p>
+            <w:pPr>
+              <w:spacing w:before="40" w:after="40"/>
+              <w:jc w:val="center"/>
+            </w:pPr>
+            <w:r/>
+            <w:r>
+              <w:rPr>
+                <w:rFonts w:ascii="標楷體" w:hAnsi="標楷體" w:eastAsia="標楷體"/>
+                <w:b w:val="0"/>
+                <w:sz w:val="24"/>
+              </w:rPr>
+            </w:r>
+          </w:p>
+        </w:tc>
+        <w:tc>
+          <w:tcPr>
+            <w:tcW w:type="dxa" w:w="1247"/>
+          </w:tcPr>
+          <w:p>
+            <w:pPr>
+              <w:spacing w:before="40" w:after="40"/>
+              <w:jc w:val="center"/>
+            </w:pPr>
+            <w:r/>
+            <w:r>
+              <w:rPr>
+                <w:rFonts w:ascii="標楷體" w:hAnsi="標楷體" w:eastAsia="標楷體"/>
+                <w:b w:val="0"/>
+                <w:sz w:val="24"/>
+              </w:rPr>
+            </w:r>
+          </w:p>
+        </w:tc>
+      </w:tr>
+      <w:tr>
+        <w:tc>
+          <w:tcPr>
+            <w:tcW w:type="dxa" w:w="907"/>
+          </w:tcPr>
+          <w:p>
+            <w:pPr>
+              <w:spacing w:before="40" w:after="40"/>
+              <w:jc w:val="center"/>
+            </w:pPr>
+            <w:r/>
+            <w:r>
+              <w:rPr>
+                <w:rFonts w:ascii="標楷體" w:hAnsi="標楷體" w:eastAsia="標楷體"/>
+                <w:b w:val="0"/>
+                <w:sz w:val="22"/>
+              </w:rPr>
+              <w:t>11</w:t>
+            </w:r>
+          </w:p>
+        </w:tc>
+        <w:tc>
+          <w:tcPr>
+            <w:tcW w:type="dxa" w:w="6236"/>
+          </w:tcPr>
+          <w:p>
+            <w:pPr>
+              <w:spacing w:before="40" w:after="40"/>
+              <w:jc w:val="left"/>
+            </w:pPr>
+            <w:r/>
+            <w:r>
+              <w:rPr>
+                <w:rFonts w:ascii="標楷體" w:hAnsi="標楷體" w:eastAsia="標楷體"/>
+                <w:b w:val="0"/>
+                <w:sz w:val="22"/>
+              </w:rPr>
+              <w:t>按「匯出 CSV」，下載的檔案以 Excel 開啟中文正常，內容為目前查詢條件下的全部結果，廢止時間與畫面一致。</w:t>
+            </w:r>
+          </w:p>
+        </w:tc>
+        <w:tc>
+          <w:tcPr>
+            <w:tcW w:type="dxa" w:w="1247"/>
+          </w:tcPr>
+          <w:p>
+            <w:pPr>
+              <w:spacing w:before="40" w:after="40"/>
+              <w:jc w:val="center"/>
+            </w:pPr>
+            <w:r/>
+            <w:r>
+              <w:rPr>
+                <w:rFonts w:ascii="標楷體" w:hAnsi="標楷體" w:eastAsia="標楷體"/>
+                <w:b w:val="0"/>
+                <w:sz w:val="24"/>
+              </w:rPr>
+            </w:r>
+          </w:p>
+        </w:tc>
+        <w:tc>
+          <w:tcPr>
+            <w:tcW w:type="dxa" w:w="1247"/>
+          </w:tcPr>
+          <w:p>
+            <w:pPr>
+              <w:spacing w:before="40" w:after="40"/>
+              <w:jc w:val="center"/>
+            </w:pPr>
+            <w:r/>
+            <w:r>
+              <w:rPr>
+                <w:rFonts w:ascii="標楷體" w:hAnsi="標楷體" w:eastAsia="標楷體"/>
+                <w:b w:val="0"/>
+                <w:sz w:val="24"/>
+              </w:rPr>
+            </w:r>
+          </w:p>
+        </w:tc>
+      </w:tr>
+      <w:tr>
+        <w:tc>
+          <w:tcPr>
+            <w:tcW w:type="dxa" w:w="907"/>
+          </w:tcPr>
+          <w:p>
+            <w:pPr>
+              <w:spacing w:before="40" w:after="40"/>
+              <w:jc w:val="center"/>
+            </w:pPr>
+            <w:r/>
+            <w:r>
+              <w:rPr>
+                <w:rFonts w:ascii="標楷體" w:hAnsi="標楷體" w:eastAsia="標楷體"/>
+                <w:b w:val="0"/>
+                <w:sz w:val="22"/>
+              </w:rPr>
+              <w:t>12</w:t>
+            </w:r>
+          </w:p>
+        </w:tc>
+        <w:tc>
+          <w:tcPr>
+            <w:tcW w:type="dxa" w:w="6236"/>
+          </w:tcPr>
+          <w:p>
+            <w:pPr>
+              <w:spacing w:before="40" w:after="40"/>
+              <w:jc w:val="left"/>
+            </w:pPr>
+            <w:r/>
+            <w:r>
+              <w:rPr>
+                <w:rFonts w:ascii="標楷體" w:hAnsi="標楷體" w:eastAsia="標楷體"/>
+                <w:b w:val="0"/>
+                <w:sz w:val="22"/>
+              </w:rPr>
+              <w:t>文件 X 之廢止申請尚未核准時，不應出現於本作業；審核者核准後，文件 X 應出現於清單且自文件庫下架。</w:t>
             </w:r>
           </w:p>
         </w:tc>

--- a/docs/manuals/測試報告/DM-文件管理模組.docx
+++ b/docs/manuals/測試報告/DM-文件管理模組.docx
@@ -5694,6 +5694,1398 @@
                 <w:sz w:val="22"/>
               </w:rPr>
               <w:t>文件 X 之廢止申請尚未核准時，不應出現於本作業；審核者核准後，文件 X 應出現於清單且自文件庫下架。</w:t>
+            </w:r>
+          </w:p>
+        </w:tc>
+        <w:tc>
+          <w:tcPr>
+            <w:tcW w:type="dxa" w:w="1247"/>
+          </w:tcPr>
+          <w:p>
+            <w:pPr>
+              <w:spacing w:before="40" w:after="40"/>
+              <w:jc w:val="center"/>
+            </w:pPr>
+            <w:r/>
+            <w:r>
+              <w:rPr>
+                <w:rFonts w:ascii="標楷體" w:hAnsi="標楷體" w:eastAsia="標楷體"/>
+                <w:b w:val="0"/>
+                <w:sz w:val="24"/>
+              </w:rPr>
+            </w:r>
+          </w:p>
+        </w:tc>
+        <w:tc>
+          <w:tcPr>
+            <w:tcW w:type="dxa" w:w="1247"/>
+          </w:tcPr>
+          <w:p>
+            <w:pPr>
+              <w:spacing w:before="40" w:after="40"/>
+              <w:jc w:val="center"/>
+            </w:pPr>
+            <w:r/>
+            <w:r>
+              <w:rPr>
+                <w:rFonts w:ascii="標楷體" w:hAnsi="標楷體" w:eastAsia="標楷體"/>
+                <w:b w:val="0"/>
+                <w:sz w:val="24"/>
+              </w:rPr>
+            </w:r>
+          </w:p>
+        </w:tc>
+      </w:tr>
+    </w:tbl>
+    <w:p>
+      <w:pPr>
+        <w:pStyle w:val="1"/>
+        <w:pageBreakBefore/>
+      </w:pPr>
+      <w:r>
+        <w:t>DM04 個人專區</w:t>
+      </w:r>
+    </w:p>
+    <w:tbl>
+      <w:tblPr>
+        <w:tblStyle w:val="aff2"/>
+        <w:tblW w:type="auto" w:w="0"/>
+        <w:jc w:val="center"/>
+        <w:tblLayout w:type="fixed"/>
+        <w:tblLook w:firstColumn="1" w:firstRow="1" w:lastColumn="0" w:lastRow="0" w:noHBand="0" w:noVBand="1" w:val="04A0"/>
+      </w:tblPr>
+      <w:tblGrid>
+        <w:gridCol w:w="2340"/>
+        <w:gridCol w:w="2340"/>
+        <w:gridCol w:w="2340"/>
+        <w:gridCol w:w="2340"/>
+      </w:tblGrid>
+      <w:tr>
+        <w:tc>
+          <w:tcPr>
+            <w:tcW w:type="dxa" w:w="9638"/>
+            <w:gridSpan w:val="4"/>
+          </w:tcPr>
+          <w:p>
+            <w:pPr>
+              <w:spacing w:before="40" w:after="40"/>
+              <w:jc w:val="center"/>
+            </w:pPr>
+            <w:r/>
+            <w:r>
+              <w:rPr>
+                <w:rFonts w:ascii="標楷體" w:hAnsi="標楷體" w:eastAsia="標楷體"/>
+                <w:b/>
+                <w:sz w:val="32"/>
+                <w:spacing w:val="80"/>
+              </w:rPr>
+              <w:t>國防醫學大學三軍總醫院測試報告</w:t>
+            </w:r>
+          </w:p>
+        </w:tc>
+      </w:tr>
+      <w:tr>
+        <w:tc>
+          <w:tcPr>
+            <w:tcW w:type="dxa" w:w="1474"/>
+          </w:tcPr>
+          <w:p>
+            <w:pPr>
+              <w:spacing w:before="40" w:after="40"/>
+              <w:jc w:val="center"/>
+            </w:pPr>
+            <w:r/>
+            <w:r>
+              <w:rPr>
+                <w:rFonts w:ascii="標楷體" w:hAnsi="標楷體" w:eastAsia="標楷體"/>
+                <w:b w:val="0"/>
+                <w:sz w:val="24"/>
+              </w:rPr>
+              <w:t>購案名稱</w:t>
+            </w:r>
+          </w:p>
+        </w:tc>
+        <w:tc>
+          <w:tcPr>
+            <w:tcW w:type="dxa" w:w="3628"/>
+          </w:tcPr>
+          <w:p>
+            <w:pPr>
+              <w:spacing w:before="40" w:after="40"/>
+              <w:jc w:val="center"/>
+            </w:pPr>
+            <w:r/>
+            <w:r>
+              <w:rPr>
+                <w:rFonts w:ascii="標楷體" w:hAnsi="標楷體" w:eastAsia="標楷體"/>
+                <w:b w:val="0"/>
+                <w:sz w:val="24"/>
+              </w:rPr>
+              <w:t>國軍醫院設立捐血站裝備整備案</w:t>
+            </w:r>
+          </w:p>
+        </w:tc>
+        <w:tc>
+          <w:tcPr>
+            <w:tcW w:type="dxa" w:w="1928"/>
+          </w:tcPr>
+          <w:p>
+            <w:pPr>
+              <w:spacing w:before="40" w:after="40"/>
+              <w:jc w:val="center"/>
+            </w:pPr>
+            <w:r/>
+            <w:r>
+              <w:rPr>
+                <w:rFonts w:ascii="標楷體" w:hAnsi="標楷體" w:eastAsia="標楷體"/>
+                <w:b w:val="0"/>
+                <w:sz w:val="24"/>
+              </w:rPr>
+              <w:t>單位主管用印</w:t>
+            </w:r>
+          </w:p>
+        </w:tc>
+        <w:tc>
+          <w:tcPr>
+            <w:tcW w:type="dxa" w:w="2608"/>
+          </w:tcPr>
+          <w:p>
+            <w:pPr>
+              <w:spacing w:before="40" w:after="40"/>
+              <w:jc w:val="center"/>
+            </w:pPr>
+            <w:r/>
+            <w:r>
+              <w:rPr>
+                <w:rFonts w:ascii="標楷體" w:hAnsi="標楷體" w:eastAsia="標楷體"/>
+                <w:b w:val="0"/>
+                <w:sz w:val="24"/>
+              </w:rPr>
+            </w:r>
+          </w:p>
+        </w:tc>
+      </w:tr>
+      <w:tr>
+        <w:tc>
+          <w:tcPr>
+            <w:tcW w:type="dxa" w:w="1474"/>
+          </w:tcPr>
+          <w:p>
+            <w:pPr>
+              <w:spacing w:before="40" w:after="40"/>
+              <w:jc w:val="center"/>
+            </w:pPr>
+            <w:r/>
+            <w:r>
+              <w:rPr>
+                <w:rFonts w:ascii="標楷體" w:hAnsi="標楷體" w:eastAsia="標楷體"/>
+                <w:b w:val="0"/>
+                <w:sz w:val="24"/>
+              </w:rPr>
+              <w:t>測試單位</w:t>
+            </w:r>
+          </w:p>
+        </w:tc>
+        <w:tc>
+          <w:tcPr>
+            <w:tcW w:type="dxa" w:w="3628"/>
+          </w:tcPr>
+          <w:p>
+            <w:pPr>
+              <w:spacing w:before="40" w:after="40"/>
+              <w:jc w:val="center"/>
+            </w:pPr>
+            <w:r/>
+            <w:r>
+              <w:rPr>
+                <w:rFonts w:ascii="標楷體" w:hAnsi="標楷體" w:eastAsia="標楷體"/>
+                <w:b w:val="0"/>
+                <w:sz w:val="24"/>
+              </w:rPr>
+            </w:r>
+          </w:p>
+        </w:tc>
+        <w:tc>
+          <w:tcPr>
+            <w:tcW w:type="dxa" w:w="1928"/>
+          </w:tcPr>
+          <w:p>
+            <w:pPr>
+              <w:spacing w:before="40" w:after="40"/>
+              <w:jc w:val="center"/>
+            </w:pPr>
+            <w:r/>
+            <w:r>
+              <w:rPr>
+                <w:rFonts w:ascii="標楷體" w:hAnsi="標楷體" w:eastAsia="標楷體"/>
+                <w:b w:val="0"/>
+                <w:sz w:val="24"/>
+              </w:rPr>
+              <w:t>測試人員</w:t>
+            </w:r>
+          </w:p>
+        </w:tc>
+        <w:tc>
+          <w:tcPr>
+            <w:tcW w:type="dxa" w:w="2608"/>
+          </w:tcPr>
+          <w:p>
+            <w:pPr>
+              <w:spacing w:before="40" w:after="40"/>
+              <w:jc w:val="center"/>
+            </w:pPr>
+            <w:r/>
+            <w:r>
+              <w:rPr>
+                <w:rFonts w:ascii="標楷體" w:hAnsi="標楷體" w:eastAsia="標楷體"/>
+                <w:b w:val="0"/>
+                <w:sz w:val="24"/>
+              </w:rPr>
+            </w:r>
+          </w:p>
+        </w:tc>
+      </w:tr>
+      <w:tr>
+        <w:tc>
+          <w:tcPr>
+            <w:tcW w:type="dxa" w:w="1474"/>
+          </w:tcPr>
+          <w:p>
+            <w:pPr>
+              <w:spacing w:before="40" w:after="40"/>
+              <w:jc w:val="center"/>
+            </w:pPr>
+            <w:r/>
+            <w:r>
+              <w:rPr>
+                <w:rFonts w:ascii="標楷體" w:hAnsi="標楷體" w:eastAsia="標楷體"/>
+                <w:b w:val="0"/>
+                <w:sz w:val="24"/>
+              </w:rPr>
+              <w:t>測試日期</w:t>
+            </w:r>
+          </w:p>
+        </w:tc>
+        <w:tc>
+          <w:tcPr>
+            <w:tcW w:type="dxa" w:w="3628"/>
+          </w:tcPr>
+          <w:p>
+            <w:pPr>
+              <w:spacing w:before="40" w:after="40"/>
+              <w:jc w:val="center"/>
+            </w:pPr>
+            <w:r/>
+            <w:r>
+              <w:rPr>
+                <w:rFonts w:ascii="標楷體" w:hAnsi="標楷體" w:eastAsia="標楷體"/>
+                <w:b w:val="0"/>
+                <w:sz w:val="24"/>
+              </w:rPr>
+            </w:r>
+          </w:p>
+        </w:tc>
+        <w:tc>
+          <w:tcPr>
+            <w:tcW w:type="dxa" w:w="1928"/>
+          </w:tcPr>
+          <w:p>
+            <w:pPr>
+              <w:spacing w:before="40" w:after="40"/>
+              <w:jc w:val="center"/>
+            </w:pPr>
+            <w:r/>
+            <w:r>
+              <w:rPr>
+                <w:rFonts w:ascii="標楷體" w:hAnsi="標楷體" w:eastAsia="標楷體"/>
+                <w:b w:val="0"/>
+                <w:sz w:val="24"/>
+              </w:rPr>
+              <w:t>測試完畢日期</w:t>
+            </w:r>
+          </w:p>
+        </w:tc>
+        <w:tc>
+          <w:tcPr>
+            <w:tcW w:type="dxa" w:w="2608"/>
+          </w:tcPr>
+          <w:p>
+            <w:pPr>
+              <w:spacing w:before="40" w:after="40"/>
+              <w:jc w:val="center"/>
+            </w:pPr>
+            <w:r/>
+            <w:r>
+              <w:rPr>
+                <w:rFonts w:ascii="標楷體" w:hAnsi="標楷體" w:eastAsia="標楷體"/>
+                <w:b w:val="0"/>
+                <w:sz w:val="24"/>
+              </w:rPr>
+            </w:r>
+          </w:p>
+        </w:tc>
+      </w:tr>
+    </w:tbl>
+    <w:p/>
+    <w:tbl>
+      <w:tblPr>
+        <w:tblStyle w:val="aff2"/>
+        <w:tblW w:type="auto" w:w="0"/>
+        <w:jc w:val="center"/>
+        <w:tblLayout w:type="fixed"/>
+        <w:tblLook w:firstColumn="1" w:firstRow="1" w:lastColumn="0" w:lastRow="0" w:noHBand="0" w:noVBand="1" w:val="04A0"/>
+      </w:tblPr>
+      <w:tblGrid>
+        <w:gridCol w:w="2340"/>
+        <w:gridCol w:w="2340"/>
+        <w:gridCol w:w="2340"/>
+        <w:gridCol w:w="2340"/>
+      </w:tblGrid>
+      <w:tr>
+        <w:trPr>
+          <w:tblHeader w:val="true"/>
+        </w:trPr>
+        <w:tc>
+          <w:tcPr>
+            <w:tcW w:type="dxa" w:w="907"/>
+            <w:vMerge w:val="restart"/>
+          </w:tcPr>
+          <w:p>
+            <w:pPr>
+              <w:spacing w:before="40" w:after="40"/>
+              <w:jc w:val="center"/>
+            </w:pPr>
+            <w:r/>
+            <w:r>
+              <w:rPr>
+                <w:rFonts w:ascii="標楷體" w:hAnsi="標楷體" w:eastAsia="標楷體"/>
+                <w:b w:val="0"/>
+                <w:sz w:val="24"/>
+              </w:rPr>
+              <w:t>項次</w:t>
+            </w:r>
+          </w:p>
+        </w:tc>
+        <w:tc>
+          <w:tcPr>
+            <w:tcW w:type="dxa" w:w="6236"/>
+            <w:vMerge w:val="restart"/>
+          </w:tcPr>
+          <w:p>
+            <w:pPr>
+              <w:spacing w:before="40" w:after="40"/>
+              <w:jc w:val="center"/>
+            </w:pPr>
+            <w:r/>
+            <w:r>
+              <w:rPr>
+                <w:rFonts w:ascii="標楷體" w:hAnsi="標楷體" w:eastAsia="標楷體"/>
+                <w:b w:val="0"/>
+                <w:sz w:val="24"/>
+              </w:rPr>
+              <w:t>測試內容</w:t>
+            </w:r>
+          </w:p>
+        </w:tc>
+        <w:tc>
+          <w:tcPr>
+            <w:tcW w:type="dxa" w:w="2494"/>
+            <w:gridSpan w:val="2"/>
+          </w:tcPr>
+          <w:p>
+            <w:pPr>
+              <w:spacing w:before="40" w:after="40"/>
+              <w:jc w:val="center"/>
+            </w:pPr>
+            <w:r/>
+            <w:r>
+              <w:rPr>
+                <w:rFonts w:ascii="標楷體" w:hAnsi="標楷體" w:eastAsia="標楷體"/>
+                <w:b w:val="0"/>
+                <w:sz w:val="24"/>
+              </w:rPr>
+              <w:t>測試人員勾選</w:t>
+            </w:r>
+          </w:p>
+        </w:tc>
+      </w:tr>
+      <w:tr>
+        <w:trPr>
+          <w:tblHeader w:val="true"/>
+        </w:trPr>
+        <w:tc>
+          <w:tcPr>
+            <w:tcW w:type="dxa" w:w="907"/>
+            <w:vMerge/>
+          </w:tcPr>
+          <w:p/>
+        </w:tc>
+        <w:tc>
+          <w:tcPr>
+            <w:tcW w:type="dxa" w:w="6236"/>
+            <w:vMerge/>
+          </w:tcPr>
+          <w:p/>
+        </w:tc>
+        <w:tc>
+          <w:tcPr>
+            <w:tcW w:type="dxa" w:w="1247"/>
+          </w:tcPr>
+          <w:p>
+            <w:pPr>
+              <w:spacing w:before="40" w:after="40"/>
+              <w:jc w:val="center"/>
+            </w:pPr>
+            <w:r/>
+            <w:r>
+              <w:rPr>
+                <w:rFonts w:ascii="標楷體" w:hAnsi="標楷體" w:eastAsia="標楷體"/>
+                <w:b w:val="0"/>
+                <w:sz w:val="24"/>
+              </w:rPr>
+              <w:t>合格</w:t>
+            </w:r>
+          </w:p>
+        </w:tc>
+        <w:tc>
+          <w:tcPr>
+            <w:tcW w:type="dxa" w:w="1247"/>
+          </w:tcPr>
+          <w:p>
+            <w:pPr>
+              <w:spacing w:before="40" w:after="40"/>
+              <w:jc w:val="center"/>
+            </w:pPr>
+            <w:r/>
+            <w:r>
+              <w:rPr>
+                <w:rFonts w:ascii="標楷體" w:hAnsi="標楷體" w:eastAsia="標楷體"/>
+                <w:b w:val="0"/>
+                <w:sz w:val="24"/>
+              </w:rPr>
+              <w:t>不合格</w:t>
+            </w:r>
+          </w:p>
+        </w:tc>
+      </w:tr>
+      <w:tr>
+        <w:tc>
+          <w:tcPr>
+            <w:tcW w:type="dxa" w:w="907"/>
+          </w:tcPr>
+          <w:p>
+            <w:pPr>
+              <w:spacing w:before="40" w:after="40"/>
+              <w:jc w:val="center"/>
+            </w:pPr>
+            <w:r/>
+            <w:r>
+              <w:rPr>
+                <w:rFonts w:ascii="標楷體" w:hAnsi="標楷體" w:eastAsia="標楷體"/>
+                <w:b w:val="0"/>
+                <w:sz w:val="22"/>
+              </w:rPr>
+              <w:t>1</w:t>
+            </w:r>
+          </w:p>
+        </w:tc>
+        <w:tc>
+          <w:tcPr>
+            <w:tcW w:type="dxa" w:w="6236"/>
+          </w:tcPr>
+          <w:p>
+            <w:pPr>
+              <w:spacing w:before="40" w:after="40"/>
+              <w:jc w:val="left"/>
+            </w:pPr>
+            <w:r/>
+            <w:r>
+              <w:rPr>
+                <w:rFonts w:ascii="標楷體" w:hAnsi="標楷體" w:eastAsia="標楷體"/>
+                <w:b w:val="0"/>
+                <w:sz w:val="22"/>
+              </w:rPr>
+              <w:t>以雙角色帳號進入個人專區，「我的文件動態」應同時出現「撰寫者視角（近 30 天）」與「審核者視角（近 30 天）」兩區。</w:t>
+            </w:r>
+          </w:p>
+        </w:tc>
+        <w:tc>
+          <w:tcPr>
+            <w:tcW w:type="dxa" w:w="1247"/>
+          </w:tcPr>
+          <w:p>
+            <w:pPr>
+              <w:spacing w:before="40" w:after="40"/>
+              <w:jc w:val="center"/>
+            </w:pPr>
+            <w:r/>
+            <w:r>
+              <w:rPr>
+                <w:rFonts w:ascii="標楷體" w:hAnsi="標楷體" w:eastAsia="標楷體"/>
+                <w:b w:val="0"/>
+                <w:sz w:val="24"/>
+              </w:rPr>
+            </w:r>
+          </w:p>
+        </w:tc>
+        <w:tc>
+          <w:tcPr>
+            <w:tcW w:type="dxa" w:w="1247"/>
+          </w:tcPr>
+          <w:p>
+            <w:pPr>
+              <w:spacing w:before="40" w:after="40"/>
+              <w:jc w:val="center"/>
+            </w:pPr>
+            <w:r/>
+            <w:r>
+              <w:rPr>
+                <w:rFonts w:ascii="標楷體" w:hAnsi="標楷體" w:eastAsia="標楷體"/>
+                <w:b w:val="0"/>
+                <w:sz w:val="24"/>
+              </w:rPr>
+            </w:r>
+          </w:p>
+        </w:tc>
+      </w:tr>
+      <w:tr>
+        <w:tc>
+          <w:tcPr>
+            <w:tcW w:type="dxa" w:w="907"/>
+          </w:tcPr>
+          <w:p>
+            <w:pPr>
+              <w:spacing w:before="40" w:after="40"/>
+              <w:jc w:val="center"/>
+            </w:pPr>
+            <w:r/>
+            <w:r>
+              <w:rPr>
+                <w:rFonts w:ascii="標楷體" w:hAnsi="標楷體" w:eastAsia="標楷體"/>
+                <w:b w:val="0"/>
+                <w:sz w:val="22"/>
+              </w:rPr>
+              <w:t>2</w:t>
+            </w:r>
+          </w:p>
+        </w:tc>
+        <w:tc>
+          <w:tcPr>
+            <w:tcW w:type="dxa" w:w="6236"/>
+          </w:tcPr>
+          <w:p>
+            <w:pPr>
+              <w:spacing w:before="40" w:after="40"/>
+              <w:jc w:val="left"/>
+            </w:pPr>
+            <w:r/>
+            <w:r>
+              <w:rPr>
+                <w:rFonts w:ascii="標楷體" w:hAnsi="標楷體" w:eastAsia="標楷體"/>
+                <w:b w:val="0"/>
+                <w:sz w:val="22"/>
+              </w:rPr>
+              <w:t>以編輯者甲進入個人專區，文件 A 應呈現「送審」與「核准發布」兩列，時間分別為送審與核准時間，清單由新到舊排列。</w:t>
+            </w:r>
+          </w:p>
+        </w:tc>
+        <w:tc>
+          <w:tcPr>
+            <w:tcW w:type="dxa" w:w="1247"/>
+          </w:tcPr>
+          <w:p>
+            <w:pPr>
+              <w:spacing w:before="40" w:after="40"/>
+              <w:jc w:val="center"/>
+            </w:pPr>
+            <w:r/>
+            <w:r>
+              <w:rPr>
+                <w:rFonts w:ascii="標楷體" w:hAnsi="標楷體" w:eastAsia="標楷體"/>
+                <w:b w:val="0"/>
+                <w:sz w:val="24"/>
+              </w:rPr>
+            </w:r>
+          </w:p>
+        </w:tc>
+        <w:tc>
+          <w:tcPr>
+            <w:tcW w:type="dxa" w:w="1247"/>
+          </w:tcPr>
+          <w:p>
+            <w:pPr>
+              <w:spacing w:before="40" w:after="40"/>
+              <w:jc w:val="center"/>
+            </w:pPr>
+            <w:r/>
+            <w:r>
+              <w:rPr>
+                <w:rFonts w:ascii="標楷體" w:hAnsi="標楷體" w:eastAsia="標楷體"/>
+                <w:b w:val="0"/>
+                <w:sz w:val="24"/>
+              </w:rPr>
+            </w:r>
+          </w:p>
+        </w:tc>
+      </w:tr>
+      <w:tr>
+        <w:tc>
+          <w:tcPr>
+            <w:tcW w:type="dxa" w:w="907"/>
+          </w:tcPr>
+          <w:p>
+            <w:pPr>
+              <w:spacing w:before="40" w:after="40"/>
+              <w:jc w:val="center"/>
+            </w:pPr>
+            <w:r/>
+            <w:r>
+              <w:rPr>
+                <w:rFonts w:ascii="標楷體" w:hAnsi="標楷體" w:eastAsia="標楷體"/>
+                <w:b w:val="0"/>
+                <w:sz w:val="22"/>
+              </w:rPr>
+              <w:t>3</w:t>
+            </w:r>
+          </w:p>
+        </w:tc>
+        <w:tc>
+          <w:tcPr>
+            <w:tcW w:type="dxa" w:w="6236"/>
+          </w:tcPr>
+          <w:p>
+            <w:pPr>
+              <w:spacing w:before="40" w:after="40"/>
+              <w:jc w:val="left"/>
+            </w:pPr>
+            <w:r/>
+            <w:r>
+              <w:rPr>
+                <w:rFonts w:ascii="標楷體" w:hAnsi="標楷體" w:eastAsia="標楷體"/>
+                <w:b w:val="0"/>
+                <w:sz w:val="22"/>
+              </w:rPr>
+              <w:t>管理者將催辦門檻調為 1 天後，文件 C 於編輯者甲之撰寫者視角應標示「逾期未審」，於審核者甲之審核者視角應標示「催辦中」。</w:t>
+            </w:r>
+          </w:p>
+        </w:tc>
+        <w:tc>
+          <w:tcPr>
+            <w:tcW w:type="dxa" w:w="1247"/>
+          </w:tcPr>
+          <w:p>
+            <w:pPr>
+              <w:spacing w:before="40" w:after="40"/>
+              <w:jc w:val="center"/>
+            </w:pPr>
+            <w:r/>
+            <w:r>
+              <w:rPr>
+                <w:rFonts w:ascii="標楷體" w:hAnsi="標楷體" w:eastAsia="標楷體"/>
+                <w:b w:val="0"/>
+                <w:sz w:val="24"/>
+              </w:rPr>
+            </w:r>
+          </w:p>
+        </w:tc>
+        <w:tc>
+          <w:tcPr>
+            <w:tcW w:type="dxa" w:w="1247"/>
+          </w:tcPr>
+          <w:p>
+            <w:pPr>
+              <w:spacing w:before="40" w:after="40"/>
+              <w:jc w:val="center"/>
+            </w:pPr>
+            <w:r/>
+            <w:r>
+              <w:rPr>
+                <w:rFonts w:ascii="標楷體" w:hAnsi="標楷體" w:eastAsia="標楷體"/>
+                <w:b w:val="0"/>
+                <w:sz w:val="24"/>
+              </w:rPr>
+            </w:r>
+          </w:p>
+        </w:tc>
+      </w:tr>
+      <w:tr>
+        <w:tc>
+          <w:tcPr>
+            <w:tcW w:type="dxa" w:w="907"/>
+          </w:tcPr>
+          <w:p>
+            <w:pPr>
+              <w:spacing w:before="40" w:after="40"/>
+              <w:jc w:val="center"/>
+            </w:pPr>
+            <w:r/>
+            <w:r>
+              <w:rPr>
+                <w:rFonts w:ascii="標楷體" w:hAnsi="標楷體" w:eastAsia="標楷體"/>
+                <w:b w:val="0"/>
+                <w:sz w:val="22"/>
+              </w:rPr>
+              <w:t>4</w:t>
+            </w:r>
+          </w:p>
+        </w:tc>
+        <w:tc>
+          <w:tcPr>
+            <w:tcW w:type="dxa" w:w="6236"/>
+          </w:tcPr>
+          <w:p>
+            <w:pPr>
+              <w:spacing w:before="40" w:after="40"/>
+              <w:jc w:val="left"/>
+            </w:pPr>
+            <w:r/>
+            <w:r>
+              <w:rPr>
+                <w:rFonts w:ascii="標楷體" w:hAnsi="標楷體" w:eastAsia="標楷體"/>
+                <w:b w:val="0"/>
+                <w:sz w:val="22"/>
+              </w:rPr>
+              <w:t>管理者停用審核者乙後，編輯者甲之撰寫者視角中文件 B 的「指定審核者」欄下方應以紅字標示「審核者帳號已停用」。</w:t>
+            </w:r>
+          </w:p>
+        </w:tc>
+        <w:tc>
+          <w:tcPr>
+            <w:tcW w:type="dxa" w:w="1247"/>
+          </w:tcPr>
+          <w:p>
+            <w:pPr>
+              <w:spacing w:before="40" w:after="40"/>
+              <w:jc w:val="center"/>
+            </w:pPr>
+            <w:r/>
+            <w:r>
+              <w:rPr>
+                <w:rFonts w:ascii="標楷體" w:hAnsi="標楷體" w:eastAsia="標楷體"/>
+                <w:b w:val="0"/>
+                <w:sz w:val="24"/>
+              </w:rPr>
+            </w:r>
+          </w:p>
+        </w:tc>
+        <w:tc>
+          <w:tcPr>
+            <w:tcW w:type="dxa" w:w="1247"/>
+          </w:tcPr>
+          <w:p>
+            <w:pPr>
+              <w:spacing w:before="40" w:after="40"/>
+              <w:jc w:val="center"/>
+            </w:pPr>
+            <w:r/>
+            <w:r>
+              <w:rPr>
+                <w:rFonts w:ascii="標楷體" w:hAnsi="標楷體" w:eastAsia="標楷體"/>
+                <w:b w:val="0"/>
+                <w:sz w:val="24"/>
+              </w:rPr>
+            </w:r>
+          </w:p>
+        </w:tc>
+      </w:tr>
+      <w:tr>
+        <w:tc>
+          <w:tcPr>
+            <w:tcW w:type="dxa" w:w="907"/>
+          </w:tcPr>
+          <w:p>
+            <w:pPr>
+              <w:spacing w:before="40" w:after="40"/>
+              <w:jc w:val="center"/>
+            </w:pPr>
+            <w:r/>
+            <w:r>
+              <w:rPr>
+                <w:rFonts w:ascii="標楷體" w:hAnsi="標楷體" w:eastAsia="標楷體"/>
+                <w:b w:val="0"/>
+                <w:sz w:val="22"/>
+              </w:rPr>
+              <w:t>5</w:t>
+            </w:r>
+          </w:p>
+        </w:tc>
+        <w:tc>
+          <w:tcPr>
+            <w:tcW w:type="dxa" w:w="6236"/>
+          </w:tcPr>
+          <w:p>
+            <w:pPr>
+              <w:spacing w:before="40" w:after="40"/>
+              <w:jc w:val="left"/>
+            </w:pPr>
+            <w:r/>
+            <w:r>
+              <w:rPr>
+                <w:rFonts w:ascii="標楷體" w:hAnsi="標楷體" w:eastAsia="標楷體"/>
+                <w:b w:val="0"/>
+                <w:sz w:val="22"/>
+              </w:rPr>
+              <w:t>對文件 D 按「撤回送審」並「確認撤回」，文件 D 應出現於草稿匣、草稿類型為「已撤回」，撰寫者視角最上方新增「已撤回」一列。</w:t>
+            </w:r>
+          </w:p>
+        </w:tc>
+        <w:tc>
+          <w:tcPr>
+            <w:tcW w:type="dxa" w:w="1247"/>
+          </w:tcPr>
+          <w:p>
+            <w:pPr>
+              <w:spacing w:before="40" w:after="40"/>
+              <w:jc w:val="center"/>
+            </w:pPr>
+            <w:r/>
+            <w:r>
+              <w:rPr>
+                <w:rFonts w:ascii="標楷體" w:hAnsi="標楷體" w:eastAsia="標楷體"/>
+                <w:b w:val="0"/>
+                <w:sz w:val="24"/>
+              </w:rPr>
+            </w:r>
+          </w:p>
+        </w:tc>
+        <w:tc>
+          <w:tcPr>
+            <w:tcW w:type="dxa" w:w="1247"/>
+          </w:tcPr>
+          <w:p>
+            <w:pPr>
+              <w:spacing w:before="40" w:after="40"/>
+              <w:jc w:val="center"/>
+            </w:pPr>
+            <w:r/>
+            <w:r>
+              <w:rPr>
+                <w:rFonts w:ascii="標楷體" w:hAnsi="標楷體" w:eastAsia="標楷體"/>
+                <w:b w:val="0"/>
+                <w:sz w:val="24"/>
+              </w:rPr>
+            </w:r>
+          </w:p>
+        </w:tc>
+      </w:tr>
+      <w:tr>
+        <w:tc>
+          <w:tcPr>
+            <w:tcW w:type="dxa" w:w="907"/>
+          </w:tcPr>
+          <w:p>
+            <w:pPr>
+              <w:spacing w:before="40" w:after="40"/>
+              <w:jc w:val="center"/>
+            </w:pPr>
+            <w:r/>
+            <w:r>
+              <w:rPr>
+                <w:rFonts w:ascii="標楷體" w:hAnsi="標楷體" w:eastAsia="標楷體"/>
+                <w:b w:val="0"/>
+                <w:sz w:val="22"/>
+              </w:rPr>
+              <w:t>6</w:t>
+            </w:r>
+          </w:p>
+        </w:tc>
+        <w:tc>
+          <w:tcPr>
+            <w:tcW w:type="dxa" w:w="6236"/>
+          </w:tcPr>
+          <w:p>
+            <w:pPr>
+              <w:spacing w:before="40" w:after="40"/>
+              <w:jc w:val="left"/>
+            </w:pPr>
+            <w:r/>
+            <w:r>
+              <w:rPr>
+                <w:rFonts w:ascii="標楷體" w:hAnsi="標楷體" w:eastAsia="標楷體"/>
+                <w:b w:val="0"/>
+                <w:sz w:val="22"/>
+              </w:rPr>
+              <w:t>承上，審核者甲之簽核中心應已不列出文件 D，其個人專區之審核者視角應出現文件 D「已被撤回」一列。</w:t>
+            </w:r>
+          </w:p>
+        </w:tc>
+        <w:tc>
+          <w:tcPr>
+            <w:tcW w:type="dxa" w:w="1247"/>
+          </w:tcPr>
+          <w:p>
+            <w:pPr>
+              <w:spacing w:before="40" w:after="40"/>
+              <w:jc w:val="center"/>
+            </w:pPr>
+            <w:r/>
+            <w:r>
+              <w:rPr>
+                <w:rFonts w:ascii="標楷體" w:hAnsi="標楷體" w:eastAsia="標楷體"/>
+                <w:b w:val="0"/>
+                <w:sz w:val="24"/>
+              </w:rPr>
+            </w:r>
+          </w:p>
+        </w:tc>
+        <w:tc>
+          <w:tcPr>
+            <w:tcW w:type="dxa" w:w="1247"/>
+          </w:tcPr>
+          <w:p>
+            <w:pPr>
+              <w:spacing w:before="40" w:after="40"/>
+              <w:jc w:val="center"/>
+            </w:pPr>
+            <w:r/>
+            <w:r>
+              <w:rPr>
+                <w:rFonts w:ascii="標楷體" w:hAnsi="標楷體" w:eastAsia="標楷體"/>
+                <w:b w:val="0"/>
+                <w:sz w:val="24"/>
+              </w:rPr>
+            </w:r>
+          </w:p>
+        </w:tc>
+      </w:tr>
+      <w:tr>
+        <w:tc>
+          <w:tcPr>
+            <w:tcW w:type="dxa" w:w="907"/>
+          </w:tcPr>
+          <w:p>
+            <w:pPr>
+              <w:spacing w:before="40" w:after="40"/>
+              <w:jc w:val="center"/>
+            </w:pPr>
+            <w:r/>
+            <w:r>
+              <w:rPr>
+                <w:rFonts w:ascii="標楷體" w:hAnsi="標楷體" w:eastAsia="標楷體"/>
+                <w:b w:val="0"/>
+                <w:sz w:val="22"/>
+              </w:rPr>
+              <w:t>7</w:t>
+            </w:r>
+          </w:p>
+        </w:tc>
+        <w:tc>
+          <w:tcPr>
+            <w:tcW w:type="dxa" w:w="6236"/>
+          </w:tcPr>
+          <w:p>
+            <w:pPr>
+              <w:spacing w:before="40" w:after="40"/>
+              <w:jc w:val="left"/>
+            </w:pPr>
+            <w:r/>
+            <w:r>
+              <w:rPr>
+                <w:rFonts w:ascii="標楷體" w:hAnsi="標楷體" w:eastAsia="標楷體"/>
+                <w:b w:val="0"/>
+                <w:sz w:val="22"/>
+              </w:rPr>
+              <w:t>對文件 E 之廢止申請按「撤回送審」並確認，文件 E 應維持已發布，於文件庫照常可見。</w:t>
+            </w:r>
+          </w:p>
+        </w:tc>
+        <w:tc>
+          <w:tcPr>
+            <w:tcW w:type="dxa" w:w="1247"/>
+          </w:tcPr>
+          <w:p>
+            <w:pPr>
+              <w:spacing w:before="40" w:after="40"/>
+              <w:jc w:val="center"/>
+            </w:pPr>
+            <w:r/>
+            <w:r>
+              <w:rPr>
+                <w:rFonts w:ascii="標楷體" w:hAnsi="標楷體" w:eastAsia="標楷體"/>
+                <w:b w:val="0"/>
+                <w:sz w:val="24"/>
+              </w:rPr>
+            </w:r>
+          </w:p>
+        </w:tc>
+        <w:tc>
+          <w:tcPr>
+            <w:tcW w:type="dxa" w:w="1247"/>
+          </w:tcPr>
+          <w:p>
+            <w:pPr>
+              <w:spacing w:before="40" w:after="40"/>
+              <w:jc w:val="center"/>
+            </w:pPr>
+            <w:r/>
+            <w:r>
+              <w:rPr>
+                <w:rFonts w:ascii="標楷體" w:hAnsi="標楷體" w:eastAsia="標楷體"/>
+                <w:b w:val="0"/>
+                <w:sz w:val="24"/>
+              </w:rPr>
+            </w:r>
+          </w:p>
+        </w:tc>
+      </w:tr>
+      <w:tr>
+        <w:tc>
+          <w:tcPr>
+            <w:tcW w:type="dxa" w:w="907"/>
+          </w:tcPr>
+          <w:p>
+            <w:pPr>
+              <w:spacing w:before="40" w:after="40"/>
+              <w:jc w:val="center"/>
+            </w:pPr>
+            <w:r/>
+            <w:r>
+              <w:rPr>
+                <w:rFonts w:ascii="標楷體" w:hAnsi="標楷體" w:eastAsia="標楷體"/>
+                <w:b w:val="0"/>
+                <w:sz w:val="22"/>
+              </w:rPr>
+              <w:t>8</w:t>
+            </w:r>
+          </w:p>
+        </w:tc>
+        <w:tc>
+          <w:tcPr>
+            <w:tcW w:type="dxa" w:w="6236"/>
+          </w:tcPr>
+          <w:p>
+            <w:pPr>
+              <w:spacing w:before="40" w:after="40"/>
+              <w:jc w:val="left"/>
+            </w:pPr>
+            <w:r/>
+            <w:r>
+              <w:rPr>
+                <w:rFonts w:ascii="標楷體" w:hAnsi="標楷體" w:eastAsia="標楷體"/>
+                <w:b w:val="0"/>
+                <w:sz w:val="22"/>
+              </w:rPr>
+              <w:t>於草稿匣對文件 D 按「繼續編輯」，改選審核者乙後送審，審核者乙之簽核中心應出現文件 D。</w:t>
+            </w:r>
+          </w:p>
+        </w:tc>
+        <w:tc>
+          <w:tcPr>
+            <w:tcW w:type="dxa" w:w="1247"/>
+          </w:tcPr>
+          <w:p>
+            <w:pPr>
+              <w:spacing w:before="40" w:after="40"/>
+              <w:jc w:val="center"/>
+            </w:pPr>
+            <w:r/>
+            <w:r>
+              <w:rPr>
+                <w:rFonts w:ascii="標楷體" w:hAnsi="標楷體" w:eastAsia="標楷體"/>
+                <w:b w:val="0"/>
+                <w:sz w:val="24"/>
+              </w:rPr>
+            </w:r>
+          </w:p>
+        </w:tc>
+        <w:tc>
+          <w:tcPr>
+            <w:tcW w:type="dxa" w:w="1247"/>
+          </w:tcPr>
+          <w:p>
+            <w:pPr>
+              <w:spacing w:before="40" w:after="40"/>
+              <w:jc w:val="center"/>
+            </w:pPr>
+            <w:r/>
+            <w:r>
+              <w:rPr>
+                <w:rFonts w:ascii="標楷體" w:hAnsi="標楷體" w:eastAsia="標楷體"/>
+                <w:b w:val="0"/>
+                <w:sz w:val="24"/>
+              </w:rPr>
+            </w:r>
+          </w:p>
+        </w:tc>
+      </w:tr>
+      <w:tr>
+        <w:tc>
+          <w:tcPr>
+            <w:tcW w:type="dxa" w:w="907"/>
+          </w:tcPr>
+          <w:p>
+            <w:pPr>
+              <w:spacing w:before="40" w:after="40"/>
+              <w:jc w:val="center"/>
+            </w:pPr>
+            <w:r/>
+            <w:r>
+              <w:rPr>
+                <w:rFonts w:ascii="標楷體" w:hAnsi="標楷體" w:eastAsia="標楷體"/>
+                <w:b w:val="0"/>
+                <w:sz w:val="22"/>
+              </w:rPr>
+              <w:t>9</w:t>
+            </w:r>
+          </w:p>
+        </w:tc>
+        <w:tc>
+          <w:tcPr>
+            <w:tcW w:type="dxa" w:w="6236"/>
+          </w:tcPr>
+          <w:p>
+            <w:pPr>
+              <w:spacing w:before="40" w:after="40"/>
+              <w:jc w:val="left"/>
+            </w:pPr>
+            <w:r/>
+            <w:r>
+              <w:rPr>
+                <w:rFonts w:ascii="標楷體" w:hAnsi="標楷體" w:eastAsia="標楷體"/>
+                <w:b w:val="0"/>
+                <w:sz w:val="22"/>
+              </w:rPr>
+              <w:t>審核者甲於審核者視角對待處理之列按「前往簽核中心」，應進入簽核中心並自動展開該筆簽核明細。</w:t>
+            </w:r>
+          </w:p>
+        </w:tc>
+        <w:tc>
+          <w:tcPr>
+            <w:tcW w:type="dxa" w:w="1247"/>
+          </w:tcPr>
+          <w:p>
+            <w:pPr>
+              <w:spacing w:before="40" w:after="40"/>
+              <w:jc w:val="center"/>
+            </w:pPr>
+            <w:r/>
+            <w:r>
+              <w:rPr>
+                <w:rFonts w:ascii="標楷體" w:hAnsi="標楷體" w:eastAsia="標楷體"/>
+                <w:b w:val="0"/>
+                <w:sz w:val="24"/>
+              </w:rPr>
+            </w:r>
+          </w:p>
+        </w:tc>
+        <w:tc>
+          <w:tcPr>
+            <w:tcW w:type="dxa" w:w="1247"/>
+          </w:tcPr>
+          <w:p>
+            <w:pPr>
+              <w:spacing w:before="40" w:after="40"/>
+              <w:jc w:val="center"/>
+            </w:pPr>
+            <w:r/>
+            <w:r>
+              <w:rPr>
+                <w:rFonts w:ascii="標楷體" w:hAnsi="標楷體" w:eastAsia="標楷體"/>
+                <w:b w:val="0"/>
+                <w:sz w:val="24"/>
+              </w:rPr>
+            </w:r>
+          </w:p>
+        </w:tc>
+      </w:tr>
+      <w:tr>
+        <w:tc>
+          <w:tcPr>
+            <w:tcW w:type="dxa" w:w="907"/>
+          </w:tcPr>
+          <w:p>
+            <w:pPr>
+              <w:spacing w:before="40" w:after="40"/>
+              <w:jc w:val="center"/>
+            </w:pPr>
+            <w:r/>
+            <w:r>
+              <w:rPr>
+                <w:rFonts w:ascii="標楷體" w:hAnsi="標楷體" w:eastAsia="標楷體"/>
+                <w:b w:val="0"/>
+                <w:sz w:val="22"/>
+              </w:rPr>
+              <w:t>10</w:t>
+            </w:r>
+          </w:p>
+        </w:tc>
+        <w:tc>
+          <w:tcPr>
+            <w:tcW w:type="dxa" w:w="6236"/>
+          </w:tcPr>
+          <w:p>
+            <w:pPr>
+              <w:spacing w:before="40" w:after="40"/>
+              <w:jc w:val="left"/>
+            </w:pPr>
+            <w:r/>
+            <w:r>
+              <w:rPr>
+                <w:rFonts w:ascii="標楷體" w:hAnsi="標楷體" w:eastAsia="標楷體"/>
+                <w:b w:val="0"/>
+                <w:sz w:val="22"/>
+              </w:rPr>
+              <w:t>編輯者甲之草稿匣中，文件 F 之草稿類型應為「被退回待修改」，文件 G 之新版本草稿應為「未送審」。</w:t>
+            </w:r>
+          </w:p>
+        </w:tc>
+        <w:tc>
+          <w:tcPr>
+            <w:tcW w:type="dxa" w:w="1247"/>
+          </w:tcPr>
+          <w:p>
+            <w:pPr>
+              <w:spacing w:before="40" w:after="40"/>
+              <w:jc w:val="center"/>
+            </w:pPr>
+            <w:r/>
+            <w:r>
+              <w:rPr>
+                <w:rFonts w:ascii="標楷體" w:hAnsi="標楷體" w:eastAsia="標楷體"/>
+                <w:b w:val="0"/>
+                <w:sz w:val="24"/>
+              </w:rPr>
+            </w:r>
+          </w:p>
+        </w:tc>
+        <w:tc>
+          <w:tcPr>
+            <w:tcW w:type="dxa" w:w="1247"/>
+          </w:tcPr>
+          <w:p>
+            <w:pPr>
+              <w:spacing w:before="40" w:after="40"/>
+              <w:jc w:val="center"/>
+            </w:pPr>
+            <w:r/>
+            <w:r>
+              <w:rPr>
+                <w:rFonts w:ascii="標楷體" w:hAnsi="標楷體" w:eastAsia="標楷體"/>
+                <w:b w:val="0"/>
+                <w:sz w:val="24"/>
+              </w:rPr>
+            </w:r>
+          </w:p>
+        </w:tc>
+      </w:tr>
+      <w:tr>
+        <w:tc>
+          <w:tcPr>
+            <w:tcW w:type="dxa" w:w="907"/>
+          </w:tcPr>
+          <w:p>
+            <w:pPr>
+              <w:spacing w:before="40" w:after="40"/>
+              <w:jc w:val="center"/>
+            </w:pPr>
+            <w:r/>
+            <w:r>
+              <w:rPr>
+                <w:rFonts w:ascii="標楷體" w:hAnsi="標楷體" w:eastAsia="標楷體"/>
+                <w:b w:val="0"/>
+                <w:sz w:val="22"/>
+              </w:rPr>
+              <w:t>11</w:t>
+            </w:r>
+          </w:p>
+        </w:tc>
+        <w:tc>
+          <w:tcPr>
+            <w:tcW w:type="dxa" w:w="6236"/>
+          </w:tcPr>
+          <w:p>
+            <w:pPr>
+              <w:spacing w:before="40" w:after="40"/>
+              <w:jc w:val="left"/>
+            </w:pPr>
+            <w:r/>
+            <w:r>
+              <w:rPr>
+                <w:rFonts w:ascii="標楷體" w:hAnsi="標楷體" w:eastAsia="標楷體"/>
+                <w:b w:val="0"/>
+                <w:sz w:val="22"/>
+              </w:rPr>
+              <w:t>對文件 G 之草稿按「刪除」並「確認刪除」，該草稿應自草稿匣消失，文件庫中文件 G 仍顯示原已發布版本。</w:t>
+            </w:r>
+          </w:p>
+        </w:tc>
+        <w:tc>
+          <w:tcPr>
+            <w:tcW w:type="dxa" w:w="1247"/>
+          </w:tcPr>
+          <w:p>
+            <w:pPr>
+              <w:spacing w:before="40" w:after="40"/>
+              <w:jc w:val="center"/>
+            </w:pPr>
+            <w:r/>
+            <w:r>
+              <w:rPr>
+                <w:rFonts w:ascii="標楷體" w:hAnsi="標楷體" w:eastAsia="標楷體"/>
+                <w:b w:val="0"/>
+                <w:sz w:val="24"/>
+              </w:rPr>
+            </w:r>
+          </w:p>
+        </w:tc>
+        <w:tc>
+          <w:tcPr>
+            <w:tcW w:type="dxa" w:w="1247"/>
+          </w:tcPr>
+          <w:p>
+            <w:pPr>
+              <w:spacing w:before="40" w:after="40"/>
+              <w:jc w:val="center"/>
+            </w:pPr>
+            <w:r/>
+            <w:r>
+              <w:rPr>
+                <w:rFonts w:ascii="標楷體" w:hAnsi="標楷體" w:eastAsia="標楷體"/>
+                <w:b w:val="0"/>
+                <w:sz w:val="24"/>
+              </w:rPr>
+            </w:r>
+          </w:p>
+        </w:tc>
+      </w:tr>
+      <w:tr>
+        <w:tc>
+          <w:tcPr>
+            <w:tcW w:type="dxa" w:w="907"/>
+          </w:tcPr>
+          <w:p>
+            <w:pPr>
+              <w:spacing w:before="40" w:after="40"/>
+              <w:jc w:val="center"/>
+            </w:pPr>
+            <w:r/>
+            <w:r>
+              <w:rPr>
+                <w:rFonts w:ascii="標楷體" w:hAnsi="標楷體" w:eastAsia="標楷體"/>
+                <w:b w:val="0"/>
+                <w:sz w:val="22"/>
+              </w:rPr>
+              <w:t>12</w:t>
+            </w:r>
+          </w:p>
+        </w:tc>
+        <w:tc>
+          <w:tcPr>
+            <w:tcW w:type="dxa" w:w="6236"/>
+          </w:tcPr>
+          <w:p>
+            <w:pPr>
+              <w:spacing w:before="40" w:after="40"/>
+              <w:jc w:val="left"/>
+            </w:pPr>
+            <w:r/>
+            <w:r>
+              <w:rPr>
+                <w:rFonts w:ascii="標楷體" w:hAnsi="標楷體" w:eastAsia="標楷體"/>
+                <w:b w:val="0"/>
+                <w:sz w:val="22"/>
+              </w:rPr>
+              <w:t>文件 H 之草稿，「繼續編輯」應無法按，滑鼠移上顯示此文件已被廢止，該列「刪除」仍可操作。</w:t>
             </w:r>
           </w:p>
         </w:tc>

--- a/docs/manuals/測試報告/DM-文件管理模組.docx
+++ b/docs/manuals/測試報告/DM-文件管理模組.docx
@@ -7086,6 +7086,998 @@
                 <w:sz w:val="22"/>
               </w:rPr>
               <w:t>文件 H 之草稿，「繼續編輯」應無法按，滑鼠移上顯示此文件已被廢止，該列「刪除」仍可操作。</w:t>
+            </w:r>
+          </w:p>
+        </w:tc>
+        <w:tc>
+          <w:tcPr>
+            <w:tcW w:type="dxa" w:w="1247"/>
+          </w:tcPr>
+          <w:p>
+            <w:pPr>
+              <w:spacing w:before="40" w:after="40"/>
+              <w:jc w:val="center"/>
+            </w:pPr>
+            <w:r/>
+            <w:r>
+              <w:rPr>
+                <w:rFonts w:ascii="標楷體" w:hAnsi="標楷體" w:eastAsia="標楷體"/>
+                <w:b w:val="0"/>
+                <w:sz w:val="24"/>
+              </w:rPr>
+            </w:r>
+          </w:p>
+        </w:tc>
+        <w:tc>
+          <w:tcPr>
+            <w:tcW w:type="dxa" w:w="1247"/>
+          </w:tcPr>
+          <w:p>
+            <w:pPr>
+              <w:spacing w:before="40" w:after="40"/>
+              <w:jc w:val="center"/>
+            </w:pPr>
+            <w:r/>
+            <w:r>
+              <w:rPr>
+                <w:rFonts w:ascii="標楷體" w:hAnsi="標楷體" w:eastAsia="標楷體"/>
+                <w:b w:val="0"/>
+                <w:sz w:val="24"/>
+              </w:rPr>
+            </w:r>
+          </w:p>
+        </w:tc>
+      </w:tr>
+    </w:tbl>
+    <w:p>
+      <w:pPr>
+        <w:pStyle w:val="1"/>
+        <w:pageBreakBefore/>
+      </w:pPr>
+      <w:r>
+        <w:t>DM05 文件變更歷程查詢</w:t>
+      </w:r>
+    </w:p>
+    <w:tbl>
+      <w:tblPr>
+        <w:tblStyle w:val="aff2"/>
+        <w:tblW w:type="auto" w:w="0"/>
+        <w:jc w:val="center"/>
+        <w:tblLayout w:type="fixed"/>
+        <w:tblLook w:firstColumn="1" w:firstRow="1" w:lastColumn="0" w:lastRow="0" w:noHBand="0" w:noVBand="1" w:val="04A0"/>
+      </w:tblPr>
+      <w:tblGrid>
+        <w:gridCol w:w="2340"/>
+        <w:gridCol w:w="2340"/>
+        <w:gridCol w:w="2340"/>
+        <w:gridCol w:w="2340"/>
+      </w:tblGrid>
+      <w:tr>
+        <w:tc>
+          <w:tcPr>
+            <w:tcW w:type="dxa" w:w="9638"/>
+            <w:gridSpan w:val="4"/>
+          </w:tcPr>
+          <w:p>
+            <w:pPr>
+              <w:spacing w:before="40" w:after="40"/>
+              <w:jc w:val="center"/>
+            </w:pPr>
+            <w:r/>
+            <w:r>
+              <w:rPr>
+                <w:rFonts w:ascii="標楷體" w:hAnsi="標楷體" w:eastAsia="標楷體"/>
+                <w:b/>
+                <w:sz w:val="32"/>
+                <w:spacing w:val="80"/>
+              </w:rPr>
+              <w:t>國防醫學大學三軍總醫院測試報告</w:t>
+            </w:r>
+          </w:p>
+        </w:tc>
+      </w:tr>
+      <w:tr>
+        <w:tc>
+          <w:tcPr>
+            <w:tcW w:type="dxa" w:w="1474"/>
+          </w:tcPr>
+          <w:p>
+            <w:pPr>
+              <w:spacing w:before="40" w:after="40"/>
+              <w:jc w:val="center"/>
+            </w:pPr>
+            <w:r/>
+            <w:r>
+              <w:rPr>
+                <w:rFonts w:ascii="標楷體" w:hAnsi="標楷體" w:eastAsia="標楷體"/>
+                <w:b w:val="0"/>
+                <w:sz w:val="24"/>
+              </w:rPr>
+              <w:t>購案名稱</w:t>
+            </w:r>
+          </w:p>
+        </w:tc>
+        <w:tc>
+          <w:tcPr>
+            <w:tcW w:type="dxa" w:w="3628"/>
+          </w:tcPr>
+          <w:p>
+            <w:pPr>
+              <w:spacing w:before="40" w:after="40"/>
+              <w:jc w:val="center"/>
+            </w:pPr>
+            <w:r/>
+            <w:r>
+              <w:rPr>
+                <w:rFonts w:ascii="標楷體" w:hAnsi="標楷體" w:eastAsia="標楷體"/>
+                <w:b w:val="0"/>
+                <w:sz w:val="24"/>
+              </w:rPr>
+              <w:t>國軍醫院設立捐血站裝備整備案</w:t>
+            </w:r>
+          </w:p>
+        </w:tc>
+        <w:tc>
+          <w:tcPr>
+            <w:tcW w:type="dxa" w:w="1928"/>
+          </w:tcPr>
+          <w:p>
+            <w:pPr>
+              <w:spacing w:before="40" w:after="40"/>
+              <w:jc w:val="center"/>
+            </w:pPr>
+            <w:r/>
+            <w:r>
+              <w:rPr>
+                <w:rFonts w:ascii="標楷體" w:hAnsi="標楷體" w:eastAsia="標楷體"/>
+                <w:b w:val="0"/>
+                <w:sz w:val="24"/>
+              </w:rPr>
+              <w:t>單位主管用印</w:t>
+            </w:r>
+          </w:p>
+        </w:tc>
+        <w:tc>
+          <w:tcPr>
+            <w:tcW w:type="dxa" w:w="2608"/>
+          </w:tcPr>
+          <w:p>
+            <w:pPr>
+              <w:spacing w:before="40" w:after="40"/>
+              <w:jc w:val="center"/>
+            </w:pPr>
+            <w:r/>
+            <w:r>
+              <w:rPr>
+                <w:rFonts w:ascii="標楷體" w:hAnsi="標楷體" w:eastAsia="標楷體"/>
+                <w:b w:val="0"/>
+                <w:sz w:val="24"/>
+              </w:rPr>
+            </w:r>
+          </w:p>
+        </w:tc>
+      </w:tr>
+      <w:tr>
+        <w:tc>
+          <w:tcPr>
+            <w:tcW w:type="dxa" w:w="1474"/>
+          </w:tcPr>
+          <w:p>
+            <w:pPr>
+              <w:spacing w:before="40" w:after="40"/>
+              <w:jc w:val="center"/>
+            </w:pPr>
+            <w:r/>
+            <w:r>
+              <w:rPr>
+                <w:rFonts w:ascii="標楷體" w:hAnsi="標楷體" w:eastAsia="標楷體"/>
+                <w:b w:val="0"/>
+                <w:sz w:val="24"/>
+              </w:rPr>
+              <w:t>測試單位</w:t>
+            </w:r>
+          </w:p>
+        </w:tc>
+        <w:tc>
+          <w:tcPr>
+            <w:tcW w:type="dxa" w:w="3628"/>
+          </w:tcPr>
+          <w:p>
+            <w:pPr>
+              <w:spacing w:before="40" w:after="40"/>
+              <w:jc w:val="center"/>
+            </w:pPr>
+            <w:r/>
+            <w:r>
+              <w:rPr>
+                <w:rFonts w:ascii="標楷體" w:hAnsi="標楷體" w:eastAsia="標楷體"/>
+                <w:b w:val="0"/>
+                <w:sz w:val="24"/>
+              </w:rPr>
+            </w:r>
+          </w:p>
+        </w:tc>
+        <w:tc>
+          <w:tcPr>
+            <w:tcW w:type="dxa" w:w="1928"/>
+          </w:tcPr>
+          <w:p>
+            <w:pPr>
+              <w:spacing w:before="40" w:after="40"/>
+              <w:jc w:val="center"/>
+            </w:pPr>
+            <w:r/>
+            <w:r>
+              <w:rPr>
+                <w:rFonts w:ascii="標楷體" w:hAnsi="標楷體" w:eastAsia="標楷體"/>
+                <w:b w:val="0"/>
+                <w:sz w:val="24"/>
+              </w:rPr>
+              <w:t>測試人員</w:t>
+            </w:r>
+          </w:p>
+        </w:tc>
+        <w:tc>
+          <w:tcPr>
+            <w:tcW w:type="dxa" w:w="2608"/>
+          </w:tcPr>
+          <w:p>
+            <w:pPr>
+              <w:spacing w:before="40" w:after="40"/>
+              <w:jc w:val="center"/>
+            </w:pPr>
+            <w:r/>
+            <w:r>
+              <w:rPr>
+                <w:rFonts w:ascii="標楷體" w:hAnsi="標楷體" w:eastAsia="標楷體"/>
+                <w:b w:val="0"/>
+                <w:sz w:val="24"/>
+              </w:rPr>
+            </w:r>
+          </w:p>
+        </w:tc>
+      </w:tr>
+      <w:tr>
+        <w:tc>
+          <w:tcPr>
+            <w:tcW w:type="dxa" w:w="1474"/>
+          </w:tcPr>
+          <w:p>
+            <w:pPr>
+              <w:spacing w:before="40" w:after="40"/>
+              <w:jc w:val="center"/>
+            </w:pPr>
+            <w:r/>
+            <w:r>
+              <w:rPr>
+                <w:rFonts w:ascii="標楷體" w:hAnsi="標楷體" w:eastAsia="標楷體"/>
+                <w:b w:val="0"/>
+                <w:sz w:val="24"/>
+              </w:rPr>
+              <w:t>測試日期</w:t>
+            </w:r>
+          </w:p>
+        </w:tc>
+        <w:tc>
+          <w:tcPr>
+            <w:tcW w:type="dxa" w:w="3628"/>
+          </w:tcPr>
+          <w:p>
+            <w:pPr>
+              <w:spacing w:before="40" w:after="40"/>
+              <w:jc w:val="center"/>
+            </w:pPr>
+            <w:r/>
+            <w:r>
+              <w:rPr>
+                <w:rFonts w:ascii="標楷體" w:hAnsi="標楷體" w:eastAsia="標楷體"/>
+                <w:b w:val="0"/>
+                <w:sz w:val="24"/>
+              </w:rPr>
+            </w:r>
+          </w:p>
+        </w:tc>
+        <w:tc>
+          <w:tcPr>
+            <w:tcW w:type="dxa" w:w="1928"/>
+          </w:tcPr>
+          <w:p>
+            <w:pPr>
+              <w:spacing w:before="40" w:after="40"/>
+              <w:jc w:val="center"/>
+            </w:pPr>
+            <w:r/>
+            <w:r>
+              <w:rPr>
+                <w:rFonts w:ascii="標楷體" w:hAnsi="標楷體" w:eastAsia="標楷體"/>
+                <w:b w:val="0"/>
+                <w:sz w:val="24"/>
+              </w:rPr>
+              <w:t>測試完畢日期</w:t>
+            </w:r>
+          </w:p>
+        </w:tc>
+        <w:tc>
+          <w:tcPr>
+            <w:tcW w:type="dxa" w:w="2608"/>
+          </w:tcPr>
+          <w:p>
+            <w:pPr>
+              <w:spacing w:before="40" w:after="40"/>
+              <w:jc w:val="center"/>
+            </w:pPr>
+            <w:r/>
+            <w:r>
+              <w:rPr>
+                <w:rFonts w:ascii="標楷體" w:hAnsi="標楷體" w:eastAsia="標楷體"/>
+                <w:b w:val="0"/>
+                <w:sz w:val="24"/>
+              </w:rPr>
+            </w:r>
+          </w:p>
+        </w:tc>
+      </w:tr>
+    </w:tbl>
+    <w:p/>
+    <w:tbl>
+      <w:tblPr>
+        <w:tblStyle w:val="aff2"/>
+        <w:tblW w:type="auto" w:w="0"/>
+        <w:jc w:val="center"/>
+        <w:tblLayout w:type="fixed"/>
+        <w:tblLook w:firstColumn="1" w:firstRow="1" w:lastColumn="0" w:lastRow="0" w:noHBand="0" w:noVBand="1" w:val="04A0"/>
+      </w:tblPr>
+      <w:tblGrid>
+        <w:gridCol w:w="2340"/>
+        <w:gridCol w:w="2340"/>
+        <w:gridCol w:w="2340"/>
+        <w:gridCol w:w="2340"/>
+      </w:tblGrid>
+      <w:tr>
+        <w:trPr>
+          <w:tblHeader w:val="true"/>
+        </w:trPr>
+        <w:tc>
+          <w:tcPr>
+            <w:tcW w:type="dxa" w:w="907"/>
+            <w:vMerge w:val="restart"/>
+          </w:tcPr>
+          <w:p>
+            <w:pPr>
+              <w:spacing w:before="40" w:after="40"/>
+              <w:jc w:val="center"/>
+            </w:pPr>
+            <w:r/>
+            <w:r>
+              <w:rPr>
+                <w:rFonts w:ascii="標楷體" w:hAnsi="標楷體" w:eastAsia="標楷體"/>
+                <w:b w:val="0"/>
+                <w:sz w:val="24"/>
+              </w:rPr>
+              <w:t>項次</w:t>
+            </w:r>
+          </w:p>
+        </w:tc>
+        <w:tc>
+          <w:tcPr>
+            <w:tcW w:type="dxa" w:w="6236"/>
+            <w:vMerge w:val="restart"/>
+          </w:tcPr>
+          <w:p>
+            <w:pPr>
+              <w:spacing w:before="40" w:after="40"/>
+              <w:jc w:val="center"/>
+            </w:pPr>
+            <w:r/>
+            <w:r>
+              <w:rPr>
+                <w:rFonts w:ascii="標楷體" w:hAnsi="標楷體" w:eastAsia="標楷體"/>
+                <w:b w:val="0"/>
+                <w:sz w:val="24"/>
+              </w:rPr>
+              <w:t>測試內容</w:t>
+            </w:r>
+          </w:p>
+        </w:tc>
+        <w:tc>
+          <w:tcPr>
+            <w:tcW w:type="dxa" w:w="2494"/>
+            <w:gridSpan w:val="2"/>
+          </w:tcPr>
+          <w:p>
+            <w:pPr>
+              <w:spacing w:before="40" w:after="40"/>
+              <w:jc w:val="center"/>
+            </w:pPr>
+            <w:r/>
+            <w:r>
+              <w:rPr>
+                <w:rFonts w:ascii="標楷體" w:hAnsi="標楷體" w:eastAsia="標楷體"/>
+                <w:b w:val="0"/>
+                <w:sz w:val="24"/>
+              </w:rPr>
+              <w:t>測試人員勾選</w:t>
+            </w:r>
+          </w:p>
+        </w:tc>
+      </w:tr>
+      <w:tr>
+        <w:trPr>
+          <w:tblHeader w:val="true"/>
+        </w:trPr>
+        <w:tc>
+          <w:tcPr>
+            <w:tcW w:type="dxa" w:w="907"/>
+            <w:vMerge/>
+          </w:tcPr>
+          <w:p/>
+        </w:tc>
+        <w:tc>
+          <w:tcPr>
+            <w:tcW w:type="dxa" w:w="6236"/>
+            <w:vMerge/>
+          </w:tcPr>
+          <w:p/>
+        </w:tc>
+        <w:tc>
+          <w:tcPr>
+            <w:tcW w:type="dxa" w:w="1247"/>
+          </w:tcPr>
+          <w:p>
+            <w:pPr>
+              <w:spacing w:before="40" w:after="40"/>
+              <w:jc w:val="center"/>
+            </w:pPr>
+            <w:r/>
+            <w:r>
+              <w:rPr>
+                <w:rFonts w:ascii="標楷體" w:hAnsi="標楷體" w:eastAsia="標楷體"/>
+                <w:b w:val="0"/>
+                <w:sz w:val="24"/>
+              </w:rPr>
+              <w:t>合格</w:t>
+            </w:r>
+          </w:p>
+        </w:tc>
+        <w:tc>
+          <w:tcPr>
+            <w:tcW w:type="dxa" w:w="1247"/>
+          </w:tcPr>
+          <w:p>
+            <w:pPr>
+              <w:spacing w:before="40" w:after="40"/>
+              <w:jc w:val="center"/>
+            </w:pPr>
+            <w:r/>
+            <w:r>
+              <w:rPr>
+                <w:rFonts w:ascii="標楷體" w:hAnsi="標楷體" w:eastAsia="標楷體"/>
+                <w:b w:val="0"/>
+                <w:sz w:val="24"/>
+              </w:rPr>
+              <w:t>不合格</w:t>
+            </w:r>
+          </w:p>
+        </w:tc>
+      </w:tr>
+      <w:tr>
+        <w:tc>
+          <w:tcPr>
+            <w:tcW w:type="dxa" w:w="907"/>
+          </w:tcPr>
+          <w:p>
+            <w:pPr>
+              <w:spacing w:before="40" w:after="40"/>
+              <w:jc w:val="center"/>
+            </w:pPr>
+            <w:r/>
+            <w:r>
+              <w:rPr>
+                <w:rFonts w:ascii="標楷體" w:hAnsi="標楷體" w:eastAsia="標楷體"/>
+                <w:b w:val="0"/>
+                <w:sz w:val="22"/>
+              </w:rPr>
+              <w:t>1</w:t>
+            </w:r>
+          </w:p>
+        </w:tc>
+        <w:tc>
+          <w:tcPr>
+            <w:tcW w:type="dxa" w:w="6236"/>
+          </w:tcPr>
+          <w:p>
+            <w:pPr>
+              <w:spacing w:before="40" w:after="40"/>
+              <w:jc w:val="left"/>
+            </w:pPr>
+            <w:r/>
+            <w:r>
+              <w:rPr>
+                <w:rFonts w:ascii="標楷體" w:hAnsi="標楷體" w:eastAsia="標楷體"/>
+                <w:b w:val="0"/>
+                <w:sz w:val="22"/>
+              </w:rPr>
+              <w:t>以管理者進入文件變更歷程查詢、不設任何條件，應列出發布與廢止紀錄，依時間由新到舊排列。</w:t>
+            </w:r>
+          </w:p>
+        </w:tc>
+        <w:tc>
+          <w:tcPr>
+            <w:tcW w:type="dxa" w:w="1247"/>
+          </w:tcPr>
+          <w:p>
+            <w:pPr>
+              <w:spacing w:before="40" w:after="40"/>
+              <w:jc w:val="center"/>
+            </w:pPr>
+            <w:r/>
+            <w:r>
+              <w:rPr>
+                <w:rFonts w:ascii="標楷體" w:hAnsi="標楷體" w:eastAsia="標楷體"/>
+                <w:b w:val="0"/>
+                <w:sz w:val="24"/>
+              </w:rPr>
+            </w:r>
+          </w:p>
+        </w:tc>
+        <w:tc>
+          <w:tcPr>
+            <w:tcW w:type="dxa" w:w="1247"/>
+          </w:tcPr>
+          <w:p>
+            <w:pPr>
+              <w:spacing w:before="40" w:after="40"/>
+              <w:jc w:val="center"/>
+            </w:pPr>
+            <w:r/>
+            <w:r>
+              <w:rPr>
+                <w:rFonts w:ascii="標楷體" w:hAnsi="標楷體" w:eastAsia="標楷體"/>
+                <w:b w:val="0"/>
+                <w:sz w:val="24"/>
+              </w:rPr>
+            </w:r>
+          </w:p>
+        </w:tc>
+      </w:tr>
+      <w:tr>
+        <w:tc>
+          <w:tcPr>
+            <w:tcW w:type="dxa" w:w="907"/>
+          </w:tcPr>
+          <w:p>
+            <w:pPr>
+              <w:spacing w:before="40" w:after="40"/>
+              <w:jc w:val="center"/>
+            </w:pPr>
+            <w:r/>
+            <w:r>
+              <w:rPr>
+                <w:rFonts w:ascii="標楷體" w:hAnsi="標楷體" w:eastAsia="標楷體"/>
+                <w:b w:val="0"/>
+                <w:sz w:val="22"/>
+              </w:rPr>
+              <w:t>2</w:t>
+            </w:r>
+          </w:p>
+        </w:tc>
+        <w:tc>
+          <w:tcPr>
+            <w:tcW w:type="dxa" w:w="6236"/>
+          </w:tcPr>
+          <w:p>
+            <w:pPr>
+              <w:spacing w:before="40" w:after="40"/>
+              <w:jc w:val="left"/>
+            </w:pPr>
+            <w:r/>
+            <w:r>
+              <w:rPr>
+                <w:rFonts w:ascii="標楷體" w:hAnsi="標楷體" w:eastAsia="標楷體"/>
+                <w:b w:val="0"/>
+                <w:sz w:val="22"/>
+              </w:rPr>
+              <w:t>將「日期 起」與「日期 迄」設為文件 K 核准廢止的同一天，清單應列出文件 K 的廢止紀錄，不應列出文件 J。</w:t>
+            </w:r>
+          </w:p>
+        </w:tc>
+        <w:tc>
+          <w:tcPr>
+            <w:tcW w:type="dxa" w:w="1247"/>
+          </w:tcPr>
+          <w:p>
+            <w:pPr>
+              <w:spacing w:before="40" w:after="40"/>
+              <w:jc w:val="center"/>
+            </w:pPr>
+            <w:r/>
+            <w:r>
+              <w:rPr>
+                <w:rFonts w:ascii="標楷體" w:hAnsi="標楷體" w:eastAsia="標楷體"/>
+                <w:b w:val="0"/>
+                <w:sz w:val="24"/>
+              </w:rPr>
+            </w:r>
+          </w:p>
+        </w:tc>
+        <w:tc>
+          <w:tcPr>
+            <w:tcW w:type="dxa" w:w="1247"/>
+          </w:tcPr>
+          <w:p>
+            <w:pPr>
+              <w:spacing w:before="40" w:after="40"/>
+              <w:jc w:val="center"/>
+            </w:pPr>
+            <w:r/>
+            <w:r>
+              <w:rPr>
+                <w:rFonts w:ascii="標楷體" w:hAnsi="標楷體" w:eastAsia="標楷體"/>
+                <w:b w:val="0"/>
+                <w:sz w:val="24"/>
+              </w:rPr>
+            </w:r>
+          </w:p>
+        </w:tc>
+      </w:tr>
+      <w:tr>
+        <w:tc>
+          <w:tcPr>
+            <w:tcW w:type="dxa" w:w="907"/>
+          </w:tcPr>
+          <w:p>
+            <w:pPr>
+              <w:spacing w:before="40" w:after="40"/>
+              <w:jc w:val="center"/>
+            </w:pPr>
+            <w:r/>
+            <w:r>
+              <w:rPr>
+                <w:rFonts w:ascii="標楷體" w:hAnsi="標楷體" w:eastAsia="標楷體"/>
+                <w:b w:val="0"/>
+                <w:sz w:val="22"/>
+              </w:rPr>
+              <w:t>3</w:t>
+            </w:r>
+          </w:p>
+        </w:tc>
+        <w:tc>
+          <w:tcPr>
+            <w:tcW w:type="dxa" w:w="6236"/>
+          </w:tcPr>
+          <w:p>
+            <w:pPr>
+              <w:spacing w:before="40" w:after="40"/>
+              <w:jc w:val="left"/>
+            </w:pPr>
+            <w:r/>
+            <w:r>
+              <w:rPr>
+                <w:rFonts w:ascii="標楷體" w:hAnsi="標楷體" w:eastAsia="標楷體"/>
+                <w:b w:val="0"/>
+                <w:sz w:val="22"/>
+              </w:rPr>
+              <w:t>於「申請人 / 核准人（帳號或姓名）」輸入審核者甲姓名的一段，不按任何按鈕，清單應自動列出審核者甲核准的紀錄；改輸入編輯者甲帳號的一段，應列出其申請的紀錄。</w:t>
+            </w:r>
+          </w:p>
+        </w:tc>
+        <w:tc>
+          <w:tcPr>
+            <w:tcW w:type="dxa" w:w="1247"/>
+          </w:tcPr>
+          <w:p>
+            <w:pPr>
+              <w:spacing w:before="40" w:after="40"/>
+              <w:jc w:val="center"/>
+            </w:pPr>
+            <w:r/>
+            <w:r>
+              <w:rPr>
+                <w:rFonts w:ascii="標楷體" w:hAnsi="標楷體" w:eastAsia="標楷體"/>
+                <w:b w:val="0"/>
+                <w:sz w:val="24"/>
+              </w:rPr>
+            </w:r>
+          </w:p>
+        </w:tc>
+        <w:tc>
+          <w:tcPr>
+            <w:tcW w:type="dxa" w:w="1247"/>
+          </w:tcPr>
+          <w:p>
+            <w:pPr>
+              <w:spacing w:before="40" w:after="40"/>
+              <w:jc w:val="center"/>
+            </w:pPr>
+            <w:r/>
+            <w:r>
+              <w:rPr>
+                <w:rFonts w:ascii="標楷體" w:hAnsi="標楷體" w:eastAsia="標楷體"/>
+                <w:b w:val="0"/>
+                <w:sz w:val="24"/>
+              </w:rPr>
+            </w:r>
+          </w:p>
+        </w:tc>
+      </w:tr>
+      <w:tr>
+        <w:tc>
+          <w:tcPr>
+            <w:tcW w:type="dxa" w:w="907"/>
+          </w:tcPr>
+          <w:p>
+            <w:pPr>
+              <w:spacing w:before="40" w:after="40"/>
+              <w:jc w:val="center"/>
+            </w:pPr>
+            <w:r/>
+            <w:r>
+              <w:rPr>
+                <w:rFonts w:ascii="標楷體" w:hAnsi="標楷體" w:eastAsia="標楷體"/>
+                <w:b w:val="0"/>
+                <w:sz w:val="22"/>
+              </w:rPr>
+              <w:t>4</w:t>
+            </w:r>
+          </w:p>
+        </w:tc>
+        <w:tc>
+          <w:tcPr>
+            <w:tcW w:type="dxa" w:w="6236"/>
+          </w:tcPr>
+          <w:p>
+            <w:pPr>
+              <w:spacing w:before="40" w:after="40"/>
+              <w:jc w:val="left"/>
+            </w:pPr>
+            <w:r/>
+            <w:r>
+              <w:rPr>
+                <w:rFonts w:ascii="標楷體" w:hAnsi="標楷體" w:eastAsia="標楷體"/>
+                <w:b w:val="0"/>
+                <w:sz w:val="22"/>
+              </w:rPr>
+              <w:t>於「操作類型」選「廢止」，清單應只列出廢止紀錄，文件 K 的備註應為其廢止原因。</w:t>
+            </w:r>
+          </w:p>
+        </w:tc>
+        <w:tc>
+          <w:tcPr>
+            <w:tcW w:type="dxa" w:w="1247"/>
+          </w:tcPr>
+          <w:p>
+            <w:pPr>
+              <w:spacing w:before="40" w:after="40"/>
+              <w:jc w:val="center"/>
+            </w:pPr>
+            <w:r/>
+            <w:r>
+              <w:rPr>
+                <w:rFonts w:ascii="標楷體" w:hAnsi="標楷體" w:eastAsia="標楷體"/>
+                <w:b w:val="0"/>
+                <w:sz w:val="24"/>
+              </w:rPr>
+            </w:r>
+          </w:p>
+        </w:tc>
+        <w:tc>
+          <w:tcPr>
+            <w:tcW w:type="dxa" w:w="1247"/>
+          </w:tcPr>
+          <w:p>
+            <w:pPr>
+              <w:spacing w:before="40" w:after="40"/>
+              <w:jc w:val="center"/>
+            </w:pPr>
+            <w:r/>
+            <w:r>
+              <w:rPr>
+                <w:rFonts w:ascii="標楷體" w:hAnsi="標楷體" w:eastAsia="標楷體"/>
+                <w:b w:val="0"/>
+                <w:sz w:val="24"/>
+              </w:rPr>
+            </w:r>
+          </w:p>
+        </w:tc>
+      </w:tr>
+      <w:tr>
+        <w:tc>
+          <w:tcPr>
+            <w:tcW w:type="dxa" w:w="907"/>
+          </w:tcPr>
+          <w:p>
+            <w:pPr>
+              <w:spacing w:before="40" w:after="40"/>
+              <w:jc w:val="center"/>
+            </w:pPr>
+            <w:r/>
+            <w:r>
+              <w:rPr>
+                <w:rFonts w:ascii="標楷體" w:hAnsi="標楷體" w:eastAsia="標楷體"/>
+                <w:b w:val="0"/>
+                <w:sz w:val="22"/>
+              </w:rPr>
+              <w:t>5</w:t>
+            </w:r>
+          </w:p>
+        </w:tc>
+        <w:tc>
+          <w:tcPr>
+            <w:tcW w:type="dxa" w:w="6236"/>
+          </w:tcPr>
+          <w:p>
+            <w:pPr>
+              <w:spacing w:before="40" w:after="40"/>
+              <w:jc w:val="left"/>
+            </w:pPr>
+            <w:r/>
+            <w:r>
+              <w:rPr>
+                <w:rFonts w:ascii="標楷體" w:hAnsi="標楷體" w:eastAsia="標楷體"/>
+                <w:b w:val="0"/>
+                <w:sz w:val="22"/>
+              </w:rPr>
+              <w:t>文件 J 的發布紀錄，「時間」應為審核者甲核准的時間，備註應為送審時填寫的變更摘要。</w:t>
+            </w:r>
+          </w:p>
+        </w:tc>
+        <w:tc>
+          <w:tcPr>
+            <w:tcW w:type="dxa" w:w="1247"/>
+          </w:tcPr>
+          <w:p>
+            <w:pPr>
+              <w:spacing w:before="40" w:after="40"/>
+              <w:jc w:val="center"/>
+            </w:pPr>
+            <w:r/>
+            <w:r>
+              <w:rPr>
+                <w:rFonts w:ascii="標楷體" w:hAnsi="標楷體" w:eastAsia="標楷體"/>
+                <w:b w:val="0"/>
+                <w:sz w:val="24"/>
+              </w:rPr>
+            </w:r>
+          </w:p>
+        </w:tc>
+        <w:tc>
+          <w:tcPr>
+            <w:tcW w:type="dxa" w:w="1247"/>
+          </w:tcPr>
+          <w:p>
+            <w:pPr>
+              <w:spacing w:before="40" w:after="40"/>
+              <w:jc w:val="center"/>
+            </w:pPr>
+            <w:r/>
+            <w:r>
+              <w:rPr>
+                <w:rFonts w:ascii="標楷體" w:hAnsi="標楷體" w:eastAsia="標楷體"/>
+                <w:b w:val="0"/>
+                <w:sz w:val="24"/>
+              </w:rPr>
+            </w:r>
+          </w:p>
+        </w:tc>
+      </w:tr>
+      <w:tr>
+        <w:tc>
+          <w:tcPr>
+            <w:tcW w:type="dxa" w:w="907"/>
+          </w:tcPr>
+          <w:p>
+            <w:pPr>
+              <w:spacing w:before="40" w:after="40"/>
+              <w:jc w:val="center"/>
+            </w:pPr>
+            <w:r/>
+            <w:r>
+              <w:rPr>
+                <w:rFonts w:ascii="標楷體" w:hAnsi="標楷體" w:eastAsia="標楷體"/>
+                <w:b w:val="0"/>
+                <w:sz w:val="22"/>
+              </w:rPr>
+              <w:t>6</w:t>
+            </w:r>
+          </w:p>
+        </w:tc>
+        <w:tc>
+          <w:tcPr>
+            <w:tcW w:type="dxa" w:w="6236"/>
+          </w:tcPr>
+          <w:p>
+            <w:pPr>
+              <w:spacing w:before="40" w:after="40"/>
+              <w:jc w:val="left"/>
+            </w:pPr>
+            <w:r/>
+            <w:r>
+              <w:rPr>
+                <w:rFonts w:ascii="標楷體" w:hAnsi="標楷體" w:eastAsia="標楷體"/>
+                <w:b w:val="0"/>
+                <w:sz w:val="22"/>
+              </w:rPr>
+              <w:t>按「匯出 CSV」，下載的檔案以 Excel 開啟中文正常，內容為目前查詢條件下的全部結果，時間與畫面一致。</w:t>
+            </w:r>
+          </w:p>
+        </w:tc>
+        <w:tc>
+          <w:tcPr>
+            <w:tcW w:type="dxa" w:w="1247"/>
+          </w:tcPr>
+          <w:p>
+            <w:pPr>
+              <w:spacing w:before="40" w:after="40"/>
+              <w:jc w:val="center"/>
+            </w:pPr>
+            <w:r/>
+            <w:r>
+              <w:rPr>
+                <w:rFonts w:ascii="標楷體" w:hAnsi="標楷體" w:eastAsia="標楷體"/>
+                <w:b w:val="0"/>
+                <w:sz w:val="24"/>
+              </w:rPr>
+            </w:r>
+          </w:p>
+        </w:tc>
+        <w:tc>
+          <w:tcPr>
+            <w:tcW w:type="dxa" w:w="1247"/>
+          </w:tcPr>
+          <w:p>
+            <w:pPr>
+              <w:spacing w:before="40" w:after="40"/>
+              <w:jc w:val="center"/>
+            </w:pPr>
+            <w:r/>
+            <w:r>
+              <w:rPr>
+                <w:rFonts w:ascii="標楷體" w:hAnsi="標楷體" w:eastAsia="標楷體"/>
+                <w:b w:val="0"/>
+                <w:sz w:val="24"/>
+              </w:rPr>
+            </w:r>
+          </w:p>
+        </w:tc>
+      </w:tr>
+      <w:tr>
+        <w:tc>
+          <w:tcPr>
+            <w:tcW w:type="dxa" w:w="907"/>
+          </w:tcPr>
+          <w:p>
+            <w:pPr>
+              <w:spacing w:before="40" w:after="40"/>
+              <w:jc w:val="center"/>
+            </w:pPr>
+            <w:r/>
+            <w:r>
+              <w:rPr>
+                <w:rFonts w:ascii="標楷體" w:hAnsi="標楷體" w:eastAsia="標楷體"/>
+                <w:b w:val="0"/>
+                <w:sz w:val="22"/>
+              </w:rPr>
+              <w:t>7</w:t>
+            </w:r>
+          </w:p>
+        </w:tc>
+        <w:tc>
+          <w:tcPr>
+            <w:tcW w:type="dxa" w:w="6236"/>
+          </w:tcPr>
+          <w:p>
+            <w:pPr>
+              <w:spacing w:before="40" w:after="40"/>
+              <w:jc w:val="left"/>
+            </w:pPr>
+            <w:r/>
+            <w:r>
+              <w:rPr>
+                <w:rFonts w:ascii="標楷體" w:hAnsi="標楷體" w:eastAsia="標楷體"/>
+                <w:b w:val="0"/>
+                <w:sz w:val="22"/>
+              </w:rPr>
+              <w:t>文件 L 送審中時、以及於文件庫下載文件 J 之後，清單皆不應新增紀錄；審核者甲核准文件 L 後，應新增一筆其發布紀錄。</w:t>
             </w:r>
           </w:p>
         </w:tc>

--- a/docs/manuals/測試報告/DM-文件管理模組.docx
+++ b/docs/manuals/測試報告/DM-文件管理模組.docx
@@ -226,7 +226,7 @@
           </w:tcPr>
           <w:p>
             <w:r>
-              <w:t>2026/10/07</w:t>
+              <w:t>2026/10/12</w:t>
             </w:r>
           </w:p>
         </w:tc>
@@ -384,7 +384,7 @@
               <w:jc w:val="center"/>
             </w:pPr>
             <w:r>
-              <w:t>2026/10/07</w:t>
+              <w:t>2026/10/12</w:t>
             </w:r>
           </w:p>
         </w:tc>
@@ -3501,7 +3501,7 @@
                 <w:b w:val="0"/>
                 <w:sz w:val="22"/>
               </w:rPr>
-              <w:t>對文件 P 按「核准並發布」，於確認視窗按「確認核准」，應顯示「已核准並發布，已通知撰寫者」，該項目移至「已完成」，文件 P 出現於文件庫，編輯者甲收到文件發布通知。</w:t>
+              <w:t>對文件 P 按「核准並發布」，於確認視窗按「確認核准」，應顯示「已核准並發布，已通知撰寫者」，該項目移至「已完成」，文件 P 出現於文件庫，編輯者甲之個人專區「我的文件動態」應出現該文件的「核准發布」列（撰寫者這一半改為站內呈現，不寄 Email）。</w:t>
             </w:r>
           </w:p>
         </w:tc>
@@ -3821,7 +3821,7 @@
                 <w:b w:val="0"/>
                 <w:sz w:val="22"/>
               </w:rPr>
-              <w:t>對文件 T 按「核准並廢止」並「確認廢止」，文件 T 應自文件庫下架，編輯者甲收到通知，且不寄出文件發布通知；文件變更歷程查詢應留有其廢止紀錄。</w:t>
+              <w:t>對文件 T 按「核准並廢止」並「確認廢止」，文件 T 應自文件庫下架，編輯者甲之「我的文件動態」應出現「已廢止」列（站內呈現，不寄 Email），且不寄出文件發布通知；文件變更歷程查詢應留有其廢止紀錄。</w:t>
             </w:r>
           </w:p>
         </w:tc>
@@ -3901,7 +3901,7 @@
                 <w:b w:val="0"/>
                 <w:sz w:val="22"/>
               </w:rPr>
-              <w:t>對文件 Q 按「退回」，填寫退回原因後按「確認退回」，該項目應標示為已退回並移至「已完成」，文件 Q 回到編輯者甲個人專區之草稿，編輯者甲收到退回通知。</w:t>
+              <w:t>對文件 Q 按「退回」，填寫退回原因後按「確認退回」，該項目應標示為已退回並移至「已完成」，文件 Q 回到編輯者甲個人專區之草稿；編輯者甲之「我的文件動態」應出現「已退回」列（站內呈現，不寄 Email），其下方顯示剛才填寫的退回原因，按展開箭頭可看到全文。</w:t>
             </w:r>
           </w:p>
         </w:tc>
@@ -8078,6 +8078,1318 @@
                 <w:sz w:val="22"/>
               </w:rPr>
               <w:t>文件 L 送審中時、以及於文件庫下載文件 J 之後，清單皆不應新增紀錄；審核者甲核准文件 L 後，應新增一筆其發布紀錄。</w:t>
+            </w:r>
+          </w:p>
+        </w:tc>
+        <w:tc>
+          <w:tcPr>
+            <w:tcW w:type="dxa" w:w="1247"/>
+          </w:tcPr>
+          <w:p>
+            <w:pPr>
+              <w:spacing w:before="40" w:after="40"/>
+              <w:jc w:val="center"/>
+            </w:pPr>
+            <w:r/>
+            <w:r>
+              <w:rPr>
+                <w:rFonts w:ascii="標楷體" w:hAnsi="標楷體" w:eastAsia="標楷體"/>
+                <w:b w:val="0"/>
+                <w:sz w:val="24"/>
+              </w:rPr>
+            </w:r>
+          </w:p>
+        </w:tc>
+        <w:tc>
+          <w:tcPr>
+            <w:tcW w:type="dxa" w:w="1247"/>
+          </w:tcPr>
+          <w:p>
+            <w:pPr>
+              <w:spacing w:before="40" w:after="40"/>
+              <w:jc w:val="center"/>
+            </w:pPr>
+            <w:r/>
+            <w:r>
+              <w:rPr>
+                <w:rFonts w:ascii="標楷體" w:hAnsi="標楷體" w:eastAsia="標楷體"/>
+                <w:b w:val="0"/>
+                <w:sz w:val="24"/>
+              </w:rPr>
+            </w:r>
+          </w:p>
+        </w:tc>
+      </w:tr>
+    </w:tbl>
+    <w:p>
+      <w:pPr>
+        <w:pStyle w:val="1"/>
+        <w:pageBreakBefore/>
+      </w:pPr>
+      <w:r>
+        <w:t>DM06 閱讀統計 KPI</w:t>
+      </w:r>
+    </w:p>
+    <w:tbl>
+      <w:tblPr>
+        <w:tblStyle w:val="aff2"/>
+        <w:tblW w:type="auto" w:w="0"/>
+        <w:jc w:val="center"/>
+        <w:tblLayout w:type="fixed"/>
+        <w:tblLook w:firstColumn="1" w:firstRow="1" w:lastColumn="0" w:lastRow="0" w:noHBand="0" w:noVBand="1" w:val="04A0"/>
+      </w:tblPr>
+      <w:tblGrid>
+        <w:gridCol w:w="2340"/>
+        <w:gridCol w:w="2340"/>
+        <w:gridCol w:w="2340"/>
+        <w:gridCol w:w="2340"/>
+      </w:tblGrid>
+      <w:tr>
+        <w:tc>
+          <w:tcPr>
+            <w:tcW w:type="dxa" w:w="9638"/>
+            <w:gridSpan w:val="4"/>
+          </w:tcPr>
+          <w:p>
+            <w:pPr>
+              <w:spacing w:before="40" w:after="40"/>
+              <w:jc w:val="center"/>
+            </w:pPr>
+            <w:r/>
+            <w:r>
+              <w:rPr>
+                <w:rFonts w:ascii="標楷體" w:hAnsi="標楷體" w:eastAsia="標楷體"/>
+                <w:b/>
+                <w:sz w:val="32"/>
+                <w:spacing w:val="80"/>
+              </w:rPr>
+              <w:t>國防醫學大學三軍總醫院測試報告</w:t>
+            </w:r>
+          </w:p>
+        </w:tc>
+      </w:tr>
+      <w:tr>
+        <w:tc>
+          <w:tcPr>
+            <w:tcW w:type="dxa" w:w="1474"/>
+          </w:tcPr>
+          <w:p>
+            <w:pPr>
+              <w:spacing w:before="40" w:after="40"/>
+              <w:jc w:val="center"/>
+            </w:pPr>
+            <w:r/>
+            <w:r>
+              <w:rPr>
+                <w:rFonts w:ascii="標楷體" w:hAnsi="標楷體" w:eastAsia="標楷體"/>
+                <w:b w:val="0"/>
+                <w:sz w:val="24"/>
+              </w:rPr>
+              <w:t>購案名稱</w:t>
+            </w:r>
+          </w:p>
+        </w:tc>
+        <w:tc>
+          <w:tcPr>
+            <w:tcW w:type="dxa" w:w="3628"/>
+          </w:tcPr>
+          <w:p>
+            <w:pPr>
+              <w:spacing w:before="40" w:after="40"/>
+              <w:jc w:val="center"/>
+            </w:pPr>
+            <w:r/>
+            <w:r>
+              <w:rPr>
+                <w:rFonts w:ascii="標楷體" w:hAnsi="標楷體" w:eastAsia="標楷體"/>
+                <w:b w:val="0"/>
+                <w:sz w:val="24"/>
+              </w:rPr>
+              <w:t>國軍醫院設立捐血站裝備整備案</w:t>
+            </w:r>
+          </w:p>
+        </w:tc>
+        <w:tc>
+          <w:tcPr>
+            <w:tcW w:type="dxa" w:w="1928"/>
+          </w:tcPr>
+          <w:p>
+            <w:pPr>
+              <w:spacing w:before="40" w:after="40"/>
+              <w:jc w:val="center"/>
+            </w:pPr>
+            <w:r/>
+            <w:r>
+              <w:rPr>
+                <w:rFonts w:ascii="標楷體" w:hAnsi="標楷體" w:eastAsia="標楷體"/>
+                <w:b w:val="0"/>
+                <w:sz w:val="24"/>
+              </w:rPr>
+              <w:t>單位主管用印</w:t>
+            </w:r>
+          </w:p>
+        </w:tc>
+        <w:tc>
+          <w:tcPr>
+            <w:tcW w:type="dxa" w:w="2608"/>
+          </w:tcPr>
+          <w:p>
+            <w:pPr>
+              <w:spacing w:before="40" w:after="40"/>
+              <w:jc w:val="center"/>
+            </w:pPr>
+            <w:r/>
+            <w:r>
+              <w:rPr>
+                <w:rFonts w:ascii="標楷體" w:hAnsi="標楷體" w:eastAsia="標楷體"/>
+                <w:b w:val="0"/>
+                <w:sz w:val="24"/>
+              </w:rPr>
+            </w:r>
+          </w:p>
+        </w:tc>
+      </w:tr>
+      <w:tr>
+        <w:tc>
+          <w:tcPr>
+            <w:tcW w:type="dxa" w:w="1474"/>
+          </w:tcPr>
+          <w:p>
+            <w:pPr>
+              <w:spacing w:before="40" w:after="40"/>
+              <w:jc w:val="center"/>
+            </w:pPr>
+            <w:r/>
+            <w:r>
+              <w:rPr>
+                <w:rFonts w:ascii="標楷體" w:hAnsi="標楷體" w:eastAsia="標楷體"/>
+                <w:b w:val="0"/>
+                <w:sz w:val="24"/>
+              </w:rPr>
+              <w:t>測試單位</w:t>
+            </w:r>
+          </w:p>
+        </w:tc>
+        <w:tc>
+          <w:tcPr>
+            <w:tcW w:type="dxa" w:w="3628"/>
+          </w:tcPr>
+          <w:p>
+            <w:pPr>
+              <w:spacing w:before="40" w:after="40"/>
+              <w:jc w:val="center"/>
+            </w:pPr>
+            <w:r/>
+            <w:r>
+              <w:rPr>
+                <w:rFonts w:ascii="標楷體" w:hAnsi="標楷體" w:eastAsia="標楷體"/>
+                <w:b w:val="0"/>
+                <w:sz w:val="24"/>
+              </w:rPr>
+            </w:r>
+          </w:p>
+        </w:tc>
+        <w:tc>
+          <w:tcPr>
+            <w:tcW w:type="dxa" w:w="1928"/>
+          </w:tcPr>
+          <w:p>
+            <w:pPr>
+              <w:spacing w:before="40" w:after="40"/>
+              <w:jc w:val="center"/>
+            </w:pPr>
+            <w:r/>
+            <w:r>
+              <w:rPr>
+                <w:rFonts w:ascii="標楷體" w:hAnsi="標楷體" w:eastAsia="標楷體"/>
+                <w:b w:val="0"/>
+                <w:sz w:val="24"/>
+              </w:rPr>
+              <w:t>測試人員</w:t>
+            </w:r>
+          </w:p>
+        </w:tc>
+        <w:tc>
+          <w:tcPr>
+            <w:tcW w:type="dxa" w:w="2608"/>
+          </w:tcPr>
+          <w:p>
+            <w:pPr>
+              <w:spacing w:before="40" w:after="40"/>
+              <w:jc w:val="center"/>
+            </w:pPr>
+            <w:r/>
+            <w:r>
+              <w:rPr>
+                <w:rFonts w:ascii="標楷體" w:hAnsi="標楷體" w:eastAsia="標楷體"/>
+                <w:b w:val="0"/>
+                <w:sz w:val="24"/>
+              </w:rPr>
+            </w:r>
+          </w:p>
+        </w:tc>
+      </w:tr>
+      <w:tr>
+        <w:tc>
+          <w:tcPr>
+            <w:tcW w:type="dxa" w:w="1474"/>
+          </w:tcPr>
+          <w:p>
+            <w:pPr>
+              <w:spacing w:before="40" w:after="40"/>
+              <w:jc w:val="center"/>
+            </w:pPr>
+            <w:r/>
+            <w:r>
+              <w:rPr>
+                <w:rFonts w:ascii="標楷體" w:hAnsi="標楷體" w:eastAsia="標楷體"/>
+                <w:b w:val="0"/>
+                <w:sz w:val="24"/>
+              </w:rPr>
+              <w:t>測試日期</w:t>
+            </w:r>
+          </w:p>
+        </w:tc>
+        <w:tc>
+          <w:tcPr>
+            <w:tcW w:type="dxa" w:w="3628"/>
+          </w:tcPr>
+          <w:p>
+            <w:pPr>
+              <w:spacing w:before="40" w:after="40"/>
+              <w:jc w:val="center"/>
+            </w:pPr>
+            <w:r/>
+            <w:r>
+              <w:rPr>
+                <w:rFonts w:ascii="標楷體" w:hAnsi="標楷體" w:eastAsia="標楷體"/>
+                <w:b w:val="0"/>
+                <w:sz w:val="24"/>
+              </w:rPr>
+            </w:r>
+          </w:p>
+        </w:tc>
+        <w:tc>
+          <w:tcPr>
+            <w:tcW w:type="dxa" w:w="1928"/>
+          </w:tcPr>
+          <w:p>
+            <w:pPr>
+              <w:spacing w:before="40" w:after="40"/>
+              <w:jc w:val="center"/>
+            </w:pPr>
+            <w:r/>
+            <w:r>
+              <w:rPr>
+                <w:rFonts w:ascii="標楷體" w:hAnsi="標楷體" w:eastAsia="標楷體"/>
+                <w:b w:val="0"/>
+                <w:sz w:val="24"/>
+              </w:rPr>
+              <w:t>測試完畢日期</w:t>
+            </w:r>
+          </w:p>
+        </w:tc>
+        <w:tc>
+          <w:tcPr>
+            <w:tcW w:type="dxa" w:w="2608"/>
+          </w:tcPr>
+          <w:p>
+            <w:pPr>
+              <w:spacing w:before="40" w:after="40"/>
+              <w:jc w:val="center"/>
+            </w:pPr>
+            <w:r/>
+            <w:r>
+              <w:rPr>
+                <w:rFonts w:ascii="標楷體" w:hAnsi="標楷體" w:eastAsia="標楷體"/>
+                <w:b w:val="0"/>
+                <w:sz w:val="24"/>
+              </w:rPr>
+            </w:r>
+          </w:p>
+        </w:tc>
+      </w:tr>
+    </w:tbl>
+    <w:p/>
+    <w:tbl>
+      <w:tblPr>
+        <w:tblStyle w:val="aff2"/>
+        <w:tblW w:type="auto" w:w="0"/>
+        <w:jc w:val="center"/>
+        <w:tblLayout w:type="fixed"/>
+        <w:tblLook w:firstColumn="1" w:firstRow="1" w:lastColumn="0" w:lastRow="0" w:noHBand="0" w:noVBand="1" w:val="04A0"/>
+      </w:tblPr>
+      <w:tblGrid>
+        <w:gridCol w:w="2340"/>
+        <w:gridCol w:w="2340"/>
+        <w:gridCol w:w="2340"/>
+        <w:gridCol w:w="2340"/>
+      </w:tblGrid>
+      <w:tr>
+        <w:trPr>
+          <w:tblHeader w:val="true"/>
+        </w:trPr>
+        <w:tc>
+          <w:tcPr>
+            <w:tcW w:type="dxa" w:w="907"/>
+            <w:vMerge w:val="restart"/>
+          </w:tcPr>
+          <w:p>
+            <w:pPr>
+              <w:spacing w:before="40" w:after="40"/>
+              <w:jc w:val="center"/>
+            </w:pPr>
+            <w:r/>
+            <w:r>
+              <w:rPr>
+                <w:rFonts w:ascii="標楷體" w:hAnsi="標楷體" w:eastAsia="標楷體"/>
+                <w:b w:val="0"/>
+                <w:sz w:val="24"/>
+              </w:rPr>
+              <w:t>項次</w:t>
+            </w:r>
+          </w:p>
+        </w:tc>
+        <w:tc>
+          <w:tcPr>
+            <w:tcW w:type="dxa" w:w="6236"/>
+            <w:vMerge w:val="restart"/>
+          </w:tcPr>
+          <w:p>
+            <w:pPr>
+              <w:spacing w:before="40" w:after="40"/>
+              <w:jc w:val="center"/>
+            </w:pPr>
+            <w:r/>
+            <w:r>
+              <w:rPr>
+                <w:rFonts w:ascii="標楷體" w:hAnsi="標楷體" w:eastAsia="標楷體"/>
+                <w:b w:val="0"/>
+                <w:sz w:val="24"/>
+              </w:rPr>
+              <w:t>測試內容</w:t>
+            </w:r>
+          </w:p>
+        </w:tc>
+        <w:tc>
+          <w:tcPr>
+            <w:tcW w:type="dxa" w:w="2494"/>
+            <w:gridSpan w:val="2"/>
+          </w:tcPr>
+          <w:p>
+            <w:pPr>
+              <w:spacing w:before="40" w:after="40"/>
+              <w:jc w:val="center"/>
+            </w:pPr>
+            <w:r/>
+            <w:r>
+              <w:rPr>
+                <w:rFonts w:ascii="標楷體" w:hAnsi="標楷體" w:eastAsia="標楷體"/>
+                <w:b w:val="0"/>
+                <w:sz w:val="24"/>
+              </w:rPr>
+              <w:t>測試人員勾選</w:t>
+            </w:r>
+          </w:p>
+        </w:tc>
+      </w:tr>
+      <w:tr>
+        <w:trPr>
+          <w:tblHeader w:val="true"/>
+        </w:trPr>
+        <w:tc>
+          <w:tcPr>
+            <w:tcW w:type="dxa" w:w="907"/>
+            <w:vMerge/>
+          </w:tcPr>
+          <w:p/>
+        </w:tc>
+        <w:tc>
+          <w:tcPr>
+            <w:tcW w:type="dxa" w:w="6236"/>
+            <w:vMerge/>
+          </w:tcPr>
+          <w:p/>
+        </w:tc>
+        <w:tc>
+          <w:tcPr>
+            <w:tcW w:type="dxa" w:w="1247"/>
+          </w:tcPr>
+          <w:p>
+            <w:pPr>
+              <w:spacing w:before="40" w:after="40"/>
+              <w:jc w:val="center"/>
+            </w:pPr>
+            <w:r/>
+            <w:r>
+              <w:rPr>
+                <w:rFonts w:ascii="標楷體" w:hAnsi="標楷體" w:eastAsia="標楷體"/>
+                <w:b w:val="0"/>
+                <w:sz w:val="24"/>
+              </w:rPr>
+              <w:t>合格</w:t>
+            </w:r>
+          </w:p>
+        </w:tc>
+        <w:tc>
+          <w:tcPr>
+            <w:tcW w:type="dxa" w:w="1247"/>
+          </w:tcPr>
+          <w:p>
+            <w:pPr>
+              <w:spacing w:before="40" w:after="40"/>
+              <w:jc w:val="center"/>
+            </w:pPr>
+            <w:r/>
+            <w:r>
+              <w:rPr>
+                <w:rFonts w:ascii="標楷體" w:hAnsi="標楷體" w:eastAsia="標楷體"/>
+                <w:b w:val="0"/>
+                <w:sz w:val="24"/>
+              </w:rPr>
+              <w:t>不合格</w:t>
+            </w:r>
+          </w:p>
+        </w:tc>
+      </w:tr>
+      <w:tr>
+        <w:tc>
+          <w:tcPr>
+            <w:tcW w:type="dxa" w:w="907"/>
+          </w:tcPr>
+          <w:p>
+            <w:pPr>
+              <w:spacing w:before="40" w:after="40"/>
+              <w:jc w:val="center"/>
+            </w:pPr>
+            <w:r/>
+            <w:r>
+              <w:rPr>
+                <w:rFonts w:ascii="標楷體" w:hAnsi="標楷體" w:eastAsia="標楷體"/>
+                <w:b w:val="0"/>
+                <w:sz w:val="22"/>
+              </w:rPr>
+              <w:t>1</w:t>
+            </w:r>
+          </w:p>
+        </w:tc>
+        <w:tc>
+          <w:tcPr>
+            <w:tcW w:type="dxa" w:w="6236"/>
+          </w:tcPr>
+          <w:p>
+            <w:pPr>
+              <w:spacing w:before="40" w:after="40"/>
+              <w:jc w:val="left"/>
+            </w:pPr>
+            <w:r/>
+            <w:r>
+              <w:rPr>
+                <w:rFonts w:ascii="標楷體" w:hAnsi="標楷體" w:eastAsia="標楷體"/>
+                <w:b w:val="0"/>
+                <w:sz w:val="22"/>
+              </w:rPr>
+              <w:t>每週排程執行後，管理者應收到 KPI 週報，有未看文件的閱覽者應各收到一封列出其未看文件的未讀提醒，信中皆不含訓練教材。</w:t>
+            </w:r>
+          </w:p>
+        </w:tc>
+        <w:tc>
+          <w:tcPr>
+            <w:tcW w:type="dxa" w:w="1247"/>
+          </w:tcPr>
+          <w:p>
+            <w:pPr>
+              <w:spacing w:before="40" w:after="40"/>
+              <w:jc w:val="center"/>
+            </w:pPr>
+            <w:r/>
+            <w:r>
+              <w:rPr>
+                <w:rFonts w:ascii="標楷體" w:hAnsi="標楷體" w:eastAsia="標楷體"/>
+                <w:b w:val="0"/>
+                <w:sz w:val="24"/>
+              </w:rPr>
+            </w:r>
+          </w:p>
+        </w:tc>
+        <w:tc>
+          <w:tcPr>
+            <w:tcW w:type="dxa" w:w="1247"/>
+          </w:tcPr>
+          <w:p>
+            <w:pPr>
+              <w:spacing w:before="40" w:after="40"/>
+              <w:jc w:val="center"/>
+            </w:pPr>
+            <w:r/>
+            <w:r>
+              <w:rPr>
+                <w:rFonts w:ascii="標楷體" w:hAnsi="標楷體" w:eastAsia="標楷體"/>
+                <w:b w:val="0"/>
+                <w:sz w:val="24"/>
+              </w:rPr>
+            </w:r>
+          </w:p>
+        </w:tc>
+      </w:tr>
+      <w:tr>
+        <w:tc>
+          <w:tcPr>
+            <w:tcW w:type="dxa" w:w="907"/>
+          </w:tcPr>
+          <w:p>
+            <w:pPr>
+              <w:spacing w:before="40" w:after="40"/>
+              <w:jc w:val="center"/>
+            </w:pPr>
+            <w:r/>
+            <w:r>
+              <w:rPr>
+                <w:rFonts w:ascii="標楷體" w:hAnsi="標楷體" w:eastAsia="標楷體"/>
+                <w:b w:val="0"/>
+                <w:sz w:val="22"/>
+              </w:rPr>
+              <w:t>2</w:t>
+            </w:r>
+          </w:p>
+        </w:tc>
+        <w:tc>
+          <w:tcPr>
+            <w:tcW w:type="dxa" w:w="6236"/>
+          </w:tcPr>
+          <w:p>
+            <w:pPr>
+              <w:spacing w:before="40" w:after="40"/>
+              <w:jc w:val="left"/>
+            </w:pPr>
+            <w:r/>
+            <w:r>
+              <w:rPr>
+                <w:rFonts w:ascii="標楷體" w:hAnsi="標楷體" w:eastAsia="標楷體"/>
+                <w:b w:val="0"/>
+                <w:sz w:val="22"/>
+              </w:rPr>
+              <w:t>進入閱讀統計 KPI，應逐文件列出應看、已看、未看與閱讀率；訓練教材不在文件統計中，而列於下方「訓練教材」區且不顯示閱讀統計。</w:t>
+            </w:r>
+          </w:p>
+        </w:tc>
+        <w:tc>
+          <w:tcPr>
+            <w:tcW w:type="dxa" w:w="1247"/>
+          </w:tcPr>
+          <w:p>
+            <w:pPr>
+              <w:spacing w:before="40" w:after="40"/>
+              <w:jc w:val="center"/>
+            </w:pPr>
+            <w:r/>
+            <w:r>
+              <w:rPr>
+                <w:rFonts w:ascii="標楷體" w:hAnsi="標楷體" w:eastAsia="標楷體"/>
+                <w:b w:val="0"/>
+                <w:sz w:val="24"/>
+              </w:rPr>
+            </w:r>
+          </w:p>
+        </w:tc>
+        <w:tc>
+          <w:tcPr>
+            <w:tcW w:type="dxa" w:w="1247"/>
+          </w:tcPr>
+          <w:p>
+            <w:pPr>
+              <w:spacing w:before="40" w:after="40"/>
+              <w:jc w:val="center"/>
+            </w:pPr>
+            <w:r/>
+            <w:r>
+              <w:rPr>
+                <w:rFonts w:ascii="標楷體" w:hAnsi="標楷體" w:eastAsia="標楷體"/>
+                <w:b w:val="0"/>
+                <w:sz w:val="24"/>
+              </w:rPr>
+            </w:r>
+          </w:p>
+        </w:tc>
+      </w:tr>
+      <w:tr>
+        <w:tc>
+          <w:tcPr>
+            <w:tcW w:type="dxa" w:w="907"/>
+          </w:tcPr>
+          <w:p>
+            <w:pPr>
+              <w:spacing w:before="40" w:after="40"/>
+              <w:jc w:val="center"/>
+            </w:pPr>
+            <w:r/>
+            <w:r>
+              <w:rPr>
+                <w:rFonts w:ascii="標楷體" w:hAnsi="標楷體" w:eastAsia="標楷體"/>
+                <w:b w:val="0"/>
+                <w:sz w:val="22"/>
+              </w:rPr>
+              <w:t>3</w:t>
+            </w:r>
+          </w:p>
+        </w:tc>
+        <w:tc>
+          <w:tcPr>
+            <w:tcW w:type="dxa" w:w="6236"/>
+          </w:tcPr>
+          <w:p>
+            <w:pPr>
+              <w:spacing w:before="40" w:after="40"/>
+              <w:jc w:val="left"/>
+            </w:pPr>
+            <w:r/>
+            <w:r>
+              <w:rPr>
+                <w:rFonts w:ascii="標楷體" w:hAnsi="標楷體" w:eastAsia="標楷體"/>
+                <w:b w:val="0"/>
+                <w:sz w:val="22"/>
+              </w:rPr>
+              <w:t>閱覽者甲於文件詳細頁下載文件 K 目前發布版後，本作業文件 K 的已看應加 1、未看減 1。</w:t>
+            </w:r>
+          </w:p>
+        </w:tc>
+        <w:tc>
+          <w:tcPr>
+            <w:tcW w:type="dxa" w:w="1247"/>
+          </w:tcPr>
+          <w:p>
+            <w:pPr>
+              <w:spacing w:before="40" w:after="40"/>
+              <w:jc w:val="center"/>
+            </w:pPr>
+            <w:r/>
+            <w:r>
+              <w:rPr>
+                <w:rFonts w:ascii="標楷體" w:hAnsi="標楷體" w:eastAsia="標楷體"/>
+                <w:b w:val="0"/>
+                <w:sz w:val="24"/>
+              </w:rPr>
+            </w:r>
+          </w:p>
+        </w:tc>
+        <w:tc>
+          <w:tcPr>
+            <w:tcW w:type="dxa" w:w="1247"/>
+          </w:tcPr>
+          <w:p>
+            <w:pPr>
+              <w:spacing w:before="40" w:after="40"/>
+              <w:jc w:val="center"/>
+            </w:pPr>
+            <w:r/>
+            <w:r>
+              <w:rPr>
+                <w:rFonts w:ascii="標楷體" w:hAnsi="標楷體" w:eastAsia="標楷體"/>
+                <w:b w:val="0"/>
+                <w:sz w:val="24"/>
+              </w:rPr>
+            </w:r>
+          </w:p>
+        </w:tc>
+      </w:tr>
+      <w:tr>
+        <w:tc>
+          <w:tcPr>
+            <w:tcW w:type="dxa" w:w="907"/>
+          </w:tcPr>
+          <w:p>
+            <w:pPr>
+              <w:spacing w:before="40" w:after="40"/>
+              <w:jc w:val="center"/>
+            </w:pPr>
+            <w:r/>
+            <w:r>
+              <w:rPr>
+                <w:rFonts w:ascii="標楷體" w:hAnsi="標楷體" w:eastAsia="標楷體"/>
+                <w:b w:val="0"/>
+                <w:sz w:val="22"/>
+              </w:rPr>
+              <w:t>4</w:t>
+            </w:r>
+          </w:p>
+        </w:tc>
+        <w:tc>
+          <w:tcPr>
+            <w:tcW w:type="dxa" w:w="6236"/>
+          </w:tcPr>
+          <w:p>
+            <w:pPr>
+              <w:spacing w:before="40" w:after="40"/>
+              <w:jc w:val="left"/>
+            </w:pPr>
+            <w:r/>
+            <w:r>
+              <w:rPr>
+                <w:rFonts w:ascii="標楷體" w:hAnsi="標楷體" w:eastAsia="標楷體"/>
+                <w:b w:val="0"/>
+                <w:sz w:val="22"/>
+              </w:rPr>
+              <w:t>閱覽者甲僅預覽文件 L、未下載，文件 L 的已看應不變。</w:t>
+            </w:r>
+          </w:p>
+        </w:tc>
+        <w:tc>
+          <w:tcPr>
+            <w:tcW w:type="dxa" w:w="1247"/>
+          </w:tcPr>
+          <w:p>
+            <w:pPr>
+              <w:spacing w:before="40" w:after="40"/>
+              <w:jc w:val="center"/>
+            </w:pPr>
+            <w:r/>
+            <w:r>
+              <w:rPr>
+                <w:rFonts w:ascii="標楷體" w:hAnsi="標楷體" w:eastAsia="標楷體"/>
+                <w:b w:val="0"/>
+                <w:sz w:val="24"/>
+              </w:rPr>
+            </w:r>
+          </w:p>
+        </w:tc>
+        <w:tc>
+          <w:tcPr>
+            <w:tcW w:type="dxa" w:w="1247"/>
+          </w:tcPr>
+          <w:p>
+            <w:pPr>
+              <w:spacing w:before="40" w:after="40"/>
+              <w:jc w:val="center"/>
+            </w:pPr>
+            <w:r/>
+            <w:r>
+              <w:rPr>
+                <w:rFonts w:ascii="標楷體" w:hAnsi="標楷體" w:eastAsia="標楷體"/>
+                <w:b w:val="0"/>
+                <w:sz w:val="24"/>
+              </w:rPr>
+            </w:r>
+          </w:p>
+        </w:tc>
+      </w:tr>
+      <w:tr>
+        <w:tc>
+          <w:tcPr>
+            <w:tcW w:type="dxa" w:w="907"/>
+          </w:tcPr>
+          <w:p>
+            <w:pPr>
+              <w:spacing w:before="40" w:after="40"/>
+              <w:jc w:val="center"/>
+            </w:pPr>
+            <w:r/>
+            <w:r>
+              <w:rPr>
+                <w:rFonts w:ascii="標楷體" w:hAnsi="標楷體" w:eastAsia="標楷體"/>
+                <w:b w:val="0"/>
+                <w:sz w:val="22"/>
+              </w:rPr>
+              <w:t>5</w:t>
+            </w:r>
+          </w:p>
+        </w:tc>
+        <w:tc>
+          <w:tcPr>
+            <w:tcW w:type="dxa" w:w="6236"/>
+          </w:tcPr>
+          <w:p>
+            <w:pPr>
+              <w:spacing w:before="40" w:after="40"/>
+              <w:jc w:val="left"/>
+            </w:pPr>
+            <w:r/>
+            <w:r>
+              <w:rPr>
+                <w:rFonts w:ascii="標楷體" w:hAnsi="標楷體" w:eastAsia="標楷體"/>
+                <w:b w:val="0"/>
+                <w:sz w:val="22"/>
+              </w:rPr>
+              <w:t>閱覽者甲再次下載文件 K，文件 K 的已看應不再增加。</w:t>
+            </w:r>
+          </w:p>
+        </w:tc>
+        <w:tc>
+          <w:tcPr>
+            <w:tcW w:type="dxa" w:w="1247"/>
+          </w:tcPr>
+          <w:p>
+            <w:pPr>
+              <w:spacing w:before="40" w:after="40"/>
+              <w:jc w:val="center"/>
+            </w:pPr>
+            <w:r/>
+            <w:r>
+              <w:rPr>
+                <w:rFonts w:ascii="標楷體" w:hAnsi="標楷體" w:eastAsia="標楷體"/>
+                <w:b w:val="0"/>
+                <w:sz w:val="24"/>
+              </w:rPr>
+            </w:r>
+          </w:p>
+        </w:tc>
+        <w:tc>
+          <w:tcPr>
+            <w:tcW w:type="dxa" w:w="1247"/>
+          </w:tcPr>
+          <w:p>
+            <w:pPr>
+              <w:spacing w:before="40" w:after="40"/>
+              <w:jc w:val="center"/>
+            </w:pPr>
+            <w:r/>
+            <w:r>
+              <w:rPr>
+                <w:rFonts w:ascii="標楷體" w:hAnsi="標楷體" w:eastAsia="標楷體"/>
+                <w:b w:val="0"/>
+                <w:sz w:val="24"/>
+              </w:rPr>
+            </w:r>
+          </w:p>
+        </w:tc>
+      </w:tr>
+      <w:tr>
+        <w:tc>
+          <w:tcPr>
+            <w:tcW w:type="dxa" w:w="907"/>
+          </w:tcPr>
+          <w:p>
+            <w:pPr>
+              <w:spacing w:before="40" w:after="40"/>
+              <w:jc w:val="center"/>
+            </w:pPr>
+            <w:r/>
+            <w:r>
+              <w:rPr>
+                <w:rFonts w:ascii="標楷體" w:hAnsi="標楷體" w:eastAsia="標楷體"/>
+                <w:b w:val="0"/>
+                <w:sz w:val="22"/>
+              </w:rPr>
+              <w:t>6</w:t>
+            </w:r>
+          </w:p>
+        </w:tc>
+        <w:tc>
+          <w:tcPr>
+            <w:tcW w:type="dxa" w:w="6236"/>
+          </w:tcPr>
+          <w:p>
+            <w:pPr>
+              <w:spacing w:before="40" w:after="40"/>
+              <w:jc w:val="left"/>
+            </w:pPr>
+            <w:r/>
+            <w:r>
+              <w:rPr>
+                <w:rFonts w:ascii="標楷體" w:hAnsi="標楷體" w:eastAsia="標楷體"/>
+                <w:b w:val="0"/>
+                <w:sz w:val="22"/>
+              </w:rPr>
+              <w:t>只具編輯者角色的帳號下載文件 K，文件 K 的應看與已看皆應不變。</w:t>
+            </w:r>
+          </w:p>
+        </w:tc>
+        <w:tc>
+          <w:tcPr>
+            <w:tcW w:type="dxa" w:w="1247"/>
+          </w:tcPr>
+          <w:p>
+            <w:pPr>
+              <w:spacing w:before="40" w:after="40"/>
+              <w:jc w:val="center"/>
+            </w:pPr>
+            <w:r/>
+            <w:r>
+              <w:rPr>
+                <w:rFonts w:ascii="標楷體" w:hAnsi="標楷體" w:eastAsia="標楷體"/>
+                <w:b w:val="0"/>
+                <w:sz w:val="24"/>
+              </w:rPr>
+            </w:r>
+          </w:p>
+        </w:tc>
+        <w:tc>
+          <w:tcPr>
+            <w:tcW w:type="dxa" w:w="1247"/>
+          </w:tcPr>
+          <w:p>
+            <w:pPr>
+              <w:spacing w:before="40" w:after="40"/>
+              <w:jc w:val="center"/>
+            </w:pPr>
+            <w:r/>
+            <w:r>
+              <w:rPr>
+                <w:rFonts w:ascii="標楷體" w:hAnsi="標楷體" w:eastAsia="標楷體"/>
+                <w:b w:val="0"/>
+                <w:sz w:val="24"/>
+              </w:rPr>
+            </w:r>
+          </w:p>
+        </w:tc>
+      </w:tr>
+      <w:tr>
+        <w:tc>
+          <w:tcPr>
+            <w:tcW w:type="dxa" w:w="907"/>
+          </w:tcPr>
+          <w:p>
+            <w:pPr>
+              <w:spacing w:before="40" w:after="40"/>
+              <w:jc w:val="center"/>
+            </w:pPr>
+            <w:r/>
+            <w:r>
+              <w:rPr>
+                <w:rFonts w:ascii="標楷體" w:hAnsi="標楷體" w:eastAsia="標楷體"/>
+                <w:b w:val="0"/>
+                <w:sz w:val="22"/>
+              </w:rPr>
+              <w:t>7</w:t>
+            </w:r>
+          </w:p>
+        </w:tc>
+        <w:tc>
+          <w:tcPr>
+            <w:tcW w:type="dxa" w:w="6236"/>
+          </w:tcPr>
+          <w:p>
+            <w:pPr>
+              <w:spacing w:before="40" w:after="40"/>
+              <w:jc w:val="left"/>
+            </w:pPr>
+            <w:r/>
+            <w:r>
+              <w:rPr>
+                <w:rFonts w:ascii="標楷體" w:hAnsi="標楷體" w:eastAsia="標楷體"/>
+                <w:b w:val="0"/>
+                <w:sz w:val="22"/>
+              </w:rPr>
+              <w:t>文件 K 發布新版本後，文件 K 的已看應改以新版計算，閱覽者甲回到未看。</w:t>
+            </w:r>
+          </w:p>
+        </w:tc>
+        <w:tc>
+          <w:tcPr>
+            <w:tcW w:type="dxa" w:w="1247"/>
+          </w:tcPr>
+          <w:p>
+            <w:pPr>
+              <w:spacing w:before="40" w:after="40"/>
+              <w:jc w:val="center"/>
+            </w:pPr>
+            <w:r/>
+            <w:r>
+              <w:rPr>
+                <w:rFonts w:ascii="標楷體" w:hAnsi="標楷體" w:eastAsia="標楷體"/>
+                <w:b w:val="0"/>
+                <w:sz w:val="24"/>
+              </w:rPr>
+            </w:r>
+          </w:p>
+        </w:tc>
+        <w:tc>
+          <w:tcPr>
+            <w:tcW w:type="dxa" w:w="1247"/>
+          </w:tcPr>
+          <w:p>
+            <w:pPr>
+              <w:spacing w:before="40" w:after="40"/>
+              <w:jc w:val="center"/>
+            </w:pPr>
+            <w:r/>
+            <w:r>
+              <w:rPr>
+                <w:rFonts w:ascii="標楷體" w:hAnsi="標楷體" w:eastAsia="標楷體"/>
+                <w:b w:val="0"/>
+                <w:sz w:val="24"/>
+              </w:rPr>
+            </w:r>
+          </w:p>
+        </w:tc>
+      </w:tr>
+      <w:tr>
+        <w:tc>
+          <w:tcPr>
+            <w:tcW w:type="dxa" w:w="907"/>
+          </w:tcPr>
+          <w:p>
+            <w:pPr>
+              <w:spacing w:before="40" w:after="40"/>
+              <w:jc w:val="center"/>
+            </w:pPr>
+            <w:r/>
+            <w:r>
+              <w:rPr>
+                <w:rFonts w:ascii="標楷體" w:hAnsi="標楷體" w:eastAsia="標楷體"/>
+                <w:b w:val="0"/>
+                <w:sz w:val="22"/>
+              </w:rPr>
+              <w:t>8</w:t>
+            </w:r>
+          </w:p>
+        </w:tc>
+        <w:tc>
+          <w:tcPr>
+            <w:tcW w:type="dxa" w:w="6236"/>
+          </w:tcPr>
+          <w:p>
+            <w:pPr>
+              <w:spacing w:before="40" w:after="40"/>
+              <w:jc w:val="left"/>
+            </w:pPr>
+            <w:r/>
+            <w:r>
+              <w:rPr>
+                <w:rFonts w:ascii="標楷體" w:hAnsi="標楷體" w:eastAsia="標楷體"/>
+                <w:b w:val="0"/>
+                <w:sz w:val="22"/>
+              </w:rPr>
+              <w:t>文件 M 的閱讀率應顯示「—（無對應閱覽者）」，且不計入統計卡的可計算文件數。</w:t>
+            </w:r>
+          </w:p>
+        </w:tc>
+        <w:tc>
+          <w:tcPr>
+            <w:tcW w:type="dxa" w:w="1247"/>
+          </w:tcPr>
+          <w:p>
+            <w:pPr>
+              <w:spacing w:before="40" w:after="40"/>
+              <w:jc w:val="center"/>
+            </w:pPr>
+            <w:r/>
+            <w:r>
+              <w:rPr>
+                <w:rFonts w:ascii="標楷體" w:hAnsi="標楷體" w:eastAsia="標楷體"/>
+                <w:b w:val="0"/>
+                <w:sz w:val="24"/>
+              </w:rPr>
+            </w:r>
+          </w:p>
+        </w:tc>
+        <w:tc>
+          <w:tcPr>
+            <w:tcW w:type="dxa" w:w="1247"/>
+          </w:tcPr>
+          <w:p>
+            <w:pPr>
+              <w:spacing w:before="40" w:after="40"/>
+              <w:jc w:val="center"/>
+            </w:pPr>
+            <w:r/>
+            <w:r>
+              <w:rPr>
+                <w:rFonts w:ascii="標楷體" w:hAnsi="標楷體" w:eastAsia="標楷體"/>
+                <w:b w:val="0"/>
+                <w:sz w:val="24"/>
+              </w:rPr>
+            </w:r>
+          </w:p>
+        </w:tc>
+      </w:tr>
+      <w:tr>
+        <w:tc>
+          <w:tcPr>
+            <w:tcW w:type="dxa" w:w="907"/>
+          </w:tcPr>
+          <w:p>
+            <w:pPr>
+              <w:spacing w:before="40" w:after="40"/>
+              <w:jc w:val="center"/>
+            </w:pPr>
+            <w:r/>
+            <w:r>
+              <w:rPr>
+                <w:rFonts w:ascii="標楷體" w:hAnsi="標楷體" w:eastAsia="標楷體"/>
+                <w:b w:val="0"/>
+                <w:sz w:val="22"/>
+              </w:rPr>
+              <w:t>9</w:t>
+            </w:r>
+          </w:p>
+        </w:tc>
+        <w:tc>
+          <w:tcPr>
+            <w:tcW w:type="dxa" w:w="6236"/>
+          </w:tcPr>
+          <w:p>
+            <w:pPr>
+              <w:spacing w:before="40" w:after="40"/>
+              <w:jc w:val="left"/>
+            </w:pPr>
+            <w:r/>
+            <w:r>
+              <w:rPr>
+                <w:rFonts w:ascii="標楷體" w:hAnsi="標楷體" w:eastAsia="標楷體"/>
+                <w:b w:val="0"/>
+                <w:sz w:val="22"/>
+              </w:rPr>
+              <w:t>於「分類」選一個分類後，兩張統計卡應只計算該分類下的文件。</w:t>
+            </w:r>
+          </w:p>
+        </w:tc>
+        <w:tc>
+          <w:tcPr>
+            <w:tcW w:type="dxa" w:w="1247"/>
+          </w:tcPr>
+          <w:p>
+            <w:pPr>
+              <w:spacing w:before="40" w:after="40"/>
+              <w:jc w:val="center"/>
+            </w:pPr>
+            <w:r/>
+            <w:r>
+              <w:rPr>
+                <w:rFonts w:ascii="標楷體" w:hAnsi="標楷體" w:eastAsia="標楷體"/>
+                <w:b w:val="0"/>
+                <w:sz w:val="24"/>
+              </w:rPr>
+            </w:r>
+          </w:p>
+        </w:tc>
+        <w:tc>
+          <w:tcPr>
+            <w:tcW w:type="dxa" w:w="1247"/>
+          </w:tcPr>
+          <w:p>
+            <w:pPr>
+              <w:spacing w:before="40" w:after="40"/>
+              <w:jc w:val="center"/>
+            </w:pPr>
+            <w:r/>
+            <w:r>
+              <w:rPr>
+                <w:rFonts w:ascii="標楷體" w:hAnsi="標楷體" w:eastAsia="標楷體"/>
+                <w:b w:val="0"/>
+                <w:sz w:val="24"/>
+              </w:rPr>
+            </w:r>
+          </w:p>
+        </w:tc>
+      </w:tr>
+      <w:tr>
+        <w:tc>
+          <w:tcPr>
+            <w:tcW w:type="dxa" w:w="907"/>
+          </w:tcPr>
+          <w:p>
+            <w:pPr>
+              <w:spacing w:before="40" w:after="40"/>
+              <w:jc w:val="center"/>
+            </w:pPr>
+            <w:r/>
+            <w:r>
+              <w:rPr>
+                <w:rFonts w:ascii="標楷體" w:hAnsi="標楷體" w:eastAsia="標楷體"/>
+                <w:b w:val="0"/>
+                <w:sz w:val="22"/>
+              </w:rPr>
+              <w:t>10</w:t>
+            </w:r>
+          </w:p>
+        </w:tc>
+        <w:tc>
+          <w:tcPr>
+            <w:tcW w:type="dxa" w:w="6236"/>
+          </w:tcPr>
+          <w:p>
+            <w:pPr>
+              <w:spacing w:before="40" w:after="40"/>
+              <w:jc w:val="left"/>
+            </w:pPr>
+            <w:r/>
+            <w:r>
+              <w:rPr>
+                <w:rFonts w:ascii="標楷體" w:hAnsi="標楷體" w:eastAsia="標楷體"/>
+                <w:b w:val="0"/>
+                <w:sz w:val="22"/>
+              </w:rPr>
+              <w:t>按文件 N 左側的展開鈕，應逐組列出每組可見對象的應看、已看、未看與閱讀率。</w:t>
+            </w:r>
+          </w:p>
+        </w:tc>
+        <w:tc>
+          <w:tcPr>
+            <w:tcW w:type="dxa" w:w="1247"/>
+          </w:tcPr>
+          <w:p>
+            <w:pPr>
+              <w:spacing w:before="40" w:after="40"/>
+              <w:jc w:val="center"/>
+            </w:pPr>
+            <w:r/>
+            <w:r>
+              <w:rPr>
+                <w:rFonts w:ascii="標楷體" w:hAnsi="標楷體" w:eastAsia="標楷體"/>
+                <w:b w:val="0"/>
+                <w:sz w:val="24"/>
+              </w:rPr>
+            </w:r>
+          </w:p>
+        </w:tc>
+        <w:tc>
+          <w:tcPr>
+            <w:tcW w:type="dxa" w:w="1247"/>
+          </w:tcPr>
+          <w:p>
+            <w:pPr>
+              <w:spacing w:before="40" w:after="40"/>
+              <w:jc w:val="center"/>
+            </w:pPr>
+            <w:r/>
+            <w:r>
+              <w:rPr>
+                <w:rFonts w:ascii="標楷體" w:hAnsi="標楷體" w:eastAsia="標楷體"/>
+                <w:b w:val="0"/>
+                <w:sz w:val="24"/>
+              </w:rPr>
+            </w:r>
+          </w:p>
+        </w:tc>
+      </w:tr>
+      <w:tr>
+        <w:tc>
+          <w:tcPr>
+            <w:tcW w:type="dxa" w:w="907"/>
+          </w:tcPr>
+          <w:p>
+            <w:pPr>
+              <w:spacing w:before="40" w:after="40"/>
+              <w:jc w:val="center"/>
+            </w:pPr>
+            <w:r/>
+            <w:r>
+              <w:rPr>
+                <w:rFonts w:ascii="標楷體" w:hAnsi="標楷體" w:eastAsia="標楷體"/>
+                <w:b w:val="0"/>
+                <w:sz w:val="22"/>
+              </w:rPr>
+              <w:t>11</w:t>
+            </w:r>
+          </w:p>
+        </w:tc>
+        <w:tc>
+          <w:tcPr>
+            <w:tcW w:type="dxa" w:w="6236"/>
+          </w:tcPr>
+          <w:p>
+            <w:pPr>
+              <w:spacing w:before="40" w:after="40"/>
+              <w:jc w:val="left"/>
+            </w:pPr>
+            <w:r/>
+            <w:r>
+              <w:rPr>
+                <w:rFonts w:ascii="標楷體" w:hAnsi="標楷體" w:eastAsia="標楷體"/>
+                <w:b w:val="0"/>
+                <w:sz w:val="22"/>
+              </w:rPr>
+              <w:t>按「匯出 CSV」，下載的檔案以 Excel 開啟中文正常，內容為目前查詢條件下的全部文件且不含訓練教材。</w:t>
             </w:r>
           </w:p>
         </w:tc>

--- a/docs/manuals/測試報告/DM-文件管理模組.docx
+++ b/docs/manuals/測試報告/DM-文件管理模組.docx
@@ -226,7 +226,7 @@
           </w:tcPr>
           <w:p>
             <w:r>
-              <w:t>2026/10/12</w:t>
+              <w:t>2026/10/13</w:t>
             </w:r>
           </w:p>
         </w:tc>
@@ -384,7 +384,7 @@
               <w:jc w:val="center"/>
             </w:pPr>
             <w:r>
-              <w:t>2026/10/12</w:t>
+              <w:t>2026/10/13</w:t>
             </w:r>
           </w:p>
         </w:tc>
@@ -445,6 +445,918 @@
     <w:p>
       <w:pPr>
         <w:pStyle w:val="1"/>
+      </w:pPr>
+      <w:r>
+        <w:t>DM00 系統儀表板</w:t>
+      </w:r>
+    </w:p>
+    <w:tbl>
+      <w:tblPr>
+        <w:tblStyle w:val="aff2"/>
+        <w:tblW w:type="auto" w:w="0"/>
+        <w:jc w:val="center"/>
+        <w:tblLayout w:type="fixed"/>
+        <w:tblLook w:firstColumn="1" w:firstRow="1" w:lastColumn="0" w:lastRow="0" w:noHBand="0" w:noVBand="1" w:val="04A0"/>
+      </w:tblPr>
+      <w:tblGrid>
+        <w:gridCol w:w="2340"/>
+        <w:gridCol w:w="2340"/>
+        <w:gridCol w:w="2340"/>
+        <w:gridCol w:w="2340"/>
+      </w:tblGrid>
+      <w:tr>
+        <w:tc>
+          <w:tcPr>
+            <w:tcW w:type="dxa" w:w="9638"/>
+            <w:gridSpan w:val="4"/>
+          </w:tcPr>
+          <w:p>
+            <w:pPr>
+              <w:spacing w:before="40" w:after="40"/>
+              <w:jc w:val="center"/>
+            </w:pPr>
+            <w:r/>
+            <w:r>
+              <w:rPr>
+                <w:rFonts w:ascii="標楷體" w:hAnsi="標楷體" w:eastAsia="標楷體"/>
+                <w:b/>
+                <w:sz w:val="32"/>
+                <w:spacing w:val="80"/>
+              </w:rPr>
+              <w:t>國防醫學大學三軍總醫院測試報告</w:t>
+            </w:r>
+          </w:p>
+        </w:tc>
+      </w:tr>
+      <w:tr>
+        <w:tc>
+          <w:tcPr>
+            <w:tcW w:type="dxa" w:w="1474"/>
+          </w:tcPr>
+          <w:p>
+            <w:pPr>
+              <w:spacing w:before="40" w:after="40"/>
+              <w:jc w:val="center"/>
+            </w:pPr>
+            <w:r/>
+            <w:r>
+              <w:rPr>
+                <w:rFonts w:ascii="標楷體" w:hAnsi="標楷體" w:eastAsia="標楷體"/>
+                <w:b w:val="0"/>
+                <w:sz w:val="24"/>
+              </w:rPr>
+              <w:t>購案名稱</w:t>
+            </w:r>
+          </w:p>
+        </w:tc>
+        <w:tc>
+          <w:tcPr>
+            <w:tcW w:type="dxa" w:w="3628"/>
+          </w:tcPr>
+          <w:p>
+            <w:pPr>
+              <w:spacing w:before="40" w:after="40"/>
+              <w:jc w:val="center"/>
+            </w:pPr>
+            <w:r/>
+            <w:r>
+              <w:rPr>
+                <w:rFonts w:ascii="標楷體" w:hAnsi="標楷體" w:eastAsia="標楷體"/>
+                <w:b w:val="0"/>
+                <w:sz w:val="24"/>
+              </w:rPr>
+              <w:t>國軍醫院設立捐血站裝備整備案</w:t>
+            </w:r>
+          </w:p>
+        </w:tc>
+        <w:tc>
+          <w:tcPr>
+            <w:tcW w:type="dxa" w:w="1928"/>
+          </w:tcPr>
+          <w:p>
+            <w:pPr>
+              <w:spacing w:before="40" w:after="40"/>
+              <w:jc w:val="center"/>
+            </w:pPr>
+            <w:r/>
+            <w:r>
+              <w:rPr>
+                <w:rFonts w:ascii="標楷體" w:hAnsi="標楷體" w:eastAsia="標楷體"/>
+                <w:b w:val="0"/>
+                <w:sz w:val="24"/>
+              </w:rPr>
+              <w:t>單位主管用印</w:t>
+            </w:r>
+          </w:p>
+        </w:tc>
+        <w:tc>
+          <w:tcPr>
+            <w:tcW w:type="dxa" w:w="2608"/>
+          </w:tcPr>
+          <w:p>
+            <w:pPr>
+              <w:spacing w:before="40" w:after="40"/>
+              <w:jc w:val="center"/>
+            </w:pPr>
+            <w:r/>
+            <w:r>
+              <w:rPr>
+                <w:rFonts w:ascii="標楷體" w:hAnsi="標楷體" w:eastAsia="標楷體"/>
+                <w:b w:val="0"/>
+                <w:sz w:val="24"/>
+              </w:rPr>
+            </w:r>
+          </w:p>
+        </w:tc>
+      </w:tr>
+      <w:tr>
+        <w:tc>
+          <w:tcPr>
+            <w:tcW w:type="dxa" w:w="1474"/>
+          </w:tcPr>
+          <w:p>
+            <w:pPr>
+              <w:spacing w:before="40" w:after="40"/>
+              <w:jc w:val="center"/>
+            </w:pPr>
+            <w:r/>
+            <w:r>
+              <w:rPr>
+                <w:rFonts w:ascii="標楷體" w:hAnsi="標楷體" w:eastAsia="標楷體"/>
+                <w:b w:val="0"/>
+                <w:sz w:val="24"/>
+              </w:rPr>
+              <w:t>測試單位</w:t>
+            </w:r>
+          </w:p>
+        </w:tc>
+        <w:tc>
+          <w:tcPr>
+            <w:tcW w:type="dxa" w:w="3628"/>
+          </w:tcPr>
+          <w:p>
+            <w:pPr>
+              <w:spacing w:before="40" w:after="40"/>
+              <w:jc w:val="center"/>
+            </w:pPr>
+            <w:r/>
+            <w:r>
+              <w:rPr>
+                <w:rFonts w:ascii="標楷體" w:hAnsi="標楷體" w:eastAsia="標楷體"/>
+                <w:b w:val="0"/>
+                <w:sz w:val="24"/>
+              </w:rPr>
+            </w:r>
+          </w:p>
+        </w:tc>
+        <w:tc>
+          <w:tcPr>
+            <w:tcW w:type="dxa" w:w="1928"/>
+          </w:tcPr>
+          <w:p>
+            <w:pPr>
+              <w:spacing w:before="40" w:after="40"/>
+              <w:jc w:val="center"/>
+            </w:pPr>
+            <w:r/>
+            <w:r>
+              <w:rPr>
+                <w:rFonts w:ascii="標楷體" w:hAnsi="標楷體" w:eastAsia="標楷體"/>
+                <w:b w:val="0"/>
+                <w:sz w:val="24"/>
+              </w:rPr>
+              <w:t>測試人員</w:t>
+            </w:r>
+          </w:p>
+        </w:tc>
+        <w:tc>
+          <w:tcPr>
+            <w:tcW w:type="dxa" w:w="2608"/>
+          </w:tcPr>
+          <w:p>
+            <w:pPr>
+              <w:spacing w:before="40" w:after="40"/>
+              <w:jc w:val="center"/>
+            </w:pPr>
+            <w:r/>
+            <w:r>
+              <w:rPr>
+                <w:rFonts w:ascii="標楷體" w:hAnsi="標楷體" w:eastAsia="標楷體"/>
+                <w:b w:val="0"/>
+                <w:sz w:val="24"/>
+              </w:rPr>
+            </w:r>
+          </w:p>
+        </w:tc>
+      </w:tr>
+      <w:tr>
+        <w:tc>
+          <w:tcPr>
+            <w:tcW w:type="dxa" w:w="1474"/>
+          </w:tcPr>
+          <w:p>
+            <w:pPr>
+              <w:spacing w:before="40" w:after="40"/>
+              <w:jc w:val="center"/>
+            </w:pPr>
+            <w:r/>
+            <w:r>
+              <w:rPr>
+                <w:rFonts w:ascii="標楷體" w:hAnsi="標楷體" w:eastAsia="標楷體"/>
+                <w:b w:val="0"/>
+                <w:sz w:val="24"/>
+              </w:rPr>
+              <w:t>測試日期</w:t>
+            </w:r>
+          </w:p>
+        </w:tc>
+        <w:tc>
+          <w:tcPr>
+            <w:tcW w:type="dxa" w:w="3628"/>
+          </w:tcPr>
+          <w:p>
+            <w:pPr>
+              <w:spacing w:before="40" w:after="40"/>
+              <w:jc w:val="center"/>
+            </w:pPr>
+            <w:r/>
+            <w:r>
+              <w:rPr>
+                <w:rFonts w:ascii="標楷體" w:hAnsi="標楷體" w:eastAsia="標楷體"/>
+                <w:b w:val="0"/>
+                <w:sz w:val="24"/>
+              </w:rPr>
+            </w:r>
+          </w:p>
+        </w:tc>
+        <w:tc>
+          <w:tcPr>
+            <w:tcW w:type="dxa" w:w="1928"/>
+          </w:tcPr>
+          <w:p>
+            <w:pPr>
+              <w:spacing w:before="40" w:after="40"/>
+              <w:jc w:val="center"/>
+            </w:pPr>
+            <w:r/>
+            <w:r>
+              <w:rPr>
+                <w:rFonts w:ascii="標楷體" w:hAnsi="標楷體" w:eastAsia="標楷體"/>
+                <w:b w:val="0"/>
+                <w:sz w:val="24"/>
+              </w:rPr>
+              <w:t>測試完畢日期</w:t>
+            </w:r>
+          </w:p>
+        </w:tc>
+        <w:tc>
+          <w:tcPr>
+            <w:tcW w:type="dxa" w:w="2608"/>
+          </w:tcPr>
+          <w:p>
+            <w:pPr>
+              <w:spacing w:before="40" w:after="40"/>
+              <w:jc w:val="center"/>
+            </w:pPr>
+            <w:r/>
+            <w:r>
+              <w:rPr>
+                <w:rFonts w:ascii="標楷體" w:hAnsi="標楷體" w:eastAsia="標楷體"/>
+                <w:b w:val="0"/>
+                <w:sz w:val="24"/>
+              </w:rPr>
+            </w:r>
+          </w:p>
+        </w:tc>
+      </w:tr>
+    </w:tbl>
+    <w:p/>
+    <w:tbl>
+      <w:tblPr>
+        <w:tblStyle w:val="aff2"/>
+        <w:tblW w:type="auto" w:w="0"/>
+        <w:jc w:val="center"/>
+        <w:tblLayout w:type="fixed"/>
+        <w:tblLook w:firstColumn="1" w:firstRow="1" w:lastColumn="0" w:lastRow="0" w:noHBand="0" w:noVBand="1" w:val="04A0"/>
+      </w:tblPr>
+      <w:tblGrid>
+        <w:gridCol w:w="2340"/>
+        <w:gridCol w:w="2340"/>
+        <w:gridCol w:w="2340"/>
+        <w:gridCol w:w="2340"/>
+      </w:tblGrid>
+      <w:tr>
+        <w:trPr>
+          <w:tblHeader w:val="true"/>
+        </w:trPr>
+        <w:tc>
+          <w:tcPr>
+            <w:tcW w:type="dxa" w:w="907"/>
+            <w:vMerge w:val="restart"/>
+          </w:tcPr>
+          <w:p>
+            <w:pPr>
+              <w:spacing w:before="40" w:after="40"/>
+              <w:jc w:val="center"/>
+            </w:pPr>
+            <w:r/>
+            <w:r>
+              <w:rPr>
+                <w:rFonts w:ascii="標楷體" w:hAnsi="標楷體" w:eastAsia="標楷體"/>
+                <w:b w:val="0"/>
+                <w:sz w:val="24"/>
+              </w:rPr>
+              <w:t>項次</w:t>
+            </w:r>
+          </w:p>
+        </w:tc>
+        <w:tc>
+          <w:tcPr>
+            <w:tcW w:type="dxa" w:w="6236"/>
+            <w:vMerge w:val="restart"/>
+          </w:tcPr>
+          <w:p>
+            <w:pPr>
+              <w:spacing w:before="40" w:after="40"/>
+              <w:jc w:val="center"/>
+            </w:pPr>
+            <w:r/>
+            <w:r>
+              <w:rPr>
+                <w:rFonts w:ascii="標楷體" w:hAnsi="標楷體" w:eastAsia="標楷體"/>
+                <w:b w:val="0"/>
+                <w:sz w:val="24"/>
+              </w:rPr>
+              <w:t>測試內容</w:t>
+            </w:r>
+          </w:p>
+        </w:tc>
+        <w:tc>
+          <w:tcPr>
+            <w:tcW w:type="dxa" w:w="2494"/>
+            <w:gridSpan w:val="2"/>
+          </w:tcPr>
+          <w:p>
+            <w:pPr>
+              <w:spacing w:before="40" w:after="40"/>
+              <w:jc w:val="center"/>
+            </w:pPr>
+            <w:r/>
+            <w:r>
+              <w:rPr>
+                <w:rFonts w:ascii="標楷體" w:hAnsi="標楷體" w:eastAsia="標楷體"/>
+                <w:b w:val="0"/>
+                <w:sz w:val="24"/>
+              </w:rPr>
+              <w:t>測試人員勾選</w:t>
+            </w:r>
+          </w:p>
+        </w:tc>
+      </w:tr>
+      <w:tr>
+        <w:trPr>
+          <w:tblHeader w:val="true"/>
+        </w:trPr>
+        <w:tc>
+          <w:tcPr>
+            <w:tcW w:type="dxa" w:w="907"/>
+            <w:vMerge/>
+          </w:tcPr>
+          <w:p/>
+        </w:tc>
+        <w:tc>
+          <w:tcPr>
+            <w:tcW w:type="dxa" w:w="6236"/>
+            <w:vMerge/>
+          </w:tcPr>
+          <w:p/>
+        </w:tc>
+        <w:tc>
+          <w:tcPr>
+            <w:tcW w:type="dxa" w:w="1247"/>
+          </w:tcPr>
+          <w:p>
+            <w:pPr>
+              <w:spacing w:before="40" w:after="40"/>
+              <w:jc w:val="center"/>
+            </w:pPr>
+            <w:r/>
+            <w:r>
+              <w:rPr>
+                <w:rFonts w:ascii="標楷體" w:hAnsi="標楷體" w:eastAsia="標楷體"/>
+                <w:b w:val="0"/>
+                <w:sz w:val="24"/>
+              </w:rPr>
+              <w:t>合格</w:t>
+            </w:r>
+          </w:p>
+        </w:tc>
+        <w:tc>
+          <w:tcPr>
+            <w:tcW w:type="dxa" w:w="1247"/>
+          </w:tcPr>
+          <w:p>
+            <w:pPr>
+              <w:spacing w:before="40" w:after="40"/>
+              <w:jc w:val="center"/>
+            </w:pPr>
+            <w:r/>
+            <w:r>
+              <w:rPr>
+                <w:rFonts w:ascii="標楷體" w:hAnsi="標楷體" w:eastAsia="標楷體"/>
+                <w:b w:val="0"/>
+                <w:sz w:val="24"/>
+              </w:rPr>
+              <w:t>不合格</w:t>
+            </w:r>
+          </w:p>
+        </w:tc>
+      </w:tr>
+      <w:tr>
+        <w:tc>
+          <w:tcPr>
+            <w:tcW w:type="dxa" w:w="907"/>
+          </w:tcPr>
+          <w:p>
+            <w:pPr>
+              <w:spacing w:before="40" w:after="40"/>
+              <w:jc w:val="center"/>
+            </w:pPr>
+            <w:r/>
+            <w:r>
+              <w:rPr>
+                <w:rFonts w:ascii="標楷體" w:hAnsi="標楷體" w:eastAsia="標楷體"/>
+                <w:b w:val="0"/>
+                <w:sz w:val="22"/>
+              </w:rPr>
+              <w:t>1</w:t>
+            </w:r>
+          </w:p>
+        </w:tc>
+        <w:tc>
+          <w:tcPr>
+            <w:tcW w:type="dxa" w:w="6236"/>
+          </w:tcPr>
+          <w:p>
+            <w:pPr>
+              <w:spacing w:before="40" w:after="40"/>
+              <w:jc w:val="left"/>
+            </w:pPr>
+            <w:r/>
+            <w:r>
+              <w:rPr>
+                <w:rFonts w:ascii="標楷體" w:hAnsi="標楷體" w:eastAsia="標楷體"/>
+                <w:b w:val="0"/>
+                <w:sz w:val="22"/>
+              </w:rPr>
+              <w:t>以編輯者登入，主頁應出現「DM 文件概況」，上方為四類文件數與總計，下方為「最新更新公告」。</w:t>
+            </w:r>
+          </w:p>
+        </w:tc>
+        <w:tc>
+          <w:tcPr>
+            <w:tcW w:type="dxa" w:w="1247"/>
+          </w:tcPr>
+          <w:p>
+            <w:pPr>
+              <w:spacing w:before="40" w:after="40"/>
+              <w:jc w:val="center"/>
+            </w:pPr>
+            <w:r/>
+            <w:r>
+              <w:rPr>
+                <w:rFonts w:ascii="標楷體" w:hAnsi="標楷體" w:eastAsia="標楷體"/>
+                <w:b w:val="0"/>
+                <w:sz w:val="24"/>
+              </w:rPr>
+            </w:r>
+          </w:p>
+        </w:tc>
+        <w:tc>
+          <w:tcPr>
+            <w:tcW w:type="dxa" w:w="1247"/>
+          </w:tcPr>
+          <w:p>
+            <w:pPr>
+              <w:spacing w:before="40" w:after="40"/>
+              <w:jc w:val="center"/>
+            </w:pPr>
+            <w:r/>
+            <w:r>
+              <w:rPr>
+                <w:rFonts w:ascii="標楷體" w:hAnsi="標楷體" w:eastAsia="標楷體"/>
+                <w:b w:val="0"/>
+                <w:sz w:val="24"/>
+              </w:rPr>
+            </w:r>
+          </w:p>
+        </w:tc>
+      </w:tr>
+      <w:tr>
+        <w:tc>
+          <w:tcPr>
+            <w:tcW w:type="dxa" w:w="907"/>
+          </w:tcPr>
+          <w:p>
+            <w:pPr>
+              <w:spacing w:before="40" w:after="40"/>
+              <w:jc w:val="center"/>
+            </w:pPr>
+            <w:r/>
+            <w:r>
+              <w:rPr>
+                <w:rFonts w:ascii="標楷體" w:hAnsi="標楷體" w:eastAsia="標楷體"/>
+                <w:b w:val="0"/>
+                <w:sz w:val="22"/>
+              </w:rPr>
+              <w:t>2</w:t>
+            </w:r>
+          </w:p>
+        </w:tc>
+        <w:tc>
+          <w:tcPr>
+            <w:tcW w:type="dxa" w:w="6236"/>
+          </w:tcPr>
+          <w:p>
+            <w:pPr>
+              <w:spacing w:before="40" w:after="40"/>
+              <w:jc w:val="left"/>
+            </w:pPr>
+            <w:r/>
+            <w:r>
+              <w:rPr>
+                <w:rFonts w:ascii="標楷體" w:hAnsi="標楷體" w:eastAsia="標楷體"/>
+                <w:b w:val="0"/>
+                <w:sz w:val="22"/>
+              </w:rPr>
+              <w:t>新文件經審核者核准發布後回主頁，該分類數字與總計應各加一，公告最上方出現該文件並標示「新增」加版本號。</w:t>
+            </w:r>
+          </w:p>
+        </w:tc>
+        <w:tc>
+          <w:tcPr>
+            <w:tcW w:type="dxa" w:w="1247"/>
+          </w:tcPr>
+          <w:p>
+            <w:pPr>
+              <w:spacing w:before="40" w:after="40"/>
+              <w:jc w:val="center"/>
+            </w:pPr>
+            <w:r/>
+            <w:r>
+              <w:rPr>
+                <w:rFonts w:ascii="標楷體" w:hAnsi="標楷體" w:eastAsia="標楷體"/>
+                <w:b w:val="0"/>
+                <w:sz w:val="24"/>
+              </w:rPr>
+            </w:r>
+          </w:p>
+        </w:tc>
+        <w:tc>
+          <w:tcPr>
+            <w:tcW w:type="dxa" w:w="1247"/>
+          </w:tcPr>
+          <w:p>
+            <w:pPr>
+              <w:spacing w:before="40" w:after="40"/>
+              <w:jc w:val="center"/>
+            </w:pPr>
+            <w:r/>
+            <w:r>
+              <w:rPr>
+                <w:rFonts w:ascii="標楷體" w:hAnsi="標楷體" w:eastAsia="標楷體"/>
+                <w:b w:val="0"/>
+                <w:sz w:val="24"/>
+              </w:rPr>
+            </w:r>
+          </w:p>
+        </w:tc>
+      </w:tr>
+      <w:tr>
+        <w:tc>
+          <w:tcPr>
+            <w:tcW w:type="dxa" w:w="907"/>
+          </w:tcPr>
+          <w:p>
+            <w:pPr>
+              <w:spacing w:before="40" w:after="40"/>
+              <w:jc w:val="center"/>
+            </w:pPr>
+            <w:r/>
+            <w:r>
+              <w:rPr>
+                <w:rFonts w:ascii="標楷體" w:hAnsi="標楷體" w:eastAsia="標楷體"/>
+                <w:b w:val="0"/>
+                <w:sz w:val="22"/>
+              </w:rPr>
+              <w:t>3</w:t>
+            </w:r>
+          </w:p>
+        </w:tc>
+        <w:tc>
+          <w:tcPr>
+            <w:tcW w:type="dxa" w:w="6236"/>
+          </w:tcPr>
+          <w:p>
+            <w:pPr>
+              <w:spacing w:before="40" w:after="40"/>
+              <w:jc w:val="left"/>
+            </w:pPr>
+            <w:r/>
+            <w:r>
+              <w:rPr>
+                <w:rFonts w:ascii="標楷體" w:hAnsi="標楷體" w:eastAsia="標楷體"/>
+                <w:b w:val="0"/>
+                <w:sz w:val="22"/>
+              </w:rPr>
+              <w:t>既有文件之新版本核准發布後回主頁，分類數字與總計應不變，公告最上方出現該文件並標示「新版本」加版本號。</w:t>
+            </w:r>
+          </w:p>
+        </w:tc>
+        <w:tc>
+          <w:tcPr>
+            <w:tcW w:type="dxa" w:w="1247"/>
+          </w:tcPr>
+          <w:p>
+            <w:pPr>
+              <w:spacing w:before="40" w:after="40"/>
+              <w:jc w:val="center"/>
+            </w:pPr>
+            <w:r/>
+            <w:r>
+              <w:rPr>
+                <w:rFonts w:ascii="標楷體" w:hAnsi="標楷體" w:eastAsia="標楷體"/>
+                <w:b w:val="0"/>
+                <w:sz w:val="24"/>
+              </w:rPr>
+            </w:r>
+          </w:p>
+        </w:tc>
+        <w:tc>
+          <w:tcPr>
+            <w:tcW w:type="dxa" w:w="1247"/>
+          </w:tcPr>
+          <w:p>
+            <w:pPr>
+              <w:spacing w:before="40" w:after="40"/>
+              <w:jc w:val="center"/>
+            </w:pPr>
+            <w:r/>
+            <w:r>
+              <w:rPr>
+                <w:rFonts w:ascii="標楷體" w:hAnsi="標楷體" w:eastAsia="標楷體"/>
+                <w:b w:val="0"/>
+                <w:sz w:val="24"/>
+              </w:rPr>
+            </w:r>
+          </w:p>
+        </w:tc>
+      </w:tr>
+      <w:tr>
+        <w:tc>
+          <w:tcPr>
+            <w:tcW w:type="dxa" w:w="907"/>
+          </w:tcPr>
+          <w:p>
+            <w:pPr>
+              <w:spacing w:before="40" w:after="40"/>
+              <w:jc w:val="center"/>
+            </w:pPr>
+            <w:r/>
+            <w:r>
+              <w:rPr>
+                <w:rFonts w:ascii="標楷體" w:hAnsi="標楷體" w:eastAsia="標楷體"/>
+                <w:b w:val="0"/>
+                <w:sz w:val="22"/>
+              </w:rPr>
+              <w:t>4</w:t>
+            </w:r>
+          </w:p>
+        </w:tc>
+        <w:tc>
+          <w:tcPr>
+            <w:tcW w:type="dxa" w:w="6236"/>
+          </w:tcPr>
+          <w:p>
+            <w:pPr>
+              <w:spacing w:before="40" w:after="40"/>
+              <w:jc w:val="left"/>
+            </w:pPr>
+            <w:r/>
+            <w:r>
+              <w:rPr>
+                <w:rFonts w:ascii="標楷體" w:hAnsi="標楷體" w:eastAsia="標楷體"/>
+                <w:b w:val="0"/>
+                <w:sz w:val="22"/>
+              </w:rPr>
+              <w:t>對已發布文件提出廢止申請後，待審核期間該分類數字應不變；審核者核准廢止後回主頁，該分類數字應減一。</w:t>
+            </w:r>
+          </w:p>
+        </w:tc>
+        <w:tc>
+          <w:tcPr>
+            <w:tcW w:type="dxa" w:w="1247"/>
+          </w:tcPr>
+          <w:p>
+            <w:pPr>
+              <w:spacing w:before="40" w:after="40"/>
+              <w:jc w:val="center"/>
+            </w:pPr>
+            <w:r/>
+            <w:r>
+              <w:rPr>
+                <w:rFonts w:ascii="標楷體" w:hAnsi="標楷體" w:eastAsia="標楷體"/>
+                <w:b w:val="0"/>
+                <w:sz w:val="24"/>
+              </w:rPr>
+            </w:r>
+          </w:p>
+        </w:tc>
+        <w:tc>
+          <w:tcPr>
+            <w:tcW w:type="dxa" w:w="1247"/>
+          </w:tcPr>
+          <w:p>
+            <w:pPr>
+              <w:spacing w:before="40" w:after="40"/>
+              <w:jc w:val="center"/>
+            </w:pPr>
+            <w:r/>
+            <w:r>
+              <w:rPr>
+                <w:rFonts w:ascii="標楷體" w:hAnsi="標楷體" w:eastAsia="標楷體"/>
+                <w:b w:val="0"/>
+                <w:sz w:val="24"/>
+              </w:rPr>
+            </w:r>
+          </w:p>
+        </w:tc>
+      </w:tr>
+      <w:tr>
+        <w:tc>
+          <w:tcPr>
+            <w:tcW w:type="dxa" w:w="907"/>
+          </w:tcPr>
+          <w:p>
+            <w:pPr>
+              <w:spacing w:before="40" w:after="40"/>
+              <w:jc w:val="center"/>
+            </w:pPr>
+            <w:r/>
+            <w:r>
+              <w:rPr>
+                <w:rFonts w:ascii="標楷體" w:hAnsi="標楷體" w:eastAsia="標楷體"/>
+                <w:b w:val="0"/>
+                <w:sz w:val="22"/>
+              </w:rPr>
+              <w:t>5</w:t>
+            </w:r>
+          </w:p>
+        </w:tc>
+        <w:tc>
+          <w:tcPr>
+            <w:tcW w:type="dxa" w:w="6236"/>
+          </w:tcPr>
+          <w:p>
+            <w:pPr>
+              <w:spacing w:before="40" w:after="40"/>
+              <w:jc w:val="left"/>
+            </w:pPr>
+            <w:r/>
+            <w:r>
+              <w:rPr>
+                <w:rFonts w:ascii="標楷體" w:hAnsi="標楷體" w:eastAsia="標楷體"/>
+                <w:b w:val="0"/>
+                <w:sz w:val="22"/>
+              </w:rPr>
+              <w:t>以閱覽者甲登入，應看得到第 2 項之文件計入「其他」並列於公告；「訓練教材」之數字應為 0。</w:t>
+            </w:r>
+          </w:p>
+        </w:tc>
+        <w:tc>
+          <w:tcPr>
+            <w:tcW w:type="dxa" w:w="1247"/>
+          </w:tcPr>
+          <w:p>
+            <w:pPr>
+              <w:spacing w:before="40" w:after="40"/>
+              <w:jc w:val="center"/>
+            </w:pPr>
+            <w:r/>
+            <w:r>
+              <w:rPr>
+                <w:rFonts w:ascii="標楷體" w:hAnsi="標楷體" w:eastAsia="標楷體"/>
+                <w:b w:val="0"/>
+                <w:sz w:val="24"/>
+              </w:rPr>
+            </w:r>
+          </w:p>
+        </w:tc>
+        <w:tc>
+          <w:tcPr>
+            <w:tcW w:type="dxa" w:w="1247"/>
+          </w:tcPr>
+          <w:p>
+            <w:pPr>
+              <w:spacing w:before="40" w:after="40"/>
+              <w:jc w:val="center"/>
+            </w:pPr>
+            <w:r/>
+            <w:r>
+              <w:rPr>
+                <w:rFonts w:ascii="標楷體" w:hAnsi="標楷體" w:eastAsia="標楷體"/>
+                <w:b w:val="0"/>
+                <w:sz w:val="24"/>
+              </w:rPr>
+            </w:r>
+          </w:p>
+        </w:tc>
+      </w:tr>
+      <w:tr>
+        <w:tc>
+          <w:tcPr>
+            <w:tcW w:type="dxa" w:w="907"/>
+          </w:tcPr>
+          <w:p>
+            <w:pPr>
+              <w:spacing w:before="40" w:after="40"/>
+              <w:jc w:val="center"/>
+            </w:pPr>
+            <w:r/>
+            <w:r>
+              <w:rPr>
+                <w:rFonts w:ascii="標楷體" w:hAnsi="標楷體" w:eastAsia="標楷體"/>
+                <w:b w:val="0"/>
+                <w:sz w:val="22"/>
+              </w:rPr>
+              <w:t>6</w:t>
+            </w:r>
+          </w:p>
+        </w:tc>
+        <w:tc>
+          <w:tcPr>
+            <w:tcW w:type="dxa" w:w="6236"/>
+          </w:tcPr>
+          <w:p>
+            <w:pPr>
+              <w:spacing w:before="40" w:after="40"/>
+              <w:jc w:val="left"/>
+            </w:pPr>
+            <w:r/>
+            <w:r>
+              <w:rPr>
+                <w:rFonts w:ascii="標楷體" w:hAnsi="標楷體" w:eastAsia="標楷體"/>
+                <w:b w:val="0"/>
+                <w:sz w:val="22"/>
+              </w:rPr>
+              <w:t>按公告中的任一列，應進入該文件之文件詳細頁；按「查看全部文件 →」應進入 DM01 文件庫。</w:t>
+            </w:r>
+          </w:p>
+        </w:tc>
+        <w:tc>
+          <w:tcPr>
+            <w:tcW w:type="dxa" w:w="1247"/>
+          </w:tcPr>
+          <w:p>
+            <w:pPr>
+              <w:spacing w:before="40" w:after="40"/>
+              <w:jc w:val="center"/>
+            </w:pPr>
+            <w:r/>
+            <w:r>
+              <w:rPr>
+                <w:rFonts w:ascii="標楷體" w:hAnsi="標楷體" w:eastAsia="標楷體"/>
+                <w:b w:val="0"/>
+                <w:sz w:val="24"/>
+              </w:rPr>
+            </w:r>
+          </w:p>
+        </w:tc>
+        <w:tc>
+          <w:tcPr>
+            <w:tcW w:type="dxa" w:w="1247"/>
+          </w:tcPr>
+          <w:p>
+            <w:pPr>
+              <w:spacing w:before="40" w:after="40"/>
+              <w:jc w:val="center"/>
+            </w:pPr>
+            <w:r/>
+            <w:r>
+              <w:rPr>
+                <w:rFonts w:ascii="標楷體" w:hAnsi="標楷體" w:eastAsia="標楷體"/>
+                <w:b w:val="0"/>
+                <w:sz w:val="24"/>
+              </w:rPr>
+            </w:r>
+          </w:p>
+        </w:tc>
+      </w:tr>
+    </w:tbl>
+    <w:p>
+      <w:pPr>
+        <w:pStyle w:val="1"/>
+        <w:pageBreakBefore/>
       </w:pPr>
       <w:r>
         <w:t>DM01 文件庫</w:t>

--- a/docs/manuals/測試報告/DM-文件管理模組.docx
+++ b/docs/manuals/測試報告/DM-文件管理模組.docx
@@ -10302,6 +10302,1478 @@
                 <w:sz w:val="22"/>
               </w:rPr>
               <w:t>按「匯出 CSV」，下載的檔案以 Excel 開啟中文正常，內容為目前查詢條件下的全部文件且不含訓練教材。</w:t>
+            </w:r>
+          </w:p>
+        </w:tc>
+        <w:tc>
+          <w:tcPr>
+            <w:tcW w:type="dxa" w:w="1247"/>
+          </w:tcPr>
+          <w:p>
+            <w:pPr>
+              <w:spacing w:before="40" w:after="40"/>
+              <w:jc w:val="center"/>
+            </w:pPr>
+            <w:r/>
+            <w:r>
+              <w:rPr>
+                <w:rFonts w:ascii="標楷體" w:hAnsi="標楷體" w:eastAsia="標楷體"/>
+                <w:b w:val="0"/>
+                <w:sz w:val="24"/>
+              </w:rPr>
+            </w:r>
+          </w:p>
+        </w:tc>
+        <w:tc>
+          <w:tcPr>
+            <w:tcW w:type="dxa" w:w="1247"/>
+          </w:tcPr>
+          <w:p>
+            <w:pPr>
+              <w:spacing w:before="40" w:after="40"/>
+              <w:jc w:val="center"/>
+            </w:pPr>
+            <w:r/>
+            <w:r>
+              <w:rPr>
+                <w:rFonts w:ascii="標楷體" w:hAnsi="標楷體" w:eastAsia="標楷體"/>
+                <w:b w:val="0"/>
+                <w:sz w:val="24"/>
+              </w:rPr>
+            </w:r>
+          </w:p>
+        </w:tc>
+      </w:tr>
+    </w:tbl>
+    <w:p>
+      <w:pPr>
+        <w:pStyle w:val="1"/>
+        <w:pageBreakBefore/>
+      </w:pPr>
+      <w:r>
+        <w:t>DM07 文件詳細頁</w:t>
+      </w:r>
+    </w:p>
+    <w:tbl>
+      <w:tblPr>
+        <w:tblStyle w:val="aff2"/>
+        <w:tblW w:type="auto" w:w="0"/>
+        <w:jc w:val="center"/>
+        <w:tblLayout w:type="fixed"/>
+        <w:tblLook w:firstColumn="1" w:firstRow="1" w:lastColumn="0" w:lastRow="0" w:noHBand="0" w:noVBand="1" w:val="04A0"/>
+      </w:tblPr>
+      <w:tblGrid>
+        <w:gridCol w:w="2340"/>
+        <w:gridCol w:w="2340"/>
+        <w:gridCol w:w="2340"/>
+        <w:gridCol w:w="2340"/>
+      </w:tblGrid>
+      <w:tr>
+        <w:tc>
+          <w:tcPr>
+            <w:tcW w:type="dxa" w:w="9638"/>
+            <w:gridSpan w:val="4"/>
+          </w:tcPr>
+          <w:p>
+            <w:pPr>
+              <w:spacing w:before="40" w:after="40"/>
+              <w:jc w:val="center"/>
+            </w:pPr>
+            <w:r/>
+            <w:r>
+              <w:rPr>
+                <w:rFonts w:ascii="標楷體" w:hAnsi="標楷體" w:eastAsia="標楷體"/>
+                <w:b/>
+                <w:sz w:val="32"/>
+                <w:spacing w:val="80"/>
+              </w:rPr>
+              <w:t>國防醫學大學三軍總醫院測試報告</w:t>
+            </w:r>
+          </w:p>
+        </w:tc>
+      </w:tr>
+      <w:tr>
+        <w:tc>
+          <w:tcPr>
+            <w:tcW w:type="dxa" w:w="1474"/>
+          </w:tcPr>
+          <w:p>
+            <w:pPr>
+              <w:spacing w:before="40" w:after="40"/>
+              <w:jc w:val="center"/>
+            </w:pPr>
+            <w:r/>
+            <w:r>
+              <w:rPr>
+                <w:rFonts w:ascii="標楷體" w:hAnsi="標楷體" w:eastAsia="標楷體"/>
+                <w:b w:val="0"/>
+                <w:sz w:val="24"/>
+              </w:rPr>
+              <w:t>購案名稱</w:t>
+            </w:r>
+          </w:p>
+        </w:tc>
+        <w:tc>
+          <w:tcPr>
+            <w:tcW w:type="dxa" w:w="3628"/>
+          </w:tcPr>
+          <w:p>
+            <w:pPr>
+              <w:spacing w:before="40" w:after="40"/>
+              <w:jc w:val="center"/>
+            </w:pPr>
+            <w:r/>
+            <w:r>
+              <w:rPr>
+                <w:rFonts w:ascii="標楷體" w:hAnsi="標楷體" w:eastAsia="標楷體"/>
+                <w:b w:val="0"/>
+                <w:sz w:val="24"/>
+              </w:rPr>
+              <w:t>國軍醫院設立捐血站裝備整備案</w:t>
+            </w:r>
+          </w:p>
+        </w:tc>
+        <w:tc>
+          <w:tcPr>
+            <w:tcW w:type="dxa" w:w="1928"/>
+          </w:tcPr>
+          <w:p>
+            <w:pPr>
+              <w:spacing w:before="40" w:after="40"/>
+              <w:jc w:val="center"/>
+            </w:pPr>
+            <w:r/>
+            <w:r>
+              <w:rPr>
+                <w:rFonts w:ascii="標楷體" w:hAnsi="標楷體" w:eastAsia="標楷體"/>
+                <w:b w:val="0"/>
+                <w:sz w:val="24"/>
+              </w:rPr>
+              <w:t>單位主管用印</w:t>
+            </w:r>
+          </w:p>
+        </w:tc>
+        <w:tc>
+          <w:tcPr>
+            <w:tcW w:type="dxa" w:w="2608"/>
+          </w:tcPr>
+          <w:p>
+            <w:pPr>
+              <w:spacing w:before="40" w:after="40"/>
+              <w:jc w:val="center"/>
+            </w:pPr>
+            <w:r/>
+            <w:r>
+              <w:rPr>
+                <w:rFonts w:ascii="標楷體" w:hAnsi="標楷體" w:eastAsia="標楷體"/>
+                <w:b w:val="0"/>
+                <w:sz w:val="24"/>
+              </w:rPr>
+            </w:r>
+          </w:p>
+        </w:tc>
+      </w:tr>
+      <w:tr>
+        <w:tc>
+          <w:tcPr>
+            <w:tcW w:type="dxa" w:w="1474"/>
+          </w:tcPr>
+          <w:p>
+            <w:pPr>
+              <w:spacing w:before="40" w:after="40"/>
+              <w:jc w:val="center"/>
+            </w:pPr>
+            <w:r/>
+            <w:r>
+              <w:rPr>
+                <w:rFonts w:ascii="標楷體" w:hAnsi="標楷體" w:eastAsia="標楷體"/>
+                <w:b w:val="0"/>
+                <w:sz w:val="24"/>
+              </w:rPr>
+              <w:t>測試單位</w:t>
+            </w:r>
+          </w:p>
+        </w:tc>
+        <w:tc>
+          <w:tcPr>
+            <w:tcW w:type="dxa" w:w="3628"/>
+          </w:tcPr>
+          <w:p>
+            <w:pPr>
+              <w:spacing w:before="40" w:after="40"/>
+              <w:jc w:val="center"/>
+            </w:pPr>
+            <w:r/>
+            <w:r>
+              <w:rPr>
+                <w:rFonts w:ascii="標楷體" w:hAnsi="標楷體" w:eastAsia="標楷體"/>
+                <w:b w:val="0"/>
+                <w:sz w:val="24"/>
+              </w:rPr>
+            </w:r>
+          </w:p>
+        </w:tc>
+        <w:tc>
+          <w:tcPr>
+            <w:tcW w:type="dxa" w:w="1928"/>
+          </w:tcPr>
+          <w:p>
+            <w:pPr>
+              <w:spacing w:before="40" w:after="40"/>
+              <w:jc w:val="center"/>
+            </w:pPr>
+            <w:r/>
+            <w:r>
+              <w:rPr>
+                <w:rFonts w:ascii="標楷體" w:hAnsi="標楷體" w:eastAsia="標楷體"/>
+                <w:b w:val="0"/>
+                <w:sz w:val="24"/>
+              </w:rPr>
+              <w:t>測試人員</w:t>
+            </w:r>
+          </w:p>
+        </w:tc>
+        <w:tc>
+          <w:tcPr>
+            <w:tcW w:type="dxa" w:w="2608"/>
+          </w:tcPr>
+          <w:p>
+            <w:pPr>
+              <w:spacing w:before="40" w:after="40"/>
+              <w:jc w:val="center"/>
+            </w:pPr>
+            <w:r/>
+            <w:r>
+              <w:rPr>
+                <w:rFonts w:ascii="標楷體" w:hAnsi="標楷體" w:eastAsia="標楷體"/>
+                <w:b w:val="0"/>
+                <w:sz w:val="24"/>
+              </w:rPr>
+            </w:r>
+          </w:p>
+        </w:tc>
+      </w:tr>
+      <w:tr>
+        <w:tc>
+          <w:tcPr>
+            <w:tcW w:type="dxa" w:w="1474"/>
+          </w:tcPr>
+          <w:p>
+            <w:pPr>
+              <w:spacing w:before="40" w:after="40"/>
+              <w:jc w:val="center"/>
+            </w:pPr>
+            <w:r/>
+            <w:r>
+              <w:rPr>
+                <w:rFonts w:ascii="標楷體" w:hAnsi="標楷體" w:eastAsia="標楷體"/>
+                <w:b w:val="0"/>
+                <w:sz w:val="24"/>
+              </w:rPr>
+              <w:t>測試日期</w:t>
+            </w:r>
+          </w:p>
+        </w:tc>
+        <w:tc>
+          <w:tcPr>
+            <w:tcW w:type="dxa" w:w="3628"/>
+          </w:tcPr>
+          <w:p>
+            <w:pPr>
+              <w:spacing w:before="40" w:after="40"/>
+              <w:jc w:val="center"/>
+            </w:pPr>
+            <w:r/>
+            <w:r>
+              <w:rPr>
+                <w:rFonts w:ascii="標楷體" w:hAnsi="標楷體" w:eastAsia="標楷體"/>
+                <w:b w:val="0"/>
+                <w:sz w:val="24"/>
+              </w:rPr>
+            </w:r>
+          </w:p>
+        </w:tc>
+        <w:tc>
+          <w:tcPr>
+            <w:tcW w:type="dxa" w:w="1928"/>
+          </w:tcPr>
+          <w:p>
+            <w:pPr>
+              <w:spacing w:before="40" w:after="40"/>
+              <w:jc w:val="center"/>
+            </w:pPr>
+            <w:r/>
+            <w:r>
+              <w:rPr>
+                <w:rFonts w:ascii="標楷體" w:hAnsi="標楷體" w:eastAsia="標楷體"/>
+                <w:b w:val="0"/>
+                <w:sz w:val="24"/>
+              </w:rPr>
+              <w:t>測試完畢日期</w:t>
+            </w:r>
+          </w:p>
+        </w:tc>
+        <w:tc>
+          <w:tcPr>
+            <w:tcW w:type="dxa" w:w="2608"/>
+          </w:tcPr>
+          <w:p>
+            <w:pPr>
+              <w:spacing w:before="40" w:after="40"/>
+              <w:jc w:val="center"/>
+            </w:pPr>
+            <w:r/>
+            <w:r>
+              <w:rPr>
+                <w:rFonts w:ascii="標楷體" w:hAnsi="標楷體" w:eastAsia="標楷體"/>
+                <w:b w:val="0"/>
+                <w:sz w:val="24"/>
+              </w:rPr>
+            </w:r>
+          </w:p>
+        </w:tc>
+      </w:tr>
+    </w:tbl>
+    <w:p/>
+    <w:tbl>
+      <w:tblPr>
+        <w:tblStyle w:val="aff2"/>
+        <w:tblW w:type="auto" w:w="0"/>
+        <w:jc w:val="center"/>
+        <w:tblLayout w:type="fixed"/>
+        <w:tblLook w:firstColumn="1" w:firstRow="1" w:lastColumn="0" w:lastRow="0" w:noHBand="0" w:noVBand="1" w:val="04A0"/>
+      </w:tblPr>
+      <w:tblGrid>
+        <w:gridCol w:w="2340"/>
+        <w:gridCol w:w="2340"/>
+        <w:gridCol w:w="2340"/>
+        <w:gridCol w:w="2340"/>
+      </w:tblGrid>
+      <w:tr>
+        <w:trPr>
+          <w:tblHeader w:val="true"/>
+        </w:trPr>
+        <w:tc>
+          <w:tcPr>
+            <w:tcW w:type="dxa" w:w="907"/>
+            <w:vMerge w:val="restart"/>
+          </w:tcPr>
+          <w:p>
+            <w:pPr>
+              <w:spacing w:before="40" w:after="40"/>
+              <w:jc w:val="center"/>
+            </w:pPr>
+            <w:r/>
+            <w:r>
+              <w:rPr>
+                <w:rFonts w:ascii="標楷體" w:hAnsi="標楷體" w:eastAsia="標楷體"/>
+                <w:b w:val="0"/>
+                <w:sz w:val="24"/>
+              </w:rPr>
+              <w:t>項次</w:t>
+            </w:r>
+          </w:p>
+        </w:tc>
+        <w:tc>
+          <w:tcPr>
+            <w:tcW w:type="dxa" w:w="6236"/>
+            <w:vMerge w:val="restart"/>
+          </w:tcPr>
+          <w:p>
+            <w:pPr>
+              <w:spacing w:before="40" w:after="40"/>
+              <w:jc w:val="center"/>
+            </w:pPr>
+            <w:r/>
+            <w:r>
+              <w:rPr>
+                <w:rFonts w:ascii="標楷體" w:hAnsi="標楷體" w:eastAsia="標楷體"/>
+                <w:b w:val="0"/>
+                <w:sz w:val="24"/>
+              </w:rPr>
+              <w:t>測試內容</w:t>
+            </w:r>
+          </w:p>
+        </w:tc>
+        <w:tc>
+          <w:tcPr>
+            <w:tcW w:type="dxa" w:w="2494"/>
+            <w:gridSpan w:val="2"/>
+          </w:tcPr>
+          <w:p>
+            <w:pPr>
+              <w:spacing w:before="40" w:after="40"/>
+              <w:jc w:val="center"/>
+            </w:pPr>
+            <w:r/>
+            <w:r>
+              <w:rPr>
+                <w:rFonts w:ascii="標楷體" w:hAnsi="標楷體" w:eastAsia="標楷體"/>
+                <w:b w:val="0"/>
+                <w:sz w:val="24"/>
+              </w:rPr>
+              <w:t>測試人員勾選</w:t>
+            </w:r>
+          </w:p>
+        </w:tc>
+      </w:tr>
+      <w:tr>
+        <w:trPr>
+          <w:tblHeader w:val="true"/>
+        </w:trPr>
+        <w:tc>
+          <w:tcPr>
+            <w:tcW w:type="dxa" w:w="907"/>
+            <w:vMerge/>
+          </w:tcPr>
+          <w:p/>
+        </w:tc>
+        <w:tc>
+          <w:tcPr>
+            <w:tcW w:type="dxa" w:w="6236"/>
+            <w:vMerge/>
+          </w:tcPr>
+          <w:p/>
+        </w:tc>
+        <w:tc>
+          <w:tcPr>
+            <w:tcW w:type="dxa" w:w="1247"/>
+          </w:tcPr>
+          <w:p>
+            <w:pPr>
+              <w:spacing w:before="40" w:after="40"/>
+              <w:jc w:val="center"/>
+            </w:pPr>
+            <w:r/>
+            <w:r>
+              <w:rPr>
+                <w:rFonts w:ascii="標楷體" w:hAnsi="標楷體" w:eastAsia="標楷體"/>
+                <w:b w:val="0"/>
+                <w:sz w:val="24"/>
+              </w:rPr>
+              <w:t>合格</w:t>
+            </w:r>
+          </w:p>
+        </w:tc>
+        <w:tc>
+          <w:tcPr>
+            <w:tcW w:type="dxa" w:w="1247"/>
+          </w:tcPr>
+          <w:p>
+            <w:pPr>
+              <w:spacing w:before="40" w:after="40"/>
+              <w:jc w:val="center"/>
+            </w:pPr>
+            <w:r/>
+            <w:r>
+              <w:rPr>
+                <w:rFonts w:ascii="標楷體" w:hAnsi="標楷體" w:eastAsia="標楷體"/>
+                <w:b w:val="0"/>
+                <w:sz w:val="24"/>
+              </w:rPr>
+              <w:t>不合格</w:t>
+            </w:r>
+          </w:p>
+        </w:tc>
+      </w:tr>
+      <w:tr>
+        <w:tc>
+          <w:tcPr>
+            <w:tcW w:type="dxa" w:w="907"/>
+          </w:tcPr>
+          <w:p>
+            <w:pPr>
+              <w:spacing w:before="40" w:after="40"/>
+              <w:jc w:val="center"/>
+            </w:pPr>
+            <w:r/>
+            <w:r>
+              <w:rPr>
+                <w:rFonts w:ascii="標楷體" w:hAnsi="標楷體" w:eastAsia="標楷體"/>
+                <w:b w:val="0"/>
+                <w:sz w:val="22"/>
+              </w:rPr>
+              <w:t>1</w:t>
+            </w:r>
+          </w:p>
+        </w:tc>
+        <w:tc>
+          <w:tcPr>
+            <w:tcW w:type="dxa" w:w="6236"/>
+          </w:tcPr>
+          <w:p>
+            <w:pPr>
+              <w:spacing w:before="40" w:after="40"/>
+              <w:jc w:val="left"/>
+            </w:pPr>
+            <w:r/>
+            <w:r>
+              <w:rPr>
+                <w:rFonts w:ascii="標楷體" w:hAnsi="標楷體" w:eastAsia="標楷體"/>
+                <w:b w:val="0"/>
+                <w:sz w:val="22"/>
+              </w:rPr>
+              <w:t>於 DM01 文件庫按文件名稱，應開啟該文件的詳細頁，標題列顯示文件名稱、DOC_ID 與目前版本，右側文件資訊顯示分類、作者、核准者與發布時間。</w:t>
+            </w:r>
+          </w:p>
+        </w:tc>
+        <w:tc>
+          <w:tcPr>
+            <w:tcW w:type="dxa" w:w="1247"/>
+          </w:tcPr>
+          <w:p>
+            <w:pPr>
+              <w:spacing w:before="40" w:after="40"/>
+              <w:jc w:val="center"/>
+            </w:pPr>
+            <w:r/>
+            <w:r>
+              <w:rPr>
+                <w:rFonts w:ascii="標楷體" w:hAnsi="標楷體" w:eastAsia="標楷體"/>
+                <w:b w:val="0"/>
+                <w:sz w:val="24"/>
+              </w:rPr>
+            </w:r>
+          </w:p>
+        </w:tc>
+        <w:tc>
+          <w:tcPr>
+            <w:tcW w:type="dxa" w:w="1247"/>
+          </w:tcPr>
+          <w:p>
+            <w:pPr>
+              <w:spacing w:before="40" w:after="40"/>
+              <w:jc w:val="center"/>
+            </w:pPr>
+            <w:r/>
+            <w:r>
+              <w:rPr>
+                <w:rFonts w:ascii="標楷體" w:hAnsi="標楷體" w:eastAsia="標楷體"/>
+                <w:b w:val="0"/>
+                <w:sz w:val="24"/>
+              </w:rPr>
+            </w:r>
+          </w:p>
+        </w:tc>
+      </w:tr>
+      <w:tr>
+        <w:tc>
+          <w:tcPr>
+            <w:tcW w:type="dxa" w:w="907"/>
+          </w:tcPr>
+          <w:p>
+            <w:pPr>
+              <w:spacing w:before="40" w:after="40"/>
+              <w:jc w:val="center"/>
+            </w:pPr>
+            <w:r/>
+            <w:r>
+              <w:rPr>
+                <w:rFonts w:ascii="標楷體" w:hAnsi="標楷體" w:eastAsia="標楷體"/>
+                <w:b w:val="0"/>
+                <w:sz w:val="22"/>
+              </w:rPr>
+              <w:t>2</w:t>
+            </w:r>
+          </w:p>
+        </w:tc>
+        <w:tc>
+          <w:tcPr>
+            <w:tcW w:type="dxa" w:w="6236"/>
+          </w:tcPr>
+          <w:p>
+            <w:pPr>
+              <w:spacing w:before="40" w:after="40"/>
+              <w:jc w:val="left"/>
+            </w:pPr>
+            <w:r/>
+            <w:r>
+              <w:rPr>
+                <w:rFonts w:ascii="標楷體" w:hAnsi="標楷體" w:eastAsia="標楷體"/>
+                <w:b w:val="0"/>
+                <w:sz w:val="22"/>
+              </w:rPr>
+              <w:t>對 PDF 文件按「預覽」，應於新分頁開啟該檔；按「下載」，應將檔案存到本機。</w:t>
+            </w:r>
+          </w:p>
+        </w:tc>
+        <w:tc>
+          <w:tcPr>
+            <w:tcW w:type="dxa" w:w="1247"/>
+          </w:tcPr>
+          <w:p>
+            <w:pPr>
+              <w:spacing w:before="40" w:after="40"/>
+              <w:jc w:val="center"/>
+            </w:pPr>
+            <w:r/>
+            <w:r>
+              <w:rPr>
+                <w:rFonts w:ascii="標楷體" w:hAnsi="標楷體" w:eastAsia="標楷體"/>
+                <w:b w:val="0"/>
+                <w:sz w:val="24"/>
+              </w:rPr>
+            </w:r>
+          </w:p>
+        </w:tc>
+        <w:tc>
+          <w:tcPr>
+            <w:tcW w:type="dxa" w:w="1247"/>
+          </w:tcPr>
+          <w:p>
+            <w:pPr>
+              <w:spacing w:before="40" w:after="40"/>
+              <w:jc w:val="center"/>
+            </w:pPr>
+            <w:r/>
+            <w:r>
+              <w:rPr>
+                <w:rFonts w:ascii="標楷體" w:hAnsi="標楷體" w:eastAsia="標楷體"/>
+                <w:b w:val="0"/>
+                <w:sz w:val="24"/>
+              </w:rPr>
+            </w:r>
+          </w:p>
+        </w:tc>
+      </w:tr>
+      <w:tr>
+        <w:tc>
+          <w:tcPr>
+            <w:tcW w:type="dxa" w:w="907"/>
+          </w:tcPr>
+          <w:p>
+            <w:pPr>
+              <w:spacing w:before="40" w:after="40"/>
+              <w:jc w:val="center"/>
+            </w:pPr>
+            <w:r/>
+            <w:r>
+              <w:rPr>
+                <w:rFonts w:ascii="標楷體" w:hAnsi="標楷體" w:eastAsia="標楷體"/>
+                <w:b w:val="0"/>
+                <w:sz w:val="22"/>
+              </w:rPr>
+              <w:t>3</w:t>
+            </w:r>
+          </w:p>
+        </w:tc>
+        <w:tc>
+          <w:tcPr>
+            <w:tcW w:type="dxa" w:w="6236"/>
+          </w:tcPr>
+          <w:p>
+            <w:pPr>
+              <w:spacing w:before="40" w:after="40"/>
+              <w:jc w:val="left"/>
+            </w:pPr>
+            <w:r/>
+            <w:r>
+              <w:rPr>
+                <w:rFonts w:ascii="標楷體" w:hAnsi="標楷體" w:eastAsia="標楷體"/>
+                <w:b w:val="0"/>
+                <w:sz w:val="22"/>
+              </w:rPr>
+              <w:t>開啟 Office 文件，文件檔案區應只有「下載」，並顯示 Office 格式無法線上預覽、請下載原檔的說明。</w:t>
+            </w:r>
+          </w:p>
+        </w:tc>
+        <w:tc>
+          <w:tcPr>
+            <w:tcW w:type="dxa" w:w="1247"/>
+          </w:tcPr>
+          <w:p>
+            <w:pPr>
+              <w:spacing w:before="40" w:after="40"/>
+              <w:jc w:val="center"/>
+            </w:pPr>
+            <w:r/>
+            <w:r>
+              <w:rPr>
+                <w:rFonts w:ascii="標楷體" w:hAnsi="標楷體" w:eastAsia="標楷體"/>
+                <w:b w:val="0"/>
+                <w:sz w:val="24"/>
+              </w:rPr>
+            </w:r>
+          </w:p>
+        </w:tc>
+        <w:tc>
+          <w:tcPr>
+            <w:tcW w:type="dxa" w:w="1247"/>
+          </w:tcPr>
+          <w:p>
+            <w:pPr>
+              <w:spacing w:before="40" w:after="40"/>
+              <w:jc w:val="center"/>
+            </w:pPr>
+            <w:r/>
+            <w:r>
+              <w:rPr>
+                <w:rFonts w:ascii="標楷體" w:hAnsi="標楷體" w:eastAsia="標楷體"/>
+                <w:b w:val="0"/>
+                <w:sz w:val="24"/>
+              </w:rPr>
+            </w:r>
+          </w:p>
+        </w:tc>
+      </w:tr>
+      <w:tr>
+        <w:tc>
+          <w:tcPr>
+            <w:tcW w:type="dxa" w:w="907"/>
+          </w:tcPr>
+          <w:p>
+            <w:pPr>
+              <w:spacing w:before="40" w:after="40"/>
+              <w:jc w:val="center"/>
+            </w:pPr>
+            <w:r/>
+            <w:r>
+              <w:rPr>
+                <w:rFonts w:ascii="標楷體" w:hAnsi="標楷體" w:eastAsia="標楷體"/>
+                <w:b w:val="0"/>
+                <w:sz w:val="22"/>
+              </w:rPr>
+              <w:t>4</w:t>
+            </w:r>
+          </w:p>
+        </w:tc>
+        <w:tc>
+          <w:tcPr>
+            <w:tcW w:type="dxa" w:w="6236"/>
+          </w:tcPr>
+          <w:p>
+            <w:pPr>
+              <w:spacing w:before="40" w:after="40"/>
+              <w:jc w:val="left"/>
+            </w:pPr>
+            <w:r/>
+            <w:r>
+              <w:rPr>
+                <w:rFonts w:ascii="標楷體" w:hAnsi="標楷體" w:eastAsia="標楷體"/>
+                <w:b w:val="0"/>
+                <w:sz w:val="22"/>
+              </w:rPr>
+              <w:t>閱覽者甲對某文件只按「預覽」，DM06 閱讀統計 KPI 中該文件之已看人數應不變；按「下載」後應加一。</w:t>
+            </w:r>
+          </w:p>
+        </w:tc>
+        <w:tc>
+          <w:tcPr>
+            <w:tcW w:type="dxa" w:w="1247"/>
+          </w:tcPr>
+          <w:p>
+            <w:pPr>
+              <w:spacing w:before="40" w:after="40"/>
+              <w:jc w:val="center"/>
+            </w:pPr>
+            <w:r/>
+            <w:r>
+              <w:rPr>
+                <w:rFonts w:ascii="標楷體" w:hAnsi="標楷體" w:eastAsia="標楷體"/>
+                <w:b w:val="0"/>
+                <w:sz w:val="24"/>
+              </w:rPr>
+            </w:r>
+          </w:p>
+        </w:tc>
+        <w:tc>
+          <w:tcPr>
+            <w:tcW w:type="dxa" w:w="1247"/>
+          </w:tcPr>
+          <w:p>
+            <w:pPr>
+              <w:spacing w:before="40" w:after="40"/>
+              <w:jc w:val="center"/>
+            </w:pPr>
+            <w:r/>
+            <w:r>
+              <w:rPr>
+                <w:rFonts w:ascii="標楷體" w:hAnsi="標楷體" w:eastAsia="標楷體"/>
+                <w:b w:val="0"/>
+                <w:sz w:val="24"/>
+              </w:rPr>
+            </w:r>
+          </w:p>
+        </w:tc>
+      </w:tr>
+      <w:tr>
+        <w:tc>
+          <w:tcPr>
+            <w:tcW w:type="dxa" w:w="907"/>
+          </w:tcPr>
+          <w:p>
+            <w:pPr>
+              <w:spacing w:before="40" w:after="40"/>
+              <w:jc w:val="center"/>
+            </w:pPr>
+            <w:r/>
+            <w:r>
+              <w:rPr>
+                <w:rFonts w:ascii="標楷體" w:hAnsi="標楷體" w:eastAsia="標楷體"/>
+                <w:b w:val="0"/>
+                <w:sz w:val="22"/>
+              </w:rPr>
+              <w:t>5</w:t>
+            </w:r>
+          </w:p>
+        </w:tc>
+        <w:tc>
+          <w:tcPr>
+            <w:tcW w:type="dxa" w:w="6236"/>
+          </w:tcPr>
+          <w:p>
+            <w:pPr>
+              <w:spacing w:before="40" w:after="40"/>
+              <w:jc w:val="left"/>
+            </w:pPr>
+            <w:r/>
+            <w:r>
+              <w:rPr>
+                <w:rFonts w:ascii="標楷體" w:hAnsi="標楷體" w:eastAsia="標楷體"/>
+                <w:b w:val="0"/>
+                <w:sz w:val="22"/>
+              </w:rPr>
+              <w:t>按「版本歷程」，應列出該文件所有已發布版本；目前版本有「預覽」與「下載」，標示「已被取代」的舊版本只有「預覽」。</w:t>
+            </w:r>
+          </w:p>
+        </w:tc>
+        <w:tc>
+          <w:tcPr>
+            <w:tcW w:type="dxa" w:w="1247"/>
+          </w:tcPr>
+          <w:p>
+            <w:pPr>
+              <w:spacing w:before="40" w:after="40"/>
+              <w:jc w:val="center"/>
+            </w:pPr>
+            <w:r/>
+            <w:r>
+              <w:rPr>
+                <w:rFonts w:ascii="標楷體" w:hAnsi="標楷體" w:eastAsia="標楷體"/>
+                <w:b w:val="0"/>
+                <w:sz w:val="24"/>
+              </w:rPr>
+            </w:r>
+          </w:p>
+        </w:tc>
+        <w:tc>
+          <w:tcPr>
+            <w:tcW w:type="dxa" w:w="1247"/>
+          </w:tcPr>
+          <w:p>
+            <w:pPr>
+              <w:spacing w:before="40" w:after="40"/>
+              <w:jc w:val="center"/>
+            </w:pPr>
+            <w:r/>
+            <w:r>
+              <w:rPr>
+                <w:rFonts w:ascii="標楷體" w:hAnsi="標楷體" w:eastAsia="標楷體"/>
+                <w:b w:val="0"/>
+                <w:sz w:val="24"/>
+              </w:rPr>
+            </w:r>
+          </w:p>
+        </w:tc>
+      </w:tr>
+      <w:tr>
+        <w:tc>
+          <w:tcPr>
+            <w:tcW w:type="dxa" w:w="907"/>
+          </w:tcPr>
+          <w:p>
+            <w:pPr>
+              <w:spacing w:before="40" w:after="40"/>
+              <w:jc w:val="center"/>
+            </w:pPr>
+            <w:r/>
+            <w:r>
+              <w:rPr>
+                <w:rFonts w:ascii="標楷體" w:hAnsi="標楷體" w:eastAsia="標楷體"/>
+                <w:b w:val="0"/>
+                <w:sz w:val="22"/>
+              </w:rPr>
+              <w:t>6</w:t>
+            </w:r>
+          </w:p>
+        </w:tc>
+        <w:tc>
+          <w:tcPr>
+            <w:tcW w:type="dxa" w:w="6236"/>
+          </w:tcPr>
+          <w:p>
+            <w:pPr>
+              <w:spacing w:before="40" w:after="40"/>
+              <w:jc w:val="left"/>
+            </w:pPr>
+            <w:r/>
+            <w:r>
+              <w:rPr>
+                <w:rFonts w:ascii="標楷體" w:hAnsi="標楷體" w:eastAsia="標楷體"/>
+                <w:b w:val="0"/>
+                <w:sz w:val="22"/>
+              </w:rPr>
+              <w:t>編輯者甲按「編輯新版本」，應進入 DM08 文件新增與編輯。</w:t>
+            </w:r>
+          </w:p>
+        </w:tc>
+        <w:tc>
+          <w:tcPr>
+            <w:tcW w:type="dxa" w:w="1247"/>
+          </w:tcPr>
+          <w:p>
+            <w:pPr>
+              <w:spacing w:before="40" w:after="40"/>
+              <w:jc w:val="center"/>
+            </w:pPr>
+            <w:r/>
+            <w:r>
+              <w:rPr>
+                <w:rFonts w:ascii="標楷體" w:hAnsi="標楷體" w:eastAsia="標楷體"/>
+                <w:b w:val="0"/>
+                <w:sz w:val="24"/>
+              </w:rPr>
+            </w:r>
+          </w:p>
+        </w:tc>
+        <w:tc>
+          <w:tcPr>
+            <w:tcW w:type="dxa" w:w="1247"/>
+          </w:tcPr>
+          <w:p>
+            <w:pPr>
+              <w:spacing w:before="40" w:after="40"/>
+              <w:jc w:val="center"/>
+            </w:pPr>
+            <w:r/>
+            <w:r>
+              <w:rPr>
+                <w:rFonts w:ascii="標楷體" w:hAnsi="標楷體" w:eastAsia="標楷體"/>
+                <w:b w:val="0"/>
+                <w:sz w:val="24"/>
+              </w:rPr>
+            </w:r>
+          </w:p>
+        </w:tc>
+      </w:tr>
+      <w:tr>
+        <w:tc>
+          <w:tcPr>
+            <w:tcW w:type="dxa" w:w="907"/>
+          </w:tcPr>
+          <w:p>
+            <w:pPr>
+              <w:spacing w:before="40" w:after="40"/>
+              <w:jc w:val="center"/>
+            </w:pPr>
+            <w:r/>
+            <w:r>
+              <w:rPr>
+                <w:rFonts w:ascii="標楷體" w:hAnsi="標楷體" w:eastAsia="標楷體"/>
+                <w:b w:val="0"/>
+                <w:sz w:val="22"/>
+              </w:rPr>
+              <w:t>7</w:t>
+            </w:r>
+          </w:p>
+        </w:tc>
+        <w:tc>
+          <w:tcPr>
+            <w:tcW w:type="dxa" w:w="6236"/>
+          </w:tcPr>
+          <w:p>
+            <w:pPr>
+              <w:spacing w:before="40" w:after="40"/>
+              <w:jc w:val="left"/>
+            </w:pPr>
+            <w:r/>
+            <w:r>
+              <w:rPr>
+                <w:rFonts w:ascii="標楷體" w:hAnsi="標楷體" w:eastAsia="標楷體"/>
+                <w:b w:val="0"/>
+                <w:sz w:val="22"/>
+              </w:rPr>
+              <w:t>編輯者甲對某文件存了草稿但尚未送審時，回到該文件詳細頁，「編輯新版本」應為灰色、「廢止此文件」仍可按。</w:t>
+            </w:r>
+          </w:p>
+        </w:tc>
+        <w:tc>
+          <w:tcPr>
+            <w:tcW w:type="dxa" w:w="1247"/>
+          </w:tcPr>
+          <w:p>
+            <w:pPr>
+              <w:spacing w:before="40" w:after="40"/>
+              <w:jc w:val="center"/>
+            </w:pPr>
+            <w:r/>
+            <w:r>
+              <w:rPr>
+                <w:rFonts w:ascii="標楷體" w:hAnsi="標楷體" w:eastAsia="標楷體"/>
+                <w:b w:val="0"/>
+                <w:sz w:val="24"/>
+              </w:rPr>
+            </w:r>
+          </w:p>
+        </w:tc>
+        <w:tc>
+          <w:tcPr>
+            <w:tcW w:type="dxa" w:w="1247"/>
+          </w:tcPr>
+          <w:p>
+            <w:pPr>
+              <w:spacing w:before="40" w:after="40"/>
+              <w:jc w:val="center"/>
+            </w:pPr>
+            <w:r/>
+            <w:r>
+              <w:rPr>
+                <w:rFonts w:ascii="標楷體" w:hAnsi="標楷體" w:eastAsia="標楷體"/>
+                <w:b w:val="0"/>
+                <w:sz w:val="24"/>
+              </w:rPr>
+            </w:r>
+          </w:p>
+        </w:tc>
+      </w:tr>
+      <w:tr>
+        <w:tc>
+          <w:tcPr>
+            <w:tcW w:type="dxa" w:w="907"/>
+          </w:tcPr>
+          <w:p>
+            <w:pPr>
+              <w:spacing w:before="40" w:after="40"/>
+              <w:jc w:val="center"/>
+            </w:pPr>
+            <w:r/>
+            <w:r>
+              <w:rPr>
+                <w:rFonts w:ascii="標楷體" w:hAnsi="標楷體" w:eastAsia="標楷體"/>
+                <w:b w:val="0"/>
+                <w:sz w:val="22"/>
+              </w:rPr>
+              <w:t>8</w:t>
+            </w:r>
+          </w:p>
+        </w:tc>
+        <w:tc>
+          <w:tcPr>
+            <w:tcW w:type="dxa" w:w="6236"/>
+          </w:tcPr>
+          <w:p>
+            <w:pPr>
+              <w:spacing w:before="40" w:after="40"/>
+              <w:jc w:val="left"/>
+            </w:pPr>
+            <w:r/>
+            <w:r>
+              <w:rPr>
+                <w:rFonts w:ascii="標楷體" w:hAnsi="標楷體" w:eastAsia="標楷體"/>
+                <w:b w:val="0"/>
+                <w:sz w:val="22"/>
+              </w:rPr>
+              <w:t>按「廢止此文件」，「指定審核者」清單應只列具審核者角色者，且不含申請者本人。</w:t>
+            </w:r>
+          </w:p>
+        </w:tc>
+        <w:tc>
+          <w:tcPr>
+            <w:tcW w:type="dxa" w:w="1247"/>
+          </w:tcPr>
+          <w:p>
+            <w:pPr>
+              <w:spacing w:before="40" w:after="40"/>
+              <w:jc w:val="center"/>
+            </w:pPr>
+            <w:r/>
+            <w:r>
+              <w:rPr>
+                <w:rFonts w:ascii="標楷體" w:hAnsi="標楷體" w:eastAsia="標楷體"/>
+                <w:b w:val="0"/>
+                <w:sz w:val="24"/>
+              </w:rPr>
+            </w:r>
+          </w:p>
+        </w:tc>
+        <w:tc>
+          <w:tcPr>
+            <w:tcW w:type="dxa" w:w="1247"/>
+          </w:tcPr>
+          <w:p>
+            <w:pPr>
+              <w:spacing w:before="40" w:after="40"/>
+              <w:jc w:val="center"/>
+            </w:pPr>
+            <w:r/>
+            <w:r>
+              <w:rPr>
+                <w:rFonts w:ascii="標楷體" w:hAnsi="標楷體" w:eastAsia="標楷體"/>
+                <w:b w:val="0"/>
+                <w:sz w:val="24"/>
+              </w:rPr>
+            </w:r>
+          </w:p>
+        </w:tc>
+      </w:tr>
+      <w:tr>
+        <w:tc>
+          <w:tcPr>
+            <w:tcW w:type="dxa" w:w="907"/>
+          </w:tcPr>
+          <w:p>
+            <w:pPr>
+              <w:spacing w:before="40" w:after="40"/>
+              <w:jc w:val="center"/>
+            </w:pPr>
+            <w:r/>
+            <w:r>
+              <w:rPr>
+                <w:rFonts w:ascii="標楷體" w:hAnsi="標楷體" w:eastAsia="標楷體"/>
+                <w:b w:val="0"/>
+                <w:sz w:val="22"/>
+              </w:rPr>
+              <w:t>9</w:t>
+            </w:r>
+          </w:p>
+        </w:tc>
+        <w:tc>
+          <w:tcPr>
+            <w:tcW w:type="dxa" w:w="6236"/>
+          </w:tcPr>
+          <w:p>
+            <w:pPr>
+              <w:spacing w:before="40" w:after="40"/>
+              <w:jc w:val="left"/>
+            </w:pPr>
+            <w:r/>
+            <w:r>
+              <w:rPr>
+                <w:rFonts w:ascii="標楷體" w:hAnsi="標楷體" w:eastAsia="標楷體"/>
+                <w:b w:val="0"/>
+                <w:sz w:val="22"/>
+              </w:rPr>
+              <w:t>對文件 P 按「廢止此文件」，填寫廢止原因、指定審核者後按「送出廢止申請」，應顯示「已送出廢止申請，已通知指定審核者」，審核者於 DM02 簽核中心看得到此申請。</w:t>
+            </w:r>
+          </w:p>
+        </w:tc>
+        <w:tc>
+          <w:tcPr>
+            <w:tcW w:type="dxa" w:w="1247"/>
+          </w:tcPr>
+          <w:p>
+            <w:pPr>
+              <w:spacing w:before="40" w:after="40"/>
+              <w:jc w:val="center"/>
+            </w:pPr>
+            <w:r/>
+            <w:r>
+              <w:rPr>
+                <w:rFonts w:ascii="標楷體" w:hAnsi="標楷體" w:eastAsia="標楷體"/>
+                <w:b w:val="0"/>
+                <w:sz w:val="24"/>
+              </w:rPr>
+            </w:r>
+          </w:p>
+        </w:tc>
+        <w:tc>
+          <w:tcPr>
+            <w:tcW w:type="dxa" w:w="1247"/>
+          </w:tcPr>
+          <w:p>
+            <w:pPr>
+              <w:spacing w:before="40" w:after="40"/>
+              <w:jc w:val="center"/>
+            </w:pPr>
+            <w:r/>
+            <w:r>
+              <w:rPr>
+                <w:rFonts w:ascii="標楷體" w:hAnsi="標楷體" w:eastAsia="標楷體"/>
+                <w:b w:val="0"/>
+                <w:sz w:val="24"/>
+              </w:rPr>
+            </w:r>
+          </w:p>
+        </w:tc>
+      </w:tr>
+      <w:tr>
+        <w:tc>
+          <w:tcPr>
+            <w:tcW w:type="dxa" w:w="907"/>
+          </w:tcPr>
+          <w:p>
+            <w:pPr>
+              <w:spacing w:before="40" w:after="40"/>
+              <w:jc w:val="center"/>
+            </w:pPr>
+            <w:r/>
+            <w:r>
+              <w:rPr>
+                <w:rFonts w:ascii="標楷體" w:hAnsi="標楷體" w:eastAsia="標楷體"/>
+                <w:b w:val="0"/>
+                <w:sz w:val="22"/>
+              </w:rPr>
+              <w:t>10</w:t>
+            </w:r>
+          </w:p>
+        </w:tc>
+        <w:tc>
+          <w:tcPr>
+            <w:tcW w:type="dxa" w:w="6236"/>
+          </w:tcPr>
+          <w:p>
+            <w:pPr>
+              <w:spacing w:before="40" w:after="40"/>
+              <w:jc w:val="left"/>
+            </w:pPr>
+            <w:r/>
+            <w:r>
+              <w:rPr>
+                <w:rFonts w:ascii="標楷體" w:hAnsi="標楷體" w:eastAsia="標楷體"/>
+                <w:b w:val="0"/>
+                <w:sz w:val="22"/>
+              </w:rPr>
+              <w:t>文件 P 廢止待簽核期間，應仍列於 DM01 文件庫且可下載；詳細頁的「編輯新版本」與「廢止此文件」皆為灰色，游標移上顯示廢止待簽核的原因。</w:t>
+            </w:r>
+          </w:p>
+        </w:tc>
+        <w:tc>
+          <w:tcPr>
+            <w:tcW w:type="dxa" w:w="1247"/>
+          </w:tcPr>
+          <w:p>
+            <w:pPr>
+              <w:spacing w:before="40" w:after="40"/>
+              <w:jc w:val="center"/>
+            </w:pPr>
+            <w:r/>
+            <w:r>
+              <w:rPr>
+                <w:rFonts w:ascii="標楷體" w:hAnsi="標楷體" w:eastAsia="標楷體"/>
+                <w:b w:val="0"/>
+                <w:sz w:val="24"/>
+              </w:rPr>
+            </w:r>
+          </w:p>
+        </w:tc>
+        <w:tc>
+          <w:tcPr>
+            <w:tcW w:type="dxa" w:w="1247"/>
+          </w:tcPr>
+          <w:p>
+            <w:pPr>
+              <w:spacing w:before="40" w:after="40"/>
+              <w:jc w:val="center"/>
+            </w:pPr>
+            <w:r/>
+            <w:r>
+              <w:rPr>
+                <w:rFonts w:ascii="標楷體" w:hAnsi="標楷體" w:eastAsia="標楷體"/>
+                <w:b w:val="0"/>
+                <w:sz w:val="24"/>
+              </w:rPr>
+            </w:r>
+          </w:p>
+        </w:tc>
+      </w:tr>
+      <w:tr>
+        <w:tc>
+          <w:tcPr>
+            <w:tcW w:type="dxa" w:w="907"/>
+          </w:tcPr>
+          <w:p>
+            <w:pPr>
+              <w:spacing w:before="40" w:after="40"/>
+              <w:jc w:val="center"/>
+            </w:pPr>
+            <w:r/>
+            <w:r>
+              <w:rPr>
+                <w:rFonts w:ascii="標楷體" w:hAnsi="標楷體" w:eastAsia="標楷體"/>
+                <w:b w:val="0"/>
+                <w:sz w:val="22"/>
+              </w:rPr>
+              <w:t>11</w:t>
+            </w:r>
+          </w:p>
+        </w:tc>
+        <w:tc>
+          <w:tcPr>
+            <w:tcW w:type="dxa" w:w="6236"/>
+          </w:tcPr>
+          <w:p>
+            <w:pPr>
+              <w:spacing w:before="40" w:after="40"/>
+              <w:jc w:val="left"/>
+            </w:pPr>
+            <w:r/>
+            <w:r>
+              <w:rPr>
+                <w:rFonts w:ascii="標楷體" w:hAnsi="標楷體" w:eastAsia="標楷體"/>
+                <w:b w:val="0"/>
+                <w:sz w:val="22"/>
+              </w:rPr>
+              <w:t>審核者核准文件 P 的廢止後，文件 P 應自 DM01 文件庫消失；由 DM03 已廢止文件查詢進入，上方顯示紅色橫幅與廢止時間、申請人、核准者、廢止原因，所有版本只能預覽。</w:t>
+            </w:r>
+          </w:p>
+        </w:tc>
+        <w:tc>
+          <w:tcPr>
+            <w:tcW w:type="dxa" w:w="1247"/>
+          </w:tcPr>
+          <w:p>
+            <w:pPr>
+              <w:spacing w:before="40" w:after="40"/>
+              <w:jc w:val="center"/>
+            </w:pPr>
+            <w:r/>
+            <w:r>
+              <w:rPr>
+                <w:rFonts w:ascii="標楷體" w:hAnsi="標楷體" w:eastAsia="標楷體"/>
+                <w:b w:val="0"/>
+                <w:sz w:val="24"/>
+              </w:rPr>
+            </w:r>
+          </w:p>
+        </w:tc>
+        <w:tc>
+          <w:tcPr>
+            <w:tcW w:type="dxa" w:w="1247"/>
+          </w:tcPr>
+          <w:p>
+            <w:pPr>
+              <w:spacing w:before="40" w:after="40"/>
+              <w:jc w:val="center"/>
+            </w:pPr>
+            <w:r/>
+            <w:r>
+              <w:rPr>
+                <w:rFonts w:ascii="標楷體" w:hAnsi="標楷體" w:eastAsia="標楷體"/>
+                <w:b w:val="0"/>
+                <w:sz w:val="24"/>
+              </w:rPr>
+            </w:r>
+          </w:p>
+        </w:tc>
+      </w:tr>
+      <w:tr>
+        <w:tc>
+          <w:tcPr>
+            <w:tcW w:type="dxa" w:w="907"/>
+          </w:tcPr>
+          <w:p>
+            <w:pPr>
+              <w:spacing w:before="40" w:after="40"/>
+              <w:jc w:val="center"/>
+            </w:pPr>
+            <w:r/>
+            <w:r>
+              <w:rPr>
+                <w:rFonts w:ascii="標楷體" w:hAnsi="標楷體" w:eastAsia="標楷體"/>
+                <w:b w:val="0"/>
+                <w:sz w:val="22"/>
+              </w:rPr>
+              <w:t>12</w:t>
+            </w:r>
+          </w:p>
+        </w:tc>
+        <w:tc>
+          <w:tcPr>
+            <w:tcW w:type="dxa" w:w="6236"/>
+          </w:tcPr>
+          <w:p>
+            <w:pPr>
+              <w:spacing w:before="40" w:after="40"/>
+              <w:jc w:val="left"/>
+            </w:pPr>
+            <w:r/>
+            <w:r>
+              <w:rPr>
+                <w:rFonts w:ascii="標楷體" w:hAnsi="標楷體" w:eastAsia="標楷體"/>
+                <w:b w:val="0"/>
+                <w:sz w:val="22"/>
+              </w:rPr>
+              <w:t>對文件 W 申請廢止時附加一個 PDF 作為廢止附件，核准後由 DM03 進入，紅色橫幅應出現「下載廢止附件」，下載內容即為該附件。</w:t>
+            </w:r>
+          </w:p>
+        </w:tc>
+        <w:tc>
+          <w:tcPr>
+            <w:tcW w:type="dxa" w:w="1247"/>
+          </w:tcPr>
+          <w:p>
+            <w:pPr>
+              <w:spacing w:before="40" w:after="40"/>
+              <w:jc w:val="center"/>
+            </w:pPr>
+            <w:r/>
+            <w:r>
+              <w:rPr>
+                <w:rFonts w:ascii="標楷體" w:hAnsi="標楷體" w:eastAsia="標楷體"/>
+                <w:b w:val="0"/>
+                <w:sz w:val="24"/>
+              </w:rPr>
+            </w:r>
+          </w:p>
+        </w:tc>
+        <w:tc>
+          <w:tcPr>
+            <w:tcW w:type="dxa" w:w="1247"/>
+          </w:tcPr>
+          <w:p>
+            <w:pPr>
+              <w:spacing w:before="40" w:after="40"/>
+              <w:jc w:val="center"/>
+            </w:pPr>
+            <w:r/>
+            <w:r>
+              <w:rPr>
+                <w:rFonts w:ascii="標楷體" w:hAnsi="標楷體" w:eastAsia="標楷體"/>
+                <w:b w:val="0"/>
+                <w:sz w:val="24"/>
+              </w:rPr>
+            </w:r>
+          </w:p>
+        </w:tc>
+      </w:tr>
+      <w:tr>
+        <w:tc>
+          <w:tcPr>
+            <w:tcW w:type="dxa" w:w="907"/>
+          </w:tcPr>
+          <w:p>
+            <w:pPr>
+              <w:spacing w:before="40" w:after="40"/>
+              <w:jc w:val="center"/>
+            </w:pPr>
+            <w:r/>
+            <w:r>
+              <w:rPr>
+                <w:rFonts w:ascii="標楷體" w:hAnsi="標楷體" w:eastAsia="標楷體"/>
+                <w:b w:val="0"/>
+                <w:sz w:val="22"/>
+              </w:rPr>
+              <w:t>13</w:t>
+            </w:r>
+          </w:p>
+        </w:tc>
+        <w:tc>
+          <w:tcPr>
+            <w:tcW w:type="dxa" w:w="6236"/>
+          </w:tcPr>
+          <w:p>
+            <w:pPr>
+              <w:spacing w:before="40" w:after="40"/>
+              <w:jc w:val="left"/>
+            </w:pPr>
+            <w:r/>
+            <w:r>
+              <w:rPr>
+                <w:rFonts w:ascii="標楷體" w:hAnsi="標楷體" w:eastAsia="標楷體"/>
+                <w:b w:val="0"/>
+                <w:sz w:val="22"/>
+              </w:rPr>
+              <w:t>以管理者由 DM03 開啟已廢止的文件 W，其 Word 版本應有「下載」可取得原檔。</w:t>
             </w:r>
           </w:p>
         </w:tc>

--- a/docs/manuals/測試報告/DM-文件管理模組.docx
+++ b/docs/manuals/測試報告/DM-文件管理模組.docx
@@ -11774,6 +11774,1238 @@
                 <w:sz w:val="22"/>
               </w:rPr>
               <w:t>以管理者由 DM03 開啟已廢止的文件 W，其 Word 版本應有「下載」可取得原檔。</w:t>
+            </w:r>
+          </w:p>
+        </w:tc>
+        <w:tc>
+          <w:tcPr>
+            <w:tcW w:type="dxa" w:w="1247"/>
+          </w:tcPr>
+          <w:p>
+            <w:pPr>
+              <w:spacing w:before="40" w:after="40"/>
+              <w:jc w:val="center"/>
+            </w:pPr>
+            <w:r/>
+            <w:r>
+              <w:rPr>
+                <w:rFonts w:ascii="標楷體" w:hAnsi="標楷體" w:eastAsia="標楷體"/>
+                <w:b w:val="0"/>
+                <w:sz w:val="24"/>
+              </w:rPr>
+            </w:r>
+          </w:p>
+        </w:tc>
+        <w:tc>
+          <w:tcPr>
+            <w:tcW w:type="dxa" w:w="1247"/>
+          </w:tcPr>
+          <w:p>
+            <w:pPr>
+              <w:spacing w:before="40" w:after="40"/>
+              <w:jc w:val="center"/>
+            </w:pPr>
+            <w:r/>
+            <w:r>
+              <w:rPr>
+                <w:rFonts w:ascii="標楷體" w:hAnsi="標楷體" w:eastAsia="標楷體"/>
+                <w:b w:val="0"/>
+                <w:sz w:val="24"/>
+              </w:rPr>
+            </w:r>
+          </w:p>
+        </w:tc>
+      </w:tr>
+    </w:tbl>
+    <w:p>
+      <w:pPr>
+        <w:pStyle w:val="1"/>
+        <w:pageBreakBefore/>
+      </w:pPr>
+      <w:r>
+        <w:t>DM08 文件新增與編輯</w:t>
+      </w:r>
+    </w:p>
+    <w:tbl>
+      <w:tblPr>
+        <w:tblStyle w:val="aff2"/>
+        <w:tblW w:type="auto" w:w="0"/>
+        <w:jc w:val="center"/>
+        <w:tblLayout w:type="fixed"/>
+        <w:tblLook w:firstColumn="1" w:firstRow="1" w:lastColumn="0" w:lastRow="0" w:noHBand="0" w:noVBand="1" w:val="04A0"/>
+      </w:tblPr>
+      <w:tblGrid>
+        <w:gridCol w:w="2340"/>
+        <w:gridCol w:w="2340"/>
+        <w:gridCol w:w="2340"/>
+        <w:gridCol w:w="2340"/>
+      </w:tblGrid>
+      <w:tr>
+        <w:tc>
+          <w:tcPr>
+            <w:tcW w:type="dxa" w:w="9638"/>
+            <w:gridSpan w:val="4"/>
+          </w:tcPr>
+          <w:p>
+            <w:pPr>
+              <w:spacing w:before="40" w:after="40"/>
+              <w:jc w:val="center"/>
+            </w:pPr>
+            <w:r/>
+            <w:r>
+              <w:rPr>
+                <w:rFonts w:ascii="標楷體" w:hAnsi="標楷體" w:eastAsia="標楷體"/>
+                <w:b/>
+                <w:sz w:val="32"/>
+                <w:spacing w:val="80"/>
+              </w:rPr>
+              <w:t>國防醫學大學三軍總醫院測試報告</w:t>
+            </w:r>
+          </w:p>
+        </w:tc>
+      </w:tr>
+      <w:tr>
+        <w:tc>
+          <w:tcPr>
+            <w:tcW w:type="dxa" w:w="1474"/>
+          </w:tcPr>
+          <w:p>
+            <w:pPr>
+              <w:spacing w:before="40" w:after="40"/>
+              <w:jc w:val="center"/>
+            </w:pPr>
+            <w:r/>
+            <w:r>
+              <w:rPr>
+                <w:rFonts w:ascii="標楷體" w:hAnsi="標楷體" w:eastAsia="標楷體"/>
+                <w:b w:val="0"/>
+                <w:sz w:val="24"/>
+              </w:rPr>
+              <w:t>購案名稱</w:t>
+            </w:r>
+          </w:p>
+        </w:tc>
+        <w:tc>
+          <w:tcPr>
+            <w:tcW w:type="dxa" w:w="3628"/>
+          </w:tcPr>
+          <w:p>
+            <w:pPr>
+              <w:spacing w:before="40" w:after="40"/>
+              <w:jc w:val="center"/>
+            </w:pPr>
+            <w:r/>
+            <w:r>
+              <w:rPr>
+                <w:rFonts w:ascii="標楷體" w:hAnsi="標楷體" w:eastAsia="標楷體"/>
+                <w:b w:val="0"/>
+                <w:sz w:val="24"/>
+              </w:rPr>
+              <w:t>國軍醫院設立捐血站裝備整備案</w:t>
+            </w:r>
+          </w:p>
+        </w:tc>
+        <w:tc>
+          <w:tcPr>
+            <w:tcW w:type="dxa" w:w="1928"/>
+          </w:tcPr>
+          <w:p>
+            <w:pPr>
+              <w:spacing w:before="40" w:after="40"/>
+              <w:jc w:val="center"/>
+            </w:pPr>
+            <w:r/>
+            <w:r>
+              <w:rPr>
+                <w:rFonts w:ascii="標楷體" w:hAnsi="標楷體" w:eastAsia="標楷體"/>
+                <w:b w:val="0"/>
+                <w:sz w:val="24"/>
+              </w:rPr>
+              <w:t>單位主管用印</w:t>
+            </w:r>
+          </w:p>
+        </w:tc>
+        <w:tc>
+          <w:tcPr>
+            <w:tcW w:type="dxa" w:w="2608"/>
+          </w:tcPr>
+          <w:p>
+            <w:pPr>
+              <w:spacing w:before="40" w:after="40"/>
+              <w:jc w:val="center"/>
+            </w:pPr>
+            <w:r/>
+            <w:r>
+              <w:rPr>
+                <w:rFonts w:ascii="標楷體" w:hAnsi="標楷體" w:eastAsia="標楷體"/>
+                <w:b w:val="0"/>
+                <w:sz w:val="24"/>
+              </w:rPr>
+            </w:r>
+          </w:p>
+        </w:tc>
+      </w:tr>
+      <w:tr>
+        <w:tc>
+          <w:tcPr>
+            <w:tcW w:type="dxa" w:w="1474"/>
+          </w:tcPr>
+          <w:p>
+            <w:pPr>
+              <w:spacing w:before="40" w:after="40"/>
+              <w:jc w:val="center"/>
+            </w:pPr>
+            <w:r/>
+            <w:r>
+              <w:rPr>
+                <w:rFonts w:ascii="標楷體" w:hAnsi="標楷體" w:eastAsia="標楷體"/>
+                <w:b w:val="0"/>
+                <w:sz w:val="24"/>
+              </w:rPr>
+              <w:t>測試單位</w:t>
+            </w:r>
+          </w:p>
+        </w:tc>
+        <w:tc>
+          <w:tcPr>
+            <w:tcW w:type="dxa" w:w="3628"/>
+          </w:tcPr>
+          <w:p>
+            <w:pPr>
+              <w:spacing w:before="40" w:after="40"/>
+              <w:jc w:val="center"/>
+            </w:pPr>
+            <w:r/>
+            <w:r>
+              <w:rPr>
+                <w:rFonts w:ascii="標楷體" w:hAnsi="標楷體" w:eastAsia="標楷體"/>
+                <w:b w:val="0"/>
+                <w:sz w:val="24"/>
+              </w:rPr>
+            </w:r>
+          </w:p>
+        </w:tc>
+        <w:tc>
+          <w:tcPr>
+            <w:tcW w:type="dxa" w:w="1928"/>
+          </w:tcPr>
+          <w:p>
+            <w:pPr>
+              <w:spacing w:before="40" w:after="40"/>
+              <w:jc w:val="center"/>
+            </w:pPr>
+            <w:r/>
+            <w:r>
+              <w:rPr>
+                <w:rFonts w:ascii="標楷體" w:hAnsi="標楷體" w:eastAsia="標楷體"/>
+                <w:b w:val="0"/>
+                <w:sz w:val="24"/>
+              </w:rPr>
+              <w:t>測試人員</w:t>
+            </w:r>
+          </w:p>
+        </w:tc>
+        <w:tc>
+          <w:tcPr>
+            <w:tcW w:type="dxa" w:w="2608"/>
+          </w:tcPr>
+          <w:p>
+            <w:pPr>
+              <w:spacing w:before="40" w:after="40"/>
+              <w:jc w:val="center"/>
+            </w:pPr>
+            <w:r/>
+            <w:r>
+              <w:rPr>
+                <w:rFonts w:ascii="標楷體" w:hAnsi="標楷體" w:eastAsia="標楷體"/>
+                <w:b w:val="0"/>
+                <w:sz w:val="24"/>
+              </w:rPr>
+            </w:r>
+          </w:p>
+        </w:tc>
+      </w:tr>
+      <w:tr>
+        <w:tc>
+          <w:tcPr>
+            <w:tcW w:type="dxa" w:w="1474"/>
+          </w:tcPr>
+          <w:p>
+            <w:pPr>
+              <w:spacing w:before="40" w:after="40"/>
+              <w:jc w:val="center"/>
+            </w:pPr>
+            <w:r/>
+            <w:r>
+              <w:rPr>
+                <w:rFonts w:ascii="標楷體" w:hAnsi="標楷體" w:eastAsia="標楷體"/>
+                <w:b w:val="0"/>
+                <w:sz w:val="24"/>
+              </w:rPr>
+              <w:t>測試日期</w:t>
+            </w:r>
+          </w:p>
+        </w:tc>
+        <w:tc>
+          <w:tcPr>
+            <w:tcW w:type="dxa" w:w="3628"/>
+          </w:tcPr>
+          <w:p>
+            <w:pPr>
+              <w:spacing w:before="40" w:after="40"/>
+              <w:jc w:val="center"/>
+            </w:pPr>
+            <w:r/>
+            <w:r>
+              <w:rPr>
+                <w:rFonts w:ascii="標楷體" w:hAnsi="標楷體" w:eastAsia="標楷體"/>
+                <w:b w:val="0"/>
+                <w:sz w:val="24"/>
+              </w:rPr>
+            </w:r>
+          </w:p>
+        </w:tc>
+        <w:tc>
+          <w:tcPr>
+            <w:tcW w:type="dxa" w:w="1928"/>
+          </w:tcPr>
+          <w:p>
+            <w:pPr>
+              <w:spacing w:before="40" w:after="40"/>
+              <w:jc w:val="center"/>
+            </w:pPr>
+            <w:r/>
+            <w:r>
+              <w:rPr>
+                <w:rFonts w:ascii="標楷體" w:hAnsi="標楷體" w:eastAsia="標楷體"/>
+                <w:b w:val="0"/>
+                <w:sz w:val="24"/>
+              </w:rPr>
+              <w:t>測試完畢日期</w:t>
+            </w:r>
+          </w:p>
+        </w:tc>
+        <w:tc>
+          <w:tcPr>
+            <w:tcW w:type="dxa" w:w="2608"/>
+          </w:tcPr>
+          <w:p>
+            <w:pPr>
+              <w:spacing w:before="40" w:after="40"/>
+              <w:jc w:val="center"/>
+            </w:pPr>
+            <w:r/>
+            <w:r>
+              <w:rPr>
+                <w:rFonts w:ascii="標楷體" w:hAnsi="標楷體" w:eastAsia="標楷體"/>
+                <w:b w:val="0"/>
+                <w:sz w:val="24"/>
+              </w:rPr>
+            </w:r>
+          </w:p>
+        </w:tc>
+      </w:tr>
+    </w:tbl>
+    <w:p/>
+    <w:tbl>
+      <w:tblPr>
+        <w:tblStyle w:val="aff2"/>
+        <w:tblW w:type="auto" w:w="0"/>
+        <w:jc w:val="center"/>
+        <w:tblLayout w:type="fixed"/>
+        <w:tblLook w:firstColumn="1" w:firstRow="1" w:lastColumn="0" w:lastRow="0" w:noHBand="0" w:noVBand="1" w:val="04A0"/>
+      </w:tblPr>
+      <w:tblGrid>
+        <w:gridCol w:w="2340"/>
+        <w:gridCol w:w="2340"/>
+        <w:gridCol w:w="2340"/>
+        <w:gridCol w:w="2340"/>
+      </w:tblGrid>
+      <w:tr>
+        <w:trPr>
+          <w:tblHeader w:val="true"/>
+        </w:trPr>
+        <w:tc>
+          <w:tcPr>
+            <w:tcW w:type="dxa" w:w="907"/>
+            <w:vMerge w:val="restart"/>
+          </w:tcPr>
+          <w:p>
+            <w:pPr>
+              <w:spacing w:before="40" w:after="40"/>
+              <w:jc w:val="center"/>
+            </w:pPr>
+            <w:r/>
+            <w:r>
+              <w:rPr>
+                <w:rFonts w:ascii="標楷體" w:hAnsi="標楷體" w:eastAsia="標楷體"/>
+                <w:b w:val="0"/>
+                <w:sz w:val="24"/>
+              </w:rPr>
+              <w:t>項次</w:t>
+            </w:r>
+          </w:p>
+        </w:tc>
+        <w:tc>
+          <w:tcPr>
+            <w:tcW w:type="dxa" w:w="6236"/>
+            <w:vMerge w:val="restart"/>
+          </w:tcPr>
+          <w:p>
+            <w:pPr>
+              <w:spacing w:before="40" w:after="40"/>
+              <w:jc w:val="center"/>
+            </w:pPr>
+            <w:r/>
+            <w:r>
+              <w:rPr>
+                <w:rFonts w:ascii="標楷體" w:hAnsi="標楷體" w:eastAsia="標楷體"/>
+                <w:b w:val="0"/>
+                <w:sz w:val="24"/>
+              </w:rPr>
+              <w:t>測試內容</w:t>
+            </w:r>
+          </w:p>
+        </w:tc>
+        <w:tc>
+          <w:tcPr>
+            <w:tcW w:type="dxa" w:w="2494"/>
+            <w:gridSpan w:val="2"/>
+          </w:tcPr>
+          <w:p>
+            <w:pPr>
+              <w:spacing w:before="40" w:after="40"/>
+              <w:jc w:val="center"/>
+            </w:pPr>
+            <w:r/>
+            <w:r>
+              <w:rPr>
+                <w:rFonts w:ascii="標楷體" w:hAnsi="標楷體" w:eastAsia="標楷體"/>
+                <w:b w:val="0"/>
+                <w:sz w:val="24"/>
+              </w:rPr>
+              <w:t>測試人員勾選</w:t>
+            </w:r>
+          </w:p>
+        </w:tc>
+      </w:tr>
+      <w:tr>
+        <w:trPr>
+          <w:tblHeader w:val="true"/>
+        </w:trPr>
+        <w:tc>
+          <w:tcPr>
+            <w:tcW w:type="dxa" w:w="907"/>
+            <w:vMerge/>
+          </w:tcPr>
+          <w:p/>
+        </w:tc>
+        <w:tc>
+          <w:tcPr>
+            <w:tcW w:type="dxa" w:w="6236"/>
+            <w:vMerge/>
+          </w:tcPr>
+          <w:p/>
+        </w:tc>
+        <w:tc>
+          <w:tcPr>
+            <w:tcW w:type="dxa" w:w="1247"/>
+          </w:tcPr>
+          <w:p>
+            <w:pPr>
+              <w:spacing w:before="40" w:after="40"/>
+              <w:jc w:val="center"/>
+            </w:pPr>
+            <w:r/>
+            <w:r>
+              <w:rPr>
+                <w:rFonts w:ascii="標楷體" w:hAnsi="標楷體" w:eastAsia="標楷體"/>
+                <w:b w:val="0"/>
+                <w:sz w:val="24"/>
+              </w:rPr>
+              <w:t>合格</w:t>
+            </w:r>
+          </w:p>
+        </w:tc>
+        <w:tc>
+          <w:tcPr>
+            <w:tcW w:type="dxa" w:w="1247"/>
+          </w:tcPr>
+          <w:p>
+            <w:pPr>
+              <w:spacing w:before="40" w:after="40"/>
+              <w:jc w:val="center"/>
+            </w:pPr>
+            <w:r/>
+            <w:r>
+              <w:rPr>
+                <w:rFonts w:ascii="標楷體" w:hAnsi="標楷體" w:eastAsia="標楷體"/>
+                <w:b w:val="0"/>
+                <w:sz w:val="24"/>
+              </w:rPr>
+              <w:t>不合格</w:t>
+            </w:r>
+          </w:p>
+        </w:tc>
+      </w:tr>
+      <w:tr>
+        <w:tc>
+          <w:tcPr>
+            <w:tcW w:type="dxa" w:w="907"/>
+          </w:tcPr>
+          <w:p>
+            <w:pPr>
+              <w:spacing w:before="40" w:after="40"/>
+              <w:jc w:val="center"/>
+            </w:pPr>
+            <w:r/>
+            <w:r>
+              <w:rPr>
+                <w:rFonts w:ascii="標楷體" w:hAnsi="標楷體" w:eastAsia="標楷體"/>
+                <w:b w:val="0"/>
+                <w:sz w:val="22"/>
+              </w:rPr>
+              <w:t>1</w:t>
+            </w:r>
+          </w:p>
+        </w:tc>
+        <w:tc>
+          <w:tcPr>
+            <w:tcW w:type="dxa" w:w="6236"/>
+          </w:tcPr>
+          <w:p>
+            <w:pPr>
+              <w:spacing w:before="40" w:after="40"/>
+              <w:jc w:val="left"/>
+            </w:pPr>
+            <w:r/>
+            <w:r>
+              <w:rPr>
+                <w:rFonts w:ascii="標楷體" w:hAnsi="標楷體" w:eastAsia="標楷體"/>
+                <w:b w:val="0"/>
+                <w:sz w:val="22"/>
+              </w:rPr>
+              <w:t>於 DM01 按「新增文件」，填妥文件名稱、分類、一組可見對象、首版版本號、首版摘要，上傳 PDF 並指定審核者後按「送交簽核」，應顯示「已送交簽核，已通知指定審核者」，審核者於 DM02 看得到此送審；核准前文件庫不會出現該文件，核准後出現。</w:t>
+            </w:r>
+          </w:p>
+        </w:tc>
+        <w:tc>
+          <w:tcPr>
+            <w:tcW w:type="dxa" w:w="1247"/>
+          </w:tcPr>
+          <w:p>
+            <w:pPr>
+              <w:spacing w:before="40" w:after="40"/>
+              <w:jc w:val="center"/>
+            </w:pPr>
+            <w:r/>
+            <w:r>
+              <w:rPr>
+                <w:rFonts w:ascii="標楷體" w:hAnsi="標楷體" w:eastAsia="標楷體"/>
+                <w:b w:val="0"/>
+                <w:sz w:val="24"/>
+              </w:rPr>
+            </w:r>
+          </w:p>
+        </w:tc>
+        <w:tc>
+          <w:tcPr>
+            <w:tcW w:type="dxa" w:w="1247"/>
+          </w:tcPr>
+          <w:p>
+            <w:pPr>
+              <w:spacing w:before="40" w:after="40"/>
+              <w:jc w:val="center"/>
+            </w:pPr>
+            <w:r/>
+            <w:r>
+              <w:rPr>
+                <w:rFonts w:ascii="標楷體" w:hAnsi="標楷體" w:eastAsia="標楷體"/>
+                <w:b w:val="0"/>
+                <w:sz w:val="24"/>
+              </w:rPr>
+            </w:r>
+          </w:p>
+        </w:tc>
+      </w:tr>
+      <w:tr>
+        <w:tc>
+          <w:tcPr>
+            <w:tcW w:type="dxa" w:w="907"/>
+          </w:tcPr>
+          <w:p>
+            <w:pPr>
+              <w:spacing w:before="40" w:after="40"/>
+              <w:jc w:val="center"/>
+            </w:pPr>
+            <w:r/>
+            <w:r>
+              <w:rPr>
+                <w:rFonts w:ascii="標楷體" w:hAnsi="標楷體" w:eastAsia="標楷體"/>
+                <w:b w:val="0"/>
+                <w:sz w:val="22"/>
+              </w:rPr>
+              <w:t>2</w:t>
+            </w:r>
+          </w:p>
+        </w:tc>
+        <w:tc>
+          <w:tcPr>
+            <w:tcW w:type="dxa" w:w="6236"/>
+          </w:tcPr>
+          <w:p>
+            <w:pPr>
+              <w:spacing w:before="40" w:after="40"/>
+              <w:jc w:val="left"/>
+            </w:pPr>
+            <w:r/>
+            <w:r>
+              <w:rPr>
+                <w:rFonts w:ascii="標楷體" w:hAnsi="標楷體" w:eastAsia="標楷體"/>
+                <w:b w:val="0"/>
+                <w:sz w:val="22"/>
+              </w:rPr>
+              <w:t>按「新增文件」後只選分類、其他欄位留空且不附檔，按「儲存為草稿」，應顯示「已儲存為草稿」，並出現於 DM04 個人專區之草稿匣。</w:t>
+            </w:r>
+          </w:p>
+        </w:tc>
+        <w:tc>
+          <w:tcPr>
+            <w:tcW w:type="dxa" w:w="1247"/>
+          </w:tcPr>
+          <w:p>
+            <w:pPr>
+              <w:spacing w:before="40" w:after="40"/>
+              <w:jc w:val="center"/>
+            </w:pPr>
+            <w:r/>
+            <w:r>
+              <w:rPr>
+                <w:rFonts w:ascii="標楷體" w:hAnsi="標楷體" w:eastAsia="標楷體"/>
+                <w:b w:val="0"/>
+                <w:sz w:val="24"/>
+              </w:rPr>
+            </w:r>
+          </w:p>
+        </w:tc>
+        <w:tc>
+          <w:tcPr>
+            <w:tcW w:type="dxa" w:w="1247"/>
+          </w:tcPr>
+          <w:p>
+            <w:pPr>
+              <w:spacing w:before="40" w:after="40"/>
+              <w:jc w:val="center"/>
+            </w:pPr>
+            <w:r/>
+            <w:r>
+              <w:rPr>
+                <w:rFonts w:ascii="標楷體" w:hAnsi="標楷體" w:eastAsia="標楷體"/>
+                <w:b w:val="0"/>
+                <w:sz w:val="24"/>
+              </w:rPr>
+            </w:r>
+          </w:p>
+        </w:tc>
+      </w:tr>
+      <w:tr>
+        <w:tc>
+          <w:tcPr>
+            <w:tcW w:type="dxa" w:w="907"/>
+          </w:tcPr>
+          <w:p>
+            <w:pPr>
+              <w:spacing w:before="40" w:after="40"/>
+              <w:jc w:val="center"/>
+            </w:pPr>
+            <w:r/>
+            <w:r>
+              <w:rPr>
+                <w:rFonts w:ascii="標楷體" w:hAnsi="標楷體" w:eastAsia="標楷體"/>
+                <w:b w:val="0"/>
+                <w:sz w:val="22"/>
+              </w:rPr>
+              <w:t>3</w:t>
+            </w:r>
+          </w:p>
+        </w:tc>
+        <w:tc>
+          <w:tcPr>
+            <w:tcW w:type="dxa" w:w="6236"/>
+          </w:tcPr>
+          <w:p>
+            <w:pPr>
+              <w:spacing w:before="40" w:after="40"/>
+              <w:jc w:val="left"/>
+            </w:pPr>
+            <w:r/>
+            <w:r>
+              <w:rPr>
+                <w:rFonts w:ascii="標楷體" w:hAnsi="標楷體" w:eastAsia="標楷體"/>
+                <w:b w:val="0"/>
+                <w:sz w:val="22"/>
+              </w:rPr>
+              <w:t>於草稿匣按該草稿的「繼續編輯」，應帶入先前填寫的內容；補齊必填欄位後按「送交簽核」，應送出成功。</w:t>
+            </w:r>
+          </w:p>
+        </w:tc>
+        <w:tc>
+          <w:tcPr>
+            <w:tcW w:type="dxa" w:w="1247"/>
+          </w:tcPr>
+          <w:p>
+            <w:pPr>
+              <w:spacing w:before="40" w:after="40"/>
+              <w:jc w:val="center"/>
+            </w:pPr>
+            <w:r/>
+            <w:r>
+              <w:rPr>
+                <w:rFonts w:ascii="標楷體" w:hAnsi="標楷體" w:eastAsia="標楷體"/>
+                <w:b w:val="0"/>
+                <w:sz w:val="24"/>
+              </w:rPr>
+            </w:r>
+          </w:p>
+        </w:tc>
+        <w:tc>
+          <w:tcPr>
+            <w:tcW w:type="dxa" w:w="1247"/>
+          </w:tcPr>
+          <w:p>
+            <w:pPr>
+              <w:spacing w:before="40" w:after="40"/>
+              <w:jc w:val="center"/>
+            </w:pPr>
+            <w:r/>
+            <w:r>
+              <w:rPr>
+                <w:rFonts w:ascii="標楷體" w:hAnsi="標楷體" w:eastAsia="標楷體"/>
+                <w:b w:val="0"/>
+                <w:sz w:val="24"/>
+              </w:rPr>
+            </w:r>
+          </w:p>
+        </w:tc>
+      </w:tr>
+      <w:tr>
+        <w:tc>
+          <w:tcPr>
+            <w:tcW w:type="dxa" w:w="907"/>
+          </w:tcPr>
+          <w:p>
+            <w:pPr>
+              <w:spacing w:before="40" w:after="40"/>
+              <w:jc w:val="center"/>
+            </w:pPr>
+            <w:r/>
+            <w:r>
+              <w:rPr>
+                <w:rFonts w:ascii="標楷體" w:hAnsi="標楷體" w:eastAsia="標楷體"/>
+                <w:b w:val="0"/>
+                <w:sz w:val="22"/>
+              </w:rPr>
+              <w:t>4</w:t>
+            </w:r>
+          </w:p>
+        </w:tc>
+        <w:tc>
+          <w:tcPr>
+            <w:tcW w:type="dxa" w:w="6236"/>
+          </w:tcPr>
+          <w:p>
+            <w:pPr>
+              <w:spacing w:before="40" w:after="40"/>
+              <w:jc w:val="left"/>
+            </w:pPr>
+            <w:r/>
+            <w:r>
+              <w:rPr>
+                <w:rFonts w:ascii="標楷體" w:hAnsi="標楷體" w:eastAsia="標楷體"/>
+                <w:b w:val="0"/>
+                <w:sz w:val="22"/>
+              </w:rPr>
+              <w:t>分類選「系統操作手冊」時應出現「關聯作業項目」；選擇已有已發布手冊的作業項目並送交簽核，應被擋下並提示「此關聯作業項目已有對應之已發布手冊」。</w:t>
+            </w:r>
+          </w:p>
+        </w:tc>
+        <w:tc>
+          <w:tcPr>
+            <w:tcW w:type="dxa" w:w="1247"/>
+          </w:tcPr>
+          <w:p>
+            <w:pPr>
+              <w:spacing w:before="40" w:after="40"/>
+              <w:jc w:val="center"/>
+            </w:pPr>
+            <w:r/>
+            <w:r>
+              <w:rPr>
+                <w:rFonts w:ascii="標楷體" w:hAnsi="標楷體" w:eastAsia="標楷體"/>
+                <w:b w:val="0"/>
+                <w:sz w:val="24"/>
+              </w:rPr>
+            </w:r>
+          </w:p>
+        </w:tc>
+        <w:tc>
+          <w:tcPr>
+            <w:tcW w:type="dxa" w:w="1247"/>
+          </w:tcPr>
+          <w:p>
+            <w:pPr>
+              <w:spacing w:before="40" w:after="40"/>
+              <w:jc w:val="center"/>
+            </w:pPr>
+            <w:r/>
+            <w:r>
+              <w:rPr>
+                <w:rFonts w:ascii="標楷體" w:hAnsi="標楷體" w:eastAsia="標楷體"/>
+                <w:b w:val="0"/>
+                <w:sz w:val="24"/>
+              </w:rPr>
+            </w:r>
+          </w:p>
+        </w:tc>
+      </w:tr>
+      <w:tr>
+        <w:tc>
+          <w:tcPr>
+            <w:tcW w:type="dxa" w:w="907"/>
+          </w:tcPr>
+          <w:p>
+            <w:pPr>
+              <w:spacing w:before="40" w:after="40"/>
+              <w:jc w:val="center"/>
+            </w:pPr>
+            <w:r/>
+            <w:r>
+              <w:rPr>
+                <w:rFonts w:ascii="標楷體" w:hAnsi="標楷體" w:eastAsia="標楷體"/>
+                <w:b w:val="0"/>
+                <w:sz w:val="22"/>
+              </w:rPr>
+              <w:t>5</w:t>
+            </w:r>
+          </w:p>
+        </w:tc>
+        <w:tc>
+          <w:tcPr>
+            <w:tcW w:type="dxa" w:w="6236"/>
+          </w:tcPr>
+          <w:p>
+            <w:pPr>
+              <w:spacing w:before="40" w:after="40"/>
+              <w:jc w:val="left"/>
+            </w:pPr>
+            <w:r/>
+            <w:r>
+              <w:rPr>
+                <w:rFonts w:ascii="標楷體" w:hAnsi="標楷體" w:eastAsia="標楷體"/>
+                <w:b w:val="0"/>
+                <w:sz w:val="22"/>
+              </w:rPr>
+              <w:t>分類選「訓練教材」時，可見對象欄應改為顯示「訓練教材由教育訓練模組引用，不需設定可見對象」，不設可見對象亦可送交簽核。</w:t>
+            </w:r>
+          </w:p>
+        </w:tc>
+        <w:tc>
+          <w:tcPr>
+            <w:tcW w:type="dxa" w:w="1247"/>
+          </w:tcPr>
+          <w:p>
+            <w:pPr>
+              <w:spacing w:before="40" w:after="40"/>
+              <w:jc w:val="center"/>
+            </w:pPr>
+            <w:r/>
+            <w:r>
+              <w:rPr>
+                <w:rFonts w:ascii="標楷體" w:hAnsi="標楷體" w:eastAsia="標楷體"/>
+                <w:b w:val="0"/>
+                <w:sz w:val="24"/>
+              </w:rPr>
+            </w:r>
+          </w:p>
+        </w:tc>
+        <w:tc>
+          <w:tcPr>
+            <w:tcW w:type="dxa" w:w="1247"/>
+          </w:tcPr>
+          <w:p>
+            <w:pPr>
+              <w:spacing w:before="40" w:after="40"/>
+              <w:jc w:val="center"/>
+            </w:pPr>
+            <w:r/>
+            <w:r>
+              <w:rPr>
+                <w:rFonts w:ascii="標楷體" w:hAnsi="標楷體" w:eastAsia="標楷體"/>
+                <w:b w:val="0"/>
+                <w:sz w:val="24"/>
+              </w:rPr>
+            </w:r>
+          </w:p>
+        </w:tc>
+      </w:tr>
+      <w:tr>
+        <w:tc>
+          <w:tcPr>
+            <w:tcW w:type="dxa" w:w="907"/>
+          </w:tcPr>
+          <w:p>
+            <w:pPr>
+              <w:spacing w:before="40" w:after="40"/>
+              <w:jc w:val="center"/>
+            </w:pPr>
+            <w:r/>
+            <w:r>
+              <w:rPr>
+                <w:rFonts w:ascii="標楷體" w:hAnsi="標楷體" w:eastAsia="標楷體"/>
+                <w:b w:val="0"/>
+                <w:sz w:val="22"/>
+              </w:rPr>
+              <w:t>6</w:t>
+            </w:r>
+          </w:p>
+        </w:tc>
+        <w:tc>
+          <w:tcPr>
+            <w:tcW w:type="dxa" w:w="6236"/>
+          </w:tcPr>
+          <w:p>
+            <w:pPr>
+              <w:spacing w:before="40" w:after="40"/>
+              <w:jc w:val="left"/>
+            </w:pPr>
+            <w:r/>
+            <w:r>
+              <w:rPr>
+                <w:rFonts w:ascii="標楷體" w:hAnsi="標楷體" w:eastAsia="標楷體"/>
+                <w:b w:val="0"/>
+                <w:sz w:val="22"/>
+              </w:rPr>
+              <w:t>選擇 Word 檔上傳，應跳出「此檔案無法線上預覽」確認視窗；按「改傳其他檔案」應取消選擇，再選一次並按「仍使用此檔案」，上傳框下方應出現橘色提醒。</w:t>
+            </w:r>
+          </w:p>
+        </w:tc>
+        <w:tc>
+          <w:tcPr>
+            <w:tcW w:type="dxa" w:w="1247"/>
+          </w:tcPr>
+          <w:p>
+            <w:pPr>
+              <w:spacing w:before="40" w:after="40"/>
+              <w:jc w:val="center"/>
+            </w:pPr>
+            <w:r/>
+            <w:r>
+              <w:rPr>
+                <w:rFonts w:ascii="標楷體" w:hAnsi="標楷體" w:eastAsia="標楷體"/>
+                <w:b w:val="0"/>
+                <w:sz w:val="24"/>
+              </w:rPr>
+            </w:r>
+          </w:p>
+        </w:tc>
+        <w:tc>
+          <w:tcPr>
+            <w:tcW w:type="dxa" w:w="1247"/>
+          </w:tcPr>
+          <w:p>
+            <w:pPr>
+              <w:spacing w:before="40" w:after="40"/>
+              <w:jc w:val="center"/>
+            </w:pPr>
+            <w:r/>
+            <w:r>
+              <w:rPr>
+                <w:rFonts w:ascii="標楷體" w:hAnsi="標楷體" w:eastAsia="標楷體"/>
+                <w:b w:val="0"/>
+                <w:sz w:val="24"/>
+              </w:rPr>
+            </w:r>
+          </w:p>
+        </w:tc>
+      </w:tr>
+      <w:tr>
+        <w:tc>
+          <w:tcPr>
+            <w:tcW w:type="dxa" w:w="907"/>
+          </w:tcPr>
+          <w:p>
+            <w:pPr>
+              <w:spacing w:before="40" w:after="40"/>
+              <w:jc w:val="center"/>
+            </w:pPr>
+            <w:r/>
+            <w:r>
+              <w:rPr>
+                <w:rFonts w:ascii="標楷體" w:hAnsi="標楷體" w:eastAsia="標楷體"/>
+                <w:b w:val="0"/>
+                <w:sz w:val="22"/>
+              </w:rPr>
+              <w:t>7</w:t>
+            </w:r>
+          </w:p>
+        </w:tc>
+        <w:tc>
+          <w:tcPr>
+            <w:tcW w:type="dxa" w:w="6236"/>
+          </w:tcPr>
+          <w:p>
+            <w:pPr>
+              <w:spacing w:before="40" w:after="40"/>
+              <w:jc w:val="left"/>
+            </w:pPr>
+            <w:r/>
+            <w:r>
+              <w:rPr>
+                <w:rFonts w:ascii="標楷體" w:hAnsi="標楷體" w:eastAsia="標楷體"/>
+                <w:b w:val="0"/>
+                <w:sz w:val="22"/>
+              </w:rPr>
+              <w:t>「指定審核者」清單應只列具審核者角色者，且不含撰寫者本人。</w:t>
+            </w:r>
+          </w:p>
+        </w:tc>
+        <w:tc>
+          <w:tcPr>
+            <w:tcW w:type="dxa" w:w="1247"/>
+          </w:tcPr>
+          <w:p>
+            <w:pPr>
+              <w:spacing w:before="40" w:after="40"/>
+              <w:jc w:val="center"/>
+            </w:pPr>
+            <w:r/>
+            <w:r>
+              <w:rPr>
+                <w:rFonts w:ascii="標楷體" w:hAnsi="標楷體" w:eastAsia="標楷體"/>
+                <w:b w:val="0"/>
+                <w:sz w:val="24"/>
+              </w:rPr>
+            </w:r>
+          </w:p>
+        </w:tc>
+        <w:tc>
+          <w:tcPr>
+            <w:tcW w:type="dxa" w:w="1247"/>
+          </w:tcPr>
+          <w:p>
+            <w:pPr>
+              <w:spacing w:before="40" w:after="40"/>
+              <w:jc w:val="center"/>
+            </w:pPr>
+            <w:r/>
+            <w:r>
+              <w:rPr>
+                <w:rFonts w:ascii="標楷體" w:hAnsi="標楷體" w:eastAsia="標楷體"/>
+                <w:b w:val="0"/>
+                <w:sz w:val="24"/>
+              </w:rPr>
+            </w:r>
+          </w:p>
+        </w:tc>
+      </w:tr>
+      <w:tr>
+        <w:tc>
+          <w:tcPr>
+            <w:tcW w:type="dxa" w:w="907"/>
+          </w:tcPr>
+          <w:p>
+            <w:pPr>
+              <w:spacing w:before="40" w:after="40"/>
+              <w:jc w:val="center"/>
+            </w:pPr>
+            <w:r/>
+            <w:r>
+              <w:rPr>
+                <w:rFonts w:ascii="標楷體" w:hAnsi="標楷體" w:eastAsia="標楷體"/>
+                <w:b w:val="0"/>
+                <w:sz w:val="22"/>
+              </w:rPr>
+              <w:t>8</w:t>
+            </w:r>
+          </w:p>
+        </w:tc>
+        <w:tc>
+          <w:tcPr>
+            <w:tcW w:type="dxa" w:w="6236"/>
+          </w:tcPr>
+          <w:p>
+            <w:pPr>
+              <w:spacing w:before="40" w:after="40"/>
+              <w:jc w:val="left"/>
+            </w:pPr>
+            <w:r/>
+            <w:r>
+              <w:rPr>
+                <w:rFonts w:ascii="標楷體" w:hAnsi="標楷體" w:eastAsia="標楷體"/>
+                <w:b w:val="0"/>
+                <w:sz w:val="22"/>
+              </w:rPr>
+              <w:t>於 DM07 對已發布文件按「編輯新版本」，文件名稱與分類應為灰色不可修改，右側「最近版本」列出該文件的版本號。</w:t>
+            </w:r>
+          </w:p>
+        </w:tc>
+        <w:tc>
+          <w:tcPr>
+            <w:tcW w:type="dxa" w:w="1247"/>
+          </w:tcPr>
+          <w:p>
+            <w:pPr>
+              <w:spacing w:before="40" w:after="40"/>
+              <w:jc w:val="center"/>
+            </w:pPr>
+            <w:r/>
+            <w:r>
+              <w:rPr>
+                <w:rFonts w:ascii="標楷體" w:hAnsi="標楷體" w:eastAsia="標楷體"/>
+                <w:b w:val="0"/>
+                <w:sz w:val="24"/>
+              </w:rPr>
+            </w:r>
+          </w:p>
+        </w:tc>
+        <w:tc>
+          <w:tcPr>
+            <w:tcW w:type="dxa" w:w="1247"/>
+          </w:tcPr>
+          <w:p>
+            <w:pPr>
+              <w:spacing w:before="40" w:after="40"/>
+              <w:jc w:val="center"/>
+            </w:pPr>
+            <w:r/>
+            <w:r>
+              <w:rPr>
+                <w:rFonts w:ascii="標楷體" w:hAnsi="標楷體" w:eastAsia="標楷體"/>
+                <w:b w:val="0"/>
+                <w:sz w:val="24"/>
+              </w:rPr>
+            </w:r>
+          </w:p>
+        </w:tc>
+      </w:tr>
+      <w:tr>
+        <w:tc>
+          <w:tcPr>
+            <w:tcW w:type="dxa" w:w="907"/>
+          </w:tcPr>
+          <w:p>
+            <w:pPr>
+              <w:spacing w:before="40" w:after="40"/>
+              <w:jc w:val="center"/>
+            </w:pPr>
+            <w:r/>
+            <w:r>
+              <w:rPr>
+                <w:rFonts w:ascii="標楷體" w:hAnsi="標楷體" w:eastAsia="標楷體"/>
+                <w:b w:val="0"/>
+                <w:sz w:val="22"/>
+              </w:rPr>
+              <w:t>9</w:t>
+            </w:r>
+          </w:p>
+        </w:tc>
+        <w:tc>
+          <w:tcPr>
+            <w:tcW w:type="dxa" w:w="6236"/>
+          </w:tcPr>
+          <w:p>
+            <w:pPr>
+              <w:spacing w:before="40" w:after="40"/>
+              <w:jc w:val="left"/>
+            </w:pPr>
+            <w:r/>
+            <w:r>
+              <w:rPr>
+                <w:rFonts w:ascii="標楷體" w:hAnsi="標楷體" w:eastAsia="標楷體"/>
+                <w:b w:val="0"/>
+                <w:sz w:val="22"/>
+              </w:rPr>
+              <w:t>編輯新版本時「新版本號」填入本文件已發布過的版本號並送交簽核，應被擋下並提示「版本號與本文件已發布版本重複」。</w:t>
+            </w:r>
+          </w:p>
+        </w:tc>
+        <w:tc>
+          <w:tcPr>
+            <w:tcW w:type="dxa" w:w="1247"/>
+          </w:tcPr>
+          <w:p>
+            <w:pPr>
+              <w:spacing w:before="40" w:after="40"/>
+              <w:jc w:val="center"/>
+            </w:pPr>
+            <w:r/>
+            <w:r>
+              <w:rPr>
+                <w:rFonts w:ascii="標楷體" w:hAnsi="標楷體" w:eastAsia="標楷體"/>
+                <w:b w:val="0"/>
+                <w:sz w:val="24"/>
+              </w:rPr>
+            </w:r>
+          </w:p>
+        </w:tc>
+        <w:tc>
+          <w:tcPr>
+            <w:tcW w:type="dxa" w:w="1247"/>
+          </w:tcPr>
+          <w:p>
+            <w:pPr>
+              <w:spacing w:before="40" w:after="40"/>
+              <w:jc w:val="center"/>
+            </w:pPr>
+            <w:r/>
+            <w:r>
+              <w:rPr>
+                <w:rFonts w:ascii="標楷體" w:hAnsi="標楷體" w:eastAsia="標楷體"/>
+                <w:b w:val="0"/>
+                <w:sz w:val="24"/>
+              </w:rPr>
+            </w:r>
+          </w:p>
+        </w:tc>
+      </w:tr>
+      <w:tr>
+        <w:tc>
+          <w:tcPr>
+            <w:tcW w:type="dxa" w:w="907"/>
+          </w:tcPr>
+          <w:p>
+            <w:pPr>
+              <w:spacing w:before="40" w:after="40"/>
+              <w:jc w:val="center"/>
+            </w:pPr>
+            <w:r/>
+            <w:r>
+              <w:rPr>
+                <w:rFonts w:ascii="標楷體" w:hAnsi="標楷體" w:eastAsia="標楷體"/>
+                <w:b w:val="0"/>
+                <w:sz w:val="22"/>
+              </w:rPr>
+              <w:t>10</w:t>
+            </w:r>
+          </w:p>
+        </w:tc>
+        <w:tc>
+          <w:tcPr>
+            <w:tcW w:type="dxa" w:w="6236"/>
+          </w:tcPr>
+          <w:p>
+            <w:pPr>
+              <w:spacing w:before="40" w:after="40"/>
+              <w:jc w:val="left"/>
+            </w:pPr>
+            <w:r/>
+            <w:r>
+              <w:rPr>
+                <w:rFonts w:ascii="標楷體" w:hAnsi="標楷體" w:eastAsia="標楷體"/>
+                <w:b w:val="0"/>
+                <w:sz w:val="22"/>
+              </w:rPr>
+              <w:t>編輯新版本時把可見對象改為閱覽者甲看不到的組合並送交簽核，核准前閱覽者甲仍看得到該文件；審核者核准後，閱覽者甲即看不到。</w:t>
             </w:r>
           </w:p>
         </w:tc>

--- a/docs/manuals/測試報告/DM-文件管理模組.docx
+++ b/docs/manuals/測試報告/DM-文件管理模組.docx
@@ -226,7 +226,7 @@
           </w:tcPr>
           <w:p>
             <w:r>
-              <w:t>2026/10/13</w:t>
+              <w:t>2026/10/16</w:t>
             </w:r>
           </w:p>
         </w:tc>
@@ -384,7 +384,7 @@
               <w:jc w:val="center"/>
             </w:pPr>
             <w:r>
-              <w:t>2026/10/13</w:t>
+              <w:t>2026/10/16</w:t>
             </w:r>
           </w:p>
         </w:tc>
@@ -4093,7 +4093,7 @@
                 <w:b w:val="0"/>
                 <w:sz w:val="22"/>
               </w:rPr>
-              <w:t>承上，每日催辦排程執行後（或請 IT 手動觸發），審核者甲應收到該項目之催辦通知。</w:t>
+              <w:t>承上，每日催辦排程執行後（或請 IT 手動觸發），審核者甲應收到該項目之催辦 Email，信中含文件名稱與停留天數。</w:t>
             </w:r>
           </w:p>
         </w:tc>
@@ -4813,7 +4813,7 @@
                 <w:b w:val="0"/>
                 <w:sz w:val="22"/>
               </w:rPr>
-              <w:t>對文件 Q 按「退回」，填寫退回原因後按「確認退回」，該項目應標示為已退回並移至「已完成」，文件 Q 回到編輯者甲個人專區之草稿；編輯者甲之「我的文件動態」應出現「已退回」列（站內呈現，不寄 Email），其下方顯示剛才填寫的退回原因，按展開箭頭可看到全文。</w:t>
+              <w:t>對文件 Q 按「退回」，填寫退回原因後按「確認退回」，該項目應標示為已退回並移至「已完成」，文件 Q 回到編輯者甲個人專區之草稿；編輯者甲之「我的文件動態」應出現「已退回」列（站內呈現，不寄 Email），該列「退回原因」欄顯示剛才填寫的退回原因全文。</w:t>
             </w:r>
           </w:p>
         </w:tc>
@@ -5053,7 +5053,7 @@
                 <w:b w:val="0"/>
                 <w:sz w:val="22"/>
               </w:rPr>
-              <w:t>切換至「已完成」，應列出本人核准與退回之項目及其結果；於「搜尋文件名稱」輸入文件 P 名稱之一段應篩出該筆，且項目上無核准或退回之操作。</w:t>
+              <w:t>切換至「已完成」，應列出本人核准與退回之項目、結果與送審者；文件 Q 之退回列「退回原因」欄應為所填原因，文件 P 之核准列為「—」；於「搜尋文件名稱」輸入文件 P 名稱之一段應篩出該筆，且項目上無核准或退回之操作。</w:t>
             </w:r>
           </w:p>
         </w:tc>
@@ -7118,6 +7118,86 @@
                 <w:sz w:val="22"/>
               </w:rPr>
               <w:t>以雙角色帳號進入個人專區，「我的文件動態」應同時出現「撰寫者視角（近 30 天）」與「審核者視角（近 30 天）」兩區。</w:t>
+            </w:r>
+          </w:p>
+        </w:tc>
+        <w:tc>
+          <w:tcPr>
+            <w:tcW w:type="dxa" w:w="1247"/>
+          </w:tcPr>
+          <w:p>
+            <w:pPr>
+              <w:spacing w:before="40" w:after="40"/>
+              <w:jc w:val="center"/>
+            </w:pPr>
+            <w:r/>
+            <w:r>
+              <w:rPr>
+                <w:rFonts w:ascii="標楷體" w:hAnsi="標楷體" w:eastAsia="標楷體"/>
+                <w:b w:val="0"/>
+                <w:sz w:val="24"/>
+              </w:rPr>
+            </w:r>
+          </w:p>
+        </w:tc>
+        <w:tc>
+          <w:tcPr>
+            <w:tcW w:type="dxa" w:w="1247"/>
+          </w:tcPr>
+          <w:p>
+            <w:pPr>
+              <w:spacing w:before="40" w:after="40"/>
+              <w:jc w:val="center"/>
+            </w:pPr>
+            <w:r/>
+            <w:r>
+              <w:rPr>
+                <w:rFonts w:ascii="標楷體" w:hAnsi="標楷體" w:eastAsia="標楷體"/>
+                <w:b w:val="0"/>
+                <w:sz w:val="24"/>
+              </w:rPr>
+            </w:r>
+          </w:p>
+        </w:tc>
+      </w:tr>
+      <w:tr>
+        <w:tc>
+          <w:tcPr>
+            <w:tcW w:type="dxa" w:w="907"/>
+          </w:tcPr>
+          <w:p>
+            <w:pPr>
+              <w:spacing w:before="40" w:after="40"/>
+              <w:jc w:val="center"/>
+            </w:pPr>
+            <w:r/>
+            <w:r>
+              <w:rPr>
+                <w:rFonts w:ascii="標楷體" w:hAnsi="標楷體" w:eastAsia="標楷體"/>
+                <w:b w:val="0"/>
+                <w:sz w:val="22"/>
+              </w:rPr>
+              <w:t>1-1</w:t>
+            </w:r>
+          </w:p>
+        </w:tc>
+        <w:tc>
+          <w:tcPr>
+            <w:tcW w:type="dxa" w:w="6236"/>
+          </w:tcPr>
+          <w:p>
+            <w:pPr>
+              <w:spacing w:before="40" w:after="40"/>
+              <w:jc w:val="left"/>
+            </w:pPr>
+            <w:r/>
+            <w:r>
+              <w:rPr>
+                <w:rFonts w:ascii="標楷體" w:hAnsi="標楷體" w:eastAsia="標楷體"/>
+                <w:b w:val="0"/>
+                <w:sz w:val="22"/>
+              </w:rPr>
+              <w:t>以審核者甲進入個人專區，應只有「我的文件動態」一個分頁，不出現「草稿匣」。</w:t>
             </w:r>
           </w:p>
         </w:tc>

--- a/docs/manuals/測試報告/DM-文件管理模組.docx
+++ b/docs/manuals/測試報告/DM-文件管理模組.docx
@@ -4413,7 +4413,7 @@
                 <w:b w:val="0"/>
                 <w:sz w:val="22"/>
               </w:rPr>
-              <w:t>對文件 P 按「核准並發布」，於確認視窗按「確認核准」，應顯示「已核准並發布，已通知撰寫者」，該項目移至「已完成」，文件 P 出現於文件庫，編輯者甲之個人專區「我的文件動態」應出現該文件的「核准發布」列（撰寫者這一半改為站內呈現，不寄 Email）。</w:t>
+              <w:t>對文件 P 按「核准並發布」，於確認視窗按「確認核准」，應顯示「已核准並發布」，該項目移至「已完成」，文件 P 出現於文件庫，編輯者甲之個人專區「我的文件動態」應出現該文件的「核准發布」列。</w:t>
             </w:r>
           </w:p>
         </w:tc>
@@ -11533,7 +11533,7 @@
                 <w:b w:val="0"/>
                 <w:sz w:val="22"/>
               </w:rPr>
-              <w:t>對文件 P 按「廢止此文件」，填寫廢止原因、指定審核者後按「送出廢止申請」，應顯示「已送出廢止申請，已通知指定審核者」，審核者於 DM02 簽核中心看得到此申請。</w:t>
+              <w:t>對文件 P 按「廢止此文件」，填寫廢止原因、指定審核者後按「送出廢止申請」，應顯示「已送出廢止申請」，審核者於 DM02 簽核中心看得到此申請。</w:t>
             </w:r>
           </w:p>
         </w:tc>
@@ -12365,7 +12365,7 @@
                 <w:b w:val="0"/>
                 <w:sz w:val="22"/>
               </w:rPr>
-              <w:t>於 DM01 按「新增文件」，填妥文件名稱、分類、一組可見對象、首版版本號、首版摘要，上傳 PDF 並指定審核者後按「送交簽核」，應顯示「已送交簽核，已通知指定審核者」，審核者於 DM02 看得到此送審；核准前文件庫不會出現該文件，核准後出現。</w:t>
+              <w:t>於 DM01 按「新增文件」，填妥文件名稱、分類、一組可見對象、首版版本號、首版摘要，上傳 PDF 並指定審核者後按「送交簽核」，應顯示「已送交簽核」，審核者於 DM02 看得到此送審；核准前文件庫不會出現該文件，核准後出現。</w:t>
             </w:r>
           </w:p>
         </w:tc>

--- a/docs/manuals/測試報告/DM-文件管理模組.docx
+++ b/docs/manuals/測試報告/DM-文件管理模組.docx
@@ -4973,7 +4973,7 @@
                 <w:b w:val="0"/>
                 <w:sz w:val="22"/>
               </w:rPr>
-              <w:t>退回文件 U 之廢止申請後，文件 U 應仍為已發布並照常列於文件庫。</w:t>
+              <w:t>退回文件 U 之廢止申請後，文件 U 應仍為已發布並照常列於文件庫；編輯者甲之「我的文件動態」該筆「已退回」列的「退回原因」欄應顯示所填原因。</w:t>
             </w:r>
           </w:p>
         </w:tc>

--- a/docs/manuals/測試報告/DM-文件管理模組.docx
+++ b/docs/manuals/測試報告/DM-文件管理模組.docx
@@ -4413,7 +4413,7 @@
                 <w:b w:val="0"/>
                 <w:sz w:val="22"/>
               </w:rPr>
-              <w:t>對文件 P 按「核准並發布」，於確認視窗按「確認核准」，應顯示「已核准並發布，已通知撰寫者」，該項目移至「已完成」，文件 P 出現於文件庫，編輯者甲之個人專區「我的文件動態」應出現該文件的「核准發布」列（撰寫者這一半改為站內呈現，不寄 Email）。</w:t>
+              <w:t>對文件 P 按「核准並發布」，於確認視窗按「確認核准」，應顯示「已核准並發布」，該項目移至「已完成」，文件 P 出現於文件庫，編輯者甲之個人專區「我的文件動態」應出現該文件的「核准發布」列。</w:t>
             </w:r>
           </w:p>
         </w:tc>
@@ -4973,7 +4973,7 @@
                 <w:b w:val="0"/>
                 <w:sz w:val="22"/>
               </w:rPr>
-              <w:t>退回文件 U 之廢止申請後，文件 U 應仍為已發布並照常列於文件庫。</w:t>
+              <w:t>退回文件 U 之廢止申請後，文件 U 應仍為已發布並照常列於文件庫；編輯者甲之「我的文件動態」該筆「已退回」列的「退回原因」欄應顯示所填原因。</w:t>
             </w:r>
           </w:p>
         </w:tc>
@@ -11533,7 +11533,7 @@
                 <w:b w:val="0"/>
                 <w:sz w:val="22"/>
               </w:rPr>
-              <w:t>對文件 P 按「廢止此文件」，填寫廢止原因、指定審核者後按「送出廢止申請」，應顯示「已送出廢止申請，已通知指定審核者」，審核者於 DM02 簽核中心看得到此申請。</w:t>
+              <w:t>對文件 P 按「廢止此文件」，填寫廢止原因、指定審核者後按「送出廢止申請」，應顯示「已送出廢止申請」，審核者於 DM02 簽核中心看得到此申請。</w:t>
             </w:r>
           </w:p>
         </w:tc>
@@ -12365,7 +12365,7 @@
                 <w:b w:val="0"/>
                 <w:sz w:val="22"/>
               </w:rPr>
-              <w:t>於 DM01 按「新增文件」，填妥文件名稱、分類、一組可見對象、首版版本號、首版摘要，上傳 PDF 並指定審核者後按「送交簽核」，應顯示「已送交簽核，已通知指定審核者」，審核者於 DM02 看得到此送審；核准前文件庫不會出現該文件，核准後出現。</w:t>
+              <w:t>於 DM01 按「新增文件」，填妥文件名稱、分類、一組可見對象、首版版本號、首版摘要，上傳 PDF 並指定審核者後按「送交簽核」，應顯示「已送交簽核」，審核者於 DM02 看得到此送審；核准前文件庫不會出現該文件，核准後出現。</w:t>
             </w:r>
           </w:p>
         </w:tc>

--- a/docs/manuals/測試報告/DM-文件管理模組.docx
+++ b/docs/manuals/測試報告/DM-文件管理模組.docx
@@ -226,7 +226,7 @@
           </w:tcPr>
           <w:p>
             <w:r>
-              <w:t>2026/10/16</w:t>
+              <w:t>2026/10/17</w:t>
             </w:r>
           </w:p>
         </w:tc>
@@ -384,7 +384,7 @@
               <w:jc w:val="center"/>
             </w:pPr>
             <w:r>
-              <w:t>2026/10/16</w:t>
+              <w:t>2026/10/17</w:t>
             </w:r>
           </w:p>
         </w:tc>
@@ -8120,6 +8120,86 @@
           </w:p>
         </w:tc>
       </w:tr>
+      <w:tr>
+        <w:tc>
+          <w:tcPr>
+            <w:tcW w:type="dxa" w:w="907"/>
+          </w:tcPr>
+          <w:p>
+            <w:pPr>
+              <w:spacing w:before="40" w:after="40"/>
+              <w:jc w:val="center"/>
+            </w:pPr>
+            <w:r/>
+            <w:r>
+              <w:rPr>
+                <w:rFonts w:ascii="標楷體" w:hAnsi="標楷體" w:eastAsia="標楷體"/>
+                <w:b w:val="0"/>
+                <w:sz w:val="22"/>
+              </w:rPr>
+              <w:t>13</w:t>
+            </w:r>
+          </w:p>
+        </w:tc>
+        <w:tc>
+          <w:tcPr>
+            <w:tcW w:type="dxa" w:w="6236"/>
+          </w:tcPr>
+          <w:p>
+            <w:pPr>
+              <w:spacing w:before="40" w:after="40"/>
+              <w:jc w:val="left"/>
+            </w:pPr>
+            <w:r/>
+            <w:r>
+              <w:rPr>
+                <w:rFonts w:ascii="標楷體" w:hAnsi="標楷體" w:eastAsia="標楷體"/>
+                <w:b w:val="0"/>
+                <w:sz w:val="22"/>
+              </w:rPr>
+              <w:t>文件 I 之草稿，「繼續編輯」應無法按，滑鼠移上顯示正在廢止簽核中、待簽核結果出爐後再處理（與第 12 項為不同句），該列「刪除」仍可操作；審核者退回該廢止申請後，「繼續編輯」應恢復可按。</w:t>
+            </w:r>
+          </w:p>
+        </w:tc>
+        <w:tc>
+          <w:tcPr>
+            <w:tcW w:type="dxa" w:w="1247"/>
+          </w:tcPr>
+          <w:p>
+            <w:pPr>
+              <w:spacing w:before="40" w:after="40"/>
+              <w:jc w:val="center"/>
+            </w:pPr>
+            <w:r/>
+            <w:r>
+              <w:rPr>
+                <w:rFonts w:ascii="標楷體" w:hAnsi="標楷體" w:eastAsia="標楷體"/>
+                <w:b w:val="0"/>
+                <w:sz w:val="24"/>
+              </w:rPr>
+            </w:r>
+          </w:p>
+        </w:tc>
+        <w:tc>
+          <w:tcPr>
+            <w:tcW w:type="dxa" w:w="1247"/>
+          </w:tcPr>
+          <w:p>
+            <w:pPr>
+              <w:spacing w:before="40" w:after="40"/>
+              <w:jc w:val="center"/>
+            </w:pPr>
+            <w:r/>
+            <w:r>
+              <w:rPr>
+                <w:rFonts w:ascii="標楷體" w:hAnsi="標楷體" w:eastAsia="標楷體"/>
+                <w:b w:val="0"/>
+                <w:sz w:val="24"/>
+              </w:rPr>
+            </w:r>
+          </w:p>
+        </w:tc>
+      </w:tr>
     </w:tbl>
     <w:p>
       <w:pPr>
@@ -11854,6 +11934,86 @@
                 <w:sz w:val="22"/>
               </w:rPr>
               <w:t>以管理者由 DM03 開啟已廢止的文件 W，其 Word 版本應有「下載」可取得原檔。</w:t>
+            </w:r>
+          </w:p>
+        </w:tc>
+        <w:tc>
+          <w:tcPr>
+            <w:tcW w:type="dxa" w:w="1247"/>
+          </w:tcPr>
+          <w:p>
+            <w:pPr>
+              <w:spacing w:before="40" w:after="40"/>
+              <w:jc w:val="center"/>
+            </w:pPr>
+            <w:r/>
+            <w:r>
+              <w:rPr>
+                <w:rFonts w:ascii="標楷體" w:hAnsi="標楷體" w:eastAsia="標楷體"/>
+                <w:b w:val="0"/>
+                <w:sz w:val="24"/>
+              </w:rPr>
+            </w:r>
+          </w:p>
+        </w:tc>
+        <w:tc>
+          <w:tcPr>
+            <w:tcW w:type="dxa" w:w="1247"/>
+          </w:tcPr>
+          <w:p>
+            <w:pPr>
+              <w:spacing w:before="40" w:after="40"/>
+              <w:jc w:val="center"/>
+            </w:pPr>
+            <w:r/>
+            <w:r>
+              <w:rPr>
+                <w:rFonts w:ascii="標楷體" w:hAnsi="標楷體" w:eastAsia="標楷體"/>
+                <w:b w:val="0"/>
+                <w:sz w:val="24"/>
+              </w:rPr>
+            </w:r>
+          </w:p>
+        </w:tc>
+      </w:tr>
+      <w:tr>
+        <w:tc>
+          <w:tcPr>
+            <w:tcW w:type="dxa" w:w="907"/>
+          </w:tcPr>
+          <w:p>
+            <w:pPr>
+              <w:spacing w:before="40" w:after="40"/>
+              <w:jc w:val="center"/>
+            </w:pPr>
+            <w:r/>
+            <w:r>
+              <w:rPr>
+                <w:rFonts w:ascii="標楷體" w:hAnsi="標楷體" w:eastAsia="標楷體"/>
+                <w:b w:val="0"/>
+                <w:sz w:val="22"/>
+              </w:rPr>
+              <w:t>14</w:t>
+            </w:r>
+          </w:p>
+        </w:tc>
+        <w:tc>
+          <w:tcPr>
+            <w:tcW w:type="dxa" w:w="6236"/>
+          </w:tcPr>
+          <w:p>
+            <w:pPr>
+              <w:spacing w:before="40" w:after="40"/>
+              <w:jc w:val="left"/>
+            </w:pPr>
+            <w:r/>
+            <w:r>
+              <w:rPr>
+                <w:rFonts w:ascii="標楷體" w:hAnsi="標楷體" w:eastAsia="標楷體"/>
+                <w:b w:val="0"/>
+                <w:sz w:val="22"/>
+              </w:rPr>
+              <w:t>以閱覽者甲開啟文件 W 的詳細頁網址，應看得到紅色橫幅與廢止時間、申請人、核准者、廢止原因，但不應出現「下載廢止附件」（與第 12 項對照）。</w:t>
             </w:r>
           </w:p>
         </w:tc>

--- a/docs/manuals/測試報告/DM-文件管理模組.docx
+++ b/docs/manuals/測試報告/DM-文件管理模組.docx
@@ -226,7 +226,7 @@
           </w:tcPr>
           <w:p>
             <w:r>
-              <w:t>2026/10/17</w:t>
+              <w:t>2026/10/19</w:t>
             </w:r>
           </w:p>
         </w:tc>
@@ -384,7 +384,7 @@
               <w:jc w:val="center"/>
             </w:pPr>
             <w:r>
-              <w:t>2026/10/17</w:t>
+              <w:t>2026/10/19</w:t>
             </w:r>
           </w:p>
         </w:tc>
@@ -4093,7 +4093,7 @@
                 <w:b w:val="0"/>
                 <w:sz w:val="22"/>
               </w:rPr>
-              <w:t>承上，每日催辦排程執行後（或請 IT 手動觸發），審核者甲應收到該項目之催辦 Email，信中含文件名稱與停留天數。</w:t>
+              <w:t>承上，每日催辦排程執行後（或請 IT 手動觸發），審核者甲應收到一封催辦 Email，主旨為「【催辦】您有 N 件送審待簽核」，信中逐項列出其所有逾期送審之文件名稱與停留天數；有多筆逾期者仍只收到一封。</w:t>
             </w:r>
           </w:p>
         </w:tc>

--- a/docs/manuals/測試報告/DM-文件管理模組.docx
+++ b/docs/manuals/測試報告/DM-文件管理模組.docx
@@ -1069,7 +1069,7 @@
                 <w:b w:val="0"/>
                 <w:sz w:val="22"/>
               </w:rPr>
-              <w:t>既有文件之新版本核准發布後回主頁，分類數字與總計應不變，公告最上方出現該文件並標示「新版本」加版本號。</w:t>
+              <w:t>既有文件之新版本核准發布後回主頁，分類數字與總計應不變，公告最上方出現該文件並標示「新版本」加版本號，該文件先前的公告列應不再出現。</w:t>
             </w:r>
           </w:p>
         </w:tc>
@@ -1149,7 +1149,7 @@
                 <w:b w:val="0"/>
                 <w:sz w:val="22"/>
               </w:rPr>
-              <w:t>對已發布文件提出廢止申請後，待審核期間該分類數字應不變；審核者核准廢止後回主頁，該分類數字應減一。</w:t>
+              <w:t>對已發布文件提出廢止申請後，待審核期間該分類數字應不變；審核者核准廢止後回主頁，該分類數字應減一，公告區該文件之列一併移除。</w:t>
             </w:r>
           </w:p>
         </w:tc>
@@ -2541,7 +2541,7 @@
                 <w:b w:val="0"/>
                 <w:sz w:val="22"/>
               </w:rPr>
-              <w:t>於「作者（姓名）」輸入編輯者甲姓名的一段文字，清單應只列出編輯者甲建立的文件。</w:t>
+              <w:t>於「作者（姓名）」輸入編輯者甲姓名中他人沒有的一段文字，清單應只列出編輯者甲建立的文件。</w:t>
             </w:r>
           </w:p>
         </w:tc>
@@ -4633,6 +4633,86 @@
                 <w:b w:val="0"/>
                 <w:sz w:val="22"/>
               </w:rPr>
+              <w:t>10-1</w:t>
+            </w:r>
+          </w:p>
+        </w:tc>
+        <w:tc>
+          <w:tcPr>
+            <w:tcW w:type="dxa" w:w="6236"/>
+          </w:tcPr>
+          <w:p>
+            <w:pPr>
+              <w:spacing w:before="40" w:after="40"/>
+              <w:jc w:val="left"/>
+            </w:pPr>
+            <w:r/>
+            <w:r>
+              <w:rPr>
+                <w:rFonts w:ascii="標楷體" w:hAnsi="標楷體" w:eastAsia="標楷體"/>
+                <w:b w:val="0"/>
+                <w:sz w:val="22"/>
+              </w:rPr>
+              <w:t>對文件 AB（訓練教材）按「核准並發布」並「確認核准」，文件 AB 應轉為已發布，閱覽者甲、閱覽者乙皆應收不到其發布通知。</w:t>
+            </w:r>
+          </w:p>
+        </w:tc>
+        <w:tc>
+          <w:tcPr>
+            <w:tcW w:type="dxa" w:w="1247"/>
+          </w:tcPr>
+          <w:p>
+            <w:pPr>
+              <w:spacing w:before="40" w:after="40"/>
+              <w:jc w:val="center"/>
+            </w:pPr>
+            <w:r/>
+            <w:r>
+              <w:rPr>
+                <w:rFonts w:ascii="標楷體" w:hAnsi="標楷體" w:eastAsia="標楷體"/>
+                <w:b w:val="0"/>
+                <w:sz w:val="24"/>
+              </w:rPr>
+            </w:r>
+          </w:p>
+        </w:tc>
+        <w:tc>
+          <w:tcPr>
+            <w:tcW w:type="dxa" w:w="1247"/>
+          </w:tcPr>
+          <w:p>
+            <w:pPr>
+              <w:spacing w:before="40" w:after="40"/>
+              <w:jc w:val="center"/>
+            </w:pPr>
+            <w:r/>
+            <w:r>
+              <w:rPr>
+                <w:rFonts w:ascii="標楷體" w:hAnsi="標楷體" w:eastAsia="標楷體"/>
+                <w:b w:val="0"/>
+                <w:sz w:val="24"/>
+              </w:rPr>
+            </w:r>
+          </w:p>
+        </w:tc>
+      </w:tr>
+      <w:tr>
+        <w:tc>
+          <w:tcPr>
+            <w:tcW w:type="dxa" w:w="907"/>
+          </w:tcPr>
+          <w:p>
+            <w:pPr>
+              <w:spacing w:before="40" w:after="40"/>
+              <w:jc w:val="center"/>
+            </w:pPr>
+            <w:r/>
+            <w:r>
+              <w:rPr>
+                <w:rFonts w:ascii="標楷體" w:hAnsi="標楷體" w:eastAsia="標楷體"/>
+                <w:b w:val="0"/>
+                <w:sz w:val="22"/>
+              </w:rPr>
               <w:t>11</w:t>
             </w:r>
           </w:p>
@@ -6205,7 +6285,7 @@
                 <w:b w:val="0"/>
                 <w:sz w:val="22"/>
               </w:rPr>
-              <w:t>點文件 V 之列，應進入唯讀頁面，上方紅色提示列顯示廢止時間、申請人、核准者與廢止原因，頁面上無編輯新版本、廢止等操作按鈕。</w:t>
+              <w:t>點文件 V 之列，應進入唯讀頁面，上方紅色提示列顯示廢止時間、申請人、核准者與廢止原因，標題列下方不出現操作列（含「版本歷程」按鈕）。</w:t>
             </w:r>
           </w:p>
         </w:tc>
@@ -6525,7 +6605,7 @@
                 <w:b w:val="0"/>
                 <w:sz w:val="22"/>
               </w:rPr>
-              <w:t>按「匯出 CSV」，下載的檔案以 Excel 開啟中文正常，內容為目前查詢條件下的全部結果，廢止時間與畫面一致。</w:t>
+              <w:t>按「匯出 CSV」，下載的檔案以 Excel 開啟中文正常，內容為目前查詢條件下的全部結果，廢止時間之時間值與畫面一致。</w:t>
             </w:r>
           </w:p>
         </w:tc>
@@ -8057,6 +8137,86 @@
                 <w:b w:val="0"/>
                 <w:sz w:val="22"/>
               </w:rPr>
+              <w:t>11-1</w:t>
+            </w:r>
+          </w:p>
+        </w:tc>
+        <w:tc>
+          <w:tcPr>
+            <w:tcW w:type="dxa" w:w="6236"/>
+          </w:tcPr>
+          <w:p>
+            <w:pPr>
+              <w:spacing w:before="40" w:after="40"/>
+              <w:jc w:val="left"/>
+            </w:pPr>
+            <w:r/>
+            <w:r>
+              <w:rPr>
+                <w:rFonts w:ascii="標楷體" w:hAnsi="標楷體" w:eastAsia="標楷體"/>
+                <w:b w:val="0"/>
+                <w:sz w:val="22"/>
+              </w:rPr>
+              <w:t>對文件 AC 之首版草稿按「刪除」並「確認刪除」，文件 AC 應自草稿匣消失，文件庫中亦查無文件 AC。</w:t>
+            </w:r>
+          </w:p>
+        </w:tc>
+        <w:tc>
+          <w:tcPr>
+            <w:tcW w:type="dxa" w:w="1247"/>
+          </w:tcPr>
+          <w:p>
+            <w:pPr>
+              <w:spacing w:before="40" w:after="40"/>
+              <w:jc w:val="center"/>
+            </w:pPr>
+            <w:r/>
+            <w:r>
+              <w:rPr>
+                <w:rFonts w:ascii="標楷體" w:hAnsi="標楷體" w:eastAsia="標楷體"/>
+                <w:b w:val="0"/>
+                <w:sz w:val="24"/>
+              </w:rPr>
+            </w:r>
+          </w:p>
+        </w:tc>
+        <w:tc>
+          <w:tcPr>
+            <w:tcW w:type="dxa" w:w="1247"/>
+          </w:tcPr>
+          <w:p>
+            <w:pPr>
+              <w:spacing w:before="40" w:after="40"/>
+              <w:jc w:val="center"/>
+            </w:pPr>
+            <w:r/>
+            <w:r>
+              <w:rPr>
+                <w:rFonts w:ascii="標楷體" w:hAnsi="標楷體" w:eastAsia="標楷體"/>
+                <w:b w:val="0"/>
+                <w:sz w:val="24"/>
+              </w:rPr>
+            </w:r>
+          </w:p>
+        </w:tc>
+      </w:tr>
+      <w:tr>
+        <w:tc>
+          <w:tcPr>
+            <w:tcW w:type="dxa" w:w="907"/>
+          </w:tcPr>
+          <w:p>
+            <w:pPr>
+              <w:spacing w:before="40" w:after="40"/>
+              <w:jc w:val="center"/>
+            </w:pPr>
+            <w:r/>
+            <w:r>
+              <w:rPr>
+                <w:rFonts w:ascii="標楷體" w:hAnsi="標楷體" w:eastAsia="標楷體"/>
+                <w:b w:val="0"/>
+                <w:sz w:val="22"/>
+              </w:rPr>
               <w:t>12</w:t>
             </w:r>
           </w:p>
@@ -8989,7 +9149,7 @@
                 <w:b w:val="0"/>
                 <w:sz w:val="22"/>
               </w:rPr>
-              <w:t>文件 J 的發布紀錄，「時間」應為審核者甲核准的時間，備註應為送審時填寫的變更摘要。</w:t>
+              <w:t>文件 J 的發布紀錄，「時間」應為審核者甲核准的時間，備註應為送審時填寫的首版摘要或變更摘要。</w:t>
             </w:r>
           </w:p>
         </w:tc>
@@ -9149,7 +9309,7 @@
                 <w:b w:val="0"/>
                 <w:sz w:val="22"/>
               </w:rPr>
-              <w:t>文件 L 送審中時、以及於文件庫下載文件 J 之後，清單皆不應新增紀錄；審核者甲核准文件 L 後，應新增一筆其發布紀錄。</w:t>
+              <w:t>文件 L 送審中時、以及於文件詳細頁下載文件 J 之後，清單皆不應新增紀錄；審核者甲核准文件 L 後，應新增一筆其發布紀錄。</w:t>
             </w:r>
           </w:p>
         </w:tc>
@@ -9821,7 +9981,7 @@
                 <w:b w:val="0"/>
                 <w:sz w:val="22"/>
               </w:rPr>
-              <w:t>閱覽者甲於文件詳細頁下載文件 K 目前發布版後，本作業文件 K 的已看應加 1、未看減 1。</w:t>
+              <w:t>閱覽者甲於文件詳細頁下載文件 AA 目前發布版後，本作業文件 AA 的已看應加 1、未看減 1。</w:t>
             </w:r>
           </w:p>
         </w:tc>
@@ -9901,7 +10061,7 @@
                 <w:b w:val="0"/>
                 <w:sz w:val="22"/>
               </w:rPr>
-              <w:t>閱覽者甲僅預覽文件 L、未下載，文件 L 的已看應不變。</w:t>
+              <w:t>閱覽者甲僅預覽文件 Z、未下載，文件 Z 的已看應不變。</w:t>
             </w:r>
           </w:p>
         </w:tc>
@@ -9981,7 +10141,7 @@
                 <w:b w:val="0"/>
                 <w:sz w:val="22"/>
               </w:rPr>
-              <w:t>閱覽者甲再次下載文件 K，文件 K 的已看應不再增加。</w:t>
+              <w:t>閱覽者甲再次下載文件 AA，文件 AA 的已看應不再增加。</w:t>
             </w:r>
           </w:p>
         </w:tc>
@@ -10061,7 +10221,7 @@
                 <w:b w:val="0"/>
                 <w:sz w:val="22"/>
               </w:rPr>
-              <w:t>只具編輯者角色的帳號下載文件 K，文件 K 的應看與已看皆應不變。</w:t>
+              <w:t>只具編輯者角色的帳號下載文件 AA，文件 AA 的應看與已看皆應不變。</w:t>
             </w:r>
           </w:p>
         </w:tc>
@@ -10121,7 +10281,7 @@
                 <w:b w:val="0"/>
                 <w:sz w:val="22"/>
               </w:rPr>
-              <w:t>7</w:t>
+              <w:t>6-1</w:t>
             </w:r>
           </w:p>
         </w:tc>
@@ -10141,7 +10301,7 @@
                 <w:b w:val="0"/>
                 <w:sz w:val="22"/>
               </w:rPr>
-              <w:t>文件 K 發布新版本後，文件 K 的已看應改以新版計算，閱覽者甲回到未看。</w:t>
+              <w:t>兼具編輯者角色的閱覽者乙於文件詳細頁下載文件 AA 目前發布版後，文件 AA 的已看應加 1。</w:t>
             </w:r>
           </w:p>
         </w:tc>
@@ -10201,7 +10361,7 @@
                 <w:b w:val="0"/>
                 <w:sz w:val="22"/>
               </w:rPr>
-              <w:t>8</w:t>
+              <w:t>6-2</w:t>
             </w:r>
           </w:p>
         </w:tc>
@@ -10221,7 +10381,7 @@
                 <w:b w:val="0"/>
                 <w:sz w:val="22"/>
               </w:rPr>
-              <w:t>文件 M 的閱讀率應顯示「—（無對應閱覽者）」，且不計入統計卡的可計算文件數。</w:t>
+              <w:t>管理者於 DP01 使用者管理停用閱覽者甲後再進入本作業，文件 AA 的應看與已看應各減 1；測完即重新啟用閱覽者甲。</w:t>
             </w:r>
           </w:p>
         </w:tc>
@@ -10281,7 +10441,7 @@
                 <w:b w:val="0"/>
                 <w:sz w:val="22"/>
               </w:rPr>
-              <w:t>9</w:t>
+              <w:t>7</w:t>
             </w:r>
           </w:p>
         </w:tc>
@@ -10301,7 +10461,7 @@
                 <w:b w:val="0"/>
                 <w:sz w:val="22"/>
               </w:rPr>
-              <w:t>於「分類」選一個分類後，兩張統計卡應只計算該分類下的文件。</w:t>
+              <w:t>文件 AA 發布新版本後，文件 AA 的已看應改以新版計算，閱覽者甲回到未看。</w:t>
             </w:r>
           </w:p>
         </w:tc>
@@ -10361,6 +10521,326 @@
                 <w:b w:val="0"/>
                 <w:sz w:val="22"/>
               </w:rPr>
+              <w:t>7-1</w:t>
+            </w:r>
+          </w:p>
+        </w:tc>
+        <w:tc>
+          <w:tcPr>
+            <w:tcW w:type="dxa" w:w="6236"/>
+          </w:tcPr>
+          <w:p>
+            <w:pPr>
+              <w:spacing w:before="40" w:after="40"/>
+              <w:jc w:val="left"/>
+            </w:pPr>
+            <w:r/>
+            <w:r>
+              <w:rPr>
+                <w:rFonts w:ascii="標楷體" w:hAnsi="標楷體" w:eastAsia="標楷體"/>
+                <w:b w:val="0"/>
+                <w:sz w:val="22"/>
+              </w:rPr>
+              <w:t>編輯者甲對文件 Z 提出廢止申請、尚未核准時，文件 Z 應仍列於文件統計；審核者核准廢止後，文件 Z 應自本作業移除。</w:t>
+            </w:r>
+          </w:p>
+        </w:tc>
+        <w:tc>
+          <w:tcPr>
+            <w:tcW w:type="dxa" w:w="1247"/>
+          </w:tcPr>
+          <w:p>
+            <w:pPr>
+              <w:spacing w:before="40" w:after="40"/>
+              <w:jc w:val="center"/>
+            </w:pPr>
+            <w:r/>
+            <w:r>
+              <w:rPr>
+                <w:rFonts w:ascii="標楷體" w:hAnsi="標楷體" w:eastAsia="標楷體"/>
+                <w:b w:val="0"/>
+                <w:sz w:val="24"/>
+              </w:rPr>
+            </w:r>
+          </w:p>
+        </w:tc>
+        <w:tc>
+          <w:tcPr>
+            <w:tcW w:type="dxa" w:w="1247"/>
+          </w:tcPr>
+          <w:p>
+            <w:pPr>
+              <w:spacing w:before="40" w:after="40"/>
+              <w:jc w:val="center"/>
+            </w:pPr>
+            <w:r/>
+            <w:r>
+              <w:rPr>
+                <w:rFonts w:ascii="標楷體" w:hAnsi="標楷體" w:eastAsia="標楷體"/>
+                <w:b w:val="0"/>
+                <w:sz w:val="24"/>
+              </w:rPr>
+            </w:r>
+          </w:p>
+        </w:tc>
+      </w:tr>
+      <w:tr>
+        <w:tc>
+          <w:tcPr>
+            <w:tcW w:type="dxa" w:w="907"/>
+          </w:tcPr>
+          <w:p>
+            <w:pPr>
+              <w:spacing w:before="40" w:after="40"/>
+              <w:jc w:val="center"/>
+            </w:pPr>
+            <w:r/>
+            <w:r>
+              <w:rPr>
+                <w:rFonts w:ascii="標楷體" w:hAnsi="標楷體" w:eastAsia="標楷體"/>
+                <w:b w:val="0"/>
+                <w:sz w:val="22"/>
+              </w:rPr>
+              <w:t>8</w:t>
+            </w:r>
+          </w:p>
+        </w:tc>
+        <w:tc>
+          <w:tcPr>
+            <w:tcW w:type="dxa" w:w="6236"/>
+          </w:tcPr>
+          <w:p>
+            <w:pPr>
+              <w:spacing w:before="40" w:after="40"/>
+              <w:jc w:val="left"/>
+            </w:pPr>
+            <w:r/>
+            <w:r>
+              <w:rPr>
+                <w:rFonts w:ascii="標楷體" w:hAnsi="標楷體" w:eastAsia="標楷體"/>
+                <w:b w:val="0"/>
+                <w:sz w:val="22"/>
+              </w:rPr>
+              <w:t>文件 M 的閱讀率應顯示「—（無對應閱覽者）」，且不計入統計卡的可計算文件數。</w:t>
+            </w:r>
+          </w:p>
+        </w:tc>
+        <w:tc>
+          <w:tcPr>
+            <w:tcW w:type="dxa" w:w="1247"/>
+          </w:tcPr>
+          <w:p>
+            <w:pPr>
+              <w:spacing w:before="40" w:after="40"/>
+              <w:jc w:val="center"/>
+            </w:pPr>
+            <w:r/>
+            <w:r>
+              <w:rPr>
+                <w:rFonts w:ascii="標楷體" w:hAnsi="標楷體" w:eastAsia="標楷體"/>
+                <w:b w:val="0"/>
+                <w:sz w:val="24"/>
+              </w:rPr>
+            </w:r>
+          </w:p>
+        </w:tc>
+        <w:tc>
+          <w:tcPr>
+            <w:tcW w:type="dxa" w:w="1247"/>
+          </w:tcPr>
+          <w:p>
+            <w:pPr>
+              <w:spacing w:before="40" w:after="40"/>
+              <w:jc w:val="center"/>
+            </w:pPr>
+            <w:r/>
+            <w:r>
+              <w:rPr>
+                <w:rFonts w:ascii="標楷體" w:hAnsi="標楷體" w:eastAsia="標楷體"/>
+                <w:b w:val="0"/>
+                <w:sz w:val="24"/>
+              </w:rPr>
+            </w:r>
+          </w:p>
+        </w:tc>
+      </w:tr>
+      <w:tr>
+        <w:tc>
+          <w:tcPr>
+            <w:tcW w:type="dxa" w:w="907"/>
+          </w:tcPr>
+          <w:p>
+            <w:pPr>
+              <w:spacing w:before="40" w:after="40"/>
+              <w:jc w:val="center"/>
+            </w:pPr>
+            <w:r/>
+            <w:r>
+              <w:rPr>
+                <w:rFonts w:ascii="標楷體" w:hAnsi="標楷體" w:eastAsia="標楷體"/>
+                <w:b w:val="0"/>
+                <w:sz w:val="22"/>
+              </w:rPr>
+              <w:t>8-1</w:t>
+            </w:r>
+          </w:p>
+        </w:tc>
+        <w:tc>
+          <w:tcPr>
+            <w:tcW w:type="dxa" w:w="6236"/>
+          </w:tcPr>
+          <w:p>
+            <w:pPr>
+              <w:spacing w:before="40" w:after="40"/>
+              <w:jc w:val="left"/>
+            </w:pPr>
+            <w:r/>
+            <w:r>
+              <w:rPr>
+                <w:rFonts w:ascii="標楷體" w:hAnsi="標楷體" w:eastAsia="標楷體"/>
+                <w:b w:val="0"/>
+                <w:sz w:val="22"/>
+              </w:rPr>
+              <w:t>於「分類」選文件 AA 與文件 M 所屬分類，整體平均閱讀率應等於清單中應看不為 0 之各文件閱讀率的平均值（不含文件 M），每份文件權重相同。</w:t>
+            </w:r>
+          </w:p>
+        </w:tc>
+        <w:tc>
+          <w:tcPr>
+            <w:tcW w:type="dxa" w:w="1247"/>
+          </w:tcPr>
+          <w:p>
+            <w:pPr>
+              <w:spacing w:before="40" w:after="40"/>
+              <w:jc w:val="center"/>
+            </w:pPr>
+            <w:r/>
+            <w:r>
+              <w:rPr>
+                <w:rFonts w:ascii="標楷體" w:hAnsi="標楷體" w:eastAsia="標楷體"/>
+                <w:b w:val="0"/>
+                <w:sz w:val="24"/>
+              </w:rPr>
+            </w:r>
+          </w:p>
+        </w:tc>
+        <w:tc>
+          <w:tcPr>
+            <w:tcW w:type="dxa" w:w="1247"/>
+          </w:tcPr>
+          <w:p>
+            <w:pPr>
+              <w:spacing w:before="40" w:after="40"/>
+              <w:jc w:val="center"/>
+            </w:pPr>
+            <w:r/>
+            <w:r>
+              <w:rPr>
+                <w:rFonts w:ascii="標楷體" w:hAnsi="標楷體" w:eastAsia="標楷體"/>
+                <w:b w:val="0"/>
+                <w:sz w:val="24"/>
+              </w:rPr>
+            </w:r>
+          </w:p>
+        </w:tc>
+      </w:tr>
+      <w:tr>
+        <w:tc>
+          <w:tcPr>
+            <w:tcW w:type="dxa" w:w="907"/>
+          </w:tcPr>
+          <w:p>
+            <w:pPr>
+              <w:spacing w:before="40" w:after="40"/>
+              <w:jc w:val="center"/>
+            </w:pPr>
+            <w:r/>
+            <w:r>
+              <w:rPr>
+                <w:rFonts w:ascii="標楷體" w:hAnsi="標楷體" w:eastAsia="標楷體"/>
+                <w:b w:val="0"/>
+                <w:sz w:val="22"/>
+              </w:rPr>
+              <w:t>9</w:t>
+            </w:r>
+          </w:p>
+        </w:tc>
+        <w:tc>
+          <w:tcPr>
+            <w:tcW w:type="dxa" w:w="6236"/>
+          </w:tcPr>
+          <w:p>
+            <w:pPr>
+              <w:spacing w:before="40" w:after="40"/>
+              <w:jc w:val="left"/>
+            </w:pPr>
+            <w:r/>
+            <w:r>
+              <w:rPr>
+                <w:rFonts w:ascii="標楷體" w:hAnsi="標楷體" w:eastAsia="標楷體"/>
+                <w:b w:val="0"/>
+                <w:sz w:val="22"/>
+              </w:rPr>
+              <w:t>於「分類」選訓練教材以外的一個分類後，兩張統計卡應只計算該分類下的文件。</w:t>
+            </w:r>
+          </w:p>
+        </w:tc>
+        <w:tc>
+          <w:tcPr>
+            <w:tcW w:type="dxa" w:w="1247"/>
+          </w:tcPr>
+          <w:p>
+            <w:pPr>
+              <w:spacing w:before="40" w:after="40"/>
+              <w:jc w:val="center"/>
+            </w:pPr>
+            <w:r/>
+            <w:r>
+              <w:rPr>
+                <w:rFonts w:ascii="標楷體" w:hAnsi="標楷體" w:eastAsia="標楷體"/>
+                <w:b w:val="0"/>
+                <w:sz w:val="24"/>
+              </w:rPr>
+            </w:r>
+          </w:p>
+        </w:tc>
+        <w:tc>
+          <w:tcPr>
+            <w:tcW w:type="dxa" w:w="1247"/>
+          </w:tcPr>
+          <w:p>
+            <w:pPr>
+              <w:spacing w:before="40" w:after="40"/>
+              <w:jc w:val="center"/>
+            </w:pPr>
+            <w:r/>
+            <w:r>
+              <w:rPr>
+                <w:rFonts w:ascii="標楷體" w:hAnsi="標楷體" w:eastAsia="標楷體"/>
+                <w:b w:val="0"/>
+                <w:sz w:val="24"/>
+              </w:rPr>
+            </w:r>
+          </w:p>
+        </w:tc>
+      </w:tr>
+      <w:tr>
+        <w:tc>
+          <w:tcPr>
+            <w:tcW w:type="dxa" w:w="907"/>
+          </w:tcPr>
+          <w:p>
+            <w:pPr>
+              <w:spacing w:before="40" w:after="40"/>
+              <w:jc w:val="center"/>
+            </w:pPr>
+            <w:r/>
+            <w:r>
+              <w:rPr>
+                <w:rFonts w:ascii="標楷體" w:hAnsi="標楷體" w:eastAsia="標楷體"/>
+                <w:b w:val="0"/>
+                <w:sz w:val="22"/>
+              </w:rPr>
               <w:t>10</w:t>
             </w:r>
           </w:p>
@@ -10382,6 +10862,86 @@
                 <w:sz w:val="22"/>
               </w:rPr>
               <w:t>按文件 N 左側的展開鈕，應逐組列出每組可見對象的應看、已看、未看與閱讀率。</w:t>
+            </w:r>
+          </w:p>
+        </w:tc>
+        <w:tc>
+          <w:tcPr>
+            <w:tcW w:type="dxa" w:w="1247"/>
+          </w:tcPr>
+          <w:p>
+            <w:pPr>
+              <w:spacing w:before="40" w:after="40"/>
+              <w:jc w:val="center"/>
+            </w:pPr>
+            <w:r/>
+            <w:r>
+              <w:rPr>
+                <w:rFonts w:ascii="標楷體" w:hAnsi="標楷體" w:eastAsia="標楷體"/>
+                <w:b w:val="0"/>
+                <w:sz w:val="24"/>
+              </w:rPr>
+            </w:r>
+          </w:p>
+        </w:tc>
+        <w:tc>
+          <w:tcPr>
+            <w:tcW w:type="dxa" w:w="1247"/>
+          </w:tcPr>
+          <w:p>
+            <w:pPr>
+              <w:spacing w:before="40" w:after="40"/>
+              <w:jc w:val="center"/>
+            </w:pPr>
+            <w:r/>
+            <w:r>
+              <w:rPr>
+                <w:rFonts w:ascii="標楷體" w:hAnsi="標楷體" w:eastAsia="標楷體"/>
+                <w:b w:val="0"/>
+                <w:sz w:val="24"/>
+              </w:rPr>
+            </w:r>
+          </w:p>
+        </w:tc>
+      </w:tr>
+      <w:tr>
+        <w:tc>
+          <w:tcPr>
+            <w:tcW w:type="dxa" w:w="907"/>
+          </w:tcPr>
+          <w:p>
+            <w:pPr>
+              <w:spacing w:before="40" w:after="40"/>
+              <w:jc w:val="center"/>
+            </w:pPr>
+            <w:r/>
+            <w:r>
+              <w:rPr>
+                <w:rFonts w:ascii="標楷體" w:hAnsi="標楷體" w:eastAsia="標楷體"/>
+                <w:b w:val="0"/>
+                <w:sz w:val="22"/>
+              </w:rPr>
+              <w:t>10-1</w:t>
+            </w:r>
+          </w:p>
+        </w:tc>
+        <w:tc>
+          <w:tcPr>
+            <w:tcW w:type="dxa" w:w="6236"/>
+          </w:tcPr>
+          <w:p>
+            <w:pPr>
+              <w:spacing w:before="40" w:after="40"/>
+              <w:jc w:val="left"/>
+            </w:pPr>
+            <w:r/>
+            <w:r>
+              <w:rPr>
+                <w:rFonts w:ascii="標楷體" w:hAnsi="標楷體" w:eastAsia="標楷體"/>
+                <w:b w:val="0"/>
+                <w:sz w:val="22"/>
+              </w:rPr>
+              <w:t>承上，閱覽者丙應同時計入其符合的兩組，各組應看相加應大於文件 N 的應看。</w:t>
             </w:r>
           </w:p>
         </w:tc>
@@ -11533,7 +12093,7 @@
                 <w:b w:val="0"/>
                 <w:sz w:val="22"/>
               </w:rPr>
-              <w:t>按「廢止此文件」，「指定審核者」清單應只列具審核者角色者，且不含申請者本人。</w:t>
+              <w:t>以雙角色帳號按「廢止此文件」，「指定審核者」清單應只列具審核者角色者，且不含該帳號本人。</w:t>
             </w:r>
           </w:p>
         </w:tc>
@@ -11773,7 +12333,7 @@
                 <w:b w:val="0"/>
                 <w:sz w:val="22"/>
               </w:rPr>
-              <w:t>審核者核准文件 P 的廢止後，文件 P 應自 DM01 文件庫消失；由 DM03 已廢止文件查詢進入，上方顯示紅色橫幅與廢止時間、申請人、核准者、廢止原因，所有版本只能預覽。</w:t>
+              <w:t>審核者核准文件 P 的廢止後，文件 P 應自 DM01 文件庫消失；以管理者由 DM03 已廢止文件查詢進入，上方顯示紅色橫幅與廢止時間、申請人、核准者、廢止原因，所有版本只能預覽。</w:t>
             </w:r>
           </w:p>
         </w:tc>
@@ -11853,7 +12413,7 @@
                 <w:b w:val="0"/>
                 <w:sz w:val="22"/>
               </w:rPr>
-              <w:t>對文件 W 申請廢止時附加一個 PDF 作為廢止附件，核准後由 DM03 進入，紅色橫幅應出現「下載廢止附件」，下載內容即為該附件。</w:t>
+              <w:t>編輯者甲對文件 Y 申請廢止時附加一個 PDF 作為廢止附件，核准後以管理者由 DM03 進入，紅色橫幅應出現「下載廢止附件」，下載內容即為該附件。</w:t>
             </w:r>
           </w:p>
         </w:tc>
@@ -11933,7 +12493,7 @@
                 <w:b w:val="0"/>
                 <w:sz w:val="22"/>
               </w:rPr>
-              <w:t>以管理者由 DM03 開啟已廢止的文件 W，其 Word 版本應有「下載」可取得原檔。</w:t>
+              <w:t>以管理者由 DM03 開啟已廢止的文件 Y，其 Word 版本應有「下載」可取得原檔。</w:t>
             </w:r>
           </w:p>
         </w:tc>
@@ -12013,7 +12573,7 @@
                 <w:b w:val="0"/>
                 <w:sz w:val="22"/>
               </w:rPr>
-              <w:t>以閱覽者甲開啟文件 W 的詳細頁網址，應看得到紅色橫幅與廢止時間、申請人、核准者、廢止原因，但不應出現「下載廢止附件」（與第 12 項對照）。</w:t>
+              <w:t>以閱覽者甲開啟文件 Y 的詳細頁網址，應看得到紅色橫幅與廢止時間、申請人、核准者、廢止原因，但不應出現「下載廢止附件」（與第 12 項對照）。</w:t>
             </w:r>
           </w:p>
         </w:tc>
@@ -12525,7 +13085,7 @@
                 <w:b w:val="0"/>
                 <w:sz w:val="22"/>
               </w:rPr>
-              <w:t>於 DM01 按「新增文件」，填妥文件名稱、分類、一組可見對象、首版版本號、首版摘要，上傳 PDF 並指定審核者後按「送交簽核」，應顯示「已送交簽核」，審核者於 DM02 看得到此送審；核准前文件庫不會出現該文件，核准後出現。</w:t>
+              <w:t>於 DM01 按「新增文件」，填妥文件名稱、分類（訓練教材以外）、可見對象「國防部軍醫局＋護理師」、首版版本號、首版摘要，上傳 PDF 並指定審核者後按「送交簽核」，應顯示「已送交簽核」，審核者於 DM02 看得到此送審；核准前文件庫不會出現該文件，核准後出現。</w:t>
             </w:r>
           </w:p>
         </w:tc>
@@ -12765,7 +13325,7 @@
                 <w:b w:val="0"/>
                 <w:sz w:val="22"/>
               </w:rPr>
-              <w:t>分類選「系統操作手冊」時應出現「關聯作業項目」；選擇已有已發布手冊的作業項目並送交簽核，應被擋下並提示「此關聯作業項目已有對應之已發布手冊」。</w:t>
+              <w:t>分類選「系統操作手冊」時應出現「關聯作業項目」；選擇已有已發布手冊的作業項目並送交簽核，應被擋下並提示「此關聯作業項目已有對應之已發布手冊」，且該內容已存為草稿、出現於 DM04 個人專區之草稿匣（測後於草稿匣刪除該草稿）。</w:t>
             </w:r>
           </w:p>
         </w:tc>
@@ -13165,7 +13725,7 @@
                 <w:b w:val="0"/>
                 <w:sz w:val="22"/>
               </w:rPr>
-              <w:t>編輯新版本時「新版本號」填入本文件已發布過的版本號並送交簽核，應被擋下並提示「版本號與本文件已發布版本重複」。</w:t>
+              <w:t>編輯新版本時「新版本號」填入本文件已發布過的版本號並送交簽核，應被擋下並提示「版本號與本文件已發布版本重複」（測後至 DM04 個人專區草稿匣刪除該草稿，否則第 10 項之「編輯新版本」呈灰色）。</w:t>
             </w:r>
           </w:p>
         </w:tc>

--- a/docs/manuals/測試報告/DM-文件管理模組.docx
+++ b/docs/manuals/測試報告/DM-文件管理模組.docx
@@ -1149,7 +1149,7 @@
                 <w:b w:val="0"/>
                 <w:sz w:val="22"/>
               </w:rPr>
-              <w:t>對已發布文件提出廢止申請後，待審核期間該分類數字應不變；審核者核准廢止後回主頁，該分類數字應減一，公告區該文件之列一併移除。</w:t>
+              <w:t>對已發布文件提出廢止申請後，待審核期間該分類數字與總計應不變；審核者核准廢止後回主頁，該分類數字與總計應各減一，公告區該文件之列一併移除。</w:t>
             </w:r>
           </w:p>
         </w:tc>
@@ -1229,7 +1229,7 @@
                 <w:b w:val="0"/>
                 <w:sz w:val="22"/>
               </w:rPr>
-              <w:t>以閱覽者甲登入，應看得到第 2 項之文件計入「其他」並列於公告；「訓練教材」之數字應為 0。</w:t>
+              <w:t>以閱覽者甲登入，公告中應有第 2 項之文件；「其他」之數字應等於閱覽者甲於 DM01 文件庫將分類選「其他」所得之筆數，且該清單中有第 2 項之文件；「訓練教材」之數字應為 0。</w:t>
             </w:r>
           </w:p>
         </w:tc>
@@ -1821,7 +1821,7 @@
                 <w:b w:val="0"/>
                 <w:sz w:val="22"/>
               </w:rPr>
-              <w:t>以編輯者甲進入文件庫、不設任何條件，應列出全部已發布文件；首版為草稿或送審中之文件不應出現。</w:t>
+              <w:t>以編輯者甲進入文件庫、不設任何條件，文件 A～I 皆應出現；測試前準備中首版為草稿或送審中之兩份文件不應出現。</w:t>
             </w:r>
           </w:p>
         </w:tc>
@@ -2221,7 +2221,7 @@
                 <w:b w:val="0"/>
                 <w:sz w:val="22"/>
               </w:rPr>
-              <w:t>以閱覽者乙登入，應只看得到可見對象為「全單位＋全體」之文件，文件 B、C、E、G、H 皆不應出現。</w:t>
+              <w:t>以閱覽者乙登入（須在第 19 項廢止文件 F 之前），應看得到可見對象為「全單位＋全體」之文件 A、D、F，文件 B、C、E、G、H 皆不應出現。</w:t>
             </w:r>
           </w:p>
         </w:tc>
@@ -2541,7 +2541,7 @@
                 <w:b w:val="0"/>
                 <w:sz w:val="22"/>
               </w:rPr>
-              <w:t>於「作者（姓名）」輸入編輯者甲姓名中他人沒有的一段文字，清單應只列出編輯者甲建立的文件。</w:t>
+              <w:t>於「作者（姓名）」輸入編輯者甲姓名中編輯者乙姓名沒有的一段文字，清單應只列出作者為編輯者甲的文件，文件 I 不應出現。</w:t>
             </w:r>
           </w:p>
         </w:tc>
@@ -3021,7 +3021,7 @@
                 <w:b w:val="0"/>
                 <w:sz w:val="22"/>
               </w:rPr>
-              <w:t>分類選「系統操作手冊」、作業項目選「BC01 — 捐血登錄」，應只列出文件 D，且其文件名稱下方標示所對應之作業項目。</w:t>
+              <w:t>分類選「系統操作手冊」、作業項目選文件 D 所設之作業項目，應只列出文件 D，且其文件名稱下方標示該作業項目（「代碼 — 名稱」）。</w:t>
             </w:r>
           </w:p>
         </w:tc>
@@ -3101,7 +3101,7 @@
                 <w:b w:val="0"/>
                 <w:sz w:val="22"/>
               </w:rPr>
-              <w:t>編輯者乙為文件 E 上傳新版本並送審，清單中文件 E 之發布日期應維持原值；審核者核准後發布日期更新為新版本之日期，作者仍為編輯者甲。</w:t>
+              <w:t>編輯者乙為文件 E 上傳新版本並送審，清單中文件 E 之發布日期應維持原值；審核者核准後發布日期更新為新版本之日期，作者改為編輯者乙（作者為目前發布版本的上傳者）。</w:t>
             </w:r>
           </w:p>
         </w:tc>
@@ -3853,7 +3853,7 @@
                 <w:b w:val="0"/>
                 <w:sz w:val="22"/>
               </w:rPr>
-              <w:t>以審核者甲進入簽核中心，「待簽核」應只列出指定審核者為本人之送審，指派給審核者乙之項目不應出現。</w:t>
+              <w:t>以審核者甲進入簽核中心，「待簽核」不應出現指派給審核者乙之項目；再以審核者乙登入，該項目應出現在乙的「待簽核」。</w:t>
             </w:r>
           </w:p>
         </w:tc>
@@ -4093,7 +4093,7 @@
                 <w:b w:val="0"/>
                 <w:sz w:val="22"/>
               </w:rPr>
-              <w:t>承上，每日催辦排程執行後（或請 IT 手動觸發），審核者甲應收到一封催辦 Email，主旨為「【催辦】您有 N 件送審待簽核」，信中逐項列出其所有逾期送審之文件名稱與停留天數；有多筆逾期者仍只收到一封。</w:t>
+              <w:t>承上，管理者於 DP06 排程作業總覽將「DM 簽核催辦」（SCHDM002）的執行時間（Cron）改為數分鐘後的時點（先抄下原值，預設 `0 8 * * *`），排程執行後審核者甲應收到一封催辦 Email，主旨為「【催辦】您有 N 件送審待簽核」，信中逐項列出其所有逾期送審之文件名稱與停留天數；有多筆逾期者仍只收到一封。測完將 Cron 改回原值。</w:t>
             </w:r>
           </w:p>
         </w:tc>
@@ -4173,7 +4173,7 @@
                 <w:b w:val="0"/>
                 <w:sz w:val="22"/>
               </w:rPr>
-              <w:t>點文件 P 之列，下方應展開簽核明細，顯示可見對象「國防部軍醫局＋護理師」、檢索標籤與首版摘要，按「下載」可取得送審檔案。</w:t>
+              <w:t>點文件 P 之列，下方應展開簽核明細，顯示可見對象「國防部軍醫局＋護理師」、檢索標籤，以及「變更摘要」欄中撰寫者填寫之首版摘要，按「下載」可取得送審檔案。</w:t>
             </w:r>
           </w:p>
         </w:tc>
@@ -4413,7 +4413,7 @@
                 <w:b w:val="0"/>
                 <w:sz w:val="22"/>
               </w:rPr>
-              <w:t>對文件 P 按「核准並發布」，於確認視窗按「確認核准」，應顯示「已核准並發布」，該項目移至「已完成」，文件 P 出現於文件庫，編輯者甲之個人專區「我的文件動態」應出現該文件的「核准發布」列。</w:t>
+              <w:t>對文件 P 按「核准並發布」，於確認視窗按「確認核准」，應顯示「已核准並發布」，該項目移至「已完成」，文件 P 出現於文件庫（以審核者甲或編輯者甲查詢），編輯者甲之個人專區「我的文件動態」應出現該文件的「核准發布」列。</w:t>
             </w:r>
           </w:p>
         </w:tc>
@@ -4653,7 +4653,7 @@
                 <w:b w:val="0"/>
                 <w:sz w:val="22"/>
               </w:rPr>
-              <w:t>對文件 AB（訓練教材）按「核准並發布」並「確認核准」，文件 AB 應轉為已發布，閱覽者甲、閱覽者乙皆應收不到其發布通知。</w:t>
+              <w:t>對文件 AB（訓練教材）按「核准並發布」並「確認核准」，文件 AB 應轉為已發布（以審核者甲於文件庫查詢可見；訓練教材不設可見對象，閱覽者於文件庫查不到屬正常），閱覽者甲、閱覽者乙皆應收不到其發布通知。</w:t>
             </w:r>
           </w:p>
         </w:tc>
@@ -4893,7 +4893,7 @@
                 <w:b w:val="0"/>
                 <w:sz w:val="22"/>
               </w:rPr>
-              <w:t>對文件 Q 按「退回」，填寫退回原因後按「確認退回」，該項目應標示為已退回並移至「已完成」，文件 Q 回到編輯者甲個人專區之草稿；編輯者甲之「我的文件動態」應出現「已退回」列（站內呈現，不寄 Email），該列「退回原因」欄顯示剛才填寫的退回原因全文。</w:t>
+              <w:t>對文件 Q 按「退回」，填寫退回原因後按「確認退回」，該項目應標示為已退回並移至「已完成」，文件 Q 回到編輯者甲個人專區之「草稿匣」（草稿類型「被退回待修改」）；編輯者甲之「我的文件動態」應出現「已退回」列（站內呈現，不寄 Email），該列「退回原因」欄顯示剛才填寫的退回原因全文。</w:t>
             </w:r>
           </w:p>
         </w:tc>
@@ -4973,7 +4973,7 @@
                 <w:b w:val="0"/>
                 <w:sz w:val="22"/>
               </w:rPr>
-              <w:t>退回文件 S 之新版本後，文件庫中文件 S 應仍為原發布版，新版本回到編輯者甲之草稿。</w:t>
+              <w:t>退回文件 S 之新版本後，文件庫中文件 S 應仍為原發布版，新版本回到編輯者甲之「草稿匣」（被退回待修改）。</w:t>
             </w:r>
           </w:p>
         </w:tc>
@@ -5293,7 +5293,7 @@
                 <w:b w:val="0"/>
                 <w:sz w:val="22"/>
               </w:rPr>
-              <w:t>兩份同作業項目之手冊送審中，核准其中一份後再核准另一份，應被擋下並提示該作業項目已有已發布手冊（未擋下將出現兩份手冊，依作業項目查詢結果不再唯一）。</w:t>
+              <w:t>兩份同作業項目之手冊送審中，核准其中一份後再核准另一份，應被擋下並提示該作業項目已有已發布手冊（未擋下將出現兩份手冊，依作業項目查詢結果不再唯一）。測完請將第二份退回或由編輯者甲撤回。</w:t>
             </w:r>
           </w:p>
         </w:tc>
@@ -5805,7 +5805,7 @@
                 <w:b w:val="0"/>
                 <w:sz w:val="22"/>
               </w:rPr>
-              <w:t>以管理者進入已廢止文件查詢、不設任何條件，應列出全部已廢止文件；已發布中的文件不應出現。</w:t>
+              <w:t>以管理者進入已廢止文件查詢、不設任何條件，清單應列出文件 V 與文件 W；文件 X（已發布、廢止尚未核准）等仍在文件庫中的文件不應出現。</w:t>
             </w:r>
           </w:p>
         </w:tc>
@@ -6125,7 +6125,7 @@
                 <w:b w:val="0"/>
                 <w:sz w:val="22"/>
               </w:rPr>
-              <w:t>將「廢止日期 起」與「廢止日期 迄」設為文件 V 核准廢止的同一天，清單應只列出文件 V。</w:t>
+              <w:t>將「廢止日期 起」與「廢止日期 迄」皆設為文件 V 核准廢止的日期，清單應列出文件 V，且每一列之廢止時間皆為該日；於另一日核准廢止之文件 W 不應出現。</w:t>
             </w:r>
           </w:p>
         </w:tc>
@@ -6285,7 +6285,7 @@
                 <w:b w:val="0"/>
                 <w:sz w:val="22"/>
               </w:rPr>
-              <w:t>點文件 V 之列，應進入唯讀頁面，上方紅色提示列顯示廢止時間、申請人、核准者與廢止原因，標題列下方不出現操作列（含「版本歷程」按鈕）。</w:t>
+              <w:t>點文件 V 之列，應進入唯讀頁面，上方紅色提示列顯示廢止日期、申請人、核准者與廢止原因；標題列下方不出現「版本歷程」「編輯新版本」「廢止此文件」等按鈕，版本歷程直接展開於下方。</w:t>
             </w:r>
           </w:p>
         </w:tc>
@@ -6445,7 +6445,7 @@
                 <w:b w:val="0"/>
                 <w:sz w:val="22"/>
               </w:rPr>
-              <w:t>承上，版本歷程應自動展開，各版本可按「預覽」檢視，PDF 版本不提供下載；按標題左側的返回箭頭應回到查詢清單。</w:t>
+              <w:t>承上，版本歷程應自動展開，PDF 版本應有「預覽」可檢視、且該列不出現「下載」按鈕（預覽分頁中瀏覽器內建之下載圖示不在此限）；按標題左側的返回箭頭應回到查詢清單（查詢條件會清空）。</w:t>
             </w:r>
           </w:p>
         </w:tc>
@@ -6605,7 +6605,7 @@
                 <w:b w:val="0"/>
                 <w:sz w:val="22"/>
               </w:rPr>
-              <w:t>按「匯出 CSV」，下載的檔案以 Excel 開啟中文正常，內容為目前查詢條件下的全部結果，廢止時間之時間值與畫面一致。</w:t>
+              <w:t>先將分類設為「其他」再按「匯出 CSV」，下載的檔案以 Excel 開啟中文正常，資料列數應與畫面「共 N 筆」相同（結果超過 20 筆時應含其他分頁之資料）；廢止時間欄之日期與時分應與畫面一致（日期分隔符號可能為「-」或「/」）。</w:t>
             </w:r>
           </w:p>
         </w:tc>
@@ -7357,7 +7357,7 @@
                 <w:b w:val="0"/>
                 <w:sz w:val="22"/>
               </w:rPr>
-              <w:t>以編輯者甲進入個人專區，文件 A 應呈現「送審」與「核准發布」兩列，時間分別為送審與核准時間，清單由新到舊排列。</w:t>
+              <w:t>以編輯者甲進入個人專區，文件 A 應呈現「核准發布」與「送審」兩列，「核准發布」在上、「送審」在下（清單由新到舊）；兩列時間分別為核准與送審當時（顯示至分鐘，同一分鐘內完成者兩列時間相同）。</w:t>
             </w:r>
           </w:p>
         </w:tc>
@@ -7757,7 +7757,7 @@
                 <w:b w:val="0"/>
                 <w:sz w:val="22"/>
               </w:rPr>
-              <w:t>對文件 E 之廢止申請按「撤回送審」並確認，文件 E 應維持已發布，於文件庫照常可見。</w:t>
+              <w:t>對文件 E 之廢止申請按「撤回送審」並「確認撤回」，撰寫者視角最上方應新增「已撤回」一列；以編輯者甲開啟文件 E 詳細頁，「編輯新版本」「廢止此文件」應恢復可按（廢止待簽核期間為灰色）。</w:t>
             </w:r>
           </w:p>
         </w:tc>
@@ -8157,7 +8157,7 @@
                 <w:b w:val="0"/>
                 <w:sz w:val="22"/>
               </w:rPr>
-              <w:t>對文件 AC 之首版草稿按「刪除」並「確認刪除」，文件 AC 應自草稿匣消失，文件庫中亦查無文件 AC。</w:t>
+              <w:t>對文件 AC 之首版草稿按「刪除」並「確認刪除」，應顯示「草稿已刪除」，文件 AC 應自草稿匣消失（首版草稿本就不會出現在文件庫，刪除後文件庫仍查無文件 AC）。</w:t>
             </w:r>
           </w:p>
         </w:tc>
@@ -8909,7 +8909,7 @@
                 <w:b w:val="0"/>
                 <w:sz w:val="22"/>
               </w:rPr>
-              <w:t>將「日期 起」與「日期 迄」設為文件 K 核准廢止的同一天，清單應列出文件 K 的廢止紀錄，不應列出文件 J。</w:t>
+              <w:t>將「日期 起」與「日期 迄」都設為文件 K 核准廢止的那一天，清單只應出現該日的紀錄，並含文件 K 的廢止紀錄（筆數多時請翻頁，或於「操作類型」選「廢止」縮小範圍），不應出現文件 J；再將起、迄都改為文件 J 核准發布的那一天，應出現文件 J 的發布紀錄，不應出現文件 K 的廢止紀錄。</w:t>
             </w:r>
           </w:p>
         </w:tc>
@@ -8989,7 +8989,7 @@
                 <w:b w:val="0"/>
                 <w:sz w:val="22"/>
               </w:rPr>
-              <w:t>於「申請人 / 核准人（帳號或姓名）」輸入審核者甲姓名的一段，不按任何按鈕，清單應自動列出審核者甲核准的紀錄；改輸入編輯者甲帳號的一段，應列出其申請的紀錄。</w:t>
+              <w:t>於「申請人 / 核准人（帳號或姓名）」輸入審核者甲姓名中只有他才有的一段文字（勿選多人姓名共有的字），不按任何按鈕，清單應自動更新為每一列的「申請人」或「核准人」至少一欄為審核者甲；改輸入編輯者甲帳號（Email）的一段，清單應更新為每一列的「申請人」或「核准人」至少一欄為編輯者甲（畫面只顯示姓名，請先記下編輯者甲的姓名以便核對）。</w:t>
             </w:r>
           </w:p>
         </w:tc>
@@ -9229,7 +9229,7 @@
                 <w:b w:val="0"/>
                 <w:sz w:val="22"/>
               </w:rPr>
-              <w:t>按「匯出 CSV」，下載的檔案以 Excel 開啟中文正常，內容為目前查詢條件下的全部結果，時間與畫面一致。</w:t>
+              <w:t>先於「操作類型」選「廢止」，再按「匯出 CSV」，下載的檔案以 Excel 開啟中文正常；資料列數（不含標題列）應等於畫面「變更紀錄（共 N 筆）」的 N；各列時間（到分鐘）應與畫面相同，日期分隔符號可能為「-」或「/」。</w:t>
             </w:r>
           </w:p>
         </w:tc>
@@ -9309,7 +9309,7 @@
                 <w:b w:val="0"/>
                 <w:sz w:val="22"/>
               </w:rPr>
-              <w:t>文件 L 送審中時、以及於文件詳細頁下載文件 J 之後，清單皆不應新增紀錄；審核者甲核准文件 L 後，應新增一筆其發布紀錄。</w:t>
+              <w:t>文件 L 送審中時，以及於文件詳細頁下載文件 J 之後，切換到其他作業再點回本作業，清單皆不應出現文件 L 的紀錄、文件 J 也不應多出紀錄；審核者甲核准文件 L 後，切換到其他作業再點回本作業，應新增一筆文件 L 的發布紀錄（停留在本頁時清單不會自動更新）。</w:t>
             </w:r>
           </w:p>
         </w:tc>
@@ -9821,7 +9821,7 @@
                 <w:b w:val="0"/>
                 <w:sz w:val="22"/>
               </w:rPr>
-              <w:t>每週排程執行後，管理者應收到 KPI 週報，有未看文件的閱覽者應各收到一封列出其未看文件的未讀提醒，信中皆不含訓練教材。</w:t>
+              <w:t>每週排程執行後，管理者應收到主旨「【KPI 週報】文件閱讀率統計」一封（含總文件數、整體平均閱讀率、閱讀率最低之前 5 份）；有未看文件的閱覽者應各收到主旨「【未讀提醒】您有 N 份文件尚未閱讀」一封，列出其未看文件；兩封信中皆不應出現任何訓練教材。</w:t>
             </w:r>
           </w:p>
         </w:tc>
@@ -10221,7 +10221,7 @@
                 <w:b w:val="0"/>
                 <w:sz w:val="22"/>
               </w:rPr>
-              <w:t>只具編輯者角色的帳號下載文件 AA，文件 AA 的應看與已看皆應不變。</w:t>
+              <w:t>只具編輯者角色的帳號下載文件 AA，文件 AA 的應看與已看皆應不變（此帳號日後若取得閱覽者角色，這次下載會被計為已看，故不可與第 6-1 項之閱覽者乙為同一帳號）。</w:t>
             </w:r>
           </w:p>
         </w:tc>
@@ -10381,7 +10381,7 @@
                 <w:b w:val="0"/>
                 <w:sz w:val="22"/>
               </w:rPr>
-              <w:t>管理者於 DP01 使用者管理停用閱覽者甲後再進入本作業，文件 AA 的應看與已看應各減 1；測完即重新啟用閱覽者甲。</w:t>
+              <w:t>（閱覽者甲已於第 3 項下載過文件 AA）管理者於 DP01 使用者管理停用閱覽者甲後再進入本作業，文件 AA 的應看與已看應各減 1；測完即重新啟用閱覽者甲。</w:t>
             </w:r>
           </w:p>
         </w:tc>
@@ -10461,7 +10461,7 @@
                 <w:b w:val="0"/>
                 <w:sz w:val="22"/>
               </w:rPr>
-              <w:t>文件 AA 發布新版本後，文件 AA 的已看應改以新版計算，閱覽者甲回到未看。</w:t>
+              <w:t>文件 AA 發布新版本後，本作業文件 AA 的目前版本應顯示新版號，已看應歸 0、未看等於應看（舊版的下載紀錄不計入新版）。</w:t>
             </w:r>
           </w:p>
         </w:tc>
@@ -10621,7 +10621,7 @@
                 <w:b w:val="0"/>
                 <w:sz w:val="22"/>
               </w:rPr>
-              <w:t>文件 M 的閱讀率應顯示「—（無對應閱覽者）」，且不計入統計卡的可計算文件數。</w:t>
+              <w:t>於關鍵字輸入文件 M 的名稱，文件 M 的閱讀率應顯示「—（無對應閱覽者）」，統計卡應顯示整體平均閱讀率「—」、「共 0 份可計算文件」。</w:t>
             </w:r>
           </w:p>
         </w:tc>
@@ -10701,7 +10701,7 @@
                 <w:b w:val="0"/>
                 <w:sz w:val="22"/>
               </w:rPr>
-              <w:t>於「分類」選文件 AA 與文件 M 所屬分類，整體平均閱讀率應等於清單中應看不為 0 之各文件閱讀率的平均值（不含文件 M），每份文件權重相同。</w:t>
+              <w:t>於「關鍵字」輸入文件 AA 與文件 M 的共同名稱前綴、「分類」選兩者所屬分類，清單應只剩文件 AA 與文件 M，整體平均閱讀率應等於文件 AA 的閱讀率（文件 M 應看為 0，不列入平均）。</w:t>
             </w:r>
           </w:p>
         </w:tc>
@@ -10781,7 +10781,7 @@
                 <w:b w:val="0"/>
                 <w:sz w:val="22"/>
               </w:rPr>
-              <w:t>於「分類」選訓練教材以外的一個分類後，兩張統計卡應只計算該分類下的文件。</w:t>
+              <w:t>於「分類」選訓練教材以外的一個分類後，「閱讀率低於 50% 之文件數」與「共 N 份可計算文件」應分別等於清單中閱讀率低於 50% 的筆數、閱讀率不是「—」的筆數，清單中不應出現其他分類的文件。</w:t>
             </w:r>
           </w:p>
         </w:tc>
@@ -10941,7 +10941,7 @@
                 <w:b w:val="0"/>
                 <w:sz w:val="22"/>
               </w:rPr>
-              <w:t>承上，閱覽者丙應同時計入其符合的兩組，各組應看相加應大於文件 N 的應看。</w:t>
+              <w:t>承上，閱覽者丙應同時計入其符合的兩組，各組應看相加應大於文件 N 的應看（各組分別計算、文件總數去重，加總大於總數屬正常）。</w:t>
             </w:r>
           </w:p>
         </w:tc>
@@ -11773,7 +11773,7 @@
                 <w:b w:val="0"/>
                 <w:sz w:val="22"/>
               </w:rPr>
-              <w:t>閱覽者甲對某文件只按「預覽」，DM06 閱讀統計 KPI 中該文件之已看人數應不變；按「下載」後應加一。</w:t>
+              <w:t>閱覽者甲對文件 P 只按「預覽」後，管理者於 DM06 閱讀統計 KPI 查詢文件 P，已看人數應不變；閱覽者甲再按「下載」後，管理者重新進入 DM06，文件 P 的已看應加一。</w:t>
             </w:r>
           </w:p>
         </w:tc>
@@ -11933,7 +11933,7 @@
                 <w:b w:val="0"/>
                 <w:sz w:val="22"/>
               </w:rPr>
-              <w:t>編輯者甲按「編輯新版本」，應進入 DM08 文件新增與編輯。</w:t>
+              <w:t>編輯者甲對文件 AD 按「編輯新版本」，應進入標題為「編輯文件 — 〈文件名稱〉」的編輯畫面（DM08 文件新增與編輯）；確認後按「取消」離開，不要存檔。</w:t>
             </w:r>
           </w:p>
         </w:tc>
@@ -12013,7 +12013,7 @@
                 <w:b w:val="0"/>
                 <w:sz w:val="22"/>
               </w:rPr>
-              <w:t>編輯者甲對某文件存了草稿但尚未送審時，回到該文件詳細頁，「編輯新版本」應為灰色、「廢止此文件」仍可按。</w:t>
+              <w:t>編輯者甲對文件 AD 按「編輯新版本」，填新版本號與變更摘要後按「儲存為草稿」；回到該文件詳細頁，「編輯新版本」應為灰色、游標移上顯示「您已有此文件的未送簽草稿，請續編既有草稿」，「廢止此文件」仍可按。測完請至 DM04 個人專區草稿匣刪除該草稿。</w:t>
             </w:r>
           </w:p>
         </w:tc>
@@ -12093,7 +12093,7 @@
                 <w:b w:val="0"/>
                 <w:sz w:val="22"/>
               </w:rPr>
-              <w:t>以雙角色帳號按「廢止此文件」，「指定審核者」清單應只列具審核者角色者，且不含該帳號本人。</w:t>
+              <w:t>以雙角色帳號按「廢止此文件」，「指定審核者」清單應只列具審核者角色者，且不含該帳號本人；看完清單後按「取消」，不要送出。</w:t>
             </w:r>
           </w:p>
         </w:tc>
@@ -12333,7 +12333,7 @@
                 <w:b w:val="0"/>
                 <w:sz w:val="22"/>
               </w:rPr>
-              <w:t>審核者核准文件 P 的廢止後，文件 P 應自 DM01 文件庫消失；以管理者由 DM03 已廢止文件查詢進入，上方顯示紅色橫幅與廢止時間、申請人、核准者、廢止原因，所有版本只能預覽。</w:t>
+              <w:t>審核者核准文件 P 的廢止後，文件 P 應自 DM01 文件庫消失；以管理者由 DM03 已廢止文件查詢進入，上方顯示紅色橫幅與廢止日期、申請人、核准者、廢止原因；文件 P（PDF）的版本只有「預覽」。</w:t>
             </w:r>
           </w:p>
         </w:tc>
@@ -12573,7 +12573,7 @@
                 <w:b w:val="0"/>
                 <w:sz w:val="22"/>
               </w:rPr>
-              <w:t>以閱覽者甲開啟文件 Y 的詳細頁網址，應看得到紅色橫幅與廢止時間、申請人、核准者、廢止原因，但不應出現「下載廢止附件」（與第 12 項對照）。</w:t>
+              <w:t>將文件 Y 的詳細頁網址貼到瀏覽器網址列（可開新分頁）並按 Enter，畫面會出現登入頁，請以閱覽者甲登入；登入後應直接停在文件 Y 的詳細頁，應看得到紅色橫幅與廢止時間、申請人、核准者、廢止原因，但不應出現「下載廢止附件」（與第 12 項對照）。</w:t>
             </w:r>
           </w:p>
         </w:tc>
@@ -13085,7 +13085,7 @@
                 <w:b w:val="0"/>
                 <w:sz w:val="22"/>
               </w:rPr>
-              <w:t>於 DM01 按「新增文件」，填妥文件名稱、分類（訓練教材以外）、可見對象「國防部軍醫局＋護理師」、首版版本號、首版摘要，上傳 PDF 並指定審核者後按「送交簽核」，應顯示「已送交簽核」，審核者於 DM02 看得到此送審；核准前文件庫不會出現該文件，核准後出現。</w:t>
+              <w:t>於 DM01 按「新增文件」，填妥文件名稱、分類（訓練教材以外）、可見對象「國防部軍醫局＋護理師」、首版版本號、首版摘要，上傳 PDF 並指定審核者後按「送交簽核」，應顯示「已送交簽核」，審核者於 DM02 看得到此送審；核准前文件庫不會出現該文件，核准後出現（核准後請重新進入 DM01 再搜尋）。</w:t>
             </w:r>
           </w:p>
         </w:tc>
@@ -13165,7 +13165,7 @@
                 <w:b w:val="0"/>
                 <w:sz w:val="22"/>
               </w:rPr>
-              <w:t>按「新增文件」後只選分類、其他欄位留空且不附檔，按「儲存為草稿」，應顯示「已儲存為草稿」，並出現於 DM04 個人專區之草稿匣。</w:t>
+              <w:t>按「新增文件」後只選分類、其他欄位留空且不附檔，按「儲存為草稿」，應顯示「已儲存為草稿」，並出現於 DM04 個人專區之草稿匣（文件名稱欄為空白，請以最後修改時間辨識該列）。</w:t>
             </w:r>
           </w:p>
         </w:tc>
@@ -13245,7 +13245,7 @@
                 <w:b w:val="0"/>
                 <w:sz w:val="22"/>
               </w:rPr>
-              <w:t>於草稿匣按該草稿的「繼續編輯」，應帶入先前填寫的內容；補齊必填欄位後按「送交簽核」，應送出成功。</w:t>
+              <w:t>於草稿匣按該草稿的「繼續編輯」，應帶入先前填寫的內容（分類已帶入且不可改）；補齊文件名稱、可見對象、版本號（欄名為「新版本號」）、摘要、上傳檔案與指定審核者後按「送交簽核」，應顯示「已送交簽核」。</w:t>
             </w:r>
           </w:p>
         </w:tc>
@@ -13325,7 +13325,7 @@
                 <w:b w:val="0"/>
                 <w:sz w:val="22"/>
               </w:rPr>
-              <w:t>分類選「系統操作手冊」時應出現「關聯作業項目」；選擇已有已發布手冊的作業項目並送交簽核，應被擋下並提示「此關聯作業項目已有對應之已發布手冊」，且該內容已存為草稿、出現於 DM04 個人專區之草稿匣（測後於草稿匣刪除該草稿）。</w:t>
+              <w:t>分類選「系統操作手冊」時應出現「關聯作業項目」；選擇已有已發布手冊的作業項目並送交簽核，應被擋下，並於「關聯作業項目」欄下方以紅字提示「此關聯作業項目已有對應之已發布手冊」；此時內容已存為草稿。離開本頁時若跳出「尚未儲存」視窗，按「離開不儲存」即可（草稿不會遺失），再到 DM04 個人專區草稿匣確認該草稿並刪除。</w:t>
             </w:r>
           </w:p>
         </w:tc>
@@ -13405,7 +13405,7 @@
                 <w:b w:val="0"/>
                 <w:sz w:val="22"/>
               </w:rPr>
-              <w:t>分類選「訓練教材」時，可見對象欄應改為顯示「訓練教材由教育訓練模組引用，不需設定可見對象」，不設可見對象亦可送交簽核。</w:t>
+              <w:t>分類選「訓練教材」時，可見對象欄應改為顯示「訓練教材由教育訓練模組引用，不需設定可見對象」，不設可見對象亦可送交簽核（測後於 DM04 個人專區「我的文件動態」撤回該送審，再至草稿匣刪除）。</w:t>
             </w:r>
           </w:p>
         </w:tc>
@@ -13565,7 +13565,7 @@
                 <w:b w:val="0"/>
                 <w:sz w:val="22"/>
               </w:rPr>
-              <w:t>「指定審核者」清單應只列具審核者角色者，且不含撰寫者本人。</w:t>
+              <w:t>以編輯兼審核者登入，按「新增文件」後展開「指定審核者」，清單應只列具審核者角色者，且不含自己。</w:t>
             </w:r>
           </w:p>
         </w:tc>
@@ -13725,7 +13725,7 @@
                 <w:b w:val="0"/>
                 <w:sz w:val="22"/>
               </w:rPr>
-              <w:t>編輯新版本時「新版本號」填入本文件已發布過的版本號並送交簽核，應被擋下並提示「版本號與本文件已發布版本重複」（測後至 DM04 個人專區草稿匣刪除該草稿，否則第 10 項之「編輯新版本」呈灰色）。</w:t>
+              <w:t>編輯新版本時「新版本號」填入本文件已發布過的版本號並送交簽核，應被擋下並於「新版本號」欄下方提示「版本號與本文件已發布版本重複」。此時可直接在同一頁改成未用過的版本號再按「送交簽核」，應顯示「已送交簽核」且草稿匣不會多出草稿；若不送出而離開本頁，請按「離開不儲存」，再到 DM04 個人專區草稿匣刪除該草稿，否則第 10 項之「編輯新版本」呈灰色。</w:t>
             </w:r>
           </w:p>
         </w:tc>
@@ -13805,7 +13805,7 @@
                 <w:b w:val="0"/>
                 <w:sz w:val="22"/>
               </w:rPr>
-              <w:t>編輯新版本時把可見對象改為閱覽者甲看不到的組合並送交簽核，核准前閱覽者甲仍看得到該文件；審核者核准後，閱覽者甲即看不到。</w:t>
+              <w:t>編輯新版本時把可見對象改為閱覽者甲看不到的組合（例如「國軍高雄總醫院＋醫檢師」）並送交簽核，核准前閱覽者甲仍看得到該文件；審核者核准後，閱覽者甲即看不到。</w:t>
             </w:r>
           </w:p>
         </w:tc>

--- a/docs/manuals/測試報告/DM-文件管理模組.docx
+++ b/docs/manuals/測試報告/DM-文件管理模組.docx
@@ -246,7 +246,7 @@
               <w:spacing w:before="60" w:after="60"/>
             </w:pPr>
             <w:r>
-              <w:t>2026/10/20</w:t>
+              <w:t>2026/10/21</w:t>
             </w:r>
           </w:p>
         </w:tc>
@@ -433,7 +433,7 @@
               <w:jc w:val="center"/>
             </w:pPr>
             <w:r>
-              <w:t>2026/10/20</w:t>
+              <w:t>2026/10/21</w:t>
             </w:r>
           </w:p>
         </w:tc>
@@ -498,7 +498,7 @@
       <w:r>
         <w:fldChar w:fldCharType="separate"/>
       </w:r>
-      <w:hyperlink w:anchor="_Toc243386879" w:history="1">
+      <w:hyperlink w:anchor="_Toc243484324" w:history="1">
         <w:r>
           <w:rPr>
             <w:rStyle w:val="affb"/>
@@ -526,7 +526,7 @@
             <w:noProof/>
             <w:webHidden/>
           </w:rPr>
-          <w:instrText xml:space="preserve"> PAGEREF _Toc243386879 \h </w:instrText>
+          <w:instrText xml:space="preserve"> PAGEREF _Toc243484324 \h </w:instrText>
         </w:r>
         <w:r>
           <w:rPr>
@@ -571,7 +571,7 @@
           <w:szCs w:val="22"/>
         </w:rPr>
       </w:pPr>
-      <w:hyperlink w:anchor="_Toc243386880" w:history="1">
+      <w:hyperlink w:anchor="_Toc243484325" w:history="1">
         <w:r>
           <w:rPr>
             <w:rStyle w:val="affb"/>
@@ -606,7 +606,7 @@
             <w:noProof/>
             <w:webHidden/>
           </w:rPr>
-          <w:instrText xml:space="preserve"> PAGEREF _Toc243386880 \h </w:instrText>
+          <w:instrText xml:space="preserve"> PAGEREF _Toc243484325 \h </w:instrText>
         </w:r>
         <w:r>
           <w:rPr>
@@ -651,7 +651,7 @@
           <w:szCs w:val="22"/>
         </w:rPr>
       </w:pPr>
-      <w:hyperlink w:anchor="_Toc243386881" w:history="1">
+      <w:hyperlink w:anchor="_Toc243484326" w:history="1">
         <w:r>
           <w:rPr>
             <w:rStyle w:val="affb"/>
@@ -686,7 +686,7 @@
             <w:noProof/>
             <w:webHidden/>
           </w:rPr>
-          <w:instrText xml:space="preserve"> PAGEREF _Toc243386881 \h </w:instrText>
+          <w:instrText xml:space="preserve"> PAGEREF _Toc243484326 \h </w:instrText>
         </w:r>
         <w:r>
           <w:rPr>
@@ -731,7 +731,7 @@
           <w:szCs w:val="22"/>
         </w:rPr>
       </w:pPr>
-      <w:hyperlink w:anchor="_Toc243386882" w:history="1">
+      <w:hyperlink w:anchor="_Toc243484327" w:history="1">
         <w:r>
           <w:rPr>
             <w:rStyle w:val="affb"/>
@@ -766,7 +766,7 @@
             <w:noProof/>
             <w:webHidden/>
           </w:rPr>
-          <w:instrText xml:space="preserve"> PAGEREF _Toc243386882 \h </w:instrText>
+          <w:instrText xml:space="preserve"> PAGEREF _Toc243484327 \h </w:instrText>
         </w:r>
         <w:r>
           <w:rPr>
@@ -811,7 +811,7 @@
           <w:szCs w:val="22"/>
         </w:rPr>
       </w:pPr>
-      <w:hyperlink w:anchor="_Toc243386883" w:history="1">
+      <w:hyperlink w:anchor="_Toc243484328" w:history="1">
         <w:r>
           <w:rPr>
             <w:rStyle w:val="affb"/>
@@ -846,7 +846,7 @@
             <w:noProof/>
             <w:webHidden/>
           </w:rPr>
-          <w:instrText xml:space="preserve"> PAGEREF _Toc243386883 \h </w:instrText>
+          <w:instrText xml:space="preserve"> PAGEREF _Toc243484328 \h </w:instrText>
         </w:r>
         <w:r>
           <w:rPr>
@@ -891,7 +891,7 @@
           <w:szCs w:val="22"/>
         </w:rPr>
       </w:pPr>
-      <w:hyperlink w:anchor="_Toc243386884" w:history="1">
+      <w:hyperlink w:anchor="_Toc243484329" w:history="1">
         <w:r>
           <w:rPr>
             <w:rStyle w:val="affb"/>
@@ -926,7 +926,7 @@
             <w:noProof/>
             <w:webHidden/>
           </w:rPr>
-          <w:instrText xml:space="preserve"> PAGEREF _Toc243386884 \h </w:instrText>
+          <w:instrText xml:space="preserve"> PAGEREF _Toc243484329 \h </w:instrText>
         </w:r>
         <w:r>
           <w:rPr>
@@ -946,7 +946,7 @@
             <w:noProof/>
             <w:webHidden/>
           </w:rPr>
-          <w:t>9</w:t>
+          <w:t>8</w:t>
         </w:r>
         <w:r>
           <w:rPr>
@@ -971,7 +971,7 @@
           <w:szCs w:val="22"/>
         </w:rPr>
       </w:pPr>
-      <w:hyperlink w:anchor="_Toc243386885" w:history="1">
+      <w:hyperlink w:anchor="_Toc243484330" w:history="1">
         <w:r>
           <w:rPr>
             <w:rStyle w:val="affb"/>
@@ -1006,7 +1006,94 @@
             <w:noProof/>
             <w:webHidden/>
           </w:rPr>
-          <w:instrText xml:space="preserve"> PAGEREF _Toc243386885 \h </w:instrText>
+          <w:instrText xml:space="preserve"> PAGEREF _Toc243484330 \h </w:instrText>
+        </w:r>
+        <w:r>
+          <w:rPr>
+            <w:noProof/>
+            <w:webHidden/>
+          </w:rPr>
+        </w:r>
+        <w:r>
+          <w:rPr>
+            <w:noProof/>
+            <w:webHidden/>
+          </w:rPr>
+          <w:fldChar w:fldCharType="separate"/>
+        </w:r>
+        <w:r>
+          <w:rPr>
+            <w:noProof/>
+            <w:webHidden/>
+          </w:rPr>
+          <w:t>10</w:t>
+        </w:r>
+        <w:r>
+          <w:rPr>
+            <w:noProof/>
+            <w:webHidden/>
+          </w:rPr>
+          <w:fldChar w:fldCharType="end"/>
+        </w:r>
+      </w:hyperlink>
+    </w:p>
+    <w:p>
+      <w:pPr>
+        <w:pStyle w:val="14"/>
+        <w:tabs>
+          <w:tab w:val="right" w:leader="dot" w:pos="9350"/>
+        </w:tabs>
+        <w:rPr>
+          <w:rFonts w:asciiTheme="minorHAnsi" w:eastAsiaTheme="minorEastAsia" w:hAnsiTheme="minorHAnsi" w:cstheme="minorBidi"/>
+          <w:noProof/>
+          <w:color w:val="auto"/>
+          <w:kern w:val="2"/>
+          <w:szCs w:val="22"/>
+        </w:rPr>
+      </w:pPr>
+      <w:hyperlink w:anchor="_Toc243484331" w:history="1">
+        <w:r>
+          <w:rPr>
+            <w:rStyle w:val="affb"/>
+            <w:noProof/>
+          </w:rPr>
+          <w:t xml:space="preserve">DM06 </w:t>
+        </w:r>
+        <w:r>
+          <w:rPr>
+            <w:rStyle w:val="affb"/>
+            <w:rFonts w:hint="eastAsia"/>
+            <w:noProof/>
+          </w:rPr>
+          <w:t>閱讀統計</w:t>
+        </w:r>
+        <w:r>
+          <w:rPr>
+            <w:rStyle w:val="affb"/>
+            <w:noProof/>
+          </w:rPr>
+          <w:t xml:space="preserve"> KPI</w:t>
+        </w:r>
+        <w:r>
+          <w:rPr>
+            <w:noProof/>
+            <w:webHidden/>
+          </w:rPr>
+          <w:tab/>
+        </w:r>
+        <w:r>
+          <w:rPr>
+            <w:noProof/>
+            <w:webHidden/>
+          </w:rPr>
+          <w:fldChar w:fldCharType="begin"/>
+        </w:r>
+        <w:r>
+          <w:rPr>
+            <w:noProof/>
+            <w:webHidden/>
+          </w:rPr>
+          <w:instrText xml:space="preserve"> PAGEREF _Toc243484331 \h </w:instrText>
         </w:r>
         <w:r>
           <w:rPr>
@@ -1051,94 +1138,7 @@
           <w:szCs w:val="22"/>
         </w:rPr>
       </w:pPr>
-      <w:hyperlink w:anchor="_Toc243386886" w:history="1">
-        <w:r>
-          <w:rPr>
-            <w:rStyle w:val="affb"/>
-            <w:noProof/>
-          </w:rPr>
-          <w:t xml:space="preserve">DM06 </w:t>
-        </w:r>
-        <w:r>
-          <w:rPr>
-            <w:rStyle w:val="affb"/>
-            <w:rFonts w:hint="eastAsia"/>
-            <w:noProof/>
-          </w:rPr>
-          <w:t>閱讀統計</w:t>
-        </w:r>
-        <w:r>
-          <w:rPr>
-            <w:rStyle w:val="affb"/>
-            <w:noProof/>
-          </w:rPr>
-          <w:t xml:space="preserve"> KPI</w:t>
-        </w:r>
-        <w:r>
-          <w:rPr>
-            <w:noProof/>
-            <w:webHidden/>
-          </w:rPr>
-          <w:tab/>
-        </w:r>
-        <w:r>
-          <w:rPr>
-            <w:noProof/>
-            <w:webHidden/>
-          </w:rPr>
-          <w:fldChar w:fldCharType="begin"/>
-        </w:r>
-        <w:r>
-          <w:rPr>
-            <w:noProof/>
-            <w:webHidden/>
-          </w:rPr>
-          <w:instrText xml:space="preserve"> PAGEREF _Toc243386886 \h </w:instrText>
-        </w:r>
-        <w:r>
-          <w:rPr>
-            <w:noProof/>
-            <w:webHidden/>
-          </w:rPr>
-        </w:r>
-        <w:r>
-          <w:rPr>
-            <w:noProof/>
-            <w:webHidden/>
-          </w:rPr>
-          <w:fldChar w:fldCharType="separate"/>
-        </w:r>
-        <w:r>
-          <w:rPr>
-            <w:noProof/>
-            <w:webHidden/>
-          </w:rPr>
-          <w:t>12</w:t>
-        </w:r>
-        <w:r>
-          <w:rPr>
-            <w:noProof/>
-            <w:webHidden/>
-          </w:rPr>
-          <w:fldChar w:fldCharType="end"/>
-        </w:r>
-      </w:hyperlink>
-    </w:p>
-    <w:p>
-      <w:pPr>
-        <w:pStyle w:val="14"/>
-        <w:tabs>
-          <w:tab w:val="right" w:leader="dot" w:pos="9350"/>
-        </w:tabs>
-        <w:rPr>
-          <w:rFonts w:asciiTheme="minorHAnsi" w:eastAsiaTheme="minorEastAsia" w:hAnsiTheme="minorHAnsi" w:cstheme="minorBidi"/>
-          <w:noProof/>
-          <w:color w:val="auto"/>
-          <w:kern w:val="2"/>
-          <w:szCs w:val="22"/>
-        </w:rPr>
-      </w:pPr>
-      <w:hyperlink w:anchor="_Toc243386887" w:history="1">
+      <w:hyperlink w:anchor="_Toc243484332" w:history="1">
         <w:r>
           <w:rPr>
             <w:rStyle w:val="affb"/>
@@ -1173,7 +1173,7 @@
             <w:noProof/>
             <w:webHidden/>
           </w:rPr>
-          <w:instrText xml:space="preserve"> PAGEREF _Toc243386887 \h </w:instrText>
+          <w:instrText xml:space="preserve"> PAGEREF _Toc243484332 \h </w:instrText>
         </w:r>
         <w:r>
           <w:rPr>
@@ -1193,7 +1193,7 @@
             <w:noProof/>
             <w:webHidden/>
           </w:rPr>
-          <w:t>14</w:t>
+          <w:t>13</w:t>
         </w:r>
         <w:r>
           <w:rPr>
@@ -1218,7 +1218,7 @@
           <w:szCs w:val="22"/>
         </w:rPr>
       </w:pPr>
-      <w:hyperlink w:anchor="_Toc243386888" w:history="1">
+      <w:hyperlink w:anchor="_Toc243484333" w:history="1">
         <w:r>
           <w:rPr>
             <w:rStyle w:val="affb"/>
@@ -1253,7 +1253,7 @@
             <w:noProof/>
             <w:webHidden/>
           </w:rPr>
-          <w:instrText xml:space="preserve"> PAGEREF _Toc243386888 \h </w:instrText>
+          <w:instrText xml:space="preserve"> PAGEREF _Toc243484333 \h </w:instrText>
         </w:r>
         <w:r>
           <w:rPr>
@@ -1273,7 +1273,7 @@
             <w:noProof/>
             <w:webHidden/>
           </w:rPr>
-          <w:t>16</w:t>
+          <w:t>15</w:t>
         </w:r>
         <w:r>
           <w:rPr>
@@ -1303,7 +1303,7 @@
       <w:pPr>
         <w:pStyle w:val="1"/>
       </w:pPr>
-      <w:bookmarkStart w:id="1" w:name="_Toc243386879"/>
+      <w:bookmarkStart w:id="1" w:name="_Toc243484324"/>
       <w:r>
         <w:lastRenderedPageBreak/>
         <w:t>測試注意事項</w:t>
@@ -1325,7 +1325,7 @@
       <w:pPr>
         <w:pStyle w:val="1"/>
       </w:pPr>
-      <w:bookmarkStart w:id="2" w:name="_Toc243386880"/>
+      <w:bookmarkStart w:id="2" w:name="_Toc243484325"/>
       <w:r>
         <w:lastRenderedPageBreak/>
         <w:t xml:space="preserve">DM00 </w:t>
@@ -1991,7 +1991,7 @@
                 <w:rFonts w:ascii="標楷體" w:hAnsi="標楷體"/>
                 <w:sz w:val="22"/>
               </w:rPr>
-              <w:t>以閱覽者甲登入，公告中應有第</w:t>
+              <w:t>第</w:t>
             </w:r>
             <w:r>
               <w:rPr>
@@ -2005,7 +2005,7 @@
                 <w:rFonts w:ascii="標楷體" w:hAnsi="標楷體"/>
                 <w:sz w:val="22"/>
               </w:rPr>
-              <w:t>項之文件；「其他」之數字應等於閱覽者甲於</w:t>
+              <w:t>項之文件核准發布後，以閱覽者甲登入，公告中應有該文件；「其他」之數字應等於閱覽者甲於</w:t>
             </w:r>
             <w:r>
               <w:rPr>
@@ -2019,21 +2019,7 @@
                 <w:rFonts w:ascii="標楷體" w:hAnsi="標楷體"/>
                 <w:sz w:val="22"/>
               </w:rPr>
-              <w:t>文件庫將分類選「其他」所得之筆數，且該清單中有第</w:t>
-            </w:r>
-            <w:r>
-              <w:rPr>
-                <w:rFonts w:ascii="標楷體" w:hAnsi="標楷體"/>
-                <w:sz w:val="22"/>
-              </w:rPr>
-              <w:t xml:space="preserve"> 2 </w:t>
-            </w:r>
-            <w:r>
-              <w:rPr>
-                <w:rFonts w:ascii="標楷體" w:hAnsi="標楷體"/>
-                <w:sz w:val="22"/>
-              </w:rPr>
-              <w:t>項之文件；「訓練教材」之數字應為</w:t>
+              <w:t>文件庫將分類選「其他」所得之筆數，且該清單中有該文件；「訓練教材」之數字應為</w:t>
             </w:r>
             <w:r>
               <w:rPr>
@@ -2169,7 +2155,7 @@
       <w:pPr>
         <w:pStyle w:val="1"/>
       </w:pPr>
-      <w:bookmarkStart w:id="3" w:name="_Toc243386881"/>
+      <w:bookmarkStart w:id="3" w:name="_Toc243484326"/>
       <w:r>
         <w:lastRenderedPageBreak/>
         <w:t xml:space="preserve">DM01 </w:t>
@@ -2601,7 +2587,7 @@
                 <w:rFonts w:ascii="標楷體" w:hAnsi="標楷體"/>
                 <w:sz w:val="22"/>
               </w:rPr>
-              <w:t>皆應出現；測試前準備中首版為草稿或送審中之兩份文件不應出現。</w:t>
+              <w:t>皆應出現；首版存為草稿或送審中尚未核准之兩份文件不應出現。</w:t>
             </w:r>
           </w:p>
         </w:tc>
@@ -2705,7 +2691,49 @@
                 <w:rFonts w:ascii="標楷體" w:hAnsi="標楷體"/>
                 <w:sz w:val="22"/>
               </w:rPr>
-              <w:t>（可見對象開放全體、與本人授權整組相符，或以「全單位」涵蓋本人單位）。</w:t>
+              <w:t>（可見對象開放全體、與本人授權整組相符，或以「全單位」涵蓋本人單位）；不應看到文件</w:t>
+            </w:r>
+            <w:r>
+              <w:rPr>
+                <w:rFonts w:ascii="標楷體" w:hAnsi="標楷體"/>
+                <w:sz w:val="22"/>
+              </w:rPr>
+              <w:t xml:space="preserve"> C</w:t>
+            </w:r>
+            <w:r>
+              <w:rPr>
+                <w:rFonts w:ascii="標楷體" w:hAnsi="標楷體"/>
+                <w:sz w:val="22"/>
+              </w:rPr>
+              <w:t>（「國防部軍醫局＋行政人員」雖由本人兩組授權之單位與職位交叉組成，但無一組整組相符）、文件</w:t>
+            </w:r>
+            <w:r>
+              <w:rPr>
+                <w:rFonts w:ascii="標楷體" w:hAnsi="標楷體"/>
+                <w:sz w:val="22"/>
+              </w:rPr>
+              <w:t xml:space="preserve"> G</w:t>
+            </w:r>
+            <w:r>
+              <w:rPr>
+                <w:rFonts w:ascii="標楷體" w:hAnsi="標楷體"/>
+                <w:sz w:val="22"/>
+              </w:rPr>
+              <w:t>（本人授權為國防醫學院三軍總醫院，不涵蓋其松山分院）與文件</w:t>
+            </w:r>
+            <w:r>
+              <w:rPr>
+                <w:rFonts w:ascii="標楷體" w:hAnsi="標楷體"/>
+                <w:sz w:val="22"/>
+              </w:rPr>
+              <w:t xml:space="preserve"> H</w:t>
+            </w:r>
+            <w:r>
+              <w:rPr>
+                <w:rFonts w:ascii="標楷體" w:hAnsi="標楷體"/>
+                <w:sz w:val="22"/>
+              </w:rPr>
+              <w:t>（訓練教材不設可見對象，僅具閱覽者角色者查不到）。</w:t>
             </w:r>
           </w:p>
         </w:tc>
@@ -2767,21 +2795,140 @@
                 <w:rFonts w:ascii="標楷體" w:hAnsi="標楷體"/>
                 <w:sz w:val="22"/>
               </w:rPr>
-              <w:t>以閱覽者甲登入，不應看到文件</w:t>
-            </w:r>
-            <w:r>
-              <w:rPr>
-                <w:rFonts w:ascii="標楷體" w:hAnsi="標楷體"/>
-                <w:sz w:val="22"/>
-              </w:rPr>
-              <w:t xml:space="preserve"> C</w:t>
-            </w:r>
-            <w:r>
-              <w:rPr>
-                <w:rFonts w:ascii="標楷體" w:hAnsi="標楷體"/>
-                <w:sz w:val="22"/>
-              </w:rPr>
-              <w:t>（「國防部軍醫局＋行政人員」雖由本人兩組授權之單位與職位交叉組成，但無一組整組相符）。</w:t>
+              <w:t>以閱覽者乙登入、文件</w:t>
+            </w:r>
+            <w:r>
+              <w:rPr>
+                <w:rFonts w:ascii="標楷體" w:hAnsi="標楷體"/>
+                <w:sz w:val="22"/>
+              </w:rPr>
+              <w:t xml:space="preserve"> F </w:t>
+            </w:r>
+            <w:r>
+              <w:rPr>
+                <w:rFonts w:ascii="標楷體" w:hAnsi="標楷體"/>
+                <w:sz w:val="22"/>
+              </w:rPr>
+              <w:t>尚未廢止時，應看得到可見對象為「全單位＋全體」之文件</w:t>
+            </w:r>
+            <w:r>
+              <w:rPr>
+                <w:rFonts w:ascii="標楷體" w:hAnsi="標楷體"/>
+                <w:sz w:val="22"/>
+              </w:rPr>
+              <w:t xml:space="preserve"> </w:t>
+            </w:r>
+            <w:r>
+              <w:rPr>
+                <w:rFonts w:ascii="標楷體" w:hAnsi="標楷體"/>
+                <w:sz w:val="22"/>
+              </w:rPr>
+              <w:t>A</w:t>
+            </w:r>
+            <w:r>
+              <w:rPr>
+                <w:rFonts w:ascii="標楷體" w:hAnsi="標楷體"/>
+                <w:sz w:val="22"/>
+              </w:rPr>
+              <w:t>、</w:t>
+            </w:r>
+            <w:r>
+              <w:rPr>
+                <w:rFonts w:ascii="標楷體" w:hAnsi="標楷體"/>
+                <w:sz w:val="22"/>
+              </w:rPr>
+              <w:t>D</w:t>
+            </w:r>
+            <w:r>
+              <w:rPr>
+                <w:rFonts w:ascii="標楷體" w:hAnsi="標楷體"/>
+                <w:sz w:val="22"/>
+              </w:rPr>
+              <w:t>、</w:t>
+            </w:r>
+            <w:r>
+              <w:rPr>
+                <w:rFonts w:ascii="標楷體" w:hAnsi="標楷體"/>
+                <w:sz w:val="22"/>
+              </w:rPr>
+              <w:t>F</w:t>
+            </w:r>
+            <w:r>
+              <w:rPr>
+                <w:rFonts w:ascii="標楷體" w:hAnsi="標楷體"/>
+                <w:sz w:val="22"/>
+              </w:rPr>
+              <w:t>，文件</w:t>
+            </w:r>
+            <w:r>
+              <w:rPr>
+                <w:rFonts w:ascii="標楷體" w:hAnsi="標楷體"/>
+                <w:sz w:val="22"/>
+              </w:rPr>
+              <w:t xml:space="preserve"> B</w:t>
+            </w:r>
+            <w:r>
+              <w:rPr>
+                <w:rFonts w:ascii="標楷體" w:hAnsi="標楷體"/>
+                <w:sz w:val="22"/>
+              </w:rPr>
+              <w:t>、</w:t>
+            </w:r>
+            <w:r>
+              <w:rPr>
+                <w:rFonts w:ascii="標楷體" w:hAnsi="標楷體"/>
+                <w:sz w:val="22"/>
+              </w:rPr>
+              <w:t>C</w:t>
+            </w:r>
+            <w:r>
+              <w:rPr>
+                <w:rFonts w:ascii="標楷體" w:hAnsi="標楷體"/>
+                <w:sz w:val="22"/>
+              </w:rPr>
+              <w:t>、</w:t>
+            </w:r>
+            <w:r>
+              <w:rPr>
+                <w:rFonts w:ascii="標楷體" w:hAnsi="標楷體"/>
+                <w:sz w:val="22"/>
+              </w:rPr>
+              <w:t>E</w:t>
+            </w:r>
+            <w:r>
+              <w:rPr>
+                <w:rFonts w:ascii="標楷體" w:hAnsi="標楷體"/>
+                <w:sz w:val="22"/>
+              </w:rPr>
+              <w:t>、</w:t>
+            </w:r>
+            <w:r>
+              <w:rPr>
+                <w:rFonts w:ascii="標楷體" w:hAnsi="標楷體"/>
+                <w:sz w:val="22"/>
+              </w:rPr>
+              <w:t>G</w:t>
+            </w:r>
+            <w:r>
+              <w:rPr>
+                <w:rFonts w:ascii="標楷體" w:hAnsi="標楷體"/>
+                <w:sz w:val="22"/>
+              </w:rPr>
+              <w:t>、</w:t>
+            </w:r>
+            <w:r>
+              <w:rPr>
+                <w:rFonts w:ascii="標楷體" w:hAnsi="標楷體"/>
+                <w:sz w:val="22"/>
+              </w:rPr>
+              <w:t xml:space="preserve">H </w:t>
+            </w:r>
+            <w:r>
+              <w:rPr>
+                <w:rFonts w:ascii="標楷體" w:hAnsi="標楷體"/>
+                <w:sz w:val="22"/>
+              </w:rPr>
+              <w:t>皆不應出現。</w:t>
             </w:r>
           </w:p>
         </w:tc>
@@ -2843,21 +2990,63 @@
                 <w:rFonts w:ascii="標楷體" w:hAnsi="標楷體"/>
                 <w:sz w:val="22"/>
               </w:rPr>
-              <w:t>以閱覽者甲登入，不應看到文件</w:t>
-            </w:r>
-            <w:r>
-              <w:rPr>
-                <w:rFonts w:ascii="標楷體" w:hAnsi="標楷體"/>
-                <w:sz w:val="22"/>
-              </w:rPr>
-              <w:t xml:space="preserve"> G</w:t>
-            </w:r>
-            <w:r>
-              <w:rPr>
-                <w:rFonts w:ascii="標楷體" w:hAnsi="標楷體"/>
-                <w:sz w:val="22"/>
-              </w:rPr>
-              <w:t>（本人授權為國防醫學院三軍總醫院，不涵蓋其松山分院）。</w:t>
+              <w:t>以編輯者甲登入，文件</w:t>
+            </w:r>
+            <w:r>
+              <w:rPr>
+                <w:rFonts w:ascii="標楷體" w:hAnsi="標楷體"/>
+                <w:sz w:val="22"/>
+              </w:rPr>
+              <w:t xml:space="preserve"> B</w:t>
+            </w:r>
+            <w:r>
+              <w:rPr>
+                <w:rFonts w:ascii="標楷體" w:hAnsi="標楷體"/>
+                <w:sz w:val="22"/>
+              </w:rPr>
+              <w:t>、</w:t>
+            </w:r>
+            <w:r>
+              <w:rPr>
+                <w:rFonts w:ascii="標楷體" w:hAnsi="標楷體"/>
+                <w:sz w:val="22"/>
+              </w:rPr>
+              <w:t>C</w:t>
+            </w:r>
+            <w:r>
+              <w:rPr>
+                <w:rFonts w:ascii="標楷體" w:hAnsi="標楷體"/>
+                <w:sz w:val="22"/>
+              </w:rPr>
+              <w:t>、</w:t>
+            </w:r>
+            <w:r>
+              <w:rPr>
+                <w:rFonts w:ascii="標楷體" w:hAnsi="標楷體"/>
+                <w:sz w:val="22"/>
+              </w:rPr>
+              <w:t>G</w:t>
+            </w:r>
+            <w:r>
+              <w:rPr>
+                <w:rFonts w:ascii="標楷體" w:hAnsi="標楷體"/>
+                <w:sz w:val="22"/>
+              </w:rPr>
+              <w:t>、</w:t>
+            </w:r>
+            <w:r>
+              <w:rPr>
+                <w:rFonts w:ascii="標楷體" w:hAnsi="標楷體"/>
+                <w:sz w:val="22"/>
+              </w:rPr>
+              <w:t xml:space="preserve">H </w:t>
+            </w:r>
+            <w:r>
+              <w:rPr>
+                <w:rFonts w:ascii="標楷體" w:hAnsi="標楷體"/>
+                <w:sz w:val="22"/>
+              </w:rPr>
+              <w:t>皆應列出（具編輯者角色者不受可見對象限制，含訓練教材）。</w:t>
             </w:r>
           </w:p>
         </w:tc>
@@ -2919,7 +3108,21 @@
                 <w:rFonts w:ascii="標楷體" w:hAnsi="標楷體"/>
                 <w:sz w:val="22"/>
               </w:rPr>
-              <w:t>以閱覽者甲登入，不應看到文件</w:t>
+              <w:t>以「關鍵字（文件名</w:t>
+            </w:r>
+            <w:r>
+              <w:rPr>
+                <w:rFonts w:ascii="標楷體" w:hAnsi="標楷體"/>
+                <w:sz w:val="22"/>
+              </w:rPr>
+              <w:t xml:space="preserve"> / </w:t>
+            </w:r>
+            <w:r>
+              <w:rPr>
+                <w:rFonts w:ascii="標楷體" w:hAnsi="標楷體"/>
+                <w:sz w:val="22"/>
+              </w:rPr>
+              <w:t>摘要）」「作者（姓名）」「分類」「檢索標籤」「發布日期</w:t>
             </w:r>
             <w:r>
               <w:rPr>
@@ -2933,14 +3136,14 @@
                 <w:rFonts w:ascii="標楷體" w:hAnsi="標楷體"/>
                 <w:sz w:val="22"/>
               </w:rPr>
-              <w:t>H</w:t>
-            </w:r>
-            <w:r>
-              <w:rPr>
-                <w:rFonts w:ascii="標楷體" w:hAnsi="標楷體"/>
-                <w:sz w:val="22"/>
-              </w:rPr>
-              <w:t>（訓練教材不設可見對象，僅具閱覽者角色者查不到）。</w:t>
+              <w:t>起、迄」任一條件或組合查詢（輸入或選取後不必按任何按鈕，清單即自動更新），清單應只列出符合條件的文件：關鍵字比對文件名稱與目前發布版本的摘要兩者，作者比對目前發布版本上傳者的姓名，檢索標籤可複選、掛有任一標籤即符合，發布日期起迄兩日皆含在內，設定多個條件時須同時符</w:t>
+            </w:r>
+            <w:r>
+              <w:rPr>
+                <w:rFonts w:ascii="標楷體" w:hAnsi="標楷體"/>
+                <w:sz w:val="22"/>
+              </w:rPr>
+              <w:t>合。</w:t>
             </w:r>
           </w:p>
         </w:tc>
@@ -3002,147 +3205,63 @@
                 <w:rFonts w:ascii="標楷體" w:hAnsi="標楷體"/>
                 <w:sz w:val="22"/>
               </w:rPr>
-              <w:t>以閱覽者乙登入（須在第</w:t>
-            </w:r>
-            <w:r>
-              <w:rPr>
-                <w:rFonts w:ascii="標楷體" w:hAnsi="標楷體"/>
-                <w:sz w:val="22"/>
-              </w:rPr>
-              <w:t xml:space="preserve"> 19 </w:t>
-            </w:r>
-            <w:r>
-              <w:rPr>
-                <w:rFonts w:ascii="標楷體" w:hAnsi="標楷體"/>
-                <w:sz w:val="22"/>
-              </w:rPr>
-              <w:t>項廢止文件</w:t>
-            </w:r>
-            <w:r>
-              <w:rPr>
-                <w:rFonts w:ascii="標楷體" w:hAnsi="標楷體"/>
-                <w:sz w:val="22"/>
-              </w:rPr>
-              <w:t xml:space="preserve"> F </w:t>
-            </w:r>
-            <w:r>
-              <w:rPr>
-                <w:rFonts w:ascii="標楷體" w:hAnsi="標楷體"/>
-                <w:sz w:val="22"/>
-              </w:rPr>
-              <w:t>之前），應看得到可見對象為「全單位＋全體」之文件</w:t>
-            </w:r>
-            <w:r>
-              <w:rPr>
-                <w:rFonts w:ascii="標楷體" w:hAnsi="標楷體"/>
-                <w:sz w:val="22"/>
-              </w:rPr>
-              <w:t xml:space="preserve"> A</w:t>
-            </w:r>
-            <w:r>
-              <w:rPr>
-                <w:rFonts w:ascii="標楷體" w:hAnsi="標楷體"/>
-                <w:sz w:val="22"/>
-              </w:rPr>
-              <w:t>、</w:t>
-            </w:r>
-            <w:r>
-              <w:rPr>
-                <w:rFonts w:ascii="標楷體" w:hAnsi="標楷體"/>
-                <w:sz w:val="22"/>
-              </w:rPr>
-              <w:t>D</w:t>
-            </w:r>
-            <w:r>
-              <w:rPr>
-                <w:rFonts w:ascii="標楷體" w:hAnsi="標楷體"/>
-                <w:sz w:val="22"/>
-              </w:rPr>
-              <w:t>、</w:t>
-            </w:r>
-            <w:r>
-              <w:rPr>
-                <w:rFonts w:ascii="標楷體" w:hAnsi="標楷體"/>
-                <w:sz w:val="22"/>
-              </w:rPr>
-              <w:t>F</w:t>
-            </w:r>
-            <w:r>
-              <w:rPr>
-                <w:rFonts w:ascii="標楷體" w:hAnsi="標楷體"/>
-                <w:sz w:val="22"/>
-              </w:rPr>
-              <w:t>，文件</w:t>
-            </w:r>
-            <w:r>
-              <w:rPr>
-                <w:rFonts w:ascii="標楷體" w:hAnsi="標楷體"/>
-                <w:sz w:val="22"/>
-              </w:rPr>
-              <w:t xml:space="preserve"> B</w:t>
-            </w:r>
-            <w:r>
-              <w:rPr>
-                <w:rFonts w:ascii="標楷體" w:hAnsi="標楷體"/>
-                <w:sz w:val="22"/>
-              </w:rPr>
-              <w:t>、</w:t>
-            </w:r>
-            <w:r>
-              <w:rPr>
-                <w:rFonts w:ascii="標楷體" w:hAnsi="標楷體"/>
-                <w:sz w:val="22"/>
-              </w:rPr>
-              <w:t>C</w:t>
-            </w:r>
-            <w:r>
-              <w:rPr>
-                <w:rFonts w:ascii="標楷體" w:hAnsi="標楷體"/>
-                <w:sz w:val="22"/>
-              </w:rPr>
-              <w:t>、</w:t>
-            </w:r>
-            <w:r>
-              <w:rPr>
-                <w:rFonts w:ascii="標楷體" w:hAnsi="標楷體"/>
-                <w:sz w:val="22"/>
-              </w:rPr>
-              <w:t>E</w:t>
-            </w:r>
-            <w:r>
-              <w:rPr>
-                <w:rFonts w:ascii="標楷體" w:hAnsi="標楷體"/>
-                <w:sz w:val="22"/>
-              </w:rPr>
-              <w:t>、</w:t>
-            </w:r>
-            <w:r>
-              <w:rPr>
-                <w:rFonts w:ascii="標楷體" w:hAnsi="標楷體"/>
-                <w:sz w:val="22"/>
-              </w:rPr>
-              <w:t>G</w:t>
-            </w:r>
-            <w:r>
-              <w:rPr>
-                <w:rFonts w:ascii="標楷體" w:hAnsi="標楷體"/>
-                <w:sz w:val="22"/>
-              </w:rPr>
-              <w:t>、</w:t>
-            </w:r>
-            <w:r>
-              <w:rPr>
-                <w:rFonts w:ascii="標楷體" w:hAnsi="標楷體"/>
-                <w:sz w:val="22"/>
-              </w:rPr>
-              <w:t xml:space="preserve">H </w:t>
-            </w:r>
-            <w:r>
-              <w:rPr>
-                <w:rFonts w:ascii="標楷體" w:hAnsi="標楷體"/>
-                <w:sz w:val="22"/>
-              </w:rPr>
-              <w:t>皆不應出現。</w:t>
+              <w:t>於「分類」選「系統操作手冊」，下方應出現「關聯作業項目（</w:t>
+            </w:r>
+            <w:r>
+              <w:rPr>
+                <w:rFonts w:ascii="標楷體" w:hAnsi="標楷體"/>
+                <w:sz w:val="22"/>
+              </w:rPr>
+              <w:t>func_name</w:t>
+            </w:r>
+            <w:r>
+              <w:rPr>
+                <w:rFonts w:ascii="標楷體" w:hAnsi="標楷體"/>
+                <w:sz w:val="22"/>
+              </w:rPr>
+              <w:t>）」下拉；選文件</w:t>
+            </w:r>
+            <w:r>
+              <w:rPr>
+                <w:rFonts w:ascii="標楷體" w:hAnsi="標楷體"/>
+                <w:sz w:val="22"/>
+              </w:rPr>
+              <w:t xml:space="preserve"> D </w:t>
+            </w:r>
+            <w:r>
+              <w:rPr>
+                <w:rFonts w:ascii="標楷體" w:hAnsi="標楷體"/>
+                <w:sz w:val="22"/>
+              </w:rPr>
+              <w:t>所設之作業項目後，應只列出文件</w:t>
+            </w:r>
+            <w:r>
+              <w:rPr>
+                <w:rFonts w:ascii="標楷體" w:hAnsi="標楷體"/>
+                <w:sz w:val="22"/>
+              </w:rPr>
+              <w:t xml:space="preserve"> D</w:t>
+            </w:r>
+            <w:r>
+              <w:rPr>
+                <w:rFonts w:ascii="標楷體" w:hAnsi="標楷體"/>
+                <w:sz w:val="22"/>
+              </w:rPr>
+              <w:t>，且其文件名稱下方標示該作業項目（「代碼</w:t>
+            </w:r>
+            <w:r>
+              <w:rPr>
+                <w:rFonts w:ascii="標楷體" w:hAnsi="標楷體"/>
+                <w:sz w:val="22"/>
+              </w:rPr>
+              <w:t xml:space="preserve"> — </w:t>
+            </w:r>
+            <w:r>
+              <w:rPr>
+                <w:rFonts w:ascii="標楷體" w:hAnsi="標楷體"/>
+                <w:sz w:val="22"/>
+              </w:rPr>
+              <w:t>名稱」）；再將「分類」改選其他分類，該下拉應隱藏且已選的作業項目一併清除。</w:t>
             </w:r>
           </w:p>
         </w:tc>
@@ -3204,63 +3323,43 @@
                 <w:rFonts w:ascii="標楷體" w:hAnsi="標楷體"/>
                 <w:sz w:val="22"/>
               </w:rPr>
-              <w:t>以編輯者甲登入，文件</w:t>
-            </w:r>
-            <w:r>
-              <w:rPr>
-                <w:rFonts w:ascii="標楷體" w:hAnsi="標楷體"/>
-                <w:sz w:val="22"/>
-              </w:rPr>
-              <w:t xml:space="preserve"> B</w:t>
-            </w:r>
-            <w:r>
-              <w:rPr>
-                <w:rFonts w:ascii="標楷體" w:hAnsi="標楷體"/>
-                <w:sz w:val="22"/>
-              </w:rPr>
-              <w:t>、</w:t>
-            </w:r>
-            <w:r>
-              <w:rPr>
-                <w:rFonts w:ascii="標楷體" w:hAnsi="標楷體"/>
-                <w:sz w:val="22"/>
-              </w:rPr>
-              <w:t>C</w:t>
-            </w:r>
-            <w:r>
-              <w:rPr>
-                <w:rFonts w:ascii="標楷體" w:hAnsi="標楷體"/>
-                <w:sz w:val="22"/>
-              </w:rPr>
-              <w:t>、</w:t>
-            </w:r>
-            <w:r>
-              <w:rPr>
-                <w:rFonts w:ascii="標楷體" w:hAnsi="標楷體"/>
-                <w:sz w:val="22"/>
-              </w:rPr>
-              <w:t>G</w:t>
-            </w:r>
-            <w:r>
-              <w:rPr>
-                <w:rFonts w:ascii="標楷體" w:hAnsi="標楷體"/>
-                <w:sz w:val="22"/>
-              </w:rPr>
-              <w:t>、</w:t>
-            </w:r>
-            <w:r>
-              <w:rPr>
-                <w:rFonts w:ascii="標楷體" w:hAnsi="標楷體"/>
-                <w:sz w:val="22"/>
-              </w:rPr>
-              <w:t xml:space="preserve">H </w:t>
-            </w:r>
-            <w:r>
-              <w:rPr>
-                <w:rFonts w:ascii="標楷體" w:hAnsi="標楷體"/>
-                <w:sz w:val="22"/>
-              </w:rPr>
-              <w:t>皆應列出（具編輯者角色者不受可見對象限制，含訓練教材）。</w:t>
+              <w:t>編輯者乙為文件</w:t>
+            </w:r>
+            <w:r>
+              <w:rPr>
+                <w:rFonts w:ascii="標楷體" w:hAnsi="標楷體"/>
+                <w:sz w:val="22"/>
+              </w:rPr>
+              <w:t xml:space="preserve"> E </w:t>
+            </w:r>
+            <w:r>
+              <w:rPr>
+                <w:rFonts w:ascii="標楷體" w:hAnsi="標楷體"/>
+                <w:sz w:val="22"/>
+              </w:rPr>
+              <w:t>上傳新版本並送審後，清單中文件</w:t>
+            </w:r>
+            <w:r>
+              <w:rPr>
+                <w:rFonts w:ascii="標楷體" w:hAnsi="標楷體"/>
+                <w:sz w:val="22"/>
+              </w:rPr>
+              <w:t xml:space="preserve"> E </w:t>
+            </w:r>
+            <w:r>
+              <w:rPr>
+                <w:rFonts w:ascii="標楷體" w:hAnsi="標楷體"/>
+                <w:sz w:val="22"/>
+              </w:rPr>
+              <w:t>之發布日期應維持原值；審核者核准後發布日期更新為新版本之日</w:t>
+            </w:r>
+            <w:r>
+              <w:rPr>
+                <w:rFonts w:ascii="標楷體" w:hAnsi="標楷體"/>
+                <w:sz w:val="22"/>
+              </w:rPr>
+              <w:lastRenderedPageBreak/>
+              <w:t>期，作者改為編輯者乙（作者為目前發布版本的上傳者）。</w:t>
             </w:r>
           </w:p>
         </w:tc>
@@ -3322,962 +3421,6 @@
                 <w:rFonts w:ascii="標楷體" w:hAnsi="標楷體"/>
                 <w:sz w:val="22"/>
               </w:rPr>
-              <w:t>於「關鍵字（文件名</w:t>
-            </w:r>
-            <w:r>
-              <w:rPr>
-                <w:rFonts w:ascii="標楷體" w:hAnsi="標楷體"/>
-                <w:sz w:val="22"/>
-              </w:rPr>
-              <w:t xml:space="preserve"> / </w:t>
-            </w:r>
-            <w:r>
-              <w:rPr>
-                <w:rFonts w:ascii="標楷體" w:hAnsi="標楷體"/>
-                <w:sz w:val="22"/>
-              </w:rPr>
-              <w:t>摘要）」輸入文件</w:t>
-            </w:r>
-            <w:r>
-              <w:rPr>
-                <w:rFonts w:ascii="標楷體" w:hAnsi="標楷體"/>
-                <w:sz w:val="22"/>
-              </w:rPr>
-              <w:t xml:space="preserve"> A </w:t>
-            </w:r>
-            <w:r>
-              <w:rPr>
-                <w:rFonts w:ascii="標楷體" w:hAnsi="標楷體"/>
-                <w:sz w:val="22"/>
-              </w:rPr>
-              <w:t>名稱的一段文字，不按任何按鈕，清單應自動篩出文件</w:t>
-            </w:r>
-            <w:r>
-              <w:rPr>
-                <w:rFonts w:ascii="標楷體" w:hAnsi="標楷體"/>
-                <w:sz w:val="22"/>
-              </w:rPr>
-              <w:t xml:space="preserve"> A</w:t>
-            </w:r>
-            <w:r>
-              <w:rPr>
-                <w:rFonts w:ascii="標楷體" w:hAnsi="標楷體"/>
-                <w:sz w:val="22"/>
-              </w:rPr>
-              <w:t>。</w:t>
-            </w:r>
-          </w:p>
-        </w:tc>
-        <w:tc>
-          <w:tcPr>
-            <w:tcW w:w="1247" w:type="dxa"/>
-          </w:tcPr>
-          <w:p>
-            <w:pPr>
-              <w:spacing w:before="60" w:after="60"/>
-              <w:jc w:val="center"/>
-            </w:pPr>
-          </w:p>
-        </w:tc>
-        <w:tc>
-          <w:tcPr>
-            <w:tcW w:w="1247" w:type="dxa"/>
-          </w:tcPr>
-          <w:p>
-            <w:pPr>
-              <w:spacing w:before="60" w:after="60"/>
-              <w:jc w:val="center"/>
-            </w:pPr>
-          </w:p>
-        </w:tc>
-      </w:tr>
-      <w:tr>
-        <w:trPr>
-          <w:jc w:val="center"/>
-        </w:trPr>
-        <w:tc>
-          <w:tcPr>
-            <w:tcW w:w="907" w:type="dxa"/>
-          </w:tcPr>
-          <w:p>
-            <w:pPr>
-              <w:spacing w:before="60" w:after="60"/>
-              <w:jc w:val="center"/>
-            </w:pPr>
-            <w:r>
-              <w:rPr>
-                <w:rFonts w:ascii="標楷體" w:hAnsi="標楷體"/>
-                <w:sz w:val="22"/>
-              </w:rPr>
-              <w:t>9</w:t>
-            </w:r>
-          </w:p>
-        </w:tc>
-        <w:tc>
-          <w:tcPr>
-            <w:tcW w:w="6236" w:type="dxa"/>
-          </w:tcPr>
-          <w:p>
-            <w:pPr>
-              <w:spacing w:before="60" w:after="60"/>
-            </w:pPr>
-            <w:r>
-              <w:rPr>
-                <w:rFonts w:ascii="標楷體" w:hAnsi="標楷體"/>
-                <w:sz w:val="22"/>
-              </w:rPr>
-              <w:t>於「關鍵字（文件名</w:t>
-            </w:r>
-            <w:r>
-              <w:rPr>
-                <w:rFonts w:ascii="標楷體" w:hAnsi="標楷體"/>
-                <w:sz w:val="22"/>
-              </w:rPr>
-              <w:t xml:space="preserve"> / </w:t>
-            </w:r>
-            <w:r>
-              <w:rPr>
-                <w:rFonts w:ascii="標楷體" w:hAnsi="標楷體"/>
-                <w:sz w:val="22"/>
-              </w:rPr>
-              <w:t>摘要）」輸入僅出現在文件</w:t>
-            </w:r>
-            <w:r>
-              <w:rPr>
-                <w:rFonts w:ascii="標楷體" w:hAnsi="標楷體"/>
-                <w:sz w:val="22"/>
-              </w:rPr>
-              <w:t xml:space="preserve"> A </w:t>
-            </w:r>
-            <w:r>
-              <w:rPr>
-                <w:rFonts w:ascii="標楷體" w:hAnsi="標楷體"/>
-                <w:sz w:val="22"/>
-              </w:rPr>
-              <w:t>首版摘要中的詞，清單應列出文件</w:t>
-            </w:r>
-            <w:r>
-              <w:rPr>
-                <w:rFonts w:ascii="標楷體" w:hAnsi="標楷體"/>
-                <w:sz w:val="22"/>
-              </w:rPr>
-              <w:t xml:space="preserve"> A</w:t>
-            </w:r>
-            <w:r>
-              <w:rPr>
-                <w:rFonts w:ascii="標楷體" w:hAnsi="標楷體"/>
-                <w:sz w:val="22"/>
-              </w:rPr>
-              <w:t>。</w:t>
-            </w:r>
-          </w:p>
-        </w:tc>
-        <w:tc>
-          <w:tcPr>
-            <w:tcW w:w="1247" w:type="dxa"/>
-          </w:tcPr>
-          <w:p>
-            <w:pPr>
-              <w:spacing w:before="60" w:after="60"/>
-              <w:jc w:val="center"/>
-            </w:pPr>
-          </w:p>
-        </w:tc>
-        <w:tc>
-          <w:tcPr>
-            <w:tcW w:w="1247" w:type="dxa"/>
-          </w:tcPr>
-          <w:p>
-            <w:pPr>
-              <w:spacing w:before="60" w:after="60"/>
-              <w:jc w:val="center"/>
-            </w:pPr>
-          </w:p>
-        </w:tc>
-      </w:tr>
-      <w:tr>
-        <w:trPr>
-          <w:jc w:val="center"/>
-        </w:trPr>
-        <w:tc>
-          <w:tcPr>
-            <w:tcW w:w="907" w:type="dxa"/>
-          </w:tcPr>
-          <w:p>
-            <w:pPr>
-              <w:spacing w:before="60" w:after="60"/>
-              <w:jc w:val="center"/>
-            </w:pPr>
-            <w:r>
-              <w:rPr>
-                <w:rFonts w:ascii="標楷體" w:hAnsi="標楷體"/>
-                <w:sz w:val="22"/>
-              </w:rPr>
-              <w:t>10</w:t>
-            </w:r>
-          </w:p>
-        </w:tc>
-        <w:tc>
-          <w:tcPr>
-            <w:tcW w:w="6236" w:type="dxa"/>
-          </w:tcPr>
-          <w:p>
-            <w:pPr>
-              <w:spacing w:before="60" w:after="60"/>
-            </w:pPr>
-            <w:r>
-              <w:rPr>
-                <w:rFonts w:ascii="標楷體" w:hAnsi="標楷體"/>
-                <w:sz w:val="22"/>
-              </w:rPr>
-              <w:t>於「作者（姓名）」輸入編輯者甲姓名中編輯者乙姓名沒有的一段文字，清單應只列出作者為編輯者甲的文件，文件</w:t>
-            </w:r>
-            <w:r>
-              <w:rPr>
-                <w:rFonts w:ascii="標楷體" w:hAnsi="標楷體"/>
-                <w:sz w:val="22"/>
-              </w:rPr>
-              <w:t xml:space="preserve"> I </w:t>
-            </w:r>
-            <w:r>
-              <w:rPr>
-                <w:rFonts w:ascii="標楷體" w:hAnsi="標楷體"/>
-                <w:sz w:val="22"/>
-              </w:rPr>
-              <w:t>不應出現。</w:t>
-            </w:r>
-          </w:p>
-        </w:tc>
-        <w:tc>
-          <w:tcPr>
-            <w:tcW w:w="1247" w:type="dxa"/>
-          </w:tcPr>
-          <w:p>
-            <w:pPr>
-              <w:spacing w:before="60" w:after="60"/>
-              <w:jc w:val="center"/>
-            </w:pPr>
-          </w:p>
-        </w:tc>
-        <w:tc>
-          <w:tcPr>
-            <w:tcW w:w="1247" w:type="dxa"/>
-          </w:tcPr>
-          <w:p>
-            <w:pPr>
-              <w:spacing w:before="60" w:after="60"/>
-              <w:jc w:val="center"/>
-            </w:pPr>
-          </w:p>
-        </w:tc>
-      </w:tr>
-      <w:tr>
-        <w:trPr>
-          <w:jc w:val="center"/>
-        </w:trPr>
-        <w:tc>
-          <w:tcPr>
-            <w:tcW w:w="907" w:type="dxa"/>
-          </w:tcPr>
-          <w:p>
-            <w:pPr>
-              <w:spacing w:before="60" w:after="60"/>
-              <w:jc w:val="center"/>
-            </w:pPr>
-            <w:r>
-              <w:rPr>
-                <w:rFonts w:ascii="標楷體" w:hAnsi="標楷體"/>
-                <w:sz w:val="22"/>
-              </w:rPr>
-              <w:t>11</w:t>
-            </w:r>
-          </w:p>
-        </w:tc>
-        <w:tc>
-          <w:tcPr>
-            <w:tcW w:w="6236" w:type="dxa"/>
-          </w:tcPr>
-          <w:p>
-            <w:pPr>
-              <w:spacing w:before="60" w:after="60"/>
-            </w:pPr>
-            <w:r>
-              <w:rPr>
-                <w:rFonts w:ascii="標楷體" w:hAnsi="標楷體"/>
-                <w:sz w:val="22"/>
-              </w:rPr>
-              <w:t>於「分類」選「訓練教材」，清單應只列出該分類之文件。</w:t>
-            </w:r>
-          </w:p>
-        </w:tc>
-        <w:tc>
-          <w:tcPr>
-            <w:tcW w:w="1247" w:type="dxa"/>
-          </w:tcPr>
-          <w:p>
-            <w:pPr>
-              <w:spacing w:before="60" w:after="60"/>
-              <w:jc w:val="center"/>
-            </w:pPr>
-          </w:p>
-        </w:tc>
-        <w:tc>
-          <w:tcPr>
-            <w:tcW w:w="1247" w:type="dxa"/>
-          </w:tcPr>
-          <w:p>
-            <w:pPr>
-              <w:spacing w:before="60" w:after="60"/>
-              <w:jc w:val="center"/>
-            </w:pPr>
-          </w:p>
-        </w:tc>
-      </w:tr>
-      <w:tr>
-        <w:trPr>
-          <w:jc w:val="center"/>
-        </w:trPr>
-        <w:tc>
-          <w:tcPr>
-            <w:tcW w:w="907" w:type="dxa"/>
-          </w:tcPr>
-          <w:p>
-            <w:pPr>
-              <w:spacing w:before="60" w:after="60"/>
-              <w:jc w:val="center"/>
-            </w:pPr>
-            <w:r>
-              <w:rPr>
-                <w:rFonts w:ascii="標楷體" w:hAnsi="標楷體"/>
-                <w:sz w:val="22"/>
-              </w:rPr>
-              <w:t>12</w:t>
-            </w:r>
-          </w:p>
-        </w:tc>
-        <w:tc>
-          <w:tcPr>
-            <w:tcW w:w="6236" w:type="dxa"/>
-          </w:tcPr>
-          <w:p>
-            <w:pPr>
-              <w:spacing w:before="60" w:after="60"/>
-            </w:pPr>
-            <w:r>
-              <w:rPr>
-                <w:rFonts w:ascii="標楷體" w:hAnsi="標楷體"/>
-                <w:sz w:val="22"/>
-              </w:rPr>
-              <w:t>於「檢索標籤」同時選「採血」與「檢驗」，文件</w:t>
-            </w:r>
-            <w:r>
-              <w:rPr>
-                <w:rFonts w:ascii="標楷體" w:hAnsi="標楷體"/>
-                <w:sz w:val="22"/>
-              </w:rPr>
-              <w:t xml:space="preserve"> A </w:t>
-            </w:r>
-            <w:r>
-              <w:rPr>
-                <w:rFonts w:ascii="標楷體" w:hAnsi="標楷體"/>
-                <w:sz w:val="22"/>
-              </w:rPr>
-              <w:t>與文件</w:t>
-            </w:r>
-            <w:r>
-              <w:rPr>
-                <w:rFonts w:ascii="標楷體" w:hAnsi="標楷體"/>
-                <w:sz w:val="22"/>
-              </w:rPr>
-              <w:t xml:space="preserve"> </w:t>
-            </w:r>
-            <w:r>
-              <w:rPr>
-                <w:rFonts w:ascii="標楷體" w:hAnsi="標楷體"/>
-                <w:sz w:val="22"/>
-              </w:rPr>
-              <w:lastRenderedPageBreak/>
-              <w:t xml:space="preserve">B </w:t>
-            </w:r>
-            <w:r>
-              <w:rPr>
-                <w:rFonts w:ascii="標楷體" w:hAnsi="標楷體"/>
-                <w:sz w:val="22"/>
-              </w:rPr>
-              <w:t>皆應列出（掛有任一標籤即符合）。</w:t>
-            </w:r>
-          </w:p>
-        </w:tc>
-        <w:tc>
-          <w:tcPr>
-            <w:tcW w:w="1247" w:type="dxa"/>
-          </w:tcPr>
-          <w:p>
-            <w:pPr>
-              <w:spacing w:before="60" w:after="60"/>
-              <w:jc w:val="center"/>
-            </w:pPr>
-          </w:p>
-        </w:tc>
-        <w:tc>
-          <w:tcPr>
-            <w:tcW w:w="1247" w:type="dxa"/>
-          </w:tcPr>
-          <w:p>
-            <w:pPr>
-              <w:spacing w:before="60" w:after="60"/>
-              <w:jc w:val="center"/>
-            </w:pPr>
-          </w:p>
-        </w:tc>
-      </w:tr>
-      <w:tr>
-        <w:trPr>
-          <w:jc w:val="center"/>
-        </w:trPr>
-        <w:tc>
-          <w:tcPr>
-            <w:tcW w:w="907" w:type="dxa"/>
-          </w:tcPr>
-          <w:p>
-            <w:pPr>
-              <w:spacing w:before="60" w:after="60"/>
-              <w:jc w:val="center"/>
-            </w:pPr>
-            <w:r>
-              <w:rPr>
-                <w:rFonts w:ascii="標楷體" w:hAnsi="標楷體"/>
-                <w:sz w:val="22"/>
-              </w:rPr>
-              <w:t>13</w:t>
-            </w:r>
-          </w:p>
-        </w:tc>
-        <w:tc>
-          <w:tcPr>
-            <w:tcW w:w="6236" w:type="dxa"/>
-          </w:tcPr>
-          <w:p>
-            <w:pPr>
-              <w:spacing w:before="60" w:after="60"/>
-            </w:pPr>
-            <w:r>
-              <w:rPr>
-                <w:rFonts w:ascii="標楷體" w:hAnsi="標楷體"/>
-                <w:sz w:val="22"/>
-              </w:rPr>
-              <w:t>關鍵字輸入文件</w:t>
-            </w:r>
-            <w:r>
-              <w:rPr>
-                <w:rFonts w:ascii="標楷體" w:hAnsi="標楷體"/>
-                <w:sz w:val="22"/>
-              </w:rPr>
-              <w:t xml:space="preserve"> A </w:t>
-            </w:r>
-            <w:r>
-              <w:rPr>
-                <w:rFonts w:ascii="標楷體" w:hAnsi="標楷體"/>
-                <w:sz w:val="22"/>
-              </w:rPr>
-              <w:t>名稱並將分類改選「訓練教材」，清單應無文件</w:t>
-            </w:r>
-            <w:r>
-              <w:rPr>
-                <w:rFonts w:ascii="標楷體" w:hAnsi="標楷體"/>
-                <w:sz w:val="22"/>
-              </w:rPr>
-              <w:t xml:space="preserve"> A</w:t>
-            </w:r>
-            <w:r>
-              <w:rPr>
-                <w:rFonts w:ascii="標楷體" w:hAnsi="標楷體"/>
-                <w:sz w:val="22"/>
-              </w:rPr>
-              <w:t>（多個條件須同時符合）。</w:t>
-            </w:r>
-          </w:p>
-        </w:tc>
-        <w:tc>
-          <w:tcPr>
-            <w:tcW w:w="1247" w:type="dxa"/>
-          </w:tcPr>
-          <w:p>
-            <w:pPr>
-              <w:spacing w:before="60" w:after="60"/>
-              <w:jc w:val="center"/>
-            </w:pPr>
-          </w:p>
-        </w:tc>
-        <w:tc>
-          <w:tcPr>
-            <w:tcW w:w="1247" w:type="dxa"/>
-          </w:tcPr>
-          <w:p>
-            <w:pPr>
-              <w:spacing w:before="60" w:after="60"/>
-              <w:jc w:val="center"/>
-            </w:pPr>
-          </w:p>
-        </w:tc>
-      </w:tr>
-      <w:tr>
-        <w:trPr>
-          <w:jc w:val="center"/>
-        </w:trPr>
-        <w:tc>
-          <w:tcPr>
-            <w:tcW w:w="907" w:type="dxa"/>
-          </w:tcPr>
-          <w:p>
-            <w:pPr>
-              <w:spacing w:before="60" w:after="60"/>
-              <w:jc w:val="center"/>
-            </w:pPr>
-            <w:r>
-              <w:rPr>
-                <w:rFonts w:ascii="標楷體" w:hAnsi="標楷體"/>
-                <w:sz w:val="22"/>
-              </w:rPr>
-              <w:t>14</w:t>
-            </w:r>
-          </w:p>
-        </w:tc>
-        <w:tc>
-          <w:tcPr>
-            <w:tcW w:w="6236" w:type="dxa"/>
-          </w:tcPr>
-          <w:p>
-            <w:pPr>
-              <w:spacing w:before="60" w:after="60"/>
-            </w:pPr>
-            <w:r>
-              <w:rPr>
-                <w:rFonts w:ascii="標楷體" w:hAnsi="標楷體"/>
-                <w:sz w:val="22"/>
-              </w:rPr>
-              <w:t>設定「發布日期</w:t>
-            </w:r>
-            <w:r>
-              <w:rPr>
-                <w:rFonts w:ascii="標楷體" w:hAnsi="標楷體"/>
-                <w:sz w:val="22"/>
-              </w:rPr>
-              <w:t xml:space="preserve"> </w:t>
-            </w:r>
-            <w:r>
-              <w:rPr>
-                <w:rFonts w:ascii="標楷體" w:hAnsi="標楷體"/>
-                <w:sz w:val="22"/>
-              </w:rPr>
-              <w:t>起」與「發布日期</w:t>
-            </w:r>
-            <w:r>
-              <w:rPr>
-                <w:rFonts w:ascii="標楷體" w:hAnsi="標楷體"/>
-                <w:sz w:val="22"/>
-              </w:rPr>
-              <w:t xml:space="preserve"> </w:t>
-            </w:r>
-            <w:r>
-              <w:rPr>
-                <w:rFonts w:ascii="標楷體" w:hAnsi="標楷體"/>
-                <w:sz w:val="22"/>
-              </w:rPr>
-              <w:t>迄」為同一天，清單應只列出該日發布之文件。</w:t>
-            </w:r>
-          </w:p>
-        </w:tc>
-        <w:tc>
-          <w:tcPr>
-            <w:tcW w:w="1247" w:type="dxa"/>
-          </w:tcPr>
-          <w:p>
-            <w:pPr>
-              <w:spacing w:before="60" w:after="60"/>
-              <w:jc w:val="center"/>
-            </w:pPr>
-          </w:p>
-        </w:tc>
-        <w:tc>
-          <w:tcPr>
-            <w:tcW w:w="1247" w:type="dxa"/>
-          </w:tcPr>
-          <w:p>
-            <w:pPr>
-              <w:spacing w:before="60" w:after="60"/>
-              <w:jc w:val="center"/>
-            </w:pPr>
-          </w:p>
-        </w:tc>
-      </w:tr>
-      <w:tr>
-        <w:trPr>
-          <w:jc w:val="center"/>
-        </w:trPr>
-        <w:tc>
-          <w:tcPr>
-            <w:tcW w:w="907" w:type="dxa"/>
-          </w:tcPr>
-          <w:p>
-            <w:pPr>
-              <w:spacing w:before="60" w:after="60"/>
-              <w:jc w:val="center"/>
-            </w:pPr>
-            <w:r>
-              <w:rPr>
-                <w:rFonts w:ascii="標楷體" w:hAnsi="標楷體"/>
-                <w:sz w:val="22"/>
-              </w:rPr>
-              <w:t>15</w:t>
-            </w:r>
-          </w:p>
-        </w:tc>
-        <w:tc>
-          <w:tcPr>
-            <w:tcW w:w="6236" w:type="dxa"/>
-          </w:tcPr>
-          <w:p>
-            <w:pPr>
-              <w:spacing w:before="60" w:after="60"/>
-            </w:pPr>
-            <w:r>
-              <w:rPr>
-                <w:rFonts w:ascii="標楷體" w:hAnsi="標楷體"/>
-                <w:sz w:val="22"/>
-              </w:rPr>
-              <w:t>於「分類」選「系統操作手冊」，應出現「關聯作業項目（</w:t>
-            </w:r>
-            <w:r>
-              <w:rPr>
-                <w:rFonts w:ascii="標楷體" w:hAnsi="標楷體"/>
-                <w:sz w:val="22"/>
-              </w:rPr>
-              <w:t>func_name</w:t>
-            </w:r>
-            <w:r>
-              <w:rPr>
-                <w:rFonts w:ascii="標楷體" w:hAnsi="標楷體"/>
-                <w:sz w:val="22"/>
-              </w:rPr>
-              <w:t>）」下拉；選定作業項目後改選其他分類，該下拉應隱藏且作業項目條件一併清除。</w:t>
-            </w:r>
-          </w:p>
-        </w:tc>
-        <w:tc>
-          <w:tcPr>
-            <w:tcW w:w="1247" w:type="dxa"/>
-          </w:tcPr>
-          <w:p>
-            <w:pPr>
-              <w:spacing w:before="60" w:after="60"/>
-              <w:jc w:val="center"/>
-            </w:pPr>
-          </w:p>
-        </w:tc>
-        <w:tc>
-          <w:tcPr>
-            <w:tcW w:w="1247" w:type="dxa"/>
-          </w:tcPr>
-          <w:p>
-            <w:pPr>
-              <w:spacing w:before="60" w:after="60"/>
-              <w:jc w:val="center"/>
-            </w:pPr>
-          </w:p>
-        </w:tc>
-      </w:tr>
-      <w:tr>
-        <w:trPr>
-          <w:jc w:val="center"/>
-        </w:trPr>
-        <w:tc>
-          <w:tcPr>
-            <w:tcW w:w="907" w:type="dxa"/>
-          </w:tcPr>
-          <w:p>
-            <w:pPr>
-              <w:spacing w:before="60" w:after="60"/>
-              <w:jc w:val="center"/>
-            </w:pPr>
-            <w:r>
-              <w:rPr>
-                <w:rFonts w:ascii="標楷體" w:hAnsi="標楷體"/>
-                <w:sz w:val="22"/>
-              </w:rPr>
-              <w:t>16</w:t>
-            </w:r>
-          </w:p>
-        </w:tc>
-        <w:tc>
-          <w:tcPr>
-            <w:tcW w:w="6236" w:type="dxa"/>
-          </w:tcPr>
-          <w:p>
-            <w:pPr>
-              <w:spacing w:before="60" w:after="60"/>
-            </w:pPr>
-            <w:r>
-              <w:rPr>
-                <w:rFonts w:ascii="標楷體" w:hAnsi="標楷體"/>
-                <w:sz w:val="22"/>
-              </w:rPr>
-              <w:t>分類選「系統操作手冊」、作業項目選文件</w:t>
-            </w:r>
-            <w:r>
-              <w:rPr>
-                <w:rFonts w:ascii="標楷體" w:hAnsi="標楷體"/>
-                <w:sz w:val="22"/>
-              </w:rPr>
-              <w:t xml:space="preserve"> D </w:t>
-            </w:r>
-            <w:r>
-              <w:rPr>
-                <w:rFonts w:ascii="標楷體" w:hAnsi="標楷體"/>
-                <w:sz w:val="22"/>
-              </w:rPr>
-              <w:t>所設之作業項目，應只列出文件</w:t>
-            </w:r>
-            <w:r>
-              <w:rPr>
-                <w:rFonts w:ascii="標楷體" w:hAnsi="標楷體"/>
-                <w:sz w:val="22"/>
-              </w:rPr>
-              <w:t xml:space="preserve"> D</w:t>
-            </w:r>
-            <w:r>
-              <w:rPr>
-                <w:rFonts w:ascii="標楷體" w:hAnsi="標楷體"/>
-                <w:sz w:val="22"/>
-              </w:rPr>
-              <w:t>，且其文件名稱下方標示該作業項目（「代碼</w:t>
-            </w:r>
-            <w:r>
-              <w:rPr>
-                <w:rFonts w:ascii="標楷體" w:hAnsi="標楷體"/>
-                <w:sz w:val="22"/>
-              </w:rPr>
-              <w:t xml:space="preserve"> — </w:t>
-            </w:r>
-            <w:r>
-              <w:rPr>
-                <w:rFonts w:ascii="標楷體" w:hAnsi="標楷體"/>
-                <w:sz w:val="22"/>
-              </w:rPr>
-              <w:t>名稱」）。</w:t>
-            </w:r>
-          </w:p>
-        </w:tc>
-        <w:tc>
-          <w:tcPr>
-            <w:tcW w:w="1247" w:type="dxa"/>
-          </w:tcPr>
-          <w:p>
-            <w:pPr>
-              <w:spacing w:before="60" w:after="60"/>
-              <w:jc w:val="center"/>
-            </w:pPr>
-          </w:p>
-        </w:tc>
-        <w:tc>
-          <w:tcPr>
-            <w:tcW w:w="1247" w:type="dxa"/>
-          </w:tcPr>
-          <w:p>
-            <w:pPr>
-              <w:spacing w:before="60" w:after="60"/>
-              <w:jc w:val="center"/>
-            </w:pPr>
-          </w:p>
-        </w:tc>
-      </w:tr>
-      <w:tr>
-        <w:trPr>
-          <w:jc w:val="center"/>
-        </w:trPr>
-        <w:tc>
-          <w:tcPr>
-            <w:tcW w:w="907" w:type="dxa"/>
-          </w:tcPr>
-          <w:p>
-            <w:pPr>
-              <w:spacing w:before="60" w:after="60"/>
-              <w:jc w:val="center"/>
-            </w:pPr>
-            <w:r>
-              <w:rPr>
-                <w:rFonts w:ascii="標楷體" w:hAnsi="標楷體"/>
-                <w:sz w:val="22"/>
-              </w:rPr>
-              <w:t>17</w:t>
-            </w:r>
-          </w:p>
-        </w:tc>
-        <w:tc>
-          <w:tcPr>
-            <w:tcW w:w="6236" w:type="dxa"/>
-          </w:tcPr>
-          <w:p>
-            <w:pPr>
-              <w:spacing w:before="60" w:after="60"/>
-            </w:pPr>
-            <w:r>
-              <w:rPr>
-                <w:rFonts w:ascii="標楷體" w:hAnsi="標楷體"/>
-                <w:sz w:val="22"/>
-              </w:rPr>
-              <w:t>編輯者乙為文件</w:t>
-            </w:r>
-            <w:r>
-              <w:rPr>
-                <w:rFonts w:ascii="標楷體" w:hAnsi="標楷體"/>
-                <w:sz w:val="22"/>
-              </w:rPr>
-              <w:t xml:space="preserve"> E </w:t>
-            </w:r>
-            <w:r>
-              <w:rPr>
-                <w:rFonts w:ascii="標楷體" w:hAnsi="標楷體"/>
-                <w:sz w:val="22"/>
-              </w:rPr>
-              <w:t>上傳新版本並送審，清單中文件</w:t>
-            </w:r>
-            <w:r>
-              <w:rPr>
-                <w:rFonts w:ascii="標楷體" w:hAnsi="標楷體"/>
-                <w:sz w:val="22"/>
-              </w:rPr>
-              <w:t xml:space="preserve"> E </w:t>
-            </w:r>
-            <w:r>
-              <w:rPr>
-                <w:rFonts w:ascii="標楷體" w:hAnsi="標楷體"/>
-                <w:sz w:val="22"/>
-              </w:rPr>
-              <w:t>之發布日期應維持原值；審核者核准後發布日期更新為新版本之日期，作者改為編輯者乙（作者為目前發布版本的上傳者）。</w:t>
-            </w:r>
-          </w:p>
-        </w:tc>
-        <w:tc>
-          <w:tcPr>
-            <w:tcW w:w="1247" w:type="dxa"/>
-          </w:tcPr>
-          <w:p>
-            <w:pPr>
-              <w:spacing w:before="60" w:after="60"/>
-              <w:jc w:val="center"/>
-            </w:pPr>
-          </w:p>
-        </w:tc>
-        <w:tc>
-          <w:tcPr>
-            <w:tcW w:w="1247" w:type="dxa"/>
-          </w:tcPr>
-          <w:p>
-            <w:pPr>
-              <w:spacing w:before="60" w:after="60"/>
-              <w:jc w:val="center"/>
-            </w:pPr>
-          </w:p>
-        </w:tc>
-      </w:tr>
-      <w:tr>
-        <w:trPr>
-          <w:jc w:val="center"/>
-        </w:trPr>
-        <w:tc>
-          <w:tcPr>
-            <w:tcW w:w="907" w:type="dxa"/>
-          </w:tcPr>
-          <w:p>
-            <w:pPr>
-              <w:spacing w:before="60" w:after="60"/>
-              <w:jc w:val="center"/>
-            </w:pPr>
-            <w:r>
-              <w:rPr>
-                <w:rFonts w:ascii="標楷體" w:hAnsi="標楷體"/>
-                <w:sz w:val="22"/>
-              </w:rPr>
-              <w:t>18</w:t>
-            </w:r>
-          </w:p>
-        </w:tc>
-        <w:tc>
-          <w:tcPr>
-            <w:tcW w:w="6236" w:type="dxa"/>
-          </w:tcPr>
-          <w:p>
-            <w:pPr>
-              <w:spacing w:before="60" w:after="60"/>
-            </w:pPr>
-            <w:r>
-              <w:rPr>
-                <w:rFonts w:ascii="標楷體" w:hAnsi="標楷體"/>
-                <w:sz w:val="22"/>
-              </w:rPr>
-              <w:t>點清單中任一列，應進入該文件之文件詳細頁。</w:t>
-            </w:r>
-          </w:p>
-        </w:tc>
-        <w:tc>
-          <w:tcPr>
-            <w:tcW w:w="1247" w:type="dxa"/>
-          </w:tcPr>
-          <w:p>
-            <w:pPr>
-              <w:spacing w:before="60" w:after="60"/>
-              <w:jc w:val="center"/>
-            </w:pPr>
-          </w:p>
-        </w:tc>
-        <w:tc>
-          <w:tcPr>
-            <w:tcW w:w="1247" w:type="dxa"/>
-          </w:tcPr>
-          <w:p>
-            <w:pPr>
-              <w:spacing w:before="60" w:after="60"/>
-              <w:jc w:val="center"/>
-            </w:pPr>
-          </w:p>
-        </w:tc>
-      </w:tr>
-      <w:tr>
-        <w:trPr>
-          <w:jc w:val="center"/>
-        </w:trPr>
-        <w:tc>
-          <w:tcPr>
-            <w:tcW w:w="907" w:type="dxa"/>
-          </w:tcPr>
-          <w:p>
-            <w:pPr>
-              <w:spacing w:before="60" w:after="60"/>
-              <w:jc w:val="center"/>
-            </w:pPr>
-            <w:r>
-              <w:rPr>
-                <w:rFonts w:ascii="標楷體" w:hAnsi="標楷體"/>
-                <w:sz w:val="22"/>
-              </w:rPr>
-              <w:t>19</w:t>
-            </w:r>
-          </w:p>
-        </w:tc>
-        <w:tc>
-          <w:tcPr>
-            <w:tcW w:w="6236" w:type="dxa"/>
-          </w:tcPr>
-          <w:p>
-            <w:pPr>
-              <w:spacing w:before="60" w:after="60"/>
-            </w:pPr>
-            <w:r>
-              <w:rPr>
-                <w:rFonts w:ascii="標楷體" w:hAnsi="標楷體"/>
-                <w:sz w:val="22"/>
-              </w:rPr>
               <w:t>對文件</w:t>
             </w:r>
             <w:r>
@@ -4292,7 +3435,7 @@
                 <w:rFonts w:ascii="標楷體" w:hAnsi="標楷體"/>
                 <w:sz w:val="22"/>
               </w:rPr>
-              <w:t>提出廢止申請、尚未核准時，文件</w:t>
+              <w:t>提出廢止申請、審核者核准廢止後，文件</w:t>
             </w:r>
             <w:r>
               <w:rPr>
@@ -4306,83 +3449,7 @@
                 <w:rFonts w:ascii="標楷體" w:hAnsi="標楷體"/>
                 <w:sz w:val="22"/>
               </w:rPr>
-              <w:t>應仍列於清單且可進入詳細頁；審核者核准廢止後，文件</w:t>
-            </w:r>
-            <w:r>
-              <w:rPr>
-                <w:rFonts w:ascii="標楷體" w:hAnsi="標楷體"/>
-                <w:sz w:val="22"/>
-              </w:rPr>
-              <w:t xml:space="preserve"> F </w:t>
-            </w:r>
-            <w:r>
-              <w:rPr>
-                <w:rFonts w:ascii="標楷體" w:hAnsi="標楷體"/>
-                <w:sz w:val="22"/>
-              </w:rPr>
               <w:t>應自清單移除。</w:t>
-            </w:r>
-          </w:p>
-        </w:tc>
-        <w:tc>
-          <w:tcPr>
-            <w:tcW w:w="1247" w:type="dxa"/>
-          </w:tcPr>
-          <w:p>
-            <w:pPr>
-              <w:spacing w:before="60" w:after="60"/>
-              <w:jc w:val="center"/>
-            </w:pPr>
-          </w:p>
-        </w:tc>
-        <w:tc>
-          <w:tcPr>
-            <w:tcW w:w="1247" w:type="dxa"/>
-          </w:tcPr>
-          <w:p>
-            <w:pPr>
-              <w:spacing w:before="60" w:after="60"/>
-              <w:jc w:val="center"/>
-            </w:pPr>
-          </w:p>
-        </w:tc>
-      </w:tr>
-      <w:tr>
-        <w:trPr>
-          <w:jc w:val="center"/>
-        </w:trPr>
-        <w:tc>
-          <w:tcPr>
-            <w:tcW w:w="907" w:type="dxa"/>
-          </w:tcPr>
-          <w:p>
-            <w:pPr>
-              <w:spacing w:before="60" w:after="60"/>
-              <w:jc w:val="center"/>
-            </w:pPr>
-            <w:r>
-              <w:rPr>
-                <w:rFonts w:ascii="標楷體" w:hAnsi="標楷體"/>
-                <w:sz w:val="22"/>
-              </w:rPr>
-              <w:t>20</w:t>
-            </w:r>
-          </w:p>
-        </w:tc>
-        <w:tc>
-          <w:tcPr>
-            <w:tcW w:w="6236" w:type="dxa"/>
-          </w:tcPr>
-          <w:p>
-            <w:pPr>
-              <w:spacing w:before="60" w:after="60"/>
-            </w:pPr>
-            <w:r>
-              <w:rPr>
-                <w:rFonts w:ascii="標楷體" w:hAnsi="標楷體"/>
-                <w:sz w:val="22"/>
-              </w:rPr>
-              <w:t>以編輯者甲登入，搜尋結果右上方應有「新增文件」，按下後進入新增文件畫面；以閱覽者甲登入則不應出現「新增文件」。</w:t>
             </w:r>
           </w:p>
         </w:tc>
@@ -4414,7 +3481,7 @@
       <w:pPr>
         <w:pStyle w:val="1"/>
       </w:pPr>
-      <w:bookmarkStart w:id="4" w:name="_Toc243386882"/>
+      <w:bookmarkStart w:id="4" w:name="_Toc243484327"/>
       <w:r>
         <w:lastRenderedPageBreak/>
         <w:t xml:space="preserve">DM02 </w:t>
@@ -4880,7 +3947,49 @@
                 <w:rFonts w:ascii="標楷體" w:hAnsi="標楷體"/>
                 <w:sz w:val="22"/>
               </w:rPr>
-              <w:t>編輯者甲於個人專區撤回一筆送審後，審核者甲重新進入簽核中心，該項目應已自「待簽核」消失，且不列於「已完成」。</w:t>
+              <w:t>管理者將催辦門檻調為</w:t>
+            </w:r>
+            <w:r>
+              <w:rPr>
+                <w:rFonts w:ascii="標楷體" w:hAnsi="標楷體"/>
+                <w:sz w:val="22"/>
+              </w:rPr>
+              <w:t xml:space="preserve"> 1 </w:t>
+            </w:r>
+            <w:r>
+              <w:rPr>
+                <w:rFonts w:ascii="標楷體" w:hAnsi="標楷體"/>
+                <w:sz w:val="22"/>
+              </w:rPr>
+              <w:t>天後，送審已滿</w:t>
+            </w:r>
+            <w:r>
+              <w:rPr>
+                <w:rFonts w:ascii="標楷體" w:hAnsi="標楷體"/>
+                <w:sz w:val="22"/>
+              </w:rPr>
+              <w:t xml:space="preserve"> 24 </w:t>
+            </w:r>
+            <w:r>
+              <w:rPr>
+                <w:rFonts w:ascii="標楷體" w:hAnsi="標楷體"/>
+                <w:sz w:val="22"/>
+              </w:rPr>
+              <w:t>小時之項目，其停留天數應以紅字加警示符號標示；未滿</w:t>
+            </w:r>
+            <w:r>
+              <w:rPr>
+                <w:rFonts w:ascii="標楷體" w:hAnsi="標楷體"/>
+                <w:sz w:val="22"/>
+              </w:rPr>
+              <w:t xml:space="preserve"> 24 </w:t>
+            </w:r>
+            <w:r>
+              <w:rPr>
+                <w:rFonts w:ascii="標楷體" w:hAnsi="標楷體"/>
+                <w:sz w:val="22"/>
+              </w:rPr>
+              <w:t>小時者不標示。</w:t>
             </w:r>
           </w:p>
         </w:tc>
@@ -4942,7 +4051,7 @@
                 <w:rFonts w:ascii="標楷體" w:hAnsi="標楷體"/>
                 <w:sz w:val="22"/>
               </w:rPr>
-              <w:t>管理者將催辦門檻調為</w:t>
+              <w:t>催辦門檻為</w:t>
             </w:r>
             <w:r>
               <w:rPr>
@@ -4956,35 +4065,133 @@
                 <w:rFonts w:ascii="標楷體" w:hAnsi="標楷體"/>
                 <w:sz w:val="22"/>
               </w:rPr>
-              <w:t>天後，送審已滿</w:t>
-            </w:r>
-            <w:r>
-              <w:rPr>
-                <w:rFonts w:ascii="標楷體" w:hAnsi="標楷體"/>
-                <w:sz w:val="22"/>
-              </w:rPr>
-              <w:t xml:space="preserve"> 24 </w:t>
-            </w:r>
-            <w:r>
-              <w:rPr>
-                <w:rFonts w:ascii="標楷體" w:hAnsi="標楷體"/>
-                <w:sz w:val="22"/>
-              </w:rPr>
-              <w:t>小時之項目，其停留天數應以紅字加警示符號標示；未滿</w:t>
-            </w:r>
-            <w:r>
-              <w:rPr>
-                <w:rFonts w:ascii="標楷體" w:hAnsi="標楷體"/>
-                <w:sz w:val="22"/>
-              </w:rPr>
-              <w:t xml:space="preserve"> 24 </w:t>
-            </w:r>
-            <w:r>
-              <w:rPr>
-                <w:rFonts w:ascii="標楷體" w:hAnsi="標楷體"/>
-                <w:sz w:val="22"/>
-              </w:rPr>
-              <w:t>小時者不標示。</w:t>
+              <w:t>天時，管理者於</w:t>
+            </w:r>
+            <w:r>
+              <w:rPr>
+                <w:rFonts w:ascii="標楷體" w:hAnsi="標楷體"/>
+                <w:sz w:val="22"/>
+              </w:rPr>
+              <w:t xml:space="preserve"> DP06 </w:t>
+            </w:r>
+            <w:r>
+              <w:rPr>
+                <w:rFonts w:ascii="標楷體" w:hAnsi="標楷體"/>
+                <w:sz w:val="22"/>
+              </w:rPr>
+              <w:t>排程作業總覽將「</w:t>
+            </w:r>
+            <w:r>
+              <w:rPr>
+                <w:rFonts w:ascii="標楷體" w:hAnsi="標楷體"/>
+                <w:sz w:val="22"/>
+              </w:rPr>
+              <w:t xml:space="preserve">DM </w:t>
+            </w:r>
+            <w:r>
+              <w:rPr>
+                <w:rFonts w:ascii="標楷體" w:hAnsi="標楷體"/>
+                <w:sz w:val="22"/>
+              </w:rPr>
+              <w:t>簽核催辦」（</w:t>
+            </w:r>
+            <w:r>
+              <w:rPr>
+                <w:rFonts w:ascii="標楷體" w:hAnsi="標楷體"/>
+                <w:sz w:val="22"/>
+              </w:rPr>
+              <w:t>SCHDM002</w:t>
+            </w:r>
+            <w:r>
+              <w:rPr>
+                <w:rFonts w:ascii="標楷體" w:hAnsi="標楷體"/>
+                <w:sz w:val="22"/>
+              </w:rPr>
+              <w:t>）的執行時間（</w:t>
+            </w:r>
+            <w:r>
+              <w:rPr>
+                <w:rFonts w:ascii="標楷體" w:hAnsi="標楷體"/>
+                <w:sz w:val="22"/>
+              </w:rPr>
+              <w:t>Cron</w:t>
+            </w:r>
+            <w:r>
+              <w:rPr>
+                <w:rFonts w:ascii="標楷體" w:hAnsi="標楷體"/>
+                <w:sz w:val="22"/>
+              </w:rPr>
+              <w:t>）改為數分鐘後的時點（先抄下原值，預設</w:t>
+            </w:r>
+            <w:r>
+              <w:rPr>
+                <w:rFonts w:ascii="標楷體" w:hAnsi="標楷體"/>
+                <w:sz w:val="22"/>
+              </w:rPr>
+              <w:t xml:space="preserve"> `0 8 * * *`</w:t>
+            </w:r>
+            <w:r>
+              <w:rPr>
+                <w:rFonts w:ascii="標楷體" w:hAnsi="標楷體"/>
+                <w:sz w:val="22"/>
+              </w:rPr>
+              <w:t>），排程執行後審核者甲應收到一封催辦</w:t>
+            </w:r>
+            <w:r>
+              <w:rPr>
+                <w:rFonts w:ascii="標楷體" w:hAnsi="標楷體"/>
+                <w:sz w:val="22"/>
+              </w:rPr>
+              <w:t xml:space="preserve"> Email</w:t>
+            </w:r>
+            <w:r>
+              <w:rPr>
+                <w:rFonts w:ascii="標楷體" w:hAnsi="標楷體"/>
+                <w:sz w:val="22"/>
+              </w:rPr>
+              <w:t>，主旨為「【催辦】您有</w:t>
+            </w:r>
+            <w:r>
+              <w:rPr>
+                <w:rFonts w:ascii="標楷體" w:hAnsi="標楷體"/>
+                <w:sz w:val="22"/>
+              </w:rPr>
+              <w:t xml:space="preserve"> N </w:t>
+            </w:r>
+            <w:r>
+              <w:rPr>
+                <w:rFonts w:ascii="標楷體" w:hAnsi="標楷體"/>
+                <w:sz w:val="22"/>
+              </w:rPr>
+              <w:t>件送審待簽核」，信中逐項列出其所有逾期送審之文件名稱與停留天數；有多筆逾期者仍只收到一封。測完將</w:t>
+            </w:r>
+            <w:r>
+              <w:rPr>
+                <w:rFonts w:ascii="標楷體" w:hAnsi="標楷體"/>
+                <w:sz w:val="22"/>
+              </w:rPr>
+              <w:t xml:space="preserve"> Cron </w:t>
+            </w:r>
+            <w:r>
+              <w:rPr>
+                <w:rFonts w:ascii="標楷體" w:hAnsi="標楷體"/>
+                <w:sz w:val="22"/>
+              </w:rPr>
+              <w:t>與催辦門檻（預設</w:t>
+            </w:r>
+            <w:r>
+              <w:rPr>
+                <w:rFonts w:ascii="標楷體" w:hAnsi="標楷體"/>
+                <w:sz w:val="22"/>
+              </w:rPr>
+              <w:t xml:space="preserve"> 7 </w:t>
+            </w:r>
+            <w:r>
+              <w:rPr>
+                <w:rFonts w:ascii="標楷體" w:hAnsi="標楷體"/>
+                <w:sz w:val="22"/>
+              </w:rPr>
+              <w:t>天）皆改回原值。</w:t>
             </w:r>
           </w:p>
         </w:tc>
@@ -5046,119 +4253,56 @@
                 <w:rFonts w:ascii="標楷體" w:hAnsi="標楷體"/>
                 <w:sz w:val="22"/>
               </w:rPr>
-              <w:t>承上，管理者於</w:t>
-            </w:r>
-            <w:r>
-              <w:rPr>
-                <w:rFonts w:ascii="標楷體" w:hAnsi="標楷體"/>
-                <w:sz w:val="22"/>
-              </w:rPr>
-              <w:t xml:space="preserve"> DP06 </w:t>
-            </w:r>
-            <w:r>
-              <w:rPr>
-                <w:rFonts w:ascii="標楷體" w:hAnsi="標楷體"/>
-                <w:sz w:val="22"/>
-              </w:rPr>
-              <w:t>排程作業總覽將「</w:t>
-            </w:r>
-            <w:r>
-              <w:rPr>
-                <w:rFonts w:ascii="標楷體" w:hAnsi="標楷體"/>
-                <w:sz w:val="22"/>
-              </w:rPr>
-              <w:t xml:space="preserve">DM </w:t>
-            </w:r>
-            <w:r>
-              <w:rPr>
-                <w:rFonts w:ascii="標楷體" w:hAnsi="標楷體"/>
-                <w:sz w:val="22"/>
-              </w:rPr>
-              <w:t>簽核催辦」（</w:t>
-            </w:r>
-            <w:r>
-              <w:rPr>
-                <w:rFonts w:ascii="標楷體" w:hAnsi="標楷體"/>
-                <w:sz w:val="22"/>
-              </w:rPr>
-              <w:t>SCHDM002</w:t>
-            </w:r>
-            <w:r>
-              <w:rPr>
-                <w:rFonts w:ascii="標楷體" w:hAnsi="標楷體"/>
-                <w:sz w:val="22"/>
-              </w:rPr>
-              <w:t>）的執行時間（</w:t>
-            </w:r>
-            <w:r>
-              <w:rPr>
-                <w:rFonts w:ascii="標楷體" w:hAnsi="標楷體"/>
-                <w:sz w:val="22"/>
-              </w:rPr>
-              <w:t>Cron</w:t>
-            </w:r>
-            <w:r>
-              <w:rPr>
-                <w:rFonts w:ascii="標楷體" w:hAnsi="標楷體"/>
-                <w:sz w:val="22"/>
-              </w:rPr>
-              <w:t>）改為數分鐘後的時點（先抄下原值，預設</w:t>
-            </w:r>
-            <w:r>
-              <w:rPr>
-                <w:rFonts w:ascii="標楷體" w:hAnsi="標楷體"/>
-                <w:sz w:val="22"/>
-              </w:rPr>
-              <w:t xml:space="preserve"> `0 8 * * *`</w:t>
-            </w:r>
-            <w:r>
-              <w:rPr>
-                <w:rFonts w:ascii="標楷體" w:hAnsi="標楷體"/>
-                <w:sz w:val="22"/>
-              </w:rPr>
-              <w:t>），排程執行後審核者甲應收到一封催辦</w:t>
-            </w:r>
-            <w:r>
-              <w:rPr>
-                <w:rFonts w:ascii="標楷體" w:hAnsi="標楷體"/>
-                <w:sz w:val="22"/>
-              </w:rPr>
-              <w:t xml:space="preserve"> Email</w:t>
-            </w:r>
-            <w:r>
-              <w:rPr>
-                <w:rFonts w:ascii="標楷體" w:hAnsi="標楷體"/>
-                <w:sz w:val="22"/>
-              </w:rPr>
-              <w:t>，主旨為「【催辦】您有</w:t>
-            </w:r>
-            <w:r>
-              <w:rPr>
-                <w:rFonts w:ascii="標楷體" w:hAnsi="標楷體"/>
-                <w:sz w:val="22"/>
-              </w:rPr>
-              <w:t xml:space="preserve"> N </w:t>
-            </w:r>
-            <w:r>
-              <w:rPr>
-                <w:rFonts w:ascii="標楷體" w:hAnsi="標楷體"/>
-                <w:sz w:val="22"/>
-              </w:rPr>
-              <w:t>件送審待簽核」，信中逐項列出其所有逾期送審之文件名稱與停留天數；有多筆逾期者仍只收到一封。測完將</w:t>
-            </w:r>
-            <w:r>
-              <w:rPr>
-                <w:rFonts w:ascii="標楷體" w:hAnsi="標楷體"/>
-                <w:sz w:val="22"/>
-              </w:rPr>
-              <w:t xml:space="preserve"> Cron </w:t>
-            </w:r>
-            <w:r>
-              <w:rPr>
-                <w:rFonts w:ascii="標楷體" w:hAnsi="標楷體"/>
-                <w:sz w:val="22"/>
-              </w:rPr>
-              <w:t>改回原值。</w:t>
+              <w:t>點文件</w:t>
+            </w:r>
+            <w:r>
+              <w:rPr>
+                <w:rFonts w:ascii="標楷體" w:hAnsi="標楷體"/>
+                <w:sz w:val="22"/>
+              </w:rPr>
+              <w:t xml:space="preserve"> P</w:t>
+            </w:r>
+            <w:r>
+              <w:rPr>
+                <w:rFonts w:ascii="標楷體" w:hAnsi="標楷體"/>
+                <w:sz w:val="22"/>
+              </w:rPr>
+              <w:t>（新增類）之列，下方應展開簽核明細，顯示可見對象「國防部軍醫局＋護理師」、檢索標籤，以及「變</w:t>
+            </w:r>
+            <w:r>
+              <w:rPr>
+                <w:rFonts w:ascii="標楷體" w:hAnsi="標楷體"/>
+                <w:sz w:val="22"/>
+              </w:rPr>
+              <w:t>更摘要」欄中撰寫者填寫之首版摘要，按「下載」可取得送審檔案；點文件</w:t>
+            </w:r>
+            <w:r>
+              <w:rPr>
+                <w:rFonts w:ascii="標楷體" w:hAnsi="標楷體"/>
+                <w:sz w:val="22"/>
+              </w:rPr>
+              <w:t xml:space="preserve"> R</w:t>
+            </w:r>
+            <w:r>
+              <w:rPr>
+                <w:rFonts w:ascii="標楷體" w:hAnsi="標楷體"/>
+                <w:sz w:val="22"/>
+              </w:rPr>
+              <w:t>（新版本類）之列，檔案區應並列目前發布版與待審新版，兩者皆可下載；點文件</w:t>
+            </w:r>
+            <w:r>
+              <w:rPr>
+                <w:rFonts w:ascii="標楷體" w:hAnsi="標楷體"/>
+                <w:sz w:val="22"/>
+              </w:rPr>
+              <w:t xml:space="preserve"> T</w:t>
+            </w:r>
+            <w:r>
+              <w:rPr>
+                <w:rFonts w:ascii="標楷體" w:hAnsi="標楷體"/>
+                <w:sz w:val="22"/>
+              </w:rPr>
+              <w:t>（廢止類）之列，變更摘要應顯示申請人填寫之廢止原因，且可「下載廢止附件」。</w:t>
             </w:r>
           </w:p>
         </w:tc>
@@ -5220,7 +4364,7 @@
                 <w:rFonts w:ascii="標楷體" w:hAnsi="標楷體"/>
                 <w:sz w:val="22"/>
               </w:rPr>
-              <w:t>點文件</w:t>
+              <w:t>對文件</w:t>
             </w:r>
             <w:r>
               <w:rPr>
@@ -5234,7 +4378,35 @@
                 <w:rFonts w:ascii="標楷體" w:hAnsi="標楷體"/>
                 <w:sz w:val="22"/>
               </w:rPr>
-              <w:t>之列，下方應展開簽核明細，顯示可見對象「國防部軍醫局＋護理師」、檢索標籤，以及「變更摘要」欄中撰寫者填寫之首版摘要，按「下載」可取得送審檔案。</w:t>
+              <w:t>按「核准並發布」，於確認視窗按「確認核准」，應顯示「已核准並發布」，該項目移至「已完成」，文件</w:t>
+            </w:r>
+            <w:r>
+              <w:rPr>
+                <w:rFonts w:ascii="標楷體" w:hAnsi="標楷體"/>
+                <w:sz w:val="22"/>
+              </w:rPr>
+              <w:t xml:space="preserve"> P </w:t>
+            </w:r>
+            <w:r>
+              <w:rPr>
+                <w:rFonts w:ascii="標楷體" w:hAnsi="標楷體"/>
+                <w:sz w:val="22"/>
+              </w:rPr>
+              <w:t>出現於文件庫，編輯者甲之個人專區「我的文件動態」應出現該文件的「核准發布」列；管理者於文件變更歷程查詢應查得到文件</w:t>
+            </w:r>
+            <w:r>
+              <w:rPr>
+                <w:rFonts w:ascii="標楷體" w:hAnsi="標楷體"/>
+                <w:sz w:val="22"/>
+              </w:rPr>
+              <w:t xml:space="preserve"> P </w:t>
+            </w:r>
+            <w:r>
+              <w:rPr>
+                <w:rFonts w:ascii="標楷體" w:hAnsi="標楷體"/>
+                <w:sz w:val="22"/>
+              </w:rPr>
+              <w:t>之發布紀錄，核准者為審核者甲。</w:t>
             </w:r>
           </w:p>
         </w:tc>
@@ -5296,21 +4468,92 @@
                 <w:rFonts w:ascii="標楷體" w:hAnsi="標楷體"/>
                 <w:sz w:val="22"/>
               </w:rPr>
-              <w:t>點文件</w:t>
-            </w:r>
-            <w:r>
-              <w:rPr>
-                <w:rFonts w:ascii="標楷體" w:hAnsi="標楷體"/>
-                <w:sz w:val="22"/>
-              </w:rPr>
-              <w:t xml:space="preserve"> R </w:t>
-            </w:r>
-            <w:r>
-              <w:rPr>
-                <w:rFonts w:ascii="標楷體" w:hAnsi="標楷體"/>
-                <w:sz w:val="22"/>
-              </w:rPr>
-              <w:t>之列（新版本），檔案區應並列目前發布版與待審新版，兩者皆可下載。</w:t>
+              <w:t>文件</w:t>
+            </w:r>
+            <w:r>
+              <w:rPr>
+                <w:rFonts w:ascii="標楷體" w:hAnsi="標楷體"/>
+                <w:sz w:val="22"/>
+              </w:rPr>
+              <w:t xml:space="preserve"> </w:t>
+            </w:r>
+            <w:r>
+              <w:rPr>
+                <w:rFonts w:ascii="標楷體" w:hAnsi="標楷體"/>
+                <w:sz w:val="22"/>
+              </w:rPr>
+              <w:t xml:space="preserve">P </w:t>
+            </w:r>
+            <w:r>
+              <w:rPr>
+                <w:rFonts w:ascii="標楷體" w:hAnsi="標楷體"/>
+                <w:sz w:val="22"/>
+              </w:rPr>
+              <w:t>核准發布後，閱覽者甲應收到其發布通知且於文件庫查得到文件</w:t>
+            </w:r>
+            <w:r>
+              <w:rPr>
+                <w:rFonts w:ascii="標楷體" w:hAnsi="標楷體"/>
+                <w:sz w:val="22"/>
+              </w:rPr>
+              <w:t xml:space="preserve"> P</w:t>
+            </w:r>
+            <w:r>
+              <w:rPr>
+                <w:rFonts w:ascii="標楷體" w:hAnsi="標楷體"/>
+                <w:sz w:val="22"/>
+              </w:rPr>
+              <w:t>，閱覽者乙應收不到通知、亦查不到文件</w:t>
+            </w:r>
+            <w:r>
+              <w:rPr>
+                <w:rFonts w:ascii="標楷體" w:hAnsi="標楷體"/>
+                <w:sz w:val="22"/>
+              </w:rPr>
+              <w:t xml:space="preserve"> P</w:t>
+            </w:r>
+            <w:r>
+              <w:rPr>
+                <w:rFonts w:ascii="標楷體" w:hAnsi="標楷體"/>
+                <w:sz w:val="22"/>
+              </w:rPr>
+              <w:t>；再對文件</w:t>
+            </w:r>
+            <w:r>
+              <w:rPr>
+                <w:rFonts w:ascii="標楷體" w:hAnsi="標楷體"/>
+                <w:sz w:val="22"/>
+              </w:rPr>
+              <w:t xml:space="preserve"> AB</w:t>
+            </w:r>
+            <w:r>
+              <w:rPr>
+                <w:rFonts w:ascii="標楷體" w:hAnsi="標楷體"/>
+                <w:sz w:val="22"/>
+              </w:rPr>
+              <w:t>（訓練教材）按「核准並發布」並「確認核准」，文件</w:t>
+            </w:r>
+            <w:r>
+              <w:rPr>
+                <w:rFonts w:ascii="標楷體" w:hAnsi="標楷體"/>
+                <w:sz w:val="22"/>
+              </w:rPr>
+              <w:t xml:space="preserve"> AB </w:t>
+            </w:r>
+            <w:r>
+              <w:rPr>
+                <w:rFonts w:ascii="標楷體" w:hAnsi="標楷體"/>
+                <w:sz w:val="22"/>
+              </w:rPr>
+              <w:t>應轉為已發布（以審核者甲於文件庫查詢可見；訓練教材不設可見對象，閱覽者於文件庫查不到屬正常），閱覽者</w:t>
+            </w:r>
+            <w:r>
+              <w:rPr>
+                <w:rFonts w:ascii="標楷體" w:hAnsi="標楷體"/>
+                <w:sz w:val="22"/>
+              </w:rPr>
+              <w:lastRenderedPageBreak/>
+              <w:t>甲、閱覽者乙皆應收不到其發布通知。</w:t>
             </w:r>
           </w:p>
         </w:tc>
@@ -5372,21 +4615,21 @@
                 <w:rFonts w:ascii="標楷體" w:hAnsi="標楷體"/>
                 <w:sz w:val="22"/>
               </w:rPr>
-              <w:t>點文件</w:t>
-            </w:r>
-            <w:r>
-              <w:rPr>
-                <w:rFonts w:ascii="標楷體" w:hAnsi="標楷體"/>
-                <w:sz w:val="22"/>
-              </w:rPr>
-              <w:t xml:space="preserve"> T </w:t>
-            </w:r>
-            <w:r>
-              <w:rPr>
-                <w:rFonts w:ascii="標楷體" w:hAnsi="標楷體"/>
-                <w:sz w:val="22"/>
-              </w:rPr>
-              <w:t>之列（廢止），變更摘要應顯示申請人填寫之廢止原因，且可「下載廢止附件」。</w:t>
+              <w:t>核准文件</w:t>
+            </w:r>
+            <w:r>
+              <w:rPr>
+                <w:rFonts w:ascii="標楷體" w:hAnsi="標楷體"/>
+                <w:sz w:val="22"/>
+              </w:rPr>
+              <w:t xml:space="preserve"> R </w:t>
+            </w:r>
+            <w:r>
+              <w:rPr>
+                <w:rFonts w:ascii="標楷體" w:hAnsi="標楷體"/>
+                <w:sz w:val="22"/>
+              </w:rPr>
+              <w:t>之新版本前，文件庫應仍為原發布版；核准後文件庫之發布日期更新為新版本之日期。</w:t>
             </w:r>
           </w:p>
         </w:tc>
@@ -5455,28 +4698,49 @@
                 <w:rFonts w:ascii="標楷體" w:hAnsi="標楷體"/>
                 <w:sz w:val="22"/>
               </w:rPr>
-              <w:t xml:space="preserve"> P </w:t>
-            </w:r>
-            <w:r>
-              <w:rPr>
-                <w:rFonts w:ascii="標楷體" w:hAnsi="標楷體"/>
-                <w:sz w:val="22"/>
-              </w:rPr>
-              <w:t>按「核准並發布」，於確認視窗按「確認核准」，應顯示「已核准並發布」，該項目移至「已完成」，文件</w:t>
-            </w:r>
-            <w:r>
-              <w:rPr>
-                <w:rFonts w:ascii="標楷體" w:hAnsi="標楷體"/>
-                <w:sz w:val="22"/>
-              </w:rPr>
-              <w:t xml:space="preserve"> P </w:t>
-            </w:r>
-            <w:r>
-              <w:rPr>
-                <w:rFonts w:ascii="標楷體" w:hAnsi="標楷體"/>
-                <w:sz w:val="22"/>
-              </w:rPr>
-              <w:t>出現於文件庫（以審核者甲或編輯者甲查詢），編輯者甲之個人專區「我的文件動態」應出現該文件的「核准發布」列。</w:t>
+              <w:t xml:space="preserve"> T </w:t>
+            </w:r>
+            <w:r>
+              <w:rPr>
+                <w:rFonts w:ascii="標楷體" w:hAnsi="標楷體"/>
+                <w:sz w:val="22"/>
+              </w:rPr>
+              <w:t>按「核准並廢止」並「確認廢止」，文件</w:t>
+            </w:r>
+            <w:r>
+              <w:rPr>
+                <w:rFonts w:ascii="標楷體" w:hAnsi="標楷體"/>
+                <w:sz w:val="22"/>
+              </w:rPr>
+              <w:t xml:space="preserve"> T </w:t>
+            </w:r>
+            <w:r>
+              <w:rPr>
+                <w:rFonts w:ascii="標楷體" w:hAnsi="標楷體"/>
+                <w:sz w:val="22"/>
+              </w:rPr>
+              <w:t>應自文件庫下架，編輯者甲之「我的文</w:t>
+            </w:r>
+            <w:r>
+              <w:rPr>
+                <w:rFonts w:ascii="標楷體" w:hAnsi="標楷體"/>
+                <w:sz w:val="22"/>
+              </w:rPr>
+              <w:t>件動態」應出現「已廢止」列（站內呈現，不寄</w:t>
+            </w:r>
+            <w:r>
+              <w:rPr>
+                <w:rFonts w:ascii="標楷體" w:hAnsi="標楷體"/>
+                <w:sz w:val="22"/>
+              </w:rPr>
+              <w:t xml:space="preserve"> Email</w:t>
+            </w:r>
+            <w:r>
+              <w:rPr>
+                <w:rFonts w:ascii="標楷體" w:hAnsi="標楷體"/>
+                <w:sz w:val="22"/>
+              </w:rPr>
+              <w:t>），且不寄出文件發布通知；文件變更歷程查詢應留有其廢止紀錄。</w:t>
             </w:r>
           </w:p>
         </w:tc>
@@ -5538,21 +4802,112 @@
                 <w:rFonts w:ascii="標楷體" w:hAnsi="標楷體"/>
                 <w:sz w:val="22"/>
               </w:rPr>
-              <w:t>承上，管理者於文件變更歷程查詢應查得到文件</w:t>
-            </w:r>
-            <w:r>
-              <w:rPr>
-                <w:rFonts w:ascii="標楷體" w:hAnsi="標楷體"/>
-                <w:sz w:val="22"/>
-              </w:rPr>
-              <w:t xml:space="preserve"> P </w:t>
-            </w:r>
-            <w:r>
-              <w:rPr>
-                <w:rFonts w:ascii="標楷體" w:hAnsi="標楷體"/>
-                <w:sz w:val="22"/>
-              </w:rPr>
-              <w:t>之發布紀錄，核准者為審核者甲。</w:t>
+              <w:t>對文件</w:t>
+            </w:r>
+            <w:r>
+              <w:rPr>
+                <w:rFonts w:ascii="標楷體" w:hAnsi="標楷體"/>
+                <w:sz w:val="22"/>
+              </w:rPr>
+              <w:t xml:space="preserve"> Q </w:t>
+            </w:r>
+            <w:r>
+              <w:rPr>
+                <w:rFonts w:ascii="標楷體" w:hAnsi="標楷體"/>
+                <w:sz w:val="22"/>
+              </w:rPr>
+              <w:t>按「退回」，填寫退回原因後按「確認退回」，該項目應標示為已退回並移至「已完成」，文件</w:t>
+            </w:r>
+            <w:r>
+              <w:rPr>
+                <w:rFonts w:ascii="標楷體" w:hAnsi="標楷體"/>
+                <w:sz w:val="22"/>
+              </w:rPr>
+              <w:t xml:space="preserve"> Q </w:t>
+            </w:r>
+            <w:r>
+              <w:rPr>
+                <w:rFonts w:ascii="標楷體" w:hAnsi="標楷體"/>
+                <w:sz w:val="22"/>
+              </w:rPr>
+              <w:t>回到編輯者甲個人專區之「草稿匣」（草稿類型「被退回待修改」），編輯者甲之「我的文件動態」應出現「已退回」列（站內呈現，不寄</w:t>
+            </w:r>
+            <w:r>
+              <w:rPr>
+                <w:rFonts w:ascii="標楷體" w:hAnsi="標楷體"/>
+                <w:sz w:val="22"/>
+              </w:rPr>
+              <w:t xml:space="preserve"> Email</w:t>
+            </w:r>
+            <w:r>
+              <w:rPr>
+                <w:rFonts w:ascii="標楷體" w:hAnsi="標楷體"/>
+                <w:sz w:val="22"/>
+              </w:rPr>
+              <w:t>），該列「退回原因」欄顯示剛才填寫的退回原因全文；退回文件</w:t>
+            </w:r>
+            <w:r>
+              <w:rPr>
+                <w:rFonts w:ascii="標楷體" w:hAnsi="標楷體"/>
+                <w:sz w:val="22"/>
+              </w:rPr>
+              <w:t xml:space="preserve"> S </w:t>
+            </w:r>
+            <w:r>
+              <w:rPr>
+                <w:rFonts w:ascii="標楷體" w:hAnsi="標楷體"/>
+                <w:sz w:val="22"/>
+              </w:rPr>
+              <w:t>之新版本後，文件庫中文件</w:t>
+            </w:r>
+            <w:r>
+              <w:rPr>
+                <w:rFonts w:ascii="標楷體" w:hAnsi="標楷體"/>
+                <w:sz w:val="22"/>
+              </w:rPr>
+              <w:t xml:space="preserve"> S </w:t>
+            </w:r>
+            <w:r>
+              <w:rPr>
+                <w:rFonts w:ascii="標楷體" w:hAnsi="標楷體"/>
+                <w:sz w:val="22"/>
+              </w:rPr>
+              <w:t>應仍為原發布版，新版本回到編輯者甲之草稿匣；退回文件</w:t>
+            </w:r>
+            <w:r>
+              <w:rPr>
+                <w:rFonts w:ascii="標楷體" w:hAnsi="標楷體"/>
+                <w:sz w:val="22"/>
+              </w:rPr>
+              <w:t xml:space="preserve"> U</w:t>
+            </w:r>
+            <w:r>
+              <w:rPr>
+                <w:rFonts w:ascii="標楷體" w:hAnsi="標楷體"/>
+                <w:sz w:val="22"/>
+              </w:rPr>
+              <w:t xml:space="preserve"> </w:t>
+            </w:r>
+            <w:r>
+              <w:rPr>
+                <w:rFonts w:ascii="標楷體" w:hAnsi="標楷體"/>
+                <w:sz w:val="22"/>
+              </w:rPr>
+              <w:t>之廢止申請後，文件</w:t>
+            </w:r>
+            <w:r>
+              <w:rPr>
+                <w:rFonts w:ascii="標楷體" w:hAnsi="標楷體"/>
+                <w:sz w:val="22"/>
+              </w:rPr>
+              <w:t xml:space="preserve"> U </w:t>
+            </w:r>
+            <w:r>
+              <w:rPr>
+                <w:rFonts w:ascii="標楷體" w:hAnsi="標楷體"/>
+                <w:sz w:val="22"/>
+              </w:rPr>
+              <w:t>應仍為已發布並照常列於文件庫。</w:t>
             </w:r>
           </w:p>
         </w:tc>
@@ -5597,7 +4952,6 @@
                 <w:rFonts w:ascii="標楷體" w:hAnsi="標楷體"/>
                 <w:sz w:val="22"/>
               </w:rPr>
-              <w:lastRenderedPageBreak/>
               <w:t>10</w:t>
             </w:r>
           </w:p>
@@ -5615,7 +4969,21 @@
                 <w:rFonts w:ascii="標楷體" w:hAnsi="標楷體"/>
                 <w:sz w:val="22"/>
               </w:rPr>
-              <w:t>承上，閱覽者甲應收到文件</w:t>
+              <w:t>切換至「已完成」，應列出本人核准與退回之項目、結果與送審者；文件</w:t>
+            </w:r>
+            <w:r>
+              <w:rPr>
+                <w:rFonts w:ascii="標楷體" w:hAnsi="標楷體"/>
+                <w:sz w:val="22"/>
+              </w:rPr>
+              <w:t xml:space="preserve"> Q </w:t>
+            </w:r>
+            <w:r>
+              <w:rPr>
+                <w:rFonts w:ascii="標楷體" w:hAnsi="標楷體"/>
+                <w:sz w:val="22"/>
+              </w:rPr>
+              <w:t>之退回列「退回原因」欄應為所填原因，文件</w:t>
             </w:r>
             <w:r>
               <w:rPr>
@@ -5629,35 +4997,35 @@
                 <w:rFonts w:ascii="標楷體" w:hAnsi="標楷體"/>
                 <w:sz w:val="22"/>
               </w:rPr>
-              <w:t>之發布通知且於文件庫查得到文件</w:t>
-            </w:r>
-            <w:r>
-              <w:rPr>
-                <w:rFonts w:ascii="標楷體" w:hAnsi="標楷體"/>
-                <w:sz w:val="22"/>
-              </w:rPr>
-              <w:t xml:space="preserve"> P</w:t>
-            </w:r>
-            <w:r>
-              <w:rPr>
-                <w:rFonts w:ascii="標楷體" w:hAnsi="標楷體"/>
-                <w:sz w:val="22"/>
-              </w:rPr>
-              <w:t>；閱覽者乙應收不到通知、亦查不到文件</w:t>
-            </w:r>
-            <w:r>
-              <w:rPr>
-                <w:rFonts w:ascii="標楷體" w:hAnsi="標楷體"/>
-                <w:sz w:val="22"/>
-              </w:rPr>
-              <w:t xml:space="preserve"> P</w:t>
-            </w:r>
-            <w:r>
-              <w:rPr>
-                <w:rFonts w:ascii="標楷體" w:hAnsi="標楷體"/>
-                <w:sz w:val="22"/>
-              </w:rPr>
-              <w:t>。</w:t>
+              <w:t>之核准列為「</w:t>
+            </w:r>
+            <w:r>
+              <w:rPr>
+                <w:rFonts w:ascii="標楷體" w:hAnsi="標楷體"/>
+                <w:sz w:val="22"/>
+              </w:rPr>
+              <w:t>—</w:t>
+            </w:r>
+            <w:r>
+              <w:rPr>
+                <w:rFonts w:ascii="標楷體" w:hAnsi="標楷體"/>
+                <w:sz w:val="22"/>
+              </w:rPr>
+              <w:t>」；於「搜尋文件名稱」輸入文件</w:t>
+            </w:r>
+            <w:r>
+              <w:rPr>
+                <w:rFonts w:ascii="標楷體" w:hAnsi="標楷體"/>
+                <w:sz w:val="22"/>
+              </w:rPr>
+              <w:t xml:space="preserve"> P </w:t>
+            </w:r>
+            <w:r>
+              <w:rPr>
+                <w:rFonts w:ascii="標楷體" w:hAnsi="標楷體"/>
+                <w:sz w:val="22"/>
+              </w:rPr>
+              <w:t>名稱之一段應篩出該筆，且項目上無核准或退回之操作。</w:t>
             </w:r>
           </w:p>
         </w:tc>
@@ -5702,748 +5070,7 @@
                 <w:rFonts w:ascii="標楷體" w:hAnsi="標楷體"/>
                 <w:sz w:val="22"/>
               </w:rPr>
-              <w:t>10-1</w:t>
-            </w:r>
-          </w:p>
-        </w:tc>
-        <w:tc>
-          <w:tcPr>
-            <w:tcW w:w="6236" w:type="dxa"/>
-          </w:tcPr>
-          <w:p>
-            <w:pPr>
-              <w:spacing w:before="60" w:after="60"/>
-            </w:pPr>
-            <w:r>
-              <w:rPr>
-                <w:rFonts w:ascii="標楷體" w:hAnsi="標楷體"/>
-                <w:sz w:val="22"/>
-              </w:rPr>
-              <w:t>對文件</w:t>
-            </w:r>
-            <w:r>
-              <w:rPr>
-                <w:rFonts w:ascii="標楷體" w:hAnsi="標楷體"/>
-                <w:sz w:val="22"/>
-              </w:rPr>
-              <w:t xml:space="preserve"> AB</w:t>
-            </w:r>
-            <w:r>
-              <w:rPr>
-                <w:rFonts w:ascii="標楷體" w:hAnsi="標楷體"/>
-                <w:sz w:val="22"/>
-              </w:rPr>
-              <w:t>（訓練教材）按「核准並發布」並「確認核准」，文件</w:t>
-            </w:r>
-            <w:r>
-              <w:rPr>
-                <w:rFonts w:ascii="標楷體" w:hAnsi="標楷體"/>
-                <w:sz w:val="22"/>
-              </w:rPr>
-              <w:t xml:space="preserve"> AB </w:t>
-            </w:r>
-            <w:r>
-              <w:rPr>
-                <w:rFonts w:ascii="標楷體" w:hAnsi="標楷體"/>
-                <w:sz w:val="22"/>
-              </w:rPr>
-              <w:t>應轉為已發布（以審核者甲於文件庫查詢可見；訓練教材不設可見對象，閱覽者於文件庫查不到屬正常），閱覽者甲、閱覽者乙皆應收不到其發布通知。</w:t>
-            </w:r>
-          </w:p>
-        </w:tc>
-        <w:tc>
-          <w:tcPr>
-            <w:tcW w:w="1247" w:type="dxa"/>
-          </w:tcPr>
-          <w:p>
-            <w:pPr>
-              <w:spacing w:before="60" w:after="60"/>
-              <w:jc w:val="center"/>
-            </w:pPr>
-          </w:p>
-        </w:tc>
-        <w:tc>
-          <w:tcPr>
-            <w:tcW w:w="1247" w:type="dxa"/>
-          </w:tcPr>
-          <w:p>
-            <w:pPr>
-              <w:spacing w:before="60" w:after="60"/>
-              <w:jc w:val="center"/>
-            </w:pPr>
-          </w:p>
-        </w:tc>
-      </w:tr>
-      <w:tr>
-        <w:trPr>
-          <w:jc w:val="center"/>
-        </w:trPr>
-        <w:tc>
-          <w:tcPr>
-            <w:tcW w:w="907" w:type="dxa"/>
-          </w:tcPr>
-          <w:p>
-            <w:pPr>
-              <w:spacing w:before="60" w:after="60"/>
-              <w:jc w:val="center"/>
-            </w:pPr>
-            <w:r>
-              <w:rPr>
-                <w:rFonts w:ascii="標楷體" w:hAnsi="標楷體"/>
-                <w:sz w:val="22"/>
-              </w:rPr>
               <w:t>11</w:t>
-            </w:r>
-          </w:p>
-        </w:tc>
-        <w:tc>
-          <w:tcPr>
-            <w:tcW w:w="6236" w:type="dxa"/>
-          </w:tcPr>
-          <w:p>
-            <w:pPr>
-              <w:spacing w:before="60" w:after="60"/>
-            </w:pPr>
-            <w:r>
-              <w:rPr>
-                <w:rFonts w:ascii="標楷體" w:hAnsi="標楷體"/>
-                <w:sz w:val="22"/>
-              </w:rPr>
-              <w:t>核准文件</w:t>
-            </w:r>
-            <w:r>
-              <w:rPr>
-                <w:rFonts w:ascii="標楷體" w:hAnsi="標楷體"/>
-                <w:sz w:val="22"/>
-              </w:rPr>
-              <w:t xml:space="preserve"> R </w:t>
-            </w:r>
-            <w:r>
-              <w:rPr>
-                <w:rFonts w:ascii="標楷體" w:hAnsi="標楷體"/>
-                <w:sz w:val="22"/>
-              </w:rPr>
-              <w:t>之新版本前，文件庫應仍為原發布版；核准後文件庫之發布日期更新為新版本，文件詳細頁之版本歷程中原版本標示為「已被取代」。</w:t>
-            </w:r>
-          </w:p>
-        </w:tc>
-        <w:tc>
-          <w:tcPr>
-            <w:tcW w:w="1247" w:type="dxa"/>
-          </w:tcPr>
-          <w:p>
-            <w:pPr>
-              <w:spacing w:before="60" w:after="60"/>
-              <w:jc w:val="center"/>
-            </w:pPr>
-          </w:p>
-        </w:tc>
-        <w:tc>
-          <w:tcPr>
-            <w:tcW w:w="1247" w:type="dxa"/>
-          </w:tcPr>
-          <w:p>
-            <w:pPr>
-              <w:spacing w:before="60" w:after="60"/>
-              <w:jc w:val="center"/>
-            </w:pPr>
-          </w:p>
-        </w:tc>
-      </w:tr>
-      <w:tr>
-        <w:trPr>
-          <w:jc w:val="center"/>
-        </w:trPr>
-        <w:tc>
-          <w:tcPr>
-            <w:tcW w:w="907" w:type="dxa"/>
-          </w:tcPr>
-          <w:p>
-            <w:pPr>
-              <w:spacing w:before="60" w:after="60"/>
-              <w:jc w:val="center"/>
-            </w:pPr>
-            <w:r>
-              <w:rPr>
-                <w:rFonts w:ascii="標楷體" w:hAnsi="標楷體"/>
-                <w:sz w:val="22"/>
-              </w:rPr>
-              <w:t>12</w:t>
-            </w:r>
-          </w:p>
-        </w:tc>
-        <w:tc>
-          <w:tcPr>
-            <w:tcW w:w="6236" w:type="dxa"/>
-          </w:tcPr>
-          <w:p>
-            <w:pPr>
-              <w:spacing w:before="60" w:after="60"/>
-            </w:pPr>
-            <w:r>
-              <w:rPr>
-                <w:rFonts w:ascii="標楷體" w:hAnsi="標楷體"/>
-                <w:sz w:val="22"/>
-              </w:rPr>
-              <w:t>對文件</w:t>
-            </w:r>
-            <w:r>
-              <w:rPr>
-                <w:rFonts w:ascii="標楷體" w:hAnsi="標楷體"/>
-                <w:sz w:val="22"/>
-              </w:rPr>
-              <w:t xml:space="preserve"> T </w:t>
-            </w:r>
-            <w:r>
-              <w:rPr>
-                <w:rFonts w:ascii="標楷體" w:hAnsi="標楷體"/>
-                <w:sz w:val="22"/>
-              </w:rPr>
-              <w:t>按「核准並廢止」並「確認廢止」，文件</w:t>
-            </w:r>
-            <w:r>
-              <w:rPr>
-                <w:rFonts w:ascii="標楷體" w:hAnsi="標楷體"/>
-                <w:sz w:val="22"/>
-              </w:rPr>
-              <w:t xml:space="preserve"> T </w:t>
-            </w:r>
-            <w:r>
-              <w:rPr>
-                <w:rFonts w:ascii="標楷體" w:hAnsi="標楷體"/>
-                <w:sz w:val="22"/>
-              </w:rPr>
-              <w:t>應自文件庫下架，編輯者甲之「我的文件動態」應出現「已廢止」列（站內呈現，不寄</w:t>
-            </w:r>
-            <w:r>
-              <w:rPr>
-                <w:rFonts w:ascii="標楷體" w:hAnsi="標楷體"/>
-                <w:sz w:val="22"/>
-              </w:rPr>
-              <w:t xml:space="preserve"> Email</w:t>
-            </w:r>
-            <w:r>
-              <w:rPr>
-                <w:rFonts w:ascii="標楷體" w:hAnsi="標楷體"/>
-                <w:sz w:val="22"/>
-              </w:rPr>
-              <w:t>），且不寄出文件發布通知；文件變更歷程查詢應留有其廢止紀錄。</w:t>
-            </w:r>
-          </w:p>
-        </w:tc>
-        <w:tc>
-          <w:tcPr>
-            <w:tcW w:w="1247" w:type="dxa"/>
-          </w:tcPr>
-          <w:p>
-            <w:pPr>
-              <w:spacing w:before="60" w:after="60"/>
-              <w:jc w:val="center"/>
-            </w:pPr>
-          </w:p>
-        </w:tc>
-        <w:tc>
-          <w:tcPr>
-            <w:tcW w:w="1247" w:type="dxa"/>
-          </w:tcPr>
-          <w:p>
-            <w:pPr>
-              <w:spacing w:before="60" w:after="60"/>
-              <w:jc w:val="center"/>
-            </w:pPr>
-          </w:p>
-        </w:tc>
-      </w:tr>
-      <w:tr>
-        <w:trPr>
-          <w:jc w:val="center"/>
-        </w:trPr>
-        <w:tc>
-          <w:tcPr>
-            <w:tcW w:w="907" w:type="dxa"/>
-          </w:tcPr>
-          <w:p>
-            <w:pPr>
-              <w:spacing w:before="60" w:after="60"/>
-              <w:jc w:val="center"/>
-            </w:pPr>
-            <w:r>
-              <w:rPr>
-                <w:rFonts w:ascii="標楷體" w:hAnsi="標楷體"/>
-                <w:sz w:val="22"/>
-              </w:rPr>
-              <w:t>13</w:t>
-            </w:r>
-          </w:p>
-        </w:tc>
-        <w:tc>
-          <w:tcPr>
-            <w:tcW w:w="6236" w:type="dxa"/>
-          </w:tcPr>
-          <w:p>
-            <w:pPr>
-              <w:spacing w:before="60" w:after="60"/>
-            </w:pPr>
-            <w:r>
-              <w:rPr>
-                <w:rFonts w:ascii="標楷體" w:hAnsi="標楷體"/>
-                <w:sz w:val="22"/>
-              </w:rPr>
-              <w:t>對</w:t>
-            </w:r>
-            <w:r>
-              <w:rPr>
-                <w:rFonts w:ascii="標楷體" w:hAnsi="標楷體"/>
-                <w:sz w:val="22"/>
-              </w:rPr>
-              <w:t>文件</w:t>
-            </w:r>
-            <w:r>
-              <w:rPr>
-                <w:rFonts w:ascii="標楷體" w:hAnsi="標楷體"/>
-                <w:sz w:val="22"/>
-              </w:rPr>
-              <w:t xml:space="preserve"> Q </w:t>
-            </w:r>
-            <w:r>
-              <w:rPr>
-                <w:rFonts w:ascii="標楷體" w:hAnsi="標楷體"/>
-                <w:sz w:val="22"/>
-              </w:rPr>
-              <w:t>按「退回」，填寫退回原因後按「確認退回」，該項目應標示為已退回並移至「已完成」，文件</w:t>
-            </w:r>
-            <w:r>
-              <w:rPr>
-                <w:rFonts w:ascii="標楷體" w:hAnsi="標楷體"/>
-                <w:sz w:val="22"/>
-              </w:rPr>
-              <w:t xml:space="preserve"> Q </w:t>
-            </w:r>
-            <w:r>
-              <w:rPr>
-                <w:rFonts w:ascii="標楷體" w:hAnsi="標楷體"/>
-                <w:sz w:val="22"/>
-              </w:rPr>
-              <w:t>回到編輯者甲個人專區之「草稿匣」（草稿類型「被退回待修改」）；編輯者甲之「我的文件動態」應出現「已退回」列（站內呈現，不寄</w:t>
-            </w:r>
-            <w:r>
-              <w:rPr>
-                <w:rFonts w:ascii="標楷體" w:hAnsi="標楷體"/>
-                <w:sz w:val="22"/>
-              </w:rPr>
-              <w:t xml:space="preserve"> Email</w:t>
-            </w:r>
-            <w:r>
-              <w:rPr>
-                <w:rFonts w:ascii="標楷體" w:hAnsi="標楷體"/>
-                <w:sz w:val="22"/>
-              </w:rPr>
-              <w:t>），該列「退回原因」欄顯示剛才填寫的退回原因全文。</w:t>
-            </w:r>
-          </w:p>
-        </w:tc>
-        <w:tc>
-          <w:tcPr>
-            <w:tcW w:w="1247" w:type="dxa"/>
-          </w:tcPr>
-          <w:p>
-            <w:pPr>
-              <w:spacing w:before="60" w:after="60"/>
-              <w:jc w:val="center"/>
-            </w:pPr>
-          </w:p>
-        </w:tc>
-        <w:tc>
-          <w:tcPr>
-            <w:tcW w:w="1247" w:type="dxa"/>
-          </w:tcPr>
-          <w:p>
-            <w:pPr>
-              <w:spacing w:before="60" w:after="60"/>
-              <w:jc w:val="center"/>
-            </w:pPr>
-          </w:p>
-        </w:tc>
-      </w:tr>
-      <w:tr>
-        <w:trPr>
-          <w:jc w:val="center"/>
-        </w:trPr>
-        <w:tc>
-          <w:tcPr>
-            <w:tcW w:w="907" w:type="dxa"/>
-          </w:tcPr>
-          <w:p>
-            <w:pPr>
-              <w:spacing w:before="60" w:after="60"/>
-              <w:jc w:val="center"/>
-            </w:pPr>
-            <w:r>
-              <w:rPr>
-                <w:rFonts w:ascii="標楷體" w:hAnsi="標楷體"/>
-                <w:sz w:val="22"/>
-              </w:rPr>
-              <w:t>14</w:t>
-            </w:r>
-          </w:p>
-        </w:tc>
-        <w:tc>
-          <w:tcPr>
-            <w:tcW w:w="6236" w:type="dxa"/>
-          </w:tcPr>
-          <w:p>
-            <w:pPr>
-              <w:spacing w:before="60" w:after="60"/>
-            </w:pPr>
-            <w:r>
-              <w:rPr>
-                <w:rFonts w:ascii="標楷體" w:hAnsi="標楷體"/>
-                <w:sz w:val="22"/>
-              </w:rPr>
-              <w:t>退回文件</w:t>
-            </w:r>
-            <w:r>
-              <w:rPr>
-                <w:rFonts w:ascii="標楷體" w:hAnsi="標楷體"/>
-                <w:sz w:val="22"/>
-              </w:rPr>
-              <w:t xml:space="preserve"> S </w:t>
-            </w:r>
-            <w:r>
-              <w:rPr>
-                <w:rFonts w:ascii="標楷體" w:hAnsi="標楷體"/>
-                <w:sz w:val="22"/>
-              </w:rPr>
-              <w:t>之新版本後，文件庫中文件</w:t>
-            </w:r>
-            <w:r>
-              <w:rPr>
-                <w:rFonts w:ascii="標楷體" w:hAnsi="標楷體"/>
-                <w:sz w:val="22"/>
-              </w:rPr>
-              <w:t xml:space="preserve"> S </w:t>
-            </w:r>
-            <w:r>
-              <w:rPr>
-                <w:rFonts w:ascii="標楷體" w:hAnsi="標楷體"/>
-                <w:sz w:val="22"/>
-              </w:rPr>
-              <w:t>應仍為原發布版，新版本回到編輯者甲之「草稿匣」（被退回待修改）。</w:t>
-            </w:r>
-          </w:p>
-        </w:tc>
-        <w:tc>
-          <w:tcPr>
-            <w:tcW w:w="1247" w:type="dxa"/>
-          </w:tcPr>
-          <w:p>
-            <w:pPr>
-              <w:spacing w:before="60" w:after="60"/>
-              <w:jc w:val="center"/>
-            </w:pPr>
-          </w:p>
-        </w:tc>
-        <w:tc>
-          <w:tcPr>
-            <w:tcW w:w="1247" w:type="dxa"/>
-          </w:tcPr>
-          <w:p>
-            <w:pPr>
-              <w:spacing w:before="60" w:after="60"/>
-              <w:jc w:val="center"/>
-            </w:pPr>
-          </w:p>
-        </w:tc>
-      </w:tr>
-      <w:tr>
-        <w:trPr>
-          <w:jc w:val="center"/>
-        </w:trPr>
-        <w:tc>
-          <w:tcPr>
-            <w:tcW w:w="907" w:type="dxa"/>
-          </w:tcPr>
-          <w:p>
-            <w:pPr>
-              <w:spacing w:before="60" w:after="60"/>
-              <w:jc w:val="center"/>
-            </w:pPr>
-            <w:r>
-              <w:rPr>
-                <w:rFonts w:ascii="標楷體" w:hAnsi="標楷體"/>
-                <w:sz w:val="22"/>
-              </w:rPr>
-              <w:t>15</w:t>
-            </w:r>
-          </w:p>
-        </w:tc>
-        <w:tc>
-          <w:tcPr>
-            <w:tcW w:w="6236" w:type="dxa"/>
-          </w:tcPr>
-          <w:p>
-            <w:pPr>
-              <w:spacing w:before="60" w:after="60"/>
-            </w:pPr>
-            <w:r>
-              <w:rPr>
-                <w:rFonts w:ascii="標楷體" w:hAnsi="標楷體"/>
-                <w:sz w:val="22"/>
-              </w:rPr>
-              <w:t>退回文件</w:t>
-            </w:r>
-            <w:r>
-              <w:rPr>
-                <w:rFonts w:ascii="標楷體" w:hAnsi="標楷體"/>
-                <w:sz w:val="22"/>
-              </w:rPr>
-              <w:t xml:space="preserve"> U </w:t>
-            </w:r>
-            <w:r>
-              <w:rPr>
-                <w:rFonts w:ascii="標楷體" w:hAnsi="標楷體"/>
-                <w:sz w:val="22"/>
-              </w:rPr>
-              <w:t>之廢止申請後，文件</w:t>
-            </w:r>
-            <w:r>
-              <w:rPr>
-                <w:rFonts w:ascii="標楷體" w:hAnsi="標楷體"/>
-                <w:sz w:val="22"/>
-              </w:rPr>
-              <w:t xml:space="preserve"> U </w:t>
-            </w:r>
-            <w:r>
-              <w:rPr>
-                <w:rFonts w:ascii="標楷體" w:hAnsi="標楷體"/>
-                <w:sz w:val="22"/>
-              </w:rPr>
-              <w:t>應仍為已發布並照常列於文件庫；編輯者甲之「我的文件動態」該筆「已退回」列的「退回原因」欄應顯示所填原因。</w:t>
-            </w:r>
-          </w:p>
-        </w:tc>
-        <w:tc>
-          <w:tcPr>
-            <w:tcW w:w="1247" w:type="dxa"/>
-          </w:tcPr>
-          <w:p>
-            <w:pPr>
-              <w:spacing w:before="60" w:after="60"/>
-              <w:jc w:val="center"/>
-            </w:pPr>
-          </w:p>
-        </w:tc>
-        <w:tc>
-          <w:tcPr>
-            <w:tcW w:w="1247" w:type="dxa"/>
-          </w:tcPr>
-          <w:p>
-            <w:pPr>
-              <w:spacing w:before="60" w:after="60"/>
-              <w:jc w:val="center"/>
-            </w:pPr>
-          </w:p>
-        </w:tc>
-      </w:tr>
-      <w:tr>
-        <w:trPr>
-          <w:jc w:val="center"/>
-        </w:trPr>
-        <w:tc>
-          <w:tcPr>
-            <w:tcW w:w="907" w:type="dxa"/>
-          </w:tcPr>
-          <w:p>
-            <w:pPr>
-              <w:spacing w:before="60" w:after="60"/>
-              <w:jc w:val="center"/>
-            </w:pPr>
-            <w:r>
-              <w:rPr>
-                <w:rFonts w:ascii="標楷體" w:hAnsi="標楷體"/>
-                <w:sz w:val="22"/>
-              </w:rPr>
-              <w:t>16</w:t>
-            </w:r>
-          </w:p>
-        </w:tc>
-        <w:tc>
-          <w:tcPr>
-            <w:tcW w:w="6236" w:type="dxa"/>
-          </w:tcPr>
-          <w:p>
-            <w:pPr>
-              <w:spacing w:before="60" w:after="60"/>
-            </w:pPr>
-            <w:r>
-              <w:rPr>
-                <w:rFonts w:ascii="標楷體" w:hAnsi="標楷體"/>
-                <w:sz w:val="22"/>
-              </w:rPr>
-              <w:t>切換至「已完成」，應列出本人核准與退回之項目、結果與送審者；文件</w:t>
-            </w:r>
-            <w:r>
-              <w:rPr>
-                <w:rFonts w:ascii="標楷體" w:hAnsi="標楷體"/>
-                <w:sz w:val="22"/>
-              </w:rPr>
-              <w:t xml:space="preserve"> Q </w:t>
-            </w:r>
-            <w:r>
-              <w:rPr>
-                <w:rFonts w:ascii="標楷體" w:hAnsi="標楷體"/>
-                <w:sz w:val="22"/>
-              </w:rPr>
-              <w:t>之退回列「退回原因」欄應為所填原因，文件</w:t>
-            </w:r>
-            <w:r>
-              <w:rPr>
-                <w:rFonts w:ascii="標楷體" w:hAnsi="標楷體"/>
-                <w:sz w:val="22"/>
-              </w:rPr>
-              <w:t xml:space="preserve"> P </w:t>
-            </w:r>
-            <w:r>
-              <w:rPr>
-                <w:rFonts w:ascii="標楷體" w:hAnsi="標楷體"/>
-                <w:sz w:val="22"/>
-              </w:rPr>
-              <w:t>之核准列為「</w:t>
-            </w:r>
-            <w:r>
-              <w:rPr>
-                <w:rFonts w:ascii="標楷體" w:hAnsi="標楷體"/>
-                <w:sz w:val="22"/>
-              </w:rPr>
-              <w:t>—</w:t>
-            </w:r>
-            <w:r>
-              <w:rPr>
-                <w:rFonts w:ascii="標楷體" w:hAnsi="標楷體"/>
-                <w:sz w:val="22"/>
-              </w:rPr>
-              <w:t>」；於「搜尋文件名稱」輸入文件</w:t>
-            </w:r>
-            <w:r>
-              <w:rPr>
-                <w:rFonts w:ascii="標楷體" w:hAnsi="標楷體"/>
-                <w:sz w:val="22"/>
-              </w:rPr>
-              <w:t xml:space="preserve"> P </w:t>
-            </w:r>
-            <w:r>
-              <w:rPr>
-                <w:rFonts w:ascii="標楷體" w:hAnsi="標楷體"/>
-                <w:sz w:val="22"/>
-              </w:rPr>
-              <w:t>名稱之一段應篩出該筆，且項目上無核准或退回之操作。</w:t>
-            </w:r>
-          </w:p>
-        </w:tc>
-        <w:tc>
-          <w:tcPr>
-            <w:tcW w:w="1247" w:type="dxa"/>
-          </w:tcPr>
-          <w:p>
-            <w:pPr>
-              <w:spacing w:before="60" w:after="60"/>
-              <w:jc w:val="center"/>
-            </w:pPr>
-          </w:p>
-        </w:tc>
-        <w:tc>
-          <w:tcPr>
-            <w:tcW w:w="1247" w:type="dxa"/>
-          </w:tcPr>
-          <w:p>
-            <w:pPr>
-              <w:spacing w:before="60" w:after="60"/>
-              <w:jc w:val="center"/>
-            </w:pPr>
-          </w:p>
-        </w:tc>
-      </w:tr>
-      <w:tr>
-        <w:trPr>
-          <w:jc w:val="center"/>
-        </w:trPr>
-        <w:tc>
-          <w:tcPr>
-            <w:tcW w:w="907" w:type="dxa"/>
-          </w:tcPr>
-          <w:p>
-            <w:pPr>
-              <w:spacing w:before="60" w:after="60"/>
-              <w:jc w:val="center"/>
-            </w:pPr>
-            <w:r>
-              <w:rPr>
-                <w:rFonts w:ascii="標楷體" w:hAnsi="標楷體"/>
-                <w:sz w:val="22"/>
-              </w:rPr>
-              <w:t>17</w:t>
-            </w:r>
-          </w:p>
-        </w:tc>
-        <w:tc>
-          <w:tcPr>
-            <w:tcW w:w="6236" w:type="dxa"/>
-          </w:tcPr>
-          <w:p>
-            <w:pPr>
-              <w:spacing w:before="60" w:after="60"/>
-            </w:pPr>
-            <w:r>
-              <w:rPr>
-                <w:rFonts w:ascii="標楷體" w:hAnsi="標楷體"/>
-                <w:sz w:val="22"/>
-              </w:rPr>
-              <w:t>審核者甲開啟某送審之簽核明細後，編輯者甲於另一分頁撤回該送審，審核者甲再按「核准並發布」應被擋下並提示已被撰寫者撤回，該項目自清單移除。</w:t>
-            </w:r>
-          </w:p>
-        </w:tc>
-        <w:tc>
-          <w:tcPr>
-            <w:tcW w:w="1247" w:type="dxa"/>
-          </w:tcPr>
-          <w:p>
-            <w:pPr>
-              <w:spacing w:before="60" w:after="60"/>
-              <w:jc w:val="center"/>
-            </w:pPr>
-          </w:p>
-        </w:tc>
-        <w:tc>
-          <w:tcPr>
-            <w:tcW w:w="1247" w:type="dxa"/>
-          </w:tcPr>
-          <w:p>
-            <w:pPr>
-              <w:spacing w:before="60" w:after="60"/>
-              <w:jc w:val="center"/>
-            </w:pPr>
-          </w:p>
-        </w:tc>
-      </w:tr>
-      <w:tr>
-        <w:trPr>
-          <w:jc w:val="center"/>
-        </w:trPr>
-        <w:tc>
-          <w:tcPr>
-            <w:tcW w:w="907" w:type="dxa"/>
-          </w:tcPr>
-          <w:p>
-            <w:pPr>
-              <w:spacing w:before="60" w:after="60"/>
-              <w:jc w:val="center"/>
-            </w:pPr>
-            <w:r>
-              <w:rPr>
-                <w:rFonts w:ascii="標楷體" w:hAnsi="標楷體"/>
-                <w:sz w:val="22"/>
-              </w:rPr>
-              <w:t>18</w:t>
             </w:r>
           </w:p>
         </w:tc>
@@ -6492,7 +5119,7 @@
       <w:pPr>
         <w:pStyle w:val="1"/>
       </w:pPr>
-      <w:bookmarkStart w:id="5" w:name="_Toc243386883"/>
+      <w:bookmarkStart w:id="5" w:name="_Toc243484328"/>
       <w:r>
         <w:lastRenderedPageBreak/>
         <w:t xml:space="preserve">DM03 </w:t>
@@ -6924,28 +5551,21 @@
                 <w:rFonts w:ascii="標楷體" w:hAnsi="標楷體"/>
                 <w:sz w:val="22"/>
               </w:rPr>
-              <w:t>；文件</w:t>
-            </w:r>
-            <w:r>
-              <w:rPr>
-                <w:rFonts w:ascii="標楷體" w:hAnsi="標楷體"/>
-                <w:sz w:val="22"/>
-              </w:rPr>
-              <w:t xml:space="preserve"> </w:t>
-            </w:r>
-            <w:r>
-              <w:rPr>
-                <w:rFonts w:ascii="標楷體" w:hAnsi="標楷體"/>
-                <w:sz w:val="22"/>
-              </w:rPr>
-              <w:t>X</w:t>
-            </w:r>
-            <w:r>
-              <w:rPr>
-                <w:rFonts w:ascii="標楷體" w:hAnsi="標楷體"/>
-                <w:sz w:val="22"/>
-              </w:rPr>
-              <w:t>（已發布、廢止尚未核准）等仍在文件庫中的文件不應出現。</w:t>
+              <w:t>；仍在文件庫中的文件（含已提出廢止申請但尚未核准之文件</w:t>
+            </w:r>
+            <w:r>
+              <w:rPr>
+                <w:rFonts w:ascii="標楷體" w:hAnsi="標楷體"/>
+                <w:sz w:val="22"/>
+              </w:rPr>
+              <w:t xml:space="preserve"> X</w:t>
+            </w:r>
+            <w:r>
+              <w:rPr>
+                <w:rFonts w:ascii="標楷體" w:hAnsi="標楷體"/>
+                <w:sz w:val="22"/>
+              </w:rPr>
+              <w:t>）不應出現。</w:t>
             </w:r>
           </w:p>
         </w:tc>
@@ -7007,7 +5627,7 @@
                 <w:rFonts w:ascii="標楷體" w:hAnsi="標楷體"/>
                 <w:sz w:val="22"/>
               </w:rPr>
-              <w:t>於「關鍵字（文件名</w:t>
+              <w:t>以「關鍵字（文件名</w:t>
             </w:r>
             <w:r>
               <w:rPr>
@@ -7021,35 +5641,21 @@
                 <w:rFonts w:ascii="標楷體" w:hAnsi="標楷體"/>
                 <w:sz w:val="22"/>
               </w:rPr>
-              <w:t>廢止原因）」輸入僅出現在文件</w:t>
-            </w:r>
-            <w:r>
-              <w:rPr>
-                <w:rFonts w:ascii="標楷體" w:hAnsi="標楷體"/>
-                <w:sz w:val="22"/>
-              </w:rPr>
-              <w:t xml:space="preserve"> V </w:t>
-            </w:r>
-            <w:r>
-              <w:rPr>
-                <w:rFonts w:ascii="標楷體" w:hAnsi="標楷體"/>
-                <w:sz w:val="22"/>
-              </w:rPr>
-              <w:t>廢止原因中的詞，不按任何按鈕，清單應自動篩出文件</w:t>
-            </w:r>
-            <w:r>
-              <w:rPr>
-                <w:rFonts w:ascii="標楷體" w:hAnsi="標楷體"/>
-                <w:sz w:val="22"/>
-              </w:rPr>
-              <w:t xml:space="preserve"> V</w:t>
-            </w:r>
-            <w:r>
-              <w:rPr>
-                <w:rFonts w:ascii="標楷體" w:hAnsi="標楷體"/>
-                <w:sz w:val="22"/>
-              </w:rPr>
-              <w:t>。</w:t>
+              <w:t>廢止原因）」「分類」「廢止日期</w:t>
+            </w:r>
+            <w:r>
+              <w:rPr>
+                <w:rFonts w:ascii="標楷體" w:hAnsi="標楷體"/>
+                <w:sz w:val="22"/>
+              </w:rPr>
+              <w:t xml:space="preserve"> </w:t>
+            </w:r>
+            <w:r>
+              <w:rPr>
+                <w:rFonts w:ascii="標楷體" w:hAnsi="標楷體"/>
+                <w:sz w:val="22"/>
+              </w:rPr>
+              <w:t>起、迄」任一條件或組合查詢（輸入或選取後不必按任何按鈕，清單即自動更新），清單應只列出符合條件的已廢止文件：關鍵字比對文件名稱與申請廢止時填寫的廢止原因兩者，日期依核准廢止之日篩選、起迄兩日皆含在內，設定多個條件時須同時符合。</w:t>
             </w:r>
           </w:p>
         </w:tc>
@@ -7111,21 +5717,7 @@
                 <w:rFonts w:ascii="標楷體" w:hAnsi="標楷體"/>
                 <w:sz w:val="22"/>
               </w:rPr>
-              <w:t>於「關鍵字（文件名</w:t>
-            </w:r>
-            <w:r>
-              <w:rPr>
-                <w:rFonts w:ascii="標楷體" w:hAnsi="標楷體"/>
-                <w:sz w:val="22"/>
-              </w:rPr>
-              <w:t xml:space="preserve"> / </w:t>
-            </w:r>
-            <w:r>
-              <w:rPr>
-                <w:rFonts w:ascii="標楷體" w:hAnsi="標楷體"/>
-                <w:sz w:val="22"/>
-              </w:rPr>
-              <w:t>廢止原因）」輸入文件</w:t>
+              <w:t>查看文件</w:t>
             </w:r>
             <w:r>
               <w:rPr>
@@ -7139,14 +5731,14 @@
                 <w:rFonts w:ascii="標楷體" w:hAnsi="標楷體"/>
                 <w:sz w:val="22"/>
               </w:rPr>
-              <w:t>名稱的一段文字，清單應列出文件</w:t>
-            </w:r>
-            <w:r>
-              <w:rPr>
-                <w:rFonts w:ascii="標楷體" w:hAnsi="標楷體"/>
-                <w:sz w:val="22"/>
-              </w:rPr>
-              <w:t xml:space="preserve"> W</w:t>
+              <w:t>該列，「原作者」應為上傳末版的編輯者乙，文件名稱下方應標示版本</w:t>
+            </w:r>
+            <w:r>
+              <w:rPr>
+                <w:rFonts w:ascii="標楷體" w:hAnsi="標楷體"/>
+                <w:sz w:val="22"/>
+              </w:rPr>
+              <w:t xml:space="preserve"> v1.1</w:t>
             </w:r>
             <w:r>
               <w:rPr>
@@ -7215,21 +5807,35 @@
                 <w:rFonts w:ascii="標楷體" w:hAnsi="標楷體"/>
                 <w:sz w:val="22"/>
               </w:rPr>
-              <w:t>於「分類」選「其他」，清單應只列出文件</w:t>
-            </w:r>
-            <w:r>
-              <w:rPr>
-                <w:rFonts w:ascii="標楷體" w:hAnsi="標楷體"/>
-                <w:sz w:val="22"/>
-              </w:rPr>
-              <w:t xml:space="preserve"> W </w:t>
-            </w:r>
-            <w:r>
-              <w:rPr>
-                <w:rFonts w:ascii="標楷體" w:hAnsi="標楷體"/>
-                <w:sz w:val="22"/>
-              </w:rPr>
-              <w:t>等該分類之已廢止文件。</w:t>
+              <w:t>點文件</w:t>
+            </w:r>
+            <w:r>
+              <w:rPr>
+                <w:rFonts w:ascii="標楷體" w:hAnsi="標楷體"/>
+                <w:sz w:val="22"/>
+              </w:rPr>
+              <w:t xml:space="preserve"> V </w:t>
+            </w:r>
+            <w:r>
+              <w:rPr>
+                <w:rFonts w:ascii="標楷體" w:hAnsi="標楷體"/>
+                <w:sz w:val="22"/>
+              </w:rPr>
+              <w:t>之列，應進入唯讀頁面，上方紅色提示列顯示廢止日期、申請人、核准者與廢止原因，按「下載廢止附件」應取得申請廢止時附上的檔案；標題列下方不出現「版本歷程」「編輯新版本」「廢止此文件」等按鈕，版本歷程直接展開於下方，</w:t>
+            </w:r>
+            <w:r>
+              <w:rPr>
+                <w:rFonts w:ascii="標楷體" w:hAnsi="標楷體"/>
+                <w:sz w:val="22"/>
+              </w:rPr>
+              <w:t xml:space="preserve">PDF </w:t>
+            </w:r>
+            <w:r>
+              <w:rPr>
+                <w:rFonts w:ascii="標楷體" w:hAnsi="標楷體"/>
+                <w:sz w:val="22"/>
+              </w:rPr>
+              <w:t>版本應有「預覽」可檢視、且該列不出現「下載」按鈕（預覽分頁中瀏覽器內建之下載圖示不在此限）；按標題左側的返回箭頭應回到查詢清單（查詢條件會清空）。</w:t>
             </w:r>
           </w:p>
         </w:tc>
@@ -7291,77 +5897,98 @@
                 <w:rFonts w:ascii="標楷體" w:hAnsi="標楷體"/>
                 <w:sz w:val="22"/>
               </w:rPr>
-              <w:t>將「廢止日期</w:t>
-            </w:r>
-            <w:r>
-              <w:rPr>
-                <w:rFonts w:ascii="標楷體" w:hAnsi="標楷體"/>
-                <w:sz w:val="22"/>
-              </w:rPr>
-              <w:t xml:space="preserve"> </w:t>
-            </w:r>
-            <w:r>
-              <w:rPr>
-                <w:rFonts w:ascii="標楷體" w:hAnsi="標楷體"/>
-                <w:sz w:val="22"/>
-              </w:rPr>
-              <w:t>起」與「廢止日期</w:t>
-            </w:r>
-            <w:r>
-              <w:rPr>
-                <w:rFonts w:ascii="標楷體" w:hAnsi="標楷體"/>
-                <w:sz w:val="22"/>
-              </w:rPr>
-              <w:t xml:space="preserve"> </w:t>
-            </w:r>
-            <w:r>
-              <w:rPr>
-                <w:rFonts w:ascii="標楷體" w:hAnsi="標楷體"/>
-                <w:sz w:val="22"/>
-              </w:rPr>
-              <w:t>迄」皆設為文件</w:t>
-            </w:r>
-            <w:r>
-              <w:rPr>
-                <w:rFonts w:ascii="標楷體" w:hAnsi="標楷體"/>
-                <w:sz w:val="22"/>
-              </w:rPr>
-              <w:t xml:space="preserve"> V </w:t>
-            </w:r>
-            <w:r>
-              <w:rPr>
-                <w:rFonts w:ascii="標楷體" w:hAnsi="標楷體"/>
-                <w:sz w:val="22"/>
-              </w:rPr>
-              <w:t>核准廢止的日期，清單應列出文件</w:t>
-            </w:r>
-            <w:r>
-              <w:rPr>
-                <w:rFonts w:ascii="標楷體" w:hAnsi="標楷體"/>
-                <w:sz w:val="22"/>
-              </w:rPr>
-              <w:t xml:space="preserve"> V</w:t>
-            </w:r>
-            <w:r>
-              <w:rPr>
-                <w:rFonts w:ascii="標楷體" w:hAnsi="標楷體"/>
-                <w:sz w:val="22"/>
-              </w:rPr>
-              <w:t>，且每一列之廢止時間皆為該日；於另一日核准廢止之文件</w:t>
-            </w:r>
-            <w:r>
-              <w:rPr>
-                <w:rFonts w:ascii="標楷體" w:hAnsi="標楷體"/>
-                <w:sz w:val="22"/>
-              </w:rPr>
-              <w:t xml:space="preserve"> W </w:t>
-            </w:r>
-            <w:r>
-              <w:rPr>
-                <w:rFonts w:ascii="標楷體" w:hAnsi="標楷體"/>
-                <w:sz w:val="22"/>
-              </w:rPr>
-              <w:t>不應出現。</w:t>
+              <w:t>先將分類設為「其他」再按「匯出</w:t>
+            </w:r>
+            <w:r>
+              <w:rPr>
+                <w:rFonts w:ascii="標楷體" w:hAnsi="標楷體"/>
+                <w:sz w:val="22"/>
+              </w:rPr>
+              <w:t xml:space="preserve"> CSV</w:t>
+            </w:r>
+            <w:r>
+              <w:rPr>
+                <w:rFonts w:ascii="標楷體" w:hAnsi="標楷體"/>
+                <w:sz w:val="22"/>
+              </w:rPr>
+              <w:t>」，下載的檔案以</w:t>
+            </w:r>
+            <w:r>
+              <w:rPr>
+                <w:rFonts w:ascii="標楷體" w:hAnsi="標楷體"/>
+                <w:sz w:val="22"/>
+              </w:rPr>
+              <w:t xml:space="preserve"> Excel </w:t>
+            </w:r>
+            <w:r>
+              <w:rPr>
+                <w:rFonts w:ascii="標楷體" w:hAnsi="標楷體"/>
+                <w:sz w:val="22"/>
+              </w:rPr>
+              <w:t>開啟中文正常，資料列數應與畫面「共</w:t>
+            </w:r>
+            <w:r>
+              <w:rPr>
+                <w:rFonts w:ascii="標楷體" w:hAnsi="標楷體"/>
+                <w:sz w:val="22"/>
+              </w:rPr>
+              <w:t xml:space="preserve"> N </w:t>
+            </w:r>
+            <w:r>
+              <w:rPr>
+                <w:rFonts w:ascii="標楷體" w:hAnsi="標楷體"/>
+                <w:sz w:val="22"/>
+              </w:rPr>
+              <w:t>筆」相同（結果超過</w:t>
+            </w:r>
+            <w:r>
+              <w:rPr>
+                <w:rFonts w:ascii="標楷體" w:hAnsi="標楷體"/>
+                <w:sz w:val="22"/>
+              </w:rPr>
+              <w:t xml:space="preserve"> 20 </w:t>
+            </w:r>
+            <w:r>
+              <w:rPr>
+                <w:rFonts w:ascii="標楷體" w:hAnsi="標楷體"/>
+                <w:sz w:val="22"/>
+              </w:rPr>
+              <w:t>筆</w:t>
+            </w:r>
+            <w:r>
+              <w:rPr>
+                <w:rFonts w:ascii="標楷體" w:hAnsi="標楷體"/>
+                <w:sz w:val="22"/>
+              </w:rPr>
+              <w:t>時應含其他分頁之資料）；廢止時間欄之日期與時分應與畫面一致（日期分隔符號可能為「</w:t>
+            </w:r>
+            <w:r>
+              <w:rPr>
+                <w:rFonts w:ascii="標楷體" w:hAnsi="標楷體"/>
+                <w:sz w:val="22"/>
+              </w:rPr>
+              <w:t>-</w:t>
+            </w:r>
+            <w:r>
+              <w:rPr>
+                <w:rFonts w:ascii="標楷體" w:hAnsi="標楷體"/>
+                <w:sz w:val="22"/>
+              </w:rPr>
+              <w:t>」或「</w:t>
+            </w:r>
+            <w:r>
+              <w:rPr>
+                <w:rFonts w:ascii="標楷體" w:hAnsi="標楷體"/>
+                <w:sz w:val="22"/>
+              </w:rPr>
+              <w:t>/</w:t>
+            </w:r>
+            <w:r>
+              <w:rPr>
+                <w:rFonts w:ascii="標楷體" w:hAnsi="標楷體"/>
+                <w:sz w:val="22"/>
+              </w:rPr>
+              <w:t>」）。</w:t>
             </w:r>
           </w:p>
         </w:tc>
@@ -7423,568 +6050,6 @@
                 <w:rFonts w:ascii="標楷體" w:hAnsi="標楷體"/>
                 <w:sz w:val="22"/>
               </w:rPr>
-              <w:t>查看文件</w:t>
-            </w:r>
-            <w:r>
-              <w:rPr>
-                <w:rFonts w:ascii="標楷體" w:hAnsi="標楷體"/>
-                <w:sz w:val="22"/>
-              </w:rPr>
-              <w:t xml:space="preserve"> W </w:t>
-            </w:r>
-            <w:r>
-              <w:rPr>
-                <w:rFonts w:ascii="標楷體" w:hAnsi="標楷體"/>
-                <w:sz w:val="22"/>
-              </w:rPr>
-              <w:t>該列，「原作者」應為上傳末版的編輯者乙，文件名稱下方應標示版本</w:t>
-            </w:r>
-            <w:r>
-              <w:rPr>
-                <w:rFonts w:ascii="標楷體" w:hAnsi="標楷體"/>
-                <w:sz w:val="22"/>
-              </w:rPr>
-              <w:t xml:space="preserve"> v1.1</w:t>
-            </w:r>
-            <w:r>
-              <w:rPr>
-                <w:rFonts w:ascii="標楷體" w:hAnsi="標楷體"/>
-                <w:sz w:val="22"/>
-              </w:rPr>
-              <w:t>。</w:t>
-            </w:r>
-          </w:p>
-        </w:tc>
-        <w:tc>
-          <w:tcPr>
-            <w:tcW w:w="1247" w:type="dxa"/>
-          </w:tcPr>
-          <w:p>
-            <w:pPr>
-              <w:spacing w:before="60" w:after="60"/>
-              <w:jc w:val="center"/>
-            </w:pPr>
-          </w:p>
-        </w:tc>
-        <w:tc>
-          <w:tcPr>
-            <w:tcW w:w="1247" w:type="dxa"/>
-          </w:tcPr>
-          <w:p>
-            <w:pPr>
-              <w:spacing w:before="60" w:after="60"/>
-              <w:jc w:val="center"/>
-            </w:pPr>
-          </w:p>
-        </w:tc>
-      </w:tr>
-      <w:tr>
-        <w:trPr>
-          <w:jc w:val="center"/>
-        </w:trPr>
-        <w:tc>
-          <w:tcPr>
-            <w:tcW w:w="907" w:type="dxa"/>
-          </w:tcPr>
-          <w:p>
-            <w:pPr>
-              <w:spacing w:before="60" w:after="60"/>
-              <w:jc w:val="center"/>
-            </w:pPr>
-            <w:r>
-              <w:rPr>
-                <w:rFonts w:ascii="標楷體" w:hAnsi="標楷體"/>
-                <w:sz w:val="22"/>
-              </w:rPr>
-              <w:t>7</w:t>
-            </w:r>
-          </w:p>
-        </w:tc>
-        <w:tc>
-          <w:tcPr>
-            <w:tcW w:w="6236" w:type="dxa"/>
-          </w:tcPr>
-          <w:p>
-            <w:pPr>
-              <w:spacing w:before="60" w:after="60"/>
-            </w:pPr>
-            <w:r>
-              <w:rPr>
-                <w:rFonts w:ascii="標楷體" w:hAnsi="標楷體"/>
-                <w:sz w:val="22"/>
-              </w:rPr>
-              <w:t>點文件</w:t>
-            </w:r>
-            <w:r>
-              <w:rPr>
-                <w:rFonts w:ascii="標楷體" w:hAnsi="標楷體"/>
-                <w:sz w:val="22"/>
-              </w:rPr>
-              <w:t xml:space="preserve"> V </w:t>
-            </w:r>
-            <w:r>
-              <w:rPr>
-                <w:rFonts w:ascii="標楷體" w:hAnsi="標楷體"/>
-                <w:sz w:val="22"/>
-              </w:rPr>
-              <w:t>之列，應進入唯讀頁面，上方紅色提示列顯示廢止日期、申請人、核准者與廢止原因；標題列下方不出現「版本歷程」「編輯新版本」「廢止此文件」等按鈕，版本歷程直接展開於下方。</w:t>
-            </w:r>
-          </w:p>
-        </w:tc>
-        <w:tc>
-          <w:tcPr>
-            <w:tcW w:w="1247" w:type="dxa"/>
-          </w:tcPr>
-          <w:p>
-            <w:pPr>
-              <w:spacing w:before="60" w:after="60"/>
-              <w:jc w:val="center"/>
-            </w:pPr>
-          </w:p>
-        </w:tc>
-        <w:tc>
-          <w:tcPr>
-            <w:tcW w:w="1247" w:type="dxa"/>
-          </w:tcPr>
-          <w:p>
-            <w:pPr>
-              <w:spacing w:before="60" w:after="60"/>
-              <w:jc w:val="center"/>
-            </w:pPr>
-          </w:p>
-        </w:tc>
-      </w:tr>
-      <w:tr>
-        <w:trPr>
-          <w:jc w:val="center"/>
-        </w:trPr>
-        <w:tc>
-          <w:tcPr>
-            <w:tcW w:w="907" w:type="dxa"/>
-          </w:tcPr>
-          <w:p>
-            <w:pPr>
-              <w:spacing w:before="60" w:after="60"/>
-              <w:jc w:val="center"/>
-            </w:pPr>
-            <w:r>
-              <w:rPr>
-                <w:rFonts w:ascii="標楷體" w:hAnsi="標楷體"/>
-                <w:sz w:val="22"/>
-              </w:rPr>
-              <w:t>8</w:t>
-            </w:r>
-          </w:p>
-        </w:tc>
-        <w:tc>
-          <w:tcPr>
-            <w:tcW w:w="6236" w:type="dxa"/>
-          </w:tcPr>
-          <w:p>
-            <w:pPr>
-              <w:spacing w:before="60" w:after="60"/>
-            </w:pPr>
-            <w:r>
-              <w:rPr>
-                <w:rFonts w:ascii="標楷體" w:hAnsi="標楷體"/>
-                <w:sz w:val="22"/>
-              </w:rPr>
-              <w:t>承上，按「下載廢止附件」應取得申請廢止時附上的檔案。</w:t>
-            </w:r>
-          </w:p>
-        </w:tc>
-        <w:tc>
-          <w:tcPr>
-            <w:tcW w:w="1247" w:type="dxa"/>
-          </w:tcPr>
-          <w:p>
-            <w:pPr>
-              <w:spacing w:before="60" w:after="60"/>
-              <w:jc w:val="center"/>
-            </w:pPr>
-          </w:p>
-        </w:tc>
-        <w:tc>
-          <w:tcPr>
-            <w:tcW w:w="1247" w:type="dxa"/>
-          </w:tcPr>
-          <w:p>
-            <w:pPr>
-              <w:spacing w:before="60" w:after="60"/>
-              <w:jc w:val="center"/>
-            </w:pPr>
-          </w:p>
-        </w:tc>
-      </w:tr>
-      <w:tr>
-        <w:trPr>
-          <w:jc w:val="center"/>
-        </w:trPr>
-        <w:tc>
-          <w:tcPr>
-            <w:tcW w:w="907" w:type="dxa"/>
-          </w:tcPr>
-          <w:p>
-            <w:pPr>
-              <w:spacing w:before="60" w:after="60"/>
-              <w:jc w:val="center"/>
-            </w:pPr>
-            <w:r>
-              <w:rPr>
-                <w:rFonts w:ascii="標楷體" w:hAnsi="標楷體"/>
-                <w:sz w:val="22"/>
-              </w:rPr>
-              <w:t>9</w:t>
-            </w:r>
-          </w:p>
-        </w:tc>
-        <w:tc>
-          <w:tcPr>
-            <w:tcW w:w="6236" w:type="dxa"/>
-          </w:tcPr>
-          <w:p>
-            <w:pPr>
-              <w:spacing w:before="60" w:after="60"/>
-            </w:pPr>
-            <w:r>
-              <w:rPr>
-                <w:rFonts w:ascii="標楷體" w:hAnsi="標楷體"/>
-                <w:sz w:val="22"/>
-              </w:rPr>
-              <w:t>承上，版本歷程應自動展開，</w:t>
-            </w:r>
-            <w:r>
-              <w:rPr>
-                <w:rFonts w:ascii="標楷體" w:hAnsi="標楷體"/>
-                <w:sz w:val="22"/>
-              </w:rPr>
-              <w:t xml:space="preserve">PDF </w:t>
-            </w:r>
-            <w:r>
-              <w:rPr>
-                <w:rFonts w:ascii="標楷體" w:hAnsi="標楷體"/>
-                <w:sz w:val="22"/>
-              </w:rPr>
-              <w:t>版本應有「預覽」可檢視、且該列不出現「下載」按鈕（預覽分頁中瀏覽器內建之下載圖示不在此限）；按標題左側的返回箭頭應回到查詢清單（查詢條件會清空）。</w:t>
-            </w:r>
-          </w:p>
-        </w:tc>
-        <w:tc>
-          <w:tcPr>
-            <w:tcW w:w="1247" w:type="dxa"/>
-          </w:tcPr>
-          <w:p>
-            <w:pPr>
-              <w:spacing w:before="60" w:after="60"/>
-              <w:jc w:val="center"/>
-            </w:pPr>
-          </w:p>
-        </w:tc>
-        <w:tc>
-          <w:tcPr>
-            <w:tcW w:w="1247" w:type="dxa"/>
-          </w:tcPr>
-          <w:p>
-            <w:pPr>
-              <w:spacing w:before="60" w:after="60"/>
-              <w:jc w:val="center"/>
-            </w:pPr>
-          </w:p>
-        </w:tc>
-      </w:tr>
-      <w:tr>
-        <w:trPr>
-          <w:jc w:val="center"/>
-        </w:trPr>
-        <w:tc>
-          <w:tcPr>
-            <w:tcW w:w="907" w:type="dxa"/>
-          </w:tcPr>
-          <w:p>
-            <w:pPr>
-              <w:spacing w:before="60" w:after="60"/>
-              <w:jc w:val="center"/>
-            </w:pPr>
-            <w:r>
-              <w:rPr>
-                <w:rFonts w:ascii="標楷體" w:hAnsi="標楷體"/>
-                <w:sz w:val="22"/>
-              </w:rPr>
-              <w:t>10</w:t>
-            </w:r>
-          </w:p>
-        </w:tc>
-        <w:tc>
-          <w:tcPr>
-            <w:tcW w:w="6236" w:type="dxa"/>
-          </w:tcPr>
-          <w:p>
-            <w:pPr>
-              <w:spacing w:before="60" w:after="60"/>
-            </w:pPr>
-            <w:r>
-              <w:rPr>
-                <w:rFonts w:ascii="標楷體" w:hAnsi="標楷體"/>
-                <w:sz w:val="22"/>
-              </w:rPr>
-              <w:t>進入文件</w:t>
-            </w:r>
-            <w:r>
-              <w:rPr>
-                <w:rFonts w:ascii="標楷體" w:hAnsi="標楷體"/>
-                <w:sz w:val="22"/>
-              </w:rPr>
-              <w:t xml:space="preserve"> W </w:t>
-            </w:r>
-            <w:r>
-              <w:rPr>
-                <w:rFonts w:ascii="標楷體" w:hAnsi="標楷體"/>
-                <w:sz w:val="22"/>
-              </w:rPr>
-              <w:t>的唯讀頁面，</w:t>
-            </w:r>
-            <w:r>
-              <w:rPr>
-                <w:rFonts w:ascii="標楷體" w:hAnsi="標楷體"/>
-                <w:sz w:val="22"/>
-              </w:rPr>
-              <w:t xml:space="preserve">Word </w:t>
-            </w:r>
-            <w:r>
-              <w:rPr>
-                <w:rFonts w:ascii="標楷體" w:hAnsi="標楷體"/>
-                <w:sz w:val="22"/>
-              </w:rPr>
-              <w:t>檔的</w:t>
-            </w:r>
-            <w:r>
-              <w:rPr>
-                <w:rFonts w:ascii="標楷體" w:hAnsi="標楷體"/>
-                <w:sz w:val="22"/>
-              </w:rPr>
-              <w:t xml:space="preserve"> v1.1 </w:t>
-            </w:r>
-            <w:r>
-              <w:rPr>
-                <w:rFonts w:ascii="標楷體" w:hAnsi="標楷體"/>
-                <w:sz w:val="22"/>
-              </w:rPr>
-              <w:t>應提供「下載」，可取得原檔。</w:t>
-            </w:r>
-          </w:p>
-        </w:tc>
-        <w:tc>
-          <w:tcPr>
-            <w:tcW w:w="1247" w:type="dxa"/>
-          </w:tcPr>
-          <w:p>
-            <w:pPr>
-              <w:spacing w:before="60" w:after="60"/>
-              <w:jc w:val="center"/>
-            </w:pPr>
-          </w:p>
-        </w:tc>
-        <w:tc>
-          <w:tcPr>
-            <w:tcW w:w="1247" w:type="dxa"/>
-          </w:tcPr>
-          <w:p>
-            <w:pPr>
-              <w:spacing w:before="60" w:after="60"/>
-              <w:jc w:val="center"/>
-            </w:pPr>
-          </w:p>
-        </w:tc>
-      </w:tr>
-      <w:tr>
-        <w:trPr>
-          <w:jc w:val="center"/>
-        </w:trPr>
-        <w:tc>
-          <w:tcPr>
-            <w:tcW w:w="907" w:type="dxa"/>
-          </w:tcPr>
-          <w:p>
-            <w:pPr>
-              <w:spacing w:before="60" w:after="60"/>
-              <w:jc w:val="center"/>
-            </w:pPr>
-            <w:r>
-              <w:rPr>
-                <w:rFonts w:ascii="標楷體" w:hAnsi="標楷體"/>
-                <w:sz w:val="22"/>
-              </w:rPr>
-              <w:t>11</w:t>
-            </w:r>
-          </w:p>
-        </w:tc>
-        <w:tc>
-          <w:tcPr>
-            <w:tcW w:w="6236" w:type="dxa"/>
-          </w:tcPr>
-          <w:p>
-            <w:pPr>
-              <w:spacing w:before="60" w:after="60"/>
-            </w:pPr>
-            <w:r>
-              <w:rPr>
-                <w:rFonts w:ascii="標楷體" w:hAnsi="標楷體"/>
-                <w:sz w:val="22"/>
-              </w:rPr>
-              <w:t>先將分類設為「其他」再按「匯出</w:t>
-            </w:r>
-            <w:r>
-              <w:rPr>
-                <w:rFonts w:ascii="標楷體" w:hAnsi="標楷體"/>
-                <w:sz w:val="22"/>
-              </w:rPr>
-              <w:t xml:space="preserve"> CSV</w:t>
-            </w:r>
-            <w:r>
-              <w:rPr>
-                <w:rFonts w:ascii="標楷體" w:hAnsi="標楷體"/>
-                <w:sz w:val="22"/>
-              </w:rPr>
-              <w:t>」，下載的檔案以</w:t>
-            </w:r>
-            <w:r>
-              <w:rPr>
-                <w:rFonts w:ascii="標楷體" w:hAnsi="標楷體"/>
-                <w:sz w:val="22"/>
-              </w:rPr>
-              <w:t xml:space="preserve"> Excel </w:t>
-            </w:r>
-            <w:r>
-              <w:rPr>
-                <w:rFonts w:ascii="標楷體" w:hAnsi="標楷體"/>
-                <w:sz w:val="22"/>
-              </w:rPr>
-              <w:t>開啟中文正常，資料列數應與畫面「共</w:t>
-            </w:r>
-            <w:r>
-              <w:rPr>
-                <w:rFonts w:ascii="標楷體" w:hAnsi="標楷體"/>
-                <w:sz w:val="22"/>
-              </w:rPr>
-              <w:t xml:space="preserve"> N </w:t>
-            </w:r>
-            <w:r>
-              <w:rPr>
-                <w:rFonts w:ascii="標楷體" w:hAnsi="標楷體"/>
-                <w:sz w:val="22"/>
-              </w:rPr>
-              <w:t>筆」相同</w:t>
-            </w:r>
-            <w:r>
-              <w:rPr>
-                <w:rFonts w:ascii="標楷體" w:hAnsi="標楷體"/>
-                <w:sz w:val="22"/>
-              </w:rPr>
-              <w:lastRenderedPageBreak/>
-              <w:t>（結果超過</w:t>
-            </w:r>
-            <w:r>
-              <w:rPr>
-                <w:rFonts w:ascii="標楷體" w:hAnsi="標楷體"/>
-                <w:sz w:val="22"/>
-              </w:rPr>
-              <w:t xml:space="preserve"> 20 </w:t>
-            </w:r>
-            <w:r>
-              <w:rPr>
-                <w:rFonts w:ascii="標楷體" w:hAnsi="標楷體"/>
-                <w:sz w:val="22"/>
-              </w:rPr>
-              <w:t>筆時應含其他分頁之資料）；廢止時間欄之日期與時分應與畫面一致（日期分隔符號可能為「</w:t>
-            </w:r>
-            <w:r>
-              <w:rPr>
-                <w:rFonts w:ascii="標楷體" w:hAnsi="標楷體"/>
-                <w:sz w:val="22"/>
-              </w:rPr>
-              <w:t>-</w:t>
-            </w:r>
-            <w:r>
-              <w:rPr>
-                <w:rFonts w:ascii="標楷體" w:hAnsi="標楷體"/>
-                <w:sz w:val="22"/>
-              </w:rPr>
-              <w:t>」或「</w:t>
-            </w:r>
-            <w:r>
-              <w:rPr>
-                <w:rFonts w:ascii="標楷體" w:hAnsi="標楷體"/>
-                <w:sz w:val="22"/>
-              </w:rPr>
-              <w:t>/</w:t>
-            </w:r>
-            <w:r>
-              <w:rPr>
-                <w:rFonts w:ascii="標楷體" w:hAnsi="標楷體"/>
-                <w:sz w:val="22"/>
-              </w:rPr>
-              <w:t>」）。</w:t>
-            </w:r>
-          </w:p>
-        </w:tc>
-        <w:tc>
-          <w:tcPr>
-            <w:tcW w:w="1247" w:type="dxa"/>
-          </w:tcPr>
-          <w:p>
-            <w:pPr>
-              <w:spacing w:before="60" w:after="60"/>
-              <w:jc w:val="center"/>
-            </w:pPr>
-          </w:p>
-        </w:tc>
-        <w:tc>
-          <w:tcPr>
-            <w:tcW w:w="1247" w:type="dxa"/>
-          </w:tcPr>
-          <w:p>
-            <w:pPr>
-              <w:spacing w:before="60" w:after="60"/>
-              <w:jc w:val="center"/>
-            </w:pPr>
-          </w:p>
-        </w:tc>
-      </w:tr>
-      <w:tr>
-        <w:trPr>
-          <w:jc w:val="center"/>
-        </w:trPr>
-        <w:tc>
-          <w:tcPr>
-            <w:tcW w:w="907" w:type="dxa"/>
-          </w:tcPr>
-          <w:p>
-            <w:pPr>
-              <w:spacing w:before="60" w:after="60"/>
-              <w:jc w:val="center"/>
-            </w:pPr>
-            <w:r>
-              <w:rPr>
-                <w:rFonts w:ascii="標楷體" w:hAnsi="標楷體"/>
-                <w:sz w:val="22"/>
-              </w:rPr>
-              <w:t>12</w:t>
-            </w:r>
-          </w:p>
-        </w:tc>
-        <w:tc>
-          <w:tcPr>
-            <w:tcW w:w="6236" w:type="dxa"/>
-          </w:tcPr>
-          <w:p>
-            <w:pPr>
-              <w:spacing w:before="60" w:after="60"/>
-            </w:pPr>
-            <w:r>
-              <w:rPr>
-                <w:rFonts w:ascii="標楷體" w:hAnsi="標楷體"/>
-                <w:sz w:val="22"/>
-              </w:rPr>
               <w:t>文件</w:t>
             </w:r>
             <w:r>
@@ -7999,7 +6064,7 @@
                 <w:rFonts w:ascii="標楷體" w:hAnsi="標楷體"/>
                 <w:sz w:val="22"/>
               </w:rPr>
-              <w:t>之廢止申請尚未核准時，不應出現於本作業；審核者核准後，文件</w:t>
+              <w:t>之廢止申請經審核者核准後，文件</w:t>
             </w:r>
             <w:r>
               <w:rPr>
@@ -8013,7 +6078,7 @@
                 <w:rFonts w:ascii="標楷體" w:hAnsi="標楷體"/>
                 <w:sz w:val="22"/>
               </w:rPr>
-              <w:t>應出現於清單且自文件庫下架。</w:t>
+              <w:t>應出現於本作業清單且自文件庫下架。</w:t>
             </w:r>
           </w:p>
         </w:tc>
@@ -8045,7 +6110,7 @@
       <w:pPr>
         <w:pStyle w:val="1"/>
       </w:pPr>
-      <w:bookmarkStart w:id="6" w:name="_Toc243386884"/>
+      <w:bookmarkStart w:id="6" w:name="_Toc243484329"/>
       <w:r>
         <w:lastRenderedPageBreak/>
         <w:t xml:space="preserve">DM04 </w:t>
@@ -8477,7 +6542,7 @@
                 <w:rFonts w:ascii="標楷體" w:hAnsi="標楷體"/>
                 <w:sz w:val="22"/>
               </w:rPr>
-              <w:t>天）」兩區。</w:t>
+              <w:t>天）」兩區；以僅具審核者角色的審核者甲進入，應只有「我的文件動態」一個分頁，不出現「草稿匣」。</w:t>
             </w:r>
           </w:p>
         </w:tc>
@@ -8522,7 +6587,7 @@
                 <w:rFonts w:ascii="標楷體" w:hAnsi="標楷體"/>
                 <w:sz w:val="22"/>
               </w:rPr>
-              <w:t>1-1</w:t>
+              <w:t>2</w:t>
             </w:r>
           </w:p>
         </w:tc>
@@ -8539,7 +6604,21 @@
                 <w:rFonts w:ascii="標楷體" w:hAnsi="標楷體"/>
                 <w:sz w:val="22"/>
               </w:rPr>
-              <w:t>以審核者甲進入個人專區，應只有「我的文件動態」一個分頁，不出現「草稿匣」。</w:t>
+              <w:t>以編輯者甲進入個人專區，文件</w:t>
+            </w:r>
+            <w:r>
+              <w:rPr>
+                <w:rFonts w:ascii="標楷體" w:hAnsi="標楷體"/>
+                <w:sz w:val="22"/>
+              </w:rPr>
+              <w:t xml:space="preserve"> A </w:t>
+            </w:r>
+            <w:r>
+              <w:rPr>
+                <w:rFonts w:ascii="標楷體" w:hAnsi="標楷體"/>
+                <w:sz w:val="22"/>
+              </w:rPr>
+              <w:t>應呈現「核准發布」與「送審」兩列，「核准發布」在上、「送審」在下；兩列時間分別為核准與送審當時（顯示至分鐘，同一分鐘內完成者兩列時間相同）。</w:t>
             </w:r>
           </w:p>
         </w:tc>
@@ -8584,7 +6663,7 @@
                 <w:rFonts w:ascii="標楷體" w:hAnsi="標楷體"/>
                 <w:sz w:val="22"/>
               </w:rPr>
-              <w:t>2</w:t>
+              <w:t>3</w:t>
             </w:r>
           </w:p>
         </w:tc>
@@ -8601,21 +6680,49 @@
                 <w:rFonts w:ascii="標楷體" w:hAnsi="標楷體"/>
                 <w:sz w:val="22"/>
               </w:rPr>
-              <w:t>以編輯者甲進入個人專區，文件</w:t>
-            </w:r>
-            <w:r>
-              <w:rPr>
-                <w:rFonts w:ascii="標楷體" w:hAnsi="標楷體"/>
-                <w:sz w:val="22"/>
-              </w:rPr>
-              <w:t xml:space="preserve"> A </w:t>
-            </w:r>
-            <w:r>
-              <w:rPr>
-                <w:rFonts w:ascii="標楷體" w:hAnsi="標楷體"/>
-                <w:sz w:val="22"/>
-              </w:rPr>
-              <w:t>應呈現「核准發布」與「送審」兩列，「核准發布」在上、「送審」在下（清單由新到舊）；兩列時間分別為核准與送審當時（顯示至分鐘，同一分鐘內完成者兩列時間相同）。</w:t>
+              <w:t>管理者將催辦門檻調為</w:t>
+            </w:r>
+            <w:r>
+              <w:rPr>
+                <w:rFonts w:ascii="標楷體" w:hAnsi="標楷體"/>
+                <w:sz w:val="22"/>
+              </w:rPr>
+              <w:t xml:space="preserve"> 1 </w:t>
+            </w:r>
+            <w:r>
+              <w:rPr>
+                <w:rFonts w:ascii="標楷體" w:hAnsi="標楷體"/>
+                <w:sz w:val="22"/>
+              </w:rPr>
+              <w:t>天後，文件</w:t>
+            </w:r>
+            <w:r>
+              <w:rPr>
+                <w:rFonts w:ascii="標楷體" w:hAnsi="標楷體"/>
+                <w:sz w:val="22"/>
+              </w:rPr>
+              <w:t xml:space="preserve"> C </w:t>
+            </w:r>
+            <w:r>
+              <w:rPr>
+                <w:rFonts w:ascii="標楷體" w:hAnsi="標楷體"/>
+                <w:sz w:val="22"/>
+              </w:rPr>
+              <w:t>於編輯者甲之撰寫者視角應標示「逾期未審」，於審核者甲之審核者視角應標示「催辦中」。測完請改回預設</w:t>
+            </w:r>
+            <w:r>
+              <w:rPr>
+                <w:rFonts w:ascii="標楷體" w:hAnsi="標楷體"/>
+                <w:sz w:val="22"/>
+              </w:rPr>
+              <w:t xml:space="preserve"> 7 </w:t>
+            </w:r>
+            <w:r>
+              <w:rPr>
+                <w:rFonts w:ascii="標楷體" w:hAnsi="標楷體"/>
+                <w:sz w:val="22"/>
+              </w:rPr>
+              <w:t>天。</w:t>
             </w:r>
           </w:p>
         </w:tc>
@@ -8660,7 +6767,7 @@
                 <w:rFonts w:ascii="標楷體" w:hAnsi="標楷體"/>
                 <w:sz w:val="22"/>
               </w:rPr>
-              <w:t>3</w:t>
+              <w:t>4</w:t>
             </w:r>
           </w:p>
         </w:tc>
@@ -8677,35 +6784,35 @@
                 <w:rFonts w:ascii="標楷體" w:hAnsi="標楷體"/>
                 <w:sz w:val="22"/>
               </w:rPr>
-              <w:t>管理者將催辦門檻調為</w:t>
-            </w:r>
-            <w:r>
-              <w:rPr>
-                <w:rFonts w:ascii="標楷體" w:hAnsi="標楷體"/>
-                <w:sz w:val="22"/>
-              </w:rPr>
-              <w:t xml:space="preserve"> 1 </w:t>
-            </w:r>
-            <w:r>
-              <w:rPr>
-                <w:rFonts w:ascii="標楷體" w:hAnsi="標楷體"/>
-                <w:sz w:val="22"/>
-              </w:rPr>
-              <w:t>天後，文件</w:t>
-            </w:r>
-            <w:r>
-              <w:rPr>
-                <w:rFonts w:ascii="標楷體" w:hAnsi="標楷體"/>
-                <w:sz w:val="22"/>
-              </w:rPr>
-              <w:t xml:space="preserve"> C </w:t>
-            </w:r>
-            <w:r>
-              <w:rPr>
-                <w:rFonts w:ascii="標楷體" w:hAnsi="標楷體"/>
-                <w:sz w:val="22"/>
-              </w:rPr>
-              <w:t>於編輯者甲之撰寫者視角應標示「逾期未審」，於審核者甲之審核者視角應標示「催辦中」。</w:t>
+              <w:t>管理者於</w:t>
+            </w:r>
+            <w:r>
+              <w:rPr>
+                <w:rFonts w:ascii="標楷體" w:hAnsi="標楷體"/>
+                <w:sz w:val="22"/>
+              </w:rPr>
+              <w:t xml:space="preserve"> DP01 </w:t>
+            </w:r>
+            <w:r>
+              <w:rPr>
+                <w:rFonts w:ascii="標楷體" w:hAnsi="標楷體"/>
+                <w:sz w:val="22"/>
+              </w:rPr>
+              <w:t>使用者管理停用審核者乙後，編輯者甲之撰寫者視角中文件</w:t>
+            </w:r>
+            <w:r>
+              <w:rPr>
+                <w:rFonts w:ascii="標楷體" w:hAnsi="標楷體"/>
+                <w:sz w:val="22"/>
+              </w:rPr>
+              <w:t xml:space="preserve"> B </w:t>
+            </w:r>
+            <w:r>
+              <w:rPr>
+                <w:rFonts w:ascii="標楷體" w:hAnsi="標楷體"/>
+                <w:sz w:val="22"/>
+              </w:rPr>
+              <w:t>的「指定審核者」欄下方應以紅字標示「審核者帳號已停用」。測完即重新啟用審核者乙。</w:t>
             </w:r>
           </w:p>
         </w:tc>
@@ -8750,7 +6857,7 @@
                 <w:rFonts w:ascii="標楷體" w:hAnsi="標楷體"/>
                 <w:sz w:val="22"/>
               </w:rPr>
-              <w:t>4</w:t>
+              <w:t>5</w:t>
             </w:r>
           </w:p>
         </w:tc>
@@ -8767,21 +6874,63 @@
                 <w:rFonts w:ascii="標楷體" w:hAnsi="標楷體"/>
                 <w:sz w:val="22"/>
               </w:rPr>
-              <w:t>管理者停用審核者乙後，編輯者甲之撰寫者視角中文件</w:t>
-            </w:r>
-            <w:r>
-              <w:rPr>
-                <w:rFonts w:ascii="標楷體" w:hAnsi="標楷體"/>
-                <w:sz w:val="22"/>
-              </w:rPr>
-              <w:t xml:space="preserve"> B </w:t>
-            </w:r>
-            <w:r>
-              <w:rPr>
-                <w:rFonts w:ascii="標楷體" w:hAnsi="標楷體"/>
-                <w:sz w:val="22"/>
-              </w:rPr>
-              <w:t>的「指定審核者」欄下方應以紅字標示「審核者帳號已停用」。</w:t>
+              <w:t>對文件</w:t>
+            </w:r>
+            <w:r>
+              <w:rPr>
+                <w:rFonts w:ascii="標楷體" w:hAnsi="標楷體"/>
+                <w:sz w:val="22"/>
+              </w:rPr>
+              <w:t xml:space="preserve"> D </w:t>
+            </w:r>
+            <w:r>
+              <w:rPr>
+                <w:rFonts w:ascii="標楷體" w:hAnsi="標楷體"/>
+                <w:sz w:val="22"/>
+              </w:rPr>
+              <w:t>按「撤回送審」並「確認撤回」，文件</w:t>
+            </w:r>
+            <w:r>
+              <w:rPr>
+                <w:rFonts w:ascii="標楷體" w:hAnsi="標楷體"/>
+                <w:sz w:val="22"/>
+              </w:rPr>
+              <w:t xml:space="preserve"> D </w:t>
+            </w:r>
+            <w:r>
+              <w:rPr>
+                <w:rFonts w:ascii="標楷體" w:hAnsi="標楷體"/>
+                <w:sz w:val="22"/>
+              </w:rPr>
+              <w:t>應出現於草稿匣、草稿類型為「已撤回」，撰寫者視角最上方新增「已撤回」一列；審核者甲之簽核中心應已不列出文件</w:t>
+            </w:r>
+            <w:r>
+              <w:rPr>
+                <w:rFonts w:ascii="標楷體" w:hAnsi="標楷體"/>
+                <w:sz w:val="22"/>
+              </w:rPr>
+              <w:t xml:space="preserve"> D</w:t>
+            </w:r>
+            <w:r>
+              <w:rPr>
+                <w:rFonts w:ascii="標楷體" w:hAnsi="標楷體"/>
+                <w:sz w:val="22"/>
+              </w:rPr>
+              <w:t>，其個人專區之審核者視角應出現文件</w:t>
+            </w:r>
+            <w:r>
+              <w:rPr>
+                <w:rFonts w:ascii="標楷體" w:hAnsi="標楷體"/>
+                <w:sz w:val="22"/>
+              </w:rPr>
+              <w:t xml:space="preserve"> D</w:t>
+            </w:r>
+            <w:r>
+              <w:rPr>
+                <w:rFonts w:ascii="標楷體" w:hAnsi="標楷體"/>
+                <w:sz w:val="22"/>
+              </w:rPr>
+              <w:t>「已被撤回」一列。</w:t>
             </w:r>
           </w:p>
         </w:tc>
@@ -8826,7 +6975,7 @@
                 <w:rFonts w:ascii="標楷體" w:hAnsi="標楷體"/>
                 <w:sz w:val="22"/>
               </w:rPr>
-              <w:t>5</w:t>
+              <w:t>6</w:t>
             </w:r>
           </w:p>
         </w:tc>
@@ -8850,28 +6999,28 @@
                 <w:rFonts w:ascii="標楷體" w:hAnsi="標楷體"/>
                 <w:sz w:val="22"/>
               </w:rPr>
-              <w:t xml:space="preserve"> D </w:t>
-            </w:r>
-            <w:r>
-              <w:rPr>
-                <w:rFonts w:ascii="標楷體" w:hAnsi="標楷體"/>
-                <w:sz w:val="22"/>
-              </w:rPr>
-              <w:t>按「撤回送審」並「確認撤回」，文件</w:t>
-            </w:r>
-            <w:r>
-              <w:rPr>
-                <w:rFonts w:ascii="標楷體" w:hAnsi="標楷體"/>
-                <w:sz w:val="22"/>
-              </w:rPr>
-              <w:t xml:space="preserve"> D </w:t>
-            </w:r>
-            <w:r>
-              <w:rPr>
-                <w:rFonts w:ascii="標楷體" w:hAnsi="標楷體"/>
-                <w:sz w:val="22"/>
-              </w:rPr>
-              <w:t>應出現於草稿匣、草稿類型為「已撤回」，撰寫者視角最上方新增「已撤回」一列。</w:t>
+              <w:t xml:space="preserve"> E </w:t>
+            </w:r>
+            <w:r>
+              <w:rPr>
+                <w:rFonts w:ascii="標楷體" w:hAnsi="標楷體"/>
+                <w:sz w:val="22"/>
+              </w:rPr>
+              <w:t>之廢止申請按「撤回送審」並「確認撤回」，撰寫者視角最上方應新增「已撤回」一列；以編輯者甲開啟文件</w:t>
+            </w:r>
+            <w:r>
+              <w:rPr>
+                <w:rFonts w:ascii="標楷體" w:hAnsi="標楷體"/>
+                <w:sz w:val="22"/>
+              </w:rPr>
+              <w:t xml:space="preserve"> E </w:t>
+            </w:r>
+            <w:r>
+              <w:rPr>
+                <w:rFonts w:ascii="標楷體" w:hAnsi="標楷體"/>
+                <w:sz w:val="22"/>
+              </w:rPr>
+              <w:t>詳細頁，「編輯新版本」「廢止此文件」應恢復可按（廢止待簽核期間為灰色）。</w:t>
             </w:r>
           </w:p>
         </w:tc>
@@ -8916,7 +7065,7 @@
                 <w:rFonts w:ascii="標楷體" w:hAnsi="標楷體"/>
                 <w:sz w:val="22"/>
               </w:rPr>
-              <w:t>6</w:t>
+              <w:t>7</w:t>
             </w:r>
           </w:p>
         </w:tc>
@@ -8933,7 +7082,35 @@
                 <w:rFonts w:ascii="標楷體" w:hAnsi="標楷體"/>
                 <w:sz w:val="22"/>
               </w:rPr>
-              <w:t>承上，審核者甲之簽核中心應已不列出文件</w:t>
+              <w:t>文件</w:t>
+            </w:r>
+            <w:r>
+              <w:rPr>
+                <w:rFonts w:ascii="標楷體" w:hAnsi="標楷體"/>
+                <w:sz w:val="22"/>
+              </w:rPr>
+              <w:t xml:space="preserve"> D </w:t>
+            </w:r>
+            <w:r>
+              <w:rPr>
+                <w:rFonts w:ascii="標楷體" w:hAnsi="標楷體"/>
+                <w:sz w:val="22"/>
+              </w:rPr>
+              <w:t>撤回後，於草稿匣對文件</w:t>
+            </w:r>
+            <w:r>
+              <w:rPr>
+                <w:rFonts w:ascii="標楷體" w:hAnsi="標楷體"/>
+                <w:sz w:val="22"/>
+              </w:rPr>
+              <w:t xml:space="preserve"> D </w:t>
+            </w:r>
+            <w:r>
+              <w:rPr>
+                <w:rFonts w:ascii="標楷體" w:hAnsi="標楷體"/>
+                <w:sz w:val="22"/>
+              </w:rPr>
+              <w:t>按「繼續編輯」，改選審核者乙後送審，審核者乙之簽核中心應出現文件</w:t>
             </w:r>
             <w:r>
               <w:rPr>
@@ -8947,21 +7124,7 @@
                 <w:rFonts w:ascii="標楷體" w:hAnsi="標楷體"/>
                 <w:sz w:val="22"/>
               </w:rPr>
-              <w:t>，其個人專區之審核者視角應出現文件</w:t>
-            </w:r>
-            <w:r>
-              <w:rPr>
-                <w:rFonts w:ascii="標楷體" w:hAnsi="標楷體"/>
-                <w:sz w:val="22"/>
-              </w:rPr>
-              <w:t xml:space="preserve"> D</w:t>
-            </w:r>
-            <w:r>
-              <w:rPr>
-                <w:rFonts w:ascii="標楷體" w:hAnsi="標楷體"/>
-                <w:sz w:val="22"/>
-              </w:rPr>
-              <w:t>「已被撤回」一列。</w:t>
+              <w:t>。</w:t>
             </w:r>
           </w:p>
         </w:tc>
@@ -9006,7 +7169,7 @@
                 <w:rFonts w:ascii="標楷體" w:hAnsi="標楷體"/>
                 <w:sz w:val="22"/>
               </w:rPr>
-              <w:t>7</w:t>
+              <w:t>8</w:t>
             </w:r>
           </w:p>
         </w:tc>
@@ -9023,35 +7186,7 @@
                 <w:rFonts w:ascii="標楷體" w:hAnsi="標楷體"/>
                 <w:sz w:val="22"/>
               </w:rPr>
-              <w:t>對文件</w:t>
-            </w:r>
-            <w:r>
-              <w:rPr>
-                <w:rFonts w:ascii="標楷體" w:hAnsi="標楷體"/>
-                <w:sz w:val="22"/>
-              </w:rPr>
-              <w:t xml:space="preserve"> E </w:t>
-            </w:r>
-            <w:r>
-              <w:rPr>
-                <w:rFonts w:ascii="標楷體" w:hAnsi="標楷體"/>
-                <w:sz w:val="22"/>
-              </w:rPr>
-              <w:t>之廢止申請按「撤回送審」並「確認撤回」，撰寫者視角最上方應新增「已撤回」一列；以編輯者甲開啟文件</w:t>
-            </w:r>
-            <w:r>
-              <w:rPr>
-                <w:rFonts w:ascii="標楷體" w:hAnsi="標楷體"/>
-                <w:sz w:val="22"/>
-              </w:rPr>
-              <w:t xml:space="preserve"> E </w:t>
-            </w:r>
-            <w:r>
-              <w:rPr>
-                <w:rFonts w:ascii="標楷體" w:hAnsi="標楷體"/>
-                <w:sz w:val="22"/>
-              </w:rPr>
-              <w:t>詳細頁，「編輯新版本」「廢止此文件」應恢復可按（廢止待簽核期間為灰色）。</w:t>
+              <w:t>審核者甲於審核者視角對待處理之列按「前往簽核中心」，應進入簽核中心並自動展開該筆簽核明細。</w:t>
             </w:r>
           </w:p>
         </w:tc>
@@ -9096,7 +7231,7 @@
                 <w:rFonts w:ascii="標楷體" w:hAnsi="標楷體"/>
                 <w:sz w:val="22"/>
               </w:rPr>
-              <w:t>8</w:t>
+              <w:t>9</w:t>
             </w:r>
           </w:p>
         </w:tc>
@@ -9113,35 +7248,43 @@
                 <w:rFonts w:ascii="標楷體" w:hAnsi="標楷體"/>
                 <w:sz w:val="22"/>
               </w:rPr>
-              <w:t>於草稿匣對文件</w:t>
-            </w:r>
-            <w:r>
-              <w:rPr>
-                <w:rFonts w:ascii="標楷體" w:hAnsi="標楷體"/>
-                <w:sz w:val="22"/>
-              </w:rPr>
-              <w:t xml:space="preserve"> D </w:t>
-            </w:r>
-            <w:r>
-              <w:rPr>
-                <w:rFonts w:ascii="標楷體" w:hAnsi="標楷體"/>
-                <w:sz w:val="22"/>
-              </w:rPr>
-              <w:t>按「繼續編輯」，改選審核者乙後送審，審核者乙之簽核中心應出現文件</w:t>
-            </w:r>
-            <w:r>
-              <w:rPr>
-                <w:rFonts w:ascii="標楷體" w:hAnsi="標楷體"/>
-                <w:sz w:val="22"/>
-              </w:rPr>
-              <w:t xml:space="preserve"> D</w:t>
-            </w:r>
-            <w:r>
-              <w:rPr>
-                <w:rFonts w:ascii="標楷體" w:hAnsi="標楷體"/>
-                <w:sz w:val="22"/>
-              </w:rPr>
-              <w:t>。</w:t>
+              <w:t>編輯者甲之草稿匣中，文件</w:t>
+            </w:r>
+            <w:r>
+              <w:rPr>
+                <w:rFonts w:ascii="標楷體" w:hAnsi="標楷體"/>
+                <w:sz w:val="22"/>
+              </w:rPr>
+              <w:t xml:space="preserve"> F </w:t>
+            </w:r>
+            <w:r>
+              <w:rPr>
+                <w:rFonts w:ascii="標楷體" w:hAnsi="標楷體"/>
+                <w:sz w:val="22"/>
+              </w:rPr>
+              <w:t>之草稿類型應為「被退回待修</w:t>
+            </w:r>
+            <w:r>
+              <w:rPr>
+                <w:rFonts w:ascii="標楷體" w:hAnsi="標楷體"/>
+                <w:sz w:val="22"/>
+              </w:rPr>
+              <w:lastRenderedPageBreak/>
+              <w:t>改」，文件</w:t>
+            </w:r>
+            <w:r>
+              <w:rPr>
+                <w:rFonts w:ascii="標楷體" w:hAnsi="標楷體"/>
+                <w:sz w:val="22"/>
+              </w:rPr>
+              <w:t xml:space="preserve"> G </w:t>
+            </w:r>
+            <w:r>
+              <w:rPr>
+                <w:rFonts w:ascii="標楷體" w:hAnsi="標楷體"/>
+                <w:sz w:val="22"/>
+              </w:rPr>
+              <w:t>之新版本草稿應為「未送審」。</w:t>
             </w:r>
           </w:p>
         </w:tc>
@@ -9186,7 +7329,7 @@
                 <w:rFonts w:ascii="標楷體" w:hAnsi="標楷體"/>
                 <w:sz w:val="22"/>
               </w:rPr>
-              <w:t>9</w:t>
+              <w:t>10</w:t>
             </w:r>
           </w:p>
         </w:tc>
@@ -9203,7 +7346,77 @@
                 <w:rFonts w:ascii="標楷體" w:hAnsi="標楷體"/>
                 <w:sz w:val="22"/>
               </w:rPr>
-              <w:t>審核者甲於審核者視角對待處理之列按「前往簽核中心」，應進入簽核中心並自動展開該筆簽核明細。</w:t>
+              <w:t>對文件</w:t>
+            </w:r>
+            <w:r>
+              <w:rPr>
+                <w:rFonts w:ascii="標楷體" w:hAnsi="標楷體"/>
+                <w:sz w:val="22"/>
+              </w:rPr>
+              <w:t xml:space="preserve"> G </w:t>
+            </w:r>
+            <w:r>
+              <w:rPr>
+                <w:rFonts w:ascii="標楷體" w:hAnsi="標楷體"/>
+                <w:sz w:val="22"/>
+              </w:rPr>
+              <w:t>之新版本草稿按「刪除」並「確認刪除」，該草稿應自草稿匣消失，文件庫中文件</w:t>
+            </w:r>
+            <w:r>
+              <w:rPr>
+                <w:rFonts w:ascii="標楷體" w:hAnsi="標楷體"/>
+                <w:sz w:val="22"/>
+              </w:rPr>
+              <w:t xml:space="preserve"> G </w:t>
+            </w:r>
+            <w:r>
+              <w:rPr>
+                <w:rFonts w:ascii="標楷體" w:hAnsi="標楷體"/>
+                <w:sz w:val="22"/>
+              </w:rPr>
+              <w:t>仍顯示原已發布版本；對文件</w:t>
+            </w:r>
+            <w:r>
+              <w:rPr>
+                <w:rFonts w:ascii="標楷體" w:hAnsi="標楷體"/>
+                <w:sz w:val="22"/>
+              </w:rPr>
+              <w:t xml:space="preserve"> AC </w:t>
+            </w:r>
+            <w:r>
+              <w:rPr>
+                <w:rFonts w:ascii="標楷體" w:hAnsi="標楷體"/>
+                <w:sz w:val="22"/>
+              </w:rPr>
+              <w:t>之首版草稿按「刪除」並「確認刪除」，應顯示「草稿已刪除」，文件</w:t>
+            </w:r>
+            <w:r>
+              <w:rPr>
+                <w:rFonts w:ascii="標楷體" w:hAnsi="標楷體"/>
+                <w:sz w:val="22"/>
+              </w:rPr>
+              <w:t xml:space="preserve"> AC </w:t>
+            </w:r>
+            <w:r>
+              <w:rPr>
+                <w:rFonts w:ascii="標楷體" w:hAnsi="標楷體"/>
+                <w:sz w:val="22"/>
+              </w:rPr>
+              <w:t>應自草稿匣消失（首版草稿本就不會出現在文件庫，刪除後文件庫仍查無文件</w:t>
+            </w:r>
+            <w:r>
+              <w:rPr>
+                <w:rFonts w:ascii="標楷體" w:hAnsi="標楷體"/>
+                <w:sz w:val="22"/>
+              </w:rPr>
+              <w:t xml:space="preserve"> AC</w:t>
+            </w:r>
+            <w:r>
+              <w:rPr>
+                <w:rFonts w:ascii="標楷體" w:hAnsi="標楷體"/>
+                <w:sz w:val="22"/>
+              </w:rPr>
+              <w:t>）。</w:t>
             </w:r>
           </w:p>
         </w:tc>
@@ -9248,8 +7461,7 @@
                 <w:rFonts w:ascii="標楷體" w:hAnsi="標楷體"/>
                 <w:sz w:val="22"/>
               </w:rPr>
-              <w:lastRenderedPageBreak/>
-              <w:t>10</w:t>
+              <w:t>11</w:t>
             </w:r>
           </w:p>
         </w:tc>
@@ -9266,290 +7478,6 @@
                 <w:rFonts w:ascii="標楷體" w:hAnsi="標楷體"/>
                 <w:sz w:val="22"/>
               </w:rPr>
-              <w:t>編輯者甲之草稿匣中，文件</w:t>
-            </w:r>
-            <w:r>
-              <w:rPr>
-                <w:rFonts w:ascii="標楷體" w:hAnsi="標楷體"/>
-                <w:sz w:val="22"/>
-              </w:rPr>
-              <w:t xml:space="preserve"> F </w:t>
-            </w:r>
-            <w:r>
-              <w:rPr>
-                <w:rFonts w:ascii="標楷體" w:hAnsi="標楷體"/>
-                <w:sz w:val="22"/>
-              </w:rPr>
-              <w:t>之草稿類型應為「被退回待修改」，文件</w:t>
-            </w:r>
-            <w:r>
-              <w:rPr>
-                <w:rFonts w:ascii="標楷體" w:hAnsi="標楷體"/>
-                <w:sz w:val="22"/>
-              </w:rPr>
-              <w:t xml:space="preserve"> G </w:t>
-            </w:r>
-            <w:r>
-              <w:rPr>
-                <w:rFonts w:ascii="標楷體" w:hAnsi="標楷體"/>
-                <w:sz w:val="22"/>
-              </w:rPr>
-              <w:t>之新版本草稿應為「未送審」。</w:t>
-            </w:r>
-          </w:p>
-        </w:tc>
-        <w:tc>
-          <w:tcPr>
-            <w:tcW w:w="1247" w:type="dxa"/>
-          </w:tcPr>
-          <w:p>
-            <w:pPr>
-              <w:spacing w:before="60" w:after="60"/>
-              <w:jc w:val="center"/>
-            </w:pPr>
-          </w:p>
-        </w:tc>
-        <w:tc>
-          <w:tcPr>
-            <w:tcW w:w="1247" w:type="dxa"/>
-          </w:tcPr>
-          <w:p>
-            <w:pPr>
-              <w:spacing w:before="60" w:after="60"/>
-              <w:jc w:val="center"/>
-            </w:pPr>
-          </w:p>
-        </w:tc>
-      </w:tr>
-      <w:tr>
-        <w:trPr>
-          <w:jc w:val="center"/>
-        </w:trPr>
-        <w:tc>
-          <w:tcPr>
-            <w:tcW w:w="907" w:type="dxa"/>
-          </w:tcPr>
-          <w:p>
-            <w:pPr>
-              <w:spacing w:before="60" w:after="60"/>
-              <w:jc w:val="center"/>
-            </w:pPr>
-            <w:r>
-              <w:rPr>
-                <w:rFonts w:ascii="標楷體" w:hAnsi="標楷體"/>
-                <w:sz w:val="22"/>
-              </w:rPr>
-              <w:t>11</w:t>
-            </w:r>
-          </w:p>
-        </w:tc>
-        <w:tc>
-          <w:tcPr>
-            <w:tcW w:w="6236" w:type="dxa"/>
-          </w:tcPr>
-          <w:p>
-            <w:pPr>
-              <w:spacing w:before="60" w:after="60"/>
-            </w:pPr>
-            <w:r>
-              <w:rPr>
-                <w:rFonts w:ascii="標楷體" w:hAnsi="標楷體"/>
-                <w:sz w:val="22"/>
-              </w:rPr>
-              <w:t>對文件</w:t>
-            </w:r>
-            <w:r>
-              <w:rPr>
-                <w:rFonts w:ascii="標楷體" w:hAnsi="標楷體"/>
-                <w:sz w:val="22"/>
-              </w:rPr>
-              <w:t xml:space="preserve"> G </w:t>
-            </w:r>
-            <w:r>
-              <w:rPr>
-                <w:rFonts w:ascii="標楷體" w:hAnsi="標楷體"/>
-                <w:sz w:val="22"/>
-              </w:rPr>
-              <w:t>之草稿按「刪除」並「確認刪除」，該草稿應自草稿匣消失，文件庫中文件</w:t>
-            </w:r>
-            <w:r>
-              <w:rPr>
-                <w:rFonts w:ascii="標楷體" w:hAnsi="標楷體"/>
-                <w:sz w:val="22"/>
-              </w:rPr>
-              <w:t xml:space="preserve"> G </w:t>
-            </w:r>
-            <w:r>
-              <w:rPr>
-                <w:rFonts w:ascii="標楷體" w:hAnsi="標楷體"/>
-                <w:sz w:val="22"/>
-              </w:rPr>
-              <w:t>仍顯示原已發布版本。</w:t>
-            </w:r>
-          </w:p>
-        </w:tc>
-        <w:tc>
-          <w:tcPr>
-            <w:tcW w:w="1247" w:type="dxa"/>
-          </w:tcPr>
-          <w:p>
-            <w:pPr>
-              <w:spacing w:before="60" w:after="60"/>
-              <w:jc w:val="center"/>
-            </w:pPr>
-          </w:p>
-        </w:tc>
-        <w:tc>
-          <w:tcPr>
-            <w:tcW w:w="1247" w:type="dxa"/>
-          </w:tcPr>
-          <w:p>
-            <w:pPr>
-              <w:spacing w:before="60" w:after="60"/>
-              <w:jc w:val="center"/>
-            </w:pPr>
-          </w:p>
-        </w:tc>
-      </w:tr>
-      <w:tr>
-        <w:trPr>
-          <w:jc w:val="center"/>
-        </w:trPr>
-        <w:tc>
-          <w:tcPr>
-            <w:tcW w:w="907" w:type="dxa"/>
-          </w:tcPr>
-          <w:p>
-            <w:pPr>
-              <w:spacing w:before="60" w:after="60"/>
-              <w:jc w:val="center"/>
-            </w:pPr>
-            <w:r>
-              <w:rPr>
-                <w:rFonts w:ascii="標楷體" w:hAnsi="標楷體"/>
-                <w:sz w:val="22"/>
-              </w:rPr>
-              <w:t>11-1</w:t>
-            </w:r>
-          </w:p>
-        </w:tc>
-        <w:tc>
-          <w:tcPr>
-            <w:tcW w:w="6236" w:type="dxa"/>
-          </w:tcPr>
-          <w:p>
-            <w:pPr>
-              <w:spacing w:before="60" w:after="60"/>
-            </w:pPr>
-            <w:r>
-              <w:rPr>
-                <w:rFonts w:ascii="標楷體" w:hAnsi="標楷體"/>
-                <w:sz w:val="22"/>
-              </w:rPr>
-              <w:t>對文件</w:t>
-            </w:r>
-            <w:r>
-              <w:rPr>
-                <w:rFonts w:ascii="標楷體" w:hAnsi="標楷體"/>
-                <w:sz w:val="22"/>
-              </w:rPr>
-              <w:t xml:space="preserve"> AC </w:t>
-            </w:r>
-            <w:r>
-              <w:rPr>
-                <w:rFonts w:ascii="標楷體" w:hAnsi="標楷體"/>
-                <w:sz w:val="22"/>
-              </w:rPr>
-              <w:t>之首版草稿按「刪除」並「確認刪除」，應顯示「草稿已刪除」，文件</w:t>
-            </w:r>
-            <w:r>
-              <w:rPr>
-                <w:rFonts w:ascii="標楷體" w:hAnsi="標楷體"/>
-                <w:sz w:val="22"/>
-              </w:rPr>
-              <w:t xml:space="preserve"> AC </w:t>
-            </w:r>
-            <w:r>
-              <w:rPr>
-                <w:rFonts w:ascii="標楷體" w:hAnsi="標楷體"/>
-                <w:sz w:val="22"/>
-              </w:rPr>
-              <w:t>應自草稿匣消失（首版草稿本就不會出現在文件庫，刪除後文件庫仍查無文件</w:t>
-            </w:r>
-            <w:r>
-              <w:rPr>
-                <w:rFonts w:ascii="標楷體" w:hAnsi="標楷體"/>
-                <w:sz w:val="22"/>
-              </w:rPr>
-              <w:t xml:space="preserve"> AC</w:t>
-            </w:r>
-            <w:r>
-              <w:rPr>
-                <w:rFonts w:ascii="標楷體" w:hAnsi="標楷體"/>
-                <w:sz w:val="22"/>
-              </w:rPr>
-              <w:t>）。</w:t>
-            </w:r>
-          </w:p>
-        </w:tc>
-        <w:tc>
-          <w:tcPr>
-            <w:tcW w:w="1247" w:type="dxa"/>
-          </w:tcPr>
-          <w:p>
-            <w:pPr>
-              <w:spacing w:before="60" w:after="60"/>
-              <w:jc w:val="center"/>
-            </w:pPr>
-          </w:p>
-        </w:tc>
-        <w:tc>
-          <w:tcPr>
-            <w:tcW w:w="1247" w:type="dxa"/>
-          </w:tcPr>
-          <w:p>
-            <w:pPr>
-              <w:spacing w:before="60" w:after="60"/>
-              <w:jc w:val="center"/>
-            </w:pPr>
-          </w:p>
-        </w:tc>
-      </w:tr>
-      <w:tr>
-        <w:trPr>
-          <w:jc w:val="center"/>
-        </w:trPr>
-        <w:tc>
-          <w:tcPr>
-            <w:tcW w:w="907" w:type="dxa"/>
-          </w:tcPr>
-          <w:p>
-            <w:pPr>
-              <w:spacing w:before="60" w:after="60"/>
-              <w:jc w:val="center"/>
-            </w:pPr>
-            <w:r>
-              <w:rPr>
-                <w:rFonts w:ascii="標楷體" w:hAnsi="標楷體"/>
-                <w:sz w:val="22"/>
-              </w:rPr>
-              <w:t>12</w:t>
-            </w:r>
-          </w:p>
-        </w:tc>
-        <w:tc>
-          <w:tcPr>
-            <w:tcW w:w="6236" w:type="dxa"/>
-          </w:tcPr>
-          <w:p>
-            <w:pPr>
-              <w:spacing w:before="60" w:after="60"/>
-            </w:pPr>
-            <w:r>
-              <w:rPr>
-                <w:rFonts w:ascii="標楷體" w:hAnsi="標楷體"/>
-                <w:sz w:val="22"/>
-              </w:rPr>
               <w:t>文件</w:t>
             </w:r>
             <w:r>
@@ -9564,69 +7492,7 @@
                 <w:rFonts w:ascii="標楷體" w:hAnsi="標楷體"/>
                 <w:sz w:val="22"/>
               </w:rPr>
-              <w:t>之草稿，「繼續編輯」應無法按，滑鼠移上顯示此文件已被廢止，該列「刪除」仍可操作。</w:t>
-            </w:r>
-          </w:p>
-        </w:tc>
-        <w:tc>
-          <w:tcPr>
-            <w:tcW w:w="1247" w:type="dxa"/>
-          </w:tcPr>
-          <w:p>
-            <w:pPr>
-              <w:spacing w:before="60" w:after="60"/>
-              <w:jc w:val="center"/>
-            </w:pPr>
-          </w:p>
-        </w:tc>
-        <w:tc>
-          <w:tcPr>
-            <w:tcW w:w="1247" w:type="dxa"/>
-          </w:tcPr>
-          <w:p>
-            <w:pPr>
-              <w:spacing w:before="60" w:after="60"/>
-              <w:jc w:val="center"/>
-            </w:pPr>
-          </w:p>
-        </w:tc>
-      </w:tr>
-      <w:tr>
-        <w:trPr>
-          <w:jc w:val="center"/>
-        </w:trPr>
-        <w:tc>
-          <w:tcPr>
-            <w:tcW w:w="907" w:type="dxa"/>
-          </w:tcPr>
-          <w:p>
-            <w:pPr>
-              <w:spacing w:before="60" w:after="60"/>
-              <w:jc w:val="center"/>
-            </w:pPr>
-            <w:r>
-              <w:rPr>
-                <w:rFonts w:ascii="標楷體" w:hAnsi="標楷體"/>
-                <w:sz w:val="22"/>
-              </w:rPr>
-              <w:t>13</w:t>
-            </w:r>
-          </w:p>
-        </w:tc>
-        <w:tc>
-          <w:tcPr>
-            <w:tcW w:w="6236" w:type="dxa"/>
-          </w:tcPr>
-          <w:p>
-            <w:pPr>
-              <w:spacing w:before="60" w:after="60"/>
-            </w:pPr>
-            <w:r>
-              <w:rPr>
-                <w:rFonts w:ascii="標楷體" w:hAnsi="標楷體"/>
-                <w:sz w:val="22"/>
-              </w:rPr>
-              <w:t>文件</w:t>
+              <w:t>之草稿，「繼續編輯」應無法按，滑鼠移上顯示此文件已被廢止，該列「刪除」仍可操作；文件</w:t>
             </w:r>
             <w:r>
               <w:rPr>
@@ -9640,21 +7506,35 @@
                 <w:rFonts w:ascii="標楷體" w:hAnsi="標楷體"/>
                 <w:sz w:val="22"/>
               </w:rPr>
-              <w:t>之草稿，「繼續編輯」應無法按，滑鼠移上顯示正在廢止簽核中、待簽核結果出爐後再處理（與第</w:t>
-            </w:r>
-            <w:r>
-              <w:rPr>
-                <w:rFonts w:ascii="標楷體" w:hAnsi="標楷體"/>
-                <w:sz w:val="22"/>
-              </w:rPr>
-              <w:t xml:space="preserve"> 12 </w:t>
-            </w:r>
-            <w:r>
-              <w:rPr>
-                <w:rFonts w:ascii="標楷體" w:hAnsi="標楷體"/>
-                <w:sz w:val="22"/>
-              </w:rPr>
-              <w:t>項為不同句），該列「刪除」仍可操作；審核者退回該廢止申請後，「繼續編輯」應恢復可按。</w:t>
+              <w:t>之草稿，「繼續編輯」亦無法按，滑鼠移上顯示正在廢止簽核中、待簽核結果出爐後再處理（與文件</w:t>
+            </w:r>
+            <w:r>
+              <w:rPr>
+                <w:rFonts w:ascii="標楷體" w:hAnsi="標楷體"/>
+                <w:sz w:val="22"/>
+              </w:rPr>
+              <w:t xml:space="preserve"> H </w:t>
+            </w:r>
+            <w:r>
+              <w:rPr>
+                <w:rFonts w:ascii="標楷體" w:hAnsi="標楷體"/>
+                <w:sz w:val="22"/>
+              </w:rPr>
+              <w:t>為不同句），該列「刪除」仍可操作；審核者退回文件</w:t>
+            </w:r>
+            <w:r>
+              <w:rPr>
+                <w:rFonts w:ascii="標楷體" w:hAnsi="標楷體"/>
+                <w:sz w:val="22"/>
+              </w:rPr>
+              <w:t xml:space="preserve"> I </w:t>
+            </w:r>
+            <w:r>
+              <w:rPr>
+                <w:rFonts w:ascii="標楷體" w:hAnsi="標楷體"/>
+                <w:sz w:val="22"/>
+              </w:rPr>
+              <w:t>之廢止申請後，其「繼續編輯」應恢復可按。</w:t>
             </w:r>
           </w:p>
         </w:tc>
@@ -9686,13 +7566,16 @@
       <w:pPr>
         <w:pStyle w:val="1"/>
       </w:pPr>
-      <w:bookmarkStart w:id="7" w:name="_Toc243386885"/>
+      <w:bookmarkStart w:id="7" w:name="_Toc243484330"/>
       <w:r>
         <w:lastRenderedPageBreak/>
         <w:t xml:space="preserve">DM05 </w:t>
       </w:r>
       <w:r>
-        <w:t>文件變更歷程查詢</w:t>
+        <w:t>文件變更歷</w:t>
+      </w:r>
+      <w:r>
+        <w:t>程查詢</w:t>
       </w:r>
       <w:bookmarkEnd w:id="7"/>
     </w:p>
@@ -10152,7 +8035,7 @@
                 <w:rFonts w:ascii="標楷體" w:hAnsi="標楷體"/>
                 <w:sz w:val="22"/>
               </w:rPr>
-              <w:t>將「日期</w:t>
+              <w:t>以「日期</w:t>
             </w:r>
             <w:r>
               <w:rPr>
@@ -10166,112 +8049,49 @@
                 <w:rFonts w:ascii="標楷體" w:hAnsi="標楷體"/>
                 <w:sz w:val="22"/>
               </w:rPr>
-              <w:t>起」與「日期</w:t>
-            </w:r>
-            <w:r>
-              <w:rPr>
-                <w:rFonts w:ascii="標楷體" w:hAnsi="標楷體"/>
-                <w:sz w:val="22"/>
-              </w:rPr>
-              <w:t xml:space="preserve"> </w:t>
-            </w:r>
-            <w:r>
-              <w:rPr>
-                <w:rFonts w:ascii="標楷體" w:hAnsi="標楷體"/>
-                <w:sz w:val="22"/>
-              </w:rPr>
-              <w:t>迄」都設為文件</w:t>
-            </w:r>
-            <w:r>
-              <w:rPr>
-                <w:rFonts w:ascii="標楷體" w:hAnsi="標楷體"/>
-                <w:sz w:val="22"/>
-              </w:rPr>
-              <w:t xml:space="preserve"> K </w:t>
-            </w:r>
-            <w:r>
-              <w:rPr>
-                <w:rFonts w:ascii="標楷體" w:hAnsi="標楷體"/>
-                <w:sz w:val="22"/>
-              </w:rPr>
-              <w:t>核准廢止的那一天，清單只應出現該日的紀錄，並含文件</w:t>
-            </w:r>
-            <w:r>
-              <w:rPr>
-                <w:rFonts w:ascii="標楷體" w:hAnsi="標楷體"/>
-                <w:sz w:val="22"/>
-              </w:rPr>
-              <w:t xml:space="preserve"> K </w:t>
-            </w:r>
-            <w:r>
-              <w:rPr>
-                <w:rFonts w:ascii="標楷體" w:hAnsi="標楷體"/>
-                <w:sz w:val="22"/>
-              </w:rPr>
-              <w:t>的廢止紀錄（筆數多時請翻頁，或於「操作類型」選「廢止」縮小範圍），不應出現文件</w:t>
-            </w:r>
-            <w:r>
-              <w:rPr>
-                <w:rFonts w:ascii="標楷體" w:hAnsi="標楷體"/>
-                <w:sz w:val="22"/>
-              </w:rPr>
-              <w:t xml:space="preserve"> J</w:t>
-            </w:r>
-            <w:r>
-              <w:rPr>
-                <w:rFonts w:ascii="標楷體" w:hAnsi="標楷體"/>
-                <w:sz w:val="22"/>
-              </w:rPr>
-              <w:t>；再將起、迄都改為文件</w:t>
-            </w:r>
-            <w:r>
-              <w:rPr>
-                <w:rFonts w:ascii="標楷體" w:hAnsi="標楷體"/>
-                <w:sz w:val="22"/>
-              </w:rPr>
-              <w:t xml:space="preserve"> J</w:t>
-            </w:r>
-            <w:r>
-              <w:rPr>
-                <w:rFonts w:ascii="標楷體" w:hAnsi="標楷體"/>
-                <w:sz w:val="22"/>
-              </w:rPr>
-              <w:t xml:space="preserve"> </w:t>
-            </w:r>
-            <w:r>
-              <w:rPr>
-                <w:rFonts w:ascii="標楷體" w:hAnsi="標楷體"/>
-                <w:sz w:val="22"/>
-              </w:rPr>
-              <w:t>核准發布的那一天，應出現文件</w:t>
-            </w:r>
-            <w:r>
-              <w:rPr>
-                <w:rFonts w:ascii="標楷體" w:hAnsi="標楷體"/>
-                <w:sz w:val="22"/>
-              </w:rPr>
-              <w:t xml:space="preserve"> J </w:t>
-            </w:r>
-            <w:r>
-              <w:rPr>
-                <w:rFonts w:ascii="標楷體" w:hAnsi="標楷體"/>
-                <w:sz w:val="22"/>
-              </w:rPr>
-              <w:t>的發布紀錄，不應出現文件</w:t>
-            </w:r>
-            <w:r>
-              <w:rPr>
-                <w:rFonts w:ascii="標楷體" w:hAnsi="標楷體"/>
-                <w:sz w:val="22"/>
-              </w:rPr>
-              <w:t xml:space="preserve"> K </w:t>
-            </w:r>
-            <w:r>
-              <w:rPr>
-                <w:rFonts w:ascii="標楷體" w:hAnsi="標楷體"/>
-                <w:sz w:val="22"/>
-              </w:rPr>
-              <w:t>的廢止紀錄。</w:t>
+              <w:t>起、迄」「申請人</w:t>
+            </w:r>
+            <w:r>
+              <w:rPr>
+                <w:rFonts w:ascii="標楷體" w:hAnsi="標楷體"/>
+                <w:sz w:val="22"/>
+              </w:rPr>
+              <w:t xml:space="preserve"> / </w:t>
+            </w:r>
+            <w:r>
+              <w:rPr>
+                <w:rFonts w:ascii="標楷體" w:hAnsi="標楷體"/>
+                <w:sz w:val="22"/>
+              </w:rPr>
+              <w:t>核准人（帳號或姓名）」「操作類型」任一條件或組合查詢（輸入或選取後不必按任何按鈕，清單即自動更新），清單應只列出符合條件的紀錄：日期依核准之日篩選、起迄兩日皆含在內，申請人</w:t>
+            </w:r>
+            <w:r>
+              <w:rPr>
+                <w:rFonts w:ascii="標楷體" w:hAnsi="標楷體"/>
+                <w:sz w:val="22"/>
+              </w:rPr>
+              <w:t xml:space="preserve"> / </w:t>
+            </w:r>
+            <w:r>
+              <w:rPr>
+                <w:rFonts w:ascii="標楷體" w:hAnsi="標楷體"/>
+                <w:sz w:val="22"/>
+              </w:rPr>
+              <w:t>核准人同時比對兩欄的帳號（</w:t>
+            </w:r>
+            <w:r>
+              <w:rPr>
+                <w:rFonts w:ascii="標楷體" w:hAnsi="標楷體"/>
+                <w:sz w:val="22"/>
+              </w:rPr>
+              <w:t>Email</w:t>
+            </w:r>
+            <w:r>
+              <w:rPr>
+                <w:rFonts w:ascii="標楷體" w:hAnsi="標楷體"/>
+                <w:sz w:val="22"/>
+              </w:rPr>
+              <w:t>）與姓名、任一欄命中即列出（畫面只顯示姓名，查詢前請先記下受測者的姓名以便核對），操作類型可選「發布」或「廢止」，設定多個條件時須同時符合。</w:t>
             </w:r>
           </w:p>
         </w:tc>
@@ -10333,35 +8153,35 @@
                 <w:rFonts w:ascii="標楷體" w:hAnsi="標楷體"/>
                 <w:sz w:val="22"/>
               </w:rPr>
-              <w:t>於「申請人</w:t>
-            </w:r>
-            <w:r>
-              <w:rPr>
-                <w:rFonts w:ascii="標楷體" w:hAnsi="標楷體"/>
-                <w:sz w:val="22"/>
-              </w:rPr>
-              <w:t xml:space="preserve"> / </w:t>
-            </w:r>
-            <w:r>
-              <w:rPr>
-                <w:rFonts w:ascii="標楷體" w:hAnsi="標楷體"/>
-                <w:sz w:val="22"/>
-              </w:rPr>
-              <w:t>核准人（帳號或姓名）」輸入審核者甲姓名中只有他才有的一段文字（勿選多人姓名共有的字），不按任何按鈕，清單應自動更新為每一列的「申請人」或「核准人」至少一欄為審核者甲；改輸入編輯者甲帳號（</w:t>
-            </w:r>
-            <w:r>
-              <w:rPr>
-                <w:rFonts w:ascii="標楷體" w:hAnsi="標楷體"/>
-                <w:sz w:val="22"/>
-              </w:rPr>
-              <w:t>Email</w:t>
-            </w:r>
-            <w:r>
-              <w:rPr>
-                <w:rFonts w:ascii="標楷體" w:hAnsi="標楷體"/>
-                <w:sz w:val="22"/>
-              </w:rPr>
-              <w:t>）的一段，清單應更新為每一列的「申請人」或「核准人」至少一欄為編輯者甲（畫面只顯示姓名，請先記下編輯者甲的姓名以便核對）。</w:t>
+              <w:t>文件</w:t>
+            </w:r>
+            <w:r>
+              <w:rPr>
+                <w:rFonts w:ascii="標楷體" w:hAnsi="標楷體"/>
+                <w:sz w:val="22"/>
+              </w:rPr>
+              <w:t xml:space="preserve"> J </w:t>
+            </w:r>
+            <w:r>
+              <w:rPr>
+                <w:rFonts w:ascii="標楷體" w:hAnsi="標楷體"/>
+                <w:sz w:val="22"/>
+              </w:rPr>
+              <w:t>的發布紀錄，「時間」應為審核者甲核准的時間，備註應為送審時填寫的首版摘要或變更摘要；文件</w:t>
+            </w:r>
+            <w:r>
+              <w:rPr>
+                <w:rFonts w:ascii="標楷體" w:hAnsi="標楷體"/>
+                <w:sz w:val="22"/>
+              </w:rPr>
+              <w:t xml:space="preserve"> K </w:t>
+            </w:r>
+            <w:r>
+              <w:rPr>
+                <w:rFonts w:ascii="標楷體" w:hAnsi="標楷體"/>
+                <w:sz w:val="22"/>
+              </w:rPr>
+              <w:t>的廢止紀錄，備註應為其廢止原因。</w:t>
             </w:r>
           </w:p>
         </w:tc>
@@ -10423,21 +8243,91 @@
                 <w:rFonts w:ascii="標楷體" w:hAnsi="標楷體"/>
                 <w:sz w:val="22"/>
               </w:rPr>
-              <w:t>於「操作類型」選「廢止」，清單應只列出廢止紀錄，文件</w:t>
-            </w:r>
-            <w:r>
-              <w:rPr>
-                <w:rFonts w:ascii="標楷體" w:hAnsi="標楷體"/>
-                <w:sz w:val="22"/>
-              </w:rPr>
-              <w:t xml:space="preserve"> K </w:t>
-            </w:r>
-            <w:r>
-              <w:rPr>
-                <w:rFonts w:ascii="標楷體" w:hAnsi="標楷體"/>
-                <w:sz w:val="22"/>
-              </w:rPr>
-              <w:t>的備註應為其廢止原因。</w:t>
+              <w:t>先於「操作類型」選「廢止」，再按「匯出</w:t>
+            </w:r>
+            <w:r>
+              <w:rPr>
+                <w:rFonts w:ascii="標楷體" w:hAnsi="標楷體"/>
+                <w:sz w:val="22"/>
+              </w:rPr>
+              <w:t xml:space="preserve"> CSV</w:t>
+            </w:r>
+            <w:r>
+              <w:rPr>
+                <w:rFonts w:ascii="標楷體" w:hAnsi="標楷體"/>
+                <w:sz w:val="22"/>
+              </w:rPr>
+              <w:t>」，下載的檔案以</w:t>
+            </w:r>
+            <w:r>
+              <w:rPr>
+                <w:rFonts w:ascii="標楷體" w:hAnsi="標楷體"/>
+                <w:sz w:val="22"/>
+              </w:rPr>
+              <w:t xml:space="preserve"> Excel </w:t>
+            </w:r>
+            <w:r>
+              <w:rPr>
+                <w:rFonts w:ascii="標楷體" w:hAnsi="標楷體"/>
+                <w:sz w:val="22"/>
+              </w:rPr>
+              <w:t>開啟中文正常；資料列數（不含標題列）應等於畫面「變更紀錄（共</w:t>
+            </w:r>
+            <w:r>
+              <w:rPr>
+                <w:rFonts w:ascii="標楷體" w:hAnsi="標楷體"/>
+                <w:sz w:val="22"/>
+              </w:rPr>
+              <w:t xml:space="preserve"> N </w:t>
+            </w:r>
+            <w:r>
+              <w:rPr>
+                <w:rFonts w:ascii="標楷體" w:hAnsi="標楷體"/>
+                <w:sz w:val="22"/>
+              </w:rPr>
+              <w:t>筆）」的</w:t>
+            </w:r>
+            <w:r>
+              <w:rPr>
+                <w:rFonts w:ascii="標楷體" w:hAnsi="標楷體"/>
+                <w:sz w:val="22"/>
+              </w:rPr>
+              <w:t xml:space="preserve"> N</w:t>
+            </w:r>
+            <w:r>
+              <w:rPr>
+                <w:rFonts w:ascii="標楷體" w:hAnsi="標楷體"/>
+                <w:sz w:val="22"/>
+              </w:rPr>
+              <w:t>；各列時間（到分鐘）應與畫面相同，日期分隔符號可能為「</w:t>
+            </w:r>
+            <w:r>
+              <w:rPr>
+                <w:rFonts w:ascii="標楷體" w:hAnsi="標楷體"/>
+                <w:sz w:val="22"/>
+              </w:rPr>
+              <w:t>-</w:t>
+            </w:r>
+            <w:r>
+              <w:rPr>
+                <w:rFonts w:ascii="標楷體" w:hAnsi="標楷體"/>
+                <w:sz w:val="22"/>
+              </w:rPr>
+              <w:t>」或「</w:t>
+            </w:r>
+            <w:r>
+              <w:rPr>
+                <w:rFonts w:ascii="標楷體" w:hAnsi="標楷體"/>
+                <w:sz w:val="22"/>
+              </w:rPr>
+              <w:t>/</w:t>
+            </w:r>
+            <w:r>
+              <w:rPr>
+                <w:rFonts w:ascii="標楷體" w:hAnsi="標楷體"/>
+                <w:sz w:val="22"/>
+              </w:rPr>
+              <w:t>」。</w:t>
             </w:r>
           </w:p>
         </w:tc>
@@ -10506,228 +8396,6 @@
                 <w:rFonts w:ascii="標楷體" w:hAnsi="標楷體"/>
                 <w:sz w:val="22"/>
               </w:rPr>
-              <w:t xml:space="preserve"> J </w:t>
-            </w:r>
-            <w:r>
-              <w:rPr>
-                <w:rFonts w:ascii="標楷體" w:hAnsi="標楷體"/>
-                <w:sz w:val="22"/>
-              </w:rPr>
-              <w:t>的發布紀錄，「時間」應為審核者甲核准的時間，備註應為送審時填寫的首版摘要或變更摘要。</w:t>
-            </w:r>
-          </w:p>
-        </w:tc>
-        <w:tc>
-          <w:tcPr>
-            <w:tcW w:w="1247" w:type="dxa"/>
-          </w:tcPr>
-          <w:p>
-            <w:pPr>
-              <w:spacing w:before="60" w:after="60"/>
-              <w:jc w:val="center"/>
-            </w:pPr>
-          </w:p>
-        </w:tc>
-        <w:tc>
-          <w:tcPr>
-            <w:tcW w:w="1247" w:type="dxa"/>
-          </w:tcPr>
-          <w:p>
-            <w:pPr>
-              <w:spacing w:before="60" w:after="60"/>
-              <w:jc w:val="center"/>
-            </w:pPr>
-          </w:p>
-        </w:tc>
-      </w:tr>
-      <w:tr>
-        <w:trPr>
-          <w:jc w:val="center"/>
-        </w:trPr>
-        <w:tc>
-          <w:tcPr>
-            <w:tcW w:w="907" w:type="dxa"/>
-          </w:tcPr>
-          <w:p>
-            <w:pPr>
-              <w:spacing w:before="60" w:after="60"/>
-              <w:jc w:val="center"/>
-            </w:pPr>
-            <w:r>
-              <w:rPr>
-                <w:rFonts w:ascii="標楷體" w:hAnsi="標楷體"/>
-                <w:sz w:val="22"/>
-              </w:rPr>
-              <w:t>6</w:t>
-            </w:r>
-          </w:p>
-        </w:tc>
-        <w:tc>
-          <w:tcPr>
-            <w:tcW w:w="6236" w:type="dxa"/>
-          </w:tcPr>
-          <w:p>
-            <w:pPr>
-              <w:spacing w:before="60" w:after="60"/>
-            </w:pPr>
-            <w:r>
-              <w:rPr>
-                <w:rFonts w:ascii="標楷體" w:hAnsi="標楷體"/>
-                <w:sz w:val="22"/>
-              </w:rPr>
-              <w:t>先於「操作類型」選「廢止」，再按「匯出</w:t>
-            </w:r>
-            <w:r>
-              <w:rPr>
-                <w:rFonts w:ascii="標楷體" w:hAnsi="標楷體"/>
-                <w:sz w:val="22"/>
-              </w:rPr>
-              <w:t xml:space="preserve"> CSV</w:t>
-            </w:r>
-            <w:r>
-              <w:rPr>
-                <w:rFonts w:ascii="標楷體" w:hAnsi="標楷體"/>
-                <w:sz w:val="22"/>
-              </w:rPr>
-              <w:t>」，下載的檔案以</w:t>
-            </w:r>
-            <w:r>
-              <w:rPr>
-                <w:rFonts w:ascii="標楷體" w:hAnsi="標楷體"/>
-                <w:sz w:val="22"/>
-              </w:rPr>
-              <w:t xml:space="preserve"> Excel </w:t>
-            </w:r>
-            <w:r>
-              <w:rPr>
-                <w:rFonts w:ascii="標楷體" w:hAnsi="標楷體"/>
-                <w:sz w:val="22"/>
-              </w:rPr>
-              <w:t>開啟中文正常；資料列數（不含標題列）應等於畫面「變更紀錄（共</w:t>
-            </w:r>
-            <w:r>
-              <w:rPr>
-                <w:rFonts w:ascii="標楷體" w:hAnsi="標楷體"/>
-                <w:sz w:val="22"/>
-              </w:rPr>
-              <w:t xml:space="preserve"> N </w:t>
-            </w:r>
-            <w:r>
-              <w:rPr>
-                <w:rFonts w:ascii="標楷體" w:hAnsi="標楷體"/>
-                <w:sz w:val="22"/>
-              </w:rPr>
-              <w:t>筆）」的</w:t>
-            </w:r>
-            <w:r>
-              <w:rPr>
-                <w:rFonts w:ascii="標楷體" w:hAnsi="標楷體"/>
-                <w:sz w:val="22"/>
-              </w:rPr>
-              <w:t xml:space="preserve"> N</w:t>
-            </w:r>
-            <w:r>
-              <w:rPr>
-                <w:rFonts w:ascii="標楷體" w:hAnsi="標楷體"/>
-                <w:sz w:val="22"/>
-              </w:rPr>
-              <w:t>；各列時間（到分鐘）應與畫面相同，日期分隔符號可能為「</w:t>
-            </w:r>
-            <w:r>
-              <w:rPr>
-                <w:rFonts w:ascii="標楷體" w:hAnsi="標楷體"/>
-                <w:sz w:val="22"/>
-              </w:rPr>
-              <w:t>-</w:t>
-            </w:r>
-            <w:r>
-              <w:rPr>
-                <w:rFonts w:ascii="標楷體" w:hAnsi="標楷體"/>
-                <w:sz w:val="22"/>
-              </w:rPr>
-              <w:t>」或「</w:t>
-            </w:r>
-            <w:r>
-              <w:rPr>
-                <w:rFonts w:ascii="標楷體" w:hAnsi="標楷體"/>
-                <w:sz w:val="22"/>
-              </w:rPr>
-              <w:t>/</w:t>
-            </w:r>
-            <w:r>
-              <w:rPr>
-                <w:rFonts w:ascii="標楷體" w:hAnsi="標楷體"/>
-                <w:sz w:val="22"/>
-              </w:rPr>
-              <w:t>」。</w:t>
-            </w:r>
-          </w:p>
-        </w:tc>
-        <w:tc>
-          <w:tcPr>
-            <w:tcW w:w="1247" w:type="dxa"/>
-          </w:tcPr>
-          <w:p>
-            <w:pPr>
-              <w:spacing w:before="60" w:after="60"/>
-              <w:jc w:val="center"/>
-            </w:pPr>
-          </w:p>
-        </w:tc>
-        <w:tc>
-          <w:tcPr>
-            <w:tcW w:w="1247" w:type="dxa"/>
-          </w:tcPr>
-          <w:p>
-            <w:pPr>
-              <w:spacing w:before="60" w:after="60"/>
-              <w:jc w:val="center"/>
-            </w:pPr>
-          </w:p>
-        </w:tc>
-      </w:tr>
-      <w:tr>
-        <w:trPr>
-          <w:jc w:val="center"/>
-        </w:trPr>
-        <w:tc>
-          <w:tcPr>
-            <w:tcW w:w="907" w:type="dxa"/>
-          </w:tcPr>
-          <w:p>
-            <w:pPr>
-              <w:spacing w:before="60" w:after="60"/>
-              <w:jc w:val="center"/>
-            </w:pPr>
-            <w:r>
-              <w:rPr>
-                <w:rFonts w:ascii="標楷體" w:hAnsi="標楷體"/>
-                <w:sz w:val="22"/>
-              </w:rPr>
-              <w:t>7</w:t>
-            </w:r>
-          </w:p>
-        </w:tc>
-        <w:tc>
-          <w:tcPr>
-            <w:tcW w:w="6236" w:type="dxa"/>
-          </w:tcPr>
-          <w:p>
-            <w:pPr>
-              <w:spacing w:before="60" w:after="60"/>
-            </w:pPr>
-            <w:r>
-              <w:rPr>
-                <w:rFonts w:ascii="標楷體" w:hAnsi="標楷體"/>
-                <w:sz w:val="22"/>
-              </w:rPr>
-              <w:t>文件</w:t>
-            </w:r>
-            <w:r>
-              <w:rPr>
-                <w:rFonts w:ascii="標楷體" w:hAnsi="標楷體"/>
-                <w:sz w:val="22"/>
-              </w:rPr>
               <w:t xml:space="preserve"> L </w:t>
             </w:r>
             <w:r>
@@ -10735,21 +8403,7 @@
                 <w:rFonts w:ascii="標楷體" w:hAnsi="標楷體"/>
                 <w:sz w:val="22"/>
               </w:rPr>
-              <w:t>送審中時，以及於文件詳細頁下載文件</w:t>
-            </w:r>
-            <w:r>
-              <w:rPr>
-                <w:rFonts w:ascii="標楷體" w:hAnsi="標楷體"/>
-                <w:sz w:val="22"/>
-              </w:rPr>
-              <w:t xml:space="preserve"> J </w:t>
-            </w:r>
-            <w:r>
-              <w:rPr>
-                <w:rFonts w:ascii="標楷體" w:hAnsi="標楷體"/>
-                <w:sz w:val="22"/>
-              </w:rPr>
-              <w:t>之後，切換到其他作業再點回本作業，清單皆不應出現文件</w:t>
+              <w:t>送審中時，清單不應出現文件</w:t>
             </w:r>
             <w:r>
               <w:rPr>
@@ -10763,28 +8417,7 @@
                 <w:rFonts w:ascii="標楷體" w:hAnsi="標楷體"/>
                 <w:sz w:val="22"/>
               </w:rPr>
-              <w:t>的紀錄、文件</w:t>
-            </w:r>
-            <w:r>
-              <w:rPr>
-                <w:rFonts w:ascii="標楷體" w:hAnsi="標楷體"/>
-                <w:sz w:val="22"/>
-              </w:rPr>
-              <w:t xml:space="preserve"> J </w:t>
-            </w:r>
-            <w:r>
-              <w:rPr>
-                <w:rFonts w:ascii="標楷體" w:hAnsi="標楷體"/>
-                <w:sz w:val="22"/>
-              </w:rPr>
-              <w:t>也不應多出紀</w:t>
-            </w:r>
-            <w:r>
-              <w:rPr>
-                <w:rFonts w:ascii="標楷體" w:hAnsi="標楷體"/>
-                <w:sz w:val="22"/>
-              </w:rPr>
-              <w:t>錄；審核者甲核准文件</w:t>
+              <w:t>的紀錄；審核者甲核准文件</w:t>
             </w:r>
             <w:r>
               <w:rPr>
@@ -10844,7 +8477,7 @@
       <w:pPr>
         <w:pStyle w:val="1"/>
       </w:pPr>
-      <w:bookmarkStart w:id="8" w:name="_Toc243386886"/>
+      <w:bookmarkStart w:id="8" w:name="_Toc243484331"/>
       <w:r>
         <w:lastRenderedPageBreak/>
         <w:t xml:space="preserve">DM06 </w:t>
@@ -11362,7 +8995,14 @@
                 <w:rFonts w:ascii="標楷體" w:hAnsi="標楷體"/>
                 <w:sz w:val="22"/>
               </w:rPr>
-              <w:t xml:space="preserve"> KPI</w:t>
+              <w:t xml:space="preserve"> </w:t>
+            </w:r>
+            <w:r>
+              <w:rPr>
+                <w:rFonts w:ascii="標楷體" w:hAnsi="標楷體"/>
+                <w:sz w:val="22"/>
+              </w:rPr>
+              <w:t>KPI</w:t>
             </w:r>
             <w:r>
               <w:rPr>
@@ -11487,7 +9127,7 @@
                 <w:rFonts w:ascii="標楷體" w:hAnsi="標楷體"/>
                 <w:sz w:val="22"/>
               </w:rPr>
-              <w:t>。</w:t>
+              <w:t>；閱覽者甲再次下載同一版本，已看應不再增加。</w:t>
             </w:r>
           </w:p>
         </w:tc>
@@ -11639,7 +9279,7 @@
                 <w:rFonts w:ascii="標楷體" w:hAnsi="標楷體"/>
                 <w:sz w:val="22"/>
               </w:rPr>
-              <w:t>閱覽者甲再次下載文件</w:t>
+              <w:t>只具編輯者角色的帳號下載文件</w:t>
             </w:r>
             <w:r>
               <w:rPr>
@@ -11667,7 +9307,49 @@
                 <w:rFonts w:ascii="標楷體" w:hAnsi="標楷體"/>
                 <w:sz w:val="22"/>
               </w:rPr>
-              <w:t>的已看應不再增加。</w:t>
+              <w:t>的應看與已看皆應不變；兼具編輯者角色的閱覽者乙於文件詳細頁下載文件</w:t>
+            </w:r>
+            <w:r>
+              <w:rPr>
+                <w:rFonts w:ascii="標楷體" w:hAnsi="標楷體"/>
+                <w:sz w:val="22"/>
+              </w:rPr>
+              <w:t xml:space="preserve"> AA </w:t>
+            </w:r>
+            <w:r>
+              <w:rPr>
+                <w:rFonts w:ascii="標楷體" w:hAnsi="標楷體"/>
+                <w:sz w:val="22"/>
+              </w:rPr>
+              <w:t>目前發布版後，文件</w:t>
+            </w:r>
+            <w:r>
+              <w:rPr>
+                <w:rFonts w:ascii="標楷體" w:hAnsi="標楷體"/>
+                <w:sz w:val="22"/>
+              </w:rPr>
+              <w:t xml:space="preserve"> AA </w:t>
+            </w:r>
+            <w:r>
+              <w:rPr>
+                <w:rFonts w:ascii="標楷體" w:hAnsi="標楷體"/>
+                <w:sz w:val="22"/>
+              </w:rPr>
+              <w:t>的已看應加</w:t>
+            </w:r>
+            <w:r>
+              <w:rPr>
+                <w:rFonts w:ascii="標楷體" w:hAnsi="標楷體"/>
+                <w:sz w:val="22"/>
+              </w:rPr>
+              <w:t xml:space="preserve"> 1</w:t>
+            </w:r>
+            <w:r>
+              <w:rPr>
+                <w:rFonts w:ascii="標楷體" w:hAnsi="標楷體"/>
+                <w:sz w:val="22"/>
+              </w:rPr>
+              <w:t>。</w:t>
             </w:r>
           </w:p>
         </w:tc>
@@ -11729,21 +9411,7 @@
                 <w:rFonts w:ascii="標楷體" w:hAnsi="標楷體"/>
                 <w:sz w:val="22"/>
               </w:rPr>
-              <w:t>只具編輯者角色的帳號下載文件</w:t>
-            </w:r>
-            <w:r>
-              <w:rPr>
-                <w:rFonts w:ascii="標楷體" w:hAnsi="標楷體"/>
-                <w:sz w:val="22"/>
-              </w:rPr>
-              <w:t xml:space="preserve"> AA</w:t>
-            </w:r>
-            <w:r>
-              <w:rPr>
-                <w:rFonts w:ascii="標楷體" w:hAnsi="標楷體"/>
-                <w:sz w:val="22"/>
-              </w:rPr>
-              <w:t>，文件</w:t>
+              <w:t>閱覽者甲已下載過文件</w:t>
             </w:r>
             <w:r>
               <w:rPr>
@@ -11757,21 +9425,49 @@
                 <w:rFonts w:ascii="標楷體" w:hAnsi="標楷體"/>
                 <w:sz w:val="22"/>
               </w:rPr>
-              <w:t>的應看與已看皆應不變（此帳號日後若取得閱覽者角色，這次下載會被計為已看，故不可與第</w:t>
-            </w:r>
-            <w:r>
-              <w:rPr>
-                <w:rFonts w:ascii="標楷體" w:hAnsi="標楷體"/>
-                <w:sz w:val="22"/>
-              </w:rPr>
-              <w:t xml:space="preserve"> 6-1 </w:t>
-            </w:r>
-            <w:r>
-              <w:rPr>
-                <w:rFonts w:ascii="標楷體" w:hAnsi="標楷體"/>
-                <w:sz w:val="22"/>
-              </w:rPr>
-              <w:t>項之閱覽者乙為同一帳號）。</w:t>
+              <w:t>之後，管理者於</w:t>
+            </w:r>
+            <w:r>
+              <w:rPr>
+                <w:rFonts w:ascii="標楷體" w:hAnsi="標楷體"/>
+                <w:sz w:val="22"/>
+              </w:rPr>
+              <w:t xml:space="preserve"> DP01 </w:t>
+            </w:r>
+            <w:r>
+              <w:rPr>
+                <w:rFonts w:ascii="標楷體" w:hAnsi="標楷體"/>
+                <w:sz w:val="22"/>
+              </w:rPr>
+              <w:t>使用者管理停用閱覽者甲，再進入本作業，文件</w:t>
+            </w:r>
+            <w:r>
+              <w:rPr>
+                <w:rFonts w:ascii="標楷體" w:hAnsi="標楷體"/>
+                <w:sz w:val="22"/>
+              </w:rPr>
+              <w:t xml:space="preserve"> AA </w:t>
+            </w:r>
+            <w:r>
+              <w:rPr>
+                <w:rFonts w:ascii="標楷體" w:hAnsi="標楷體"/>
+                <w:sz w:val="22"/>
+              </w:rPr>
+              <w:t>的應看與已看應各減</w:t>
+            </w:r>
+            <w:r>
+              <w:rPr>
+                <w:rFonts w:ascii="標楷體" w:hAnsi="標楷體"/>
+                <w:sz w:val="22"/>
+              </w:rPr>
+              <w:t xml:space="preserve"> 1</w:t>
+            </w:r>
+            <w:r>
+              <w:rPr>
+                <w:rFonts w:ascii="標楷體" w:hAnsi="標楷體"/>
+                <w:sz w:val="22"/>
+              </w:rPr>
+              <w:t>；測完即重新啟用閱覽者甲。</w:t>
             </w:r>
           </w:p>
         </w:tc>
@@ -11816,7 +9512,7 @@
                 <w:rFonts w:ascii="標楷體" w:hAnsi="標楷體"/>
                 <w:sz w:val="22"/>
               </w:rPr>
-              <w:t>6-1</w:t>
+              <w:t>7</w:t>
             </w:r>
           </w:p>
         </w:tc>
@@ -11833,7 +9529,7 @@
                 <w:rFonts w:ascii="標楷體" w:hAnsi="標楷體"/>
                 <w:sz w:val="22"/>
               </w:rPr>
-              <w:t>兼具編輯者角色的閱覽者乙於文件詳細頁下載文件</w:t>
+              <w:t>文件</w:t>
             </w:r>
             <w:r>
               <w:rPr>
@@ -11847,7 +9543,7 @@
                 <w:rFonts w:ascii="標楷體" w:hAnsi="標楷體"/>
                 <w:sz w:val="22"/>
               </w:rPr>
-              <w:t>目前發布版後，文件</w:t>
+              <w:t>發布新版本後，本作業文件</w:t>
             </w:r>
             <w:r>
               <w:rPr>
@@ -11861,21 +9557,21 @@
                 <w:rFonts w:ascii="標楷體" w:hAnsi="標楷體"/>
                 <w:sz w:val="22"/>
               </w:rPr>
-              <w:t>的已看應加</w:t>
-            </w:r>
-            <w:r>
-              <w:rPr>
-                <w:rFonts w:ascii="標楷體" w:hAnsi="標楷體"/>
-                <w:sz w:val="22"/>
-              </w:rPr>
-              <w:t xml:space="preserve"> 1</w:t>
-            </w:r>
-            <w:r>
-              <w:rPr>
-                <w:rFonts w:ascii="標楷體" w:hAnsi="標楷體"/>
-                <w:sz w:val="22"/>
-              </w:rPr>
-              <w:t>。</w:t>
+              <w:t>的目前版本應顯示新版號，已看應歸</w:t>
+            </w:r>
+            <w:r>
+              <w:rPr>
+                <w:rFonts w:ascii="標楷體" w:hAnsi="標楷體"/>
+                <w:sz w:val="22"/>
+              </w:rPr>
+              <w:t xml:space="preserve"> 0</w:t>
+            </w:r>
+            <w:r>
+              <w:rPr>
+                <w:rFonts w:ascii="標楷體" w:hAnsi="標楷體"/>
+                <w:sz w:val="22"/>
+              </w:rPr>
+              <w:t>、未看等於應看（舊版的下載紀錄不計入新版）。</w:t>
             </w:r>
           </w:p>
         </w:tc>
@@ -11920,7 +9616,7 @@
                 <w:rFonts w:ascii="標楷體" w:hAnsi="標楷體"/>
                 <w:sz w:val="22"/>
               </w:rPr>
-              <w:t>6-2</w:t>
+              <w:t>8</w:t>
             </w:r>
           </w:p>
         </w:tc>
@@ -11937,77 +9633,49 @@
                 <w:rFonts w:ascii="標楷體" w:hAnsi="標楷體"/>
                 <w:sz w:val="22"/>
               </w:rPr>
-              <w:t>（閱覽者甲已於第</w:t>
-            </w:r>
-            <w:r>
-              <w:rPr>
-                <w:rFonts w:ascii="標楷體" w:hAnsi="標楷體"/>
-                <w:sz w:val="22"/>
-              </w:rPr>
-              <w:t xml:space="preserve"> 3 </w:t>
-            </w:r>
-            <w:r>
-              <w:rPr>
-                <w:rFonts w:ascii="標楷體" w:hAnsi="標楷體"/>
-                <w:sz w:val="22"/>
-              </w:rPr>
-              <w:t>項下載過文件</w:t>
-            </w:r>
-            <w:r>
-              <w:rPr>
-                <w:rFonts w:ascii="標楷體" w:hAnsi="標楷體"/>
-                <w:sz w:val="22"/>
-              </w:rPr>
-              <w:t xml:space="preserve"> AA</w:t>
-            </w:r>
-            <w:r>
-              <w:rPr>
-                <w:rFonts w:ascii="標楷體" w:hAnsi="標楷體"/>
-                <w:sz w:val="22"/>
-              </w:rPr>
-              <w:t>）管理者於</w:t>
-            </w:r>
-            <w:r>
-              <w:rPr>
-                <w:rFonts w:ascii="標楷體" w:hAnsi="標楷體"/>
-                <w:sz w:val="22"/>
-              </w:rPr>
-              <w:t xml:space="preserve"> DP01 </w:t>
-            </w:r>
-            <w:r>
-              <w:rPr>
-                <w:rFonts w:ascii="標楷體" w:hAnsi="標楷體"/>
-                <w:sz w:val="22"/>
-              </w:rPr>
-              <w:t>使用者管理停用閱覽者甲後再進入本作業，文件</w:t>
-            </w:r>
-            <w:r>
-              <w:rPr>
-                <w:rFonts w:ascii="標楷體" w:hAnsi="標楷體"/>
-                <w:sz w:val="22"/>
-              </w:rPr>
-              <w:t xml:space="preserve"> AA </w:t>
-            </w:r>
-            <w:r>
-              <w:rPr>
-                <w:rFonts w:ascii="標楷體" w:hAnsi="標楷體"/>
-                <w:sz w:val="22"/>
-              </w:rPr>
-              <w:t>的應看與已看應各減</w:t>
-            </w:r>
-            <w:r>
-              <w:rPr>
-                <w:rFonts w:ascii="標楷體" w:hAnsi="標楷體"/>
-                <w:sz w:val="22"/>
-              </w:rPr>
-              <w:t xml:space="preserve"> 1</w:t>
-            </w:r>
-            <w:r>
-              <w:rPr>
-                <w:rFonts w:ascii="標楷體" w:hAnsi="標楷體"/>
-                <w:sz w:val="22"/>
-              </w:rPr>
-              <w:t>；測完即重新啟用閱覽者甲。</w:t>
+              <w:t>編輯者甲對文件</w:t>
+            </w:r>
+            <w:r>
+              <w:rPr>
+                <w:rFonts w:ascii="標楷體" w:hAnsi="標楷體"/>
+                <w:sz w:val="22"/>
+              </w:rPr>
+              <w:t xml:space="preserve"> Z </w:t>
+            </w:r>
+            <w:r>
+              <w:rPr>
+                <w:rFonts w:ascii="標楷體" w:hAnsi="標楷體"/>
+                <w:sz w:val="22"/>
+              </w:rPr>
+              <w:t>提出廢止申請、尚未核准時，文件</w:t>
+            </w:r>
+            <w:r>
+              <w:rPr>
+                <w:rFonts w:ascii="標楷體" w:hAnsi="標楷體"/>
+                <w:sz w:val="22"/>
+              </w:rPr>
+              <w:t xml:space="preserve"> Z </w:t>
+            </w:r>
+            <w:r>
+              <w:rPr>
+                <w:rFonts w:ascii="標楷體" w:hAnsi="標楷體"/>
+                <w:sz w:val="22"/>
+              </w:rPr>
+              <w:t>應仍列於文件統計；審核者核准廢止後，文件</w:t>
+            </w:r>
+            <w:r>
+              <w:rPr>
+                <w:rFonts w:ascii="標楷體" w:hAnsi="標楷體"/>
+                <w:sz w:val="22"/>
+              </w:rPr>
+              <w:t xml:space="preserve"> Z </w:t>
+            </w:r>
+            <w:r>
+              <w:rPr>
+                <w:rFonts w:ascii="標楷體" w:hAnsi="標楷體"/>
+                <w:sz w:val="22"/>
+              </w:rPr>
+              <w:t>應自本作業移除。</w:t>
             </w:r>
           </w:p>
         </w:tc>
@@ -12052,7 +9720,7 @@
                 <w:rFonts w:ascii="標楷體" w:hAnsi="標楷體"/>
                 <w:sz w:val="22"/>
               </w:rPr>
-              <w:t>7</w:t>
+              <w:t>9</w:t>
             </w:r>
           </w:p>
         </w:tc>
@@ -12069,7 +9737,77 @@
                 <w:rFonts w:ascii="標楷體" w:hAnsi="標楷體"/>
                 <w:sz w:val="22"/>
               </w:rPr>
-              <w:t>文件</w:t>
+              <w:t>以「關鍵字」「分類」任一條件或組合查詢，清單應只列出符合條件的文件：輸入文件</w:t>
+            </w:r>
+            <w:r>
+              <w:rPr>
+                <w:rFonts w:ascii="標楷體" w:hAnsi="標楷體"/>
+                <w:sz w:val="22"/>
+              </w:rPr>
+              <w:t xml:space="preserve"> M </w:t>
+            </w:r>
+            <w:r>
+              <w:rPr>
+                <w:rFonts w:ascii="標楷體" w:hAnsi="標楷體"/>
+                <w:sz w:val="22"/>
+              </w:rPr>
+              <w:t>的名稱時，文件</w:t>
+            </w:r>
+            <w:r>
+              <w:rPr>
+                <w:rFonts w:ascii="標楷體" w:hAnsi="標楷體"/>
+                <w:sz w:val="22"/>
+              </w:rPr>
+              <w:t xml:space="preserve"> M </w:t>
+            </w:r>
+            <w:r>
+              <w:rPr>
+                <w:rFonts w:ascii="標楷體" w:hAnsi="標楷體"/>
+                <w:sz w:val="22"/>
+              </w:rPr>
+              <w:t>的閱讀率應顯示「</w:t>
+            </w:r>
+            <w:r>
+              <w:rPr>
+                <w:rFonts w:ascii="標楷體" w:hAnsi="標楷體"/>
+                <w:sz w:val="22"/>
+              </w:rPr>
+              <w:t>—</w:t>
+            </w:r>
+            <w:r>
+              <w:rPr>
+                <w:rFonts w:ascii="標楷體" w:hAnsi="標楷體"/>
+                <w:sz w:val="22"/>
+              </w:rPr>
+              <w:t>（無對應閱覽者）」，統計卡應顯示整體平均閱讀率「</w:t>
+            </w:r>
+            <w:r>
+              <w:rPr>
+                <w:rFonts w:ascii="標楷體" w:hAnsi="標楷體"/>
+                <w:sz w:val="22"/>
+              </w:rPr>
+              <w:t>—</w:t>
+            </w:r>
+            <w:r>
+              <w:rPr>
+                <w:rFonts w:ascii="標楷體" w:hAnsi="標楷體"/>
+                <w:sz w:val="22"/>
+              </w:rPr>
+              <w:t>」、「共</w:t>
+            </w:r>
+            <w:r>
+              <w:rPr>
+                <w:rFonts w:ascii="標楷體" w:hAnsi="標楷體"/>
+                <w:sz w:val="22"/>
+              </w:rPr>
+              <w:t xml:space="preserve"> 0 </w:t>
+            </w:r>
+            <w:r>
+              <w:rPr>
+                <w:rFonts w:ascii="標楷體" w:hAnsi="標楷體"/>
+                <w:sz w:val="22"/>
+              </w:rPr>
+              <w:t>份可計算文件」；改輸入文件</w:t>
             </w:r>
             <w:r>
               <w:rPr>
@@ -12083,7 +9821,22 @@
                 <w:rFonts w:ascii="標楷體" w:hAnsi="標楷體"/>
                 <w:sz w:val="22"/>
               </w:rPr>
-              <w:t>發布新版本後，本作業文件</w:t>
+              <w:t>與文件</w:t>
+            </w:r>
+            <w:r>
+              <w:rPr>
+                <w:rFonts w:ascii="標楷體" w:hAnsi="標楷體"/>
+                <w:sz w:val="22"/>
+              </w:rPr>
+              <w:t xml:space="preserve"> M </w:t>
+            </w:r>
+            <w:r>
+              <w:rPr>
+                <w:rFonts w:ascii="標楷體" w:hAnsi="標楷體"/>
+                <w:sz w:val="22"/>
+              </w:rPr>
+              <w:lastRenderedPageBreak/>
+              <w:t>的共同名稱前綴並將「分類」選兩者所屬分類，清單應只剩這兩份，整體平均閱讀率應等於文件</w:t>
             </w:r>
             <w:r>
               <w:rPr>
@@ -12097,7 +9850,21 @@
                 <w:rFonts w:ascii="標楷體" w:hAnsi="標楷體"/>
                 <w:sz w:val="22"/>
               </w:rPr>
-              <w:t>的目前版本應顯示新版號，已看應歸</w:t>
+              <w:t>的閱讀率（文件</w:t>
+            </w:r>
+            <w:r>
+              <w:rPr>
+                <w:rFonts w:ascii="標楷體" w:hAnsi="標楷體"/>
+                <w:sz w:val="22"/>
+              </w:rPr>
+              <w:t xml:space="preserve"> M </w:t>
+            </w:r>
+            <w:r>
+              <w:rPr>
+                <w:rFonts w:ascii="標楷體" w:hAnsi="標楷體"/>
+                <w:sz w:val="22"/>
+              </w:rPr>
+              <w:t>應看為</w:t>
             </w:r>
             <w:r>
               <w:rPr>
@@ -12111,7 +9878,63 @@
                 <w:rFonts w:ascii="標楷體" w:hAnsi="標楷體"/>
                 <w:sz w:val="22"/>
               </w:rPr>
-              <w:t>、未看等於應看（舊版的下載紀錄不計入新版）。</w:t>
+              <w:t>，不列入平均）；改於「分類」選訓練教材以外的一個分類，「閱讀率低於</w:t>
+            </w:r>
+            <w:r>
+              <w:rPr>
+                <w:rFonts w:ascii="標楷體" w:hAnsi="標楷體"/>
+                <w:sz w:val="22"/>
+              </w:rPr>
+              <w:t xml:space="preserve"> 50% </w:t>
+            </w:r>
+            <w:r>
+              <w:rPr>
+                <w:rFonts w:ascii="標楷體" w:hAnsi="標楷體"/>
+                <w:sz w:val="22"/>
+              </w:rPr>
+              <w:t>之文件數」與「共</w:t>
+            </w:r>
+            <w:r>
+              <w:rPr>
+                <w:rFonts w:ascii="標楷體" w:hAnsi="標楷體"/>
+                <w:sz w:val="22"/>
+              </w:rPr>
+              <w:t xml:space="preserve"> N </w:t>
+            </w:r>
+            <w:r>
+              <w:rPr>
+                <w:rFonts w:ascii="標楷體" w:hAnsi="標楷體"/>
+                <w:sz w:val="22"/>
+              </w:rPr>
+              <w:t>份可計算文件」應分別等於清單中閱讀率低於</w:t>
+            </w:r>
+            <w:r>
+              <w:rPr>
+                <w:rFonts w:ascii="標楷體" w:hAnsi="標楷體"/>
+                <w:sz w:val="22"/>
+              </w:rPr>
+              <w:t xml:space="preserve"> 50% </w:t>
+            </w:r>
+            <w:r>
+              <w:rPr>
+                <w:rFonts w:ascii="標楷體" w:hAnsi="標楷體"/>
+                <w:sz w:val="22"/>
+              </w:rPr>
+              <w:t>的筆數、閱讀率不是「</w:t>
+            </w:r>
+            <w:r>
+              <w:rPr>
+                <w:rFonts w:ascii="標楷體" w:hAnsi="標楷體"/>
+                <w:sz w:val="22"/>
+              </w:rPr>
+              <w:t>—</w:t>
+            </w:r>
+            <w:r>
+              <w:rPr>
+                <w:rFonts w:ascii="標楷體" w:hAnsi="標楷體"/>
+                <w:sz w:val="22"/>
+              </w:rPr>
+              <w:t>」的筆數。</w:t>
             </w:r>
           </w:p>
         </w:tc>
@@ -12156,7 +9979,7 @@
                 <w:rFonts w:ascii="標楷體" w:hAnsi="標楷體"/>
                 <w:sz w:val="22"/>
               </w:rPr>
-              <w:t>7-1</w:t>
+              <w:t>10</w:t>
             </w:r>
           </w:p>
         </w:tc>
@@ -12173,425 +9996,7 @@
                 <w:rFonts w:ascii="標楷體" w:hAnsi="標楷體"/>
                 <w:sz w:val="22"/>
               </w:rPr>
-              <w:t>編輯者甲對文件</w:t>
-            </w:r>
-            <w:r>
-              <w:rPr>
-                <w:rFonts w:ascii="標楷體" w:hAnsi="標楷體"/>
-                <w:sz w:val="22"/>
-              </w:rPr>
-              <w:t xml:space="preserve"> Z </w:t>
-            </w:r>
-            <w:r>
-              <w:rPr>
-                <w:rFonts w:ascii="標楷體" w:hAnsi="標楷體"/>
-                <w:sz w:val="22"/>
-              </w:rPr>
-              <w:t>提出廢止申請、尚未核准時，文件</w:t>
-            </w:r>
-            <w:r>
-              <w:rPr>
-                <w:rFonts w:ascii="標楷體" w:hAnsi="標楷體"/>
-                <w:sz w:val="22"/>
-              </w:rPr>
-              <w:t xml:space="preserve"> Z </w:t>
-            </w:r>
-            <w:r>
-              <w:rPr>
-                <w:rFonts w:ascii="標楷體" w:hAnsi="標楷體"/>
-                <w:sz w:val="22"/>
-              </w:rPr>
-              <w:t>應仍列於文件統計；審核者核准廢止後，文件</w:t>
-            </w:r>
-            <w:r>
-              <w:rPr>
-                <w:rFonts w:ascii="標楷體" w:hAnsi="標楷體"/>
-                <w:sz w:val="22"/>
-              </w:rPr>
-              <w:t xml:space="preserve"> Z </w:t>
-            </w:r>
-            <w:r>
-              <w:rPr>
-                <w:rFonts w:ascii="標楷體" w:hAnsi="標楷體"/>
-                <w:sz w:val="22"/>
-              </w:rPr>
-              <w:t>應自本作業移除。</w:t>
-            </w:r>
-          </w:p>
-        </w:tc>
-        <w:tc>
-          <w:tcPr>
-            <w:tcW w:w="1247" w:type="dxa"/>
-          </w:tcPr>
-          <w:p>
-            <w:pPr>
-              <w:spacing w:before="60" w:after="60"/>
-              <w:jc w:val="center"/>
-            </w:pPr>
-          </w:p>
-        </w:tc>
-        <w:tc>
-          <w:tcPr>
-            <w:tcW w:w="1247" w:type="dxa"/>
-          </w:tcPr>
-          <w:p>
-            <w:pPr>
-              <w:spacing w:before="60" w:after="60"/>
-              <w:jc w:val="center"/>
-            </w:pPr>
-          </w:p>
-        </w:tc>
-      </w:tr>
-      <w:tr>
-        <w:trPr>
-          <w:jc w:val="center"/>
-        </w:trPr>
-        <w:tc>
-          <w:tcPr>
-            <w:tcW w:w="907" w:type="dxa"/>
-          </w:tcPr>
-          <w:p>
-            <w:pPr>
-              <w:spacing w:before="60" w:after="60"/>
-              <w:jc w:val="center"/>
-            </w:pPr>
-            <w:r>
-              <w:rPr>
-                <w:rFonts w:ascii="標楷體" w:hAnsi="標楷體"/>
-                <w:sz w:val="22"/>
-              </w:rPr>
-              <w:t>8</w:t>
-            </w:r>
-          </w:p>
-        </w:tc>
-        <w:tc>
-          <w:tcPr>
-            <w:tcW w:w="6236" w:type="dxa"/>
-          </w:tcPr>
-          <w:p>
-            <w:pPr>
-              <w:spacing w:before="60" w:after="60"/>
-            </w:pPr>
-            <w:r>
-              <w:rPr>
-                <w:rFonts w:ascii="標楷體" w:hAnsi="標楷體"/>
-                <w:sz w:val="22"/>
-              </w:rPr>
-              <w:t>於關鍵字輸入文件</w:t>
-            </w:r>
-            <w:r>
-              <w:rPr>
-                <w:rFonts w:ascii="標楷體" w:hAnsi="標楷體"/>
-                <w:sz w:val="22"/>
-              </w:rPr>
-              <w:t xml:space="preserve"> M </w:t>
-            </w:r>
-            <w:r>
-              <w:rPr>
-                <w:rFonts w:ascii="標楷體" w:hAnsi="標楷體"/>
-                <w:sz w:val="22"/>
-              </w:rPr>
-              <w:t>的名稱，文件</w:t>
-            </w:r>
-            <w:r>
-              <w:rPr>
-                <w:rFonts w:ascii="標楷體" w:hAnsi="標楷體"/>
-                <w:sz w:val="22"/>
-              </w:rPr>
-              <w:t xml:space="preserve"> M </w:t>
-            </w:r>
-            <w:r>
-              <w:rPr>
-                <w:rFonts w:ascii="標楷體" w:hAnsi="標楷體"/>
-                <w:sz w:val="22"/>
-              </w:rPr>
-              <w:t>的閱讀率應顯示「</w:t>
-            </w:r>
-            <w:r>
-              <w:rPr>
-                <w:rFonts w:ascii="標楷體" w:hAnsi="標楷體"/>
-                <w:sz w:val="22"/>
-              </w:rPr>
-              <w:t>—</w:t>
-            </w:r>
-            <w:r>
-              <w:rPr>
-                <w:rFonts w:ascii="標楷體" w:hAnsi="標楷體"/>
-                <w:sz w:val="22"/>
-              </w:rPr>
-              <w:lastRenderedPageBreak/>
-              <w:t>（無對應閱覽者）」，統計卡應顯示整體平均閱讀率「</w:t>
-            </w:r>
-            <w:r>
-              <w:rPr>
-                <w:rFonts w:ascii="標楷體" w:hAnsi="標楷體"/>
-                <w:sz w:val="22"/>
-              </w:rPr>
-              <w:t>—</w:t>
-            </w:r>
-            <w:r>
-              <w:rPr>
-                <w:rFonts w:ascii="標楷體" w:hAnsi="標楷體"/>
-                <w:sz w:val="22"/>
-              </w:rPr>
-              <w:t>」、「共</w:t>
-            </w:r>
-            <w:r>
-              <w:rPr>
-                <w:rFonts w:ascii="標楷體" w:hAnsi="標楷體"/>
-                <w:sz w:val="22"/>
-              </w:rPr>
-              <w:t xml:space="preserve"> 0 </w:t>
-            </w:r>
-            <w:r>
-              <w:rPr>
-                <w:rFonts w:ascii="標楷體" w:hAnsi="標楷體"/>
-                <w:sz w:val="22"/>
-              </w:rPr>
-              <w:t>份可計算文件」。</w:t>
-            </w:r>
-          </w:p>
-        </w:tc>
-        <w:tc>
-          <w:tcPr>
-            <w:tcW w:w="1247" w:type="dxa"/>
-          </w:tcPr>
-          <w:p>
-            <w:pPr>
-              <w:spacing w:before="60" w:after="60"/>
-              <w:jc w:val="center"/>
-            </w:pPr>
-          </w:p>
-        </w:tc>
-        <w:tc>
-          <w:tcPr>
-            <w:tcW w:w="1247" w:type="dxa"/>
-          </w:tcPr>
-          <w:p>
-            <w:pPr>
-              <w:spacing w:before="60" w:after="60"/>
-              <w:jc w:val="center"/>
-            </w:pPr>
-          </w:p>
-        </w:tc>
-      </w:tr>
-      <w:tr>
-        <w:trPr>
-          <w:jc w:val="center"/>
-        </w:trPr>
-        <w:tc>
-          <w:tcPr>
-            <w:tcW w:w="907" w:type="dxa"/>
-          </w:tcPr>
-          <w:p>
-            <w:pPr>
-              <w:spacing w:before="60" w:after="60"/>
-              <w:jc w:val="center"/>
-            </w:pPr>
-            <w:r>
-              <w:rPr>
-                <w:rFonts w:ascii="標楷體" w:hAnsi="標楷體"/>
-                <w:sz w:val="22"/>
-              </w:rPr>
-              <w:t>8-1</w:t>
-            </w:r>
-          </w:p>
-        </w:tc>
-        <w:tc>
-          <w:tcPr>
-            <w:tcW w:w="6236" w:type="dxa"/>
-          </w:tcPr>
-          <w:p>
-            <w:pPr>
-              <w:spacing w:before="60" w:after="60"/>
-            </w:pPr>
-            <w:r>
-              <w:rPr>
-                <w:rFonts w:ascii="標楷體" w:hAnsi="標楷體"/>
-                <w:sz w:val="22"/>
-              </w:rPr>
-              <w:t>於「關鍵字」輸入文件</w:t>
-            </w:r>
-            <w:r>
-              <w:rPr>
-                <w:rFonts w:ascii="標楷體" w:hAnsi="標楷體"/>
-                <w:sz w:val="22"/>
-              </w:rPr>
-              <w:t xml:space="preserve"> AA </w:t>
-            </w:r>
-            <w:r>
-              <w:rPr>
-                <w:rFonts w:ascii="標楷體" w:hAnsi="標楷體"/>
-                <w:sz w:val="22"/>
-              </w:rPr>
-              <w:t>與文件</w:t>
-            </w:r>
-            <w:r>
-              <w:rPr>
-                <w:rFonts w:ascii="標楷體" w:hAnsi="標楷體"/>
-                <w:sz w:val="22"/>
-              </w:rPr>
-              <w:t xml:space="preserve"> M </w:t>
-            </w:r>
-            <w:r>
-              <w:rPr>
-                <w:rFonts w:ascii="標楷體" w:hAnsi="標楷體"/>
-                <w:sz w:val="22"/>
-              </w:rPr>
-              <w:t>的共同名稱前綴、「分類」選兩者所屬分類，清單應只剩文件</w:t>
-            </w:r>
-            <w:r>
-              <w:rPr>
-                <w:rFonts w:ascii="標楷體" w:hAnsi="標楷體"/>
-                <w:sz w:val="22"/>
-              </w:rPr>
-              <w:t xml:space="preserve"> AA</w:t>
-            </w:r>
-            <w:r>
-              <w:rPr>
-                <w:rFonts w:ascii="標楷體" w:hAnsi="標楷體"/>
-                <w:sz w:val="22"/>
-              </w:rPr>
-              <w:t xml:space="preserve"> </w:t>
-            </w:r>
-            <w:r>
-              <w:rPr>
-                <w:rFonts w:ascii="標楷體" w:hAnsi="標楷體"/>
-                <w:sz w:val="22"/>
-              </w:rPr>
-              <w:t>與文件</w:t>
-            </w:r>
-            <w:r>
-              <w:rPr>
-                <w:rFonts w:ascii="標楷體" w:hAnsi="標楷體"/>
-                <w:sz w:val="22"/>
-              </w:rPr>
-              <w:t xml:space="preserve"> M</w:t>
-            </w:r>
-            <w:r>
-              <w:rPr>
-                <w:rFonts w:ascii="標楷體" w:hAnsi="標楷體"/>
-                <w:sz w:val="22"/>
-              </w:rPr>
-              <w:t>，整體平均閱讀率應等於文件</w:t>
-            </w:r>
-            <w:r>
-              <w:rPr>
-                <w:rFonts w:ascii="標楷體" w:hAnsi="標楷體"/>
-                <w:sz w:val="22"/>
-              </w:rPr>
-              <w:t xml:space="preserve"> AA </w:t>
-            </w:r>
-            <w:r>
-              <w:rPr>
-                <w:rFonts w:ascii="標楷體" w:hAnsi="標楷體"/>
-                <w:sz w:val="22"/>
-              </w:rPr>
-              <w:t>的閱讀率（文件</w:t>
-            </w:r>
-            <w:r>
-              <w:rPr>
-                <w:rFonts w:ascii="標楷體" w:hAnsi="標楷體"/>
-                <w:sz w:val="22"/>
-              </w:rPr>
-              <w:t xml:space="preserve"> M </w:t>
-            </w:r>
-            <w:r>
-              <w:rPr>
-                <w:rFonts w:ascii="標楷體" w:hAnsi="標楷體"/>
-                <w:sz w:val="22"/>
-              </w:rPr>
-              <w:t>應看為</w:t>
-            </w:r>
-            <w:r>
-              <w:rPr>
-                <w:rFonts w:ascii="標楷體" w:hAnsi="標楷體"/>
-                <w:sz w:val="22"/>
-              </w:rPr>
-              <w:t xml:space="preserve"> 0</w:t>
-            </w:r>
-            <w:r>
-              <w:rPr>
-                <w:rFonts w:ascii="標楷體" w:hAnsi="標楷體"/>
-                <w:sz w:val="22"/>
-              </w:rPr>
-              <w:t>，不列入平均）。</w:t>
-            </w:r>
-          </w:p>
-        </w:tc>
-        <w:tc>
-          <w:tcPr>
-            <w:tcW w:w="1247" w:type="dxa"/>
-          </w:tcPr>
-          <w:p>
-            <w:pPr>
-              <w:spacing w:before="60" w:after="60"/>
-              <w:jc w:val="center"/>
-            </w:pPr>
-          </w:p>
-        </w:tc>
-        <w:tc>
-          <w:tcPr>
-            <w:tcW w:w="1247" w:type="dxa"/>
-          </w:tcPr>
-          <w:p>
-            <w:pPr>
-              <w:spacing w:before="60" w:after="60"/>
-              <w:jc w:val="center"/>
-            </w:pPr>
-          </w:p>
-        </w:tc>
-      </w:tr>
-      <w:tr>
-        <w:trPr>
-          <w:jc w:val="center"/>
-        </w:trPr>
-        <w:tc>
-          <w:tcPr>
-            <w:tcW w:w="907" w:type="dxa"/>
-          </w:tcPr>
-          <w:p>
-            <w:pPr>
-              <w:spacing w:before="60" w:after="60"/>
-              <w:jc w:val="center"/>
-            </w:pPr>
-            <w:r>
-              <w:rPr>
-                <w:rFonts w:ascii="標楷體" w:hAnsi="標楷體"/>
-                <w:sz w:val="22"/>
-              </w:rPr>
-              <w:t>9</w:t>
-            </w:r>
-          </w:p>
-        </w:tc>
-        <w:tc>
-          <w:tcPr>
-            <w:tcW w:w="6236" w:type="dxa"/>
-          </w:tcPr>
-          <w:p>
-            <w:pPr>
-              <w:spacing w:before="60" w:after="60"/>
-            </w:pPr>
-            <w:r>
-              <w:rPr>
-                <w:rFonts w:ascii="標楷體" w:hAnsi="標楷體"/>
-                <w:sz w:val="22"/>
-              </w:rPr>
-              <w:t>於「分類」選訓練教材以外的一個分類後，「閱讀率低於</w:t>
-            </w:r>
-            <w:r>
-              <w:rPr>
-                <w:rFonts w:ascii="標楷體" w:hAnsi="標楷體"/>
-                <w:sz w:val="22"/>
-              </w:rPr>
-              <w:t xml:space="preserve"> 50% </w:t>
-            </w:r>
-            <w:r>
-              <w:rPr>
-                <w:rFonts w:ascii="標楷體" w:hAnsi="標楷體"/>
-                <w:sz w:val="22"/>
-              </w:rPr>
-              <w:t>之文件數」與「共</w:t>
+              <w:t>按文件</w:t>
             </w:r>
             <w:r>
               <w:rPr>
@@ -12605,97 +10010,7 @@
                 <w:rFonts w:ascii="標楷體" w:hAnsi="標楷體"/>
                 <w:sz w:val="22"/>
               </w:rPr>
-              <w:t>份可計算文件」應分別等於清單中閱讀率低於</w:t>
-            </w:r>
-            <w:r>
-              <w:rPr>
-                <w:rFonts w:ascii="標楷體" w:hAnsi="標楷體"/>
-                <w:sz w:val="22"/>
-              </w:rPr>
-              <w:t xml:space="preserve"> 50% </w:t>
-            </w:r>
-            <w:r>
-              <w:rPr>
-                <w:rFonts w:ascii="標楷體" w:hAnsi="標楷體"/>
-                <w:sz w:val="22"/>
-              </w:rPr>
-              <w:t>的筆數、閱讀率不是「</w:t>
-            </w:r>
-            <w:r>
-              <w:rPr>
-                <w:rFonts w:ascii="標楷體" w:hAnsi="標楷體"/>
-                <w:sz w:val="22"/>
-              </w:rPr>
-              <w:t>—</w:t>
-            </w:r>
-            <w:r>
-              <w:rPr>
-                <w:rFonts w:ascii="標楷體" w:hAnsi="標楷體"/>
-                <w:sz w:val="22"/>
-              </w:rPr>
-              <w:t>」的筆數，清單中不應出現其他分類的文件。</w:t>
-            </w:r>
-          </w:p>
-        </w:tc>
-        <w:tc>
-          <w:tcPr>
-            <w:tcW w:w="1247" w:type="dxa"/>
-          </w:tcPr>
-          <w:p>
-            <w:pPr>
-              <w:spacing w:before="60" w:after="60"/>
-              <w:jc w:val="center"/>
-            </w:pPr>
-          </w:p>
-        </w:tc>
-        <w:tc>
-          <w:tcPr>
-            <w:tcW w:w="1247" w:type="dxa"/>
-          </w:tcPr>
-          <w:p>
-            <w:pPr>
-              <w:spacing w:before="60" w:after="60"/>
-              <w:jc w:val="center"/>
-            </w:pPr>
-          </w:p>
-        </w:tc>
-      </w:tr>
-      <w:tr>
-        <w:trPr>
-          <w:jc w:val="center"/>
-        </w:trPr>
-        <w:tc>
-          <w:tcPr>
-            <w:tcW w:w="907" w:type="dxa"/>
-          </w:tcPr>
-          <w:p>
-            <w:pPr>
-              <w:spacing w:before="60" w:after="60"/>
-              <w:jc w:val="center"/>
-            </w:pPr>
-            <w:r>
-              <w:rPr>
-                <w:rFonts w:ascii="標楷體" w:hAnsi="標楷體"/>
-                <w:sz w:val="22"/>
-              </w:rPr>
-              <w:t>10</w:t>
-            </w:r>
-          </w:p>
-        </w:tc>
-        <w:tc>
-          <w:tcPr>
-            <w:tcW w:w="6236" w:type="dxa"/>
-          </w:tcPr>
-          <w:p>
-            <w:pPr>
-              <w:spacing w:before="60" w:after="60"/>
-            </w:pPr>
-            <w:r>
-              <w:rPr>
-                <w:rFonts w:ascii="標楷體" w:hAnsi="標楷體"/>
-                <w:sz w:val="22"/>
-              </w:rPr>
-              <w:t>按文件</w:t>
+              <w:t>左側的展開鈕，應逐組列出每組可見對象的應看、已看、未看與閱讀率；閱覽者丙應同時計入其符合的兩組，各組應看相加應大於文件</w:t>
             </w:r>
             <w:r>
               <w:rPr>
@@ -12709,90 +10024,7 @@
                 <w:rFonts w:ascii="標楷體" w:hAnsi="標楷體"/>
                 <w:sz w:val="22"/>
               </w:rPr>
-              <w:t>左側的展開鈕，應逐組列出每組可見對象的應看、已看、未看與閱讀率。</w:t>
-            </w:r>
-          </w:p>
-        </w:tc>
-        <w:tc>
-          <w:tcPr>
-            <w:tcW w:w="1247" w:type="dxa"/>
-          </w:tcPr>
-          <w:p>
-            <w:pPr>
-              <w:spacing w:before="60" w:after="60"/>
-              <w:jc w:val="center"/>
-            </w:pPr>
-          </w:p>
-        </w:tc>
-        <w:tc>
-          <w:tcPr>
-            <w:tcW w:w="1247" w:type="dxa"/>
-          </w:tcPr>
-          <w:p>
-            <w:pPr>
-              <w:spacing w:before="60" w:after="60"/>
-              <w:jc w:val="center"/>
-            </w:pPr>
-          </w:p>
-        </w:tc>
-      </w:tr>
-      <w:tr>
-        <w:trPr>
-          <w:jc w:val="center"/>
-        </w:trPr>
-        <w:tc>
-          <w:tcPr>
-            <w:tcW w:w="907" w:type="dxa"/>
-          </w:tcPr>
-          <w:p>
-            <w:pPr>
-              <w:spacing w:before="60" w:after="60"/>
-              <w:jc w:val="center"/>
-            </w:pPr>
-            <w:r>
-              <w:rPr>
-                <w:rFonts w:ascii="標楷體" w:hAnsi="標楷體"/>
-                <w:sz w:val="22"/>
-              </w:rPr>
-              <w:t>10-1</w:t>
-            </w:r>
-          </w:p>
-        </w:tc>
-        <w:tc>
-          <w:tcPr>
-            <w:tcW w:w="6236" w:type="dxa"/>
-          </w:tcPr>
-          <w:p>
-            <w:pPr>
-              <w:spacing w:before="60" w:after="60"/>
-            </w:pPr>
-            <w:r>
-              <w:rPr>
-                <w:rFonts w:ascii="標楷體" w:hAnsi="標楷體"/>
-                <w:sz w:val="22"/>
-              </w:rPr>
-              <w:t>承上，閱覽者丙應同時計入其符合的兩組，各組應看相加應大於文件</w:t>
-            </w:r>
-            <w:r>
-              <w:rPr>
-                <w:rFonts w:ascii="標楷體" w:hAnsi="標楷體"/>
-                <w:sz w:val="22"/>
-              </w:rPr>
-              <w:t xml:space="preserve"> N </w:t>
-            </w:r>
-            <w:r>
-              <w:rPr>
-                <w:rFonts w:ascii="標楷體" w:hAnsi="標楷體"/>
-                <w:sz w:val="22"/>
-              </w:rPr>
-              <w:t>的應看（各組分別計算、文件總數去重，加總</w:t>
-            </w:r>
-            <w:r>
-              <w:rPr>
-                <w:rFonts w:ascii="標楷體" w:hAnsi="標楷體"/>
-                <w:sz w:val="22"/>
-              </w:rPr>
-              <w:t>大於總數屬正常）。</w:t>
+              <w:t>的應看（各組分別計算、文件總數去重，加總大於總數屬正常）。</w:t>
             </w:r>
           </w:p>
         </w:tc>
@@ -12914,7 +10146,7 @@
       <w:pPr>
         <w:pStyle w:val="1"/>
       </w:pPr>
-      <w:bookmarkStart w:id="9" w:name="_Toc243386887"/>
+      <w:bookmarkStart w:id="9" w:name="_Toc243484332"/>
       <w:r>
         <w:lastRenderedPageBreak/>
         <w:t xml:space="preserve">DM07 </w:t>
@@ -13574,91 +10806,7 @@
                 <w:rFonts w:ascii="標楷體" w:hAnsi="標楷體"/>
                 <w:sz w:val="22"/>
               </w:rPr>
-              <w:t>閱覽者甲對文件</w:t>
-            </w:r>
-            <w:r>
-              <w:rPr>
-                <w:rFonts w:ascii="標楷體" w:hAnsi="標楷體"/>
-                <w:sz w:val="22"/>
-              </w:rPr>
-              <w:t xml:space="preserve"> P </w:t>
-            </w:r>
-            <w:r>
-              <w:rPr>
-                <w:rFonts w:ascii="標楷體" w:hAnsi="標楷體"/>
-                <w:sz w:val="22"/>
-              </w:rPr>
-              <w:t>只按「預覽」後，管理者於</w:t>
-            </w:r>
-            <w:r>
-              <w:rPr>
-                <w:rFonts w:ascii="標楷體" w:hAnsi="標楷體"/>
-                <w:sz w:val="22"/>
-              </w:rPr>
-              <w:t xml:space="preserve"> DM06 </w:t>
-            </w:r>
-            <w:r>
-              <w:rPr>
-                <w:rFonts w:ascii="標楷體" w:hAnsi="標楷體"/>
-                <w:sz w:val="22"/>
-              </w:rPr>
-              <w:t>閱讀統計</w:t>
-            </w:r>
-            <w:r>
-              <w:rPr>
-                <w:rFonts w:ascii="標楷體" w:hAnsi="標楷體"/>
-                <w:sz w:val="22"/>
-              </w:rPr>
-              <w:t xml:space="preserve"> KPI </w:t>
-            </w:r>
-            <w:r>
-              <w:rPr>
-                <w:rFonts w:ascii="標楷體" w:hAnsi="標楷體"/>
-                <w:sz w:val="22"/>
-              </w:rPr>
-              <w:t>查詢文件</w:t>
-            </w:r>
-            <w:r>
-              <w:rPr>
-                <w:rFonts w:ascii="標楷體" w:hAnsi="標楷體"/>
-                <w:sz w:val="22"/>
-              </w:rPr>
-              <w:t xml:space="preserve"> P</w:t>
-            </w:r>
-            <w:r>
-              <w:rPr>
-                <w:rFonts w:ascii="標楷體" w:hAnsi="標楷體"/>
-                <w:sz w:val="22"/>
-              </w:rPr>
-              <w:t>，已看人數應不變；閱覽者甲再按「下載」後，管理者重新進入</w:t>
-            </w:r>
-            <w:r>
-              <w:rPr>
-                <w:rFonts w:ascii="標楷體" w:hAnsi="標楷體"/>
-                <w:sz w:val="22"/>
-              </w:rPr>
-              <w:t xml:space="preserve"> DM06</w:t>
-            </w:r>
-            <w:r>
-              <w:rPr>
-                <w:rFonts w:ascii="標楷體" w:hAnsi="標楷體"/>
-                <w:sz w:val="22"/>
-              </w:rPr>
-              <w:t>，文件</w:t>
-            </w:r>
-            <w:r>
-              <w:rPr>
-                <w:rFonts w:ascii="標楷體" w:hAnsi="標楷體"/>
-                <w:sz w:val="22"/>
-              </w:rPr>
-              <w:t xml:space="preserve"> P </w:t>
-            </w:r>
-            <w:r>
-              <w:rPr>
-                <w:rFonts w:ascii="標楷體" w:hAnsi="標楷體"/>
-                <w:sz w:val="22"/>
-              </w:rPr>
-              <w:t>的已看應加一。</w:t>
+              <w:t>按「版本歷程」，應列出該文件所有已發布版本；目前版本有「預覽」與「下載」，標示「已被取代」的舊版本只有「預覽」。</w:t>
             </w:r>
           </w:p>
         </w:tc>
@@ -13720,7 +10868,63 @@
                 <w:rFonts w:ascii="標楷體" w:hAnsi="標楷體"/>
                 <w:sz w:val="22"/>
               </w:rPr>
-              <w:t>按「版本歷程」，應列出該文件所有已發布版本；目前版本有「預覽」與「下載」，標示「已被取代」的舊版本只有「預覽」。</w:t>
+              <w:t>編輯者甲對文件</w:t>
+            </w:r>
+            <w:r>
+              <w:rPr>
+                <w:rFonts w:ascii="標楷體" w:hAnsi="標楷體"/>
+                <w:sz w:val="22"/>
+              </w:rPr>
+              <w:t xml:space="preserve"> AD </w:t>
+            </w:r>
+            <w:r>
+              <w:rPr>
+                <w:rFonts w:ascii="標楷體" w:hAnsi="標楷體"/>
+                <w:sz w:val="22"/>
+              </w:rPr>
+              <w:t>按「編輯新版本」，應進入標題為「編輯文件</w:t>
+            </w:r>
+            <w:r>
+              <w:rPr>
+                <w:rFonts w:ascii="標楷體" w:hAnsi="標楷體"/>
+                <w:sz w:val="22"/>
+              </w:rPr>
+              <w:t xml:space="preserve"> — </w:t>
+            </w:r>
+            <w:r>
+              <w:rPr>
+                <w:rFonts w:ascii="標楷體" w:hAnsi="標楷體"/>
+                <w:sz w:val="22"/>
+              </w:rPr>
+              <w:t>〈文件名稱〉」的編輯畫面（</w:t>
+            </w:r>
+            <w:r>
+              <w:rPr>
+                <w:rFonts w:ascii="標楷體" w:hAnsi="標楷體"/>
+                <w:sz w:val="22"/>
+              </w:rPr>
+              <w:t xml:space="preserve">DM08 </w:t>
+            </w:r>
+            <w:r>
+              <w:rPr>
+                <w:rFonts w:ascii="標楷體" w:hAnsi="標楷體"/>
+                <w:sz w:val="22"/>
+              </w:rPr>
+              <w:t>文件新增與編輯）；填新版本號與變更摘要後按「儲存為草稿」，回到該文件詳細頁，「編輯新版本」應為灰色、游標移上顯示「您已有此文件的未送簽草稿，請續編既有草稿」，「廢止此文件」仍可按。測完請至</w:t>
+            </w:r>
+            <w:r>
+              <w:rPr>
+                <w:rFonts w:ascii="標楷體" w:hAnsi="標楷體"/>
+                <w:sz w:val="22"/>
+              </w:rPr>
+              <w:t xml:space="preserve"> DM04 </w:t>
+            </w:r>
+            <w:r>
+              <w:rPr>
+                <w:rFonts w:ascii="標楷體" w:hAnsi="標楷體"/>
+                <w:sz w:val="22"/>
+              </w:rPr>
+              <w:t>個人專區草稿匣刪除該草稿。</w:t>
             </w:r>
           </w:p>
         </w:tc>
@@ -13782,49 +10986,35 @@
                 <w:rFonts w:ascii="標楷體" w:hAnsi="標楷體"/>
                 <w:sz w:val="22"/>
               </w:rPr>
-              <w:t>編輯者甲對文件</w:t>
-            </w:r>
-            <w:r>
-              <w:rPr>
-                <w:rFonts w:ascii="標楷體" w:hAnsi="標楷體"/>
-                <w:sz w:val="22"/>
-              </w:rPr>
-              <w:t xml:space="preserve"> AD </w:t>
-            </w:r>
-            <w:r>
-              <w:rPr>
-                <w:rFonts w:ascii="標楷體" w:hAnsi="標楷體"/>
-                <w:sz w:val="22"/>
-              </w:rPr>
-              <w:t>按「編輯新版本」，應進入標題為「編輯文件</w:t>
-            </w:r>
-            <w:r>
-              <w:rPr>
-                <w:rFonts w:ascii="標楷體" w:hAnsi="標楷體"/>
-                <w:sz w:val="22"/>
-              </w:rPr>
-              <w:t xml:space="preserve"> — </w:t>
-            </w:r>
-            <w:r>
-              <w:rPr>
-                <w:rFonts w:ascii="標楷體" w:hAnsi="標楷體"/>
-                <w:sz w:val="22"/>
-              </w:rPr>
-              <w:t>〈文件名稱〉」的編輯畫面（</w:t>
-            </w:r>
-            <w:r>
-              <w:rPr>
-                <w:rFonts w:ascii="標楷體" w:hAnsi="標楷體"/>
-                <w:sz w:val="22"/>
-              </w:rPr>
-              <w:t xml:space="preserve">DM08 </w:t>
-            </w:r>
-            <w:r>
-              <w:rPr>
-                <w:rFonts w:ascii="標楷體" w:hAnsi="標楷體"/>
-                <w:sz w:val="22"/>
-              </w:rPr>
-              <w:t>文件新增與編輯）；確認後按「取消」離開，不要存檔。</w:t>
+              <w:t>對文件</w:t>
+            </w:r>
+            <w:r>
+              <w:rPr>
+                <w:rFonts w:ascii="標楷體" w:hAnsi="標楷體"/>
+                <w:sz w:val="22"/>
+              </w:rPr>
+              <w:t xml:space="preserve"> P </w:t>
+            </w:r>
+            <w:r>
+              <w:rPr>
+                <w:rFonts w:ascii="標楷體" w:hAnsi="標楷體"/>
+                <w:sz w:val="22"/>
+              </w:rPr>
+              <w:t>按「廢止此文件」，填寫廢止原因、指定審核者後按「送出廢止申請」，應顯示「已送出廢止申請」，審核者於</w:t>
+            </w:r>
+            <w:r>
+              <w:rPr>
+                <w:rFonts w:ascii="標楷體" w:hAnsi="標楷體"/>
+                <w:sz w:val="22"/>
+              </w:rPr>
+              <w:t xml:space="preserve"> DM02 </w:t>
+            </w:r>
+            <w:r>
+              <w:rPr>
+                <w:rFonts w:ascii="標楷體" w:hAnsi="標楷體"/>
+                <w:sz w:val="22"/>
+              </w:rPr>
+              <w:t>簽核中心看得到此申請。</w:t>
             </w:r>
           </w:p>
         </w:tc>
@@ -13886,35 +11076,42 @@
                 <w:rFonts w:ascii="標楷體" w:hAnsi="標楷體"/>
                 <w:sz w:val="22"/>
               </w:rPr>
-              <w:t>編輯者甲對文件</w:t>
-            </w:r>
-            <w:r>
-              <w:rPr>
-                <w:rFonts w:ascii="標楷體" w:hAnsi="標楷體"/>
-                <w:sz w:val="22"/>
-              </w:rPr>
-              <w:t xml:space="preserve"> AD </w:t>
-            </w:r>
-            <w:r>
-              <w:rPr>
-                <w:rFonts w:ascii="標楷體" w:hAnsi="標楷體"/>
-                <w:sz w:val="22"/>
-              </w:rPr>
-              <w:t>按「編輯新版本」，填新版本號與變更摘要後按「儲存為草稿」；回到該文件詳細頁，「編輯新版本」應為灰色、游標移上顯示「您已有此文件的未送簽草稿，請續編既有草稿」，「廢止此文件」仍可按。測完請至</w:t>
-            </w:r>
-            <w:r>
-              <w:rPr>
-                <w:rFonts w:ascii="標楷體" w:hAnsi="標楷體"/>
-                <w:sz w:val="22"/>
-              </w:rPr>
-              <w:t xml:space="preserve"> DM04 </w:t>
-            </w:r>
-            <w:r>
-              <w:rPr>
-                <w:rFonts w:ascii="標楷體" w:hAnsi="標楷體"/>
-                <w:sz w:val="22"/>
-              </w:rPr>
-              <w:t>個人專區草稿匣刪除該草稿。</w:t>
+              <w:t>文件</w:t>
+            </w:r>
+            <w:r>
+              <w:rPr>
+                <w:rFonts w:ascii="標楷體" w:hAnsi="標楷體"/>
+                <w:sz w:val="22"/>
+              </w:rPr>
+              <w:t xml:space="preserve"> </w:t>
+            </w:r>
+            <w:r>
+              <w:rPr>
+                <w:rFonts w:ascii="標楷體" w:hAnsi="標楷體"/>
+                <w:sz w:val="22"/>
+              </w:rPr>
+              <w:t xml:space="preserve">P </w:t>
+            </w:r>
+            <w:r>
+              <w:rPr>
+                <w:rFonts w:ascii="標楷體" w:hAnsi="標楷體"/>
+                <w:sz w:val="22"/>
+              </w:rPr>
+              <w:t>廢止待簽核期間，應仍列於</w:t>
+            </w:r>
+            <w:r>
+              <w:rPr>
+                <w:rFonts w:ascii="標楷體" w:hAnsi="標楷體"/>
+                <w:sz w:val="22"/>
+              </w:rPr>
+              <w:t xml:space="preserve"> DM01 </w:t>
+            </w:r>
+            <w:r>
+              <w:rPr>
+                <w:rFonts w:ascii="標楷體" w:hAnsi="標楷體"/>
+                <w:sz w:val="22"/>
+              </w:rPr>
+              <w:t>文件庫且可下載；詳細頁的「編輯新版本」與「廢止此文件」皆為灰色，游標移上顯示廢止待簽核的原因。</w:t>
             </w:r>
           </w:p>
         </w:tc>
@@ -13976,7 +11173,63 @@
                 <w:rFonts w:ascii="標楷體" w:hAnsi="標楷體"/>
                 <w:sz w:val="22"/>
               </w:rPr>
-              <w:t>以雙角色帳號按「廢止此文件」，「指定審核者」清單應只列具審核者角色者，且不含該帳號本人；看完清單後按「取消」，不要送出。</w:t>
+              <w:t>審核者核准文件</w:t>
+            </w:r>
+            <w:r>
+              <w:rPr>
+                <w:rFonts w:ascii="標楷體" w:hAnsi="標楷體"/>
+                <w:sz w:val="22"/>
+              </w:rPr>
+              <w:t xml:space="preserve"> P </w:t>
+            </w:r>
+            <w:r>
+              <w:rPr>
+                <w:rFonts w:ascii="標楷體" w:hAnsi="標楷體"/>
+                <w:sz w:val="22"/>
+              </w:rPr>
+              <w:t>的廢止後，文件</w:t>
+            </w:r>
+            <w:r>
+              <w:rPr>
+                <w:rFonts w:ascii="標楷體" w:hAnsi="標楷體"/>
+                <w:sz w:val="22"/>
+              </w:rPr>
+              <w:t xml:space="preserve"> P </w:t>
+            </w:r>
+            <w:r>
+              <w:rPr>
+                <w:rFonts w:ascii="標楷體" w:hAnsi="標楷體"/>
+                <w:sz w:val="22"/>
+              </w:rPr>
+              <w:t>應自</w:t>
+            </w:r>
+            <w:r>
+              <w:rPr>
+                <w:rFonts w:ascii="標楷體" w:hAnsi="標楷體"/>
+                <w:sz w:val="22"/>
+              </w:rPr>
+              <w:t xml:space="preserve"> DM01 </w:t>
+            </w:r>
+            <w:r>
+              <w:rPr>
+                <w:rFonts w:ascii="標楷體" w:hAnsi="標楷體"/>
+                <w:sz w:val="22"/>
+              </w:rPr>
+              <w:t>文件庫消失；以管理者由</w:t>
+            </w:r>
+            <w:r>
+              <w:rPr>
+                <w:rFonts w:ascii="標楷體" w:hAnsi="標楷體"/>
+                <w:sz w:val="22"/>
+              </w:rPr>
+              <w:t xml:space="preserve"> DM03 </w:t>
+            </w:r>
+            <w:r>
+              <w:rPr>
+                <w:rFonts w:ascii="標楷體" w:hAnsi="標楷體"/>
+                <w:sz w:val="22"/>
+              </w:rPr>
+              <w:t>已廢止文件查詢進入，上方應顯示紅色橫幅與廢止日期、申請人、核准者、廢止原因。</w:t>
             </w:r>
           </w:p>
         </w:tc>
@@ -14038,598 +11291,92 @@
                 <w:rFonts w:ascii="標楷體" w:hAnsi="標楷體"/>
                 <w:sz w:val="22"/>
               </w:rPr>
-              <w:t>對文件</w:t>
-            </w:r>
-            <w:r>
-              <w:rPr>
-                <w:rFonts w:ascii="標楷體" w:hAnsi="標楷體"/>
-                <w:sz w:val="22"/>
-              </w:rPr>
-              <w:t xml:space="preserve"> P </w:t>
-            </w:r>
-            <w:r>
-              <w:rPr>
-                <w:rFonts w:ascii="標楷體" w:hAnsi="標楷體"/>
-                <w:sz w:val="22"/>
-              </w:rPr>
-              <w:t>按「廢止此文件」，填寫廢止原因、指定審核者後按「送出廢止申請」，應顯示「已送出廢止申請」，審核者於</w:t>
-            </w:r>
-            <w:r>
-              <w:rPr>
-                <w:rFonts w:ascii="標楷體" w:hAnsi="標楷體"/>
-                <w:sz w:val="22"/>
-              </w:rPr>
-              <w:t xml:space="preserve"> DM02 </w:t>
-            </w:r>
-            <w:r>
-              <w:rPr>
-                <w:rFonts w:ascii="標楷體" w:hAnsi="標楷體"/>
-                <w:sz w:val="22"/>
-              </w:rPr>
-              <w:t>簽核中心看得到此申請。</w:t>
-            </w:r>
-          </w:p>
-        </w:tc>
-        <w:tc>
-          <w:tcPr>
-            <w:tcW w:w="1247" w:type="dxa"/>
-          </w:tcPr>
-          <w:p>
-            <w:pPr>
-              <w:spacing w:before="60" w:after="60"/>
-              <w:jc w:val="center"/>
-            </w:pPr>
-          </w:p>
-        </w:tc>
-        <w:tc>
-          <w:tcPr>
-            <w:tcW w:w="1247" w:type="dxa"/>
-          </w:tcPr>
-          <w:p>
-            <w:pPr>
-              <w:spacing w:before="60" w:after="60"/>
-              <w:jc w:val="center"/>
-            </w:pPr>
-          </w:p>
-        </w:tc>
-      </w:tr>
-      <w:tr>
-        <w:trPr>
-          <w:jc w:val="center"/>
-        </w:trPr>
-        <w:tc>
-          <w:tcPr>
-            <w:tcW w:w="907" w:type="dxa"/>
-          </w:tcPr>
-          <w:p>
-            <w:pPr>
-              <w:spacing w:before="60" w:after="60"/>
-              <w:jc w:val="center"/>
-            </w:pPr>
+              <w:t>編輯者甲對文件</w:t>
+            </w:r>
+            <w:r>
+              <w:rPr>
+                <w:rFonts w:ascii="標楷體" w:hAnsi="標楷體"/>
+                <w:sz w:val="22"/>
+              </w:rPr>
+              <w:t xml:space="preserve"> Y </w:t>
+            </w:r>
+            <w:r>
+              <w:rPr>
+                <w:rFonts w:ascii="標楷體" w:hAnsi="標楷體"/>
+                <w:sz w:val="22"/>
+              </w:rPr>
+              <w:t>申請廢止時附加一個</w:t>
+            </w:r>
+            <w:r>
+              <w:rPr>
+                <w:rFonts w:ascii="標楷體" w:hAnsi="標楷體"/>
+                <w:sz w:val="22"/>
+              </w:rPr>
+              <w:t xml:space="preserve"> PDF </w:t>
+            </w:r>
+            <w:r>
+              <w:rPr>
+                <w:rFonts w:ascii="標楷體" w:hAnsi="標楷體"/>
+                <w:sz w:val="22"/>
+              </w:rPr>
+              <w:t>作為廢止附件，審核者核准後以管理者由</w:t>
+            </w:r>
+            <w:r>
+              <w:rPr>
+                <w:rFonts w:ascii="標楷體" w:hAnsi="標楷體"/>
+                <w:sz w:val="22"/>
+              </w:rPr>
+              <w:t xml:space="preserve"> DM03 </w:t>
+            </w:r>
+            <w:r>
+              <w:rPr>
+                <w:rFonts w:ascii="標楷體" w:hAnsi="標楷體"/>
+                <w:sz w:val="22"/>
+              </w:rPr>
+              <w:t>進入，紅色橫幅應出現「下載廢止附件」、下載內容即為該附件；文件</w:t>
+            </w:r>
+            <w:r>
+              <w:rPr>
+                <w:rFonts w:ascii="標楷體" w:hAnsi="標楷體"/>
+                <w:sz w:val="22"/>
+              </w:rPr>
+              <w:t xml:space="preserve"> Y </w:t>
+            </w:r>
+            <w:r>
+              <w:rPr>
+                <w:rFonts w:ascii="標楷體" w:hAnsi="標楷體"/>
+                <w:sz w:val="22"/>
+              </w:rPr>
+              <w:t>的</w:t>
+            </w:r>
+            <w:r>
+              <w:rPr>
+                <w:rFonts w:ascii="標楷體" w:hAnsi="標楷體"/>
+                <w:sz w:val="22"/>
+              </w:rPr>
+              <w:t xml:space="preserve"> Word </w:t>
+            </w:r>
+            <w:r>
+              <w:rPr>
+                <w:rFonts w:ascii="標楷體" w:hAnsi="標楷體"/>
+                <w:sz w:val="22"/>
+              </w:rPr>
+              <w:t>版本應</w:t>
+            </w:r>
             <w:r>
               <w:rPr>
                 <w:rFonts w:ascii="標楷體" w:hAnsi="標楷體"/>
                 <w:sz w:val="22"/>
               </w:rPr>
               <w:lastRenderedPageBreak/>
-              <w:t>10</w:t>
-            </w:r>
-          </w:p>
-        </w:tc>
-        <w:tc>
-          <w:tcPr>
-            <w:tcW w:w="6236" w:type="dxa"/>
-          </w:tcPr>
-          <w:p>
-            <w:pPr>
-              <w:spacing w:before="60" w:after="60"/>
-            </w:pPr>
-            <w:r>
-              <w:rPr>
-                <w:rFonts w:ascii="標楷體" w:hAnsi="標楷體"/>
-                <w:sz w:val="22"/>
-              </w:rPr>
-              <w:t>文件</w:t>
-            </w:r>
-            <w:r>
-              <w:rPr>
-                <w:rFonts w:ascii="標楷體" w:hAnsi="標楷體"/>
-                <w:sz w:val="22"/>
-              </w:rPr>
-              <w:t xml:space="preserve"> P </w:t>
-            </w:r>
-            <w:r>
-              <w:rPr>
-                <w:rFonts w:ascii="標楷體" w:hAnsi="標楷體"/>
-                <w:sz w:val="22"/>
-              </w:rPr>
-              <w:t>廢止待簽核期間，應仍列於</w:t>
-            </w:r>
-            <w:r>
-              <w:rPr>
-                <w:rFonts w:ascii="標楷體" w:hAnsi="標楷體"/>
-                <w:sz w:val="22"/>
-              </w:rPr>
-              <w:t xml:space="preserve"> DM01 </w:t>
-            </w:r>
-            <w:r>
-              <w:rPr>
-                <w:rFonts w:ascii="標楷體" w:hAnsi="標楷體"/>
-                <w:sz w:val="22"/>
-              </w:rPr>
-              <w:t>文件庫且可下載；詳細頁的「編輯新版本」與「廢止此文件」皆為灰色，游標移上顯示廢止待簽核的原因。</w:t>
-            </w:r>
-          </w:p>
-        </w:tc>
-        <w:tc>
-          <w:tcPr>
-            <w:tcW w:w="1247" w:type="dxa"/>
-          </w:tcPr>
-          <w:p>
-            <w:pPr>
-              <w:spacing w:before="60" w:after="60"/>
-              <w:jc w:val="center"/>
-            </w:pPr>
-          </w:p>
-        </w:tc>
-        <w:tc>
-          <w:tcPr>
-            <w:tcW w:w="1247" w:type="dxa"/>
-          </w:tcPr>
-          <w:p>
-            <w:pPr>
-              <w:spacing w:before="60" w:after="60"/>
-              <w:jc w:val="center"/>
-            </w:pPr>
-          </w:p>
-        </w:tc>
-      </w:tr>
-      <w:tr>
-        <w:trPr>
-          <w:jc w:val="center"/>
-        </w:trPr>
-        <w:tc>
-          <w:tcPr>
-            <w:tcW w:w="907" w:type="dxa"/>
-          </w:tcPr>
-          <w:p>
-            <w:pPr>
-              <w:spacing w:before="60" w:after="60"/>
-              <w:jc w:val="center"/>
-            </w:pPr>
-            <w:r>
-              <w:rPr>
-                <w:rFonts w:ascii="標楷體" w:hAnsi="標楷體"/>
-                <w:sz w:val="22"/>
-              </w:rPr>
-              <w:t>11</w:t>
-            </w:r>
-          </w:p>
-        </w:tc>
-        <w:tc>
-          <w:tcPr>
-            <w:tcW w:w="6236" w:type="dxa"/>
-          </w:tcPr>
-          <w:p>
-            <w:pPr>
-              <w:spacing w:before="60" w:after="60"/>
-            </w:pPr>
-            <w:r>
-              <w:rPr>
-                <w:rFonts w:ascii="標楷體" w:hAnsi="標楷體"/>
-                <w:sz w:val="22"/>
-              </w:rPr>
-              <w:t>審核者核准文件</w:t>
-            </w:r>
-            <w:r>
-              <w:rPr>
-                <w:rFonts w:ascii="標楷體" w:hAnsi="標楷體"/>
-                <w:sz w:val="22"/>
-              </w:rPr>
-              <w:t xml:space="preserve"> P </w:t>
-            </w:r>
-            <w:r>
-              <w:rPr>
-                <w:rFonts w:ascii="標楷體" w:hAnsi="標楷體"/>
-                <w:sz w:val="22"/>
-              </w:rPr>
-              <w:t>的廢止後，文件</w:t>
-            </w:r>
-            <w:r>
-              <w:rPr>
-                <w:rFonts w:ascii="標楷體" w:hAnsi="標楷體"/>
-                <w:sz w:val="22"/>
-              </w:rPr>
-              <w:t xml:space="preserve"> P </w:t>
-            </w:r>
-            <w:r>
-              <w:rPr>
-                <w:rFonts w:ascii="標楷體" w:hAnsi="標楷體"/>
-                <w:sz w:val="22"/>
-              </w:rPr>
-              <w:t>應自</w:t>
-            </w:r>
-            <w:r>
-              <w:rPr>
-                <w:rFonts w:ascii="標楷體" w:hAnsi="標楷體"/>
-                <w:sz w:val="22"/>
-              </w:rPr>
-              <w:t xml:space="preserve"> DM01 </w:t>
-            </w:r>
-            <w:r>
-              <w:rPr>
-                <w:rFonts w:ascii="標楷體" w:hAnsi="標楷體"/>
-                <w:sz w:val="22"/>
-              </w:rPr>
-              <w:t>文件庫消失；以管理者由</w:t>
-            </w:r>
-            <w:r>
-              <w:rPr>
-                <w:rFonts w:ascii="標楷體" w:hAnsi="標楷體"/>
-                <w:sz w:val="22"/>
-              </w:rPr>
-              <w:t xml:space="preserve"> DM03 </w:t>
-            </w:r>
-            <w:r>
-              <w:rPr>
-                <w:rFonts w:ascii="標楷體" w:hAnsi="標楷體"/>
-                <w:sz w:val="22"/>
-              </w:rPr>
-              <w:t>已廢止文件查詢進入，上方顯示紅色橫幅與廢止日期、申請人、核准者、廢止原因；文件</w:t>
-            </w:r>
-            <w:r>
-              <w:rPr>
-                <w:rFonts w:ascii="標楷體" w:hAnsi="標楷體"/>
-                <w:sz w:val="22"/>
-              </w:rPr>
-              <w:t xml:space="preserve"> P</w:t>
-            </w:r>
-            <w:r>
-              <w:rPr>
-                <w:rFonts w:ascii="標楷體" w:hAnsi="標楷體"/>
-                <w:sz w:val="22"/>
-              </w:rPr>
-              <w:t>（</w:t>
-            </w:r>
-            <w:r>
-              <w:rPr>
-                <w:rFonts w:ascii="標楷體" w:hAnsi="標楷體"/>
-                <w:sz w:val="22"/>
-              </w:rPr>
-              <w:t>PDF</w:t>
-            </w:r>
-            <w:r>
-              <w:rPr>
-                <w:rFonts w:ascii="標楷體" w:hAnsi="標楷體"/>
-                <w:sz w:val="22"/>
-              </w:rPr>
-              <w:t>）的版本只有「預覽」。</w:t>
-            </w:r>
-          </w:p>
-        </w:tc>
-        <w:tc>
-          <w:tcPr>
-            <w:tcW w:w="1247" w:type="dxa"/>
-          </w:tcPr>
-          <w:p>
-            <w:pPr>
-              <w:spacing w:before="60" w:after="60"/>
-              <w:jc w:val="center"/>
-            </w:pPr>
-          </w:p>
-        </w:tc>
-        <w:tc>
-          <w:tcPr>
-            <w:tcW w:w="1247" w:type="dxa"/>
-          </w:tcPr>
-          <w:p>
-            <w:pPr>
-              <w:spacing w:before="60" w:after="60"/>
-              <w:jc w:val="center"/>
-            </w:pPr>
-          </w:p>
-        </w:tc>
-      </w:tr>
-      <w:tr>
-        <w:trPr>
-          <w:jc w:val="center"/>
-        </w:trPr>
-        <w:tc>
-          <w:tcPr>
-            <w:tcW w:w="907" w:type="dxa"/>
-          </w:tcPr>
-          <w:p>
-            <w:pPr>
-              <w:spacing w:before="60" w:after="60"/>
-              <w:jc w:val="center"/>
-            </w:pPr>
-            <w:r>
-              <w:rPr>
-                <w:rFonts w:ascii="標楷體" w:hAnsi="標楷體"/>
-                <w:sz w:val="22"/>
-              </w:rPr>
-              <w:t>12</w:t>
-            </w:r>
-          </w:p>
-        </w:tc>
-        <w:tc>
-          <w:tcPr>
-            <w:tcW w:w="6236" w:type="dxa"/>
-          </w:tcPr>
-          <w:p>
-            <w:pPr>
-              <w:spacing w:before="60" w:after="60"/>
-            </w:pPr>
-            <w:r>
-              <w:rPr>
-                <w:rFonts w:ascii="標楷體" w:hAnsi="標楷體"/>
-                <w:sz w:val="22"/>
-              </w:rPr>
-              <w:t>編輯者甲對文件</w:t>
-            </w:r>
-            <w:r>
-              <w:rPr>
-                <w:rFonts w:ascii="標楷體" w:hAnsi="標楷體"/>
-                <w:sz w:val="22"/>
-              </w:rPr>
-              <w:t xml:space="preserve"> Y </w:t>
-            </w:r>
-            <w:r>
-              <w:rPr>
-                <w:rFonts w:ascii="標楷體" w:hAnsi="標楷體"/>
-                <w:sz w:val="22"/>
-              </w:rPr>
-              <w:t>申請廢止時附加一個</w:t>
-            </w:r>
-            <w:r>
-              <w:rPr>
-                <w:rFonts w:ascii="標楷體" w:hAnsi="標楷體"/>
-                <w:sz w:val="22"/>
-              </w:rPr>
-              <w:t xml:space="preserve"> PDF </w:t>
-            </w:r>
-            <w:r>
-              <w:rPr>
-                <w:rFonts w:ascii="標楷體" w:hAnsi="標楷體"/>
-                <w:sz w:val="22"/>
-              </w:rPr>
-              <w:t>作為廢止附件，核准後以管理者由</w:t>
-            </w:r>
-            <w:r>
-              <w:rPr>
-                <w:rFonts w:ascii="標楷體" w:hAnsi="標楷體"/>
-                <w:sz w:val="22"/>
-              </w:rPr>
-              <w:t xml:space="preserve"> DM03 </w:t>
-            </w:r>
-            <w:r>
-              <w:rPr>
-                <w:rFonts w:ascii="標楷體" w:hAnsi="標楷體"/>
-                <w:sz w:val="22"/>
-              </w:rPr>
-              <w:t>進入，紅色橫幅應出現「下載廢止附件」，下載內容即為該附件。</w:t>
-            </w:r>
-          </w:p>
-        </w:tc>
-        <w:tc>
-          <w:tcPr>
-            <w:tcW w:w="1247" w:type="dxa"/>
-          </w:tcPr>
-          <w:p>
-            <w:pPr>
-              <w:spacing w:before="60" w:after="60"/>
-              <w:jc w:val="center"/>
-            </w:pPr>
-          </w:p>
-        </w:tc>
-        <w:tc>
-          <w:tcPr>
-            <w:tcW w:w="1247" w:type="dxa"/>
-          </w:tcPr>
-          <w:p>
-            <w:pPr>
-              <w:spacing w:before="60" w:after="60"/>
-              <w:jc w:val="center"/>
-            </w:pPr>
-          </w:p>
-        </w:tc>
-      </w:tr>
-      <w:tr>
-        <w:trPr>
-          <w:jc w:val="center"/>
-        </w:trPr>
-        <w:tc>
-          <w:tcPr>
-            <w:tcW w:w="907" w:type="dxa"/>
-          </w:tcPr>
-          <w:p>
-            <w:pPr>
-              <w:spacing w:before="60" w:after="60"/>
-              <w:jc w:val="center"/>
-            </w:pPr>
-            <w:r>
-              <w:rPr>
-                <w:rFonts w:ascii="標楷體" w:hAnsi="標楷體"/>
-                <w:sz w:val="22"/>
-              </w:rPr>
-              <w:t>13</w:t>
-            </w:r>
-          </w:p>
-        </w:tc>
-        <w:tc>
-          <w:tcPr>
-            <w:tcW w:w="6236" w:type="dxa"/>
-          </w:tcPr>
-          <w:p>
-            <w:pPr>
-              <w:spacing w:before="60" w:after="60"/>
-            </w:pPr>
-            <w:r>
-              <w:rPr>
-                <w:rFonts w:ascii="標楷體" w:hAnsi="標楷體"/>
-                <w:sz w:val="22"/>
-              </w:rPr>
-              <w:t>以管理者由</w:t>
-            </w:r>
-            <w:r>
-              <w:rPr>
-                <w:rFonts w:ascii="標楷體" w:hAnsi="標楷體"/>
-                <w:sz w:val="22"/>
-              </w:rPr>
-              <w:t xml:space="preserve"> DM03 </w:t>
-            </w:r>
-            <w:r>
-              <w:rPr>
-                <w:rFonts w:ascii="標楷體" w:hAnsi="標楷體"/>
-                <w:sz w:val="22"/>
-              </w:rPr>
-              <w:t>開啟已廢止的文件</w:t>
-            </w:r>
-            <w:r>
-              <w:rPr>
-                <w:rFonts w:ascii="標楷體" w:hAnsi="標楷體"/>
-                <w:sz w:val="22"/>
-              </w:rPr>
-              <w:t xml:space="preserve"> Y</w:t>
-            </w:r>
-            <w:r>
-              <w:rPr>
-                <w:rFonts w:ascii="標楷體" w:hAnsi="標楷體"/>
-                <w:sz w:val="22"/>
-              </w:rPr>
-              <w:t>，其</w:t>
-            </w:r>
-            <w:r>
-              <w:rPr>
-                <w:rFonts w:ascii="標楷體" w:hAnsi="標楷體"/>
-                <w:sz w:val="22"/>
-              </w:rPr>
-              <w:t xml:space="preserve"> Word </w:t>
-            </w:r>
-            <w:r>
-              <w:rPr>
-                <w:rFonts w:ascii="標楷體" w:hAnsi="標楷體"/>
-                <w:sz w:val="22"/>
-              </w:rPr>
-              <w:t>版本應有「下載」可取得原檔。</w:t>
-            </w:r>
-          </w:p>
-        </w:tc>
-        <w:tc>
-          <w:tcPr>
-            <w:tcW w:w="1247" w:type="dxa"/>
-          </w:tcPr>
-          <w:p>
-            <w:pPr>
-              <w:spacing w:before="60" w:after="60"/>
-              <w:jc w:val="center"/>
-            </w:pPr>
-          </w:p>
-        </w:tc>
-        <w:tc>
-          <w:tcPr>
-            <w:tcW w:w="1247" w:type="dxa"/>
-          </w:tcPr>
-          <w:p>
-            <w:pPr>
-              <w:spacing w:before="60" w:after="60"/>
-              <w:jc w:val="center"/>
-            </w:pPr>
-          </w:p>
-        </w:tc>
-      </w:tr>
-      <w:tr>
-        <w:trPr>
-          <w:jc w:val="center"/>
-        </w:trPr>
-        <w:tc>
-          <w:tcPr>
-            <w:tcW w:w="907" w:type="dxa"/>
-          </w:tcPr>
-          <w:p>
-            <w:pPr>
-              <w:spacing w:before="60" w:after="60"/>
-              <w:jc w:val="center"/>
-            </w:pPr>
-            <w:r>
-              <w:rPr>
-                <w:rFonts w:ascii="標楷體" w:hAnsi="標楷體"/>
-                <w:sz w:val="22"/>
-              </w:rPr>
-              <w:t>14</w:t>
-            </w:r>
-          </w:p>
-        </w:tc>
-        <w:tc>
-          <w:tcPr>
-            <w:tcW w:w="6236" w:type="dxa"/>
-          </w:tcPr>
-          <w:p>
-            <w:pPr>
-              <w:spacing w:before="60" w:after="60"/>
-            </w:pPr>
-            <w:r>
-              <w:rPr>
-                <w:rFonts w:ascii="標楷體" w:hAnsi="標楷體"/>
-                <w:sz w:val="22"/>
-              </w:rPr>
-              <w:t>將文件</w:t>
-            </w:r>
-            <w:r>
-              <w:rPr>
-                <w:rFonts w:ascii="標楷體" w:hAnsi="標楷體"/>
-                <w:sz w:val="22"/>
-              </w:rPr>
-              <w:t xml:space="preserve"> Y </w:t>
-            </w:r>
-            <w:r>
-              <w:rPr>
-                <w:rFonts w:ascii="標楷體" w:hAnsi="標楷體"/>
-                <w:sz w:val="22"/>
-              </w:rPr>
-              <w:t>的詳細頁網址貼到瀏覽器網址列（可開新分頁）並按</w:t>
-            </w:r>
-            <w:r>
-              <w:rPr>
-                <w:rFonts w:ascii="標楷體" w:hAnsi="標楷體"/>
-                <w:sz w:val="22"/>
-              </w:rPr>
-              <w:t xml:space="preserve"> Enter</w:t>
-            </w:r>
-            <w:r>
-              <w:rPr>
-                <w:rFonts w:ascii="標楷體" w:hAnsi="標楷體"/>
-                <w:sz w:val="22"/>
-              </w:rPr>
-              <w:t>，畫面會出現登入頁，請以閱覽者甲登入；登入後應直接停在文件</w:t>
-            </w:r>
-            <w:r>
-              <w:rPr>
-                <w:rFonts w:ascii="標楷體" w:hAnsi="標楷體"/>
-                <w:sz w:val="22"/>
-              </w:rPr>
-              <w:t xml:space="preserve"> Y </w:t>
-            </w:r>
-            <w:r>
-              <w:rPr>
-                <w:rFonts w:ascii="標楷體" w:hAnsi="標楷體"/>
-                <w:sz w:val="22"/>
-              </w:rPr>
-              <w:t>的詳細頁，應看得到紅色橫幅與廢止時間、申請人、核准者、廢止原因，但不應出現「下載廢止附件」（與第</w:t>
-            </w:r>
-            <w:r>
-              <w:rPr>
-                <w:rFonts w:ascii="標楷體" w:hAnsi="標楷體"/>
-                <w:sz w:val="22"/>
-              </w:rPr>
-              <w:t xml:space="preserve"> 12 </w:t>
-            </w:r>
-            <w:r>
-              <w:rPr>
-                <w:rFonts w:ascii="標楷體" w:hAnsi="標楷體"/>
-                <w:sz w:val="22"/>
-              </w:rPr>
-              <w:t>項對照）。</w:t>
+              <w:t>有「</w:t>
+            </w:r>
+            <w:r>
+              <w:rPr>
+                <w:rFonts w:ascii="標楷體" w:hAnsi="標楷體"/>
+                <w:sz w:val="22"/>
+              </w:rPr>
+              <w:t>下載」可取得原檔。</w:t>
             </w:r>
           </w:p>
         </w:tc>
@@ -14661,7 +11408,7 @@
       <w:pPr>
         <w:pStyle w:val="1"/>
       </w:pPr>
-      <w:bookmarkStart w:id="10" w:name="_Toc243386888"/>
+      <w:bookmarkStart w:id="10" w:name="_Toc243484333"/>
       <w:r>
         <w:lastRenderedPageBreak/>
         <w:t xml:space="preserve">DM08 </w:t>
@@ -15197,7 +11944,7 @@
                 <w:rFonts w:ascii="標楷體" w:hAnsi="標楷體"/>
                 <w:sz w:val="22"/>
               </w:rPr>
-              <w:t>個人專區之草稿匣（文件名稱欄為空白，請以最後修改時間辨識該列）。</w:t>
+              <w:t>個人專區之草稿匣（文件名稱欄為空白，請以最後修改時間辨識該列）；於草稿匣按該草稿的「繼續編輯」，應帶入先前填寫的內容（分類已帶入且不可改），補齊文件名稱、可見對象、版本號（欄名為「新版本號」）、摘要、上傳檔案與指定審核者後按「送交簽核」，應顯示「已送交簽核」。</w:t>
             </w:r>
           </w:p>
         </w:tc>
@@ -15259,7 +12006,21 @@
                 <w:rFonts w:ascii="標楷體" w:hAnsi="標楷體"/>
                 <w:sz w:val="22"/>
               </w:rPr>
-              <w:t>於草稿匣按該草稿的「繼續編輯」，應帶入先前填寫的內容（分類已帶入且不可改）；補齊文件名稱、可見對象、版本號（欄名為「新版本號」）、摘要、上傳檔案與指定審核者後按「送交簽核」，應顯示「已送交簽核」。</w:t>
+              <w:t>分類選「系統操作手冊」時應出現「關聯作業項目」；選擇已有已發布手冊的作業項目並送交簽核，應被擋下，並於「關聯作業項目」欄下方以紅字提示「此關聯作業項目已有對應之已發布手冊」；此時內容已存為草稿，離開本頁時若跳出「尚未儲存」視窗，按「離開不儲存」即可（草稿不會遺失），再到</w:t>
+            </w:r>
+            <w:r>
+              <w:rPr>
+                <w:rFonts w:ascii="標楷體" w:hAnsi="標楷體"/>
+                <w:sz w:val="22"/>
+              </w:rPr>
+              <w:t xml:space="preserve"> DM04 </w:t>
+            </w:r>
+            <w:r>
+              <w:rPr>
+                <w:rFonts w:ascii="標楷體" w:hAnsi="標楷體"/>
+                <w:sz w:val="22"/>
+              </w:rPr>
+              <w:t>個人專區草稿匣確認該草稿並刪除。</w:t>
             </w:r>
           </w:p>
         </w:tc>
@@ -15321,7 +12082,7 @@
                 <w:rFonts w:ascii="標楷體" w:hAnsi="標楷體"/>
                 <w:sz w:val="22"/>
               </w:rPr>
-              <w:t>分類選「系統操作手冊」時應出現「關聯作業項目」；選擇已有已發布手冊的作業項目並送交簽核，應被擋下，並於「關聯作業項目」欄下方以紅字提示「此關聯作業項目已有對應之已發布手冊」；此時內容已存為草稿。離開本頁時若跳出「尚未儲存」視窗，按「離開不儲存」即可（草稿不會遺失），再到</w:t>
+              <w:t>分類選「訓練教材」時，可見對象欄應改為顯示「訓練教材由教育訓練模組引用，不需設定可見對象」，不設可見對象亦可送交簽核（測後於</w:t>
             </w:r>
             <w:r>
               <w:rPr>
@@ -15335,14 +12096,14 @@
                 <w:rFonts w:ascii="標楷體" w:hAnsi="標楷體"/>
                 <w:sz w:val="22"/>
               </w:rPr>
-              <w:t>個人專區草稿匣確認該草</w:t>
-            </w:r>
-            <w:r>
-              <w:rPr>
-                <w:rFonts w:ascii="標楷體" w:hAnsi="標楷體"/>
-                <w:sz w:val="22"/>
-              </w:rPr>
-              <w:t>稿並刪除。</w:t>
+              <w:t>個人專區「我的文件動態」撤回該送審，再至草稿匣刪除</w:t>
+            </w:r>
+            <w:r>
+              <w:rPr>
+                <w:rFonts w:ascii="標楷體" w:hAnsi="標楷體"/>
+                <w:sz w:val="22"/>
+              </w:rPr>
+              <w:t>）。</w:t>
             </w:r>
           </w:p>
         </w:tc>
@@ -15404,21 +12165,21 @@
                 <w:rFonts w:ascii="標楷體" w:hAnsi="標楷體"/>
                 <w:sz w:val="22"/>
               </w:rPr>
-              <w:t>分類選「訓練教材」時，可見對象欄應改為顯示「訓練教材由教育訓練模組引用，不需設定可見對象」，不設可見對象亦可送交簽核（測後於</w:t>
-            </w:r>
-            <w:r>
-              <w:rPr>
-                <w:rFonts w:ascii="標楷體" w:hAnsi="標楷體"/>
-                <w:sz w:val="22"/>
-              </w:rPr>
-              <w:t xml:space="preserve"> DM04 </w:t>
-            </w:r>
-            <w:r>
-              <w:rPr>
-                <w:rFonts w:ascii="標楷體" w:hAnsi="標楷體"/>
-                <w:sz w:val="22"/>
-              </w:rPr>
-              <w:t>個人專區「我的文件動態」撤回該送審，再至草稿匣刪除）。</w:t>
+              <w:t>選擇</w:t>
+            </w:r>
+            <w:r>
+              <w:rPr>
+                <w:rFonts w:ascii="標楷體" w:hAnsi="標楷體"/>
+                <w:sz w:val="22"/>
+              </w:rPr>
+              <w:t xml:space="preserve"> Word </w:t>
+            </w:r>
+            <w:r>
+              <w:rPr>
+                <w:rFonts w:ascii="標楷體" w:hAnsi="標楷體"/>
+                <w:sz w:val="22"/>
+              </w:rPr>
+              <w:t>檔上傳，應跳出「此檔案無法線上預覽」確認視窗；按「改傳其他檔案」應取消選擇，再選一次並按「仍使用此檔案」，上傳框下方應出現橘色提醒。</w:t>
             </w:r>
           </w:p>
         </w:tc>
@@ -15480,21 +12241,7 @@
                 <w:rFonts w:ascii="標楷體" w:hAnsi="標楷體"/>
                 <w:sz w:val="22"/>
               </w:rPr>
-              <w:t>選擇</w:t>
-            </w:r>
-            <w:r>
-              <w:rPr>
-                <w:rFonts w:ascii="標楷體" w:hAnsi="標楷體"/>
-                <w:sz w:val="22"/>
-              </w:rPr>
-              <w:t xml:space="preserve"> Word </w:t>
-            </w:r>
-            <w:r>
-              <w:rPr>
-                <w:rFonts w:ascii="標楷體" w:hAnsi="標楷體"/>
-                <w:sz w:val="22"/>
-              </w:rPr>
-              <w:t>檔上傳，應跳出「此檔案無法線上預覽」確認視窗；按「改傳其他檔案」應取消選擇，再選一次並按「仍使用此檔案」，上傳框下方應出現橘色提醒。</w:t>
+              <w:t>以編輯兼審核者登入，按「新增文件」後展開「指定審核者」，清單應只列具審核者角色者，且不含自己。</w:t>
             </w:r>
           </w:p>
         </w:tc>
@@ -15539,6 +12286,7 @@
                 <w:rFonts w:ascii="標楷體" w:hAnsi="標楷體"/>
                 <w:sz w:val="22"/>
               </w:rPr>
+              <w:lastRenderedPageBreak/>
               <w:t>7</w:t>
             </w:r>
           </w:p>
@@ -15556,15 +12304,21 @@
                 <w:rFonts w:ascii="標楷體" w:hAnsi="標楷體"/>
                 <w:sz w:val="22"/>
               </w:rPr>
-              <w:t>以編輯兼審核者登入，按「新增文件」後展開「指定審核</w:t>
-            </w:r>
-            <w:r>
-              <w:rPr>
-                <w:rFonts w:ascii="標楷體" w:hAnsi="標楷體"/>
-                <w:sz w:val="22"/>
-              </w:rPr>
-              <w:lastRenderedPageBreak/>
-              <w:t>者」，清單應只列具審核者角色者，且不含自己。</w:t>
+              <w:t>於</w:t>
+            </w:r>
+            <w:r>
+              <w:rPr>
+                <w:rFonts w:ascii="標楷體" w:hAnsi="標楷體"/>
+                <w:sz w:val="22"/>
+              </w:rPr>
+              <w:t xml:space="preserve"> DM07 </w:t>
+            </w:r>
+            <w:r>
+              <w:rPr>
+                <w:rFonts w:ascii="標楷體" w:hAnsi="標楷體"/>
+                <w:sz w:val="22"/>
+              </w:rPr>
+              <w:t>對已發布文件按「編輯新版本」，文件名稱與分類應為灰色不可修改，右側「最近版本」列出該文件的版本號。</w:t>
             </w:r>
           </w:p>
         </w:tc>
@@ -15626,21 +12380,7 @@
                 <w:rFonts w:ascii="標楷體" w:hAnsi="標楷體"/>
                 <w:sz w:val="22"/>
               </w:rPr>
-              <w:t>於</w:t>
-            </w:r>
-            <w:r>
-              <w:rPr>
-                <w:rFonts w:ascii="標楷體" w:hAnsi="標楷體"/>
-                <w:sz w:val="22"/>
-              </w:rPr>
-              <w:t xml:space="preserve"> DM07 </w:t>
-            </w:r>
-            <w:r>
-              <w:rPr>
-                <w:rFonts w:ascii="標楷體" w:hAnsi="標楷體"/>
-                <w:sz w:val="22"/>
-              </w:rPr>
-              <w:t>對已發布文件按「編輯新版本」，文件名稱與分類應為灰色不可修改，右側「最近版本」列出該文件的版本號。</w:t>
+              <w:t>編輯新版本時「新版本號」填入本文件已發布過的版本號並送交簽核，應被擋下並於「新版本號」欄下方提示「版本號與本文件已發布版本重複」；在同一頁改成未用過的版本號再按「送交簽核」，應顯示「已送交簽核」且草稿匣不會多出草稿。</w:t>
             </w:r>
           </w:p>
         </w:tc>
@@ -15686,96 +12426,6 @@
                 <w:sz w:val="22"/>
               </w:rPr>
               <w:t>9</w:t>
-            </w:r>
-          </w:p>
-        </w:tc>
-        <w:tc>
-          <w:tcPr>
-            <w:tcW w:w="6236" w:type="dxa"/>
-          </w:tcPr>
-          <w:p>
-            <w:pPr>
-              <w:spacing w:before="60" w:after="60"/>
-            </w:pPr>
-            <w:r>
-              <w:rPr>
-                <w:rFonts w:ascii="標楷體" w:hAnsi="標楷體"/>
-                <w:sz w:val="22"/>
-              </w:rPr>
-              <w:t>編輯新版本時「新版本號」填入本文件已發布過的版本號並送交簽核，應被擋下並於「新版本號」欄下方提示「版本號與本文件已發布版本重複」。此時可直接在同一頁改成未用過的版本號再按「送交簽核」，應顯示「已送交簽核」且草稿匣不會多出草稿；若不送出而離開本頁，請按「離開不儲存」，再到</w:t>
-            </w:r>
-            <w:r>
-              <w:rPr>
-                <w:rFonts w:ascii="標楷體" w:hAnsi="標楷體"/>
-                <w:sz w:val="22"/>
-              </w:rPr>
-              <w:t xml:space="preserve"> DM04 </w:t>
-            </w:r>
-            <w:r>
-              <w:rPr>
-                <w:rFonts w:ascii="標楷體" w:hAnsi="標楷體"/>
-                <w:sz w:val="22"/>
-              </w:rPr>
-              <w:t>個人專區草稿匣刪除該草稿，否則第</w:t>
-            </w:r>
-            <w:r>
-              <w:rPr>
-                <w:rFonts w:ascii="標楷體" w:hAnsi="標楷體"/>
-                <w:sz w:val="22"/>
-              </w:rPr>
-              <w:t xml:space="preserve"> 10 </w:t>
-            </w:r>
-            <w:r>
-              <w:rPr>
-                <w:rFonts w:ascii="標楷體" w:hAnsi="標楷體"/>
-                <w:sz w:val="22"/>
-              </w:rPr>
-              <w:t>項之「編輯新版本」呈灰色。</w:t>
-            </w:r>
-          </w:p>
-        </w:tc>
-        <w:tc>
-          <w:tcPr>
-            <w:tcW w:w="1247" w:type="dxa"/>
-          </w:tcPr>
-          <w:p>
-            <w:pPr>
-              <w:spacing w:before="60" w:after="60"/>
-              <w:jc w:val="center"/>
-            </w:pPr>
-          </w:p>
-        </w:tc>
-        <w:tc>
-          <w:tcPr>
-            <w:tcW w:w="1247" w:type="dxa"/>
-          </w:tcPr>
-          <w:p>
-            <w:pPr>
-              <w:spacing w:before="60" w:after="60"/>
-              <w:jc w:val="center"/>
-            </w:pPr>
-          </w:p>
-        </w:tc>
-      </w:tr>
-      <w:tr>
-        <w:trPr>
-          <w:jc w:val="center"/>
-        </w:trPr>
-        <w:tc>
-          <w:tcPr>
-            <w:tcW w:w="907" w:type="dxa"/>
-          </w:tcPr>
-          <w:p>
-            <w:pPr>
-              <w:spacing w:before="60" w:after="60"/>
-              <w:jc w:val="center"/>
-            </w:pPr>
-            <w:r>
-              <w:rPr>
-                <w:rFonts w:ascii="標楷體" w:hAnsi="標楷體"/>
-                <w:sz w:val="22"/>
-              </w:rPr>
-              <w:t>10</w:t>
             </w:r>
           </w:p>
         </w:tc>
@@ -15926,7 +12576,7 @@
         <w:noProof/>
         <w:sz w:val="20"/>
       </w:rPr>
-      <w:t>17</w:t>
+      <w:t>16</w:t>
     </w:r>
     <w:r>
       <w:rPr>
@@ -15966,9 +12616,26 @@
 <file path=word/numbering.xml><?xml version="1.0" encoding="utf-8"?>
 <w:numbering xmlns:wpc="http://schemas.microsoft.com/office/word/2010/wordprocessingCanvas" xmlns:cx="http://schemas.microsoft.com/office/drawing/2014/chartex" xmlns:cx1="http://schemas.microsoft.com/office/drawing/2015/9/8/chartex" xmlns:cx2="http://schemas.microsoft.com/office/drawing/2015/10/21/chartex" xmlns:cx3="http://schemas.microsoft.com/office/drawing/2016/5/9/chartex" xmlns:cx4="http://schemas.microsoft.com/office/drawing/2016/5/10/chartex" xmlns:cx5="http://schemas.microsoft.com/office/drawing/2016/5/11/chartex" xmlns:cx6="http://schemas.microsoft.com/office/drawing/2016/5/12/chartex" xmlns:cx7="http://schemas.microsoft.com/office/drawing/2016/5/13/chartex" xmlns:cx8="http://schemas.microsoft.com/office/drawing/2016/5/14/chartex" xmlns:mc="http://schemas.openxmlformats.org/markup-compatibility/2006" xmlns:aink="http://schemas.microsoft.com/office/drawing/2016/ink" xmlns:am3d="http://schemas.microsoft.com/office/drawing/2017/model3d" xmlns:o="urn:schemas-microsoft-com:office:office" xmlns:r="http://schemas.openxmlformats.org/officeDocument/2006/relationships" xmlns:m="http://schemas.openxmlformats.org/officeDocument/2006/math" xmlns:v="urn:schemas-microsoft-com:vml" xmlns:wp14="http://schemas.microsoft.com/office/word/2010/wordprocessingDrawing" xmlns:wp="http://schemas.openxmlformats.org/drawingml/2006/wordprocessingDrawing" xmlns:w10="urn:schemas-microsoft-com:office:word" xmlns:w="http://schemas.openxmlformats.org/wordprocessingml/2006/main" xmlns:w14="http://schemas.microsoft.com/office/word/2010/wordml" xmlns:w15="http://schemas.microsoft.com/office/word/2012/wordml" xmlns:w16cid="http://schemas.microsoft.com/office/word/2016/wordml/cid" xmlns:w16se="http://schemas.microsoft.com/office/word/2015/wordml/symex" xmlns:wpg="http://schemas.microsoft.com/office/word/2010/wordprocessingGroup" xmlns:wpi="http://schemas.microsoft.com/office/word/2010/wordprocessingInk" xmlns:wne="http://schemas.microsoft.com/office/word/2006/wordml" xmlns:wps="http://schemas.microsoft.com/office/word/2010/wordprocessingShape" mc:Ignorable="w14 w15 w16se w16cid wp14">
   <w:abstractNum w:abstractNumId="0" w15:restartNumberingAfterBreak="0">
-    <w:nsid w:val="08457D7F"/>
+    <w:nsid w:val="1ABC44C1"/>
+    <w:multiLevelType w:val="singleLevel"/>
+    <w:tmpl w:val="DB806158"/>
+    <w:lvl w:ilvl="0">
+      <w:start w:val="1"/>
+      <w:numFmt w:val="decimal"/>
+      <w:lvlText w:val="%1."/>
+      <w:lvlJc w:val="left"/>
+      <w:pPr>
+        <w:ind w:left="960" w:hanging="480"/>
+      </w:pPr>
+      <w:rPr>
+        <w:rFonts w:ascii="Times New Roman" w:eastAsia="標楷體" w:hAnsi="Times New Roman" w:cs="Times New Roman"/>
+      </w:rPr>
+    </w:lvl>
+  </w:abstractNum>
+  <w:abstractNum w:abstractNumId="1" w15:restartNumberingAfterBreak="0">
+    <w:nsid w:val="29636904"/>
     <w:multiLevelType w:val="multilevel"/>
-    <w:tmpl w:val="926A8970"/>
+    <w:tmpl w:val="044AE10E"/>
     <w:lvl w:ilvl="0">
       <w:start w:val="1"/>
       <w:numFmt w:val="bullet"/>
@@ -16023,23 +12690,6 @@
       <w:lvlJc w:val="left"/>
     </w:lvl>
   </w:abstractNum>
-  <w:abstractNum w:abstractNumId="1" w15:restartNumberingAfterBreak="0">
-    <w:nsid w:val="1ABC44C1"/>
-    <w:multiLevelType w:val="singleLevel"/>
-    <w:tmpl w:val="DB806158"/>
-    <w:lvl w:ilvl="0">
-      <w:start w:val="1"/>
-      <w:numFmt w:val="decimal"/>
-      <w:lvlText w:val="%1."/>
-      <w:lvlJc w:val="left"/>
-      <w:pPr>
-        <w:ind w:left="960" w:hanging="480"/>
-      </w:pPr>
-      <w:rPr>
-        <w:rFonts w:ascii="Times New Roman" w:eastAsia="標楷體" w:hAnsi="Times New Roman" w:cs="Times New Roman"/>
-      </w:rPr>
-    </w:lvl>
-  </w:abstractNum>
   <w:abstractNum w:abstractNumId="2" w15:restartNumberingAfterBreak="0">
     <w:nsid w:val="7CDE1FC3"/>
     <w:multiLevelType w:val="hybridMultilevel"/>
@@ -16105,19 +12755,19 @@
     </w:lvl>
   </w:abstractNum>
   <w:num w:numId="1">
-    <w:abstractNumId w:val="1"/>
+    <w:abstractNumId w:val="0"/>
     <w:lvlOverride w:ilvl="0">
       <w:startOverride w:val="1"/>
     </w:lvlOverride>
   </w:num>
   <w:num w:numId="2">
-    <w:abstractNumId w:val="1"/>
+    <w:abstractNumId w:val="0"/>
     <w:lvlOverride w:ilvl="0">
       <w:startOverride w:val="1"/>
     </w:lvlOverride>
   </w:num>
   <w:num w:numId="3">
-    <w:abstractNumId w:val="1"/>
+    <w:abstractNumId w:val="0"/>
     <w:lvlOverride w:ilvl="0">
       <w:startOverride w:val="1"/>
     </w:lvlOverride>
@@ -16129,199 +12779,199 @@
     </w:lvlOverride>
   </w:num>
   <w:num w:numId="5">
-    <w:abstractNumId w:val="1"/>
+    <w:abstractNumId w:val="0"/>
     <w:lvlOverride w:ilvl="0">
       <w:startOverride w:val="1"/>
     </w:lvlOverride>
   </w:num>
   <w:num w:numId="6">
-    <w:abstractNumId w:val="1"/>
+    <w:abstractNumId w:val="0"/>
     <w:lvlOverride w:ilvl="0">
       <w:startOverride w:val="1"/>
     </w:lvlOverride>
   </w:num>
   <w:num w:numId="7">
-    <w:abstractNumId w:val="1"/>
+    <w:abstractNumId w:val="0"/>
     <w:lvlOverride w:ilvl="0">
       <w:startOverride w:val="1"/>
     </w:lvlOverride>
   </w:num>
   <w:num w:numId="8">
-    <w:abstractNumId w:val="1"/>
+    <w:abstractNumId w:val="0"/>
     <w:lvlOverride w:ilvl="0">
       <w:startOverride w:val="1"/>
     </w:lvlOverride>
   </w:num>
   <w:num w:numId="9">
-    <w:abstractNumId w:val="1"/>
+    <w:abstractNumId w:val="0"/>
     <w:lvlOverride w:ilvl="0">
       <w:startOverride w:val="1"/>
     </w:lvlOverride>
   </w:num>
   <w:num w:numId="10">
-    <w:abstractNumId w:val="1"/>
+    <w:abstractNumId w:val="0"/>
     <w:lvlOverride w:ilvl="0">
       <w:startOverride w:val="1"/>
     </w:lvlOverride>
   </w:num>
   <w:num w:numId="11">
-    <w:abstractNumId w:val="1"/>
+    <w:abstractNumId w:val="0"/>
     <w:lvlOverride w:ilvl="0">
       <w:startOverride w:val="1"/>
     </w:lvlOverride>
   </w:num>
   <w:num w:numId="12">
-    <w:abstractNumId w:val="1"/>
+    <w:abstractNumId w:val="0"/>
     <w:lvlOverride w:ilvl="0">
       <w:startOverride w:val="1"/>
     </w:lvlOverride>
   </w:num>
   <w:num w:numId="13">
-    <w:abstractNumId w:val="1"/>
+    <w:abstractNumId w:val="0"/>
     <w:lvlOverride w:ilvl="0">
       <w:startOverride w:val="1"/>
     </w:lvlOverride>
   </w:num>
   <w:num w:numId="14">
-    <w:abstractNumId w:val="1"/>
+    <w:abstractNumId w:val="0"/>
     <w:lvlOverride w:ilvl="0">
       <w:startOverride w:val="1"/>
     </w:lvlOverride>
   </w:num>
   <w:num w:numId="15">
-    <w:abstractNumId w:val="1"/>
+    <w:abstractNumId w:val="0"/>
     <w:lvlOverride w:ilvl="0">
       <w:startOverride w:val="1"/>
     </w:lvlOverride>
   </w:num>
   <w:num w:numId="16">
-    <w:abstractNumId w:val="1"/>
+    <w:abstractNumId w:val="0"/>
     <w:lvlOverride w:ilvl="0">
       <w:startOverride w:val="1"/>
     </w:lvlOverride>
   </w:num>
   <w:num w:numId="17">
-    <w:abstractNumId w:val="1"/>
+    <w:abstractNumId w:val="0"/>
     <w:lvlOverride w:ilvl="0">
       <w:startOverride w:val="1"/>
     </w:lvlOverride>
   </w:num>
   <w:num w:numId="18">
-    <w:abstractNumId w:val="1"/>
+    <w:abstractNumId w:val="0"/>
     <w:lvlOverride w:ilvl="0">
       <w:startOverride w:val="1"/>
     </w:lvlOverride>
   </w:num>
   <w:num w:numId="19">
-    <w:abstractNumId w:val="1"/>
+    <w:abstractNumId w:val="0"/>
     <w:lvlOverride w:ilvl="0">
       <w:startOverride w:val="1"/>
     </w:lvlOverride>
   </w:num>
   <w:num w:numId="20">
-    <w:abstractNumId w:val="1"/>
+    <w:abstractNumId w:val="0"/>
     <w:lvlOverride w:ilvl="0">
       <w:startOverride w:val="1"/>
     </w:lvlOverride>
   </w:num>
   <w:num w:numId="21">
-    <w:abstractNumId w:val="1"/>
+    <w:abstractNumId w:val="0"/>
     <w:lvlOverride w:ilvl="0">
       <w:startOverride w:val="1"/>
     </w:lvlOverride>
   </w:num>
   <w:num w:numId="22">
-    <w:abstractNumId w:val="1"/>
+    <w:abstractNumId w:val="0"/>
     <w:lvlOverride w:ilvl="0">
       <w:startOverride w:val="1"/>
     </w:lvlOverride>
   </w:num>
   <w:num w:numId="23">
-    <w:abstractNumId w:val="1"/>
+    <w:abstractNumId w:val="0"/>
     <w:lvlOverride w:ilvl="0">
       <w:startOverride w:val="1"/>
     </w:lvlOverride>
   </w:num>
   <w:num w:numId="24">
-    <w:abstractNumId w:val="1"/>
+    <w:abstractNumId w:val="0"/>
     <w:lvlOverride w:ilvl="0">
       <w:startOverride w:val="1"/>
     </w:lvlOverride>
   </w:num>
   <w:num w:numId="25">
-    <w:abstractNumId w:val="1"/>
+    <w:abstractNumId w:val="0"/>
     <w:lvlOverride w:ilvl="0">
       <w:startOverride w:val="1"/>
     </w:lvlOverride>
   </w:num>
   <w:num w:numId="26">
-    <w:abstractNumId w:val="1"/>
+    <w:abstractNumId w:val="0"/>
     <w:lvlOverride w:ilvl="0">
       <w:startOverride w:val="1"/>
     </w:lvlOverride>
   </w:num>
   <w:num w:numId="27">
-    <w:abstractNumId w:val="1"/>
+    <w:abstractNumId w:val="0"/>
     <w:lvlOverride w:ilvl="0">
       <w:startOverride w:val="1"/>
     </w:lvlOverride>
   </w:num>
   <w:num w:numId="28">
-    <w:abstractNumId w:val="1"/>
+    <w:abstractNumId w:val="0"/>
     <w:lvlOverride w:ilvl="0">
       <w:startOverride w:val="1"/>
     </w:lvlOverride>
   </w:num>
   <w:num w:numId="29">
-    <w:abstractNumId w:val="1"/>
+    <w:abstractNumId w:val="0"/>
     <w:lvlOverride w:ilvl="0">
       <w:startOverride w:val="1"/>
     </w:lvlOverride>
   </w:num>
   <w:num w:numId="30">
-    <w:abstractNumId w:val="1"/>
+    <w:abstractNumId w:val="0"/>
     <w:lvlOverride w:ilvl="0">
       <w:startOverride w:val="1"/>
     </w:lvlOverride>
   </w:num>
   <w:num w:numId="31">
-    <w:abstractNumId w:val="1"/>
+    <w:abstractNumId w:val="0"/>
     <w:lvlOverride w:ilvl="0">
       <w:startOverride w:val="1"/>
     </w:lvlOverride>
   </w:num>
   <w:num w:numId="32">
-    <w:abstractNumId w:val="1"/>
+    <w:abstractNumId w:val="0"/>
     <w:lvlOverride w:ilvl="0">
       <w:startOverride w:val="1"/>
     </w:lvlOverride>
   </w:num>
   <w:num w:numId="33">
-    <w:abstractNumId w:val="1"/>
+    <w:abstractNumId w:val="0"/>
     <w:lvlOverride w:ilvl="0">
       <w:startOverride w:val="1"/>
     </w:lvlOverride>
   </w:num>
   <w:num w:numId="34">
-    <w:abstractNumId w:val="1"/>
+    <w:abstractNumId w:val="0"/>
     <w:lvlOverride w:ilvl="0">
       <w:startOverride w:val="1"/>
     </w:lvlOverride>
   </w:num>
   <w:num w:numId="35">
-    <w:abstractNumId w:val="1"/>
+    <w:abstractNumId w:val="0"/>
     <w:lvlOverride w:ilvl="0">
       <w:startOverride w:val="1"/>
     </w:lvlOverride>
   </w:num>
   <w:num w:numId="36">
-    <w:abstractNumId w:val="1"/>
+    <w:abstractNumId w:val="0"/>
     <w:lvlOverride w:ilvl="0">
       <w:startOverride w:val="1"/>
     </w:lvlOverride>
   </w:num>
   <w:num w:numId="37">
-    <w:abstractNumId w:val="0"/>
+    <w:abstractNumId w:val="1"/>
   </w:num>
   <w:numIdMacAtCleanup w:val="36"/>
 </w:numbering>
@@ -28089,7 +24739,7 @@
 </file>
 
 <file path=customXml/itemProps1.xml><?xml version="1.0" encoding="utf-8"?>
-<ds:datastoreItem xmlns:ds="http://schemas.openxmlformats.org/officeDocument/2006/customXml" ds:itemID="{246FD9D8-0C51-436E-94C5-7F3356EFC507}">
+<ds:datastoreItem xmlns:ds="http://schemas.openxmlformats.org/officeDocument/2006/customXml" ds:itemID="{415726A0-B617-48D9-91AD-0C4EE79877E7}">
   <ds:schemaRefs>
     <ds:schemaRef ds:uri="http://schemas.openxmlformats.org/officeDocument/2006/bibliography"/>
   </ds:schemaRefs>

--- a/docs/manuals/測試報告/DM-文件管理模組.docx
+++ b/docs/manuals/測試報告/DM-文件管理模組.docx
@@ -498,7 +498,7 @@
       <w:r>
         <w:fldChar w:fldCharType="separate"/>
       </w:r>
-      <w:hyperlink w:anchor="_Toc243484324" w:history="1">
+      <w:hyperlink w:anchor="_Toc243489725" w:history="1">
         <w:r>
           <w:rPr>
             <w:rStyle w:val="affb"/>
@@ -526,7 +526,7 @@
             <w:noProof/>
             <w:webHidden/>
           </w:rPr>
-          <w:instrText xml:space="preserve"> PAGEREF _Toc243484324 \h </w:instrText>
+          <w:instrText xml:space="preserve"> PAGEREF _Toc243489725 \h </w:instrText>
         </w:r>
         <w:r>
           <w:rPr>
@@ -571,7 +571,7 @@
           <w:szCs w:val="22"/>
         </w:rPr>
       </w:pPr>
-      <w:hyperlink w:anchor="_Toc243484325" w:history="1">
+      <w:hyperlink w:anchor="_Toc243489726" w:history="1">
         <w:r>
           <w:rPr>
             <w:rStyle w:val="affb"/>
@@ -606,7 +606,7 @@
             <w:noProof/>
             <w:webHidden/>
           </w:rPr>
-          <w:instrText xml:space="preserve"> PAGEREF _Toc243484325 \h </w:instrText>
+          <w:instrText xml:space="preserve"> PAGEREF _Toc243489726 \h </w:instrText>
         </w:r>
         <w:r>
           <w:rPr>
@@ -651,7 +651,7 @@
           <w:szCs w:val="22"/>
         </w:rPr>
       </w:pPr>
-      <w:hyperlink w:anchor="_Toc243484326" w:history="1">
+      <w:hyperlink w:anchor="_Toc243489727" w:history="1">
         <w:r>
           <w:rPr>
             <w:rStyle w:val="affb"/>
@@ -686,7 +686,7 @@
             <w:noProof/>
             <w:webHidden/>
           </w:rPr>
-          <w:instrText xml:space="preserve"> PAGEREF _Toc243484326 \h </w:instrText>
+          <w:instrText xml:space="preserve"> PAGEREF _Toc243489727 \h </w:instrText>
         </w:r>
         <w:r>
           <w:rPr>
@@ -731,7 +731,7 @@
           <w:szCs w:val="22"/>
         </w:rPr>
       </w:pPr>
-      <w:hyperlink w:anchor="_Toc243484327" w:history="1">
+      <w:hyperlink w:anchor="_Toc243489728" w:history="1">
         <w:r>
           <w:rPr>
             <w:rStyle w:val="affb"/>
@@ -766,7 +766,7 @@
             <w:noProof/>
             <w:webHidden/>
           </w:rPr>
-          <w:instrText xml:space="preserve"> PAGEREF _Toc243484327 \h </w:instrText>
+          <w:instrText xml:space="preserve"> PAGEREF _Toc243489728 \h </w:instrText>
         </w:r>
         <w:r>
           <w:rPr>
@@ -811,7 +811,7 @@
           <w:szCs w:val="22"/>
         </w:rPr>
       </w:pPr>
-      <w:hyperlink w:anchor="_Toc243484328" w:history="1">
+      <w:hyperlink w:anchor="_Toc243489729" w:history="1">
         <w:r>
           <w:rPr>
             <w:rStyle w:val="affb"/>
@@ -846,7 +846,7 @@
             <w:noProof/>
             <w:webHidden/>
           </w:rPr>
-          <w:instrText xml:space="preserve"> PAGEREF _Toc243484328 \h </w:instrText>
+          <w:instrText xml:space="preserve"> PAGEREF _Toc243489729 \h </w:instrText>
         </w:r>
         <w:r>
           <w:rPr>
@@ -891,7 +891,7 @@
           <w:szCs w:val="22"/>
         </w:rPr>
       </w:pPr>
-      <w:hyperlink w:anchor="_Toc243484329" w:history="1">
+      <w:hyperlink w:anchor="_Toc243489730" w:history="1">
         <w:r>
           <w:rPr>
             <w:rStyle w:val="affb"/>
@@ -926,7 +926,7 @@
             <w:noProof/>
             <w:webHidden/>
           </w:rPr>
-          <w:instrText xml:space="preserve"> PAGEREF _Toc243484329 \h </w:instrText>
+          <w:instrText xml:space="preserve"> PAGEREF _Toc243489730 \h </w:instrText>
         </w:r>
         <w:r>
           <w:rPr>
@@ -971,7 +971,7 @@
           <w:szCs w:val="22"/>
         </w:rPr>
       </w:pPr>
-      <w:hyperlink w:anchor="_Toc243484330" w:history="1">
+      <w:hyperlink w:anchor="_Toc243489731" w:history="1">
         <w:r>
           <w:rPr>
             <w:rStyle w:val="affb"/>
@@ -1006,7 +1006,7 @@
             <w:noProof/>
             <w:webHidden/>
           </w:rPr>
-          <w:instrText xml:space="preserve"> PAGEREF _Toc243484330 \h </w:instrText>
+          <w:instrText xml:space="preserve"> PAGEREF _Toc243489731 \h </w:instrText>
         </w:r>
         <w:r>
           <w:rPr>
@@ -1051,7 +1051,7 @@
           <w:szCs w:val="22"/>
         </w:rPr>
       </w:pPr>
-      <w:hyperlink w:anchor="_Toc243484331" w:history="1">
+      <w:hyperlink w:anchor="_Toc243489732" w:history="1">
         <w:r>
           <w:rPr>
             <w:rStyle w:val="affb"/>
@@ -1093,7 +1093,7 @@
             <w:noProof/>
             <w:webHidden/>
           </w:rPr>
-          <w:instrText xml:space="preserve"> PAGEREF _Toc243484331 \h </w:instrText>
+          <w:instrText xml:space="preserve"> PAGEREF _Toc243489732 \h </w:instrText>
         </w:r>
         <w:r>
           <w:rPr>
@@ -1138,7 +1138,7 @@
           <w:szCs w:val="22"/>
         </w:rPr>
       </w:pPr>
-      <w:hyperlink w:anchor="_Toc243484332" w:history="1">
+      <w:hyperlink w:anchor="_Toc243489733" w:history="1">
         <w:r>
           <w:rPr>
             <w:rStyle w:val="affb"/>
@@ -1173,7 +1173,7 @@
             <w:noProof/>
             <w:webHidden/>
           </w:rPr>
-          <w:instrText xml:space="preserve"> PAGEREF _Toc243484332 \h </w:instrText>
+          <w:instrText xml:space="preserve"> PAGEREF _Toc243489733 \h </w:instrText>
         </w:r>
         <w:r>
           <w:rPr>
@@ -1218,7 +1218,7 @@
           <w:szCs w:val="22"/>
         </w:rPr>
       </w:pPr>
-      <w:hyperlink w:anchor="_Toc243484333" w:history="1">
+      <w:hyperlink w:anchor="_Toc243489734" w:history="1">
         <w:r>
           <w:rPr>
             <w:rStyle w:val="affb"/>
@@ -1253,7 +1253,7 @@
             <w:noProof/>
             <w:webHidden/>
           </w:rPr>
-          <w:instrText xml:space="preserve"> PAGEREF _Toc243484333 \h </w:instrText>
+          <w:instrText xml:space="preserve"> PAGEREF _Toc243489734 \h </w:instrText>
         </w:r>
         <w:r>
           <w:rPr>
@@ -1303,7 +1303,7 @@
       <w:pPr>
         <w:pStyle w:val="1"/>
       </w:pPr>
-      <w:bookmarkStart w:id="1" w:name="_Toc243484324"/>
+      <w:bookmarkStart w:id="1" w:name="_Toc243489725"/>
       <w:r>
         <w:lastRenderedPageBreak/>
         <w:t>測試注意事項</w:t>
@@ -1325,7 +1325,7 @@
       <w:pPr>
         <w:pStyle w:val="1"/>
       </w:pPr>
-      <w:bookmarkStart w:id="2" w:name="_Toc243484325"/>
+      <w:bookmarkStart w:id="2" w:name="_Toc243489726"/>
       <w:r>
         <w:lastRenderedPageBreak/>
         <w:t xml:space="preserve">DM00 </w:t>
@@ -1729,7 +1729,7 @@
                 <w:rFonts w:ascii="標楷體" w:hAnsi="標楷體"/>
                 <w:sz w:val="22"/>
               </w:rPr>
-              <w:t>以編輯者登入，主頁應出現「</w:t>
+              <w:t>以具編輯者角色之帳號登入，主頁應出現「</w:t>
             </w:r>
             <w:r>
               <w:rPr>
@@ -2005,7 +2005,7 @@
                 <w:rFonts w:ascii="標楷體" w:hAnsi="標楷體"/>
                 <w:sz w:val="22"/>
               </w:rPr>
-              <w:t>項之文件核准發布後，以閱覽者甲登入，公告中應有該文件；「其他」之數字應等於閱覽者甲於</w:t>
+              <w:t>項之文件核准發布後，以僅具閱覽者角色、可見對象與該文件相符之帳號登入，公告中應有該文件；「其他」之數字應等於該帳號於</w:t>
             </w:r>
             <w:r>
               <w:rPr>
@@ -2155,7 +2155,7 @@
       <w:pPr>
         <w:pStyle w:val="1"/>
       </w:pPr>
-      <w:bookmarkStart w:id="3" w:name="_Toc243484326"/>
+      <w:bookmarkStart w:id="3" w:name="_Toc243489727"/>
       <w:r>
         <w:lastRenderedPageBreak/>
         <w:t xml:space="preserve">DM01 </w:t>
@@ -2559,35 +2559,7 @@
                 <w:rFonts w:ascii="標楷體" w:hAnsi="標楷體"/>
                 <w:sz w:val="22"/>
               </w:rPr>
-              <w:t>以編輯者甲進入文件庫、不設任何條件，文件</w:t>
-            </w:r>
-            <w:r>
-              <w:rPr>
-                <w:rFonts w:ascii="標楷體" w:hAnsi="標楷體"/>
-                <w:sz w:val="22"/>
-              </w:rPr>
-              <w:t xml:space="preserve"> A</w:t>
-            </w:r>
-            <w:r>
-              <w:rPr>
-                <w:rFonts w:ascii="標楷體" w:hAnsi="標楷體"/>
-                <w:sz w:val="22"/>
-              </w:rPr>
-              <w:t>～</w:t>
-            </w:r>
-            <w:r>
-              <w:rPr>
-                <w:rFonts w:ascii="標楷體" w:hAnsi="標楷體"/>
-                <w:sz w:val="22"/>
-              </w:rPr>
-              <w:t xml:space="preserve">I </w:t>
-            </w:r>
-            <w:r>
-              <w:rPr>
-                <w:rFonts w:ascii="標楷體" w:hAnsi="標楷體"/>
-                <w:sz w:val="22"/>
-              </w:rPr>
-              <w:t>皆應出現；首版存為草稿或送審中尚未核准之兩份文件不應出現。</w:t>
+              <w:t>以具編輯者角色之帳號進入文件庫、不設任何條件，清單應列出全部已發布文件；首版存為草稿、以及首版已送審尚未核准之文件，皆不應出現。</w:t>
             </w:r>
           </w:p>
         </w:tc>
@@ -2649,91 +2621,7 @@
                 <w:rFonts w:ascii="標楷體" w:hAnsi="標楷體"/>
                 <w:sz w:val="22"/>
               </w:rPr>
-              <w:t>以閱覽者甲登入，應看得到文件</w:t>
-            </w:r>
-            <w:r>
-              <w:rPr>
-                <w:rFonts w:ascii="標楷體" w:hAnsi="標楷體"/>
-                <w:sz w:val="22"/>
-              </w:rPr>
-              <w:t xml:space="preserve"> A</w:t>
-            </w:r>
-            <w:r>
-              <w:rPr>
-                <w:rFonts w:ascii="標楷體" w:hAnsi="標楷體"/>
-                <w:sz w:val="22"/>
-              </w:rPr>
-              <w:t>、文件</w:t>
-            </w:r>
-            <w:r>
-              <w:rPr>
-                <w:rFonts w:ascii="標楷體" w:hAnsi="標楷體"/>
-                <w:sz w:val="22"/>
-              </w:rPr>
-              <w:t xml:space="preserve"> B</w:t>
-            </w:r>
-            <w:r>
-              <w:rPr>
-                <w:rFonts w:ascii="標楷體" w:hAnsi="標楷體"/>
-                <w:sz w:val="22"/>
-              </w:rPr>
-              <w:t>、文件</w:t>
-            </w:r>
-            <w:r>
-              <w:rPr>
-                <w:rFonts w:ascii="標楷體" w:hAnsi="標楷體"/>
-                <w:sz w:val="22"/>
-              </w:rPr>
-              <w:t xml:space="preserve"> E</w:t>
-            </w:r>
-            <w:r>
-              <w:rPr>
-                <w:rFonts w:ascii="標楷體" w:hAnsi="標楷體"/>
-                <w:sz w:val="22"/>
-              </w:rPr>
-              <w:t>（可見對象開放全體、與本人授權整組相符，或以「全單位」涵蓋本人單位）；不應看到文件</w:t>
-            </w:r>
-            <w:r>
-              <w:rPr>
-                <w:rFonts w:ascii="標楷體" w:hAnsi="標楷體"/>
-                <w:sz w:val="22"/>
-              </w:rPr>
-              <w:t xml:space="preserve"> C</w:t>
-            </w:r>
-            <w:r>
-              <w:rPr>
-                <w:rFonts w:ascii="標楷體" w:hAnsi="標楷體"/>
-                <w:sz w:val="22"/>
-              </w:rPr>
-              <w:t>（「國防部軍醫局＋行政人員」雖由本人兩組授權之單位與職位交叉組成，但無一組整組相符）、文件</w:t>
-            </w:r>
-            <w:r>
-              <w:rPr>
-                <w:rFonts w:ascii="標楷體" w:hAnsi="標楷體"/>
-                <w:sz w:val="22"/>
-              </w:rPr>
-              <w:t xml:space="preserve"> G</w:t>
-            </w:r>
-            <w:r>
-              <w:rPr>
-                <w:rFonts w:ascii="標楷體" w:hAnsi="標楷體"/>
-                <w:sz w:val="22"/>
-              </w:rPr>
-              <w:t>（本人授權為國防醫學院三軍總醫院，不涵蓋其松山分院）與文件</w:t>
-            </w:r>
-            <w:r>
-              <w:rPr>
-                <w:rFonts w:ascii="標楷體" w:hAnsi="標楷體"/>
-                <w:sz w:val="22"/>
-              </w:rPr>
-              <w:t xml:space="preserve"> H</w:t>
-            </w:r>
-            <w:r>
-              <w:rPr>
-                <w:rFonts w:ascii="標楷體" w:hAnsi="標楷體"/>
-                <w:sz w:val="22"/>
-              </w:rPr>
-              <w:t>（訓練教材不設可見對象，僅具閱覽者角色者查不到）。</w:t>
+              <w:t>以僅具閱覽者角色、被授予「國防部軍醫局＋護理師」與「國防醫學院三軍總醫院＋行政人員」兩組可見對象之帳號登入，應看得到可見對象為「全單位＋全體」「全單位＋護理師」「國防部軍醫局＋護理師」之文件；不應看到可見對象為「國防部軍醫局＋行政人員」（兩組授權之單位與職位交叉組成，無一組整組相符）、「國防醫學院三軍總醫院松山分院＋行政人員」（授權之醫院不涵蓋其分院）之文件，以及分類為「訓練教材」之文件（不設可見對象，僅具閱覽者角色者查不到）。</w:t>
             </w:r>
           </w:p>
         </w:tc>
@@ -2795,140 +2683,14 @@
                 <w:rFonts w:ascii="標楷體" w:hAnsi="標楷體"/>
                 <w:sz w:val="22"/>
               </w:rPr>
-              <w:t>以閱覽者乙登入、文件</w:t>
-            </w:r>
-            <w:r>
-              <w:rPr>
-                <w:rFonts w:ascii="標楷體" w:hAnsi="標楷體"/>
-                <w:sz w:val="22"/>
-              </w:rPr>
-              <w:t xml:space="preserve"> F </w:t>
-            </w:r>
-            <w:r>
-              <w:rPr>
-                <w:rFonts w:ascii="標楷體" w:hAnsi="標楷體"/>
-                <w:sz w:val="22"/>
-              </w:rPr>
-              <w:t>尚未廢止時，應看得到可見對象為「全單位＋全體」之文件</w:t>
-            </w:r>
-            <w:r>
-              <w:rPr>
-                <w:rFonts w:ascii="標楷體" w:hAnsi="標楷體"/>
-                <w:sz w:val="22"/>
-              </w:rPr>
-              <w:t xml:space="preserve"> </w:t>
-            </w:r>
-            <w:r>
-              <w:rPr>
-                <w:rFonts w:ascii="標楷體" w:hAnsi="標楷體"/>
-                <w:sz w:val="22"/>
-              </w:rPr>
-              <w:t>A</w:t>
-            </w:r>
-            <w:r>
-              <w:rPr>
-                <w:rFonts w:ascii="標楷體" w:hAnsi="標楷體"/>
-                <w:sz w:val="22"/>
-              </w:rPr>
-              <w:t>、</w:t>
-            </w:r>
-            <w:r>
-              <w:rPr>
-                <w:rFonts w:ascii="標楷體" w:hAnsi="標楷體"/>
-                <w:sz w:val="22"/>
-              </w:rPr>
-              <w:t>D</w:t>
-            </w:r>
-            <w:r>
-              <w:rPr>
-                <w:rFonts w:ascii="標楷體" w:hAnsi="標楷體"/>
-                <w:sz w:val="22"/>
-              </w:rPr>
-              <w:t>、</w:t>
-            </w:r>
-            <w:r>
-              <w:rPr>
-                <w:rFonts w:ascii="標楷體" w:hAnsi="標楷體"/>
-                <w:sz w:val="22"/>
-              </w:rPr>
-              <w:t>F</w:t>
-            </w:r>
-            <w:r>
-              <w:rPr>
-                <w:rFonts w:ascii="標楷體" w:hAnsi="標楷體"/>
-                <w:sz w:val="22"/>
-              </w:rPr>
-              <w:t>，文件</w:t>
-            </w:r>
-            <w:r>
-              <w:rPr>
-                <w:rFonts w:ascii="標楷體" w:hAnsi="標楷體"/>
-                <w:sz w:val="22"/>
-              </w:rPr>
-              <w:t xml:space="preserve"> B</w:t>
-            </w:r>
-            <w:r>
-              <w:rPr>
-                <w:rFonts w:ascii="標楷體" w:hAnsi="標楷體"/>
-                <w:sz w:val="22"/>
-              </w:rPr>
-              <w:t>、</w:t>
-            </w:r>
-            <w:r>
-              <w:rPr>
-                <w:rFonts w:ascii="標楷體" w:hAnsi="標楷體"/>
-                <w:sz w:val="22"/>
-              </w:rPr>
-              <w:t>C</w:t>
-            </w:r>
-            <w:r>
-              <w:rPr>
-                <w:rFonts w:ascii="標楷體" w:hAnsi="標楷體"/>
-                <w:sz w:val="22"/>
-              </w:rPr>
-              <w:t>、</w:t>
-            </w:r>
-            <w:r>
-              <w:rPr>
-                <w:rFonts w:ascii="標楷體" w:hAnsi="標楷體"/>
-                <w:sz w:val="22"/>
-              </w:rPr>
-              <w:t>E</w:t>
-            </w:r>
-            <w:r>
-              <w:rPr>
-                <w:rFonts w:ascii="標楷體" w:hAnsi="標楷體"/>
-                <w:sz w:val="22"/>
-              </w:rPr>
-              <w:t>、</w:t>
-            </w:r>
-            <w:r>
-              <w:rPr>
-                <w:rFonts w:ascii="標楷體" w:hAnsi="標楷體"/>
-                <w:sz w:val="22"/>
-              </w:rPr>
-              <w:t>G</w:t>
-            </w:r>
-            <w:r>
-              <w:rPr>
-                <w:rFonts w:ascii="標楷體" w:hAnsi="標楷體"/>
-                <w:sz w:val="22"/>
-              </w:rPr>
-              <w:t>、</w:t>
-            </w:r>
-            <w:r>
-              <w:rPr>
-                <w:rFonts w:ascii="標楷體" w:hAnsi="標楷體"/>
-                <w:sz w:val="22"/>
-              </w:rPr>
-              <w:t xml:space="preserve">H </w:t>
-            </w:r>
-            <w:r>
-              <w:rPr>
-                <w:rFonts w:ascii="標楷體" w:hAnsi="標楷體"/>
-                <w:sz w:val="22"/>
-              </w:rPr>
-              <w:t>皆不應出現。</w:t>
+              <w:t>以僅具閱覽者角色、未被授予任何可見對象之帳號登入，應只看得到可見對象</w:t>
+            </w:r>
+            <w:r>
+              <w:rPr>
+                <w:rFonts w:ascii="標楷體" w:hAnsi="標楷體"/>
+                <w:sz w:val="22"/>
+              </w:rPr>
+              <w:t>為「全單位＋全體」之文件；其餘可見對象之文件與訓練教材皆不應出現。</w:t>
             </w:r>
           </w:p>
         </w:tc>
@@ -2990,63 +2752,7 @@
                 <w:rFonts w:ascii="標楷體" w:hAnsi="標楷體"/>
                 <w:sz w:val="22"/>
               </w:rPr>
-              <w:t>以編輯者甲登入，文件</w:t>
-            </w:r>
-            <w:r>
-              <w:rPr>
-                <w:rFonts w:ascii="標楷體" w:hAnsi="標楷體"/>
-                <w:sz w:val="22"/>
-              </w:rPr>
-              <w:t xml:space="preserve"> B</w:t>
-            </w:r>
-            <w:r>
-              <w:rPr>
-                <w:rFonts w:ascii="標楷體" w:hAnsi="標楷體"/>
-                <w:sz w:val="22"/>
-              </w:rPr>
-              <w:t>、</w:t>
-            </w:r>
-            <w:r>
-              <w:rPr>
-                <w:rFonts w:ascii="標楷體" w:hAnsi="標楷體"/>
-                <w:sz w:val="22"/>
-              </w:rPr>
-              <w:t>C</w:t>
-            </w:r>
-            <w:r>
-              <w:rPr>
-                <w:rFonts w:ascii="標楷體" w:hAnsi="標楷體"/>
-                <w:sz w:val="22"/>
-              </w:rPr>
-              <w:t>、</w:t>
-            </w:r>
-            <w:r>
-              <w:rPr>
-                <w:rFonts w:ascii="標楷體" w:hAnsi="標楷體"/>
-                <w:sz w:val="22"/>
-              </w:rPr>
-              <w:t>G</w:t>
-            </w:r>
-            <w:r>
-              <w:rPr>
-                <w:rFonts w:ascii="標楷體" w:hAnsi="標楷體"/>
-                <w:sz w:val="22"/>
-              </w:rPr>
-              <w:t>、</w:t>
-            </w:r>
-            <w:r>
-              <w:rPr>
-                <w:rFonts w:ascii="標楷體" w:hAnsi="標楷體"/>
-                <w:sz w:val="22"/>
-              </w:rPr>
-              <w:t xml:space="preserve">H </w:t>
-            </w:r>
-            <w:r>
-              <w:rPr>
-                <w:rFonts w:ascii="標楷體" w:hAnsi="標楷體"/>
-                <w:sz w:val="22"/>
-              </w:rPr>
-              <w:t>皆應列出（具編輯者角色者不受可見對象限制，含訓練教材）。</w:t>
+              <w:t>以具編輯者角色之帳號登入，可見對象與本人無關之文件、以及分類為「訓練教材」之文件皆應列出（具編輯者角色者不受可見對象限制）。</w:t>
             </w:r>
           </w:p>
         </w:tc>
@@ -3136,14 +2842,14 @@
                 <w:rFonts w:ascii="標楷體" w:hAnsi="標楷體"/>
                 <w:sz w:val="22"/>
               </w:rPr>
-              <w:t>起、迄」任一條件或組合查詢（輸入或選取後不必按任何按鈕，清單即自動更新），清單應只列出符合條件的文件：關鍵字比對文件名稱與目前發布版本的摘要兩者，作者比對目前發布版本上傳者的姓名，檢索標籤可複選、掛有任一標籤即符合，發布日期起迄兩日皆含在內，設定多個條件時須同時符</w:t>
-            </w:r>
-            <w:r>
-              <w:rPr>
-                <w:rFonts w:ascii="標楷體" w:hAnsi="標楷體"/>
-                <w:sz w:val="22"/>
-              </w:rPr>
-              <w:t>合。</w:t>
+              <w:t>起、迄」任一條件或組合查詢（輸入或選取後不必按任何按鈕，清單即自動更新），清單應只列出符合條件的文件：關鍵字比對文件名稱與目前發布版本的摘要兩者（驗摘要請以僅出現在摘要、文件名稱中沒有的詞查詢），作者比對目前發布版本上</w:t>
+            </w:r>
+            <w:r>
+              <w:rPr>
+                <w:rFonts w:ascii="標楷體" w:hAnsi="標楷體"/>
+                <w:sz w:val="22"/>
+              </w:rPr>
+              <w:t>傳者的姓名、他人建立之文件不應列出，檢索標籤可複選、掛有任一標籤即符合，發布日期起迄兩日皆含在內，設定多個條件時須同時符合。</w:t>
             </w:r>
           </w:p>
         </w:tc>
@@ -3219,35 +2925,15 @@
                 <w:rFonts w:ascii="標楷體" w:hAnsi="標楷體"/>
                 <w:sz w:val="22"/>
               </w:rPr>
-              <w:t>）」下拉；選文件</w:t>
-            </w:r>
-            <w:r>
-              <w:rPr>
-                <w:rFonts w:ascii="標楷體" w:hAnsi="標楷體"/>
-                <w:sz w:val="22"/>
-              </w:rPr>
-              <w:t xml:space="preserve"> D </w:t>
-            </w:r>
-            <w:r>
-              <w:rPr>
-                <w:rFonts w:ascii="標楷體" w:hAnsi="標楷體"/>
-                <w:sz w:val="22"/>
-              </w:rPr>
-              <w:t>所設之作業項目後，應只列出文件</w:t>
-            </w:r>
-            <w:r>
-              <w:rPr>
-                <w:rFonts w:ascii="標楷體" w:hAnsi="標楷體"/>
-                <w:sz w:val="22"/>
-              </w:rPr>
-              <w:t xml:space="preserve"> D</w:t>
-            </w:r>
-            <w:r>
-              <w:rPr>
-                <w:rFonts w:ascii="標楷體" w:hAnsi="標楷體"/>
-                <w:sz w:val="22"/>
-              </w:rPr>
-              <w:t>，且其文件名稱下方標示該作業項目（「代碼</w:t>
+              <w:t>）」下拉；選一個已有已發布手冊之作業項目，應只列出該作業項目的手冊，且其文件名稱下方標示該作業項</w:t>
+            </w:r>
+            <w:r>
+              <w:rPr>
+                <w:rFonts w:ascii="標楷體" w:hAnsi="標楷體"/>
+                <w:sz w:val="22"/>
+              </w:rPr>
+              <w:lastRenderedPageBreak/>
+              <w:t>目（「代碼</w:t>
             </w:r>
             <w:r>
               <w:rPr>
@@ -3323,43 +3009,7 @@
                 <w:rFonts w:ascii="標楷體" w:hAnsi="標楷體"/>
                 <w:sz w:val="22"/>
               </w:rPr>
-              <w:t>編輯者乙為文件</w:t>
-            </w:r>
-            <w:r>
-              <w:rPr>
-                <w:rFonts w:ascii="標楷體" w:hAnsi="標楷體"/>
-                <w:sz w:val="22"/>
-              </w:rPr>
-              <w:t xml:space="preserve"> E </w:t>
-            </w:r>
-            <w:r>
-              <w:rPr>
-                <w:rFonts w:ascii="標楷體" w:hAnsi="標楷體"/>
-                <w:sz w:val="22"/>
-              </w:rPr>
-              <w:t>上傳新版本並送審後，清單中文件</w:t>
-            </w:r>
-            <w:r>
-              <w:rPr>
-                <w:rFonts w:ascii="標楷體" w:hAnsi="標楷體"/>
-                <w:sz w:val="22"/>
-              </w:rPr>
-              <w:t xml:space="preserve"> E </w:t>
-            </w:r>
-            <w:r>
-              <w:rPr>
-                <w:rFonts w:ascii="標楷體" w:hAnsi="標楷體"/>
-                <w:sz w:val="22"/>
-              </w:rPr>
-              <w:t>之發布日期應維持原值；審核者核准後發布日期更新為新版本之日</w:t>
-            </w:r>
-            <w:r>
-              <w:rPr>
-                <w:rFonts w:ascii="標楷體" w:hAnsi="標楷體"/>
-                <w:sz w:val="22"/>
-              </w:rPr>
-              <w:lastRenderedPageBreak/>
-              <w:t>期，作者改為編輯者乙（作者為目前發布版本的上傳者）。</w:t>
+              <w:t>由非原作者之另一位具編輯者角色者，為一份於測試前一日（含）以前發布之文件上傳新版本並送審，清單中該文件之發布日期應維持原值；審核者核准後，發布日期更新為新版本之日期，作者改為上傳新版本者（作者為目前發布版本的上傳者）。</w:t>
             </w:r>
           </w:p>
         </w:tc>
@@ -3421,35 +3071,7 @@
                 <w:rFonts w:ascii="標楷體" w:hAnsi="標楷體"/>
                 <w:sz w:val="22"/>
               </w:rPr>
-              <w:t>對文件</w:t>
-            </w:r>
-            <w:r>
-              <w:rPr>
-                <w:rFonts w:ascii="標楷體" w:hAnsi="標楷體"/>
-                <w:sz w:val="22"/>
-              </w:rPr>
-              <w:t xml:space="preserve"> F </w:t>
-            </w:r>
-            <w:r>
-              <w:rPr>
-                <w:rFonts w:ascii="標楷體" w:hAnsi="標楷體"/>
-                <w:sz w:val="22"/>
-              </w:rPr>
-              <w:t>提出廢止申請、審核者核准廢止後，文件</w:t>
-            </w:r>
-            <w:r>
-              <w:rPr>
-                <w:rFonts w:ascii="標楷體" w:hAnsi="標楷體"/>
-                <w:sz w:val="22"/>
-              </w:rPr>
-              <w:t xml:space="preserve"> F </w:t>
-            </w:r>
-            <w:r>
-              <w:rPr>
-                <w:rFonts w:ascii="標楷體" w:hAnsi="標楷體"/>
-                <w:sz w:val="22"/>
-              </w:rPr>
-              <w:t>應自清單移除。</w:t>
+              <w:t>對一份可見對象為「全單位＋全體」之已發布文件提出廢止申請，審核者核准廢止後，該文件應自清單移除。</w:t>
             </w:r>
           </w:p>
         </w:tc>
@@ -3481,7 +3103,7 @@
       <w:pPr>
         <w:pStyle w:val="1"/>
       </w:pPr>
-      <w:bookmarkStart w:id="4" w:name="_Toc243484327"/>
+      <w:bookmarkStart w:id="4" w:name="_Toc243489728"/>
       <w:r>
         <w:lastRenderedPageBreak/>
         <w:t xml:space="preserve">DM02 </w:t>
@@ -3885,7 +3507,7 @@
                 <w:rFonts w:ascii="標楷體" w:hAnsi="標楷體"/>
                 <w:sz w:val="22"/>
               </w:rPr>
-              <w:t>以審核者甲進入簽核中心，「待簽核」不應出現指派給審核者乙之項目；再以審核者乙登入，該項目應出現在乙的「待簽核」。</w:t>
+              <w:t>以其中一位審核者進入簽核中心，「待簽核」不應出現指派給另一位審核者之項目；再以該另一位審核者登入，該項目應出現在其「待簽核」。</w:t>
             </w:r>
           </w:p>
         </w:tc>
@@ -4128,14 +3750,21 @@
                 <w:rFonts w:ascii="標楷體" w:hAnsi="標楷體"/>
                 <w:sz w:val="22"/>
               </w:rPr>
-              <w:t xml:space="preserve"> `0 8 * * *`</w:t>
-            </w:r>
-            <w:r>
-              <w:rPr>
-                <w:rFonts w:ascii="標楷體" w:hAnsi="標楷體"/>
-                <w:sz w:val="22"/>
-              </w:rPr>
-              <w:t>），排程執行後審核者甲應收到一封催辦</w:t>
+              <w:t xml:space="preserve"> `0 8 * * </w:t>
+            </w:r>
+            <w:r>
+              <w:rPr>
+                <w:rFonts w:ascii="標楷體" w:hAnsi="標楷體"/>
+                <w:sz w:val="22"/>
+              </w:rPr>
+              <w:t>*`</w:t>
+            </w:r>
+            <w:r>
+              <w:rPr>
+                <w:rFonts w:ascii="標楷體" w:hAnsi="標楷體"/>
+                <w:sz w:val="22"/>
+              </w:rPr>
+              <w:t>），排程執行後該審核者應收到一封催辦</w:t>
             </w:r>
             <w:r>
               <w:rPr>
@@ -4253,56 +3882,14 @@
                 <w:rFonts w:ascii="標楷體" w:hAnsi="標楷體"/>
                 <w:sz w:val="22"/>
               </w:rPr>
-              <w:t>點文件</w:t>
-            </w:r>
-            <w:r>
-              <w:rPr>
-                <w:rFonts w:ascii="標楷體" w:hAnsi="標楷體"/>
-                <w:sz w:val="22"/>
-              </w:rPr>
-              <w:t xml:space="preserve"> P</w:t>
-            </w:r>
-            <w:r>
-              <w:rPr>
-                <w:rFonts w:ascii="標楷體" w:hAnsi="標楷體"/>
-                <w:sz w:val="22"/>
-              </w:rPr>
-              <w:t>（新增類）之列，下方應展開簽核明細，顯示可見對象「國防部軍醫局＋護理師」、檢索標籤，以及「變</w:t>
-            </w:r>
-            <w:r>
-              <w:rPr>
-                <w:rFonts w:ascii="標楷體" w:hAnsi="標楷體"/>
-                <w:sz w:val="22"/>
-              </w:rPr>
-              <w:t>更摘要」欄中撰寫者填寫之首版摘要，按「下載」可取得送審檔案；點文件</w:t>
-            </w:r>
-            <w:r>
-              <w:rPr>
-                <w:rFonts w:ascii="標楷體" w:hAnsi="標楷體"/>
-                <w:sz w:val="22"/>
-              </w:rPr>
-              <w:t xml:space="preserve"> R</w:t>
-            </w:r>
-            <w:r>
-              <w:rPr>
-                <w:rFonts w:ascii="標楷體" w:hAnsi="標楷體"/>
-                <w:sz w:val="22"/>
-              </w:rPr>
-              <w:t>（新版本類）之列，檔案區應並列目前發布版與待審新版，兩者皆可下載；點文件</w:t>
-            </w:r>
-            <w:r>
-              <w:rPr>
-                <w:rFonts w:ascii="標楷體" w:hAnsi="標楷體"/>
-                <w:sz w:val="22"/>
-              </w:rPr>
-              <w:t xml:space="preserve"> T</w:t>
-            </w:r>
-            <w:r>
-              <w:rPr>
-                <w:rFonts w:ascii="標楷體" w:hAnsi="標楷體"/>
-                <w:sz w:val="22"/>
-              </w:rPr>
-              <w:t>（廢止類）之列，變更摘要應顯示申請人填寫之廢止原因，且可「下載廢止附件」。</w:t>
+              <w:t>點一筆新增類送審之列，下方應展開簽核明細，顯示該文件之可見對象與檢索標籤，以及「變更摘要」欄中撰寫者填寫之首版摘要，按「下載」可取得送審檔案；點一筆新版本類送審之列，檔案區應並列目前發布版與待審新版，兩者皆可下載；點一筆廢止類送審之列，變更摘要應顯示申請人填寫之廢止原因，且</w:t>
+            </w:r>
+            <w:r>
+              <w:rPr>
+                <w:rFonts w:ascii="標楷體" w:hAnsi="標楷體"/>
+                <w:sz w:val="22"/>
+              </w:rPr>
+              <w:t>可「下載廢止附件」。</w:t>
             </w:r>
           </w:p>
         </w:tc>
@@ -4364,49 +3951,7 @@
                 <w:rFonts w:ascii="標楷體" w:hAnsi="標楷體"/>
                 <w:sz w:val="22"/>
               </w:rPr>
-              <w:t>對文件</w:t>
-            </w:r>
-            <w:r>
-              <w:rPr>
-                <w:rFonts w:ascii="標楷體" w:hAnsi="標楷體"/>
-                <w:sz w:val="22"/>
-              </w:rPr>
-              <w:t xml:space="preserve"> P </w:t>
-            </w:r>
-            <w:r>
-              <w:rPr>
-                <w:rFonts w:ascii="標楷體" w:hAnsi="標楷體"/>
-                <w:sz w:val="22"/>
-              </w:rPr>
-              <w:t>按「核准並發布」，於確認視窗按「確認核准」，應顯示「已核准並發布」，該項目移至「已完成」，文件</w:t>
-            </w:r>
-            <w:r>
-              <w:rPr>
-                <w:rFonts w:ascii="標楷體" w:hAnsi="標楷體"/>
-                <w:sz w:val="22"/>
-              </w:rPr>
-              <w:t xml:space="preserve"> P </w:t>
-            </w:r>
-            <w:r>
-              <w:rPr>
-                <w:rFonts w:ascii="標楷體" w:hAnsi="標楷體"/>
-                <w:sz w:val="22"/>
-              </w:rPr>
-              <w:t>出現於文件庫，編輯者甲之個人專區「我的文件動態」應出現該文件的「核准發布」列；管理者於文件變更歷程查詢應查得到文件</w:t>
-            </w:r>
-            <w:r>
-              <w:rPr>
-                <w:rFonts w:ascii="標楷體" w:hAnsi="標楷體"/>
-                <w:sz w:val="22"/>
-              </w:rPr>
-              <w:t xml:space="preserve"> P </w:t>
-            </w:r>
-            <w:r>
-              <w:rPr>
-                <w:rFonts w:ascii="標楷體" w:hAnsi="標楷體"/>
-                <w:sz w:val="22"/>
-              </w:rPr>
-              <w:t>之發布紀錄，核准者為審核者甲。</w:t>
+              <w:t>對一筆可見對象與閱覽者相符之新增類送審按「核准並發布」，於確認視窗按「確認核准」，應顯示「已核准並發布」，該項目移至「已完成」，該文件出現於文件庫，送審者之個人專區「我的文件動態」應出現該文件的「核准發布」列；管理者於文件變更歷程查詢應查得到其發布紀錄，核准者為本次核准的審核者。</w:t>
             </w:r>
           </w:p>
         </w:tc>
@@ -4468,84 +4013,7 @@
                 <w:rFonts w:ascii="標楷體" w:hAnsi="標楷體"/>
                 <w:sz w:val="22"/>
               </w:rPr>
-              <w:t>文件</w:t>
-            </w:r>
-            <w:r>
-              <w:rPr>
-                <w:rFonts w:ascii="標楷體" w:hAnsi="標楷體"/>
-                <w:sz w:val="22"/>
-              </w:rPr>
-              <w:t xml:space="preserve"> </w:t>
-            </w:r>
-            <w:r>
-              <w:rPr>
-                <w:rFonts w:ascii="標楷體" w:hAnsi="標楷體"/>
-                <w:sz w:val="22"/>
-              </w:rPr>
-              <w:t xml:space="preserve">P </w:t>
-            </w:r>
-            <w:r>
-              <w:rPr>
-                <w:rFonts w:ascii="標楷體" w:hAnsi="標楷體"/>
-                <w:sz w:val="22"/>
-              </w:rPr>
-              <w:t>核准發布後，閱覽者甲應收到其發布通知且於文件庫查得到文件</w:t>
-            </w:r>
-            <w:r>
-              <w:rPr>
-                <w:rFonts w:ascii="標楷體" w:hAnsi="標楷體"/>
-                <w:sz w:val="22"/>
-              </w:rPr>
-              <w:t xml:space="preserve"> P</w:t>
-            </w:r>
-            <w:r>
-              <w:rPr>
-                <w:rFonts w:ascii="標楷體" w:hAnsi="標楷體"/>
-                <w:sz w:val="22"/>
-              </w:rPr>
-              <w:t>，閱覽者乙應收不到通知、亦查不到文件</w:t>
-            </w:r>
-            <w:r>
-              <w:rPr>
-                <w:rFonts w:ascii="標楷體" w:hAnsi="標楷體"/>
-                <w:sz w:val="22"/>
-              </w:rPr>
-              <w:t xml:space="preserve"> P</w:t>
-            </w:r>
-            <w:r>
-              <w:rPr>
-                <w:rFonts w:ascii="標楷體" w:hAnsi="標楷體"/>
-                <w:sz w:val="22"/>
-              </w:rPr>
-              <w:t>；再對文件</w:t>
-            </w:r>
-            <w:r>
-              <w:rPr>
-                <w:rFonts w:ascii="標楷體" w:hAnsi="標楷體"/>
-                <w:sz w:val="22"/>
-              </w:rPr>
-              <w:t xml:space="preserve"> AB</w:t>
-            </w:r>
-            <w:r>
-              <w:rPr>
-                <w:rFonts w:ascii="標楷體" w:hAnsi="標楷體"/>
-                <w:sz w:val="22"/>
-              </w:rPr>
-              <w:t>（訓練教材）按「核准並發布」並「確認核准」，文件</w:t>
-            </w:r>
-            <w:r>
-              <w:rPr>
-                <w:rFonts w:ascii="標楷體" w:hAnsi="標楷體"/>
-                <w:sz w:val="22"/>
-              </w:rPr>
-              <w:t xml:space="preserve"> AB </w:t>
-            </w:r>
-            <w:r>
-              <w:rPr>
-                <w:rFonts w:ascii="標楷體" w:hAnsi="標楷體"/>
-                <w:sz w:val="22"/>
-              </w:rPr>
-              <w:t>應轉為已發布（以審核者甲於文件庫查詢可見；訓練教材不設可見對象，閱覽者於文件庫查不到屬正常），閱覽者</w:t>
+              <w:t>該文件核准發布後，可見對象與之相符的閱覽者應收到發布通知且於文件庫查得到該文件，可見對象不符者應收不到通知、亦查不到；再對訓練教材之送審按「核准並發布」並「確認核准」，該教材應轉為已發布（以審核者於文件庫查詢可見；訓</w:t>
             </w:r>
             <w:r>
               <w:rPr>
@@ -4553,7 +4021,7 @@
                 <w:sz w:val="22"/>
               </w:rPr>
               <w:lastRenderedPageBreak/>
-              <w:t>甲、閱覽者乙皆應收不到其發布通知。</w:t>
+              <w:t>練教材不設可見對象，閱覽者於文件庫查不到屬正常），兩位閱覽者皆應收不到其發布通知。</w:t>
             </w:r>
           </w:p>
         </w:tc>
@@ -4615,21 +4083,7 @@
                 <w:rFonts w:ascii="標楷體" w:hAnsi="標楷體"/>
                 <w:sz w:val="22"/>
               </w:rPr>
-              <w:t>核准文件</w:t>
-            </w:r>
-            <w:r>
-              <w:rPr>
-                <w:rFonts w:ascii="標楷體" w:hAnsi="標楷體"/>
-                <w:sz w:val="22"/>
-              </w:rPr>
-              <w:t xml:space="preserve"> R </w:t>
-            </w:r>
-            <w:r>
-              <w:rPr>
-                <w:rFonts w:ascii="標楷體" w:hAnsi="標楷體"/>
-                <w:sz w:val="22"/>
-              </w:rPr>
-              <w:t>之新版本前，文件庫應仍為原發布版；核准後文件庫之發布日期更新為新版本之日期。</w:t>
+              <w:t>核准一筆新版本類送審前，文件庫應仍為原發布版；核准後文件庫之發布日期更新為新版本之日期。</w:t>
             </w:r>
           </w:p>
         </w:tc>
@@ -4691,42 +4145,14 @@
                 <w:rFonts w:ascii="標楷體" w:hAnsi="標楷體"/>
                 <w:sz w:val="22"/>
               </w:rPr>
-              <w:t>對文件</w:t>
-            </w:r>
-            <w:r>
-              <w:rPr>
-                <w:rFonts w:ascii="標楷體" w:hAnsi="標楷體"/>
-                <w:sz w:val="22"/>
-              </w:rPr>
-              <w:t xml:space="preserve"> T </w:t>
-            </w:r>
-            <w:r>
-              <w:rPr>
-                <w:rFonts w:ascii="標楷體" w:hAnsi="標楷體"/>
-                <w:sz w:val="22"/>
-              </w:rPr>
-              <w:t>按「核准並廢止」並「確認廢止」，文件</w:t>
-            </w:r>
-            <w:r>
-              <w:rPr>
-                <w:rFonts w:ascii="標楷體" w:hAnsi="標楷體"/>
-                <w:sz w:val="22"/>
-              </w:rPr>
-              <w:t xml:space="preserve"> T </w:t>
-            </w:r>
-            <w:r>
-              <w:rPr>
-                <w:rFonts w:ascii="標楷體" w:hAnsi="標楷體"/>
-                <w:sz w:val="22"/>
-              </w:rPr>
-              <w:t>應自文件庫下架，編輯者甲之「我的文</w:t>
-            </w:r>
-            <w:r>
-              <w:rPr>
-                <w:rFonts w:ascii="標楷體" w:hAnsi="標楷體"/>
-                <w:sz w:val="22"/>
-              </w:rPr>
-              <w:t>件動態」應出現「已廢止」列（站內呈現，不寄</w:t>
+              <w:t>對附有廢止附件之廢止申請按「核准並廢止」並「確認廢止」，該文件應自文件庫下架，申請人之「我的文件動態」</w:t>
+            </w:r>
+            <w:r>
+              <w:rPr>
+                <w:rFonts w:ascii="標楷體" w:hAnsi="標楷體"/>
+                <w:sz w:val="22"/>
+              </w:rPr>
+              <w:t>應出現「已廢止」列（站內呈現，不寄</w:t>
             </w:r>
             <w:r>
               <w:rPr>
@@ -4802,35 +4228,7 @@
                 <w:rFonts w:ascii="標楷體" w:hAnsi="標楷體"/>
                 <w:sz w:val="22"/>
               </w:rPr>
-              <w:t>對文件</w:t>
-            </w:r>
-            <w:r>
-              <w:rPr>
-                <w:rFonts w:ascii="標楷體" w:hAnsi="標楷體"/>
-                <w:sz w:val="22"/>
-              </w:rPr>
-              <w:t xml:space="preserve"> Q </w:t>
-            </w:r>
-            <w:r>
-              <w:rPr>
-                <w:rFonts w:ascii="標楷體" w:hAnsi="標楷體"/>
-                <w:sz w:val="22"/>
-              </w:rPr>
-              <w:t>按「退回」，填寫退回原因後按「確認退回」，該項目應標示為已退回並移至「已完成」，文件</w:t>
-            </w:r>
-            <w:r>
-              <w:rPr>
-                <w:rFonts w:ascii="標楷體" w:hAnsi="標楷體"/>
-                <w:sz w:val="22"/>
-              </w:rPr>
-              <w:t xml:space="preserve"> Q </w:t>
-            </w:r>
-            <w:r>
-              <w:rPr>
-                <w:rFonts w:ascii="標楷體" w:hAnsi="標楷體"/>
-                <w:sz w:val="22"/>
-              </w:rPr>
-              <w:t>回到編輯者甲個人專區之「草稿匣」（草稿類型「被退回待修改」），編輯者甲之「我的文件動態」應出現「已退回」列（站內呈現，不寄</w:t>
+              <w:t>對另一筆新增類送審按「退回」，填寫退回原因後按「確認退回」，該項目應標示為已退回並移至「已完成」，該文件回到送審者個人專區之「草稿匣」（草稿類型「被退回待修改」），其「我的文件動態」應出現「已退回」列（站內呈現，不寄</w:t>
             </w:r>
             <w:r>
               <w:rPr>
@@ -4844,70 +4242,14 @@
                 <w:rFonts w:ascii="標楷體" w:hAnsi="標楷體"/>
                 <w:sz w:val="22"/>
               </w:rPr>
-              <w:t>），該列「退回原因」欄顯示剛才填寫的退回原因全文；退回文件</w:t>
-            </w:r>
-            <w:r>
-              <w:rPr>
-                <w:rFonts w:ascii="標楷體" w:hAnsi="標楷體"/>
-                <w:sz w:val="22"/>
-              </w:rPr>
-              <w:t xml:space="preserve"> S </w:t>
-            </w:r>
-            <w:r>
-              <w:rPr>
-                <w:rFonts w:ascii="標楷體" w:hAnsi="標楷體"/>
-                <w:sz w:val="22"/>
-              </w:rPr>
-              <w:t>之新版本後，文件庫中文件</w:t>
-            </w:r>
-            <w:r>
-              <w:rPr>
-                <w:rFonts w:ascii="標楷體" w:hAnsi="標楷體"/>
-                <w:sz w:val="22"/>
-              </w:rPr>
-              <w:t xml:space="preserve"> S </w:t>
-            </w:r>
-            <w:r>
-              <w:rPr>
-                <w:rFonts w:ascii="標楷體" w:hAnsi="標楷體"/>
-                <w:sz w:val="22"/>
-              </w:rPr>
-              <w:t>應仍為原發布版，新版本回到編輯者甲之草稿匣；退回文件</w:t>
-            </w:r>
-            <w:r>
-              <w:rPr>
-                <w:rFonts w:ascii="標楷體" w:hAnsi="標楷體"/>
-                <w:sz w:val="22"/>
-              </w:rPr>
-              <w:t xml:space="preserve"> U</w:t>
-            </w:r>
-            <w:r>
-              <w:rPr>
-                <w:rFonts w:ascii="標楷體" w:hAnsi="標楷體"/>
-                <w:sz w:val="22"/>
-              </w:rPr>
-              <w:t xml:space="preserve"> </w:t>
-            </w:r>
-            <w:r>
-              <w:rPr>
-                <w:rFonts w:ascii="標楷體" w:hAnsi="標楷體"/>
-                <w:sz w:val="22"/>
-              </w:rPr>
-              <w:t>之廢止申請後，文件</w:t>
-            </w:r>
-            <w:r>
-              <w:rPr>
-                <w:rFonts w:ascii="標楷體" w:hAnsi="標楷體"/>
-                <w:sz w:val="22"/>
-              </w:rPr>
-              <w:t xml:space="preserve"> U </w:t>
-            </w:r>
-            <w:r>
-              <w:rPr>
-                <w:rFonts w:ascii="標楷體" w:hAnsi="標楷體"/>
-                <w:sz w:val="22"/>
-              </w:rPr>
-              <w:t>應仍為已發布並照常列於文件庫。</w:t>
+              <w:t>），該列「退回原因」欄顯示剛才填寫的退回原因全文；退回另一筆新版本類送審後，文件庫中該文件應仍為原發布版，新版本回到草稿匣；退回另一筆廢止申請後，該文件應仍為已發布並</w:t>
+            </w:r>
+            <w:r>
+              <w:rPr>
+                <w:rFonts w:ascii="標楷體" w:hAnsi="標楷體"/>
+                <w:sz w:val="22"/>
+              </w:rPr>
+              <w:t>照常列於文件庫。</w:t>
             </w:r>
           </w:p>
         </w:tc>
@@ -4969,35 +4311,7 @@
                 <w:rFonts w:ascii="標楷體" w:hAnsi="標楷體"/>
                 <w:sz w:val="22"/>
               </w:rPr>
-              <w:t>切換至「已完成」，應列出本人核准與退回之項目、結果與送審者；文件</w:t>
-            </w:r>
-            <w:r>
-              <w:rPr>
-                <w:rFonts w:ascii="標楷體" w:hAnsi="標楷體"/>
-                <w:sz w:val="22"/>
-              </w:rPr>
-              <w:t xml:space="preserve"> Q </w:t>
-            </w:r>
-            <w:r>
-              <w:rPr>
-                <w:rFonts w:ascii="標楷體" w:hAnsi="標楷體"/>
-                <w:sz w:val="22"/>
-              </w:rPr>
-              <w:t>之退回列「退回原因」欄應為所填原因，文件</w:t>
-            </w:r>
-            <w:r>
-              <w:rPr>
-                <w:rFonts w:ascii="標楷體" w:hAnsi="標楷體"/>
-                <w:sz w:val="22"/>
-              </w:rPr>
-              <w:t xml:space="preserve"> P </w:t>
-            </w:r>
-            <w:r>
-              <w:rPr>
-                <w:rFonts w:ascii="標楷體" w:hAnsi="標楷體"/>
-                <w:sz w:val="22"/>
-              </w:rPr>
-              <w:t>之核准列為「</w:t>
+              <w:t>切換至「已完成」，應列出本人核准與退回之項目、結果與送審者；退回之列「退回原因」欄應為所填原因，核准之列為「</w:t>
             </w:r>
             <w:r>
               <w:rPr>
@@ -5011,21 +4325,7 @@
                 <w:rFonts w:ascii="標楷體" w:hAnsi="標楷體"/>
                 <w:sz w:val="22"/>
               </w:rPr>
-              <w:t>」；於「搜尋文件名稱」輸入文件</w:t>
-            </w:r>
-            <w:r>
-              <w:rPr>
-                <w:rFonts w:ascii="標楷體" w:hAnsi="標楷體"/>
-                <w:sz w:val="22"/>
-              </w:rPr>
-              <w:t xml:space="preserve"> P </w:t>
-            </w:r>
-            <w:r>
-              <w:rPr>
-                <w:rFonts w:ascii="標楷體" w:hAnsi="標楷體"/>
-                <w:sz w:val="22"/>
-              </w:rPr>
-              <w:t>名稱之一段應篩出該筆，且項目上無核准或退回之操作。</w:t>
+              <w:t>」；於「搜尋文件名稱」輸入其中一筆文件名稱之一段應篩出該筆，且項目上無核准或退回之操作。</w:t>
             </w:r>
           </w:p>
         </w:tc>
@@ -5087,7 +4387,7 @@
                 <w:rFonts w:ascii="標楷體" w:hAnsi="標楷體"/>
                 <w:sz w:val="22"/>
               </w:rPr>
-              <w:t>兩份同作業項目之手冊送審中，核准其中一份後再核准另一份，應被擋下並提示該作業項目已有已發布手冊（未擋下將出現兩份手冊，依作業項目查詢結果不再唯一）。測完請將第二份退回或由編輯者甲撤回。</w:t>
+              <w:t>兩份同作業項目之手冊送審中，核准其中一份後再核准另一份，應被擋下並提示該作業項目已有已發布手冊（未擋下將出現兩份手冊，依作業項目查詢結果不再唯一）。測完請將第二份退回或由送審者撤回。</w:t>
             </w:r>
           </w:p>
         </w:tc>
@@ -5119,7 +4419,7 @@
       <w:pPr>
         <w:pStyle w:val="1"/>
       </w:pPr>
-      <w:bookmarkStart w:id="5" w:name="_Toc243484328"/>
+      <w:bookmarkStart w:id="5" w:name="_Toc243489729"/>
       <w:r>
         <w:lastRenderedPageBreak/>
         <w:t xml:space="preserve">DM03 </w:t>
@@ -5523,49 +4823,7 @@
                 <w:rFonts w:ascii="標楷體" w:hAnsi="標楷體"/>
                 <w:sz w:val="22"/>
               </w:rPr>
-              <w:t>以管理者進入已廢止文件查詢、不設任何條件，清單應列出文件</w:t>
-            </w:r>
-            <w:r>
-              <w:rPr>
-                <w:rFonts w:ascii="標楷體" w:hAnsi="標楷體"/>
-                <w:sz w:val="22"/>
-              </w:rPr>
-              <w:t xml:space="preserve"> V </w:t>
-            </w:r>
-            <w:r>
-              <w:rPr>
-                <w:rFonts w:ascii="標楷體" w:hAnsi="標楷體"/>
-                <w:sz w:val="22"/>
-              </w:rPr>
-              <w:t>與文件</w:t>
-            </w:r>
-            <w:r>
-              <w:rPr>
-                <w:rFonts w:ascii="標楷體" w:hAnsi="標楷體"/>
-                <w:sz w:val="22"/>
-              </w:rPr>
-              <w:t xml:space="preserve"> W</w:t>
-            </w:r>
-            <w:r>
-              <w:rPr>
-                <w:rFonts w:ascii="標楷體" w:hAnsi="標楷體"/>
-                <w:sz w:val="22"/>
-              </w:rPr>
-              <w:t>；仍在文件庫中的文件（含已提出廢止申請但尚未核准之文件</w:t>
-            </w:r>
-            <w:r>
-              <w:rPr>
-                <w:rFonts w:ascii="標楷體" w:hAnsi="標楷體"/>
-                <w:sz w:val="22"/>
-              </w:rPr>
-              <w:t xml:space="preserve"> X</w:t>
-            </w:r>
-            <w:r>
-              <w:rPr>
-                <w:rFonts w:ascii="標楷體" w:hAnsi="標楷體"/>
-                <w:sz w:val="22"/>
-              </w:rPr>
-              <w:t>）不應出現。</w:t>
+              <w:t>以管理者進入已廢止文件查詢、不設任何條件，清單應列出全部已廢止文件；仍在文件庫中的文件（含已提出廢止申請但尚未核准者）不應出現。</w:t>
             </w:r>
           </w:p>
         </w:tc>
@@ -5655,7 +4913,7 @@
                 <w:rFonts w:ascii="標楷體" w:hAnsi="標楷體"/>
                 <w:sz w:val="22"/>
               </w:rPr>
-              <w:t>起、迄」任一條件或組合查詢（輸入或選取後不必按任何按鈕，清單即自動更新），清單應只列出符合條件的已廢止文件：關鍵字比對文件名稱與申請廢止時填寫的廢止原因兩者，日期依核准廢止之日篩選、起迄兩日皆含在內，設定多個條件時須同時符合。</w:t>
+              <w:t>起、迄」任一條件或組合查詢（輸入或選取後不必按任何按鈕，清單即自動更新），清單應只列出符合條件的已廢止文件：關鍵字比對文件名稱與申請廢止時填寫的廢止原因兩者（驗廢止原因請以僅出現在原因、文件名稱中沒有的詞查詢），日期依核准廢止之日篩選、起迄兩日皆含在內，設定多個條件時須同時符合。</w:t>
             </w:r>
           </w:p>
         </w:tc>
@@ -5717,35 +4975,35 @@
                 <w:rFonts w:ascii="標楷體" w:hAnsi="標楷體"/>
                 <w:sz w:val="22"/>
               </w:rPr>
-              <w:t>查看文件</w:t>
-            </w:r>
-            <w:r>
-              <w:rPr>
-                <w:rFonts w:ascii="標楷體" w:hAnsi="標楷體"/>
-                <w:sz w:val="22"/>
-              </w:rPr>
-              <w:t xml:space="preserve"> W </w:t>
-            </w:r>
-            <w:r>
-              <w:rPr>
-                <w:rFonts w:ascii="標楷體" w:hAnsi="標楷體"/>
-                <w:sz w:val="22"/>
-              </w:rPr>
-              <w:t>該列，「原作者」應為上傳末版的編輯者乙，文件名稱下方應標示版本</w:t>
-            </w:r>
-            <w:r>
-              <w:rPr>
-                <w:rFonts w:ascii="標楷體" w:hAnsi="標楷體"/>
-                <w:sz w:val="22"/>
-              </w:rPr>
-              <w:t xml:space="preserve"> v1.1</w:t>
-            </w:r>
-            <w:r>
-              <w:rPr>
-                <w:rFonts w:ascii="標楷體" w:hAnsi="標楷體"/>
-                <w:sz w:val="22"/>
-              </w:rPr>
-              <w:t>。</w:t>
+              <w:t>查看</w:t>
+            </w:r>
+            <w:r>
+              <w:rPr>
+                <w:rFonts w:ascii="標楷體" w:hAnsi="標楷體"/>
+                <w:sz w:val="22"/>
+              </w:rPr>
+              <w:t xml:space="preserve"> v1.0 </w:t>
+            </w:r>
+            <w:r>
+              <w:rPr>
+                <w:rFonts w:ascii="標楷體" w:hAnsi="標楷體"/>
+                <w:sz w:val="22"/>
+              </w:rPr>
+              <w:t>與</w:t>
+            </w:r>
+            <w:r>
+              <w:rPr>
+                <w:rFonts w:ascii="標楷體" w:hAnsi="標楷體"/>
+                <w:sz w:val="22"/>
+              </w:rPr>
+              <w:t xml:space="preserve"> v1.1 </w:t>
+            </w:r>
+            <w:r>
+              <w:rPr>
+                <w:rFonts w:ascii="標楷體" w:hAnsi="標楷體"/>
+                <w:sz w:val="22"/>
+              </w:rPr>
+              <w:t>由不同人上傳的那份文件之列，「原作者」應為上傳末版者，文件名稱下方應標示末版版號。</w:t>
             </w:r>
           </w:p>
         </w:tc>
@@ -5807,21 +5065,7 @@
                 <w:rFonts w:ascii="標楷體" w:hAnsi="標楷體"/>
                 <w:sz w:val="22"/>
               </w:rPr>
-              <w:t>點文件</w:t>
-            </w:r>
-            <w:r>
-              <w:rPr>
-                <w:rFonts w:ascii="標楷體" w:hAnsi="標楷體"/>
-                <w:sz w:val="22"/>
-              </w:rPr>
-              <w:t xml:space="preserve"> V </w:t>
-            </w:r>
-            <w:r>
-              <w:rPr>
-                <w:rFonts w:ascii="標楷體" w:hAnsi="標楷體"/>
-                <w:sz w:val="22"/>
-              </w:rPr>
-              <w:t>之列，應進入唯讀頁面，上方紅色提示列顯示廢止日期、申請人、核准者與廢止原因，按「下載廢止附件」應取得申請廢止時附上的檔案；標題列下方不出現「版本歷程」「編輯新版本」「廢止此文件」等按鈕，版本歷程直接展開於下方，</w:t>
+              <w:t>點附有廢止附件的那份文件之列，應進入唯讀頁面，上方紅色提示列顯示廢止日期、申請人、核准者與廢止原因，按「下載廢止附件」應取得申請廢止時附上的檔案；標題列下方不出現「版本歷程」「編輯新版本」「廢止此文件」等按鈕，版本歷程直接展開於下方，</w:t>
             </w:r>
             <w:r>
               <w:rPr>
@@ -5897,7 +5141,7 @@
                 <w:rFonts w:ascii="標楷體" w:hAnsi="標楷體"/>
                 <w:sz w:val="22"/>
               </w:rPr>
-              <w:t>先將分類設為「其他」再按「匯出</w:t>
+              <w:t>先將「分類」設為其中一份文件所屬之分類，再按「匯出</w:t>
             </w:r>
             <w:r>
               <w:rPr>
@@ -5925,7 +5169,14 @@
                 <w:rFonts w:ascii="標楷體" w:hAnsi="標楷體"/>
                 <w:sz w:val="22"/>
               </w:rPr>
-              <w:t>開啟中文正常，資料列數應與畫面「共</w:t>
+              <w:t>開啟中文正常，資料列數應</w:t>
+            </w:r>
+            <w:r>
+              <w:rPr>
+                <w:rFonts w:ascii="標楷體" w:hAnsi="標楷體"/>
+                <w:sz w:val="22"/>
+              </w:rPr>
+              <w:t>與畫面「共</w:t>
             </w:r>
             <w:r>
               <w:rPr>
@@ -5953,14 +5204,7 @@
                 <w:rFonts w:ascii="標楷體" w:hAnsi="標楷體"/>
                 <w:sz w:val="22"/>
               </w:rPr>
-              <w:t>筆</w:t>
-            </w:r>
-            <w:r>
-              <w:rPr>
-                <w:rFonts w:ascii="標楷體" w:hAnsi="標楷體"/>
-                <w:sz w:val="22"/>
-              </w:rPr>
-              <w:t>時應含其他分頁之資料）；廢止時間欄之日期與時分應與畫面一致（日期分隔符號可能為「</w:t>
+              <w:t>筆時應含其他分頁之資料）；廢止時間欄之日期與時分應與畫面一致（日期分隔符號可能為「</w:t>
             </w:r>
             <w:r>
               <w:rPr>
@@ -6050,35 +5294,7 @@
                 <w:rFonts w:ascii="標楷體" w:hAnsi="標楷體"/>
                 <w:sz w:val="22"/>
               </w:rPr>
-              <w:t>文件</w:t>
-            </w:r>
-            <w:r>
-              <w:rPr>
-                <w:rFonts w:ascii="標楷體" w:hAnsi="標楷體"/>
-                <w:sz w:val="22"/>
-              </w:rPr>
-              <w:t xml:space="preserve"> X </w:t>
-            </w:r>
-            <w:r>
-              <w:rPr>
-                <w:rFonts w:ascii="標楷體" w:hAnsi="標楷體"/>
-                <w:sz w:val="22"/>
-              </w:rPr>
-              <w:t>之廢止申請經審核者核准後，文件</w:t>
-            </w:r>
-            <w:r>
-              <w:rPr>
-                <w:rFonts w:ascii="標楷體" w:hAnsi="標楷體"/>
-                <w:sz w:val="22"/>
-              </w:rPr>
-              <w:t xml:space="preserve"> X </w:t>
-            </w:r>
-            <w:r>
-              <w:rPr>
-                <w:rFonts w:ascii="標楷體" w:hAnsi="標楷體"/>
-                <w:sz w:val="22"/>
-              </w:rPr>
-              <w:t>應出現於本作業清單且自文件庫下架。</w:t>
+              <w:t>尚未核准之廢止申請經審核者核准後，該文件應出現於本作業清單且自文件庫下架。</w:t>
             </w:r>
           </w:p>
         </w:tc>
@@ -6110,7 +5326,7 @@
       <w:pPr>
         <w:pStyle w:val="1"/>
       </w:pPr>
-      <w:bookmarkStart w:id="6" w:name="_Toc243484329"/>
+      <w:bookmarkStart w:id="6" w:name="_Toc243489730"/>
       <w:r>
         <w:lastRenderedPageBreak/>
         <w:t xml:space="preserve">DM04 </w:t>
@@ -6514,7 +5730,7 @@
                 <w:rFonts w:ascii="標楷體" w:hAnsi="標楷體"/>
                 <w:sz w:val="22"/>
               </w:rPr>
-              <w:t>以雙角色帳號進入個人專區，「我的文件動態」應同時出現「撰寫者視角（近</w:t>
+              <w:t>以同時具編輯者與審核者角色之帳號進入個人專區，「我的文件動態」應同時出現「撰寫者視角（近</w:t>
             </w:r>
             <w:r>
               <w:rPr>
@@ -6542,7 +5758,7 @@
                 <w:rFonts w:ascii="標楷體" w:hAnsi="標楷體"/>
                 <w:sz w:val="22"/>
               </w:rPr>
-              <w:t>天）」兩區；以僅具審核者角色的審核者甲進入，應只有「我的文件動態」一個分頁，不出現「草稿匣」。</w:t>
+              <w:t>天）」兩區；以僅具審核者角色之帳號進入，應只有「我的文件動態」一個分頁，不出現「草稿匣」。</w:t>
             </w:r>
           </w:p>
         </w:tc>
@@ -6604,21 +5820,21 @@
                 <w:rFonts w:ascii="標楷體" w:hAnsi="標楷體"/>
                 <w:sz w:val="22"/>
               </w:rPr>
-              <w:t>以編輯者甲進入個人專區，文件</w:t>
-            </w:r>
-            <w:r>
-              <w:rPr>
-                <w:rFonts w:ascii="標楷體" w:hAnsi="標楷體"/>
-                <w:sz w:val="22"/>
-              </w:rPr>
-              <w:t xml:space="preserve"> A </w:t>
-            </w:r>
-            <w:r>
-              <w:rPr>
-                <w:rFonts w:ascii="標楷體" w:hAnsi="標楷體"/>
-                <w:sz w:val="22"/>
-              </w:rPr>
-              <w:t>應呈現「核准發布」與「送審」兩列，「核准發布」在上、「送審」在下；兩列時間分別為核准與送審當時（顯示至分鐘，同一分鐘內完成者兩列時間相同）。</w:t>
+              <w:t>以具編輯者角色之帳號進入個人專區，近</w:t>
+            </w:r>
+            <w:r>
+              <w:rPr>
+                <w:rFonts w:ascii="標楷體" w:hAnsi="標楷體"/>
+                <w:sz w:val="22"/>
+              </w:rPr>
+              <w:t xml:space="preserve"> 30 </w:t>
+            </w:r>
+            <w:r>
+              <w:rPr>
+                <w:rFonts w:ascii="標楷體" w:hAnsi="標楷體"/>
+                <w:sz w:val="22"/>
+              </w:rPr>
+              <w:t>天內已核准發布的那份文件應呈現「核准發布」與「送審」兩列，「核准發布」在上、「送審」在下；兩列時間分別為核准與送審當時（顯示至分鐘，同一分鐘內完成者兩列時間相同）。</w:t>
             </w:r>
           </w:p>
         </w:tc>
@@ -6694,21 +5910,21 @@
                 <w:rFonts w:ascii="標楷體" w:hAnsi="標楷體"/>
                 <w:sz w:val="22"/>
               </w:rPr>
-              <w:t>天後，文件</w:t>
-            </w:r>
-            <w:r>
-              <w:rPr>
-                <w:rFonts w:ascii="標楷體" w:hAnsi="標楷體"/>
-                <w:sz w:val="22"/>
-              </w:rPr>
-              <w:t xml:space="preserve"> C </w:t>
-            </w:r>
-            <w:r>
-              <w:rPr>
-                <w:rFonts w:ascii="標楷體" w:hAnsi="標楷體"/>
-                <w:sz w:val="22"/>
-              </w:rPr>
-              <w:t>於編輯者甲之撰寫者視角應標示「逾期未審」，於審核者甲之審核者視角應標示「催辦中」。測完請改回預設</w:t>
+              <w:t>天後，送審已超過</w:t>
+            </w:r>
+            <w:r>
+              <w:rPr>
+                <w:rFonts w:ascii="標楷體" w:hAnsi="標楷體"/>
+                <w:sz w:val="22"/>
+              </w:rPr>
+              <w:t xml:space="preserve"> 24 </w:t>
+            </w:r>
+            <w:r>
+              <w:rPr>
+                <w:rFonts w:ascii="標楷體" w:hAnsi="標楷體"/>
+                <w:sz w:val="22"/>
+              </w:rPr>
+              <w:t>小時之該筆，於撰寫者視角應標示「逾期未審」，於其指定審核者之審核者視角應標示「催辦中」。測完請改回預設</w:t>
             </w:r>
             <w:r>
               <w:rPr>
@@ -6798,21 +6014,7 @@
                 <w:rFonts w:ascii="標楷體" w:hAnsi="標楷體"/>
                 <w:sz w:val="22"/>
               </w:rPr>
-              <w:t>使用者管理停用審核者乙後，編輯者甲之撰寫者視角中文件</w:t>
-            </w:r>
-            <w:r>
-              <w:rPr>
-                <w:rFonts w:ascii="標楷體" w:hAnsi="標楷體"/>
-                <w:sz w:val="22"/>
-              </w:rPr>
-              <w:t xml:space="preserve"> B </w:t>
-            </w:r>
-            <w:r>
-              <w:rPr>
-                <w:rFonts w:ascii="標楷體" w:hAnsi="標楷體"/>
-                <w:sz w:val="22"/>
-              </w:rPr>
-              <w:t>的「指定審核者」欄下方應以紅字標示「審核者帳號已停用」。測完即重新啟用審核者乙。</w:t>
+              <w:t>使用者管理停用第二位審核者後，撰寫者視角中指定該審核者之送審，其「指定審核者」欄下方應以紅字標示「審核者帳號已停用」。測完即重新啟用該審核者。</w:t>
             </w:r>
           </w:p>
         </w:tc>
@@ -6874,63 +6076,14 @@
                 <w:rFonts w:ascii="標楷體" w:hAnsi="標楷體"/>
                 <w:sz w:val="22"/>
               </w:rPr>
-              <w:t>對文件</w:t>
-            </w:r>
-            <w:r>
-              <w:rPr>
-                <w:rFonts w:ascii="標楷體" w:hAnsi="標楷體"/>
-                <w:sz w:val="22"/>
-              </w:rPr>
-              <w:t xml:space="preserve"> D </w:t>
-            </w:r>
-            <w:r>
-              <w:rPr>
-                <w:rFonts w:ascii="標楷體" w:hAnsi="標楷體"/>
-                <w:sz w:val="22"/>
-              </w:rPr>
-              <w:t>按「撤回送審」並「確認撤回」，文件</w:t>
-            </w:r>
-            <w:r>
-              <w:rPr>
-                <w:rFonts w:ascii="標楷體" w:hAnsi="標楷體"/>
-                <w:sz w:val="22"/>
-              </w:rPr>
-              <w:t xml:space="preserve"> D </w:t>
-            </w:r>
-            <w:r>
-              <w:rPr>
-                <w:rFonts w:ascii="標楷體" w:hAnsi="標楷體"/>
-                <w:sz w:val="22"/>
-              </w:rPr>
-              <w:t>應出現於草稿匣、草稿類型為「已撤回」，撰寫者視角最上方新增「已撤回」一列；審核者甲之簽核中心應已不列出文件</w:t>
-            </w:r>
-            <w:r>
-              <w:rPr>
-                <w:rFonts w:ascii="標楷體" w:hAnsi="標楷體"/>
-                <w:sz w:val="22"/>
-              </w:rPr>
-              <w:t xml:space="preserve"> D</w:t>
-            </w:r>
-            <w:r>
-              <w:rPr>
-                <w:rFonts w:ascii="標楷體" w:hAnsi="標楷體"/>
-                <w:sz w:val="22"/>
-              </w:rPr>
-              <w:t>，其個人專區之審核者視角應出現文件</w:t>
-            </w:r>
-            <w:r>
-              <w:rPr>
-                <w:rFonts w:ascii="標楷體" w:hAnsi="標楷體"/>
-                <w:sz w:val="22"/>
-              </w:rPr>
-              <w:t xml:space="preserve"> D</w:t>
-            </w:r>
-            <w:r>
-              <w:rPr>
-                <w:rFonts w:ascii="標楷體" w:hAnsi="標楷體"/>
-                <w:sz w:val="22"/>
-              </w:rPr>
-              <w:t>「已被撤回」一列。</w:t>
+              <w:t>對一筆未處理的新增類送審按「撤回送審」並「確認撤回」，該文件應出現於草稿匣、草稿類型為「已撤回」，撰寫者視角最上方新增「已撤回」一列；其指定審核者之簽核中心應已不列出該筆，該審核者個人專區之審核者視角應出現該文件「</w:t>
+            </w:r>
+            <w:r>
+              <w:rPr>
+                <w:rFonts w:ascii="標楷體" w:hAnsi="標楷體"/>
+                <w:sz w:val="22"/>
+              </w:rPr>
+              <w:t>已被撤回」一列。</w:t>
             </w:r>
           </w:p>
         </w:tc>
@@ -6992,35 +6145,7 @@
                 <w:rFonts w:ascii="標楷體" w:hAnsi="標楷體"/>
                 <w:sz w:val="22"/>
               </w:rPr>
-              <w:t>對文件</w:t>
-            </w:r>
-            <w:r>
-              <w:rPr>
-                <w:rFonts w:ascii="標楷體" w:hAnsi="標楷體"/>
-                <w:sz w:val="22"/>
-              </w:rPr>
-              <w:t xml:space="preserve"> E </w:t>
-            </w:r>
-            <w:r>
-              <w:rPr>
-                <w:rFonts w:ascii="標楷體" w:hAnsi="標楷體"/>
-                <w:sz w:val="22"/>
-              </w:rPr>
-              <w:t>之廢止申請按「撤回送審」並「確認撤回」，撰寫者視角最上方應新增「已撤回」一列；以編輯者甲開啟文件</w:t>
-            </w:r>
-            <w:r>
-              <w:rPr>
-                <w:rFonts w:ascii="標楷體" w:hAnsi="標楷體"/>
-                <w:sz w:val="22"/>
-              </w:rPr>
-              <w:t xml:space="preserve"> E </w:t>
-            </w:r>
-            <w:r>
-              <w:rPr>
-                <w:rFonts w:ascii="標楷體" w:hAnsi="標楷體"/>
-                <w:sz w:val="22"/>
-              </w:rPr>
-              <w:t>詳細頁，「編輯新版本」「廢止此文件」應恢復可按（廢止待簽核期間為灰色）。</w:t>
+              <w:t>對一筆未處理的廢止申請按「撤回送審」並「確認撤回」，撰寫者視角最上方應新增「已撤回」一列；以編輯者開啟該文件詳細頁，「編輯新版本」「廢止此文件」應恢復可按（廢止待簽核期間為灰色）。</w:t>
             </w:r>
           </w:p>
         </w:tc>
@@ -7082,49 +6207,7 @@
                 <w:rFonts w:ascii="標楷體" w:hAnsi="標楷體"/>
                 <w:sz w:val="22"/>
               </w:rPr>
-              <w:t>文件</w:t>
-            </w:r>
-            <w:r>
-              <w:rPr>
-                <w:rFonts w:ascii="標楷體" w:hAnsi="標楷體"/>
-                <w:sz w:val="22"/>
-              </w:rPr>
-              <w:t xml:space="preserve"> D </w:t>
-            </w:r>
-            <w:r>
-              <w:rPr>
-                <w:rFonts w:ascii="標楷體" w:hAnsi="標楷體"/>
-                <w:sz w:val="22"/>
-              </w:rPr>
-              <w:t>撤回後，於草稿匣對文件</w:t>
-            </w:r>
-            <w:r>
-              <w:rPr>
-                <w:rFonts w:ascii="標楷體" w:hAnsi="標楷體"/>
-                <w:sz w:val="22"/>
-              </w:rPr>
-              <w:t xml:space="preserve"> D </w:t>
-            </w:r>
-            <w:r>
-              <w:rPr>
-                <w:rFonts w:ascii="標楷體" w:hAnsi="標楷體"/>
-                <w:sz w:val="22"/>
-              </w:rPr>
-              <w:t>按「繼續編輯」，改選審核者乙後送審，審核者乙之簽核中心應出現文件</w:t>
-            </w:r>
-            <w:r>
-              <w:rPr>
-                <w:rFonts w:ascii="標楷體" w:hAnsi="標楷體"/>
-                <w:sz w:val="22"/>
-              </w:rPr>
-              <w:t xml:space="preserve"> D</w:t>
-            </w:r>
-            <w:r>
-              <w:rPr>
-                <w:rFonts w:ascii="標楷體" w:hAnsi="標楷體"/>
-                <w:sz w:val="22"/>
-              </w:rPr>
-              <w:t>。</w:t>
+              <w:t>該新增類送審撤回後，於草稿匣對它按「繼續編輯」，改選第二位審核者後送審，該審核者之簽核中心應出現該文件。</w:t>
             </w:r>
           </w:p>
         </w:tc>
@@ -7186,7 +6269,7 @@
                 <w:rFonts w:ascii="標楷體" w:hAnsi="標楷體"/>
                 <w:sz w:val="22"/>
               </w:rPr>
-              <w:t>審核者甲於審核者視角對待處理之列按「前往簽核中心」，應進入簽核中心並自動展開該筆簽核明細。</w:t>
+              <w:t>以審核者於審核者視角對待處理之列按「前往簽核中心」，應進入簽核中心並自動展開該筆簽核明細。</w:t>
             </w:r>
           </w:p>
         </w:tc>
@@ -7231,6 +6314,7 @@
                 <w:rFonts w:ascii="標楷體" w:hAnsi="標楷體"/>
                 <w:sz w:val="22"/>
               </w:rPr>
+              <w:lastRenderedPageBreak/>
               <w:t>9</w:t>
             </w:r>
           </w:p>
@@ -7248,43 +6332,7 @@
                 <w:rFonts w:ascii="標楷體" w:hAnsi="標楷體"/>
                 <w:sz w:val="22"/>
               </w:rPr>
-              <w:t>編輯者甲之草稿匣中，文件</w:t>
-            </w:r>
-            <w:r>
-              <w:rPr>
-                <w:rFonts w:ascii="標楷體" w:hAnsi="標楷體"/>
-                <w:sz w:val="22"/>
-              </w:rPr>
-              <w:t xml:space="preserve"> F </w:t>
-            </w:r>
-            <w:r>
-              <w:rPr>
-                <w:rFonts w:ascii="標楷體" w:hAnsi="標楷體"/>
-                <w:sz w:val="22"/>
-              </w:rPr>
-              <w:t>之草稿類型應為「被退回待修</w:t>
-            </w:r>
-            <w:r>
-              <w:rPr>
-                <w:rFonts w:ascii="標楷體" w:hAnsi="標楷體"/>
-                <w:sz w:val="22"/>
-              </w:rPr>
-              <w:lastRenderedPageBreak/>
-              <w:t>改」，文件</w:t>
-            </w:r>
-            <w:r>
-              <w:rPr>
-                <w:rFonts w:ascii="標楷體" w:hAnsi="標楷體"/>
-                <w:sz w:val="22"/>
-              </w:rPr>
-              <w:t xml:space="preserve"> G </w:t>
-            </w:r>
-            <w:r>
-              <w:rPr>
-                <w:rFonts w:ascii="標楷體" w:hAnsi="標楷體"/>
-                <w:sz w:val="22"/>
-              </w:rPr>
-              <w:t>之新版本草稿應為「未送審」。</w:t>
+              <w:t>編輯者之草稿匣中，送審後被退回之文件其草稿類型應為「被退回待修改」，已發布文件之新版本草稿應為「未送審」。</w:t>
             </w:r>
           </w:p>
         </w:tc>
@@ -7346,77 +6394,7 @@
                 <w:rFonts w:ascii="標楷體" w:hAnsi="標楷體"/>
                 <w:sz w:val="22"/>
               </w:rPr>
-              <w:t>對文件</w:t>
-            </w:r>
-            <w:r>
-              <w:rPr>
-                <w:rFonts w:ascii="標楷體" w:hAnsi="標楷體"/>
-                <w:sz w:val="22"/>
-              </w:rPr>
-              <w:t xml:space="preserve"> G </w:t>
-            </w:r>
-            <w:r>
-              <w:rPr>
-                <w:rFonts w:ascii="標楷體" w:hAnsi="標楷體"/>
-                <w:sz w:val="22"/>
-              </w:rPr>
-              <w:t>之新版本草稿按「刪除」並「確認刪除」，該草稿應自草稿匣消失，文件庫中文件</w:t>
-            </w:r>
-            <w:r>
-              <w:rPr>
-                <w:rFonts w:ascii="標楷體" w:hAnsi="標楷體"/>
-                <w:sz w:val="22"/>
-              </w:rPr>
-              <w:t xml:space="preserve"> G </w:t>
-            </w:r>
-            <w:r>
-              <w:rPr>
-                <w:rFonts w:ascii="標楷體" w:hAnsi="標楷體"/>
-                <w:sz w:val="22"/>
-              </w:rPr>
-              <w:t>仍顯示原已發布版本；對文件</w:t>
-            </w:r>
-            <w:r>
-              <w:rPr>
-                <w:rFonts w:ascii="標楷體" w:hAnsi="標楷體"/>
-                <w:sz w:val="22"/>
-              </w:rPr>
-              <w:t xml:space="preserve"> AC </w:t>
-            </w:r>
-            <w:r>
-              <w:rPr>
-                <w:rFonts w:ascii="標楷體" w:hAnsi="標楷體"/>
-                <w:sz w:val="22"/>
-              </w:rPr>
-              <w:t>之首版草稿按「刪除」並「確認刪除」，應顯示「草稿已刪除」，文件</w:t>
-            </w:r>
-            <w:r>
-              <w:rPr>
-                <w:rFonts w:ascii="標楷體" w:hAnsi="標楷體"/>
-                <w:sz w:val="22"/>
-              </w:rPr>
-              <w:t xml:space="preserve"> AC </w:t>
-            </w:r>
-            <w:r>
-              <w:rPr>
-                <w:rFonts w:ascii="標楷體" w:hAnsi="標楷體"/>
-                <w:sz w:val="22"/>
-              </w:rPr>
-              <w:t>應自草稿匣消失（首版草稿本就不會出現在文件庫，刪除後文件庫仍查無文件</w:t>
-            </w:r>
-            <w:r>
-              <w:rPr>
-                <w:rFonts w:ascii="標楷體" w:hAnsi="標楷體"/>
-                <w:sz w:val="22"/>
-              </w:rPr>
-              <w:t xml:space="preserve"> AC</w:t>
-            </w:r>
-            <w:r>
-              <w:rPr>
-                <w:rFonts w:ascii="標楷體" w:hAnsi="標楷體"/>
-                <w:sz w:val="22"/>
-              </w:rPr>
-              <w:t>）。</w:t>
+              <w:t>對已發布文件之新版本草稿按「刪除」並「確認刪除」，該草稿應自草稿匣消失，文件庫中該文件仍顯示原已發布版本；對首版草稿按「刪除」並「確認刪除」，應顯示「草稿已刪除」，該草稿應自草稿匣消失（首版草稿本就不會出現在文件庫，刪除後文件庫仍查無該文件）。</w:t>
             </w:r>
           </w:p>
         </w:tc>
@@ -7478,63 +6456,7 @@
                 <w:rFonts w:ascii="標楷體" w:hAnsi="標楷體"/>
                 <w:sz w:val="22"/>
               </w:rPr>
-              <w:t>文件</w:t>
-            </w:r>
-            <w:r>
-              <w:rPr>
-                <w:rFonts w:ascii="標楷體" w:hAnsi="標楷體"/>
-                <w:sz w:val="22"/>
-              </w:rPr>
-              <w:t xml:space="preserve"> H </w:t>
-            </w:r>
-            <w:r>
-              <w:rPr>
-                <w:rFonts w:ascii="標楷體" w:hAnsi="標楷體"/>
-                <w:sz w:val="22"/>
-              </w:rPr>
-              <w:t>之草稿，「繼續編輯」應無法按，滑鼠移上顯示此文件已被廢止，該列「刪除」仍可操作；文件</w:t>
-            </w:r>
-            <w:r>
-              <w:rPr>
-                <w:rFonts w:ascii="標楷體" w:hAnsi="標楷體"/>
-                <w:sz w:val="22"/>
-              </w:rPr>
-              <w:t xml:space="preserve"> I </w:t>
-            </w:r>
-            <w:r>
-              <w:rPr>
-                <w:rFonts w:ascii="標楷體" w:hAnsi="標楷體"/>
-                <w:sz w:val="22"/>
-              </w:rPr>
-              <w:t>之草稿，「繼續編輯」亦無法按，滑鼠移上顯示正在廢止簽核中、待簽核結果出爐後再處理（與文件</w:t>
-            </w:r>
-            <w:r>
-              <w:rPr>
-                <w:rFonts w:ascii="標楷體" w:hAnsi="標楷體"/>
-                <w:sz w:val="22"/>
-              </w:rPr>
-              <w:t xml:space="preserve"> H </w:t>
-            </w:r>
-            <w:r>
-              <w:rPr>
-                <w:rFonts w:ascii="標楷體" w:hAnsi="標楷體"/>
-                <w:sz w:val="22"/>
-              </w:rPr>
-              <w:t>為不同句），該列「刪除」仍可操作；審核者退回文件</w:t>
-            </w:r>
-            <w:r>
-              <w:rPr>
-                <w:rFonts w:ascii="標楷體" w:hAnsi="標楷體"/>
-                <w:sz w:val="22"/>
-              </w:rPr>
-              <w:t xml:space="preserve"> I </w:t>
-            </w:r>
-            <w:r>
-              <w:rPr>
-                <w:rFonts w:ascii="標楷體" w:hAnsi="標楷體"/>
-                <w:sz w:val="22"/>
-              </w:rPr>
-              <w:t>之廢止申請後，其「繼續編輯」應恢復可按。</w:t>
+              <w:t>已被廢止之文件其草稿，「繼續編輯」應無法按，滑鼠移上顯示此文件已被廢止，該列「刪除」仍可操作；廢止待簽核中之文件其草稿，「繼續編輯」亦無法按，滑鼠移上顯示正在廢止簽核中、待簽核結果出爐後再處理（與前者為不同句），該列「刪除」仍可操作；審核者退回該廢止申請後，其「繼續編輯」應恢復可按。</w:t>
             </w:r>
           </w:p>
         </w:tc>
@@ -7566,16 +6488,13 @@
       <w:pPr>
         <w:pStyle w:val="1"/>
       </w:pPr>
-      <w:bookmarkStart w:id="7" w:name="_Toc243484330"/>
+      <w:bookmarkStart w:id="7" w:name="_Toc243489731"/>
       <w:r>
         <w:lastRenderedPageBreak/>
         <w:t xml:space="preserve">DM05 </w:t>
       </w:r>
       <w:r>
-        <w:t>文件變更歷</w:t>
-      </w:r>
-      <w:r>
-        <w:t>程查詢</w:t>
+        <w:t>文件變更歷程查詢</w:t>
       </w:r>
       <w:bookmarkEnd w:id="7"/>
     </w:p>
@@ -8153,35 +7072,7 @@
                 <w:rFonts w:ascii="標楷體" w:hAnsi="標楷體"/>
                 <w:sz w:val="22"/>
               </w:rPr>
-              <w:t>文件</w:t>
-            </w:r>
-            <w:r>
-              <w:rPr>
-                <w:rFonts w:ascii="標楷體" w:hAnsi="標楷體"/>
-                <w:sz w:val="22"/>
-              </w:rPr>
-              <w:t xml:space="preserve"> J </w:t>
-            </w:r>
-            <w:r>
-              <w:rPr>
-                <w:rFonts w:ascii="標楷體" w:hAnsi="標楷體"/>
-                <w:sz w:val="22"/>
-              </w:rPr>
-              <w:t>的發布紀錄，「時間」應為審核者甲核准的時間，備註應為送審時填寫的首版摘要或變更摘要；文件</w:t>
-            </w:r>
-            <w:r>
-              <w:rPr>
-                <w:rFonts w:ascii="標楷體" w:hAnsi="標楷體"/>
-                <w:sz w:val="22"/>
-              </w:rPr>
-              <w:t xml:space="preserve"> K </w:t>
-            </w:r>
-            <w:r>
-              <w:rPr>
-                <w:rFonts w:ascii="標楷體" w:hAnsi="標楷體"/>
-                <w:sz w:val="22"/>
-              </w:rPr>
-              <w:t>的廢止紀錄，備註應為其廢止原因。</w:t>
+              <w:t>已核准發布之文件，其發布紀錄的「時間」應為審核者核准的時間，備註應為送審時填寫的首版摘要或變更摘要；已核准廢止之文件，其廢止紀錄的備註應為所填的廢止原因。</w:t>
             </w:r>
           </w:p>
         </w:tc>
@@ -8389,63 +7280,14 @@
                 <w:rFonts w:ascii="標楷體" w:hAnsi="標楷體"/>
                 <w:sz w:val="22"/>
               </w:rPr>
-              <w:t>文件</w:t>
-            </w:r>
-            <w:r>
-              <w:rPr>
-                <w:rFonts w:ascii="標楷體" w:hAnsi="標楷體"/>
-                <w:sz w:val="22"/>
-              </w:rPr>
-              <w:t xml:space="preserve"> L </w:t>
-            </w:r>
-            <w:r>
-              <w:rPr>
-                <w:rFonts w:ascii="標楷體" w:hAnsi="標楷體"/>
-                <w:sz w:val="22"/>
-              </w:rPr>
-              <w:t>送審中時，清單不應出現文件</w:t>
-            </w:r>
-            <w:r>
-              <w:rPr>
-                <w:rFonts w:ascii="標楷體" w:hAnsi="標楷體"/>
-                <w:sz w:val="22"/>
-              </w:rPr>
-              <w:t xml:space="preserve"> L </w:t>
-            </w:r>
-            <w:r>
-              <w:rPr>
-                <w:rFonts w:ascii="標楷體" w:hAnsi="標楷體"/>
-                <w:sz w:val="22"/>
-              </w:rPr>
-              <w:t>的紀錄；審核者甲核准文件</w:t>
-            </w:r>
-            <w:r>
-              <w:rPr>
-                <w:rFonts w:ascii="標楷體" w:hAnsi="標楷體"/>
-                <w:sz w:val="22"/>
-              </w:rPr>
-              <w:t xml:space="preserve"> L </w:t>
-            </w:r>
-            <w:r>
-              <w:rPr>
-                <w:rFonts w:ascii="標楷體" w:hAnsi="標楷體"/>
-                <w:sz w:val="22"/>
-              </w:rPr>
-              <w:t>後，切換到其他作業再點回本作業，應新增一筆文件</w:t>
-            </w:r>
-            <w:r>
-              <w:rPr>
-                <w:rFonts w:ascii="標楷體" w:hAnsi="標楷體"/>
-                <w:sz w:val="22"/>
-              </w:rPr>
-              <w:t xml:space="preserve"> L </w:t>
-            </w:r>
-            <w:r>
-              <w:rPr>
-                <w:rFonts w:ascii="標楷體" w:hAnsi="標楷體"/>
-                <w:sz w:val="22"/>
-              </w:rPr>
-              <w:t>的發布紀錄（停留在本頁時清單不會自動更新）。</w:t>
+              <w:t>文件送審中時，清單不應出現該文件的紀錄；審核者核准後，切換到其他作業再點回本作業，應新增一筆該文件的發布紀錄（停</w:t>
+            </w:r>
+            <w:r>
+              <w:rPr>
+                <w:rFonts w:ascii="標楷體" w:hAnsi="標楷體"/>
+                <w:sz w:val="22"/>
+              </w:rPr>
+              <w:t>留在本頁時清單不會自動更新）。</w:t>
             </w:r>
           </w:p>
         </w:tc>
@@ -8477,7 +7319,7 @@
       <w:pPr>
         <w:pStyle w:val="1"/>
       </w:pPr>
-      <w:bookmarkStart w:id="8" w:name="_Toc243484331"/>
+      <w:bookmarkStart w:id="8" w:name="_Toc243489732"/>
       <w:r>
         <w:lastRenderedPageBreak/>
         <w:t xml:space="preserve">DM06 </w:t>
@@ -8995,14 +7837,7 @@
                 <w:rFonts w:ascii="標楷體" w:hAnsi="標楷體"/>
                 <w:sz w:val="22"/>
               </w:rPr>
-              <w:t xml:space="preserve"> </w:t>
-            </w:r>
-            <w:r>
-              <w:rPr>
-                <w:rFonts w:ascii="標楷體" w:hAnsi="標楷體"/>
-                <w:sz w:val="22"/>
-              </w:rPr>
-              <w:t>KPI</w:t>
+              <w:t xml:space="preserve"> KPI</w:t>
             </w:r>
             <w:r>
               <w:rPr>
@@ -9071,35 +7906,7 @@
                 <w:rFonts w:ascii="標楷體" w:hAnsi="標楷體"/>
                 <w:sz w:val="22"/>
               </w:rPr>
-              <w:t>閱覽者甲於文件詳細頁下載文件</w:t>
-            </w:r>
-            <w:r>
-              <w:rPr>
-                <w:rFonts w:ascii="標楷體" w:hAnsi="標楷體"/>
-                <w:sz w:val="22"/>
-              </w:rPr>
-              <w:t xml:space="preserve"> AA </w:t>
-            </w:r>
-            <w:r>
-              <w:rPr>
-                <w:rFonts w:ascii="標楷體" w:hAnsi="標楷體"/>
-                <w:sz w:val="22"/>
-              </w:rPr>
-              <w:t>目前發布版後，本作業文件</w:t>
-            </w:r>
-            <w:r>
-              <w:rPr>
-                <w:rFonts w:ascii="標楷體" w:hAnsi="標楷體"/>
-                <w:sz w:val="22"/>
-              </w:rPr>
-              <w:t xml:space="preserve"> AA </w:t>
-            </w:r>
-            <w:r>
-              <w:rPr>
-                <w:rFonts w:ascii="標楷體" w:hAnsi="標楷體"/>
-                <w:sz w:val="22"/>
-              </w:rPr>
-              <w:t>的已看應加</w:t>
+              <w:t>選一份已發布文件、以及一位僅具閱覽者角色且可見對象與該文件相符、從未下載過其目前發布版之帳號（以下稱受測文件與受測閱覽者）；受測閱覽者於文件詳細頁下載受測文件目前發布版後，本作業該文件的已看應加</w:t>
             </w:r>
             <w:r>
               <w:rPr>
@@ -9127,7 +7934,7 @@
                 <w:rFonts w:ascii="標楷體" w:hAnsi="標楷體"/>
                 <w:sz w:val="22"/>
               </w:rPr>
-              <w:t>；閱覽者甲再次下載同一版本，已看應不再增加。</w:t>
+              <w:t>；再次下載同一版本，已看應不再增加。</w:t>
             </w:r>
           </w:p>
         </w:tc>
@@ -9189,35 +7996,35 @@
                 <w:rFonts w:ascii="標楷體" w:hAnsi="標楷體"/>
                 <w:sz w:val="22"/>
               </w:rPr>
-              <w:t>閱覽者甲僅預覽文件</w:t>
-            </w:r>
-            <w:r>
-              <w:rPr>
-                <w:rFonts w:ascii="標楷體" w:hAnsi="標楷體"/>
-                <w:sz w:val="22"/>
-              </w:rPr>
-              <w:t xml:space="preserve"> Z</w:t>
-            </w:r>
-            <w:r>
-              <w:rPr>
-                <w:rFonts w:ascii="標楷體" w:hAnsi="標楷體"/>
-                <w:sz w:val="22"/>
-              </w:rPr>
-              <w:t>、未下載，文件</w:t>
-            </w:r>
-            <w:r>
-              <w:rPr>
-                <w:rFonts w:ascii="標楷體" w:hAnsi="標楷體"/>
-                <w:sz w:val="22"/>
-              </w:rPr>
-              <w:t xml:space="preserve"> Z </w:t>
-            </w:r>
-            <w:r>
-              <w:rPr>
-                <w:rFonts w:ascii="標楷體" w:hAnsi="標楷體"/>
-                <w:sz w:val="22"/>
-              </w:rPr>
-              <w:t>的已看應不變。</w:t>
+              <w:t>另選一份受測閱覽者看得到但未下載過的</w:t>
+            </w:r>
+            <w:r>
+              <w:rPr>
+                <w:rFonts w:ascii="標楷體" w:hAnsi="標楷體"/>
+                <w:sz w:val="22"/>
+              </w:rPr>
+              <w:t xml:space="preserve"> PDF </w:t>
+            </w:r>
+            <w:r>
+              <w:rPr>
+                <w:rFonts w:ascii="標楷體" w:hAnsi="標楷體"/>
+                <w:sz w:val="22"/>
+              </w:rPr>
+              <w:t>檔文件（以下稱受測</w:t>
+            </w:r>
+            <w:r>
+              <w:rPr>
+                <w:rFonts w:ascii="標楷體" w:hAnsi="標楷體"/>
+                <w:sz w:val="22"/>
+              </w:rPr>
+              <w:t xml:space="preserve"> PDF </w:t>
+            </w:r>
+            <w:r>
+              <w:rPr>
+                <w:rFonts w:ascii="標楷體" w:hAnsi="標楷體"/>
+                <w:sz w:val="22"/>
+              </w:rPr>
+              <w:t>文件）；受測閱覽者僅預覽、未下載，該文件的已看應不變。</w:t>
             </w:r>
           </w:p>
         </w:tc>
@@ -9279,63 +8086,7 @@
                 <w:rFonts w:ascii="標楷體" w:hAnsi="標楷體"/>
                 <w:sz w:val="22"/>
               </w:rPr>
-              <w:t>只具編輯者角色的帳號下載文件</w:t>
-            </w:r>
-            <w:r>
-              <w:rPr>
-                <w:rFonts w:ascii="標楷體" w:hAnsi="標楷體"/>
-                <w:sz w:val="22"/>
-              </w:rPr>
-              <w:t xml:space="preserve"> AA</w:t>
-            </w:r>
-            <w:r>
-              <w:rPr>
-                <w:rFonts w:ascii="標楷體" w:hAnsi="標楷體"/>
-                <w:sz w:val="22"/>
-              </w:rPr>
-              <w:t>，文件</w:t>
-            </w:r>
-            <w:r>
-              <w:rPr>
-                <w:rFonts w:ascii="標楷體" w:hAnsi="標楷體"/>
-                <w:sz w:val="22"/>
-              </w:rPr>
-              <w:t xml:space="preserve"> AA </w:t>
-            </w:r>
-            <w:r>
-              <w:rPr>
-                <w:rFonts w:ascii="標楷體" w:hAnsi="標楷體"/>
-                <w:sz w:val="22"/>
-              </w:rPr>
-              <w:t>的應看與已看皆應不變；兼具編輯者角色的閱覽者乙於文件詳細頁下載文件</w:t>
-            </w:r>
-            <w:r>
-              <w:rPr>
-                <w:rFonts w:ascii="標楷體" w:hAnsi="標楷體"/>
-                <w:sz w:val="22"/>
-              </w:rPr>
-              <w:t xml:space="preserve"> AA </w:t>
-            </w:r>
-            <w:r>
-              <w:rPr>
-                <w:rFonts w:ascii="標楷體" w:hAnsi="標楷體"/>
-                <w:sz w:val="22"/>
-              </w:rPr>
-              <w:t>目前發布版後，文件</w:t>
-            </w:r>
-            <w:r>
-              <w:rPr>
-                <w:rFonts w:ascii="標楷體" w:hAnsi="標楷體"/>
-                <w:sz w:val="22"/>
-              </w:rPr>
-              <w:t xml:space="preserve"> AA </w:t>
-            </w:r>
-            <w:r>
-              <w:rPr>
-                <w:rFonts w:ascii="標楷體" w:hAnsi="標楷體"/>
-                <w:sz w:val="22"/>
-              </w:rPr>
-              <w:t>的已看應加</w:t>
+              <w:t>只具編輯者角色、沒有閱覽者角色的帳號下載受測文件，其應看與已看皆應不變；兼具閱覽者與編輯者角色的帳號於文件詳細頁下載受測文件目前發布版後，其已看應加</w:t>
             </w:r>
             <w:r>
               <w:rPr>
@@ -9411,21 +8162,7 @@
                 <w:rFonts w:ascii="標楷體" w:hAnsi="標楷體"/>
                 <w:sz w:val="22"/>
               </w:rPr>
-              <w:t>閱覽者甲已下載過文件</w:t>
-            </w:r>
-            <w:r>
-              <w:rPr>
-                <w:rFonts w:ascii="標楷體" w:hAnsi="標楷體"/>
-                <w:sz w:val="22"/>
-              </w:rPr>
-              <w:t xml:space="preserve"> AA </w:t>
-            </w:r>
-            <w:r>
-              <w:rPr>
-                <w:rFonts w:ascii="標楷體" w:hAnsi="標楷體"/>
-                <w:sz w:val="22"/>
-              </w:rPr>
-              <w:t>之後，管理者於</w:t>
+              <w:t>受測閱覽者已下載過受測文件之後，管理者於</w:t>
             </w:r>
             <w:r>
               <w:rPr>
@@ -9439,21 +8176,7 @@
                 <w:rFonts w:ascii="標楷體" w:hAnsi="標楷體"/>
                 <w:sz w:val="22"/>
               </w:rPr>
-              <w:t>使用者管理停用閱覽者甲，再進入本作業，文件</w:t>
-            </w:r>
-            <w:r>
-              <w:rPr>
-                <w:rFonts w:ascii="標楷體" w:hAnsi="標楷體"/>
-                <w:sz w:val="22"/>
-              </w:rPr>
-              <w:t xml:space="preserve"> AA </w:t>
-            </w:r>
-            <w:r>
-              <w:rPr>
-                <w:rFonts w:ascii="標楷體" w:hAnsi="標楷體"/>
-                <w:sz w:val="22"/>
-              </w:rPr>
-              <w:t>的應看與已看應各減</w:t>
+              <w:t>使用者管理停用該閱覽者，再進入本作業，受測文件的應看與已看應各減</w:t>
             </w:r>
             <w:r>
               <w:rPr>
@@ -9467,7 +8190,7 @@
                 <w:rFonts w:ascii="標楷體" w:hAnsi="標楷體"/>
                 <w:sz w:val="22"/>
               </w:rPr>
-              <w:t>；測完即重新啟用閱覽者甲。</w:t>
+              <w:t>；測完即重新啟用該閱覽者。</w:t>
             </w:r>
           </w:p>
         </w:tc>
@@ -9529,35 +8252,7 @@
                 <w:rFonts w:ascii="標楷體" w:hAnsi="標楷體"/>
                 <w:sz w:val="22"/>
               </w:rPr>
-              <w:t>文件</w:t>
-            </w:r>
-            <w:r>
-              <w:rPr>
-                <w:rFonts w:ascii="標楷體" w:hAnsi="標楷體"/>
-                <w:sz w:val="22"/>
-              </w:rPr>
-              <w:t xml:space="preserve"> AA </w:t>
-            </w:r>
-            <w:r>
-              <w:rPr>
-                <w:rFonts w:ascii="標楷體" w:hAnsi="標楷體"/>
-                <w:sz w:val="22"/>
-              </w:rPr>
-              <w:t>發布新版本後，本作業文件</w:t>
-            </w:r>
-            <w:r>
-              <w:rPr>
-                <w:rFonts w:ascii="標楷體" w:hAnsi="標楷體"/>
-                <w:sz w:val="22"/>
-              </w:rPr>
-              <w:t xml:space="preserve"> AA </w:t>
-            </w:r>
-            <w:r>
-              <w:rPr>
-                <w:rFonts w:ascii="標楷體" w:hAnsi="標楷體"/>
-                <w:sz w:val="22"/>
-              </w:rPr>
-              <w:t>的目前版本應顯示新版號，已看應歸</w:t>
+              <w:t>受測文件發布新版本後，本作業該文件的目前版本應顯示新版號，已看應歸</w:t>
             </w:r>
             <w:r>
               <w:rPr>
@@ -9633,49 +8328,21 @@
                 <w:rFonts w:ascii="標楷體" w:hAnsi="標楷體"/>
                 <w:sz w:val="22"/>
               </w:rPr>
-              <w:t>編輯者甲對文件</w:t>
-            </w:r>
-            <w:r>
-              <w:rPr>
-                <w:rFonts w:ascii="標楷體" w:hAnsi="標楷體"/>
-                <w:sz w:val="22"/>
-              </w:rPr>
-              <w:t xml:space="preserve"> Z </w:t>
-            </w:r>
-            <w:r>
-              <w:rPr>
-                <w:rFonts w:ascii="標楷體" w:hAnsi="標楷體"/>
-                <w:sz w:val="22"/>
-              </w:rPr>
-              <w:t>提出廢止申請、尚未核准時，文件</w:t>
-            </w:r>
-            <w:r>
-              <w:rPr>
-                <w:rFonts w:ascii="標楷體" w:hAnsi="標楷體"/>
-                <w:sz w:val="22"/>
-              </w:rPr>
-              <w:t xml:space="preserve"> Z </w:t>
-            </w:r>
-            <w:r>
-              <w:rPr>
-                <w:rFonts w:ascii="標楷體" w:hAnsi="標楷體"/>
-                <w:sz w:val="22"/>
-              </w:rPr>
-              <w:t>應仍列於文件統計；審核者核准廢止後，文件</w:t>
-            </w:r>
-            <w:r>
-              <w:rPr>
-                <w:rFonts w:ascii="標楷體" w:hAnsi="標楷體"/>
-                <w:sz w:val="22"/>
-              </w:rPr>
-              <w:t xml:space="preserve"> Z </w:t>
-            </w:r>
-            <w:r>
-              <w:rPr>
-                <w:rFonts w:ascii="標楷體" w:hAnsi="標楷體"/>
-                <w:sz w:val="22"/>
-              </w:rPr>
-              <w:t>應自本作業移除。</w:t>
+              <w:t>對受測</w:t>
+            </w:r>
+            <w:r>
+              <w:rPr>
+                <w:rFonts w:ascii="標楷體" w:hAnsi="標楷體"/>
+                <w:sz w:val="22"/>
+              </w:rPr>
+              <w:t xml:space="preserve"> PDF </w:t>
+            </w:r>
+            <w:r>
+              <w:rPr>
+                <w:rFonts w:ascii="標楷體" w:hAnsi="標楷體"/>
+                <w:sz w:val="22"/>
+              </w:rPr>
+              <w:t>文件提出廢止申請、尚未核准時，該文件應仍列於文件統計；審核者核准廢止後，該文件應自本作業移除。</w:t>
             </w:r>
           </w:p>
         </w:tc>
@@ -9720,6 +8387,7 @@
                 <w:rFonts w:ascii="標楷體" w:hAnsi="標楷體"/>
                 <w:sz w:val="22"/>
               </w:rPr>
+              <w:lastRenderedPageBreak/>
               <w:t>9</w:t>
             </w:r>
           </w:p>
@@ -9737,35 +8405,7 @@
                 <w:rFonts w:ascii="標楷體" w:hAnsi="標楷體"/>
                 <w:sz w:val="22"/>
               </w:rPr>
-              <w:t>以「關鍵字」「分類」任一條件或組合查詢，清單應只列出符合條件的文件：輸入文件</w:t>
-            </w:r>
-            <w:r>
-              <w:rPr>
-                <w:rFonts w:ascii="標楷體" w:hAnsi="標楷體"/>
-                <w:sz w:val="22"/>
-              </w:rPr>
-              <w:t xml:space="preserve"> M </w:t>
-            </w:r>
-            <w:r>
-              <w:rPr>
-                <w:rFonts w:ascii="標楷體" w:hAnsi="標楷體"/>
-                <w:sz w:val="22"/>
-              </w:rPr>
-              <w:t>的名稱時，文件</w:t>
-            </w:r>
-            <w:r>
-              <w:rPr>
-                <w:rFonts w:ascii="標楷體" w:hAnsi="標楷體"/>
-                <w:sz w:val="22"/>
-              </w:rPr>
-              <w:t xml:space="preserve"> M </w:t>
-            </w:r>
-            <w:r>
-              <w:rPr>
-                <w:rFonts w:ascii="標楷體" w:hAnsi="標楷體"/>
-                <w:sz w:val="22"/>
-              </w:rPr>
-              <w:t>的閱讀率應顯示「</w:t>
+              <w:t>以「關鍵字」「分類」任一條件或組合查詢，清單應只列出符合條件的文件：輸入一份掛有可見對象但無任何閱覽者符合之文件名稱時，其閱讀率應顯示「</w:t>
             </w:r>
             <w:r>
               <w:rPr>
@@ -9807,78 +8447,28 @@
                 <w:rFonts w:ascii="標楷體" w:hAnsi="標楷體"/>
                 <w:sz w:val="22"/>
               </w:rPr>
-              <w:t>份可計算文件」；改輸入文件</w:t>
-            </w:r>
-            <w:r>
-              <w:rPr>
-                <w:rFonts w:ascii="標楷體" w:hAnsi="標楷體"/>
-                <w:sz w:val="22"/>
-              </w:rPr>
-              <w:t xml:space="preserve"> AA </w:t>
-            </w:r>
-            <w:r>
-              <w:rPr>
-                <w:rFonts w:ascii="標楷體" w:hAnsi="標楷體"/>
-                <w:sz w:val="22"/>
-              </w:rPr>
-              <w:t>與文件</w:t>
-            </w:r>
-            <w:r>
-              <w:rPr>
-                <w:rFonts w:ascii="標楷體" w:hAnsi="標楷體"/>
-                <w:sz w:val="22"/>
-              </w:rPr>
-              <w:t xml:space="preserve"> M </w:t>
-            </w:r>
-            <w:r>
-              <w:rPr>
-                <w:rFonts w:ascii="標楷體" w:hAnsi="標楷體"/>
-                <w:sz w:val="22"/>
-              </w:rPr>
-              <w:lastRenderedPageBreak/>
-              <w:t>的共同名稱前綴並將「分類」選兩者所屬分類，清單應只剩這兩份，整體平均閱讀率應等於文件</w:t>
-            </w:r>
-            <w:r>
-              <w:rPr>
-                <w:rFonts w:ascii="標楷體" w:hAnsi="標楷體"/>
-                <w:sz w:val="22"/>
-              </w:rPr>
-              <w:t xml:space="preserve"> AA </w:t>
-            </w:r>
-            <w:r>
-              <w:rPr>
-                <w:rFonts w:ascii="標楷體" w:hAnsi="標楷體"/>
-                <w:sz w:val="22"/>
-              </w:rPr>
-              <w:t>的閱讀率（文件</w:t>
-            </w:r>
-            <w:r>
-              <w:rPr>
-                <w:rFonts w:ascii="標楷體" w:hAnsi="標楷體"/>
-                <w:sz w:val="22"/>
-              </w:rPr>
-              <w:t xml:space="preserve"> M </w:t>
-            </w:r>
-            <w:r>
-              <w:rPr>
-                <w:rFonts w:ascii="標楷體" w:hAnsi="標楷體"/>
-                <w:sz w:val="22"/>
-              </w:rPr>
-              <w:t>應看為</w:t>
-            </w:r>
-            <w:r>
-              <w:rPr>
-                <w:rFonts w:ascii="標楷體" w:hAnsi="標楷體"/>
-                <w:sz w:val="22"/>
-              </w:rPr>
-              <w:t xml:space="preserve"> 0</w:t>
-            </w:r>
-            <w:r>
-              <w:rPr>
-                <w:rFonts w:ascii="標楷體" w:hAnsi="標楷體"/>
-                <w:sz w:val="22"/>
-              </w:rPr>
-              <w:t>，不列入平均）；改於「分類」選訓練教材以外的一個分類，「閱讀率低於</w:t>
+              <w:t>份可計算文件」；改輸入該文件與受測文件的共同名稱前綴並將「分類</w:t>
+            </w:r>
+            <w:r>
+              <w:rPr>
+                <w:rFonts w:ascii="標楷體" w:hAnsi="標楷體"/>
+                <w:sz w:val="22"/>
+              </w:rPr>
+              <w:t>」選兩者所屬分類，清單應只剩這兩份，整體平均閱讀率應等於受測文件的閱讀率（應看為</w:t>
+            </w:r>
+            <w:r>
+              <w:rPr>
+                <w:rFonts w:ascii="標楷體" w:hAnsi="標楷體"/>
+                <w:sz w:val="22"/>
+              </w:rPr>
+              <w:t xml:space="preserve"> 0 </w:t>
+            </w:r>
+            <w:r>
+              <w:rPr>
+                <w:rFonts w:ascii="標楷體" w:hAnsi="標楷體"/>
+                <w:sz w:val="22"/>
+              </w:rPr>
+              <w:t>之文件不列入平均）；改於「分類」選訓練教材以外的一個分類，「閱讀率低於</w:t>
             </w:r>
             <w:r>
               <w:rPr>
@@ -9996,35 +8586,7 @@
                 <w:rFonts w:ascii="標楷體" w:hAnsi="標楷體"/>
                 <w:sz w:val="22"/>
               </w:rPr>
-              <w:t>按文件</w:t>
-            </w:r>
-            <w:r>
-              <w:rPr>
-                <w:rFonts w:ascii="標楷體" w:hAnsi="標楷體"/>
-                <w:sz w:val="22"/>
-              </w:rPr>
-              <w:t xml:space="preserve"> N </w:t>
-            </w:r>
-            <w:r>
-              <w:rPr>
-                <w:rFonts w:ascii="標楷體" w:hAnsi="標楷體"/>
-                <w:sz w:val="22"/>
-              </w:rPr>
-              <w:t>左側的展開鈕，應逐組列出每組可見對象的應看、已看、未看與閱讀率；閱覽者丙應同時計入其符合的兩組，各組應看相加應大於文件</w:t>
-            </w:r>
-            <w:r>
-              <w:rPr>
-                <w:rFonts w:ascii="標楷體" w:hAnsi="標楷體"/>
-                <w:sz w:val="22"/>
-              </w:rPr>
-              <w:t xml:space="preserve"> N </w:t>
-            </w:r>
-            <w:r>
-              <w:rPr>
-                <w:rFonts w:ascii="標楷體" w:hAnsi="標楷體"/>
-                <w:sz w:val="22"/>
-              </w:rPr>
-              <w:t>的應看（各組分別計算、文件總數去重，加總大於總數屬正常）。</w:t>
+              <w:t>按一份掛有兩組以上可見對象之文件左側的展開鈕，應逐組列出每組可見對象的應看、已看、未看與閱讀率；可見對象同時符合其中兩組的閱覽者應同時計入該兩組，各組應看相加應大於該文件的應看（各組分別計算、文件總數去重，加總大於總數屬正常）。</w:t>
             </w:r>
           </w:p>
         </w:tc>
@@ -10146,7 +8708,7 @@
       <w:pPr>
         <w:pStyle w:val="1"/>
       </w:pPr>
-      <w:bookmarkStart w:id="9" w:name="_Toc243484332"/>
+      <w:bookmarkStart w:id="9" w:name="_Toc243489733"/>
       <w:r>
         <w:lastRenderedPageBreak/>
         <w:t xml:space="preserve">DM07 </w:t>
@@ -10716,21 +9278,49 @@
                 <w:rFonts w:ascii="標楷體" w:hAnsi="標楷體"/>
                 <w:sz w:val="22"/>
               </w:rPr>
-              <w:t>開啟</w:t>
-            </w:r>
-            <w:r>
-              <w:rPr>
-                <w:rFonts w:ascii="標楷體" w:hAnsi="標楷體"/>
-                <w:sz w:val="22"/>
-              </w:rPr>
-              <w:t xml:space="preserve"> Office </w:t>
-            </w:r>
-            <w:r>
-              <w:rPr>
-                <w:rFonts w:ascii="標楷體" w:hAnsi="標楷體"/>
-                <w:sz w:val="22"/>
-              </w:rPr>
-              <w:t>文件，文件檔案區應只有「下載」，並顯示</w:t>
+              <w:t>開啟目前版本為</w:t>
+            </w:r>
+            <w:r>
+              <w:rPr>
+                <w:rFonts w:ascii="標楷體" w:hAnsi="標楷體"/>
+                <w:sz w:val="22"/>
+              </w:rPr>
+              <w:t xml:space="preserve"> Word</w:t>
+            </w:r>
+            <w:r>
+              <w:rPr>
+                <w:rFonts w:ascii="標楷體" w:hAnsi="標楷體"/>
+                <w:sz w:val="22"/>
+              </w:rPr>
+              <w:t>、</w:t>
+            </w:r>
+            <w:r>
+              <w:rPr>
+                <w:rFonts w:ascii="標楷體" w:hAnsi="標楷體"/>
+                <w:sz w:val="22"/>
+              </w:rPr>
+              <w:t xml:space="preserve">Excel </w:t>
+            </w:r>
+            <w:r>
+              <w:rPr>
+                <w:rFonts w:ascii="標楷體" w:hAnsi="標楷體"/>
+                <w:sz w:val="22"/>
+              </w:rPr>
+              <w:t>或</w:t>
+            </w:r>
+            <w:r>
+              <w:rPr>
+                <w:rFonts w:ascii="標楷體" w:hAnsi="標楷體"/>
+                <w:sz w:val="22"/>
+              </w:rPr>
+              <w:t xml:space="preserve"> PowerPoint </w:t>
+            </w:r>
+            <w:r>
+              <w:rPr>
+                <w:rFonts w:ascii="標楷體" w:hAnsi="標楷體"/>
+                <w:sz w:val="22"/>
+              </w:rPr>
+              <w:t>的已發布文件，文件檔案區應只有「下載」，並顯示</w:t>
             </w:r>
             <w:r>
               <w:rPr>
@@ -10868,21 +9458,7 @@
                 <w:rFonts w:ascii="標楷體" w:hAnsi="標楷體"/>
                 <w:sz w:val="22"/>
               </w:rPr>
-              <w:t>編輯者甲對文件</w:t>
-            </w:r>
-            <w:r>
-              <w:rPr>
-                <w:rFonts w:ascii="標楷體" w:hAnsi="標楷體"/>
-                <w:sz w:val="22"/>
-              </w:rPr>
-              <w:t xml:space="preserve"> AD </w:t>
-            </w:r>
-            <w:r>
-              <w:rPr>
-                <w:rFonts w:ascii="標楷體" w:hAnsi="標楷體"/>
-                <w:sz w:val="22"/>
-              </w:rPr>
-              <w:t>按「編輯新版本」，應進入標題為「編輯文件</w:t>
+              <w:t>以編輯者對一份自建之已發布文件按「編輯新版本」，應進入標題為「編輯文件</w:t>
             </w:r>
             <w:r>
               <w:rPr>
@@ -10910,7 +9486,14 @@
                 <w:rFonts w:ascii="標楷體" w:hAnsi="標楷體"/>
                 <w:sz w:val="22"/>
               </w:rPr>
-              <w:t>文件新增與編輯）；填新版本號與變更摘要後按「儲存為草稿」，回到該文件詳細頁，「編輯新版本」應為灰色、游標移上顯示「您已有此文件的未送簽草稿，請續編既有草稿」，「廢止此文件」仍可按。測完請至</w:t>
+              <w:t>文件新增與</w:t>
+            </w:r>
+            <w:r>
+              <w:rPr>
+                <w:rFonts w:ascii="標楷體" w:hAnsi="標楷體"/>
+                <w:sz w:val="22"/>
+              </w:rPr>
+              <w:t>編輯）；填新版本號與變更摘要後按「儲存為草稿」，回到該文件詳細頁，「編輯新版本」應為灰色、游標移上顯示「您已有此文件的未送簽草稿，請續編既有草稿」，「廢止此文件」仍可按。測完請至</w:t>
             </w:r>
             <w:r>
               <w:rPr>
@@ -10986,21 +9569,21 @@
                 <w:rFonts w:ascii="標楷體" w:hAnsi="標楷體"/>
                 <w:sz w:val="22"/>
               </w:rPr>
-              <w:t>對文件</w:t>
-            </w:r>
-            <w:r>
-              <w:rPr>
-                <w:rFonts w:ascii="標楷體" w:hAnsi="標楷體"/>
-                <w:sz w:val="22"/>
-              </w:rPr>
-              <w:t xml:space="preserve"> P </w:t>
-            </w:r>
-            <w:r>
-              <w:rPr>
-                <w:rFonts w:ascii="標楷體" w:hAnsi="標楷體"/>
-                <w:sz w:val="22"/>
-              </w:rPr>
-              <w:t>按「廢止此文件」，填寫廢止原因、指定審核者後按「送出廢止申請」，應顯示「已送出廢止申請」，審核者於</w:t>
+              <w:t>對一份可廢止之</w:t>
+            </w:r>
+            <w:r>
+              <w:rPr>
+                <w:rFonts w:ascii="標楷體" w:hAnsi="標楷體"/>
+                <w:sz w:val="22"/>
+              </w:rPr>
+              <w:t xml:space="preserve"> PDF </w:t>
+            </w:r>
+            <w:r>
+              <w:rPr>
+                <w:rFonts w:ascii="標楷體" w:hAnsi="標楷體"/>
+                <w:sz w:val="22"/>
+              </w:rPr>
+              <w:t>檔已發布文件按「廢止此文件」，填寫廢止原因、指定審核者後按「送出廢止申請」，應顯示「已送出廢止申請」，審核者於</w:t>
             </w:r>
             <w:r>
               <w:rPr>
@@ -11076,28 +9659,7 @@
                 <w:rFonts w:ascii="標楷體" w:hAnsi="標楷體"/>
                 <w:sz w:val="22"/>
               </w:rPr>
-              <w:t>文件</w:t>
-            </w:r>
-            <w:r>
-              <w:rPr>
-                <w:rFonts w:ascii="標楷體" w:hAnsi="標楷體"/>
-                <w:sz w:val="22"/>
-              </w:rPr>
-              <w:t xml:space="preserve"> </w:t>
-            </w:r>
-            <w:r>
-              <w:rPr>
-                <w:rFonts w:ascii="標楷體" w:hAnsi="標楷體"/>
-                <w:sz w:val="22"/>
-              </w:rPr>
-              <w:t xml:space="preserve">P </w:t>
-            </w:r>
-            <w:r>
-              <w:rPr>
-                <w:rFonts w:ascii="標楷體" w:hAnsi="標楷體"/>
-                <w:sz w:val="22"/>
-              </w:rPr>
-              <w:t>廢止待簽核期間，應仍列於</w:t>
+              <w:t>該文件廢止待簽核期間，應仍列於</w:t>
             </w:r>
             <w:r>
               <w:rPr>
@@ -11173,35 +9735,7 @@
                 <w:rFonts w:ascii="標楷體" w:hAnsi="標楷體"/>
                 <w:sz w:val="22"/>
               </w:rPr>
-              <w:t>審核者核准文件</w:t>
-            </w:r>
-            <w:r>
-              <w:rPr>
-                <w:rFonts w:ascii="標楷體" w:hAnsi="標楷體"/>
-                <w:sz w:val="22"/>
-              </w:rPr>
-              <w:t xml:space="preserve"> P </w:t>
-            </w:r>
-            <w:r>
-              <w:rPr>
-                <w:rFonts w:ascii="標楷體" w:hAnsi="標楷體"/>
-                <w:sz w:val="22"/>
-              </w:rPr>
-              <w:t>的廢止後，文件</w:t>
-            </w:r>
-            <w:r>
-              <w:rPr>
-                <w:rFonts w:ascii="標楷體" w:hAnsi="標楷體"/>
-                <w:sz w:val="22"/>
-              </w:rPr>
-              <w:t xml:space="preserve"> P </w:t>
-            </w:r>
-            <w:r>
-              <w:rPr>
-                <w:rFonts w:ascii="標楷體" w:hAnsi="標楷體"/>
-                <w:sz w:val="22"/>
-              </w:rPr>
-              <w:t>應自</w:t>
+              <w:t>審核者核准該文件的廢止後，它應自</w:t>
             </w:r>
             <w:r>
               <w:rPr>
@@ -11274,6 +9808,7 @@
                 <w:rFonts w:ascii="標楷體" w:hAnsi="標楷體"/>
                 <w:sz w:val="22"/>
               </w:rPr>
+              <w:lastRenderedPageBreak/>
               <w:t>9</w:t>
             </w:r>
           </w:p>
@@ -11291,21 +9826,21 @@
                 <w:rFonts w:ascii="標楷體" w:hAnsi="標楷體"/>
                 <w:sz w:val="22"/>
               </w:rPr>
-              <w:t>編輯者甲對文件</w:t>
-            </w:r>
-            <w:r>
-              <w:rPr>
-                <w:rFonts w:ascii="標楷體" w:hAnsi="標楷體"/>
-                <w:sz w:val="22"/>
-              </w:rPr>
-              <w:t xml:space="preserve"> Y </w:t>
-            </w:r>
-            <w:r>
-              <w:rPr>
-                <w:rFonts w:ascii="標楷體" w:hAnsi="標楷體"/>
-                <w:sz w:val="22"/>
-              </w:rPr>
-              <w:t>申請廢止時附加一個</w:t>
+              <w:t>以編輯者對一份可廢止之</w:t>
+            </w:r>
+            <w:r>
+              <w:rPr>
+                <w:rFonts w:ascii="標楷體" w:hAnsi="標楷體"/>
+                <w:sz w:val="22"/>
+              </w:rPr>
+              <w:t xml:space="preserve"> Word </w:t>
+            </w:r>
+            <w:r>
+              <w:rPr>
+                <w:rFonts w:ascii="標楷體" w:hAnsi="標楷體"/>
+                <w:sz w:val="22"/>
+              </w:rPr>
+              <w:t>檔已發布文件申請廢止，並附加一個</w:t>
             </w:r>
             <w:r>
               <w:rPr>
@@ -11319,7 +9854,7 @@
                 <w:rFonts w:ascii="標楷體" w:hAnsi="標楷體"/>
                 <w:sz w:val="22"/>
               </w:rPr>
-              <w:t>作為廢止附件，審核者核准後以管理者由</w:t>
+              <w:t>作為廢止附件；審核者核准後以管理者由</w:t>
             </w:r>
             <w:r>
               <w:rPr>
@@ -11333,21 +9868,7 @@
                 <w:rFonts w:ascii="標楷體" w:hAnsi="標楷體"/>
                 <w:sz w:val="22"/>
               </w:rPr>
-              <w:t>進入，紅色橫幅應出現「下載廢止附件」、下載內容即為該附件；文件</w:t>
-            </w:r>
-            <w:r>
-              <w:rPr>
-                <w:rFonts w:ascii="標楷體" w:hAnsi="標楷體"/>
-                <w:sz w:val="22"/>
-              </w:rPr>
-              <w:t xml:space="preserve"> Y </w:t>
-            </w:r>
-            <w:r>
-              <w:rPr>
-                <w:rFonts w:ascii="標楷體" w:hAnsi="標楷體"/>
-                <w:sz w:val="22"/>
-              </w:rPr>
-              <w:t>的</w:t>
+              <w:t>進入，紅色橫幅應出現「下載廢止附件」、下載內容即為該附件，該文件的</w:t>
             </w:r>
             <w:r>
               <w:rPr>
@@ -11361,22 +9882,7 @@
                 <w:rFonts w:ascii="標楷體" w:hAnsi="標楷體"/>
                 <w:sz w:val="22"/>
               </w:rPr>
-              <w:t>版本應</w:t>
-            </w:r>
-            <w:r>
-              <w:rPr>
-                <w:rFonts w:ascii="標楷體" w:hAnsi="標楷體"/>
-                <w:sz w:val="22"/>
-              </w:rPr>
-              <w:lastRenderedPageBreak/>
-              <w:t>有「</w:t>
-            </w:r>
-            <w:r>
-              <w:rPr>
-                <w:rFonts w:ascii="標楷體" w:hAnsi="標楷體"/>
-                <w:sz w:val="22"/>
-              </w:rPr>
-              <w:t>下載」可取得原檔。</w:t>
+              <w:t>版本應有「下載」可取得原檔。</w:t>
             </w:r>
           </w:p>
         </w:tc>
@@ -11408,10 +9914,13 @@
       <w:pPr>
         <w:pStyle w:val="1"/>
       </w:pPr>
-      <w:bookmarkStart w:id="10" w:name="_Toc243484333"/>
+      <w:bookmarkStart w:id="10" w:name="_Toc243489734"/>
       <w:r>
         <w:lastRenderedPageBreak/>
-        <w:t xml:space="preserve">DM08 </w:t>
+        <w:t>D</w:t>
+      </w:r>
+      <w:r>
+        <w:t xml:space="preserve">M08 </w:t>
       </w:r>
       <w:r>
         <w:t>文件新增與編輯</w:t>
@@ -11861,7 +10370,14 @@
                 <w:rFonts w:ascii="標楷體" w:hAnsi="標楷體"/>
                 <w:sz w:val="22"/>
               </w:rPr>
-              <w:t xml:space="preserve"> DM01 </w:t>
+              <w:t xml:space="preserve"> </w:t>
+            </w:r>
+            <w:r>
+              <w:rPr>
+                <w:rFonts w:ascii="標楷體" w:hAnsi="標楷體"/>
+                <w:sz w:val="22"/>
+              </w:rPr>
+              <w:t xml:space="preserve">DM01 </w:t>
             </w:r>
             <w:r>
               <w:rPr>
@@ -12241,7 +10757,7 @@
                 <w:rFonts w:ascii="標楷體" w:hAnsi="標楷體"/>
                 <w:sz w:val="22"/>
               </w:rPr>
-              <w:t>以編輯兼審核者登入，按「新增文件」後展開「指定審核者」，清單應只列具審核者角色者，且不含自己。</w:t>
+              <w:t>以同時具編輯者與審核者角色之帳號登入，按「新增文件」後展開「指定審核者」，清單應只列具審核者角色者，且不含自己。</w:t>
             </w:r>
           </w:p>
         </w:tc>
@@ -12442,7 +10958,7 @@
                 <w:rFonts w:ascii="標楷體" w:hAnsi="標楷體"/>
                 <w:sz w:val="22"/>
               </w:rPr>
-              <w:t>編輯新版本時把可見對象改為閱覽者甲看不到的組合（例如「國軍高雄總醫院＋醫檢師」）並送交簽核，核准前閱覽者甲仍看得到該文件；審核者核准後，閱覽者甲即看不到。</w:t>
+              <w:t>編輯新版本時把可見對象改為該閱覽者看不到的組合（例如「國軍高雄總醫院＋醫檢師」）並送交簽核，核准前該閱覽者仍看得到此文件；審核者核准後，該閱覽者即看不到。</w:t>
             </w:r>
           </w:p>
         </w:tc>
@@ -12633,9 +11149,9 @@
     </w:lvl>
   </w:abstractNum>
   <w:abstractNum w:abstractNumId="1" w15:restartNumberingAfterBreak="0">
-    <w:nsid w:val="29636904"/>
+    <w:nsid w:val="668A7990"/>
     <w:multiLevelType w:val="multilevel"/>
-    <w:tmpl w:val="044AE10E"/>
+    <w:tmpl w:val="B7BE9DA2"/>
     <w:lvl w:ilvl="0">
       <w:start w:val="1"/>
       <w:numFmt w:val="bullet"/>
@@ -24739,7 +23255,7 @@
 </file>
 
 <file path=customXml/itemProps1.xml><?xml version="1.0" encoding="utf-8"?>
-<ds:datastoreItem xmlns:ds="http://schemas.openxmlformats.org/officeDocument/2006/customXml" ds:itemID="{415726A0-B617-48D9-91AD-0C4EE79877E7}">
+<ds:datastoreItem xmlns:ds="http://schemas.openxmlformats.org/officeDocument/2006/customXml" ds:itemID="{717CC49A-A372-4032-9DF1-FAC735998854}">
   <ds:schemaRefs>
     <ds:schemaRef ds:uri="http://schemas.openxmlformats.org/officeDocument/2006/bibliography"/>
   </ds:schemaRefs>

--- a/docs/manuals/測試報告/DM-文件管理模組.docx
+++ b/docs/manuals/測試報告/DM-文件管理模組.docx
@@ -498,7 +498,7 @@
       <w:r>
         <w:fldChar w:fldCharType="separate"/>
       </w:r>
-      <w:hyperlink w:anchor="_Toc243489725" w:history="1">
+      <w:hyperlink w:anchor="_Toc243490569" w:history="1">
         <w:r>
           <w:rPr>
             <w:rStyle w:val="affb"/>
@@ -526,7 +526,7 @@
             <w:noProof/>
             <w:webHidden/>
           </w:rPr>
-          <w:instrText xml:space="preserve"> PAGEREF _Toc243489725 \h </w:instrText>
+          <w:instrText xml:space="preserve"> PAGEREF _Toc243490569 \h </w:instrText>
         </w:r>
         <w:r>
           <w:rPr>
@@ -571,7 +571,7 @@
           <w:szCs w:val="22"/>
         </w:rPr>
       </w:pPr>
-      <w:hyperlink w:anchor="_Toc243489726" w:history="1">
+      <w:hyperlink w:anchor="_Toc243490570" w:history="1">
         <w:r>
           <w:rPr>
             <w:rStyle w:val="affb"/>
@@ -606,7 +606,7 @@
             <w:noProof/>
             <w:webHidden/>
           </w:rPr>
-          <w:instrText xml:space="preserve"> PAGEREF _Toc243489726 \h </w:instrText>
+          <w:instrText xml:space="preserve"> PAGEREF _Toc243490570 \h </w:instrText>
         </w:r>
         <w:r>
           <w:rPr>
@@ -651,7 +651,7 @@
           <w:szCs w:val="22"/>
         </w:rPr>
       </w:pPr>
-      <w:hyperlink w:anchor="_Toc243489727" w:history="1">
+      <w:hyperlink w:anchor="_Toc243490571" w:history="1">
         <w:r>
           <w:rPr>
             <w:rStyle w:val="affb"/>
@@ -686,7 +686,7 @@
             <w:noProof/>
             <w:webHidden/>
           </w:rPr>
-          <w:instrText xml:space="preserve"> PAGEREF _Toc243489727 \h </w:instrText>
+          <w:instrText xml:space="preserve"> PAGEREF _Toc243490571 \h </w:instrText>
         </w:r>
         <w:r>
           <w:rPr>
@@ -731,7 +731,7 @@
           <w:szCs w:val="22"/>
         </w:rPr>
       </w:pPr>
-      <w:hyperlink w:anchor="_Toc243489728" w:history="1">
+      <w:hyperlink w:anchor="_Toc243490572" w:history="1">
         <w:r>
           <w:rPr>
             <w:rStyle w:val="affb"/>
@@ -766,7 +766,7 @@
             <w:noProof/>
             <w:webHidden/>
           </w:rPr>
-          <w:instrText xml:space="preserve"> PAGEREF _Toc243489728 \h </w:instrText>
+          <w:instrText xml:space="preserve"> PAGEREF _Toc243490572 \h </w:instrText>
         </w:r>
         <w:r>
           <w:rPr>
@@ -811,7 +811,7 @@
           <w:szCs w:val="22"/>
         </w:rPr>
       </w:pPr>
-      <w:hyperlink w:anchor="_Toc243489729" w:history="1">
+      <w:hyperlink w:anchor="_Toc243490573" w:history="1">
         <w:r>
           <w:rPr>
             <w:rStyle w:val="affb"/>
@@ -846,7 +846,7 @@
             <w:noProof/>
             <w:webHidden/>
           </w:rPr>
-          <w:instrText xml:space="preserve"> PAGEREF _Toc243489729 \h </w:instrText>
+          <w:instrText xml:space="preserve"> PAGEREF _Toc243490573 \h </w:instrText>
         </w:r>
         <w:r>
           <w:rPr>
@@ -891,7 +891,7 @@
           <w:szCs w:val="22"/>
         </w:rPr>
       </w:pPr>
-      <w:hyperlink w:anchor="_Toc243489730" w:history="1">
+      <w:hyperlink w:anchor="_Toc243490574" w:history="1">
         <w:r>
           <w:rPr>
             <w:rStyle w:val="affb"/>
@@ -926,7 +926,7 @@
             <w:noProof/>
             <w:webHidden/>
           </w:rPr>
-          <w:instrText xml:space="preserve"> PAGEREF _Toc243489730 \h </w:instrText>
+          <w:instrText xml:space="preserve"> PAGEREF _Toc243490574 \h </w:instrText>
         </w:r>
         <w:r>
           <w:rPr>
@@ -971,7 +971,7 @@
           <w:szCs w:val="22"/>
         </w:rPr>
       </w:pPr>
-      <w:hyperlink w:anchor="_Toc243489731" w:history="1">
+      <w:hyperlink w:anchor="_Toc243490575" w:history="1">
         <w:r>
           <w:rPr>
             <w:rStyle w:val="affb"/>
@@ -1006,7 +1006,7 @@
             <w:noProof/>
             <w:webHidden/>
           </w:rPr>
-          <w:instrText xml:space="preserve"> PAGEREF _Toc243489731 \h </w:instrText>
+          <w:instrText xml:space="preserve"> PAGEREF _Toc243490575 \h </w:instrText>
         </w:r>
         <w:r>
           <w:rPr>
@@ -1051,7 +1051,7 @@
           <w:szCs w:val="22"/>
         </w:rPr>
       </w:pPr>
-      <w:hyperlink w:anchor="_Toc243489732" w:history="1">
+      <w:hyperlink w:anchor="_Toc243490576" w:history="1">
         <w:r>
           <w:rPr>
             <w:rStyle w:val="affb"/>
@@ -1093,7 +1093,7 @@
             <w:noProof/>
             <w:webHidden/>
           </w:rPr>
-          <w:instrText xml:space="preserve"> PAGEREF _Toc243489732 \h </w:instrText>
+          <w:instrText xml:space="preserve"> PAGEREF _Toc243490576 \h </w:instrText>
         </w:r>
         <w:r>
           <w:rPr>
@@ -1138,7 +1138,7 @@
           <w:szCs w:val="22"/>
         </w:rPr>
       </w:pPr>
-      <w:hyperlink w:anchor="_Toc243489733" w:history="1">
+      <w:hyperlink w:anchor="_Toc243490577" w:history="1">
         <w:r>
           <w:rPr>
             <w:rStyle w:val="affb"/>
@@ -1173,7 +1173,7 @@
             <w:noProof/>
             <w:webHidden/>
           </w:rPr>
-          <w:instrText xml:space="preserve"> PAGEREF _Toc243489733 \h </w:instrText>
+          <w:instrText xml:space="preserve"> PAGEREF _Toc243490577 \h </w:instrText>
         </w:r>
         <w:r>
           <w:rPr>
@@ -1218,7 +1218,7 @@
           <w:szCs w:val="22"/>
         </w:rPr>
       </w:pPr>
-      <w:hyperlink w:anchor="_Toc243489734" w:history="1">
+      <w:hyperlink w:anchor="_Toc243490578" w:history="1">
         <w:r>
           <w:rPr>
             <w:rStyle w:val="affb"/>
@@ -1253,7 +1253,7 @@
             <w:noProof/>
             <w:webHidden/>
           </w:rPr>
-          <w:instrText xml:space="preserve"> PAGEREF _Toc243489734 \h </w:instrText>
+          <w:instrText xml:space="preserve"> PAGEREF _Toc243490578 \h </w:instrText>
         </w:r>
         <w:r>
           <w:rPr>
@@ -1303,7 +1303,7 @@
       <w:pPr>
         <w:pStyle w:val="1"/>
       </w:pPr>
-      <w:bookmarkStart w:id="1" w:name="_Toc243489725"/>
+      <w:bookmarkStart w:id="1" w:name="_Toc243490569"/>
       <w:r>
         <w:lastRenderedPageBreak/>
         <w:t>測試注意事項</w:t>
@@ -1325,7 +1325,7 @@
       <w:pPr>
         <w:pStyle w:val="1"/>
       </w:pPr>
-      <w:bookmarkStart w:id="2" w:name="_Toc243489726"/>
+      <w:bookmarkStart w:id="2" w:name="_Toc243490570"/>
       <w:r>
         <w:lastRenderedPageBreak/>
         <w:t xml:space="preserve">DM00 </w:t>
@@ -2155,7 +2155,7 @@
       <w:pPr>
         <w:pStyle w:val="1"/>
       </w:pPr>
-      <w:bookmarkStart w:id="3" w:name="_Toc243489727"/>
+      <w:bookmarkStart w:id="3" w:name="_Toc243490571"/>
       <w:r>
         <w:lastRenderedPageBreak/>
         <w:t xml:space="preserve">DM01 </w:t>
@@ -2842,14 +2842,7 @@
                 <w:rFonts w:ascii="標楷體" w:hAnsi="標楷體"/>
                 <w:sz w:val="22"/>
               </w:rPr>
-              <w:t>起、迄」任一條件或組合查詢（輸入或選取後不必按任何按鈕，清單即自動更新），清單應只列出符合條件的文件：關鍵字比對文件名稱與目前發布版本的摘要兩者（驗摘要請以僅出現在摘要、文件名稱中沒有的詞查詢），作者比對目前發布版本上</w:t>
-            </w:r>
-            <w:r>
-              <w:rPr>
-                <w:rFonts w:ascii="標楷體" w:hAnsi="標楷體"/>
-                <w:sz w:val="22"/>
-              </w:rPr>
-              <w:t>傳者的姓名、他人建立之文件不應列出，檢索標籤可複選、掛有任一標籤即符合，發布日期起迄兩日皆含在內，設定多個條件時須同時符合。</w:t>
+              <w:t>起、迄」任一條件或組合查詢（輸入或選取後不必按任何按鈕，清單即自動更新），清單應只列出符合條件的文件。</w:t>
             </w:r>
           </w:p>
         </w:tc>
@@ -2911,43 +2904,21 @@
                 <w:rFonts w:ascii="標楷體" w:hAnsi="標楷體"/>
                 <w:sz w:val="22"/>
               </w:rPr>
-              <w:t>於「分類」選「系統操作手冊」，下方應出現「關聯作業項目（</w:t>
-            </w:r>
-            <w:r>
-              <w:rPr>
-                <w:rFonts w:ascii="標楷體" w:hAnsi="標楷體"/>
-                <w:sz w:val="22"/>
-              </w:rPr>
-              <w:t>func_name</w:t>
-            </w:r>
-            <w:r>
-              <w:rPr>
-                <w:rFonts w:ascii="標楷體" w:hAnsi="標楷體"/>
-                <w:sz w:val="22"/>
-              </w:rPr>
-              <w:t>）」下拉；選一個已有已發布手冊之作業項目，應只列出該作業項目的手冊，且其文件名稱下方標示該作業項</w:t>
-            </w:r>
-            <w:r>
-              <w:rPr>
-                <w:rFonts w:ascii="標楷體" w:hAnsi="標楷體"/>
-                <w:sz w:val="22"/>
-              </w:rPr>
-              <w:lastRenderedPageBreak/>
-              <w:t>目（「代碼</w:t>
-            </w:r>
-            <w:r>
-              <w:rPr>
-                <w:rFonts w:ascii="標楷體" w:hAnsi="標楷體"/>
-                <w:sz w:val="22"/>
-              </w:rPr>
-              <w:t xml:space="preserve"> — </w:t>
-            </w:r>
-            <w:r>
-              <w:rPr>
-                <w:rFonts w:ascii="標楷體" w:hAnsi="標楷體"/>
-                <w:sz w:val="22"/>
-              </w:rPr>
-              <w:t>名稱」）；再將「分類」改選其他分類，該下拉應隱藏且已選的作業項目一併清除。</w:t>
+              <w:t>以僅出現在摘要、文件名稱中沒有的詞查詢，該文件仍應列出；「檢索標籤」同時選兩個，掛有其中任一標籤之文件皆應列出；「發布日期</w:t>
+            </w:r>
+            <w:r>
+              <w:rPr>
+                <w:rFonts w:ascii="標楷體" w:hAnsi="標楷體"/>
+                <w:sz w:val="22"/>
+              </w:rPr>
+              <w:t xml:space="preserve"> </w:t>
+            </w:r>
+            <w:r>
+              <w:rPr>
+                <w:rFonts w:ascii="標楷體" w:hAnsi="標楷體"/>
+                <w:sz w:val="22"/>
+              </w:rPr>
+              <w:t>起、迄」設為同一天，應只列出該日發布之文件。</w:t>
             </w:r>
           </w:p>
         </w:tc>
@@ -3009,7 +2980,43 @@
                 <w:rFonts w:ascii="標楷體" w:hAnsi="標楷體"/>
                 <w:sz w:val="22"/>
               </w:rPr>
-              <w:t>由非原作者之另一位具編輯者角色者，為一份於測試前一日（含）以前發布之文件上傳新版本並送審，清單中該文件之發布日期應維持原值；審核者核准後，發布日期更新為新版本之日期，作者改為上傳新版本者（作者為目前發布版本的上傳者）。</w:t>
+              <w:t>於「分類」選「系統操作手冊」，下方應出現「關聯作業項目（</w:t>
+            </w:r>
+            <w:r>
+              <w:rPr>
+                <w:rFonts w:ascii="標楷體" w:hAnsi="標楷體"/>
+                <w:sz w:val="22"/>
+              </w:rPr>
+              <w:t>func_name</w:t>
+            </w:r>
+            <w:r>
+              <w:rPr>
+                <w:rFonts w:ascii="標楷體" w:hAnsi="標楷體"/>
+                <w:sz w:val="22"/>
+              </w:rPr>
+              <w:t>）」下拉；選一個已有已發布手冊之作業項目，應只列出該作業項目的手冊，且其文件名稱下方標示該作業項</w:t>
+            </w:r>
+            <w:r>
+              <w:rPr>
+                <w:rFonts w:ascii="標楷體" w:hAnsi="標楷體"/>
+                <w:sz w:val="22"/>
+              </w:rPr>
+              <w:lastRenderedPageBreak/>
+              <w:t>目（「代碼</w:t>
+            </w:r>
+            <w:r>
+              <w:rPr>
+                <w:rFonts w:ascii="標楷體" w:hAnsi="標楷體"/>
+                <w:sz w:val="22"/>
+              </w:rPr>
+              <w:t xml:space="preserve"> — </w:t>
+            </w:r>
+            <w:r>
+              <w:rPr>
+                <w:rFonts w:ascii="標楷體" w:hAnsi="標楷體"/>
+                <w:sz w:val="22"/>
+              </w:rPr>
+              <w:t>名稱」）；再將「分類」改選其他分類，該下拉應隱藏且已選的作業項目一併清除。</w:t>
             </w:r>
           </w:p>
         </w:tc>
@@ -3055,6 +3062,75 @@
                 <w:sz w:val="22"/>
               </w:rPr>
               <w:t>8</w:t>
+            </w:r>
+          </w:p>
+        </w:tc>
+        <w:tc>
+          <w:tcPr>
+            <w:tcW w:w="6236" w:type="dxa"/>
+          </w:tcPr>
+          <w:p>
+            <w:pPr>
+              <w:spacing w:before="60" w:after="60"/>
+            </w:pPr>
+            <w:r>
+              <w:rPr>
+                <w:rFonts w:ascii="標楷體" w:hAnsi="標楷體"/>
+                <w:sz w:val="22"/>
+              </w:rPr>
+              <w:t>由非原作者之另一位具編輯者角色者，為一份於測試前一日（含）以</w:t>
+            </w:r>
+            <w:r>
+              <w:rPr>
+                <w:rFonts w:ascii="標楷體" w:hAnsi="標楷體"/>
+                <w:sz w:val="22"/>
+              </w:rPr>
+              <w:t>前發布之文件上傳新版本並送審，清單中該文件之發布日期應維持原值；審核者核准後，發布日期更新為新版本之日期，作者改為上傳新版本者（作者為目前發布版本的上傳者）。</w:t>
+            </w:r>
+          </w:p>
+        </w:tc>
+        <w:tc>
+          <w:tcPr>
+            <w:tcW w:w="1247" w:type="dxa"/>
+          </w:tcPr>
+          <w:p>
+            <w:pPr>
+              <w:spacing w:before="60" w:after="60"/>
+              <w:jc w:val="center"/>
+            </w:pPr>
+          </w:p>
+        </w:tc>
+        <w:tc>
+          <w:tcPr>
+            <w:tcW w:w="1247" w:type="dxa"/>
+          </w:tcPr>
+          <w:p>
+            <w:pPr>
+              <w:spacing w:before="60" w:after="60"/>
+              <w:jc w:val="center"/>
+            </w:pPr>
+          </w:p>
+        </w:tc>
+      </w:tr>
+      <w:tr>
+        <w:trPr>
+          <w:jc w:val="center"/>
+        </w:trPr>
+        <w:tc>
+          <w:tcPr>
+            <w:tcW w:w="907" w:type="dxa"/>
+          </w:tcPr>
+          <w:p>
+            <w:pPr>
+              <w:spacing w:before="60" w:after="60"/>
+              <w:jc w:val="center"/>
+            </w:pPr>
+            <w:r>
+              <w:rPr>
+                <w:rFonts w:ascii="標楷體" w:hAnsi="標楷體"/>
+                <w:sz w:val="22"/>
+              </w:rPr>
+              <w:t>9</w:t>
             </w:r>
           </w:p>
         </w:tc>
@@ -3103,7 +3179,7 @@
       <w:pPr>
         <w:pStyle w:val="1"/>
       </w:pPr>
-      <w:bookmarkStart w:id="4" w:name="_Toc243489728"/>
+      <w:bookmarkStart w:id="4" w:name="_Toc243490572"/>
       <w:r>
         <w:lastRenderedPageBreak/>
         <w:t xml:space="preserve">DM02 </w:t>
@@ -3750,14 +3826,7 @@
                 <w:rFonts w:ascii="標楷體" w:hAnsi="標楷體"/>
                 <w:sz w:val="22"/>
               </w:rPr>
-              <w:t xml:space="preserve"> `0 8 * * </w:t>
-            </w:r>
-            <w:r>
-              <w:rPr>
-                <w:rFonts w:ascii="標楷體" w:hAnsi="標楷體"/>
-                <w:sz w:val="22"/>
-              </w:rPr>
-              <w:t>*`</w:t>
+              <w:t xml:space="preserve"> `0 8 * * *`</w:t>
             </w:r>
             <w:r>
               <w:rPr>
@@ -3771,7 +3840,14 @@
                 <w:rFonts w:ascii="標楷體" w:hAnsi="標楷體"/>
                 <w:sz w:val="22"/>
               </w:rPr>
-              <w:t xml:space="preserve"> Email</w:t>
+              <w:t xml:space="preserve"> </w:t>
+            </w:r>
+            <w:r>
+              <w:rPr>
+                <w:rFonts w:ascii="標楷體" w:hAnsi="標楷體"/>
+                <w:sz w:val="22"/>
+              </w:rPr>
+              <w:t>Email</w:t>
             </w:r>
             <w:r>
               <w:rPr>
@@ -3882,14 +3958,7 @@
                 <w:rFonts w:ascii="標楷體" w:hAnsi="標楷體"/>
                 <w:sz w:val="22"/>
               </w:rPr>
-              <w:t>點一筆新增類送審之列，下方應展開簽核明細，顯示該文件之可見對象與檢索標籤，以及「變更摘要」欄中撰寫者填寫之首版摘要，按「下載」可取得送審檔案；點一筆新版本類送審之列，檔案區應並列目前發布版與待審新版，兩者皆可下載；點一筆廢止類送審之列，變更摘要應顯示申請人填寫之廢止原因，且</w:t>
-            </w:r>
-            <w:r>
-              <w:rPr>
-                <w:rFonts w:ascii="標楷體" w:hAnsi="標楷體"/>
-                <w:sz w:val="22"/>
-              </w:rPr>
-              <w:t>可「下載廢止附件」。</w:t>
+              <w:t>點一筆新增類送審之列，下方應展開簽核明細，顯示該文件之可見對象與檢索標籤，以及「變更摘要」欄中撰寫者填寫之首版摘要，按「下載」可取得送審檔案；點一筆新版本類送審之列，檔案區應並列目前發布版與待審新版，兩者皆可下載；點一筆廢止類送審之列，變更摘要應顯示申請人填寫之廢止原因，且可「下載廢止附件」。</w:t>
             </w:r>
           </w:p>
         </w:tc>
@@ -3951,7 +4020,14 @@
                 <w:rFonts w:ascii="標楷體" w:hAnsi="標楷體"/>
                 <w:sz w:val="22"/>
               </w:rPr>
-              <w:t>對一筆可見對象與閱覽者相符之新增類送審按「核准並發布」，於確認視窗按「確認核准」，應顯示「已核准並發布」，該項目移至「已完成」，該文件出現於文件庫，送審者之個人專區「我的文件動態」應出現該文件的「核准發布」列；管理者於文件變更歷程查詢應查得到其發布紀錄，核准者為本次核准的審核者。</w:t>
+              <w:t>對一筆可見</w:t>
+            </w:r>
+            <w:r>
+              <w:rPr>
+                <w:rFonts w:ascii="標楷體" w:hAnsi="標楷體"/>
+                <w:sz w:val="22"/>
+              </w:rPr>
+              <w:t>對象與閱覽者相符之新增類送審按「核准並發布」，於確認視窗按「確認核准」，應顯示「已核准並發布」，該項目移至「已完成」，該文件出現於文件庫，送審者之個人專區「我的文件動態」應出現該文件的「核准發布」列；管理者於文件變更歷程查詢應查得到其發布紀錄，核准者為本次核准的審核者。</w:t>
             </w:r>
           </w:p>
         </w:tc>
@@ -4242,14 +4318,7 @@
                 <w:rFonts w:ascii="標楷體" w:hAnsi="標楷體"/>
                 <w:sz w:val="22"/>
               </w:rPr>
-              <w:t>），該列「退回原因」欄顯示剛才填寫的退回原因全文；退回另一筆新版本類送審後，文件庫中該文件應仍為原發布版，新版本回到草稿匣；退回另一筆廢止申請後，該文件應仍為已發布並</w:t>
-            </w:r>
-            <w:r>
-              <w:rPr>
-                <w:rFonts w:ascii="標楷體" w:hAnsi="標楷體"/>
-                <w:sz w:val="22"/>
-              </w:rPr>
-              <w:t>照常列於文件庫。</w:t>
+              <w:t>），該列「退回原因」欄顯示剛才填寫的退回原因全文。</w:t>
             </w:r>
           </w:p>
         </w:tc>
@@ -4311,21 +4380,7 @@
                 <w:rFonts w:ascii="標楷體" w:hAnsi="標楷體"/>
                 <w:sz w:val="22"/>
               </w:rPr>
-              <w:t>切換至「已完成」，應列出本人核准與退回之項目、結果與送審者；退回之列「退回原因」欄應為所填原因，核准之列為「</w:t>
-            </w:r>
-            <w:r>
-              <w:rPr>
-                <w:rFonts w:ascii="標楷體" w:hAnsi="標楷體"/>
-                <w:sz w:val="22"/>
-              </w:rPr>
-              <w:t>—</w:t>
-            </w:r>
-            <w:r>
-              <w:rPr>
-                <w:rFonts w:ascii="標楷體" w:hAnsi="標楷體"/>
-                <w:sz w:val="22"/>
-              </w:rPr>
-              <w:t>」；於「搜尋文件名稱」輸入其中一筆文件名稱之一段應篩出該筆，且項目上無核准或退回之操作。</w:t>
+              <w:t>退回另一筆新版本類送審後，文件庫中該文件應仍為原發布版，新版本回到草稿匣；退回另一筆廢止申請後，該文件應仍為已發布並照常列於文件庫。</w:t>
             </w:r>
           </w:p>
         </w:tc>
@@ -4387,7 +4442,90 @@
                 <w:rFonts w:ascii="標楷體" w:hAnsi="標楷體"/>
                 <w:sz w:val="22"/>
               </w:rPr>
-              <w:t>兩份同作業項目之手冊送審中，核准其中一份後再核准另一份，應被擋下並提示該作業項目已有已發布手冊（未擋下將出現兩份手冊，依作業項目查詢結果不再唯一）。測完請將第二份退回或由送審者撤回。</w:t>
+              <w:t>切換至「已完成」，應列出本人核准與退回之項目、結果與送審者；退回之列「退回原因」欄應為所填原因，核准之列為「</w:t>
+            </w:r>
+            <w:r>
+              <w:rPr>
+                <w:rFonts w:ascii="標楷體" w:hAnsi="標楷體"/>
+                <w:sz w:val="22"/>
+              </w:rPr>
+              <w:t>—</w:t>
+            </w:r>
+            <w:r>
+              <w:rPr>
+                <w:rFonts w:ascii="標楷體" w:hAnsi="標楷體"/>
+                <w:sz w:val="22"/>
+              </w:rPr>
+              <w:t>」；於「搜尋文件名稱」輸入其中一筆文件名稱之一段應篩出該筆，且項目上無核准或退回之操作。</w:t>
+            </w:r>
+          </w:p>
+        </w:tc>
+        <w:tc>
+          <w:tcPr>
+            <w:tcW w:w="1247" w:type="dxa"/>
+          </w:tcPr>
+          <w:p>
+            <w:pPr>
+              <w:spacing w:before="60" w:after="60"/>
+              <w:jc w:val="center"/>
+            </w:pPr>
+          </w:p>
+        </w:tc>
+        <w:tc>
+          <w:tcPr>
+            <w:tcW w:w="1247" w:type="dxa"/>
+          </w:tcPr>
+          <w:p>
+            <w:pPr>
+              <w:spacing w:before="60" w:after="60"/>
+              <w:jc w:val="center"/>
+            </w:pPr>
+          </w:p>
+        </w:tc>
+      </w:tr>
+      <w:tr>
+        <w:trPr>
+          <w:jc w:val="center"/>
+        </w:trPr>
+        <w:tc>
+          <w:tcPr>
+            <w:tcW w:w="907" w:type="dxa"/>
+          </w:tcPr>
+          <w:p>
+            <w:pPr>
+              <w:spacing w:before="60" w:after="60"/>
+              <w:jc w:val="center"/>
+            </w:pPr>
+            <w:r>
+              <w:rPr>
+                <w:rFonts w:ascii="標楷體" w:hAnsi="標楷體"/>
+                <w:sz w:val="22"/>
+              </w:rPr>
+              <w:t>12</w:t>
+            </w:r>
+          </w:p>
+        </w:tc>
+        <w:tc>
+          <w:tcPr>
+            <w:tcW w:w="6236" w:type="dxa"/>
+          </w:tcPr>
+          <w:p>
+            <w:pPr>
+              <w:spacing w:before="60" w:after="60"/>
+            </w:pPr>
+            <w:r>
+              <w:rPr>
+                <w:rFonts w:ascii="標楷體" w:hAnsi="標楷體"/>
+                <w:sz w:val="22"/>
+              </w:rPr>
+              <w:t>兩份同作業項目之手冊送審中，核准其中一份後再核准另一份，應被擋下並提示該作業項目已有已發布手冊（未擋下將出現兩份手冊，依作業項目查詢結果不再唯一）。測完請</w:t>
+            </w:r>
+            <w:r>
+              <w:rPr>
+                <w:rFonts w:ascii="標楷體" w:hAnsi="標楷體"/>
+                <w:sz w:val="22"/>
+              </w:rPr>
+              <w:t>將第二份退回或由送審者撤回。</w:t>
             </w:r>
           </w:p>
         </w:tc>
@@ -4419,7 +4557,7 @@
       <w:pPr>
         <w:pStyle w:val="1"/>
       </w:pPr>
-      <w:bookmarkStart w:id="5" w:name="_Toc243489729"/>
+      <w:bookmarkStart w:id="5" w:name="_Toc243490573"/>
       <w:r>
         <w:lastRenderedPageBreak/>
         <w:t xml:space="preserve">DM03 </w:t>
@@ -4913,7 +5051,7 @@
                 <w:rFonts w:ascii="標楷體" w:hAnsi="標楷體"/>
                 <w:sz w:val="22"/>
               </w:rPr>
-              <w:t>起、迄」任一條件或組合查詢（輸入或選取後不必按任何按鈕，清單即自動更新），清單應只列出符合條件的已廢止文件：關鍵字比對文件名稱與申請廢止時填寫的廢止原因兩者（驗廢止原因請以僅出現在原因、文件名稱中沒有的詞查詢），日期依核准廢止之日篩選、起迄兩日皆含在內，設定多個條件時須同時符合。</w:t>
+              <w:t>起、迄」任一條件或組合查詢（輸入或選取後不必按任何按鈕，清單即自動更新），清單應只列出符合條件的已廢止文件。</w:t>
             </w:r>
           </w:p>
         </w:tc>
@@ -4975,35 +5113,21 @@
                 <w:rFonts w:ascii="標楷體" w:hAnsi="標楷體"/>
                 <w:sz w:val="22"/>
               </w:rPr>
-              <w:t>查看</w:t>
-            </w:r>
-            <w:r>
-              <w:rPr>
-                <w:rFonts w:ascii="標楷體" w:hAnsi="標楷體"/>
-                <w:sz w:val="22"/>
-              </w:rPr>
-              <w:t xml:space="preserve"> v1.0 </w:t>
-            </w:r>
-            <w:r>
-              <w:rPr>
-                <w:rFonts w:ascii="標楷體" w:hAnsi="標楷體"/>
-                <w:sz w:val="22"/>
-              </w:rPr>
-              <w:t>與</w:t>
-            </w:r>
-            <w:r>
-              <w:rPr>
-                <w:rFonts w:ascii="標楷體" w:hAnsi="標楷體"/>
-                <w:sz w:val="22"/>
-              </w:rPr>
-              <w:t xml:space="preserve"> v1.1 </w:t>
-            </w:r>
-            <w:r>
-              <w:rPr>
-                <w:rFonts w:ascii="標楷體" w:hAnsi="標楷體"/>
-                <w:sz w:val="22"/>
-              </w:rPr>
-              <w:t>由不同人上傳的那份文件之列，「原作者」應為上傳末版者，文件名稱下方應標示末版版號。</w:t>
+              <w:t>以僅出現在廢止原因、文件名稱中沒有的詞查詢，該文件仍應列出；「廢止日期</w:t>
+            </w:r>
+            <w:r>
+              <w:rPr>
+                <w:rFonts w:ascii="標楷體" w:hAnsi="標楷體"/>
+                <w:sz w:val="22"/>
+              </w:rPr>
+              <w:t xml:space="preserve"> </w:t>
+            </w:r>
+            <w:r>
+              <w:rPr>
+                <w:rFonts w:ascii="標楷體" w:hAnsi="標楷體"/>
+                <w:sz w:val="22"/>
+              </w:rPr>
+              <w:t>起、迄」設為某份文件核准廢止的那一天，該文件應列出，於另一日核准廢止者不應出現。</w:t>
             </w:r>
           </w:p>
         </w:tc>
@@ -5065,21 +5189,35 @@
                 <w:rFonts w:ascii="標楷體" w:hAnsi="標楷體"/>
                 <w:sz w:val="22"/>
               </w:rPr>
-              <w:t>點附有廢止附件的那份文件之列，應進入唯讀頁面，上方紅色提示列顯示廢止日期、申請人、核准者與廢止原因，按「下載廢止附件」應取得申請廢止時附上的檔案；標題列下方不出現「版本歷程」「編輯新版本」「廢止此文件」等按鈕，版本歷程直接展開於下方，</w:t>
-            </w:r>
-            <w:r>
-              <w:rPr>
-                <w:rFonts w:ascii="標楷體" w:hAnsi="標楷體"/>
-                <w:sz w:val="22"/>
-              </w:rPr>
-              <w:t xml:space="preserve">PDF </w:t>
-            </w:r>
-            <w:r>
-              <w:rPr>
-                <w:rFonts w:ascii="標楷體" w:hAnsi="標楷體"/>
-                <w:sz w:val="22"/>
-              </w:rPr>
-              <w:t>版本應有「預覽」可檢視、且該列不出現「下載」按鈕（預覽分頁中瀏覽器內建之下載圖示不在此限）；按標題左側的返回箭頭應回到查詢清單（查詢條件會清空）。</w:t>
+              <w:t>查看</w:t>
+            </w:r>
+            <w:r>
+              <w:rPr>
+                <w:rFonts w:ascii="標楷體" w:hAnsi="標楷體"/>
+                <w:sz w:val="22"/>
+              </w:rPr>
+              <w:t xml:space="preserve"> v1.0 </w:t>
+            </w:r>
+            <w:r>
+              <w:rPr>
+                <w:rFonts w:ascii="標楷體" w:hAnsi="標楷體"/>
+                <w:sz w:val="22"/>
+              </w:rPr>
+              <w:t>與</w:t>
+            </w:r>
+            <w:r>
+              <w:rPr>
+                <w:rFonts w:ascii="標楷體" w:hAnsi="標楷體"/>
+                <w:sz w:val="22"/>
+              </w:rPr>
+              <w:t xml:space="preserve"> v1.1 </w:t>
+            </w:r>
+            <w:r>
+              <w:rPr>
+                <w:rFonts w:ascii="標楷體" w:hAnsi="標楷體"/>
+                <w:sz w:val="22"/>
+              </w:rPr>
+              <w:t>由不同人上傳的那份文件之列，「原作者」應為上傳末版者，文件名稱下方應標示末版版號。</w:t>
             </w:r>
           </w:p>
         </w:tc>
@@ -5141,98 +5279,14 @@
                 <w:rFonts w:ascii="標楷體" w:hAnsi="標楷體"/>
                 <w:sz w:val="22"/>
               </w:rPr>
-              <w:t>先將「分類」設為其中一份文件所屬之分類，再按「匯出</w:t>
-            </w:r>
-            <w:r>
-              <w:rPr>
-                <w:rFonts w:ascii="標楷體" w:hAnsi="標楷體"/>
-                <w:sz w:val="22"/>
-              </w:rPr>
-              <w:t xml:space="preserve"> CSV</w:t>
-            </w:r>
-            <w:r>
-              <w:rPr>
-                <w:rFonts w:ascii="標楷體" w:hAnsi="標楷體"/>
-                <w:sz w:val="22"/>
-              </w:rPr>
-              <w:t>」，下載的檔案以</w:t>
-            </w:r>
-            <w:r>
-              <w:rPr>
-                <w:rFonts w:ascii="標楷體" w:hAnsi="標楷體"/>
-                <w:sz w:val="22"/>
-              </w:rPr>
-              <w:t xml:space="preserve"> Excel </w:t>
-            </w:r>
-            <w:r>
-              <w:rPr>
-                <w:rFonts w:ascii="標楷體" w:hAnsi="標楷體"/>
-                <w:sz w:val="22"/>
-              </w:rPr>
-              <w:t>開啟中文正常，資料列數應</w:t>
-            </w:r>
-            <w:r>
-              <w:rPr>
-                <w:rFonts w:ascii="標楷體" w:hAnsi="標楷體"/>
-                <w:sz w:val="22"/>
-              </w:rPr>
-              <w:t>與畫面「共</w:t>
-            </w:r>
-            <w:r>
-              <w:rPr>
-                <w:rFonts w:ascii="標楷體" w:hAnsi="標楷體"/>
-                <w:sz w:val="22"/>
-              </w:rPr>
-              <w:t xml:space="preserve"> N </w:t>
-            </w:r>
-            <w:r>
-              <w:rPr>
-                <w:rFonts w:ascii="標楷體" w:hAnsi="標楷體"/>
-                <w:sz w:val="22"/>
-              </w:rPr>
-              <w:t>筆」相同（結果超過</w:t>
-            </w:r>
-            <w:r>
-              <w:rPr>
-                <w:rFonts w:ascii="標楷體" w:hAnsi="標楷體"/>
-                <w:sz w:val="22"/>
-              </w:rPr>
-              <w:t xml:space="preserve"> 20 </w:t>
-            </w:r>
-            <w:r>
-              <w:rPr>
-                <w:rFonts w:ascii="標楷體" w:hAnsi="標楷體"/>
-                <w:sz w:val="22"/>
-              </w:rPr>
-              <w:t>筆時應含其他分頁之資料）；廢止時間欄之日期與時分應與畫面一致（日期分隔符號可能為「</w:t>
-            </w:r>
-            <w:r>
-              <w:rPr>
-                <w:rFonts w:ascii="標楷體" w:hAnsi="標楷體"/>
-                <w:sz w:val="22"/>
-              </w:rPr>
-              <w:t>-</w:t>
-            </w:r>
-            <w:r>
-              <w:rPr>
-                <w:rFonts w:ascii="標楷體" w:hAnsi="標楷體"/>
-                <w:sz w:val="22"/>
-              </w:rPr>
-              <w:t>」或「</w:t>
-            </w:r>
-            <w:r>
-              <w:rPr>
-                <w:rFonts w:ascii="標楷體" w:hAnsi="標楷體"/>
-                <w:sz w:val="22"/>
-              </w:rPr>
-              <w:t>/</w:t>
-            </w:r>
-            <w:r>
-              <w:rPr>
-                <w:rFonts w:ascii="標楷體" w:hAnsi="標楷體"/>
-                <w:sz w:val="22"/>
-              </w:rPr>
-              <w:t>」）。</w:t>
+              <w:t>點附有廢止附件的那份文件之列，應進入唯讀頁面，上方紅色提示列顯示廢止日期、申請人、核准者與廢止原因，按「</w:t>
+            </w:r>
+            <w:r>
+              <w:rPr>
+                <w:rFonts w:ascii="標楷體" w:hAnsi="標楷體"/>
+                <w:sz w:val="22"/>
+              </w:rPr>
+              <w:t>下載廢止附件」應取得申請廢止時附上的檔案。</w:t>
             </w:r>
           </w:p>
         </w:tc>
@@ -5278,6 +5332,228 @@
                 <w:sz w:val="22"/>
               </w:rPr>
               <w:t>6</w:t>
+            </w:r>
+          </w:p>
+        </w:tc>
+        <w:tc>
+          <w:tcPr>
+            <w:tcW w:w="6236" w:type="dxa"/>
+          </w:tcPr>
+          <w:p>
+            <w:pPr>
+              <w:spacing w:before="60" w:after="60"/>
+            </w:pPr>
+            <w:r>
+              <w:rPr>
+                <w:rFonts w:ascii="標楷體" w:hAnsi="標楷體"/>
+                <w:sz w:val="22"/>
+              </w:rPr>
+              <w:t>該唯讀頁面的標題列下方不應出現「版本歷程」「編輯新版本」「廢止此文件」等按鈕，版本歷程直接展開於下方，</w:t>
+            </w:r>
+            <w:r>
+              <w:rPr>
+                <w:rFonts w:ascii="標楷體" w:hAnsi="標楷體"/>
+                <w:sz w:val="22"/>
+              </w:rPr>
+              <w:t xml:space="preserve">PDF </w:t>
+            </w:r>
+            <w:r>
+              <w:rPr>
+                <w:rFonts w:ascii="標楷體" w:hAnsi="標楷體"/>
+                <w:sz w:val="22"/>
+              </w:rPr>
+              <w:t>版本應有「預覽」可檢視、且該列不出現「下載」按鈕（預覽分頁中瀏覽器內建之下載圖示不在此限）；按標題左側的返回箭頭應回到查詢清單（查詢條件會清空）。</w:t>
+            </w:r>
+          </w:p>
+        </w:tc>
+        <w:tc>
+          <w:tcPr>
+            <w:tcW w:w="1247" w:type="dxa"/>
+          </w:tcPr>
+          <w:p>
+            <w:pPr>
+              <w:spacing w:before="60" w:after="60"/>
+              <w:jc w:val="center"/>
+            </w:pPr>
+          </w:p>
+        </w:tc>
+        <w:tc>
+          <w:tcPr>
+            <w:tcW w:w="1247" w:type="dxa"/>
+          </w:tcPr>
+          <w:p>
+            <w:pPr>
+              <w:spacing w:before="60" w:after="60"/>
+              <w:jc w:val="center"/>
+            </w:pPr>
+          </w:p>
+        </w:tc>
+      </w:tr>
+      <w:tr>
+        <w:trPr>
+          <w:jc w:val="center"/>
+        </w:trPr>
+        <w:tc>
+          <w:tcPr>
+            <w:tcW w:w="907" w:type="dxa"/>
+          </w:tcPr>
+          <w:p>
+            <w:pPr>
+              <w:spacing w:before="60" w:after="60"/>
+              <w:jc w:val="center"/>
+            </w:pPr>
+            <w:r>
+              <w:rPr>
+                <w:rFonts w:ascii="標楷體" w:hAnsi="標楷體"/>
+                <w:sz w:val="22"/>
+              </w:rPr>
+              <w:t>7</w:t>
+            </w:r>
+          </w:p>
+        </w:tc>
+        <w:tc>
+          <w:tcPr>
+            <w:tcW w:w="6236" w:type="dxa"/>
+          </w:tcPr>
+          <w:p>
+            <w:pPr>
+              <w:spacing w:before="60" w:after="60"/>
+            </w:pPr>
+            <w:r>
+              <w:rPr>
+                <w:rFonts w:ascii="標楷體" w:hAnsi="標楷體"/>
+                <w:sz w:val="22"/>
+              </w:rPr>
+              <w:t>先將「分類」設為其中一份文件所屬之分類，再按「匯出</w:t>
+            </w:r>
+            <w:r>
+              <w:rPr>
+                <w:rFonts w:ascii="標楷體" w:hAnsi="標楷體"/>
+                <w:sz w:val="22"/>
+              </w:rPr>
+              <w:t xml:space="preserve"> CSV</w:t>
+            </w:r>
+            <w:r>
+              <w:rPr>
+                <w:rFonts w:ascii="標楷體" w:hAnsi="標楷體"/>
+                <w:sz w:val="22"/>
+              </w:rPr>
+              <w:t>」，下載的檔案以</w:t>
+            </w:r>
+            <w:r>
+              <w:rPr>
+                <w:rFonts w:ascii="標楷體" w:hAnsi="標楷體"/>
+                <w:sz w:val="22"/>
+              </w:rPr>
+              <w:t xml:space="preserve"> Excel </w:t>
+            </w:r>
+            <w:r>
+              <w:rPr>
+                <w:rFonts w:ascii="標楷體" w:hAnsi="標楷體"/>
+                <w:sz w:val="22"/>
+              </w:rPr>
+              <w:t>開啟中文正常，資料列數應與畫面「共</w:t>
+            </w:r>
+            <w:r>
+              <w:rPr>
+                <w:rFonts w:ascii="標楷體" w:hAnsi="標楷體"/>
+                <w:sz w:val="22"/>
+              </w:rPr>
+              <w:t xml:space="preserve"> N </w:t>
+            </w:r>
+            <w:r>
+              <w:rPr>
+                <w:rFonts w:ascii="標楷體" w:hAnsi="標楷體"/>
+                <w:sz w:val="22"/>
+              </w:rPr>
+              <w:t>筆」相同（結果超過</w:t>
+            </w:r>
+            <w:r>
+              <w:rPr>
+                <w:rFonts w:ascii="標楷體" w:hAnsi="標楷體"/>
+                <w:sz w:val="22"/>
+              </w:rPr>
+              <w:t xml:space="preserve"> 20 </w:t>
+            </w:r>
+            <w:r>
+              <w:rPr>
+                <w:rFonts w:ascii="標楷體" w:hAnsi="標楷體"/>
+                <w:sz w:val="22"/>
+              </w:rPr>
+              <w:t>筆時應含其他分頁之資料）；廢止時間欄之日期與時分應與畫面一致（日期分隔符號可能為「</w:t>
+            </w:r>
+            <w:r>
+              <w:rPr>
+                <w:rFonts w:ascii="標楷體" w:hAnsi="標楷體"/>
+                <w:sz w:val="22"/>
+              </w:rPr>
+              <w:t>-</w:t>
+            </w:r>
+            <w:r>
+              <w:rPr>
+                <w:rFonts w:ascii="標楷體" w:hAnsi="標楷體"/>
+                <w:sz w:val="22"/>
+              </w:rPr>
+              <w:t>」或「</w:t>
+            </w:r>
+            <w:r>
+              <w:rPr>
+                <w:rFonts w:ascii="標楷體" w:hAnsi="標楷體"/>
+                <w:sz w:val="22"/>
+              </w:rPr>
+              <w:t>/</w:t>
+            </w:r>
+            <w:r>
+              <w:rPr>
+                <w:rFonts w:ascii="標楷體" w:hAnsi="標楷體"/>
+                <w:sz w:val="22"/>
+              </w:rPr>
+              <w:t>」）。</w:t>
+            </w:r>
+          </w:p>
+        </w:tc>
+        <w:tc>
+          <w:tcPr>
+            <w:tcW w:w="1247" w:type="dxa"/>
+          </w:tcPr>
+          <w:p>
+            <w:pPr>
+              <w:spacing w:before="60" w:after="60"/>
+              <w:jc w:val="center"/>
+            </w:pPr>
+          </w:p>
+        </w:tc>
+        <w:tc>
+          <w:tcPr>
+            <w:tcW w:w="1247" w:type="dxa"/>
+          </w:tcPr>
+          <w:p>
+            <w:pPr>
+              <w:spacing w:before="60" w:after="60"/>
+              <w:jc w:val="center"/>
+            </w:pPr>
+          </w:p>
+        </w:tc>
+      </w:tr>
+      <w:tr>
+        <w:trPr>
+          <w:jc w:val="center"/>
+        </w:trPr>
+        <w:tc>
+          <w:tcPr>
+            <w:tcW w:w="907" w:type="dxa"/>
+          </w:tcPr>
+          <w:p>
+            <w:pPr>
+              <w:spacing w:before="60" w:after="60"/>
+              <w:jc w:val="center"/>
+            </w:pPr>
+            <w:r>
+              <w:rPr>
+                <w:rFonts w:ascii="標楷體" w:hAnsi="標楷體"/>
+                <w:sz w:val="22"/>
+              </w:rPr>
+              <w:t>8</w:t>
             </w:r>
           </w:p>
         </w:tc>
@@ -5326,7 +5602,7 @@
       <w:pPr>
         <w:pStyle w:val="1"/>
       </w:pPr>
-      <w:bookmarkStart w:id="6" w:name="_Toc243489730"/>
+      <w:bookmarkStart w:id="6" w:name="_Toc243490574"/>
       <w:r>
         <w:lastRenderedPageBreak/>
         <w:t xml:space="preserve">DM04 </w:t>
@@ -5737,7 +6013,14 @@
                 <w:rFonts w:ascii="標楷體" w:hAnsi="標楷體"/>
                 <w:sz w:val="22"/>
               </w:rPr>
-              <w:t xml:space="preserve"> 30 </w:t>
+              <w:t xml:space="preserve"> 30</w:t>
+            </w:r>
+            <w:r>
+              <w:rPr>
+                <w:rFonts w:ascii="標楷體" w:hAnsi="標楷體"/>
+                <w:sz w:val="22"/>
+              </w:rPr>
+              <w:t xml:space="preserve"> </w:t>
             </w:r>
             <w:r>
               <w:rPr>
@@ -5931,7 +6214,14 @@
                 <w:rFonts w:ascii="標楷體" w:hAnsi="標楷體"/>
                 <w:sz w:val="22"/>
               </w:rPr>
-              <w:t xml:space="preserve"> 7 </w:t>
+              <w:t xml:space="preserve"> 7</w:t>
+            </w:r>
+            <w:r>
+              <w:rPr>
+                <w:rFonts w:ascii="標楷體" w:hAnsi="標楷體"/>
+                <w:sz w:val="22"/>
+              </w:rPr>
+              <w:t xml:space="preserve"> </w:t>
             </w:r>
             <w:r>
               <w:rPr>
@@ -6076,14 +6366,7 @@
                 <w:rFonts w:ascii="標楷體" w:hAnsi="標楷體"/>
                 <w:sz w:val="22"/>
               </w:rPr>
-              <w:t>對一筆未處理的新增類送審按「撤回送審」並「確認撤回」，該文件應出現於草稿匣、草稿類型為「已撤回」，撰寫者視角最上方新增「已撤回」一列；其指定審核者之簽核中心應已不列出該筆，該審核者個人專區之審核者視角應出現該文件「</w:t>
-            </w:r>
-            <w:r>
-              <w:rPr>
-                <w:rFonts w:ascii="標楷體" w:hAnsi="標楷體"/>
-                <w:sz w:val="22"/>
-              </w:rPr>
-              <w:t>已被撤回」一列。</w:t>
+              <w:t>對一筆未處理的新增類送審按「撤回送審」並「確認撤回」，該文件應出現於草稿匣、草稿類型為「已撤回」，撰寫者視角最上方新增「已撤回」一列；其指定審核者之簽核中心應已不列出該筆，該審核者個人專區之審核者視角應出現該文件「已被撤回」一列。</w:t>
             </w:r>
           </w:p>
         </w:tc>
@@ -6332,7 +6615,14 @@
                 <w:rFonts w:ascii="標楷體" w:hAnsi="標楷體"/>
                 <w:sz w:val="22"/>
               </w:rPr>
-              <w:t>編輯者之草稿匣中，送審後被退回之文件其草稿類型應為「被退回待修改」，已發布文件之新版本草稿應為「未送審」。</w:t>
+              <w:t>編輯者之草稿匣中，送審後被退回之文件其草稿類型應為「被退回待修改」，已發布文件之新版本草稿應為「未送審</w:t>
+            </w:r>
+            <w:r>
+              <w:rPr>
+                <w:rFonts w:ascii="標楷體" w:hAnsi="標楷體"/>
+                <w:sz w:val="22"/>
+              </w:rPr>
+              <w:t>」。</w:t>
             </w:r>
           </w:p>
         </w:tc>
@@ -6488,7 +6778,7 @@
       <w:pPr>
         <w:pStyle w:val="1"/>
       </w:pPr>
-      <w:bookmarkStart w:id="7" w:name="_Toc243489731"/>
+      <w:bookmarkStart w:id="7" w:name="_Toc243490575"/>
       <w:r>
         <w:lastRenderedPageBreak/>
         <w:t xml:space="preserve">DM05 </w:t>
@@ -6982,35 +7272,7 @@
                 <w:rFonts w:ascii="標楷體" w:hAnsi="標楷體"/>
                 <w:sz w:val="22"/>
               </w:rPr>
-              <w:t>核准人（帳號或姓名）」「操作類型」任一條件或組合查詢（輸入或選取後不必按任何按鈕，清單即自動更新），清單應只列出符合條件的紀錄：日期依核准之日篩選、起迄兩日皆含在內，申請人</w:t>
-            </w:r>
-            <w:r>
-              <w:rPr>
-                <w:rFonts w:ascii="標楷體" w:hAnsi="標楷體"/>
-                <w:sz w:val="22"/>
-              </w:rPr>
-              <w:t xml:space="preserve"> / </w:t>
-            </w:r>
-            <w:r>
-              <w:rPr>
-                <w:rFonts w:ascii="標楷體" w:hAnsi="標楷體"/>
-                <w:sz w:val="22"/>
-              </w:rPr>
-              <w:t>核准人同時比對兩欄的帳號（</w:t>
-            </w:r>
-            <w:r>
-              <w:rPr>
-                <w:rFonts w:ascii="標楷體" w:hAnsi="標楷體"/>
-                <w:sz w:val="22"/>
-              </w:rPr>
-              <w:t>Email</w:t>
-            </w:r>
-            <w:r>
-              <w:rPr>
-                <w:rFonts w:ascii="標楷體" w:hAnsi="標楷體"/>
-                <w:sz w:val="22"/>
-              </w:rPr>
-              <w:t>）與姓名、任一欄命中即列出（畫面只顯示姓名，查詢前請先記下受測者的姓名以便核對），操作類型可選「發布」或「廢止」，設定多個條件時須同時符合。</w:t>
+              <w:t>核准人（帳號或姓名）」「操作類型」任一條件或組合查詢（輸入或選取後不必按任何按鈕，清單即自動更新），清單應只列出符合條件的紀錄。</w:t>
             </w:r>
           </w:p>
         </w:tc>
@@ -7072,7 +7334,49 @@
                 <w:rFonts w:ascii="標楷體" w:hAnsi="標楷體"/>
                 <w:sz w:val="22"/>
               </w:rPr>
-              <w:t>已核准發布之文件，其發布紀錄的「時間」應為審核者核准的時間，備註應為送審時填寫的首版摘要或變更摘要；已核准廢止之文件，其廢止紀錄的備註應為所填的廢止原因。</w:t>
+              <w:t>於「申請人</w:t>
+            </w:r>
+            <w:r>
+              <w:rPr>
+                <w:rFonts w:ascii="標楷體" w:hAnsi="標楷體"/>
+                <w:sz w:val="22"/>
+              </w:rPr>
+              <w:t xml:space="preserve"> / </w:t>
+            </w:r>
+            <w:r>
+              <w:rPr>
+                <w:rFonts w:ascii="標楷體" w:hAnsi="標楷體"/>
+                <w:sz w:val="22"/>
+              </w:rPr>
+              <w:t>核准人（帳號或姓名）」輸入某人姓名的一段，清單每一列的「申請人」或「核准人」至少一欄應為該人；改輸入其帳號（</w:t>
+            </w:r>
+            <w:r>
+              <w:rPr>
+                <w:rFonts w:ascii="標楷體" w:hAnsi="標楷體"/>
+                <w:sz w:val="22"/>
+              </w:rPr>
+              <w:t>Email</w:t>
+            </w:r>
+            <w:r>
+              <w:rPr>
+                <w:rFonts w:ascii="標楷體" w:hAnsi="標楷體"/>
+                <w:sz w:val="22"/>
+              </w:rPr>
+              <w:t>）的一段，結果應相同（畫面只顯示姓名，查詢前請先記下受測者的姓名以便核對）；「日期</w:t>
+            </w:r>
+            <w:r>
+              <w:rPr>
+                <w:rFonts w:ascii="標楷體" w:hAnsi="標楷體"/>
+                <w:sz w:val="22"/>
+              </w:rPr>
+              <w:t xml:space="preserve"> </w:t>
+            </w:r>
+            <w:r>
+              <w:rPr>
+                <w:rFonts w:ascii="標楷體" w:hAnsi="標楷體"/>
+                <w:sz w:val="22"/>
+              </w:rPr>
+              <w:t>起、迄」設為同一天，應只列出該日核准的紀錄。</w:t>
             </w:r>
           </w:p>
         </w:tc>
@@ -7134,91 +7438,7 @@
                 <w:rFonts w:ascii="標楷體" w:hAnsi="標楷體"/>
                 <w:sz w:val="22"/>
               </w:rPr>
-              <w:t>先於「操作類型」選「廢止」，再按「匯出</w:t>
-            </w:r>
-            <w:r>
-              <w:rPr>
-                <w:rFonts w:ascii="標楷體" w:hAnsi="標楷體"/>
-                <w:sz w:val="22"/>
-              </w:rPr>
-              <w:t xml:space="preserve"> CSV</w:t>
-            </w:r>
-            <w:r>
-              <w:rPr>
-                <w:rFonts w:ascii="標楷體" w:hAnsi="標楷體"/>
-                <w:sz w:val="22"/>
-              </w:rPr>
-              <w:t>」，下載的檔案以</w:t>
-            </w:r>
-            <w:r>
-              <w:rPr>
-                <w:rFonts w:ascii="標楷體" w:hAnsi="標楷體"/>
-                <w:sz w:val="22"/>
-              </w:rPr>
-              <w:t xml:space="preserve"> Excel </w:t>
-            </w:r>
-            <w:r>
-              <w:rPr>
-                <w:rFonts w:ascii="標楷體" w:hAnsi="標楷體"/>
-                <w:sz w:val="22"/>
-              </w:rPr>
-              <w:t>開啟中文正常；資料列數（不含標題列）應等於畫面「變更紀錄（共</w:t>
-            </w:r>
-            <w:r>
-              <w:rPr>
-                <w:rFonts w:ascii="標楷體" w:hAnsi="標楷體"/>
-                <w:sz w:val="22"/>
-              </w:rPr>
-              <w:t xml:space="preserve"> N </w:t>
-            </w:r>
-            <w:r>
-              <w:rPr>
-                <w:rFonts w:ascii="標楷體" w:hAnsi="標楷體"/>
-                <w:sz w:val="22"/>
-              </w:rPr>
-              <w:t>筆）」的</w:t>
-            </w:r>
-            <w:r>
-              <w:rPr>
-                <w:rFonts w:ascii="標楷體" w:hAnsi="標楷體"/>
-                <w:sz w:val="22"/>
-              </w:rPr>
-              <w:t xml:space="preserve"> N</w:t>
-            </w:r>
-            <w:r>
-              <w:rPr>
-                <w:rFonts w:ascii="標楷體" w:hAnsi="標楷體"/>
-                <w:sz w:val="22"/>
-              </w:rPr>
-              <w:t>；各列時間（到分鐘）應與畫面相同，日期分隔符號可能為「</w:t>
-            </w:r>
-            <w:r>
-              <w:rPr>
-                <w:rFonts w:ascii="標楷體" w:hAnsi="標楷體"/>
-                <w:sz w:val="22"/>
-              </w:rPr>
-              <w:t>-</w:t>
-            </w:r>
-            <w:r>
-              <w:rPr>
-                <w:rFonts w:ascii="標楷體" w:hAnsi="標楷體"/>
-                <w:sz w:val="22"/>
-              </w:rPr>
-              <w:t>」或「</w:t>
-            </w:r>
-            <w:r>
-              <w:rPr>
-                <w:rFonts w:ascii="標楷體" w:hAnsi="標楷體"/>
-                <w:sz w:val="22"/>
-              </w:rPr>
-              <w:t>/</w:t>
-            </w:r>
-            <w:r>
-              <w:rPr>
-                <w:rFonts w:ascii="標楷體" w:hAnsi="標楷體"/>
-                <w:sz w:val="22"/>
-              </w:rPr>
-              <w:t>」。</w:t>
+              <w:t>已核准發布之文件，其發布紀錄的「時間」應為審核者核准的時間，備註應為送審時填寫的首版摘要或變更摘要；已核准廢止之文件，其廢止紀錄的備註應為所填的廢止原因。</w:t>
             </w:r>
           </w:p>
         </w:tc>
@@ -7280,14 +7500,153 @@
                 <w:rFonts w:ascii="標楷體" w:hAnsi="標楷體"/>
                 <w:sz w:val="22"/>
               </w:rPr>
-              <w:t>文件送審中時，清單不應出現該文件的紀錄；審核者核准後，切換到其他作業再點回本作業，應新增一筆該文件的發布紀錄（停</w:t>
-            </w:r>
-            <w:r>
-              <w:rPr>
-                <w:rFonts w:ascii="標楷體" w:hAnsi="標楷體"/>
-                <w:sz w:val="22"/>
-              </w:rPr>
-              <w:t>留在本頁時清單不會自動更新）。</w:t>
+              <w:t>先於「操作類型」選「廢止」，再按「匯出</w:t>
+            </w:r>
+            <w:r>
+              <w:rPr>
+                <w:rFonts w:ascii="標楷體" w:hAnsi="標楷體"/>
+                <w:sz w:val="22"/>
+              </w:rPr>
+              <w:t xml:space="preserve"> CSV</w:t>
+            </w:r>
+            <w:r>
+              <w:rPr>
+                <w:rFonts w:ascii="標楷體" w:hAnsi="標楷體"/>
+                <w:sz w:val="22"/>
+              </w:rPr>
+              <w:t>」，下載的檔案以</w:t>
+            </w:r>
+            <w:r>
+              <w:rPr>
+                <w:rFonts w:ascii="標楷體" w:hAnsi="標楷體"/>
+                <w:sz w:val="22"/>
+              </w:rPr>
+              <w:t xml:space="preserve"> Excel </w:t>
+            </w:r>
+            <w:r>
+              <w:rPr>
+                <w:rFonts w:ascii="標楷體" w:hAnsi="標楷體"/>
+                <w:sz w:val="22"/>
+              </w:rPr>
+              <w:t>開啟中文正常；資料列數（不含標題列）應等於畫面「變更紀錄（共</w:t>
+            </w:r>
+            <w:r>
+              <w:rPr>
+                <w:rFonts w:ascii="標楷體" w:hAnsi="標楷體"/>
+                <w:sz w:val="22"/>
+              </w:rPr>
+              <w:t xml:space="preserve"> N </w:t>
+            </w:r>
+            <w:r>
+              <w:rPr>
+                <w:rFonts w:ascii="標楷體" w:hAnsi="標楷體"/>
+                <w:sz w:val="22"/>
+              </w:rPr>
+              <w:t>筆）」的</w:t>
+            </w:r>
+            <w:r>
+              <w:rPr>
+                <w:rFonts w:ascii="標楷體" w:hAnsi="標楷體"/>
+                <w:sz w:val="22"/>
+              </w:rPr>
+              <w:t xml:space="preserve"> N</w:t>
+            </w:r>
+            <w:r>
+              <w:rPr>
+                <w:rFonts w:ascii="標楷體" w:hAnsi="標楷體"/>
+                <w:sz w:val="22"/>
+              </w:rPr>
+              <w:t>；各列時間（到分鐘）應與畫面相同，日期分隔符號可能為「</w:t>
+            </w:r>
+            <w:r>
+              <w:rPr>
+                <w:rFonts w:ascii="標楷體" w:hAnsi="標楷體"/>
+                <w:sz w:val="22"/>
+              </w:rPr>
+              <w:t>-</w:t>
+            </w:r>
+            <w:r>
+              <w:rPr>
+                <w:rFonts w:ascii="標楷體" w:hAnsi="標楷體"/>
+                <w:sz w:val="22"/>
+              </w:rPr>
+              <w:t>」或「</w:t>
+            </w:r>
+            <w:r>
+              <w:rPr>
+                <w:rFonts w:ascii="標楷體" w:hAnsi="標楷體"/>
+                <w:sz w:val="22"/>
+              </w:rPr>
+              <w:t>/</w:t>
+            </w:r>
+            <w:r>
+              <w:rPr>
+                <w:rFonts w:ascii="標楷體" w:hAnsi="標楷體"/>
+                <w:sz w:val="22"/>
+              </w:rPr>
+              <w:t>」。</w:t>
+            </w:r>
+          </w:p>
+        </w:tc>
+        <w:tc>
+          <w:tcPr>
+            <w:tcW w:w="1247" w:type="dxa"/>
+          </w:tcPr>
+          <w:p>
+            <w:pPr>
+              <w:spacing w:before="60" w:after="60"/>
+              <w:jc w:val="center"/>
+            </w:pPr>
+          </w:p>
+        </w:tc>
+        <w:tc>
+          <w:tcPr>
+            <w:tcW w:w="1247" w:type="dxa"/>
+          </w:tcPr>
+          <w:p>
+            <w:pPr>
+              <w:spacing w:before="60" w:after="60"/>
+              <w:jc w:val="center"/>
+            </w:pPr>
+          </w:p>
+        </w:tc>
+      </w:tr>
+      <w:tr>
+        <w:trPr>
+          <w:jc w:val="center"/>
+        </w:trPr>
+        <w:tc>
+          <w:tcPr>
+            <w:tcW w:w="907" w:type="dxa"/>
+          </w:tcPr>
+          <w:p>
+            <w:pPr>
+              <w:spacing w:before="60" w:after="60"/>
+              <w:jc w:val="center"/>
+            </w:pPr>
+            <w:r>
+              <w:rPr>
+                <w:rFonts w:ascii="標楷體" w:hAnsi="標楷體"/>
+                <w:sz w:val="22"/>
+              </w:rPr>
+              <w:t>6</w:t>
+            </w:r>
+          </w:p>
+        </w:tc>
+        <w:tc>
+          <w:tcPr>
+            <w:tcW w:w="6236" w:type="dxa"/>
+          </w:tcPr>
+          <w:p>
+            <w:pPr>
+              <w:spacing w:before="60" w:after="60"/>
+            </w:pPr>
+            <w:r>
+              <w:rPr>
+                <w:rFonts w:ascii="標楷體" w:hAnsi="標楷體"/>
+                <w:sz w:val="22"/>
+              </w:rPr>
+              <w:t>文件送審中時，清單不應出現該文件的紀錄；審核者核准後，切換到其他作業再點回本作業，應新增一筆該文件的發布紀錄（停留在本頁時清單不會自動更新）。</w:t>
             </w:r>
           </w:p>
         </w:tc>
@@ -7319,7 +7678,7 @@
       <w:pPr>
         <w:pStyle w:val="1"/>
       </w:pPr>
-      <w:bookmarkStart w:id="8" w:name="_Toc243489732"/>
+      <w:bookmarkStart w:id="8" w:name="_Toc243490576"/>
       <w:r>
         <w:lastRenderedPageBreak/>
         <w:t xml:space="preserve">DM06 </w:t>
@@ -7726,7 +8085,154 @@
                 <w:rFonts w:ascii="標楷體" w:hAnsi="標楷體"/>
                 <w:sz w:val="22"/>
               </w:rPr>
-              <w:t>每週排程執行後，管理者應收到主旨「【</w:t>
+              <w:t>於</w:t>
+            </w:r>
+            <w:r>
+              <w:rPr>
+                <w:rFonts w:ascii="標楷體" w:hAnsi="標楷體"/>
+                <w:sz w:val="22"/>
+              </w:rPr>
+              <w:t xml:space="preserve"> DP06 </w:t>
+            </w:r>
+            <w:r>
+              <w:rPr>
+                <w:rFonts w:ascii="標楷體" w:hAnsi="標楷體"/>
+                <w:sz w:val="22"/>
+              </w:rPr>
+              <w:t>排程作業總覽</w:t>
+            </w:r>
+            <w:r>
+              <w:rPr>
+                <w:rFonts w:ascii="標楷體" w:hAnsi="標楷體"/>
+                <w:sz w:val="22"/>
+              </w:rPr>
+              <w:t xml:space="preserve"> SCHDM001 </w:t>
+            </w:r>
+            <w:r>
+              <w:rPr>
+                <w:rFonts w:ascii="標楷體" w:hAnsi="標楷體"/>
+                <w:sz w:val="22"/>
+              </w:rPr>
+              <w:t>列按編輯，先抄下原</w:t>
+            </w:r>
+            <w:r>
+              <w:rPr>
+                <w:rFonts w:ascii="標楷體" w:hAnsi="標楷體"/>
+                <w:sz w:val="22"/>
+              </w:rPr>
+              <w:t xml:space="preserve"> Cron</w:t>
+            </w:r>
+            <w:r>
+              <w:rPr>
+                <w:rFonts w:ascii="標楷體" w:hAnsi="標楷體"/>
+                <w:sz w:val="22"/>
+              </w:rPr>
+              <w:t>（預設</w:t>
+            </w:r>
+            <w:r>
+              <w:rPr>
+                <w:rFonts w:ascii="標楷體" w:hAnsi="標楷體"/>
+                <w:sz w:val="22"/>
+              </w:rPr>
+              <w:t xml:space="preserve"> `0 10 * * 0`</w:t>
+            </w:r>
+            <w:r>
+              <w:rPr>
+                <w:rFonts w:ascii="標楷體" w:hAnsi="標楷體"/>
+                <w:sz w:val="22"/>
+              </w:rPr>
+              <w:t>＝每週一</w:t>
+            </w:r>
+            <w:r>
+              <w:rPr>
+                <w:rFonts w:ascii="標楷體" w:hAnsi="標楷體"/>
+                <w:sz w:val="22"/>
+              </w:rPr>
+              <w:t xml:space="preserve"> </w:t>
+            </w:r>
+            <w:r>
+              <w:rPr>
+                <w:rFonts w:ascii="標楷體" w:hAnsi="標楷體"/>
+                <w:sz w:val="22"/>
+              </w:rPr>
+              <w:t>10:00</w:t>
+            </w:r>
+            <w:r>
+              <w:rPr>
+                <w:rFonts w:ascii="標楷體" w:hAnsi="標楷體"/>
+                <w:sz w:val="22"/>
+              </w:rPr>
+              <w:t>，星期欄</w:t>
+            </w:r>
+            <w:r>
+              <w:rPr>
+                <w:rFonts w:ascii="標楷體" w:hAnsi="標楷體"/>
+                <w:sz w:val="22"/>
+              </w:rPr>
+              <w:t xml:space="preserve"> 0 </w:t>
+            </w:r>
+            <w:r>
+              <w:rPr>
+                <w:rFonts w:ascii="標楷體" w:hAnsi="標楷體"/>
+                <w:sz w:val="22"/>
+              </w:rPr>
+              <w:t>為週一），改為約</w:t>
+            </w:r>
+            <w:r>
+              <w:rPr>
+                <w:rFonts w:ascii="標楷體" w:hAnsi="標楷體"/>
+                <w:sz w:val="22"/>
+              </w:rPr>
+              <w:t xml:space="preserve"> 3 </w:t>
+            </w:r>
+            <w:r>
+              <w:rPr>
+                <w:rFonts w:ascii="標楷體" w:hAnsi="標楷體"/>
+                <w:sz w:val="22"/>
+              </w:rPr>
+              <w:t>分鐘後的時點（例：</w:t>
+            </w:r>
+            <w:r>
+              <w:rPr>
+                <w:rFonts w:ascii="標楷體" w:hAnsi="標楷體"/>
+                <w:sz w:val="22"/>
+              </w:rPr>
+              <w:t xml:space="preserve">18:26 </w:t>
+            </w:r>
+            <w:r>
+              <w:rPr>
+                <w:rFonts w:ascii="標楷體" w:hAnsi="標楷體"/>
+                <w:sz w:val="22"/>
+              </w:rPr>
+              <w:t>填</w:t>
+            </w:r>
+            <w:r>
+              <w:rPr>
+                <w:rFonts w:ascii="標楷體" w:hAnsi="標楷體"/>
+                <w:sz w:val="22"/>
+              </w:rPr>
+              <w:t xml:space="preserve"> `26 18 * * *`</w:t>
+            </w:r>
+            <w:r>
+              <w:rPr>
+                <w:rFonts w:ascii="標楷體" w:hAnsi="標楷體"/>
+                <w:sz w:val="22"/>
+              </w:rPr>
+              <w:t>），按「儲存」</w:t>
+            </w:r>
+            <w:r>
+              <w:rPr>
+                <w:rFonts w:ascii="標楷體" w:hAnsi="標楷體"/>
+                <w:sz w:val="22"/>
+              </w:rPr>
+              <w:t>→</w:t>
+            </w:r>
+            <w:r>
+              <w:rPr>
+                <w:rFonts w:ascii="標楷體" w:hAnsi="標楷體"/>
+                <w:sz w:val="22"/>
+              </w:rPr>
+              <w:t>「確定儲存」；待該列「最近執行」更新後，管理者應收到主旨「【</w:t>
             </w:r>
             <w:r>
               <w:rPr>
@@ -7754,7 +8260,7 @@
                 <w:rFonts w:ascii="標楷體" w:hAnsi="標楷體"/>
                 <w:sz w:val="22"/>
               </w:rPr>
-              <w:t>份）；有未看文件的閱覽者應各收到主旨「【未讀提醒】您有</w:t>
+              <w:t>份），有未看文件的閱覽者應各收到主旨「【未讀提醒】您有</w:t>
             </w:r>
             <w:r>
               <w:rPr>
@@ -7768,7 +8274,21 @@
                 <w:rFonts w:ascii="標楷體" w:hAnsi="標楷體"/>
                 <w:sz w:val="22"/>
               </w:rPr>
-              <w:t>份文件尚未閱讀」一封，列出其未看文件；兩封信中皆不應出現任何訓練教材。</w:t>
+              <w:t>份文件尚未閱讀」一封並列出其未看文件，兩封信中皆不應出現任何訓練教材。測完以同樣方式將</w:t>
+            </w:r>
+            <w:r>
+              <w:rPr>
+                <w:rFonts w:ascii="標楷體" w:hAnsi="標楷體"/>
+                <w:sz w:val="22"/>
+              </w:rPr>
+              <w:t xml:space="preserve"> Cron </w:t>
+            </w:r>
+            <w:r>
+              <w:rPr>
+                <w:rFonts w:ascii="標楷體" w:hAnsi="標楷體"/>
+                <w:sz w:val="22"/>
+              </w:rPr>
+              <w:t>改回原值。</w:t>
             </w:r>
           </w:p>
         </w:tc>
@@ -7837,7 +8357,14 @@
                 <w:rFonts w:ascii="標楷體" w:hAnsi="標楷體"/>
                 <w:sz w:val="22"/>
               </w:rPr>
-              <w:t xml:space="preserve"> KPI</w:t>
+              <w:t xml:space="preserve"> </w:t>
+            </w:r>
+            <w:r>
+              <w:rPr>
+                <w:rFonts w:ascii="標楷體" w:hAnsi="標楷體"/>
+                <w:sz w:val="22"/>
+              </w:rPr>
+              <w:t>KPI</w:t>
             </w:r>
             <w:r>
               <w:rPr>
@@ -8266,7 +8793,15 @@
                 <w:rFonts w:ascii="標楷體" w:hAnsi="標楷體"/>
                 <w:sz w:val="22"/>
               </w:rPr>
-              <w:t>、未看等於應看（舊版的下載紀錄不計入新版）。</w:t>
+              <w:t>、未看等於應看（舊版的下載紀錄不計入新</w:t>
+            </w:r>
+            <w:r>
+              <w:rPr>
+                <w:rFonts w:ascii="標楷體" w:hAnsi="標楷體"/>
+                <w:sz w:val="22"/>
+              </w:rPr>
+              <w:lastRenderedPageBreak/>
+              <w:t>版）。</w:t>
             </w:r>
           </w:p>
         </w:tc>
@@ -8387,7 +8922,6 @@
                 <w:rFonts w:ascii="標楷體" w:hAnsi="標楷體"/>
                 <w:sz w:val="22"/>
               </w:rPr>
-              <w:lastRenderedPageBreak/>
               <w:t>9</w:t>
             </w:r>
           </w:p>
@@ -8405,126 +8939,7 @@
                 <w:rFonts w:ascii="標楷體" w:hAnsi="標楷體"/>
                 <w:sz w:val="22"/>
               </w:rPr>
-              <w:t>以「關鍵字」「分類」任一條件或組合查詢，清單應只列出符合條件的文件：輸入一份掛有可見對象但無任何閱覽者符合之文件名稱時，其閱讀率應顯示「</w:t>
-            </w:r>
-            <w:r>
-              <w:rPr>
-                <w:rFonts w:ascii="標楷體" w:hAnsi="標楷體"/>
-                <w:sz w:val="22"/>
-              </w:rPr>
-              <w:t>—</w:t>
-            </w:r>
-            <w:r>
-              <w:rPr>
-                <w:rFonts w:ascii="標楷體" w:hAnsi="標楷體"/>
-                <w:sz w:val="22"/>
-              </w:rPr>
-              <w:t>（無對應閱覽者）」，統計卡應顯示整體平均閱讀率「</w:t>
-            </w:r>
-            <w:r>
-              <w:rPr>
-                <w:rFonts w:ascii="標楷體" w:hAnsi="標楷體"/>
-                <w:sz w:val="22"/>
-              </w:rPr>
-              <w:t>—</w:t>
-            </w:r>
-            <w:r>
-              <w:rPr>
-                <w:rFonts w:ascii="標楷體" w:hAnsi="標楷體"/>
-                <w:sz w:val="22"/>
-              </w:rPr>
-              <w:t>」、「共</w:t>
-            </w:r>
-            <w:r>
-              <w:rPr>
-                <w:rFonts w:ascii="標楷體" w:hAnsi="標楷體"/>
-                <w:sz w:val="22"/>
-              </w:rPr>
-              <w:t xml:space="preserve"> 0 </w:t>
-            </w:r>
-            <w:r>
-              <w:rPr>
-                <w:rFonts w:ascii="標楷體" w:hAnsi="標楷體"/>
-                <w:sz w:val="22"/>
-              </w:rPr>
-              <w:t>份可計算文件」；改輸入該文件與受測文件的共同名稱前綴並將「分類</w:t>
-            </w:r>
-            <w:r>
-              <w:rPr>
-                <w:rFonts w:ascii="標楷體" w:hAnsi="標楷體"/>
-                <w:sz w:val="22"/>
-              </w:rPr>
-              <w:t>」選兩者所屬分類，清單應只剩這兩份，整體平均閱讀率應等於受測文件的閱讀率（應看為</w:t>
-            </w:r>
-            <w:r>
-              <w:rPr>
-                <w:rFonts w:ascii="標楷體" w:hAnsi="標楷體"/>
-                <w:sz w:val="22"/>
-              </w:rPr>
-              <w:t xml:space="preserve"> 0 </w:t>
-            </w:r>
-            <w:r>
-              <w:rPr>
-                <w:rFonts w:ascii="標楷體" w:hAnsi="標楷體"/>
-                <w:sz w:val="22"/>
-              </w:rPr>
-              <w:t>之文件不列入平均）；改於「分類」選訓練教材以外的一個分類，「閱讀率低於</w:t>
-            </w:r>
-            <w:r>
-              <w:rPr>
-                <w:rFonts w:ascii="標楷體" w:hAnsi="標楷體"/>
-                <w:sz w:val="22"/>
-              </w:rPr>
-              <w:t xml:space="preserve"> 50% </w:t>
-            </w:r>
-            <w:r>
-              <w:rPr>
-                <w:rFonts w:ascii="標楷體" w:hAnsi="標楷體"/>
-                <w:sz w:val="22"/>
-              </w:rPr>
-              <w:t>之文件數」與「共</w:t>
-            </w:r>
-            <w:r>
-              <w:rPr>
-                <w:rFonts w:ascii="標楷體" w:hAnsi="標楷體"/>
-                <w:sz w:val="22"/>
-              </w:rPr>
-              <w:t xml:space="preserve"> N </w:t>
-            </w:r>
-            <w:r>
-              <w:rPr>
-                <w:rFonts w:ascii="標楷體" w:hAnsi="標楷體"/>
-                <w:sz w:val="22"/>
-              </w:rPr>
-              <w:t>份可計算文件」應分別等於清單中閱讀率低於</w:t>
-            </w:r>
-            <w:r>
-              <w:rPr>
-                <w:rFonts w:ascii="標楷體" w:hAnsi="標楷體"/>
-                <w:sz w:val="22"/>
-              </w:rPr>
-              <w:t xml:space="preserve"> 50% </w:t>
-            </w:r>
-            <w:r>
-              <w:rPr>
-                <w:rFonts w:ascii="標楷體" w:hAnsi="標楷體"/>
-                <w:sz w:val="22"/>
-              </w:rPr>
-              <w:t>的筆數、閱讀率不是「</w:t>
-            </w:r>
-            <w:r>
-              <w:rPr>
-                <w:rFonts w:ascii="標楷體" w:hAnsi="標楷體"/>
-                <w:sz w:val="22"/>
-              </w:rPr>
-              <w:t>—</w:t>
-            </w:r>
-            <w:r>
-              <w:rPr>
-                <w:rFonts w:ascii="標楷體" w:hAnsi="標楷體"/>
-                <w:sz w:val="22"/>
-              </w:rPr>
-              <w:t>」的筆數。</w:t>
+              <w:t>以「關鍵字」「分類」任一條件或組合查詢，清單應只列出符合條件的文件。</w:t>
             </w:r>
           </w:p>
         </w:tc>
@@ -8586,7 +9001,49 @@
                 <w:rFonts w:ascii="標楷體" w:hAnsi="標楷體"/>
                 <w:sz w:val="22"/>
               </w:rPr>
-              <w:t>按一份掛有兩組以上可見對象之文件左側的展開鈕，應逐組列出每組可見對象的應看、已看、未看與閱讀率；可見對象同時符合其中兩組的閱覽者應同時計入該兩組，各組應看相加應大於該文件的應看（各組分別計算、文件總數去重，加總大於總數屬正常）。</w:t>
+              <w:t>於「關鍵字」輸入一份掛有可見對象但無任何閱覽者符合之文件名稱，該文件的閱讀率應顯示「</w:t>
+            </w:r>
+            <w:r>
+              <w:rPr>
+                <w:rFonts w:ascii="標楷體" w:hAnsi="標楷體"/>
+                <w:sz w:val="22"/>
+              </w:rPr>
+              <w:t>—</w:t>
+            </w:r>
+            <w:r>
+              <w:rPr>
+                <w:rFonts w:ascii="標楷體" w:hAnsi="標楷體"/>
+                <w:sz w:val="22"/>
+              </w:rPr>
+              <w:t>（無對應閱覽者）」，統計卡應顯示整體平均閱讀率「</w:t>
+            </w:r>
+            <w:r>
+              <w:rPr>
+                <w:rFonts w:ascii="標楷體" w:hAnsi="標楷體"/>
+                <w:sz w:val="22"/>
+              </w:rPr>
+              <w:t>—</w:t>
+            </w:r>
+            <w:r>
+              <w:rPr>
+                <w:rFonts w:ascii="標楷體" w:hAnsi="標楷體"/>
+                <w:sz w:val="22"/>
+              </w:rPr>
+              <w:t>」與「共</w:t>
+            </w:r>
+            <w:r>
+              <w:rPr>
+                <w:rFonts w:ascii="標楷體" w:hAnsi="標楷體"/>
+                <w:sz w:val="22"/>
+              </w:rPr>
+              <w:t xml:space="preserve"> 0 </w:t>
+            </w:r>
+            <w:r>
+              <w:rPr>
+                <w:rFonts w:ascii="標楷體" w:hAnsi="標楷體"/>
+                <w:sz w:val="22"/>
+              </w:rPr>
+              <w:t>份可計算文件」。</w:t>
             </w:r>
           </w:p>
         </w:tc>
@@ -8632,6 +9089,269 @@
                 <w:sz w:val="22"/>
               </w:rPr>
               <w:t>11</w:t>
+            </w:r>
+          </w:p>
+        </w:tc>
+        <w:tc>
+          <w:tcPr>
+            <w:tcW w:w="6236" w:type="dxa"/>
+          </w:tcPr>
+          <w:p>
+            <w:pPr>
+              <w:spacing w:before="60" w:after="60"/>
+            </w:pPr>
+            <w:r>
+              <w:rPr>
+                <w:rFonts w:ascii="標楷體" w:hAnsi="標楷體"/>
+                <w:sz w:val="22"/>
+              </w:rPr>
+              <w:t>改於「關鍵字」輸入該文件與受測文件的共同名稱前綴，並將「分類」選兩者所屬分類，清單應只剩這兩份，整體平均閱讀率應等於受測文件的閱讀率（應看為</w:t>
+            </w:r>
+            <w:r>
+              <w:rPr>
+                <w:rFonts w:ascii="標楷體" w:hAnsi="標楷體"/>
+                <w:sz w:val="22"/>
+              </w:rPr>
+              <w:t xml:space="preserve"> 0</w:t>
+            </w:r>
+            <w:r>
+              <w:rPr>
+                <w:rFonts w:ascii="標楷體" w:hAnsi="標楷體"/>
+                <w:sz w:val="22"/>
+              </w:rPr>
+              <w:t xml:space="preserve"> </w:t>
+            </w:r>
+            <w:r>
+              <w:rPr>
+                <w:rFonts w:ascii="標楷體" w:hAnsi="標楷體"/>
+                <w:sz w:val="22"/>
+              </w:rPr>
+              <w:t>之文件不列入平均）。</w:t>
+            </w:r>
+          </w:p>
+        </w:tc>
+        <w:tc>
+          <w:tcPr>
+            <w:tcW w:w="1247" w:type="dxa"/>
+          </w:tcPr>
+          <w:p>
+            <w:pPr>
+              <w:spacing w:before="60" w:after="60"/>
+              <w:jc w:val="center"/>
+            </w:pPr>
+          </w:p>
+        </w:tc>
+        <w:tc>
+          <w:tcPr>
+            <w:tcW w:w="1247" w:type="dxa"/>
+          </w:tcPr>
+          <w:p>
+            <w:pPr>
+              <w:spacing w:before="60" w:after="60"/>
+              <w:jc w:val="center"/>
+            </w:pPr>
+          </w:p>
+        </w:tc>
+      </w:tr>
+      <w:tr>
+        <w:trPr>
+          <w:jc w:val="center"/>
+        </w:trPr>
+        <w:tc>
+          <w:tcPr>
+            <w:tcW w:w="907" w:type="dxa"/>
+          </w:tcPr>
+          <w:p>
+            <w:pPr>
+              <w:spacing w:before="60" w:after="60"/>
+              <w:jc w:val="center"/>
+            </w:pPr>
+            <w:r>
+              <w:rPr>
+                <w:rFonts w:ascii="標楷體" w:hAnsi="標楷體"/>
+                <w:sz w:val="22"/>
+              </w:rPr>
+              <w:t>12</w:t>
+            </w:r>
+          </w:p>
+        </w:tc>
+        <w:tc>
+          <w:tcPr>
+            <w:tcW w:w="6236" w:type="dxa"/>
+          </w:tcPr>
+          <w:p>
+            <w:pPr>
+              <w:spacing w:before="60" w:after="60"/>
+            </w:pPr>
+            <w:r>
+              <w:rPr>
+                <w:rFonts w:ascii="標楷體" w:hAnsi="標楷體"/>
+                <w:sz w:val="22"/>
+              </w:rPr>
+              <w:t>改於「分類」選訓練教材以外的一個分類，「閱讀率低於</w:t>
+            </w:r>
+            <w:r>
+              <w:rPr>
+                <w:rFonts w:ascii="標楷體" w:hAnsi="標楷體"/>
+                <w:sz w:val="22"/>
+              </w:rPr>
+              <w:t xml:space="preserve"> 50% </w:t>
+            </w:r>
+            <w:r>
+              <w:rPr>
+                <w:rFonts w:ascii="標楷體" w:hAnsi="標楷體"/>
+                <w:sz w:val="22"/>
+              </w:rPr>
+              <w:t>之文件數」與「共</w:t>
+            </w:r>
+            <w:r>
+              <w:rPr>
+                <w:rFonts w:ascii="標楷體" w:hAnsi="標楷體"/>
+                <w:sz w:val="22"/>
+              </w:rPr>
+              <w:t xml:space="preserve"> N </w:t>
+            </w:r>
+            <w:r>
+              <w:rPr>
+                <w:rFonts w:ascii="標楷體" w:hAnsi="標楷體"/>
+                <w:sz w:val="22"/>
+              </w:rPr>
+              <w:t>份可計算文件」應分別等於清單中閱讀率低於</w:t>
+            </w:r>
+            <w:r>
+              <w:rPr>
+                <w:rFonts w:ascii="標楷體" w:hAnsi="標楷體"/>
+                <w:sz w:val="22"/>
+              </w:rPr>
+              <w:t xml:space="preserve"> 50% </w:t>
+            </w:r>
+            <w:r>
+              <w:rPr>
+                <w:rFonts w:ascii="標楷體" w:hAnsi="標楷體"/>
+                <w:sz w:val="22"/>
+              </w:rPr>
+              <w:t>的筆數、閱讀率不是「</w:t>
+            </w:r>
+            <w:r>
+              <w:rPr>
+                <w:rFonts w:ascii="標楷體" w:hAnsi="標楷體"/>
+                <w:sz w:val="22"/>
+              </w:rPr>
+              <w:t>—</w:t>
+            </w:r>
+            <w:r>
+              <w:rPr>
+                <w:rFonts w:ascii="標楷體" w:hAnsi="標楷體"/>
+                <w:sz w:val="22"/>
+              </w:rPr>
+              <w:t>」的筆數。</w:t>
+            </w:r>
+          </w:p>
+        </w:tc>
+        <w:tc>
+          <w:tcPr>
+            <w:tcW w:w="1247" w:type="dxa"/>
+          </w:tcPr>
+          <w:p>
+            <w:pPr>
+              <w:spacing w:before="60" w:after="60"/>
+              <w:jc w:val="center"/>
+            </w:pPr>
+          </w:p>
+        </w:tc>
+        <w:tc>
+          <w:tcPr>
+            <w:tcW w:w="1247" w:type="dxa"/>
+          </w:tcPr>
+          <w:p>
+            <w:pPr>
+              <w:spacing w:before="60" w:after="60"/>
+              <w:jc w:val="center"/>
+            </w:pPr>
+          </w:p>
+        </w:tc>
+      </w:tr>
+      <w:tr>
+        <w:trPr>
+          <w:jc w:val="center"/>
+        </w:trPr>
+        <w:tc>
+          <w:tcPr>
+            <w:tcW w:w="907" w:type="dxa"/>
+          </w:tcPr>
+          <w:p>
+            <w:pPr>
+              <w:spacing w:before="60" w:after="60"/>
+              <w:jc w:val="center"/>
+            </w:pPr>
+            <w:r>
+              <w:rPr>
+                <w:rFonts w:ascii="標楷體" w:hAnsi="標楷體"/>
+                <w:sz w:val="22"/>
+              </w:rPr>
+              <w:t>13</w:t>
+            </w:r>
+          </w:p>
+        </w:tc>
+        <w:tc>
+          <w:tcPr>
+            <w:tcW w:w="6236" w:type="dxa"/>
+          </w:tcPr>
+          <w:p>
+            <w:pPr>
+              <w:spacing w:before="60" w:after="60"/>
+            </w:pPr>
+            <w:r>
+              <w:rPr>
+                <w:rFonts w:ascii="標楷體" w:hAnsi="標楷體"/>
+                <w:sz w:val="22"/>
+              </w:rPr>
+              <w:t>按一份掛有兩組以上可見對象之文件左側的展開鈕，應逐組列出每組可見對象的應看、已看、未看與閱讀率；可見對象同時符合其中兩組的閱覽者應同時計入該兩組，各組應看相加應大於該文件的應看（各組分別計算、文件總數去重，加總大於總數屬正常）。</w:t>
+            </w:r>
+          </w:p>
+        </w:tc>
+        <w:tc>
+          <w:tcPr>
+            <w:tcW w:w="1247" w:type="dxa"/>
+          </w:tcPr>
+          <w:p>
+            <w:pPr>
+              <w:spacing w:before="60" w:after="60"/>
+              <w:jc w:val="center"/>
+            </w:pPr>
+          </w:p>
+        </w:tc>
+        <w:tc>
+          <w:tcPr>
+            <w:tcW w:w="1247" w:type="dxa"/>
+          </w:tcPr>
+          <w:p>
+            <w:pPr>
+              <w:spacing w:before="60" w:after="60"/>
+              <w:jc w:val="center"/>
+            </w:pPr>
+          </w:p>
+        </w:tc>
+      </w:tr>
+      <w:tr>
+        <w:trPr>
+          <w:jc w:val="center"/>
+        </w:trPr>
+        <w:tc>
+          <w:tcPr>
+            <w:tcW w:w="907" w:type="dxa"/>
+          </w:tcPr>
+          <w:p>
+            <w:pPr>
+              <w:spacing w:before="60" w:after="60"/>
+              <w:jc w:val="center"/>
+            </w:pPr>
+            <w:r>
+              <w:rPr>
+                <w:rFonts w:ascii="標楷體" w:hAnsi="標楷體"/>
+                <w:sz w:val="22"/>
+              </w:rPr>
+              <w:t>14</w:t>
             </w:r>
           </w:p>
         </w:tc>
@@ -8708,7 +9428,7 @@
       <w:pPr>
         <w:pStyle w:val="1"/>
       </w:pPr>
-      <w:bookmarkStart w:id="9" w:name="_Toc243489733"/>
+      <w:bookmarkStart w:id="9" w:name="_Toc243490577"/>
       <w:r>
         <w:lastRenderedPageBreak/>
         <w:t xml:space="preserve">DM07 </w:t>
@@ -9486,28 +10206,7 @@
                 <w:rFonts w:ascii="標楷體" w:hAnsi="標楷體"/>
                 <w:sz w:val="22"/>
               </w:rPr>
-              <w:t>文件新增與</w:t>
-            </w:r>
-            <w:r>
-              <w:rPr>
-                <w:rFonts w:ascii="標楷體" w:hAnsi="標楷體"/>
-                <w:sz w:val="22"/>
-              </w:rPr>
-              <w:t>編輯）；填新版本號與變更摘要後按「儲存為草稿」，回到該文件詳細頁，「編輯新版本」應為灰色、游標移上顯示「您已有此文件的未送簽草稿，請續編既有草稿」，「廢止此文件」仍可按。測完請至</w:t>
-            </w:r>
-            <w:r>
-              <w:rPr>
-                <w:rFonts w:ascii="標楷體" w:hAnsi="標楷體"/>
-                <w:sz w:val="22"/>
-              </w:rPr>
-              <w:t xml:space="preserve"> DM04 </w:t>
-            </w:r>
-            <w:r>
-              <w:rPr>
-                <w:rFonts w:ascii="標楷體" w:hAnsi="標楷體"/>
-                <w:sz w:val="22"/>
-              </w:rPr>
-              <w:t>個人專區草稿匣刪除該草稿。</w:t>
+              <w:t>文件新增與編輯）。</w:t>
             </w:r>
           </w:p>
         </w:tc>
@@ -9569,35 +10268,21 @@
                 <w:rFonts w:ascii="標楷體" w:hAnsi="標楷體"/>
                 <w:sz w:val="22"/>
               </w:rPr>
-              <w:t>對一份可廢止之</w:t>
-            </w:r>
-            <w:r>
-              <w:rPr>
-                <w:rFonts w:ascii="標楷體" w:hAnsi="標楷體"/>
-                <w:sz w:val="22"/>
-              </w:rPr>
-              <w:t xml:space="preserve"> PDF </w:t>
-            </w:r>
-            <w:r>
-              <w:rPr>
-                <w:rFonts w:ascii="標楷體" w:hAnsi="標楷體"/>
-                <w:sz w:val="22"/>
-              </w:rPr>
-              <w:t>檔已發布文件按「廢止此文件」，填寫廢止原因、指定審核者後按「送出廢止申請」，應顯示「已送出廢止申請」，審核者於</w:t>
-            </w:r>
-            <w:r>
-              <w:rPr>
-                <w:rFonts w:ascii="標楷體" w:hAnsi="標楷體"/>
-                <w:sz w:val="22"/>
-              </w:rPr>
-              <w:t xml:space="preserve"> DM02 </w:t>
-            </w:r>
-            <w:r>
-              <w:rPr>
-                <w:rFonts w:ascii="標楷體" w:hAnsi="標楷體"/>
-                <w:sz w:val="22"/>
-              </w:rPr>
-              <w:t>簽核中心看得到此申請。</w:t>
+              <w:t>於該編輯畫面填新版本號與變更摘要後按「儲存為草稿」，回到該文件詳細頁，「編輯新版本」應為灰色、游標移上顯示「您已有此文件的未送簽草稿，請續編既有草稿」，「廢止此文件」仍可按。測完請至</w:t>
+            </w:r>
+            <w:r>
+              <w:rPr>
+                <w:rFonts w:ascii="標楷體" w:hAnsi="標楷體"/>
+                <w:sz w:val="22"/>
+              </w:rPr>
+              <w:t xml:space="preserve"> DM04 </w:t>
+            </w:r>
+            <w:r>
+              <w:rPr>
+                <w:rFonts w:ascii="標楷體" w:hAnsi="標楷體"/>
+                <w:sz w:val="22"/>
+              </w:rPr>
+              <w:t>個人專區草稿匣刪除該草稿。</w:t>
             </w:r>
           </w:p>
         </w:tc>
@@ -9659,21 +10344,35 @@
                 <w:rFonts w:ascii="標楷體" w:hAnsi="標楷體"/>
                 <w:sz w:val="22"/>
               </w:rPr>
-              <w:t>該文件廢止待簽核期間，應仍列於</w:t>
-            </w:r>
-            <w:r>
-              <w:rPr>
-                <w:rFonts w:ascii="標楷體" w:hAnsi="標楷體"/>
-                <w:sz w:val="22"/>
-              </w:rPr>
-              <w:t xml:space="preserve"> DM01 </w:t>
-            </w:r>
-            <w:r>
-              <w:rPr>
-                <w:rFonts w:ascii="標楷體" w:hAnsi="標楷體"/>
-                <w:sz w:val="22"/>
-              </w:rPr>
-              <w:t>文件庫且可下載；詳細頁的「編輯新版本」與「廢止此文件」皆為灰色，游標移上顯示廢止待簽核的原因。</w:t>
+              <w:t>對一份可廢止之</w:t>
+            </w:r>
+            <w:r>
+              <w:rPr>
+                <w:rFonts w:ascii="標楷體" w:hAnsi="標楷體"/>
+                <w:sz w:val="22"/>
+              </w:rPr>
+              <w:t xml:space="preserve"> PDF </w:t>
+            </w:r>
+            <w:r>
+              <w:rPr>
+                <w:rFonts w:ascii="標楷體" w:hAnsi="標楷體"/>
+                <w:sz w:val="22"/>
+              </w:rPr>
+              <w:t>檔已發布文件按「廢止此文件」，填寫廢止原因、指定審核者後按「送出廢止申請」，應顯示「已送出廢止申請」，審核者於</w:t>
+            </w:r>
+            <w:r>
+              <w:rPr>
+                <w:rFonts w:ascii="標楷體" w:hAnsi="標楷體"/>
+                <w:sz w:val="22"/>
+              </w:rPr>
+              <w:t xml:space="preserve"> DM02 </w:t>
+            </w:r>
+            <w:r>
+              <w:rPr>
+                <w:rFonts w:ascii="標楷體" w:hAnsi="標楷體"/>
+                <w:sz w:val="22"/>
+              </w:rPr>
+              <w:t>簽核中心看得到此申請。</w:t>
             </w:r>
           </w:p>
         </w:tc>
@@ -9735,7 +10434,7 @@
                 <w:rFonts w:ascii="標楷體" w:hAnsi="標楷體"/>
                 <w:sz w:val="22"/>
               </w:rPr>
-              <w:t>審核者核准該文件的廢止後，它應自</w:t>
+              <w:t>該文件廢止待簽核期間，應仍列於</w:t>
             </w:r>
             <w:r>
               <w:rPr>
@@ -9749,21 +10448,7 @@
                 <w:rFonts w:ascii="標楷體" w:hAnsi="標楷體"/>
                 <w:sz w:val="22"/>
               </w:rPr>
-              <w:t>文件庫消失；以管理者由</w:t>
-            </w:r>
-            <w:r>
-              <w:rPr>
-                <w:rFonts w:ascii="標楷體" w:hAnsi="標楷體"/>
-                <w:sz w:val="22"/>
-              </w:rPr>
-              <w:t xml:space="preserve"> DM03 </w:t>
-            </w:r>
-            <w:r>
-              <w:rPr>
-                <w:rFonts w:ascii="標楷體" w:hAnsi="標楷體"/>
-                <w:sz w:val="22"/>
-              </w:rPr>
-              <w:t>已廢止文件查詢進入，上方應顯示紅色橫幅與廢止日期、申請人、核准者、廢止原因。</w:t>
+              <w:t>文件庫且可下載；詳細頁的「編輯新版本」與「廢止此文件」皆為灰色，游標移上顯示廢止待簽核的原因。</w:t>
             </w:r>
           </w:p>
         </w:tc>
@@ -9808,8 +10493,98 @@
                 <w:rFonts w:ascii="標楷體" w:hAnsi="標楷體"/>
                 <w:sz w:val="22"/>
               </w:rPr>
+              <w:t>9</w:t>
+            </w:r>
+          </w:p>
+        </w:tc>
+        <w:tc>
+          <w:tcPr>
+            <w:tcW w:w="6236" w:type="dxa"/>
+          </w:tcPr>
+          <w:p>
+            <w:pPr>
+              <w:spacing w:before="60" w:after="60"/>
+            </w:pPr>
+            <w:r>
+              <w:rPr>
+                <w:rFonts w:ascii="標楷體" w:hAnsi="標楷體"/>
+                <w:sz w:val="22"/>
+              </w:rPr>
+              <w:t>審核者核准該文件的廢止後，它應自</w:t>
+            </w:r>
+            <w:r>
+              <w:rPr>
+                <w:rFonts w:ascii="標楷體" w:hAnsi="標楷體"/>
+                <w:sz w:val="22"/>
+              </w:rPr>
+              <w:t xml:space="preserve"> DM01 </w:t>
+            </w:r>
+            <w:r>
+              <w:rPr>
+                <w:rFonts w:ascii="標楷體" w:hAnsi="標楷體"/>
+                <w:sz w:val="22"/>
+              </w:rPr>
+              <w:t>文件庫消失；以管理者由</w:t>
+            </w:r>
+            <w:r>
+              <w:rPr>
+                <w:rFonts w:ascii="標楷體" w:hAnsi="標楷體"/>
+                <w:sz w:val="22"/>
+              </w:rPr>
+              <w:t xml:space="preserve"> DM03 </w:t>
+            </w:r>
+            <w:r>
+              <w:rPr>
+                <w:rFonts w:ascii="標楷體" w:hAnsi="標楷體"/>
+                <w:sz w:val="22"/>
+              </w:rPr>
+              <w:t>已廢止文件查詢進入，上方應顯示紅色橫幅與廢止日期、申請人、核准者、廢止原因。</w:t>
+            </w:r>
+          </w:p>
+        </w:tc>
+        <w:tc>
+          <w:tcPr>
+            <w:tcW w:w="1247" w:type="dxa"/>
+          </w:tcPr>
+          <w:p>
+            <w:pPr>
+              <w:spacing w:before="60" w:after="60"/>
+              <w:jc w:val="center"/>
+            </w:pPr>
+          </w:p>
+        </w:tc>
+        <w:tc>
+          <w:tcPr>
+            <w:tcW w:w="1247" w:type="dxa"/>
+          </w:tcPr>
+          <w:p>
+            <w:pPr>
+              <w:spacing w:before="60" w:after="60"/>
+              <w:jc w:val="center"/>
+            </w:pPr>
+          </w:p>
+        </w:tc>
+      </w:tr>
+      <w:tr>
+        <w:trPr>
+          <w:jc w:val="center"/>
+        </w:trPr>
+        <w:tc>
+          <w:tcPr>
+            <w:tcW w:w="907" w:type="dxa"/>
+          </w:tcPr>
+          <w:p>
+            <w:pPr>
+              <w:spacing w:before="60" w:after="60"/>
+              <w:jc w:val="center"/>
+            </w:pPr>
+            <w:r>
+              <w:rPr>
+                <w:rFonts w:ascii="標楷體" w:hAnsi="標楷體"/>
+                <w:sz w:val="22"/>
+              </w:rPr>
               <w:lastRenderedPageBreak/>
-              <w:t>9</w:t>
+              <w:t>10</w:t>
             </w:r>
           </w:p>
         </w:tc>
@@ -9914,13 +10689,10 @@
       <w:pPr>
         <w:pStyle w:val="1"/>
       </w:pPr>
-      <w:bookmarkStart w:id="10" w:name="_Toc243489734"/>
+      <w:bookmarkStart w:id="10" w:name="_Toc243490578"/>
       <w:r>
         <w:lastRenderedPageBreak/>
-        <w:t>D</w:t>
-      </w:r>
-      <w:r>
-        <w:t xml:space="preserve">M08 </w:t>
+        <w:t xml:space="preserve">DM08 </w:t>
       </w:r>
       <w:r>
         <w:t>文件新增與編輯</w:t>
@@ -10460,7 +11232,7 @@
                 <w:rFonts w:ascii="標楷體" w:hAnsi="標楷體"/>
                 <w:sz w:val="22"/>
               </w:rPr>
-              <w:t>個人專區之草稿匣（文件名稱欄為空白，請以最後修改時間辨識該列）；於草稿匣按該草稿的「繼續編輯」，應帶入先前填寫的內容（分類已帶入且不可改），補齊文件名稱、可見對象、版本號（欄名為「新版本號」）、摘要、上傳檔案與指定審核者後按「送交簽核」，應顯示「已送交簽核」。</w:t>
+              <w:t>個人專區之草稿匣（文件名稱欄為空白，請以最後修改時間辨識該列）。</w:t>
             </w:r>
           </w:p>
         </w:tc>
@@ -10522,21 +11294,7 @@
                 <w:rFonts w:ascii="標楷體" w:hAnsi="標楷體"/>
                 <w:sz w:val="22"/>
               </w:rPr>
-              <w:t>分類選「系統操作手冊」時應出現「關聯作業項目」；選擇已有已發布手冊的作業項目並送交簽核，應被擋下，並於「關聯作業項目」欄下方以紅字提示「此關聯作業項目已有對應之已發布手冊」；此時內容已存為草稿，離開本頁時若跳出「尚未儲存」視窗，按「離開不儲存」即可（草稿不會遺失），再到</w:t>
-            </w:r>
-            <w:r>
-              <w:rPr>
-                <w:rFonts w:ascii="標楷體" w:hAnsi="標楷體"/>
-                <w:sz w:val="22"/>
-              </w:rPr>
-              <w:t xml:space="preserve"> DM04 </w:t>
-            </w:r>
-            <w:r>
-              <w:rPr>
-                <w:rFonts w:ascii="標楷體" w:hAnsi="標楷體"/>
-                <w:sz w:val="22"/>
-              </w:rPr>
-              <w:t>個人專區草稿匣確認該草稿並刪除。</w:t>
+              <w:t>於草稿匣按該草稿的「繼續編輯」，應帶入先前填寫的內容（分類已帶入且不可改）；補齊文件名稱、可見對象、版本號（欄名為「新版本號」）、摘要、上傳檔案與指定審核者後按「送交簽核」，應顯示「已送交簽核」。</w:t>
             </w:r>
           </w:p>
         </w:tc>
@@ -10598,7 +11356,7 @@
                 <w:rFonts w:ascii="標楷體" w:hAnsi="標楷體"/>
                 <w:sz w:val="22"/>
               </w:rPr>
-              <w:t>分類選「訓練教材」時，可見對象欄應改為顯示「訓練教材由教育訓練模組引用，不需設定可見對象」，不設可見對象亦可送交簽核（測後於</w:t>
+              <w:t>分類選「系統操作手冊」時應出現「關聯作業項目」；選擇已有已發布手冊的作業項目並送交簽核，應被擋下，並於「關聯作業項目」欄下方以紅字提示「此關聯作業項目已有對應之已發布手冊」。此時內容已存為草稿，測完請至</w:t>
             </w:r>
             <w:r>
               <w:rPr>
@@ -10612,14 +11370,7 @@
                 <w:rFonts w:ascii="標楷體" w:hAnsi="標楷體"/>
                 <w:sz w:val="22"/>
               </w:rPr>
-              <w:t>個人專區「我的文件動態」撤回該送審，再至草稿匣刪除</w:t>
-            </w:r>
-            <w:r>
-              <w:rPr>
-                <w:rFonts w:ascii="標楷體" w:hAnsi="標楷體"/>
-                <w:sz w:val="22"/>
-              </w:rPr>
-              <w:t>）。</w:t>
+              <w:t>個人專區草稿匣刪除。</w:t>
             </w:r>
           </w:p>
         </w:tc>
@@ -10681,21 +11432,21 @@
                 <w:rFonts w:ascii="標楷體" w:hAnsi="標楷體"/>
                 <w:sz w:val="22"/>
               </w:rPr>
-              <w:t>選擇</w:t>
-            </w:r>
-            <w:r>
-              <w:rPr>
-                <w:rFonts w:ascii="標楷體" w:hAnsi="標楷體"/>
-                <w:sz w:val="22"/>
-              </w:rPr>
-              <w:t xml:space="preserve"> Word </w:t>
-            </w:r>
-            <w:r>
-              <w:rPr>
-                <w:rFonts w:ascii="標楷體" w:hAnsi="標楷體"/>
-                <w:sz w:val="22"/>
-              </w:rPr>
-              <w:t>檔上傳，應跳出「此檔案無法線上預覽」確認視窗；按「改傳其他檔案」應取消選擇，再選一次並按「仍使用此檔案」，上傳框下方應出現橘色提醒。</w:t>
+              <w:t>分類選「訓練教材」時，可見對象欄應改為顯示「訓練教材由教育訓練模組引用，不需設定可見對象」，不設可見對象亦可送交簽核（測後於</w:t>
+            </w:r>
+            <w:r>
+              <w:rPr>
+                <w:rFonts w:ascii="標楷體" w:hAnsi="標楷體"/>
+                <w:sz w:val="22"/>
+              </w:rPr>
+              <w:t xml:space="preserve"> DM04 </w:t>
+            </w:r>
+            <w:r>
+              <w:rPr>
+                <w:rFonts w:ascii="標楷體" w:hAnsi="標楷體"/>
+                <w:sz w:val="22"/>
+              </w:rPr>
+              <w:t>個人專區「我的文件動態」撤回該送審，再至草稿匣刪除）。</w:t>
             </w:r>
           </w:p>
         </w:tc>
@@ -10757,7 +11508,21 @@
                 <w:rFonts w:ascii="標楷體" w:hAnsi="標楷體"/>
                 <w:sz w:val="22"/>
               </w:rPr>
-              <w:t>以同時具編輯者與審核者角色之帳號登入，按「新增文件」後展開「指定審核者」，清單應只列具審核者角色者，且不含自己。</w:t>
+              <w:t>選擇</w:t>
+            </w:r>
+            <w:r>
+              <w:rPr>
+                <w:rFonts w:ascii="標楷體" w:hAnsi="標楷體"/>
+                <w:sz w:val="22"/>
+              </w:rPr>
+              <w:t xml:space="preserve"> Word </w:t>
+            </w:r>
+            <w:r>
+              <w:rPr>
+                <w:rFonts w:ascii="標楷體" w:hAnsi="標楷體"/>
+                <w:sz w:val="22"/>
+              </w:rPr>
+              <w:t>檔上傳，應跳出「此檔案無法線上預覽」確認視窗；按「改傳其他檔案」應取消選擇，再選一次並按「仍使用此檔案」，上傳框下方應出現橘色提醒。</w:t>
             </w:r>
           </w:p>
         </w:tc>
@@ -10802,39 +11567,32 @@
                 <w:rFonts w:ascii="標楷體" w:hAnsi="標楷體"/>
                 <w:sz w:val="22"/>
               </w:rPr>
+              <w:t>7</w:t>
+            </w:r>
+          </w:p>
+        </w:tc>
+        <w:tc>
+          <w:tcPr>
+            <w:tcW w:w="6236" w:type="dxa"/>
+          </w:tcPr>
+          <w:p>
+            <w:pPr>
+              <w:spacing w:before="60" w:after="60"/>
+            </w:pPr>
+            <w:r>
+              <w:rPr>
+                <w:rFonts w:ascii="標楷體" w:hAnsi="標楷體"/>
+                <w:sz w:val="22"/>
+              </w:rPr>
+              <w:t>以同時具編輯者與審核者角色之帳號登入，按「新增文件」後展開「指定審核者」，清單應只列具審核者角色者，且不含自</w:t>
+            </w:r>
+            <w:r>
+              <w:rPr>
+                <w:rFonts w:ascii="標楷體" w:hAnsi="標楷體"/>
+                <w:sz w:val="22"/>
+              </w:rPr>
               <w:lastRenderedPageBreak/>
-              <w:t>7</w:t>
-            </w:r>
-          </w:p>
-        </w:tc>
-        <w:tc>
-          <w:tcPr>
-            <w:tcW w:w="6236" w:type="dxa"/>
-          </w:tcPr>
-          <w:p>
-            <w:pPr>
-              <w:spacing w:before="60" w:after="60"/>
-            </w:pPr>
-            <w:r>
-              <w:rPr>
-                <w:rFonts w:ascii="標楷體" w:hAnsi="標楷體"/>
-                <w:sz w:val="22"/>
-              </w:rPr>
-              <w:t>於</w:t>
-            </w:r>
-            <w:r>
-              <w:rPr>
-                <w:rFonts w:ascii="標楷體" w:hAnsi="標楷體"/>
-                <w:sz w:val="22"/>
-              </w:rPr>
-              <w:t xml:space="preserve"> DM07 </w:t>
-            </w:r>
-            <w:r>
-              <w:rPr>
-                <w:rFonts w:ascii="標楷體" w:hAnsi="標楷體"/>
-                <w:sz w:val="22"/>
-              </w:rPr>
-              <w:t>對已發布文件按「編輯新版本」，文件名稱與分類應為灰色不可修改，右側「最近版本」列出該文件的版本號。</w:t>
+              <w:t>己。</w:t>
             </w:r>
           </w:p>
         </w:tc>
@@ -10896,7 +11654,21 @@
                 <w:rFonts w:ascii="標楷體" w:hAnsi="標楷體"/>
                 <w:sz w:val="22"/>
               </w:rPr>
-              <w:t>編輯新版本時「新版本號」填入本文件已發布過的版本號並送交簽核，應被擋下並於「新版本號」欄下方提示「版本號與本文件已發布版本重複」；在同一頁改成未用過的版本號再按「送交簽核」，應顯示「已送交簽核」且草稿匣不會多出草稿。</w:t>
+              <w:t>於</w:t>
+            </w:r>
+            <w:r>
+              <w:rPr>
+                <w:rFonts w:ascii="標楷體" w:hAnsi="標楷體"/>
+                <w:sz w:val="22"/>
+              </w:rPr>
+              <w:t xml:space="preserve"> DM07 </w:t>
+            </w:r>
+            <w:r>
+              <w:rPr>
+                <w:rFonts w:ascii="標楷體" w:hAnsi="標楷體"/>
+                <w:sz w:val="22"/>
+              </w:rPr>
+              <w:t>對已發布文件按「編輯新版本」，文件名稱與分類應為灰色不可修改，右側「最近版本」列出該文件的版本號。</w:t>
             </w:r>
           </w:p>
         </w:tc>
@@ -10942,6 +11714,75 @@
                 <w:sz w:val="22"/>
               </w:rPr>
               <w:t>9</w:t>
+            </w:r>
+          </w:p>
+        </w:tc>
+        <w:tc>
+          <w:tcPr>
+            <w:tcW w:w="6236" w:type="dxa"/>
+          </w:tcPr>
+          <w:p>
+            <w:pPr>
+              <w:spacing w:before="60" w:after="60"/>
+            </w:pPr>
+            <w:r>
+              <w:rPr>
+                <w:rFonts w:ascii="標楷體" w:hAnsi="標楷體"/>
+                <w:sz w:val="22"/>
+              </w:rPr>
+              <w:t>編輯新版本時「新版本號」填入本文件已發布過的版本號並送交簽核，應被擋下並於「新版本號」欄下方提示「版本號與本文件已發布版</w:t>
+            </w:r>
+            <w:r>
+              <w:rPr>
+                <w:rFonts w:ascii="標楷體" w:hAnsi="標楷體"/>
+                <w:sz w:val="22"/>
+              </w:rPr>
+              <w:t>本重複」；在同一頁改成未用過的版本號再按「送交簽核」，應顯示「已送交簽核」且草稿匣不會多出草稿。</w:t>
+            </w:r>
+          </w:p>
+        </w:tc>
+        <w:tc>
+          <w:tcPr>
+            <w:tcW w:w="1247" w:type="dxa"/>
+          </w:tcPr>
+          <w:p>
+            <w:pPr>
+              <w:spacing w:before="60" w:after="60"/>
+              <w:jc w:val="center"/>
+            </w:pPr>
+          </w:p>
+        </w:tc>
+        <w:tc>
+          <w:tcPr>
+            <w:tcW w:w="1247" w:type="dxa"/>
+          </w:tcPr>
+          <w:p>
+            <w:pPr>
+              <w:spacing w:before="60" w:after="60"/>
+              <w:jc w:val="center"/>
+            </w:pPr>
+          </w:p>
+        </w:tc>
+      </w:tr>
+      <w:tr>
+        <w:trPr>
+          <w:jc w:val="center"/>
+        </w:trPr>
+        <w:tc>
+          <w:tcPr>
+            <w:tcW w:w="907" w:type="dxa"/>
+          </w:tcPr>
+          <w:p>
+            <w:pPr>
+              <w:spacing w:before="60" w:after="60"/>
+              <w:jc w:val="center"/>
+            </w:pPr>
+            <w:r>
+              <w:rPr>
+                <w:rFonts w:ascii="標楷體" w:hAnsi="標楷體"/>
+                <w:sz w:val="22"/>
+              </w:rPr>
+              <w:t>10</w:t>
             </w:r>
           </w:p>
         </w:tc>
@@ -11149,9 +11990,9 @@
     </w:lvl>
   </w:abstractNum>
   <w:abstractNum w:abstractNumId="1" w15:restartNumberingAfterBreak="0">
-    <w:nsid w:val="668A7990"/>
+    <w:nsid w:val="69372BC8"/>
     <w:multiLevelType w:val="multilevel"/>
-    <w:tmpl w:val="B7BE9DA2"/>
+    <w:tmpl w:val="B89835F2"/>
     <w:lvl w:ilvl="0">
       <w:start w:val="1"/>
       <w:numFmt w:val="bullet"/>
@@ -23255,7 +24096,7 @@
 </file>
 
 <file path=customXml/itemProps1.xml><?xml version="1.0" encoding="utf-8"?>
-<ds:datastoreItem xmlns:ds="http://schemas.openxmlformats.org/officeDocument/2006/customXml" ds:itemID="{717CC49A-A372-4032-9DF1-FAC735998854}">
+<ds:datastoreItem xmlns:ds="http://schemas.openxmlformats.org/officeDocument/2006/customXml" ds:itemID="{4EE7EFC9-4CFE-4A8B-B1BB-D08A3A73349D}">
   <ds:schemaRefs>
     <ds:schemaRef ds:uri="http://schemas.openxmlformats.org/officeDocument/2006/bibliography"/>
   </ds:schemaRefs>

--- a/docs/manuals/測試報告/DM-文件管理模組.docx
+++ b/docs/manuals/測試報告/DM-文件管理模組.docx
@@ -498,7 +498,7 @@
       <w:r>
         <w:fldChar w:fldCharType="separate"/>
       </w:r>
-      <w:hyperlink w:anchor="_Toc243484324" w:history="1">
+      <w:hyperlink w:anchor="_Toc243490569" w:history="1">
         <w:r>
           <w:rPr>
             <w:rStyle w:val="affb"/>
@@ -526,7 +526,7 @@
             <w:noProof/>
             <w:webHidden/>
           </w:rPr>
-          <w:instrText xml:space="preserve"> PAGEREF _Toc243484324 \h </w:instrText>
+          <w:instrText xml:space="preserve"> PAGEREF _Toc243490569 \h </w:instrText>
         </w:r>
         <w:r>
           <w:rPr>
@@ -571,7 +571,7 @@
           <w:szCs w:val="22"/>
         </w:rPr>
       </w:pPr>
-      <w:hyperlink w:anchor="_Toc243484325" w:history="1">
+      <w:hyperlink w:anchor="_Toc243490570" w:history="1">
         <w:r>
           <w:rPr>
             <w:rStyle w:val="affb"/>
@@ -606,7 +606,7 @@
             <w:noProof/>
             <w:webHidden/>
           </w:rPr>
-          <w:instrText xml:space="preserve"> PAGEREF _Toc243484325 \h </w:instrText>
+          <w:instrText xml:space="preserve"> PAGEREF _Toc243490570 \h </w:instrText>
         </w:r>
         <w:r>
           <w:rPr>
@@ -651,7 +651,7 @@
           <w:szCs w:val="22"/>
         </w:rPr>
       </w:pPr>
-      <w:hyperlink w:anchor="_Toc243484326" w:history="1">
+      <w:hyperlink w:anchor="_Toc243490571" w:history="1">
         <w:r>
           <w:rPr>
             <w:rStyle w:val="affb"/>
@@ -686,7 +686,7 @@
             <w:noProof/>
             <w:webHidden/>
           </w:rPr>
-          <w:instrText xml:space="preserve"> PAGEREF _Toc243484326 \h </w:instrText>
+          <w:instrText xml:space="preserve"> PAGEREF _Toc243490571 \h </w:instrText>
         </w:r>
         <w:r>
           <w:rPr>
@@ -731,7 +731,7 @@
           <w:szCs w:val="22"/>
         </w:rPr>
       </w:pPr>
-      <w:hyperlink w:anchor="_Toc243484327" w:history="1">
+      <w:hyperlink w:anchor="_Toc243490572" w:history="1">
         <w:r>
           <w:rPr>
             <w:rStyle w:val="affb"/>
@@ -766,7 +766,7 @@
             <w:noProof/>
             <w:webHidden/>
           </w:rPr>
-          <w:instrText xml:space="preserve"> PAGEREF _Toc243484327 \h </w:instrText>
+          <w:instrText xml:space="preserve"> PAGEREF _Toc243490572 \h </w:instrText>
         </w:r>
         <w:r>
           <w:rPr>
@@ -811,7 +811,7 @@
           <w:szCs w:val="22"/>
         </w:rPr>
       </w:pPr>
-      <w:hyperlink w:anchor="_Toc243484328" w:history="1">
+      <w:hyperlink w:anchor="_Toc243490573" w:history="1">
         <w:r>
           <w:rPr>
             <w:rStyle w:val="affb"/>
@@ -846,7 +846,7 @@
             <w:noProof/>
             <w:webHidden/>
           </w:rPr>
-          <w:instrText xml:space="preserve"> PAGEREF _Toc243484328 \h </w:instrText>
+          <w:instrText xml:space="preserve"> PAGEREF _Toc243490573 \h </w:instrText>
         </w:r>
         <w:r>
           <w:rPr>
@@ -891,7 +891,7 @@
           <w:szCs w:val="22"/>
         </w:rPr>
       </w:pPr>
-      <w:hyperlink w:anchor="_Toc243484329" w:history="1">
+      <w:hyperlink w:anchor="_Toc243490574" w:history="1">
         <w:r>
           <w:rPr>
             <w:rStyle w:val="affb"/>
@@ -926,7 +926,7 @@
             <w:noProof/>
             <w:webHidden/>
           </w:rPr>
-          <w:instrText xml:space="preserve"> PAGEREF _Toc243484329 \h </w:instrText>
+          <w:instrText xml:space="preserve"> PAGEREF _Toc243490574 \h </w:instrText>
         </w:r>
         <w:r>
           <w:rPr>
@@ -971,7 +971,7 @@
           <w:szCs w:val="22"/>
         </w:rPr>
       </w:pPr>
-      <w:hyperlink w:anchor="_Toc243484330" w:history="1">
+      <w:hyperlink w:anchor="_Toc243490575" w:history="1">
         <w:r>
           <w:rPr>
             <w:rStyle w:val="affb"/>
@@ -1006,7 +1006,7 @@
             <w:noProof/>
             <w:webHidden/>
           </w:rPr>
-          <w:instrText xml:space="preserve"> PAGEREF _Toc243484330 \h </w:instrText>
+          <w:instrText xml:space="preserve"> PAGEREF _Toc243490575 \h </w:instrText>
         </w:r>
         <w:r>
           <w:rPr>
@@ -1051,7 +1051,7 @@
           <w:szCs w:val="22"/>
         </w:rPr>
       </w:pPr>
-      <w:hyperlink w:anchor="_Toc243484331" w:history="1">
+      <w:hyperlink w:anchor="_Toc243490576" w:history="1">
         <w:r>
           <w:rPr>
             <w:rStyle w:val="affb"/>
@@ -1093,7 +1093,7 @@
             <w:noProof/>
             <w:webHidden/>
           </w:rPr>
-          <w:instrText xml:space="preserve"> PAGEREF _Toc243484331 \h </w:instrText>
+          <w:instrText xml:space="preserve"> PAGEREF _Toc243490576 \h </w:instrText>
         </w:r>
         <w:r>
           <w:rPr>
@@ -1138,7 +1138,7 @@
           <w:szCs w:val="22"/>
         </w:rPr>
       </w:pPr>
-      <w:hyperlink w:anchor="_Toc243484332" w:history="1">
+      <w:hyperlink w:anchor="_Toc243490577" w:history="1">
         <w:r>
           <w:rPr>
             <w:rStyle w:val="affb"/>
@@ -1173,7 +1173,7 @@
             <w:noProof/>
             <w:webHidden/>
           </w:rPr>
-          <w:instrText xml:space="preserve"> PAGEREF _Toc243484332 \h </w:instrText>
+          <w:instrText xml:space="preserve"> PAGEREF _Toc243490577 \h </w:instrText>
         </w:r>
         <w:r>
           <w:rPr>
@@ -1218,7 +1218,7 @@
           <w:szCs w:val="22"/>
         </w:rPr>
       </w:pPr>
-      <w:hyperlink w:anchor="_Toc243484333" w:history="1">
+      <w:hyperlink w:anchor="_Toc243490578" w:history="1">
         <w:r>
           <w:rPr>
             <w:rStyle w:val="affb"/>
@@ -1253,7 +1253,7 @@
             <w:noProof/>
             <w:webHidden/>
           </w:rPr>
-          <w:instrText xml:space="preserve"> PAGEREF _Toc243484333 \h </w:instrText>
+          <w:instrText xml:space="preserve"> PAGEREF _Toc243490578 \h </w:instrText>
         </w:r>
         <w:r>
           <w:rPr>
@@ -1303,7 +1303,7 @@
       <w:pPr>
         <w:pStyle w:val="1"/>
       </w:pPr>
-      <w:bookmarkStart w:id="1" w:name="_Toc243484324"/>
+      <w:bookmarkStart w:id="1" w:name="_Toc243490569"/>
       <w:r>
         <w:lastRenderedPageBreak/>
         <w:t>測試注意事項</w:t>
@@ -1325,7 +1325,7 @@
       <w:pPr>
         <w:pStyle w:val="1"/>
       </w:pPr>
-      <w:bookmarkStart w:id="2" w:name="_Toc243484325"/>
+      <w:bookmarkStart w:id="2" w:name="_Toc243490570"/>
       <w:r>
         <w:lastRenderedPageBreak/>
         <w:t xml:space="preserve">DM00 </w:t>
@@ -1729,7 +1729,7 @@
                 <w:rFonts w:ascii="標楷體" w:hAnsi="標楷體"/>
                 <w:sz w:val="22"/>
               </w:rPr>
-              <w:t>以編輯者登入，主頁應出現「</w:t>
+              <w:t>以具編輯者角色之帳號登入，主頁應出現「</w:t>
             </w:r>
             <w:r>
               <w:rPr>
@@ -2005,7 +2005,7 @@
                 <w:rFonts w:ascii="標楷體" w:hAnsi="標楷體"/>
                 <w:sz w:val="22"/>
               </w:rPr>
-              <w:t>項之文件核准發布後，以閱覽者甲登入，公告中應有該文件；「其他」之數字應等於閱覽者甲於</w:t>
+              <w:t>項之文件核准發布後，以僅具閱覽者角色、可見對象與該文件相符之帳號登入，公告中應有該文件；「其他」之數字應等於該帳號於</w:t>
             </w:r>
             <w:r>
               <w:rPr>
@@ -2155,7 +2155,7 @@
       <w:pPr>
         <w:pStyle w:val="1"/>
       </w:pPr>
-      <w:bookmarkStart w:id="3" w:name="_Toc243484326"/>
+      <w:bookmarkStart w:id="3" w:name="_Toc243490571"/>
       <w:r>
         <w:lastRenderedPageBreak/>
         <w:t xml:space="preserve">DM01 </w:t>
@@ -2559,35 +2559,7 @@
                 <w:rFonts w:ascii="標楷體" w:hAnsi="標楷體"/>
                 <w:sz w:val="22"/>
               </w:rPr>
-              <w:t>以編輯者甲進入文件庫、不設任何條件，文件</w:t>
-            </w:r>
-            <w:r>
-              <w:rPr>
-                <w:rFonts w:ascii="標楷體" w:hAnsi="標楷體"/>
-                <w:sz w:val="22"/>
-              </w:rPr>
-              <w:t xml:space="preserve"> A</w:t>
-            </w:r>
-            <w:r>
-              <w:rPr>
-                <w:rFonts w:ascii="標楷體" w:hAnsi="標楷體"/>
-                <w:sz w:val="22"/>
-              </w:rPr>
-              <w:t>～</w:t>
-            </w:r>
-            <w:r>
-              <w:rPr>
-                <w:rFonts w:ascii="標楷體" w:hAnsi="標楷體"/>
-                <w:sz w:val="22"/>
-              </w:rPr>
-              <w:t xml:space="preserve">I </w:t>
-            </w:r>
-            <w:r>
-              <w:rPr>
-                <w:rFonts w:ascii="標楷體" w:hAnsi="標楷體"/>
-                <w:sz w:val="22"/>
-              </w:rPr>
-              <w:t>皆應出現；首版存為草稿或送審中尚未核准之兩份文件不應出現。</w:t>
+              <w:t>以具編輯者角色之帳號進入文件庫、不設任何條件，清單應列出全部已發布文件；首版存為草稿、以及首版已送審尚未核准之文件，皆不應出現。</w:t>
             </w:r>
           </w:p>
         </w:tc>
@@ -2649,91 +2621,7 @@
                 <w:rFonts w:ascii="標楷體" w:hAnsi="標楷體"/>
                 <w:sz w:val="22"/>
               </w:rPr>
-              <w:t>以閱覽者甲登入，應看得到文件</w:t>
-            </w:r>
-            <w:r>
-              <w:rPr>
-                <w:rFonts w:ascii="標楷體" w:hAnsi="標楷體"/>
-                <w:sz w:val="22"/>
-              </w:rPr>
-              <w:t xml:space="preserve"> A</w:t>
-            </w:r>
-            <w:r>
-              <w:rPr>
-                <w:rFonts w:ascii="標楷體" w:hAnsi="標楷體"/>
-                <w:sz w:val="22"/>
-              </w:rPr>
-              <w:t>、文件</w:t>
-            </w:r>
-            <w:r>
-              <w:rPr>
-                <w:rFonts w:ascii="標楷體" w:hAnsi="標楷體"/>
-                <w:sz w:val="22"/>
-              </w:rPr>
-              <w:t xml:space="preserve"> B</w:t>
-            </w:r>
-            <w:r>
-              <w:rPr>
-                <w:rFonts w:ascii="標楷體" w:hAnsi="標楷體"/>
-                <w:sz w:val="22"/>
-              </w:rPr>
-              <w:t>、文件</w:t>
-            </w:r>
-            <w:r>
-              <w:rPr>
-                <w:rFonts w:ascii="標楷體" w:hAnsi="標楷體"/>
-                <w:sz w:val="22"/>
-              </w:rPr>
-              <w:t xml:space="preserve"> E</w:t>
-            </w:r>
-            <w:r>
-              <w:rPr>
-                <w:rFonts w:ascii="標楷體" w:hAnsi="標楷體"/>
-                <w:sz w:val="22"/>
-              </w:rPr>
-              <w:t>（可見對象開放全體、與本人授權整組相符，或以「全單位」涵蓋本人單位）；不應看到文件</w:t>
-            </w:r>
-            <w:r>
-              <w:rPr>
-                <w:rFonts w:ascii="標楷體" w:hAnsi="標楷體"/>
-                <w:sz w:val="22"/>
-              </w:rPr>
-              <w:t xml:space="preserve"> C</w:t>
-            </w:r>
-            <w:r>
-              <w:rPr>
-                <w:rFonts w:ascii="標楷體" w:hAnsi="標楷體"/>
-                <w:sz w:val="22"/>
-              </w:rPr>
-              <w:t>（「國防部軍醫局＋行政人員」雖由本人兩組授權之單位與職位交叉組成，但無一組整組相符）、文件</w:t>
-            </w:r>
-            <w:r>
-              <w:rPr>
-                <w:rFonts w:ascii="標楷體" w:hAnsi="標楷體"/>
-                <w:sz w:val="22"/>
-              </w:rPr>
-              <w:t xml:space="preserve"> G</w:t>
-            </w:r>
-            <w:r>
-              <w:rPr>
-                <w:rFonts w:ascii="標楷體" w:hAnsi="標楷體"/>
-                <w:sz w:val="22"/>
-              </w:rPr>
-              <w:t>（本人授權為國防醫學院三軍總醫院，不涵蓋其松山分院）與文件</w:t>
-            </w:r>
-            <w:r>
-              <w:rPr>
-                <w:rFonts w:ascii="標楷體" w:hAnsi="標楷體"/>
-                <w:sz w:val="22"/>
-              </w:rPr>
-              <w:t xml:space="preserve"> H</w:t>
-            </w:r>
-            <w:r>
-              <w:rPr>
-                <w:rFonts w:ascii="標楷體" w:hAnsi="標楷體"/>
-                <w:sz w:val="22"/>
-              </w:rPr>
-              <w:t>（訓練教材不設可見對象，僅具閱覽者角色者查不到）。</w:t>
+              <w:t>以僅具閱覽者角色、被授予「國防部軍醫局＋護理師」與「國防醫學院三軍總醫院＋行政人員」兩組可見對象之帳號登入，應看得到可見對象為「全單位＋全體」「全單位＋護理師」「國防部軍醫局＋護理師」之文件；不應看到可見對象為「國防部軍醫局＋行政人員」（兩組授權之單位與職位交叉組成，無一組整組相符）、「國防醫學院三軍總醫院松山分院＋行政人員」（授權之醫院不涵蓋其分院）之文件，以及分類為「訓練教材」之文件（不設可見對象，僅具閱覽者角色者查不到）。</w:t>
             </w:r>
           </w:p>
         </w:tc>
@@ -2795,140 +2683,14 @@
                 <w:rFonts w:ascii="標楷體" w:hAnsi="標楷體"/>
                 <w:sz w:val="22"/>
               </w:rPr>
-              <w:t>以閱覽者乙登入、文件</w:t>
-            </w:r>
-            <w:r>
-              <w:rPr>
-                <w:rFonts w:ascii="標楷體" w:hAnsi="標楷體"/>
-                <w:sz w:val="22"/>
-              </w:rPr>
-              <w:t xml:space="preserve"> F </w:t>
-            </w:r>
-            <w:r>
-              <w:rPr>
-                <w:rFonts w:ascii="標楷體" w:hAnsi="標楷體"/>
-                <w:sz w:val="22"/>
-              </w:rPr>
-              <w:t>尚未廢止時，應看得到可見對象為「全單位＋全體」之文件</w:t>
-            </w:r>
-            <w:r>
-              <w:rPr>
-                <w:rFonts w:ascii="標楷體" w:hAnsi="標楷體"/>
-                <w:sz w:val="22"/>
-              </w:rPr>
-              <w:t xml:space="preserve"> </w:t>
-            </w:r>
-            <w:r>
-              <w:rPr>
-                <w:rFonts w:ascii="標楷體" w:hAnsi="標楷體"/>
-                <w:sz w:val="22"/>
-              </w:rPr>
-              <w:t>A</w:t>
-            </w:r>
-            <w:r>
-              <w:rPr>
-                <w:rFonts w:ascii="標楷體" w:hAnsi="標楷體"/>
-                <w:sz w:val="22"/>
-              </w:rPr>
-              <w:t>、</w:t>
-            </w:r>
-            <w:r>
-              <w:rPr>
-                <w:rFonts w:ascii="標楷體" w:hAnsi="標楷體"/>
-                <w:sz w:val="22"/>
-              </w:rPr>
-              <w:t>D</w:t>
-            </w:r>
-            <w:r>
-              <w:rPr>
-                <w:rFonts w:ascii="標楷體" w:hAnsi="標楷體"/>
-                <w:sz w:val="22"/>
-              </w:rPr>
-              <w:t>、</w:t>
-            </w:r>
-            <w:r>
-              <w:rPr>
-                <w:rFonts w:ascii="標楷體" w:hAnsi="標楷體"/>
-                <w:sz w:val="22"/>
-              </w:rPr>
-              <w:t>F</w:t>
-            </w:r>
-            <w:r>
-              <w:rPr>
-                <w:rFonts w:ascii="標楷體" w:hAnsi="標楷體"/>
-                <w:sz w:val="22"/>
-              </w:rPr>
-              <w:t>，文件</w:t>
-            </w:r>
-            <w:r>
-              <w:rPr>
-                <w:rFonts w:ascii="標楷體" w:hAnsi="標楷體"/>
-                <w:sz w:val="22"/>
-              </w:rPr>
-              <w:t xml:space="preserve"> B</w:t>
-            </w:r>
-            <w:r>
-              <w:rPr>
-                <w:rFonts w:ascii="標楷體" w:hAnsi="標楷體"/>
-                <w:sz w:val="22"/>
-              </w:rPr>
-              <w:t>、</w:t>
-            </w:r>
-            <w:r>
-              <w:rPr>
-                <w:rFonts w:ascii="標楷體" w:hAnsi="標楷體"/>
-                <w:sz w:val="22"/>
-              </w:rPr>
-              <w:t>C</w:t>
-            </w:r>
-            <w:r>
-              <w:rPr>
-                <w:rFonts w:ascii="標楷體" w:hAnsi="標楷體"/>
-                <w:sz w:val="22"/>
-              </w:rPr>
-              <w:t>、</w:t>
-            </w:r>
-            <w:r>
-              <w:rPr>
-                <w:rFonts w:ascii="標楷體" w:hAnsi="標楷體"/>
-                <w:sz w:val="22"/>
-              </w:rPr>
-              <w:t>E</w:t>
-            </w:r>
-            <w:r>
-              <w:rPr>
-                <w:rFonts w:ascii="標楷體" w:hAnsi="標楷體"/>
-                <w:sz w:val="22"/>
-              </w:rPr>
-              <w:t>、</w:t>
-            </w:r>
-            <w:r>
-              <w:rPr>
-                <w:rFonts w:ascii="標楷體" w:hAnsi="標楷體"/>
-                <w:sz w:val="22"/>
-              </w:rPr>
-              <w:t>G</w:t>
-            </w:r>
-            <w:r>
-              <w:rPr>
-                <w:rFonts w:ascii="標楷體" w:hAnsi="標楷體"/>
-                <w:sz w:val="22"/>
-              </w:rPr>
-              <w:t>、</w:t>
-            </w:r>
-            <w:r>
-              <w:rPr>
-                <w:rFonts w:ascii="標楷體" w:hAnsi="標楷體"/>
-                <w:sz w:val="22"/>
-              </w:rPr>
-              <w:t xml:space="preserve">H </w:t>
-            </w:r>
-            <w:r>
-              <w:rPr>
-                <w:rFonts w:ascii="標楷體" w:hAnsi="標楷體"/>
-                <w:sz w:val="22"/>
-              </w:rPr>
-              <w:t>皆不應出現。</w:t>
+              <w:t>以僅具閱覽者角色、未被授予任何可見對象之帳號登入，應只看得到可見對象</w:t>
+            </w:r>
+            <w:r>
+              <w:rPr>
+                <w:rFonts w:ascii="標楷體" w:hAnsi="標楷體"/>
+                <w:sz w:val="22"/>
+              </w:rPr>
+              <w:t>為「全單位＋全體」之文件；其餘可見對象之文件與訓練教材皆不應出現。</w:t>
             </w:r>
           </w:p>
         </w:tc>
@@ -2990,63 +2752,7 @@
                 <w:rFonts w:ascii="標楷體" w:hAnsi="標楷體"/>
                 <w:sz w:val="22"/>
               </w:rPr>
-              <w:t>以編輯者甲登入，文件</w:t>
-            </w:r>
-            <w:r>
-              <w:rPr>
-                <w:rFonts w:ascii="標楷體" w:hAnsi="標楷體"/>
-                <w:sz w:val="22"/>
-              </w:rPr>
-              <w:t xml:space="preserve"> B</w:t>
-            </w:r>
-            <w:r>
-              <w:rPr>
-                <w:rFonts w:ascii="標楷體" w:hAnsi="標楷體"/>
-                <w:sz w:val="22"/>
-              </w:rPr>
-              <w:t>、</w:t>
-            </w:r>
-            <w:r>
-              <w:rPr>
-                <w:rFonts w:ascii="標楷體" w:hAnsi="標楷體"/>
-                <w:sz w:val="22"/>
-              </w:rPr>
-              <w:t>C</w:t>
-            </w:r>
-            <w:r>
-              <w:rPr>
-                <w:rFonts w:ascii="標楷體" w:hAnsi="標楷體"/>
-                <w:sz w:val="22"/>
-              </w:rPr>
-              <w:t>、</w:t>
-            </w:r>
-            <w:r>
-              <w:rPr>
-                <w:rFonts w:ascii="標楷體" w:hAnsi="標楷體"/>
-                <w:sz w:val="22"/>
-              </w:rPr>
-              <w:t>G</w:t>
-            </w:r>
-            <w:r>
-              <w:rPr>
-                <w:rFonts w:ascii="標楷體" w:hAnsi="標楷體"/>
-                <w:sz w:val="22"/>
-              </w:rPr>
-              <w:t>、</w:t>
-            </w:r>
-            <w:r>
-              <w:rPr>
-                <w:rFonts w:ascii="標楷體" w:hAnsi="標楷體"/>
-                <w:sz w:val="22"/>
-              </w:rPr>
-              <w:t xml:space="preserve">H </w:t>
-            </w:r>
-            <w:r>
-              <w:rPr>
-                <w:rFonts w:ascii="標楷體" w:hAnsi="標楷體"/>
-                <w:sz w:val="22"/>
-              </w:rPr>
-              <w:t>皆應列出（具編輯者角色者不受可見對象限制，含訓練教材）。</w:t>
+              <w:t>以具編輯者角色之帳號登入，可見對象與本人無關之文件、以及分類為「訓練教材」之文件皆應列出（具編輯者角色者不受可見對象限制）。</w:t>
             </w:r>
           </w:p>
         </w:tc>
@@ -3136,14 +2842,7 @@
                 <w:rFonts w:ascii="標楷體" w:hAnsi="標楷體"/>
                 <w:sz w:val="22"/>
               </w:rPr>
-              <w:t>起、迄」任一條件或組合查詢（輸入或選取後不必按任何按鈕，清單即自動更新），清單應只列出符合條件的文件：關鍵字比對文件名稱與目前發布版本的摘要兩者，作者比對目前發布版本上傳者的姓名，檢索標籤可複選、掛有任一標籤即符合，發布日期起迄兩日皆含在內，設定多個條件時須同時符</w:t>
-            </w:r>
-            <w:r>
-              <w:rPr>
-                <w:rFonts w:ascii="標楷體" w:hAnsi="標楷體"/>
-                <w:sz w:val="22"/>
-              </w:rPr>
-              <w:t>合。</w:t>
+              <w:t>起、迄」任一條件或組合查詢（輸入或選取後不必按任何按鈕，清單即自動更新），清單應只列出符合條件的文件。</w:t>
             </w:r>
           </w:p>
         </w:tc>
@@ -3205,63 +2904,21 @@
                 <w:rFonts w:ascii="標楷體" w:hAnsi="標楷體"/>
                 <w:sz w:val="22"/>
               </w:rPr>
-              <w:t>於「分類」選「系統操作手冊」，下方應出現「關聯作業項目（</w:t>
-            </w:r>
-            <w:r>
-              <w:rPr>
-                <w:rFonts w:ascii="標楷體" w:hAnsi="標楷體"/>
-                <w:sz w:val="22"/>
-              </w:rPr>
-              <w:t>func_name</w:t>
-            </w:r>
-            <w:r>
-              <w:rPr>
-                <w:rFonts w:ascii="標楷體" w:hAnsi="標楷體"/>
-                <w:sz w:val="22"/>
-              </w:rPr>
-              <w:t>）」下拉；選文件</w:t>
-            </w:r>
-            <w:r>
-              <w:rPr>
-                <w:rFonts w:ascii="標楷體" w:hAnsi="標楷體"/>
-                <w:sz w:val="22"/>
-              </w:rPr>
-              <w:t xml:space="preserve"> D </w:t>
-            </w:r>
-            <w:r>
-              <w:rPr>
-                <w:rFonts w:ascii="標楷體" w:hAnsi="標楷體"/>
-                <w:sz w:val="22"/>
-              </w:rPr>
-              <w:t>所設之作業項目後，應只列出文件</w:t>
-            </w:r>
-            <w:r>
-              <w:rPr>
-                <w:rFonts w:ascii="標楷體" w:hAnsi="標楷體"/>
-                <w:sz w:val="22"/>
-              </w:rPr>
-              <w:t xml:space="preserve"> D</w:t>
-            </w:r>
-            <w:r>
-              <w:rPr>
-                <w:rFonts w:ascii="標楷體" w:hAnsi="標楷體"/>
-                <w:sz w:val="22"/>
-              </w:rPr>
-              <w:t>，且其文件名稱下方標示該作業項目（「代碼</w:t>
-            </w:r>
-            <w:r>
-              <w:rPr>
-                <w:rFonts w:ascii="標楷體" w:hAnsi="標楷體"/>
-                <w:sz w:val="22"/>
-              </w:rPr>
-              <w:t xml:space="preserve"> — </w:t>
-            </w:r>
-            <w:r>
-              <w:rPr>
-                <w:rFonts w:ascii="標楷體" w:hAnsi="標楷體"/>
-                <w:sz w:val="22"/>
-              </w:rPr>
-              <w:t>名稱」）；再將「分類」改選其他分類，該下拉應隱藏且已選的作業項目一併清除。</w:t>
+              <w:t>以僅出現在摘要、文件名稱中沒有的詞查詢，該文件仍應列出；「檢索標籤」同時選兩個，掛有其中任一標籤之文件皆應列出；「發布日期</w:t>
+            </w:r>
+            <w:r>
+              <w:rPr>
+                <w:rFonts w:ascii="標楷體" w:hAnsi="標楷體"/>
+                <w:sz w:val="22"/>
+              </w:rPr>
+              <w:t xml:space="preserve"> </w:t>
+            </w:r>
+            <w:r>
+              <w:rPr>
+                <w:rFonts w:ascii="標楷體" w:hAnsi="標楷體"/>
+                <w:sz w:val="22"/>
+              </w:rPr>
+              <w:t>起、迄」設為同一天，應只列出該日發布之文件。</w:t>
             </w:r>
           </w:p>
         </w:tc>
@@ -3323,35 +2980,21 @@
                 <w:rFonts w:ascii="標楷體" w:hAnsi="標楷體"/>
                 <w:sz w:val="22"/>
               </w:rPr>
-              <w:t>編輯者乙為文件</w:t>
-            </w:r>
-            <w:r>
-              <w:rPr>
-                <w:rFonts w:ascii="標楷體" w:hAnsi="標楷體"/>
-                <w:sz w:val="22"/>
-              </w:rPr>
-              <w:t xml:space="preserve"> E </w:t>
-            </w:r>
-            <w:r>
-              <w:rPr>
-                <w:rFonts w:ascii="標楷體" w:hAnsi="標楷體"/>
-                <w:sz w:val="22"/>
-              </w:rPr>
-              <w:t>上傳新版本並送審後，清單中文件</w:t>
-            </w:r>
-            <w:r>
-              <w:rPr>
-                <w:rFonts w:ascii="標楷體" w:hAnsi="標楷體"/>
-                <w:sz w:val="22"/>
-              </w:rPr>
-              <w:t xml:space="preserve"> E </w:t>
-            </w:r>
-            <w:r>
-              <w:rPr>
-                <w:rFonts w:ascii="標楷體" w:hAnsi="標楷體"/>
-                <w:sz w:val="22"/>
-              </w:rPr>
-              <w:t>之發布日期應維持原值；審核者核准後發布日期更新為新版本之日</w:t>
+              <w:t>於「分類」選「系統操作手冊」，下方應出現「關聯作業項目（</w:t>
+            </w:r>
+            <w:r>
+              <w:rPr>
+                <w:rFonts w:ascii="標楷體" w:hAnsi="標楷體"/>
+                <w:sz w:val="22"/>
+              </w:rPr>
+              <w:t>func_name</w:t>
+            </w:r>
+            <w:r>
+              <w:rPr>
+                <w:rFonts w:ascii="標楷體" w:hAnsi="標楷體"/>
+                <w:sz w:val="22"/>
+              </w:rPr>
+              <w:t>）」下拉；選一個已有已發布手冊之作業項目，應只列出該作業項目的手冊，且其文件名稱下方標示該作業項</w:t>
             </w:r>
             <w:r>
               <w:rPr>
@@ -3359,7 +3002,21 @@
                 <w:sz w:val="22"/>
               </w:rPr>
               <w:lastRenderedPageBreak/>
-              <w:t>期，作者改為編輯者乙（作者為目前發布版本的上傳者）。</w:t>
+              <w:t>目（「代碼</w:t>
+            </w:r>
+            <w:r>
+              <w:rPr>
+                <w:rFonts w:ascii="標楷體" w:hAnsi="標楷體"/>
+                <w:sz w:val="22"/>
+              </w:rPr>
+              <w:t xml:space="preserve"> — </w:t>
+            </w:r>
+            <w:r>
+              <w:rPr>
+                <w:rFonts w:ascii="標楷體" w:hAnsi="標楷體"/>
+                <w:sz w:val="22"/>
+              </w:rPr>
+              <w:t>名稱」）；再將「分類」改選其他分類，該下拉應隱藏且已選的作業項目一併清除。</w:t>
             </w:r>
           </w:p>
         </w:tc>
@@ -3421,35 +3078,76 @@
                 <w:rFonts w:ascii="標楷體" w:hAnsi="標楷體"/>
                 <w:sz w:val="22"/>
               </w:rPr>
-              <w:t>對文件</w:t>
-            </w:r>
-            <w:r>
-              <w:rPr>
-                <w:rFonts w:ascii="標楷體" w:hAnsi="標楷體"/>
-                <w:sz w:val="22"/>
-              </w:rPr>
-              <w:t xml:space="preserve"> F </w:t>
-            </w:r>
-            <w:r>
-              <w:rPr>
-                <w:rFonts w:ascii="標楷體" w:hAnsi="標楷體"/>
-                <w:sz w:val="22"/>
-              </w:rPr>
-              <w:t>提出廢止申請、審核者核准廢止後，文件</w:t>
-            </w:r>
-            <w:r>
-              <w:rPr>
-                <w:rFonts w:ascii="標楷體" w:hAnsi="標楷體"/>
-                <w:sz w:val="22"/>
-              </w:rPr>
-              <w:t xml:space="preserve"> F </w:t>
-            </w:r>
-            <w:r>
-              <w:rPr>
-                <w:rFonts w:ascii="標楷體" w:hAnsi="標楷體"/>
-                <w:sz w:val="22"/>
-              </w:rPr>
-              <w:t>應自清單移除。</w:t>
+              <w:t>由非原作者之另一位具編輯者角色者，為一份於測試前一日（含）以</w:t>
+            </w:r>
+            <w:r>
+              <w:rPr>
+                <w:rFonts w:ascii="標楷體" w:hAnsi="標楷體"/>
+                <w:sz w:val="22"/>
+              </w:rPr>
+              <w:t>前發布之文件上傳新版本並送審，清單中該文件之發布日期應維持原值；審核者核准後，發布日期更新為新版本之日期，作者改為上傳新版本者（作者為目前發布版本的上傳者）。</w:t>
+            </w:r>
+          </w:p>
+        </w:tc>
+        <w:tc>
+          <w:tcPr>
+            <w:tcW w:w="1247" w:type="dxa"/>
+          </w:tcPr>
+          <w:p>
+            <w:pPr>
+              <w:spacing w:before="60" w:after="60"/>
+              <w:jc w:val="center"/>
+            </w:pPr>
+          </w:p>
+        </w:tc>
+        <w:tc>
+          <w:tcPr>
+            <w:tcW w:w="1247" w:type="dxa"/>
+          </w:tcPr>
+          <w:p>
+            <w:pPr>
+              <w:spacing w:before="60" w:after="60"/>
+              <w:jc w:val="center"/>
+            </w:pPr>
+          </w:p>
+        </w:tc>
+      </w:tr>
+      <w:tr>
+        <w:trPr>
+          <w:jc w:val="center"/>
+        </w:trPr>
+        <w:tc>
+          <w:tcPr>
+            <w:tcW w:w="907" w:type="dxa"/>
+          </w:tcPr>
+          <w:p>
+            <w:pPr>
+              <w:spacing w:before="60" w:after="60"/>
+              <w:jc w:val="center"/>
+            </w:pPr>
+            <w:r>
+              <w:rPr>
+                <w:rFonts w:ascii="標楷體" w:hAnsi="標楷體"/>
+                <w:sz w:val="22"/>
+              </w:rPr>
+              <w:t>9</w:t>
+            </w:r>
+          </w:p>
+        </w:tc>
+        <w:tc>
+          <w:tcPr>
+            <w:tcW w:w="6236" w:type="dxa"/>
+          </w:tcPr>
+          <w:p>
+            <w:pPr>
+              <w:spacing w:before="60" w:after="60"/>
+            </w:pPr>
+            <w:r>
+              <w:rPr>
+                <w:rFonts w:ascii="標楷體" w:hAnsi="標楷體"/>
+                <w:sz w:val="22"/>
+              </w:rPr>
+              <w:t>對一份可見對象為「全單位＋全體」之已發布文件提出廢止申請，審核者核准廢止後，該文件應自清單移除。</w:t>
             </w:r>
           </w:p>
         </w:tc>
@@ -3481,7 +3179,7 @@
       <w:pPr>
         <w:pStyle w:val="1"/>
       </w:pPr>
-      <w:bookmarkStart w:id="4" w:name="_Toc243484327"/>
+      <w:bookmarkStart w:id="4" w:name="_Toc243490572"/>
       <w:r>
         <w:lastRenderedPageBreak/>
         <w:t xml:space="preserve">DM02 </w:t>
@@ -3885,7 +3583,7 @@
                 <w:rFonts w:ascii="標楷體" w:hAnsi="標楷體"/>
                 <w:sz w:val="22"/>
               </w:rPr>
-              <w:t>以審核者甲進入簽核中心，「待簽核」不應出現指派給審核者乙之項目；再以審核者乙登入，該項目應出現在乙的「待簽核」。</w:t>
+              <w:t>以其中一位審核者進入簽核中心，「待簽核」不應出現指派給另一位審核者之項目；再以該另一位審核者登入，該項目應出現在其「待簽核」。</w:t>
             </w:r>
           </w:p>
         </w:tc>
@@ -4135,14 +3833,21 @@
                 <w:rFonts w:ascii="標楷體" w:hAnsi="標楷體"/>
                 <w:sz w:val="22"/>
               </w:rPr>
-              <w:t>），排程執行後審核者甲應收到一封催辦</w:t>
-            </w:r>
-            <w:r>
-              <w:rPr>
-                <w:rFonts w:ascii="標楷體" w:hAnsi="標楷體"/>
-                <w:sz w:val="22"/>
-              </w:rPr>
-              <w:t xml:space="preserve"> Email</w:t>
+              <w:t>），排程執行後該審核者應收到一封催辦</w:t>
+            </w:r>
+            <w:r>
+              <w:rPr>
+                <w:rFonts w:ascii="標楷體" w:hAnsi="標楷體"/>
+                <w:sz w:val="22"/>
+              </w:rPr>
+              <w:t xml:space="preserve"> </w:t>
+            </w:r>
+            <w:r>
+              <w:rPr>
+                <w:rFonts w:ascii="標楷體" w:hAnsi="標楷體"/>
+                <w:sz w:val="22"/>
+              </w:rPr>
+              <w:t>Email</w:t>
             </w:r>
             <w:r>
               <w:rPr>
@@ -4253,56 +3958,7 @@
                 <w:rFonts w:ascii="標楷體" w:hAnsi="標楷體"/>
                 <w:sz w:val="22"/>
               </w:rPr>
-              <w:t>點文件</w:t>
-            </w:r>
-            <w:r>
-              <w:rPr>
-                <w:rFonts w:ascii="標楷體" w:hAnsi="標楷體"/>
-                <w:sz w:val="22"/>
-              </w:rPr>
-              <w:t xml:space="preserve"> P</w:t>
-            </w:r>
-            <w:r>
-              <w:rPr>
-                <w:rFonts w:ascii="標楷體" w:hAnsi="標楷體"/>
-                <w:sz w:val="22"/>
-              </w:rPr>
-              <w:t>（新增類）之列，下方應展開簽核明細，顯示可見對象「國防部軍醫局＋護理師」、檢索標籤，以及「變</w:t>
-            </w:r>
-            <w:r>
-              <w:rPr>
-                <w:rFonts w:ascii="標楷體" w:hAnsi="標楷體"/>
-                <w:sz w:val="22"/>
-              </w:rPr>
-              <w:t>更摘要」欄中撰寫者填寫之首版摘要，按「下載」可取得送審檔案；點文件</w:t>
-            </w:r>
-            <w:r>
-              <w:rPr>
-                <w:rFonts w:ascii="標楷體" w:hAnsi="標楷體"/>
-                <w:sz w:val="22"/>
-              </w:rPr>
-              <w:t xml:space="preserve"> R</w:t>
-            </w:r>
-            <w:r>
-              <w:rPr>
-                <w:rFonts w:ascii="標楷體" w:hAnsi="標楷體"/>
-                <w:sz w:val="22"/>
-              </w:rPr>
-              <w:t>（新版本類）之列，檔案區應並列目前發布版與待審新版，兩者皆可下載；點文件</w:t>
-            </w:r>
-            <w:r>
-              <w:rPr>
-                <w:rFonts w:ascii="標楷體" w:hAnsi="標楷體"/>
-                <w:sz w:val="22"/>
-              </w:rPr>
-              <w:t xml:space="preserve"> T</w:t>
-            </w:r>
-            <w:r>
-              <w:rPr>
-                <w:rFonts w:ascii="標楷體" w:hAnsi="標楷體"/>
-                <w:sz w:val="22"/>
-              </w:rPr>
-              <w:t>（廢止類）之列，變更摘要應顯示申請人填寫之廢止原因，且可「下載廢止附件」。</w:t>
+              <w:t>點一筆新增類送審之列，下方應展開簽核明細，顯示該文件之可見對象與檢索標籤，以及「變更摘要」欄中撰寫者填寫之首版摘要，按「下載」可取得送審檔案；點一筆新版本類送審之列，檔案區應並列目前發布版與待審新版，兩者皆可下載；點一筆廢止類送審之列，變更摘要應顯示申請人填寫之廢止原因，且可「下載廢止附件」。</w:t>
             </w:r>
           </w:p>
         </w:tc>
@@ -4364,49 +4020,14 @@
                 <w:rFonts w:ascii="標楷體" w:hAnsi="標楷體"/>
                 <w:sz w:val="22"/>
               </w:rPr>
-              <w:t>對文件</w:t>
-            </w:r>
-            <w:r>
-              <w:rPr>
-                <w:rFonts w:ascii="標楷體" w:hAnsi="標楷體"/>
-                <w:sz w:val="22"/>
-              </w:rPr>
-              <w:t xml:space="preserve"> P </w:t>
-            </w:r>
-            <w:r>
-              <w:rPr>
-                <w:rFonts w:ascii="標楷體" w:hAnsi="標楷體"/>
-                <w:sz w:val="22"/>
-              </w:rPr>
-              <w:t>按「核准並發布」，於確認視窗按「確認核准」，應顯示「已核准並發布」，該項目移至「已完成」，文件</w:t>
-            </w:r>
-            <w:r>
-              <w:rPr>
-                <w:rFonts w:ascii="標楷體" w:hAnsi="標楷體"/>
-                <w:sz w:val="22"/>
-              </w:rPr>
-              <w:t xml:space="preserve"> P </w:t>
-            </w:r>
-            <w:r>
-              <w:rPr>
-                <w:rFonts w:ascii="標楷體" w:hAnsi="標楷體"/>
-                <w:sz w:val="22"/>
-              </w:rPr>
-              <w:t>出現於文件庫，編輯者甲之個人專區「我的文件動態」應出現該文件的「核准發布」列；管理者於文件變更歷程查詢應查得到文件</w:t>
-            </w:r>
-            <w:r>
-              <w:rPr>
-                <w:rFonts w:ascii="標楷體" w:hAnsi="標楷體"/>
-                <w:sz w:val="22"/>
-              </w:rPr>
-              <w:t xml:space="preserve"> P </w:t>
-            </w:r>
-            <w:r>
-              <w:rPr>
-                <w:rFonts w:ascii="標楷體" w:hAnsi="標楷體"/>
-                <w:sz w:val="22"/>
-              </w:rPr>
-              <w:t>之發布紀錄，核准者為審核者甲。</w:t>
+              <w:t>對一筆可見</w:t>
+            </w:r>
+            <w:r>
+              <w:rPr>
+                <w:rFonts w:ascii="標楷體" w:hAnsi="標楷體"/>
+                <w:sz w:val="22"/>
+              </w:rPr>
+              <w:t>對象與閱覽者相符之新增類送審按「核准並發布」，於確認視窗按「確認核准」，應顯示「已核准並發布」，該項目移至「已完成」，該文件出現於文件庫，送審者之個人專區「我的文件動態」應出現該文件的「核准發布」列；管理者於文件變更歷程查詢應查得到其發布紀錄，核准者為本次核准的審核者。</w:t>
             </w:r>
           </w:p>
         </w:tc>
@@ -4468,84 +4089,7 @@
                 <w:rFonts w:ascii="標楷體" w:hAnsi="標楷體"/>
                 <w:sz w:val="22"/>
               </w:rPr>
-              <w:t>文件</w:t>
-            </w:r>
-            <w:r>
-              <w:rPr>
-                <w:rFonts w:ascii="標楷體" w:hAnsi="標楷體"/>
-                <w:sz w:val="22"/>
-              </w:rPr>
-              <w:t xml:space="preserve"> </w:t>
-            </w:r>
-            <w:r>
-              <w:rPr>
-                <w:rFonts w:ascii="標楷體" w:hAnsi="標楷體"/>
-                <w:sz w:val="22"/>
-              </w:rPr>
-              <w:t xml:space="preserve">P </w:t>
-            </w:r>
-            <w:r>
-              <w:rPr>
-                <w:rFonts w:ascii="標楷體" w:hAnsi="標楷體"/>
-                <w:sz w:val="22"/>
-              </w:rPr>
-              <w:t>核准發布後，閱覽者甲應收到其發布通知且於文件庫查得到文件</w:t>
-            </w:r>
-            <w:r>
-              <w:rPr>
-                <w:rFonts w:ascii="標楷體" w:hAnsi="標楷體"/>
-                <w:sz w:val="22"/>
-              </w:rPr>
-              <w:t xml:space="preserve"> P</w:t>
-            </w:r>
-            <w:r>
-              <w:rPr>
-                <w:rFonts w:ascii="標楷體" w:hAnsi="標楷體"/>
-                <w:sz w:val="22"/>
-              </w:rPr>
-              <w:t>，閱覽者乙應收不到通知、亦查不到文件</w:t>
-            </w:r>
-            <w:r>
-              <w:rPr>
-                <w:rFonts w:ascii="標楷體" w:hAnsi="標楷體"/>
-                <w:sz w:val="22"/>
-              </w:rPr>
-              <w:t xml:space="preserve"> P</w:t>
-            </w:r>
-            <w:r>
-              <w:rPr>
-                <w:rFonts w:ascii="標楷體" w:hAnsi="標楷體"/>
-                <w:sz w:val="22"/>
-              </w:rPr>
-              <w:t>；再對文件</w:t>
-            </w:r>
-            <w:r>
-              <w:rPr>
-                <w:rFonts w:ascii="標楷體" w:hAnsi="標楷體"/>
-                <w:sz w:val="22"/>
-              </w:rPr>
-              <w:t xml:space="preserve"> AB</w:t>
-            </w:r>
-            <w:r>
-              <w:rPr>
-                <w:rFonts w:ascii="標楷體" w:hAnsi="標楷體"/>
-                <w:sz w:val="22"/>
-              </w:rPr>
-              <w:t>（訓練教材）按「核准並發布」並「確認核准」，文件</w:t>
-            </w:r>
-            <w:r>
-              <w:rPr>
-                <w:rFonts w:ascii="標楷體" w:hAnsi="標楷體"/>
-                <w:sz w:val="22"/>
-              </w:rPr>
-              <w:t xml:space="preserve"> AB </w:t>
-            </w:r>
-            <w:r>
-              <w:rPr>
-                <w:rFonts w:ascii="標楷體" w:hAnsi="標楷體"/>
-                <w:sz w:val="22"/>
-              </w:rPr>
-              <w:t>應轉為已發布（以審核者甲於文件庫查詢可見；訓練教材不設可見對象，閱覽者於文件庫查不到屬正常），閱覽者</w:t>
+              <w:t>該文件核准發布後，可見對象與之相符的閱覽者應收到發布通知且於文件庫查得到該文件，可見對象不符者應收不到通知、亦查不到；再對訓練教材之送審按「核准並發布」並「確認核准」，該教材應轉為已發布（以審核者於文件庫查詢可見；訓</w:t>
             </w:r>
             <w:r>
               <w:rPr>
@@ -4553,7 +4097,7 @@
                 <w:sz w:val="22"/>
               </w:rPr>
               <w:lastRenderedPageBreak/>
-              <w:t>甲、閱覽者乙皆應收不到其發布通知。</w:t>
+              <w:t>練教材不設可見對象，閱覽者於文件庫查不到屬正常），兩位閱覽者皆應收不到其發布通知。</w:t>
             </w:r>
           </w:p>
         </w:tc>
@@ -4615,21 +4159,7 @@
                 <w:rFonts w:ascii="標楷體" w:hAnsi="標楷體"/>
                 <w:sz w:val="22"/>
               </w:rPr>
-              <w:t>核准文件</w:t>
-            </w:r>
-            <w:r>
-              <w:rPr>
-                <w:rFonts w:ascii="標楷體" w:hAnsi="標楷體"/>
-                <w:sz w:val="22"/>
-              </w:rPr>
-              <w:t xml:space="preserve"> R </w:t>
-            </w:r>
-            <w:r>
-              <w:rPr>
-                <w:rFonts w:ascii="標楷體" w:hAnsi="標楷體"/>
-                <w:sz w:val="22"/>
-              </w:rPr>
-              <w:t>之新版本前，文件庫應仍為原發布版；核准後文件庫之發布日期更新為新版本之日期。</w:t>
+              <w:t>核准一筆新版本類送審前，文件庫應仍為原發布版；核准後文件庫之發布日期更新為新版本之日期。</w:t>
             </w:r>
           </w:p>
         </w:tc>
@@ -4691,42 +4221,14 @@
                 <w:rFonts w:ascii="標楷體" w:hAnsi="標楷體"/>
                 <w:sz w:val="22"/>
               </w:rPr>
-              <w:t>對文件</w:t>
-            </w:r>
-            <w:r>
-              <w:rPr>
-                <w:rFonts w:ascii="標楷體" w:hAnsi="標楷體"/>
-                <w:sz w:val="22"/>
-              </w:rPr>
-              <w:t xml:space="preserve"> T </w:t>
-            </w:r>
-            <w:r>
-              <w:rPr>
-                <w:rFonts w:ascii="標楷體" w:hAnsi="標楷體"/>
-                <w:sz w:val="22"/>
-              </w:rPr>
-              <w:t>按「核准並廢止」並「確認廢止」，文件</w:t>
-            </w:r>
-            <w:r>
-              <w:rPr>
-                <w:rFonts w:ascii="標楷體" w:hAnsi="標楷體"/>
-                <w:sz w:val="22"/>
-              </w:rPr>
-              <w:t xml:space="preserve"> T </w:t>
-            </w:r>
-            <w:r>
-              <w:rPr>
-                <w:rFonts w:ascii="標楷體" w:hAnsi="標楷體"/>
-                <w:sz w:val="22"/>
-              </w:rPr>
-              <w:t>應自文件庫下架，編輯者甲之「我的文</w:t>
-            </w:r>
-            <w:r>
-              <w:rPr>
-                <w:rFonts w:ascii="標楷體" w:hAnsi="標楷體"/>
-                <w:sz w:val="22"/>
-              </w:rPr>
-              <w:t>件動態」應出現「已廢止」列（站內呈現，不寄</w:t>
+              <w:t>對附有廢止附件之廢止申請按「核准並廢止」並「確認廢止」，該文件應自文件庫下架，申請人之「我的文件動態」</w:t>
+            </w:r>
+            <w:r>
+              <w:rPr>
+                <w:rFonts w:ascii="標楷體" w:hAnsi="標楷體"/>
+                <w:sz w:val="22"/>
+              </w:rPr>
+              <w:t>應出現「已廢止」列（站內呈現，不寄</w:t>
             </w:r>
             <w:r>
               <w:rPr>
@@ -4802,35 +4304,7 @@
                 <w:rFonts w:ascii="標楷體" w:hAnsi="標楷體"/>
                 <w:sz w:val="22"/>
               </w:rPr>
-              <w:t>對文件</w:t>
-            </w:r>
-            <w:r>
-              <w:rPr>
-                <w:rFonts w:ascii="標楷體" w:hAnsi="標楷體"/>
-                <w:sz w:val="22"/>
-              </w:rPr>
-              <w:t xml:space="preserve"> Q </w:t>
-            </w:r>
-            <w:r>
-              <w:rPr>
-                <w:rFonts w:ascii="標楷體" w:hAnsi="標楷體"/>
-                <w:sz w:val="22"/>
-              </w:rPr>
-              <w:t>按「退回」，填寫退回原因後按「確認退回」，該項目應標示為已退回並移至「已完成」，文件</w:t>
-            </w:r>
-            <w:r>
-              <w:rPr>
-                <w:rFonts w:ascii="標楷體" w:hAnsi="標楷體"/>
-                <w:sz w:val="22"/>
-              </w:rPr>
-              <w:t xml:space="preserve"> Q </w:t>
-            </w:r>
-            <w:r>
-              <w:rPr>
-                <w:rFonts w:ascii="標楷體" w:hAnsi="標楷體"/>
-                <w:sz w:val="22"/>
-              </w:rPr>
-              <w:t>回到編輯者甲個人專區之「草稿匣」（草稿類型「被退回待修改」），編輯者甲之「我的文件動態」應出現「已退回」列（站內呈現，不寄</w:t>
+              <w:t>對另一筆新增類送審按「退回」，填寫退回原因後按「確認退回」，該項目應標示為已退回並移至「已完成」，該文件回到送審者個人專區之「草稿匣」（草稿類型「被退回待修改」），其「我的文件動態」應出現「已退回」列（站內呈現，不寄</w:t>
             </w:r>
             <w:r>
               <w:rPr>
@@ -4844,70 +4318,7 @@
                 <w:rFonts w:ascii="標楷體" w:hAnsi="標楷體"/>
                 <w:sz w:val="22"/>
               </w:rPr>
-              <w:t>），該列「退回原因」欄顯示剛才填寫的退回原因全文；退回文件</w:t>
-            </w:r>
-            <w:r>
-              <w:rPr>
-                <w:rFonts w:ascii="標楷體" w:hAnsi="標楷體"/>
-                <w:sz w:val="22"/>
-              </w:rPr>
-              <w:t xml:space="preserve"> S </w:t>
-            </w:r>
-            <w:r>
-              <w:rPr>
-                <w:rFonts w:ascii="標楷體" w:hAnsi="標楷體"/>
-                <w:sz w:val="22"/>
-              </w:rPr>
-              <w:t>之新版本後，文件庫中文件</w:t>
-            </w:r>
-            <w:r>
-              <w:rPr>
-                <w:rFonts w:ascii="標楷體" w:hAnsi="標楷體"/>
-                <w:sz w:val="22"/>
-              </w:rPr>
-              <w:t xml:space="preserve"> S </w:t>
-            </w:r>
-            <w:r>
-              <w:rPr>
-                <w:rFonts w:ascii="標楷體" w:hAnsi="標楷體"/>
-                <w:sz w:val="22"/>
-              </w:rPr>
-              <w:t>應仍為原發布版，新版本回到編輯者甲之草稿匣；退回文件</w:t>
-            </w:r>
-            <w:r>
-              <w:rPr>
-                <w:rFonts w:ascii="標楷體" w:hAnsi="標楷體"/>
-                <w:sz w:val="22"/>
-              </w:rPr>
-              <w:t xml:space="preserve"> U</w:t>
-            </w:r>
-            <w:r>
-              <w:rPr>
-                <w:rFonts w:ascii="標楷體" w:hAnsi="標楷體"/>
-                <w:sz w:val="22"/>
-              </w:rPr>
-              <w:t xml:space="preserve"> </w:t>
-            </w:r>
-            <w:r>
-              <w:rPr>
-                <w:rFonts w:ascii="標楷體" w:hAnsi="標楷體"/>
-                <w:sz w:val="22"/>
-              </w:rPr>
-              <w:t>之廢止申請後，文件</w:t>
-            </w:r>
-            <w:r>
-              <w:rPr>
-                <w:rFonts w:ascii="標楷體" w:hAnsi="標楷體"/>
-                <w:sz w:val="22"/>
-              </w:rPr>
-              <w:t xml:space="preserve"> U </w:t>
-            </w:r>
-            <w:r>
-              <w:rPr>
-                <w:rFonts w:ascii="標楷體" w:hAnsi="標楷體"/>
-                <w:sz w:val="22"/>
-              </w:rPr>
-              <w:t>應仍為已發布並照常列於文件庫。</w:t>
+              <w:t>），該列「退回原因」欄顯示剛才填寫的退回原因全文。</w:t>
             </w:r>
           </w:p>
         </w:tc>
@@ -4969,63 +4380,7 @@
                 <w:rFonts w:ascii="標楷體" w:hAnsi="標楷體"/>
                 <w:sz w:val="22"/>
               </w:rPr>
-              <w:t>切換至「已完成」，應列出本人核准與退回之項目、結果與送審者；文件</w:t>
-            </w:r>
-            <w:r>
-              <w:rPr>
-                <w:rFonts w:ascii="標楷體" w:hAnsi="標楷體"/>
-                <w:sz w:val="22"/>
-              </w:rPr>
-              <w:t xml:space="preserve"> Q </w:t>
-            </w:r>
-            <w:r>
-              <w:rPr>
-                <w:rFonts w:ascii="標楷體" w:hAnsi="標楷體"/>
-                <w:sz w:val="22"/>
-              </w:rPr>
-              <w:t>之退回列「退回原因」欄應為所填原因，文件</w:t>
-            </w:r>
-            <w:r>
-              <w:rPr>
-                <w:rFonts w:ascii="標楷體" w:hAnsi="標楷體"/>
-                <w:sz w:val="22"/>
-              </w:rPr>
-              <w:t xml:space="preserve"> P </w:t>
-            </w:r>
-            <w:r>
-              <w:rPr>
-                <w:rFonts w:ascii="標楷體" w:hAnsi="標楷體"/>
-                <w:sz w:val="22"/>
-              </w:rPr>
-              <w:t>之核准列為「</w:t>
-            </w:r>
-            <w:r>
-              <w:rPr>
-                <w:rFonts w:ascii="標楷體" w:hAnsi="標楷體"/>
-                <w:sz w:val="22"/>
-              </w:rPr>
-              <w:t>—</w:t>
-            </w:r>
-            <w:r>
-              <w:rPr>
-                <w:rFonts w:ascii="標楷體" w:hAnsi="標楷體"/>
-                <w:sz w:val="22"/>
-              </w:rPr>
-              <w:t>」；於「搜尋文件名稱」輸入文件</w:t>
-            </w:r>
-            <w:r>
-              <w:rPr>
-                <w:rFonts w:ascii="標楷體" w:hAnsi="標楷體"/>
-                <w:sz w:val="22"/>
-              </w:rPr>
-              <w:t xml:space="preserve"> P </w:t>
-            </w:r>
-            <w:r>
-              <w:rPr>
-                <w:rFonts w:ascii="標楷體" w:hAnsi="標楷體"/>
-                <w:sz w:val="22"/>
-              </w:rPr>
-              <w:t>名稱之一段應篩出該筆，且項目上無核准或退回之操作。</w:t>
+              <w:t>退回另一筆新版本類送審後，文件庫中該文件應仍為原發布版，新版本回到草稿匣；退回另一筆廢止申請後，該文件應仍為已發布並照常列於文件庫。</w:t>
             </w:r>
           </w:p>
         </w:tc>
@@ -5087,7 +4442,90 @@
                 <w:rFonts w:ascii="標楷體" w:hAnsi="標楷體"/>
                 <w:sz w:val="22"/>
               </w:rPr>
-              <w:t>兩份同作業項目之手冊送審中，核准其中一份後再核准另一份，應被擋下並提示該作業項目已有已發布手冊（未擋下將出現兩份手冊，依作業項目查詢結果不再唯一）。測完請將第二份退回或由編輯者甲撤回。</w:t>
+              <w:t>切換至「已完成」，應列出本人核准與退回之項目、結果與送審者；退回之列「退回原因」欄應為所填原因，核准之列為「</w:t>
+            </w:r>
+            <w:r>
+              <w:rPr>
+                <w:rFonts w:ascii="標楷體" w:hAnsi="標楷體"/>
+                <w:sz w:val="22"/>
+              </w:rPr>
+              <w:t>—</w:t>
+            </w:r>
+            <w:r>
+              <w:rPr>
+                <w:rFonts w:ascii="標楷體" w:hAnsi="標楷體"/>
+                <w:sz w:val="22"/>
+              </w:rPr>
+              <w:t>」；於「搜尋文件名稱」輸入其中一筆文件名稱之一段應篩出該筆，且項目上無核准或退回之操作。</w:t>
+            </w:r>
+          </w:p>
+        </w:tc>
+        <w:tc>
+          <w:tcPr>
+            <w:tcW w:w="1247" w:type="dxa"/>
+          </w:tcPr>
+          <w:p>
+            <w:pPr>
+              <w:spacing w:before="60" w:after="60"/>
+              <w:jc w:val="center"/>
+            </w:pPr>
+          </w:p>
+        </w:tc>
+        <w:tc>
+          <w:tcPr>
+            <w:tcW w:w="1247" w:type="dxa"/>
+          </w:tcPr>
+          <w:p>
+            <w:pPr>
+              <w:spacing w:before="60" w:after="60"/>
+              <w:jc w:val="center"/>
+            </w:pPr>
+          </w:p>
+        </w:tc>
+      </w:tr>
+      <w:tr>
+        <w:trPr>
+          <w:jc w:val="center"/>
+        </w:trPr>
+        <w:tc>
+          <w:tcPr>
+            <w:tcW w:w="907" w:type="dxa"/>
+          </w:tcPr>
+          <w:p>
+            <w:pPr>
+              <w:spacing w:before="60" w:after="60"/>
+              <w:jc w:val="center"/>
+            </w:pPr>
+            <w:r>
+              <w:rPr>
+                <w:rFonts w:ascii="標楷體" w:hAnsi="標楷體"/>
+                <w:sz w:val="22"/>
+              </w:rPr>
+              <w:t>12</w:t>
+            </w:r>
+          </w:p>
+        </w:tc>
+        <w:tc>
+          <w:tcPr>
+            <w:tcW w:w="6236" w:type="dxa"/>
+          </w:tcPr>
+          <w:p>
+            <w:pPr>
+              <w:spacing w:before="60" w:after="60"/>
+            </w:pPr>
+            <w:r>
+              <w:rPr>
+                <w:rFonts w:ascii="標楷體" w:hAnsi="標楷體"/>
+                <w:sz w:val="22"/>
+              </w:rPr>
+              <w:t>兩份同作業項目之手冊送審中，核准其中一份後再核准另一份，應被擋下並提示該作業項目已有已發布手冊（未擋下將出現兩份手冊，依作業項目查詢結果不再唯一）。測完請</w:t>
+            </w:r>
+            <w:r>
+              <w:rPr>
+                <w:rFonts w:ascii="標楷體" w:hAnsi="標楷體"/>
+                <w:sz w:val="22"/>
+              </w:rPr>
+              <w:t>將第二份退回或由送審者撤回。</w:t>
             </w:r>
           </w:p>
         </w:tc>
@@ -5119,7 +4557,7 @@
       <w:pPr>
         <w:pStyle w:val="1"/>
       </w:pPr>
-      <w:bookmarkStart w:id="5" w:name="_Toc243484328"/>
+      <w:bookmarkStart w:id="5" w:name="_Toc243490573"/>
       <w:r>
         <w:lastRenderedPageBreak/>
         <w:t xml:space="preserve">DM03 </w:t>
@@ -5523,49 +4961,7 @@
                 <w:rFonts w:ascii="標楷體" w:hAnsi="標楷體"/>
                 <w:sz w:val="22"/>
               </w:rPr>
-              <w:t>以管理者進入已廢止文件查詢、不設任何條件，清單應列出文件</w:t>
-            </w:r>
-            <w:r>
-              <w:rPr>
-                <w:rFonts w:ascii="標楷體" w:hAnsi="標楷體"/>
-                <w:sz w:val="22"/>
-              </w:rPr>
-              <w:t xml:space="preserve"> V </w:t>
-            </w:r>
-            <w:r>
-              <w:rPr>
-                <w:rFonts w:ascii="標楷體" w:hAnsi="標楷體"/>
-                <w:sz w:val="22"/>
-              </w:rPr>
-              <w:t>與文件</w:t>
-            </w:r>
-            <w:r>
-              <w:rPr>
-                <w:rFonts w:ascii="標楷體" w:hAnsi="標楷體"/>
-                <w:sz w:val="22"/>
-              </w:rPr>
-              <w:t xml:space="preserve"> W</w:t>
-            </w:r>
-            <w:r>
-              <w:rPr>
-                <w:rFonts w:ascii="標楷體" w:hAnsi="標楷體"/>
-                <w:sz w:val="22"/>
-              </w:rPr>
-              <w:t>；仍在文件庫中的文件（含已提出廢止申請但尚未核准之文件</w:t>
-            </w:r>
-            <w:r>
-              <w:rPr>
-                <w:rFonts w:ascii="標楷體" w:hAnsi="標楷體"/>
-                <w:sz w:val="22"/>
-              </w:rPr>
-              <w:t xml:space="preserve"> X</w:t>
-            </w:r>
-            <w:r>
-              <w:rPr>
-                <w:rFonts w:ascii="標楷體" w:hAnsi="標楷體"/>
-                <w:sz w:val="22"/>
-              </w:rPr>
-              <w:t>）不應出現。</w:t>
+              <w:t>以管理者進入已廢止文件查詢、不設任何條件，清單應列出全部已廢止文件；仍在文件庫中的文件（含已提出廢止申請但尚未核准者）不應出現。</w:t>
             </w:r>
           </w:p>
         </w:tc>
@@ -5655,7 +5051,7 @@
                 <w:rFonts w:ascii="標楷體" w:hAnsi="標楷體"/>
                 <w:sz w:val="22"/>
               </w:rPr>
-              <w:t>起、迄」任一條件或組合查詢（輸入或選取後不必按任何按鈕，清單即自動更新），清單應只列出符合條件的已廢止文件：關鍵字比對文件名稱與申請廢止時填寫的廢止原因兩者，日期依核准廢止之日篩選、起迄兩日皆含在內，設定多個條件時須同時符合。</w:t>
+              <w:t>起、迄」任一條件或組合查詢（輸入或選取後不必按任何按鈕，清單即自動更新），清單應只列出符合條件的已廢止文件。</w:t>
             </w:r>
           </w:p>
         </w:tc>
@@ -5717,35 +5113,21 @@
                 <w:rFonts w:ascii="標楷體" w:hAnsi="標楷體"/>
                 <w:sz w:val="22"/>
               </w:rPr>
-              <w:t>查看文件</w:t>
-            </w:r>
-            <w:r>
-              <w:rPr>
-                <w:rFonts w:ascii="標楷體" w:hAnsi="標楷體"/>
-                <w:sz w:val="22"/>
-              </w:rPr>
-              <w:t xml:space="preserve"> W </w:t>
-            </w:r>
-            <w:r>
-              <w:rPr>
-                <w:rFonts w:ascii="標楷體" w:hAnsi="標楷體"/>
-                <w:sz w:val="22"/>
-              </w:rPr>
-              <w:t>該列，「原作者」應為上傳末版的編輯者乙，文件名稱下方應標示版本</w:t>
-            </w:r>
-            <w:r>
-              <w:rPr>
-                <w:rFonts w:ascii="標楷體" w:hAnsi="標楷體"/>
-                <w:sz w:val="22"/>
-              </w:rPr>
-              <w:t xml:space="preserve"> v1.1</w:t>
-            </w:r>
-            <w:r>
-              <w:rPr>
-                <w:rFonts w:ascii="標楷體" w:hAnsi="標楷體"/>
-                <w:sz w:val="22"/>
-              </w:rPr>
-              <w:t>。</w:t>
+              <w:t>以僅出現在廢止原因、文件名稱中沒有的詞查詢，該文件仍應列出；「廢止日期</w:t>
+            </w:r>
+            <w:r>
+              <w:rPr>
+                <w:rFonts w:ascii="標楷體" w:hAnsi="標楷體"/>
+                <w:sz w:val="22"/>
+              </w:rPr>
+              <w:t xml:space="preserve"> </w:t>
+            </w:r>
+            <w:r>
+              <w:rPr>
+                <w:rFonts w:ascii="標楷體" w:hAnsi="標楷體"/>
+                <w:sz w:val="22"/>
+              </w:rPr>
+              <w:t>起、迄」設為某份文件核准廢止的那一天，該文件應列出，於另一日核准廢止者不應出現。</w:t>
             </w:r>
           </w:p>
         </w:tc>
@@ -5807,35 +5189,35 @@
                 <w:rFonts w:ascii="標楷體" w:hAnsi="標楷體"/>
                 <w:sz w:val="22"/>
               </w:rPr>
-              <w:t>點文件</w:t>
-            </w:r>
-            <w:r>
-              <w:rPr>
-                <w:rFonts w:ascii="標楷體" w:hAnsi="標楷體"/>
-                <w:sz w:val="22"/>
-              </w:rPr>
-              <w:t xml:space="preserve"> V </w:t>
-            </w:r>
-            <w:r>
-              <w:rPr>
-                <w:rFonts w:ascii="標楷體" w:hAnsi="標楷體"/>
-                <w:sz w:val="22"/>
-              </w:rPr>
-              <w:t>之列，應進入唯讀頁面，上方紅色提示列顯示廢止日期、申請人、核准者與廢止原因，按「下載廢止附件」應取得申請廢止時附上的檔案；標題列下方不出現「版本歷程」「編輯新版本」「廢止此文件」等按鈕，版本歷程直接展開於下方，</w:t>
-            </w:r>
-            <w:r>
-              <w:rPr>
-                <w:rFonts w:ascii="標楷體" w:hAnsi="標楷體"/>
-                <w:sz w:val="22"/>
-              </w:rPr>
-              <w:t xml:space="preserve">PDF </w:t>
-            </w:r>
-            <w:r>
-              <w:rPr>
-                <w:rFonts w:ascii="標楷體" w:hAnsi="標楷體"/>
-                <w:sz w:val="22"/>
-              </w:rPr>
-              <w:t>版本應有「預覽」可檢視、且該列不出現「下載」按鈕（預覽分頁中瀏覽器內建之下載圖示不在此限）；按標題左側的返回箭頭應回到查詢清單（查詢條件會清空）。</w:t>
+              <w:t>查看</w:t>
+            </w:r>
+            <w:r>
+              <w:rPr>
+                <w:rFonts w:ascii="標楷體" w:hAnsi="標楷體"/>
+                <w:sz w:val="22"/>
+              </w:rPr>
+              <w:t xml:space="preserve"> v1.0 </w:t>
+            </w:r>
+            <w:r>
+              <w:rPr>
+                <w:rFonts w:ascii="標楷體" w:hAnsi="標楷體"/>
+                <w:sz w:val="22"/>
+              </w:rPr>
+              <w:t>與</w:t>
+            </w:r>
+            <w:r>
+              <w:rPr>
+                <w:rFonts w:ascii="標楷體" w:hAnsi="標楷體"/>
+                <w:sz w:val="22"/>
+              </w:rPr>
+              <w:t xml:space="preserve"> v1.1 </w:t>
+            </w:r>
+            <w:r>
+              <w:rPr>
+                <w:rFonts w:ascii="標楷體" w:hAnsi="標楷體"/>
+                <w:sz w:val="22"/>
+              </w:rPr>
+              <w:t>由不同人上傳的那份文件之列，「原作者」應為上傳末版者，文件名稱下方應標示末版版號。</w:t>
             </w:r>
           </w:p>
         </w:tc>
@@ -5897,98 +5279,14 @@
                 <w:rFonts w:ascii="標楷體" w:hAnsi="標楷體"/>
                 <w:sz w:val="22"/>
               </w:rPr>
-              <w:t>先將分類設為「其他」再按「匯出</w:t>
-            </w:r>
-            <w:r>
-              <w:rPr>
-                <w:rFonts w:ascii="標楷體" w:hAnsi="標楷體"/>
-                <w:sz w:val="22"/>
-              </w:rPr>
-              <w:t xml:space="preserve"> CSV</w:t>
-            </w:r>
-            <w:r>
-              <w:rPr>
-                <w:rFonts w:ascii="標楷體" w:hAnsi="標楷體"/>
-                <w:sz w:val="22"/>
-              </w:rPr>
-              <w:t>」，下載的檔案以</w:t>
-            </w:r>
-            <w:r>
-              <w:rPr>
-                <w:rFonts w:ascii="標楷體" w:hAnsi="標楷體"/>
-                <w:sz w:val="22"/>
-              </w:rPr>
-              <w:t xml:space="preserve"> Excel </w:t>
-            </w:r>
-            <w:r>
-              <w:rPr>
-                <w:rFonts w:ascii="標楷體" w:hAnsi="標楷體"/>
-                <w:sz w:val="22"/>
-              </w:rPr>
-              <w:t>開啟中文正常，資料列數應與畫面「共</w:t>
-            </w:r>
-            <w:r>
-              <w:rPr>
-                <w:rFonts w:ascii="標楷體" w:hAnsi="標楷體"/>
-                <w:sz w:val="22"/>
-              </w:rPr>
-              <w:t xml:space="preserve"> N </w:t>
-            </w:r>
-            <w:r>
-              <w:rPr>
-                <w:rFonts w:ascii="標楷體" w:hAnsi="標楷體"/>
-                <w:sz w:val="22"/>
-              </w:rPr>
-              <w:t>筆」相同（結果超過</w:t>
-            </w:r>
-            <w:r>
-              <w:rPr>
-                <w:rFonts w:ascii="標楷體" w:hAnsi="標楷體"/>
-                <w:sz w:val="22"/>
-              </w:rPr>
-              <w:t xml:space="preserve"> 20 </w:t>
-            </w:r>
-            <w:r>
-              <w:rPr>
-                <w:rFonts w:ascii="標楷體" w:hAnsi="標楷體"/>
-                <w:sz w:val="22"/>
-              </w:rPr>
-              <w:t>筆</w:t>
-            </w:r>
-            <w:r>
-              <w:rPr>
-                <w:rFonts w:ascii="標楷體" w:hAnsi="標楷體"/>
-                <w:sz w:val="22"/>
-              </w:rPr>
-              <w:t>時應含其他分頁之資料）；廢止時間欄之日期與時分應與畫面一致（日期分隔符號可能為「</w:t>
-            </w:r>
-            <w:r>
-              <w:rPr>
-                <w:rFonts w:ascii="標楷體" w:hAnsi="標楷體"/>
-                <w:sz w:val="22"/>
-              </w:rPr>
-              <w:t>-</w:t>
-            </w:r>
-            <w:r>
-              <w:rPr>
-                <w:rFonts w:ascii="標楷體" w:hAnsi="標楷體"/>
-                <w:sz w:val="22"/>
-              </w:rPr>
-              <w:t>」或「</w:t>
-            </w:r>
-            <w:r>
-              <w:rPr>
-                <w:rFonts w:ascii="標楷體" w:hAnsi="標楷體"/>
-                <w:sz w:val="22"/>
-              </w:rPr>
-              <w:t>/</w:t>
-            </w:r>
-            <w:r>
-              <w:rPr>
-                <w:rFonts w:ascii="標楷體" w:hAnsi="標楷體"/>
-                <w:sz w:val="22"/>
-              </w:rPr>
-              <w:t>」）。</w:t>
+              <w:t>點附有廢止附件的那份文件之列，應進入唯讀頁面，上方紅色提示列顯示廢止日期、申請人、核准者與廢止原因，按「</w:t>
+            </w:r>
+            <w:r>
+              <w:rPr>
+                <w:rFonts w:ascii="標楷體" w:hAnsi="標楷體"/>
+                <w:sz w:val="22"/>
+              </w:rPr>
+              <w:t>下載廢止附件」應取得申請廢止時附上的檔案。</w:t>
             </w:r>
           </w:p>
         </w:tc>
@@ -6050,35 +5348,229 @@
                 <w:rFonts w:ascii="標楷體" w:hAnsi="標楷體"/>
                 <w:sz w:val="22"/>
               </w:rPr>
-              <w:t>文件</w:t>
-            </w:r>
-            <w:r>
-              <w:rPr>
-                <w:rFonts w:ascii="標楷體" w:hAnsi="標楷體"/>
-                <w:sz w:val="22"/>
-              </w:rPr>
-              <w:t xml:space="preserve"> X </w:t>
-            </w:r>
-            <w:r>
-              <w:rPr>
-                <w:rFonts w:ascii="標楷體" w:hAnsi="標楷體"/>
-                <w:sz w:val="22"/>
-              </w:rPr>
-              <w:t>之廢止申請經審核者核准後，文件</w:t>
-            </w:r>
-            <w:r>
-              <w:rPr>
-                <w:rFonts w:ascii="標楷體" w:hAnsi="標楷體"/>
-                <w:sz w:val="22"/>
-              </w:rPr>
-              <w:t xml:space="preserve"> X </w:t>
-            </w:r>
-            <w:r>
-              <w:rPr>
-                <w:rFonts w:ascii="標楷體" w:hAnsi="標楷體"/>
-                <w:sz w:val="22"/>
-              </w:rPr>
-              <w:t>應出現於本作業清單且自文件庫下架。</w:t>
+              <w:t>該唯讀頁面的標題列下方不應出現「版本歷程」「編輯新版本」「廢止此文件」等按鈕，版本歷程直接展開於下方，</w:t>
+            </w:r>
+            <w:r>
+              <w:rPr>
+                <w:rFonts w:ascii="標楷體" w:hAnsi="標楷體"/>
+                <w:sz w:val="22"/>
+              </w:rPr>
+              <w:t xml:space="preserve">PDF </w:t>
+            </w:r>
+            <w:r>
+              <w:rPr>
+                <w:rFonts w:ascii="標楷體" w:hAnsi="標楷體"/>
+                <w:sz w:val="22"/>
+              </w:rPr>
+              <w:t>版本應有「預覽」可檢視、且該列不出現「下載」按鈕（預覽分頁中瀏覽器內建之下載圖示不在此限）；按標題左側的返回箭頭應回到查詢清單（查詢條件會清空）。</w:t>
+            </w:r>
+          </w:p>
+        </w:tc>
+        <w:tc>
+          <w:tcPr>
+            <w:tcW w:w="1247" w:type="dxa"/>
+          </w:tcPr>
+          <w:p>
+            <w:pPr>
+              <w:spacing w:before="60" w:after="60"/>
+              <w:jc w:val="center"/>
+            </w:pPr>
+          </w:p>
+        </w:tc>
+        <w:tc>
+          <w:tcPr>
+            <w:tcW w:w="1247" w:type="dxa"/>
+          </w:tcPr>
+          <w:p>
+            <w:pPr>
+              <w:spacing w:before="60" w:after="60"/>
+              <w:jc w:val="center"/>
+            </w:pPr>
+          </w:p>
+        </w:tc>
+      </w:tr>
+      <w:tr>
+        <w:trPr>
+          <w:jc w:val="center"/>
+        </w:trPr>
+        <w:tc>
+          <w:tcPr>
+            <w:tcW w:w="907" w:type="dxa"/>
+          </w:tcPr>
+          <w:p>
+            <w:pPr>
+              <w:spacing w:before="60" w:after="60"/>
+              <w:jc w:val="center"/>
+            </w:pPr>
+            <w:r>
+              <w:rPr>
+                <w:rFonts w:ascii="標楷體" w:hAnsi="標楷體"/>
+                <w:sz w:val="22"/>
+              </w:rPr>
+              <w:t>7</w:t>
+            </w:r>
+          </w:p>
+        </w:tc>
+        <w:tc>
+          <w:tcPr>
+            <w:tcW w:w="6236" w:type="dxa"/>
+          </w:tcPr>
+          <w:p>
+            <w:pPr>
+              <w:spacing w:before="60" w:after="60"/>
+            </w:pPr>
+            <w:r>
+              <w:rPr>
+                <w:rFonts w:ascii="標楷體" w:hAnsi="標楷體"/>
+                <w:sz w:val="22"/>
+              </w:rPr>
+              <w:t>先將「分類」設為其中一份文件所屬之分類，再按「匯出</w:t>
+            </w:r>
+            <w:r>
+              <w:rPr>
+                <w:rFonts w:ascii="標楷體" w:hAnsi="標楷體"/>
+                <w:sz w:val="22"/>
+              </w:rPr>
+              <w:t xml:space="preserve"> CSV</w:t>
+            </w:r>
+            <w:r>
+              <w:rPr>
+                <w:rFonts w:ascii="標楷體" w:hAnsi="標楷體"/>
+                <w:sz w:val="22"/>
+              </w:rPr>
+              <w:t>」，下載的檔案以</w:t>
+            </w:r>
+            <w:r>
+              <w:rPr>
+                <w:rFonts w:ascii="標楷體" w:hAnsi="標楷體"/>
+                <w:sz w:val="22"/>
+              </w:rPr>
+              <w:t xml:space="preserve"> Excel </w:t>
+            </w:r>
+            <w:r>
+              <w:rPr>
+                <w:rFonts w:ascii="標楷體" w:hAnsi="標楷體"/>
+                <w:sz w:val="22"/>
+              </w:rPr>
+              <w:t>開啟中文正常，資料列數應與畫面「共</w:t>
+            </w:r>
+            <w:r>
+              <w:rPr>
+                <w:rFonts w:ascii="標楷體" w:hAnsi="標楷體"/>
+                <w:sz w:val="22"/>
+              </w:rPr>
+              <w:t xml:space="preserve"> N </w:t>
+            </w:r>
+            <w:r>
+              <w:rPr>
+                <w:rFonts w:ascii="標楷體" w:hAnsi="標楷體"/>
+                <w:sz w:val="22"/>
+              </w:rPr>
+              <w:t>筆」相同（結果超過</w:t>
+            </w:r>
+            <w:r>
+              <w:rPr>
+                <w:rFonts w:ascii="標楷體" w:hAnsi="標楷體"/>
+                <w:sz w:val="22"/>
+              </w:rPr>
+              <w:t xml:space="preserve"> 20 </w:t>
+            </w:r>
+            <w:r>
+              <w:rPr>
+                <w:rFonts w:ascii="標楷體" w:hAnsi="標楷體"/>
+                <w:sz w:val="22"/>
+              </w:rPr>
+              <w:t>筆時應含其他分頁之資料）；廢止時間欄之日期與時分應與畫面一致（日期分隔符號可能為「</w:t>
+            </w:r>
+            <w:r>
+              <w:rPr>
+                <w:rFonts w:ascii="標楷體" w:hAnsi="標楷體"/>
+                <w:sz w:val="22"/>
+              </w:rPr>
+              <w:t>-</w:t>
+            </w:r>
+            <w:r>
+              <w:rPr>
+                <w:rFonts w:ascii="標楷體" w:hAnsi="標楷體"/>
+                <w:sz w:val="22"/>
+              </w:rPr>
+              <w:t>」或「</w:t>
+            </w:r>
+            <w:r>
+              <w:rPr>
+                <w:rFonts w:ascii="標楷體" w:hAnsi="標楷體"/>
+                <w:sz w:val="22"/>
+              </w:rPr>
+              <w:t>/</w:t>
+            </w:r>
+            <w:r>
+              <w:rPr>
+                <w:rFonts w:ascii="標楷體" w:hAnsi="標楷體"/>
+                <w:sz w:val="22"/>
+              </w:rPr>
+              <w:t>」）。</w:t>
+            </w:r>
+          </w:p>
+        </w:tc>
+        <w:tc>
+          <w:tcPr>
+            <w:tcW w:w="1247" w:type="dxa"/>
+          </w:tcPr>
+          <w:p>
+            <w:pPr>
+              <w:spacing w:before="60" w:after="60"/>
+              <w:jc w:val="center"/>
+            </w:pPr>
+          </w:p>
+        </w:tc>
+        <w:tc>
+          <w:tcPr>
+            <w:tcW w:w="1247" w:type="dxa"/>
+          </w:tcPr>
+          <w:p>
+            <w:pPr>
+              <w:spacing w:before="60" w:after="60"/>
+              <w:jc w:val="center"/>
+            </w:pPr>
+          </w:p>
+        </w:tc>
+      </w:tr>
+      <w:tr>
+        <w:trPr>
+          <w:jc w:val="center"/>
+        </w:trPr>
+        <w:tc>
+          <w:tcPr>
+            <w:tcW w:w="907" w:type="dxa"/>
+          </w:tcPr>
+          <w:p>
+            <w:pPr>
+              <w:spacing w:before="60" w:after="60"/>
+              <w:jc w:val="center"/>
+            </w:pPr>
+            <w:r>
+              <w:rPr>
+                <w:rFonts w:ascii="標楷體" w:hAnsi="標楷體"/>
+                <w:sz w:val="22"/>
+              </w:rPr>
+              <w:t>8</w:t>
+            </w:r>
+          </w:p>
+        </w:tc>
+        <w:tc>
+          <w:tcPr>
+            <w:tcW w:w="6236" w:type="dxa"/>
+          </w:tcPr>
+          <w:p>
+            <w:pPr>
+              <w:spacing w:before="60" w:after="60"/>
+            </w:pPr>
+            <w:r>
+              <w:rPr>
+                <w:rFonts w:ascii="標楷體" w:hAnsi="標楷體"/>
+                <w:sz w:val="22"/>
+              </w:rPr>
+              <w:t>尚未核准之廢止申請經審核者核准後，該文件應出現於本作業清單且自文件庫下架。</w:t>
             </w:r>
           </w:p>
         </w:tc>
@@ -6110,7 +5602,7 @@
       <w:pPr>
         <w:pStyle w:val="1"/>
       </w:pPr>
-      <w:bookmarkStart w:id="6" w:name="_Toc243484329"/>
+      <w:bookmarkStart w:id="6" w:name="_Toc243490574"/>
       <w:r>
         <w:lastRenderedPageBreak/>
         <w:t xml:space="preserve">DM04 </w:t>
@@ -6514,7 +6006,28 @@
                 <w:rFonts w:ascii="標楷體" w:hAnsi="標楷體"/>
                 <w:sz w:val="22"/>
               </w:rPr>
-              <w:t>以雙角色帳號進入個人專區，「我的文件動態」應同時出現「撰寫者視角（近</w:t>
+              <w:t>以同時具編輯者與審核者角色之帳號進入個人專區，「我的文件動態」應同時出現「撰寫者視角（近</w:t>
+            </w:r>
+            <w:r>
+              <w:rPr>
+                <w:rFonts w:ascii="標楷體" w:hAnsi="標楷體"/>
+                <w:sz w:val="22"/>
+              </w:rPr>
+              <w:t xml:space="preserve"> 30</w:t>
+            </w:r>
+            <w:r>
+              <w:rPr>
+                <w:rFonts w:ascii="標楷體" w:hAnsi="標楷體"/>
+                <w:sz w:val="22"/>
+              </w:rPr>
+              <w:t xml:space="preserve"> </w:t>
+            </w:r>
+            <w:r>
+              <w:rPr>
+                <w:rFonts w:ascii="標楷體" w:hAnsi="標楷體"/>
+                <w:sz w:val="22"/>
+              </w:rPr>
+              <w:t>天）」與「審核者視角（近</w:t>
             </w:r>
             <w:r>
               <w:rPr>
@@ -6528,21 +6041,7 @@
                 <w:rFonts w:ascii="標楷體" w:hAnsi="標楷體"/>
                 <w:sz w:val="22"/>
               </w:rPr>
-              <w:t>天）」與「審核者視角（近</w:t>
-            </w:r>
-            <w:r>
-              <w:rPr>
-                <w:rFonts w:ascii="標楷體" w:hAnsi="標楷體"/>
-                <w:sz w:val="22"/>
-              </w:rPr>
-              <w:t xml:space="preserve"> 30 </w:t>
-            </w:r>
-            <w:r>
-              <w:rPr>
-                <w:rFonts w:ascii="標楷體" w:hAnsi="標楷體"/>
-                <w:sz w:val="22"/>
-              </w:rPr>
-              <w:t>天）」兩區；以僅具審核者角色的審核者甲進入，應只有「我的文件動態」一個分頁，不出現「草稿匣」。</w:t>
+              <w:t>天）」兩區；以僅具審核者角色之帳號進入，應只有「我的文件動態」一個分頁，不出現「草稿匣」。</w:t>
             </w:r>
           </w:p>
         </w:tc>
@@ -6604,21 +6103,21 @@
                 <w:rFonts w:ascii="標楷體" w:hAnsi="標楷體"/>
                 <w:sz w:val="22"/>
               </w:rPr>
-              <w:t>以編輯者甲進入個人專區，文件</w:t>
-            </w:r>
-            <w:r>
-              <w:rPr>
-                <w:rFonts w:ascii="標楷體" w:hAnsi="標楷體"/>
-                <w:sz w:val="22"/>
-              </w:rPr>
-              <w:t xml:space="preserve"> A </w:t>
-            </w:r>
-            <w:r>
-              <w:rPr>
-                <w:rFonts w:ascii="標楷體" w:hAnsi="標楷體"/>
-                <w:sz w:val="22"/>
-              </w:rPr>
-              <w:t>應呈現「核准發布」與「送審」兩列，「核准發布」在上、「送審」在下；兩列時間分別為核准與送審當時（顯示至分鐘，同一分鐘內完成者兩列時間相同）。</w:t>
+              <w:t>以具編輯者角色之帳號進入個人專區，近</w:t>
+            </w:r>
+            <w:r>
+              <w:rPr>
+                <w:rFonts w:ascii="標楷體" w:hAnsi="標楷體"/>
+                <w:sz w:val="22"/>
+              </w:rPr>
+              <w:t xml:space="preserve"> 30 </w:t>
+            </w:r>
+            <w:r>
+              <w:rPr>
+                <w:rFonts w:ascii="標楷體" w:hAnsi="標楷體"/>
+                <w:sz w:val="22"/>
+              </w:rPr>
+              <w:t>天內已核准發布的那份文件應呈現「核准發布」與「送審」兩列，「核准發布」在上、「送審」在下；兩列時間分別為核准與送審當時（顯示至分鐘，同一分鐘內完成者兩列時間相同）。</w:t>
             </w:r>
           </w:p>
         </w:tc>
@@ -6694,28 +6193,35 @@
                 <w:rFonts w:ascii="標楷體" w:hAnsi="標楷體"/>
                 <w:sz w:val="22"/>
               </w:rPr>
-              <w:t>天後，文件</w:t>
-            </w:r>
-            <w:r>
-              <w:rPr>
-                <w:rFonts w:ascii="標楷體" w:hAnsi="標楷體"/>
-                <w:sz w:val="22"/>
-              </w:rPr>
-              <w:t xml:space="preserve"> C </w:t>
-            </w:r>
-            <w:r>
-              <w:rPr>
-                <w:rFonts w:ascii="標楷體" w:hAnsi="標楷體"/>
-                <w:sz w:val="22"/>
-              </w:rPr>
-              <w:t>於編輯者甲之撰寫者視角應標示「逾期未審」，於審核者甲之審核者視角應標示「催辦中」。測完請改回預設</w:t>
-            </w:r>
-            <w:r>
-              <w:rPr>
-                <w:rFonts w:ascii="標楷體" w:hAnsi="標楷體"/>
-                <w:sz w:val="22"/>
-              </w:rPr>
-              <w:t xml:space="preserve"> 7 </w:t>
+              <w:t>天後，送審已超過</w:t>
+            </w:r>
+            <w:r>
+              <w:rPr>
+                <w:rFonts w:ascii="標楷體" w:hAnsi="標楷體"/>
+                <w:sz w:val="22"/>
+              </w:rPr>
+              <w:t xml:space="preserve"> 24 </w:t>
+            </w:r>
+            <w:r>
+              <w:rPr>
+                <w:rFonts w:ascii="標楷體" w:hAnsi="標楷體"/>
+                <w:sz w:val="22"/>
+              </w:rPr>
+              <w:t>小時之該筆，於撰寫者視角應標示「逾期未審」，於其指定審核者之審核者視角應標示「催辦中」。測完請改回預設</w:t>
+            </w:r>
+            <w:r>
+              <w:rPr>
+                <w:rFonts w:ascii="標楷體" w:hAnsi="標楷體"/>
+                <w:sz w:val="22"/>
+              </w:rPr>
+              <w:t xml:space="preserve"> 7</w:t>
+            </w:r>
+            <w:r>
+              <w:rPr>
+                <w:rFonts w:ascii="標楷體" w:hAnsi="標楷體"/>
+                <w:sz w:val="22"/>
+              </w:rPr>
+              <w:t xml:space="preserve"> </w:t>
             </w:r>
             <w:r>
               <w:rPr>
@@ -6798,21 +6304,7 @@
                 <w:rFonts w:ascii="標楷體" w:hAnsi="標楷體"/>
                 <w:sz w:val="22"/>
               </w:rPr>
-              <w:t>使用者管理停用審核者乙後，編輯者甲之撰寫者視角中文件</w:t>
-            </w:r>
-            <w:r>
-              <w:rPr>
-                <w:rFonts w:ascii="標楷體" w:hAnsi="標楷體"/>
-                <w:sz w:val="22"/>
-              </w:rPr>
-              <w:t xml:space="preserve"> B </w:t>
-            </w:r>
-            <w:r>
-              <w:rPr>
-                <w:rFonts w:ascii="標楷體" w:hAnsi="標楷體"/>
-                <w:sz w:val="22"/>
-              </w:rPr>
-              <w:t>的「指定審核者」欄下方應以紅字標示「審核者帳號已停用」。測完即重新啟用審核者乙。</w:t>
+              <w:t>使用者管理停用第二位審核者後，撰寫者視角中指定該審核者之送審，其「指定審核者」欄下方應以紅字標示「審核者帳號已停用」。測完即重新啟用該審核者。</w:t>
             </w:r>
           </w:p>
         </w:tc>
@@ -6874,63 +6366,7 @@
                 <w:rFonts w:ascii="標楷體" w:hAnsi="標楷體"/>
                 <w:sz w:val="22"/>
               </w:rPr>
-              <w:t>對文件</w:t>
-            </w:r>
-            <w:r>
-              <w:rPr>
-                <w:rFonts w:ascii="標楷體" w:hAnsi="標楷體"/>
-                <w:sz w:val="22"/>
-              </w:rPr>
-              <w:t xml:space="preserve"> D </w:t>
-            </w:r>
-            <w:r>
-              <w:rPr>
-                <w:rFonts w:ascii="標楷體" w:hAnsi="標楷體"/>
-                <w:sz w:val="22"/>
-              </w:rPr>
-              <w:t>按「撤回送審」並「確認撤回」，文件</w:t>
-            </w:r>
-            <w:r>
-              <w:rPr>
-                <w:rFonts w:ascii="標楷體" w:hAnsi="標楷體"/>
-                <w:sz w:val="22"/>
-              </w:rPr>
-              <w:t xml:space="preserve"> D </w:t>
-            </w:r>
-            <w:r>
-              <w:rPr>
-                <w:rFonts w:ascii="標楷體" w:hAnsi="標楷體"/>
-                <w:sz w:val="22"/>
-              </w:rPr>
-              <w:t>應出現於草稿匣、草稿類型為「已撤回」，撰寫者視角最上方新增「已撤回」一列；審核者甲之簽核中心應已不列出文件</w:t>
-            </w:r>
-            <w:r>
-              <w:rPr>
-                <w:rFonts w:ascii="標楷體" w:hAnsi="標楷體"/>
-                <w:sz w:val="22"/>
-              </w:rPr>
-              <w:t xml:space="preserve"> D</w:t>
-            </w:r>
-            <w:r>
-              <w:rPr>
-                <w:rFonts w:ascii="標楷體" w:hAnsi="標楷體"/>
-                <w:sz w:val="22"/>
-              </w:rPr>
-              <w:t>，其個人專區之審核者視角應出現文件</w:t>
-            </w:r>
-            <w:r>
-              <w:rPr>
-                <w:rFonts w:ascii="標楷體" w:hAnsi="標楷體"/>
-                <w:sz w:val="22"/>
-              </w:rPr>
-              <w:t xml:space="preserve"> D</w:t>
-            </w:r>
-            <w:r>
-              <w:rPr>
-                <w:rFonts w:ascii="標楷體" w:hAnsi="標楷體"/>
-                <w:sz w:val="22"/>
-              </w:rPr>
-              <w:t>「已被撤回」一列。</w:t>
+              <w:t>對一筆未處理的新增類送審按「撤回送審」並「確認撤回」，該文件應出現於草稿匣、草稿類型為「已撤回」，撰寫者視角最上方新增「已撤回」一列；其指定審核者之簽核中心應已不列出該筆，該審核者個人專區之審核者視角應出現該文件「已被撤回」一列。</w:t>
             </w:r>
           </w:p>
         </w:tc>
@@ -6992,35 +6428,7 @@
                 <w:rFonts w:ascii="標楷體" w:hAnsi="標楷體"/>
                 <w:sz w:val="22"/>
               </w:rPr>
-              <w:t>對文件</w:t>
-            </w:r>
-            <w:r>
-              <w:rPr>
-                <w:rFonts w:ascii="標楷體" w:hAnsi="標楷體"/>
-                <w:sz w:val="22"/>
-              </w:rPr>
-              <w:t xml:space="preserve"> E </w:t>
-            </w:r>
-            <w:r>
-              <w:rPr>
-                <w:rFonts w:ascii="標楷體" w:hAnsi="標楷體"/>
-                <w:sz w:val="22"/>
-              </w:rPr>
-              <w:t>之廢止申請按「撤回送審」並「確認撤回」，撰寫者視角最上方應新增「已撤回」一列；以編輯者甲開啟文件</w:t>
-            </w:r>
-            <w:r>
-              <w:rPr>
-                <w:rFonts w:ascii="標楷體" w:hAnsi="標楷體"/>
-                <w:sz w:val="22"/>
-              </w:rPr>
-              <w:t xml:space="preserve"> E </w:t>
-            </w:r>
-            <w:r>
-              <w:rPr>
-                <w:rFonts w:ascii="標楷體" w:hAnsi="標楷體"/>
-                <w:sz w:val="22"/>
-              </w:rPr>
-              <w:t>詳細頁，「編輯新版本」「廢止此文件」應恢復可按（廢止待簽核期間為灰色）。</w:t>
+              <w:t>對一筆未處理的廢止申請按「撤回送審」並「確認撤回」，撰寫者視角最上方應新增「已撤回」一列；以編輯者開啟該文件詳細頁，「編輯新版本」「廢止此文件」應恢復可按（廢止待簽核期間為灰色）。</w:t>
             </w:r>
           </w:p>
         </w:tc>
@@ -7082,49 +6490,7 @@
                 <w:rFonts w:ascii="標楷體" w:hAnsi="標楷體"/>
                 <w:sz w:val="22"/>
               </w:rPr>
-              <w:t>文件</w:t>
-            </w:r>
-            <w:r>
-              <w:rPr>
-                <w:rFonts w:ascii="標楷體" w:hAnsi="標楷體"/>
-                <w:sz w:val="22"/>
-              </w:rPr>
-              <w:t xml:space="preserve"> D </w:t>
-            </w:r>
-            <w:r>
-              <w:rPr>
-                <w:rFonts w:ascii="標楷體" w:hAnsi="標楷體"/>
-                <w:sz w:val="22"/>
-              </w:rPr>
-              <w:t>撤回後，於草稿匣對文件</w:t>
-            </w:r>
-            <w:r>
-              <w:rPr>
-                <w:rFonts w:ascii="標楷體" w:hAnsi="標楷體"/>
-                <w:sz w:val="22"/>
-              </w:rPr>
-              <w:t xml:space="preserve"> D </w:t>
-            </w:r>
-            <w:r>
-              <w:rPr>
-                <w:rFonts w:ascii="標楷體" w:hAnsi="標楷體"/>
-                <w:sz w:val="22"/>
-              </w:rPr>
-              <w:t>按「繼續編輯」，改選審核者乙後送審，審核者乙之簽核中心應出現文件</w:t>
-            </w:r>
-            <w:r>
-              <w:rPr>
-                <w:rFonts w:ascii="標楷體" w:hAnsi="標楷體"/>
-                <w:sz w:val="22"/>
-              </w:rPr>
-              <w:t xml:space="preserve"> D</w:t>
-            </w:r>
-            <w:r>
-              <w:rPr>
-                <w:rFonts w:ascii="標楷體" w:hAnsi="標楷體"/>
-                <w:sz w:val="22"/>
-              </w:rPr>
-              <w:t>。</w:t>
+              <w:t>該新增類送審撤回後，於草稿匣對它按「繼續編輯」，改選第二位審核者後送審，該審核者之簽核中心應出現該文件。</w:t>
             </w:r>
           </w:p>
         </w:tc>
@@ -7186,7 +6552,7 @@
                 <w:rFonts w:ascii="標楷體" w:hAnsi="標楷體"/>
                 <w:sz w:val="22"/>
               </w:rPr>
-              <w:t>審核者甲於審核者視角對待處理之列按「前往簽核中心」，應進入簽核中心並自動展開該筆簽核明細。</w:t>
+              <w:t>以審核者於審核者視角對待處理之列按「前往簽核中心」，應進入簽核中心並自動展開該筆簽核明細。</w:t>
             </w:r>
           </w:p>
         </w:tc>
@@ -7231,6 +6597,7 @@
                 <w:rFonts w:ascii="標楷體" w:hAnsi="標楷體"/>
                 <w:sz w:val="22"/>
               </w:rPr>
+              <w:lastRenderedPageBreak/>
               <w:t>9</w:t>
             </w:r>
           </w:p>
@@ -7248,43 +6615,14 @@
                 <w:rFonts w:ascii="標楷體" w:hAnsi="標楷體"/>
                 <w:sz w:val="22"/>
               </w:rPr>
-              <w:t>編輯者甲之草稿匣中，文件</w:t>
-            </w:r>
-            <w:r>
-              <w:rPr>
-                <w:rFonts w:ascii="標楷體" w:hAnsi="標楷體"/>
-                <w:sz w:val="22"/>
-              </w:rPr>
-              <w:t xml:space="preserve"> F </w:t>
-            </w:r>
-            <w:r>
-              <w:rPr>
-                <w:rFonts w:ascii="標楷體" w:hAnsi="標楷體"/>
-                <w:sz w:val="22"/>
-              </w:rPr>
-              <w:t>之草稿類型應為「被退回待修</w:t>
-            </w:r>
-            <w:r>
-              <w:rPr>
-                <w:rFonts w:ascii="標楷體" w:hAnsi="標楷體"/>
-                <w:sz w:val="22"/>
-              </w:rPr>
-              <w:lastRenderedPageBreak/>
-              <w:t>改」，文件</w:t>
-            </w:r>
-            <w:r>
-              <w:rPr>
-                <w:rFonts w:ascii="標楷體" w:hAnsi="標楷體"/>
-                <w:sz w:val="22"/>
-              </w:rPr>
-              <w:t xml:space="preserve"> G </w:t>
-            </w:r>
-            <w:r>
-              <w:rPr>
-                <w:rFonts w:ascii="標楷體" w:hAnsi="標楷體"/>
-                <w:sz w:val="22"/>
-              </w:rPr>
-              <w:t>之新版本草稿應為「未送審」。</w:t>
+              <w:t>編輯者之草稿匣中，送審後被退回之文件其草稿類型應為「被退回待修改」，已發布文件之新版本草稿應為「未送審</w:t>
+            </w:r>
+            <w:r>
+              <w:rPr>
+                <w:rFonts w:ascii="標楷體" w:hAnsi="標楷體"/>
+                <w:sz w:val="22"/>
+              </w:rPr>
+              <w:t>」。</w:t>
             </w:r>
           </w:p>
         </w:tc>
@@ -7346,77 +6684,7 @@
                 <w:rFonts w:ascii="標楷體" w:hAnsi="標楷體"/>
                 <w:sz w:val="22"/>
               </w:rPr>
-              <w:t>對文件</w:t>
-            </w:r>
-            <w:r>
-              <w:rPr>
-                <w:rFonts w:ascii="標楷體" w:hAnsi="標楷體"/>
-                <w:sz w:val="22"/>
-              </w:rPr>
-              <w:t xml:space="preserve"> G </w:t>
-            </w:r>
-            <w:r>
-              <w:rPr>
-                <w:rFonts w:ascii="標楷體" w:hAnsi="標楷體"/>
-                <w:sz w:val="22"/>
-              </w:rPr>
-              <w:t>之新版本草稿按「刪除」並「確認刪除」，該草稿應自草稿匣消失，文件庫中文件</w:t>
-            </w:r>
-            <w:r>
-              <w:rPr>
-                <w:rFonts w:ascii="標楷體" w:hAnsi="標楷體"/>
-                <w:sz w:val="22"/>
-              </w:rPr>
-              <w:t xml:space="preserve"> G </w:t>
-            </w:r>
-            <w:r>
-              <w:rPr>
-                <w:rFonts w:ascii="標楷體" w:hAnsi="標楷體"/>
-                <w:sz w:val="22"/>
-              </w:rPr>
-              <w:t>仍顯示原已發布版本；對文件</w:t>
-            </w:r>
-            <w:r>
-              <w:rPr>
-                <w:rFonts w:ascii="標楷體" w:hAnsi="標楷體"/>
-                <w:sz w:val="22"/>
-              </w:rPr>
-              <w:t xml:space="preserve"> AC </w:t>
-            </w:r>
-            <w:r>
-              <w:rPr>
-                <w:rFonts w:ascii="標楷體" w:hAnsi="標楷體"/>
-                <w:sz w:val="22"/>
-              </w:rPr>
-              <w:t>之首版草稿按「刪除」並「確認刪除」，應顯示「草稿已刪除」，文件</w:t>
-            </w:r>
-            <w:r>
-              <w:rPr>
-                <w:rFonts w:ascii="標楷體" w:hAnsi="標楷體"/>
-                <w:sz w:val="22"/>
-              </w:rPr>
-              <w:t xml:space="preserve"> AC </w:t>
-            </w:r>
-            <w:r>
-              <w:rPr>
-                <w:rFonts w:ascii="標楷體" w:hAnsi="標楷體"/>
-                <w:sz w:val="22"/>
-              </w:rPr>
-              <w:t>應自草稿匣消失（首版草稿本就不會出現在文件庫，刪除後文件庫仍查無文件</w:t>
-            </w:r>
-            <w:r>
-              <w:rPr>
-                <w:rFonts w:ascii="標楷體" w:hAnsi="標楷體"/>
-                <w:sz w:val="22"/>
-              </w:rPr>
-              <w:t xml:space="preserve"> AC</w:t>
-            </w:r>
-            <w:r>
-              <w:rPr>
-                <w:rFonts w:ascii="標楷體" w:hAnsi="標楷體"/>
-                <w:sz w:val="22"/>
-              </w:rPr>
-              <w:t>）。</w:t>
+              <w:t>對已發布文件之新版本草稿按「刪除」並「確認刪除」，該草稿應自草稿匣消失，文件庫中該文件仍顯示原已發布版本；對首版草稿按「刪除」並「確認刪除」，應顯示「草稿已刪除」，該草稿應自草稿匣消失（首版草稿本就不會出現在文件庫，刪除後文件庫仍查無該文件）。</w:t>
             </w:r>
           </w:p>
         </w:tc>
@@ -7478,63 +6746,7 @@
                 <w:rFonts w:ascii="標楷體" w:hAnsi="標楷體"/>
                 <w:sz w:val="22"/>
               </w:rPr>
-              <w:t>文件</w:t>
-            </w:r>
-            <w:r>
-              <w:rPr>
-                <w:rFonts w:ascii="標楷體" w:hAnsi="標楷體"/>
-                <w:sz w:val="22"/>
-              </w:rPr>
-              <w:t xml:space="preserve"> H </w:t>
-            </w:r>
-            <w:r>
-              <w:rPr>
-                <w:rFonts w:ascii="標楷體" w:hAnsi="標楷體"/>
-                <w:sz w:val="22"/>
-              </w:rPr>
-              <w:t>之草稿，「繼續編輯」應無法按，滑鼠移上顯示此文件已被廢止，該列「刪除」仍可操作；文件</w:t>
-            </w:r>
-            <w:r>
-              <w:rPr>
-                <w:rFonts w:ascii="標楷體" w:hAnsi="標楷體"/>
-                <w:sz w:val="22"/>
-              </w:rPr>
-              <w:t xml:space="preserve"> I </w:t>
-            </w:r>
-            <w:r>
-              <w:rPr>
-                <w:rFonts w:ascii="標楷體" w:hAnsi="標楷體"/>
-                <w:sz w:val="22"/>
-              </w:rPr>
-              <w:t>之草稿，「繼續編輯」亦無法按，滑鼠移上顯示正在廢止簽核中、待簽核結果出爐後再處理（與文件</w:t>
-            </w:r>
-            <w:r>
-              <w:rPr>
-                <w:rFonts w:ascii="標楷體" w:hAnsi="標楷體"/>
-                <w:sz w:val="22"/>
-              </w:rPr>
-              <w:t xml:space="preserve"> H </w:t>
-            </w:r>
-            <w:r>
-              <w:rPr>
-                <w:rFonts w:ascii="標楷體" w:hAnsi="標楷體"/>
-                <w:sz w:val="22"/>
-              </w:rPr>
-              <w:t>為不同句），該列「刪除」仍可操作；審核者退回文件</w:t>
-            </w:r>
-            <w:r>
-              <w:rPr>
-                <w:rFonts w:ascii="標楷體" w:hAnsi="標楷體"/>
-                <w:sz w:val="22"/>
-              </w:rPr>
-              <w:t xml:space="preserve"> I </w:t>
-            </w:r>
-            <w:r>
-              <w:rPr>
-                <w:rFonts w:ascii="標楷體" w:hAnsi="標楷體"/>
-                <w:sz w:val="22"/>
-              </w:rPr>
-              <w:t>之廢止申請後，其「繼續編輯」應恢復可按。</w:t>
+              <w:t>已被廢止之文件其草稿，「繼續編輯」應無法按，滑鼠移上顯示此文件已被廢止，該列「刪除」仍可操作；廢止待簽核中之文件其草稿，「繼續編輯」亦無法按，滑鼠移上顯示正在廢止簽核中、待簽核結果出爐後再處理（與前者為不同句），該列「刪除」仍可操作；審核者退回該廢止申請後，其「繼續編輯」應恢復可按。</w:t>
             </w:r>
           </w:p>
         </w:tc>
@@ -7566,16 +6778,13 @@
       <w:pPr>
         <w:pStyle w:val="1"/>
       </w:pPr>
-      <w:bookmarkStart w:id="7" w:name="_Toc243484330"/>
+      <w:bookmarkStart w:id="7" w:name="_Toc243490575"/>
       <w:r>
         <w:lastRenderedPageBreak/>
         <w:t xml:space="preserve">DM05 </w:t>
       </w:r>
       <w:r>
-        <w:t>文件變更歷</w:t>
-      </w:r>
-      <w:r>
-        <w:t>程查詢</w:t>
+        <w:t>文件變更歷程查詢</w:t>
       </w:r>
       <w:bookmarkEnd w:id="7"/>
     </w:p>
@@ -8063,35 +7272,7 @@
                 <w:rFonts w:ascii="標楷體" w:hAnsi="標楷體"/>
                 <w:sz w:val="22"/>
               </w:rPr>
-              <w:t>核准人（帳號或姓名）」「操作類型」任一條件或組合查詢（輸入或選取後不必按任何按鈕，清單即自動更新），清單應只列出符合條件的紀錄：日期依核准之日篩選、起迄兩日皆含在內，申請人</w:t>
-            </w:r>
-            <w:r>
-              <w:rPr>
-                <w:rFonts w:ascii="標楷體" w:hAnsi="標楷體"/>
-                <w:sz w:val="22"/>
-              </w:rPr>
-              <w:t xml:space="preserve"> / </w:t>
-            </w:r>
-            <w:r>
-              <w:rPr>
-                <w:rFonts w:ascii="標楷體" w:hAnsi="標楷體"/>
-                <w:sz w:val="22"/>
-              </w:rPr>
-              <w:t>核准人同時比對兩欄的帳號（</w:t>
-            </w:r>
-            <w:r>
-              <w:rPr>
-                <w:rFonts w:ascii="標楷體" w:hAnsi="標楷體"/>
-                <w:sz w:val="22"/>
-              </w:rPr>
-              <w:t>Email</w:t>
-            </w:r>
-            <w:r>
-              <w:rPr>
-                <w:rFonts w:ascii="標楷體" w:hAnsi="標楷體"/>
-                <w:sz w:val="22"/>
-              </w:rPr>
-              <w:t>）與姓名、任一欄命中即列出（畫面只顯示姓名，查詢前請先記下受測者的姓名以便核對），操作類型可選「發布」或「廢止」，設定多個條件時須同時符合。</w:t>
+              <w:t>核准人（帳號或姓名）」「操作類型」任一條件或組合查詢（輸入或選取後不必按任何按鈕，清單即自動更新），清單應只列出符合條件的紀錄。</w:t>
             </w:r>
           </w:p>
         </w:tc>
@@ -8153,35 +7334,49 @@
                 <w:rFonts w:ascii="標楷體" w:hAnsi="標楷體"/>
                 <w:sz w:val="22"/>
               </w:rPr>
-              <w:t>文件</w:t>
-            </w:r>
-            <w:r>
-              <w:rPr>
-                <w:rFonts w:ascii="標楷體" w:hAnsi="標楷體"/>
-                <w:sz w:val="22"/>
-              </w:rPr>
-              <w:t xml:space="preserve"> J </w:t>
-            </w:r>
-            <w:r>
-              <w:rPr>
-                <w:rFonts w:ascii="標楷體" w:hAnsi="標楷體"/>
-                <w:sz w:val="22"/>
-              </w:rPr>
-              <w:t>的發布紀錄，「時間」應為審核者甲核准的時間，備註應為送審時填寫的首版摘要或變更摘要；文件</w:t>
-            </w:r>
-            <w:r>
-              <w:rPr>
-                <w:rFonts w:ascii="標楷體" w:hAnsi="標楷體"/>
-                <w:sz w:val="22"/>
-              </w:rPr>
-              <w:t xml:space="preserve"> K </w:t>
-            </w:r>
-            <w:r>
-              <w:rPr>
-                <w:rFonts w:ascii="標楷體" w:hAnsi="標楷體"/>
-                <w:sz w:val="22"/>
-              </w:rPr>
-              <w:t>的廢止紀錄，備註應為其廢止原因。</w:t>
+              <w:t>於「申請人</w:t>
+            </w:r>
+            <w:r>
+              <w:rPr>
+                <w:rFonts w:ascii="標楷體" w:hAnsi="標楷體"/>
+                <w:sz w:val="22"/>
+              </w:rPr>
+              <w:t xml:space="preserve"> / </w:t>
+            </w:r>
+            <w:r>
+              <w:rPr>
+                <w:rFonts w:ascii="標楷體" w:hAnsi="標楷體"/>
+                <w:sz w:val="22"/>
+              </w:rPr>
+              <w:t>核准人（帳號或姓名）」輸入某人姓名的一段，清單每一列的「申請人」或「核准人」至少一欄應為該人；改輸入其帳號（</w:t>
+            </w:r>
+            <w:r>
+              <w:rPr>
+                <w:rFonts w:ascii="標楷體" w:hAnsi="標楷體"/>
+                <w:sz w:val="22"/>
+              </w:rPr>
+              <w:t>Email</w:t>
+            </w:r>
+            <w:r>
+              <w:rPr>
+                <w:rFonts w:ascii="標楷體" w:hAnsi="標楷體"/>
+                <w:sz w:val="22"/>
+              </w:rPr>
+              <w:t>）的一段，結果應相同（畫面只顯示姓名，查詢前請先記下受測者的姓名以便核對）；「日期</w:t>
+            </w:r>
+            <w:r>
+              <w:rPr>
+                <w:rFonts w:ascii="標楷體" w:hAnsi="標楷體"/>
+                <w:sz w:val="22"/>
+              </w:rPr>
+              <w:t xml:space="preserve"> </w:t>
+            </w:r>
+            <w:r>
+              <w:rPr>
+                <w:rFonts w:ascii="標楷體" w:hAnsi="標楷體"/>
+                <w:sz w:val="22"/>
+              </w:rPr>
+              <w:t>起、迄」設為同一天，應只列出該日核准的紀錄。</w:t>
             </w:r>
           </w:p>
         </w:tc>
@@ -8243,91 +7438,7 @@
                 <w:rFonts w:ascii="標楷體" w:hAnsi="標楷體"/>
                 <w:sz w:val="22"/>
               </w:rPr>
-              <w:t>先於「操作類型」選「廢止」，再按「匯出</w:t>
-            </w:r>
-            <w:r>
-              <w:rPr>
-                <w:rFonts w:ascii="標楷體" w:hAnsi="標楷體"/>
-                <w:sz w:val="22"/>
-              </w:rPr>
-              <w:t xml:space="preserve"> CSV</w:t>
-            </w:r>
-            <w:r>
-              <w:rPr>
-                <w:rFonts w:ascii="標楷體" w:hAnsi="標楷體"/>
-                <w:sz w:val="22"/>
-              </w:rPr>
-              <w:t>」，下載的檔案以</w:t>
-            </w:r>
-            <w:r>
-              <w:rPr>
-                <w:rFonts w:ascii="標楷體" w:hAnsi="標楷體"/>
-                <w:sz w:val="22"/>
-              </w:rPr>
-              <w:t xml:space="preserve"> Excel </w:t>
-            </w:r>
-            <w:r>
-              <w:rPr>
-                <w:rFonts w:ascii="標楷體" w:hAnsi="標楷體"/>
-                <w:sz w:val="22"/>
-              </w:rPr>
-              <w:t>開啟中文正常；資料列數（不含標題列）應等於畫面「變更紀錄（共</w:t>
-            </w:r>
-            <w:r>
-              <w:rPr>
-                <w:rFonts w:ascii="標楷體" w:hAnsi="標楷體"/>
-                <w:sz w:val="22"/>
-              </w:rPr>
-              <w:t xml:space="preserve"> N </w:t>
-            </w:r>
-            <w:r>
-              <w:rPr>
-                <w:rFonts w:ascii="標楷體" w:hAnsi="標楷體"/>
-                <w:sz w:val="22"/>
-              </w:rPr>
-              <w:t>筆）」的</w:t>
-            </w:r>
-            <w:r>
-              <w:rPr>
-                <w:rFonts w:ascii="標楷體" w:hAnsi="標楷體"/>
-                <w:sz w:val="22"/>
-              </w:rPr>
-              <w:t xml:space="preserve"> N</w:t>
-            </w:r>
-            <w:r>
-              <w:rPr>
-                <w:rFonts w:ascii="標楷體" w:hAnsi="標楷體"/>
-                <w:sz w:val="22"/>
-              </w:rPr>
-              <w:t>；各列時間（到分鐘）應與畫面相同，日期分隔符號可能為「</w:t>
-            </w:r>
-            <w:r>
-              <w:rPr>
-                <w:rFonts w:ascii="標楷體" w:hAnsi="標楷體"/>
-                <w:sz w:val="22"/>
-              </w:rPr>
-              <w:t>-</w:t>
-            </w:r>
-            <w:r>
-              <w:rPr>
-                <w:rFonts w:ascii="標楷體" w:hAnsi="標楷體"/>
-                <w:sz w:val="22"/>
-              </w:rPr>
-              <w:t>」或「</w:t>
-            </w:r>
-            <w:r>
-              <w:rPr>
-                <w:rFonts w:ascii="標楷體" w:hAnsi="標楷體"/>
-                <w:sz w:val="22"/>
-              </w:rPr>
-              <w:t>/</w:t>
-            </w:r>
-            <w:r>
-              <w:rPr>
-                <w:rFonts w:ascii="標楷體" w:hAnsi="標楷體"/>
-                <w:sz w:val="22"/>
-              </w:rPr>
-              <w:t>」。</w:t>
+              <w:t>已核准發布之文件，其發布紀錄的「時間」應為審核者核准的時間，備註應為送審時填寫的首版摘要或變更摘要；已核准廢止之文件，其廢止紀錄的備註應為所填的廢止原因。</w:t>
             </w:r>
           </w:p>
         </w:tc>
@@ -8389,63 +7500,153 @@
                 <w:rFonts w:ascii="標楷體" w:hAnsi="標楷體"/>
                 <w:sz w:val="22"/>
               </w:rPr>
-              <w:t>文件</w:t>
-            </w:r>
-            <w:r>
-              <w:rPr>
-                <w:rFonts w:ascii="標楷體" w:hAnsi="標楷體"/>
-                <w:sz w:val="22"/>
-              </w:rPr>
-              <w:t xml:space="preserve"> L </w:t>
-            </w:r>
-            <w:r>
-              <w:rPr>
-                <w:rFonts w:ascii="標楷體" w:hAnsi="標楷體"/>
-                <w:sz w:val="22"/>
-              </w:rPr>
-              <w:t>送審中時，清單不應出現文件</w:t>
-            </w:r>
-            <w:r>
-              <w:rPr>
-                <w:rFonts w:ascii="標楷體" w:hAnsi="標楷體"/>
-                <w:sz w:val="22"/>
-              </w:rPr>
-              <w:t xml:space="preserve"> L </w:t>
-            </w:r>
-            <w:r>
-              <w:rPr>
-                <w:rFonts w:ascii="標楷體" w:hAnsi="標楷體"/>
-                <w:sz w:val="22"/>
-              </w:rPr>
-              <w:t>的紀錄；審核者甲核准文件</w:t>
-            </w:r>
-            <w:r>
-              <w:rPr>
-                <w:rFonts w:ascii="標楷體" w:hAnsi="標楷體"/>
-                <w:sz w:val="22"/>
-              </w:rPr>
-              <w:t xml:space="preserve"> L </w:t>
-            </w:r>
-            <w:r>
-              <w:rPr>
-                <w:rFonts w:ascii="標楷體" w:hAnsi="標楷體"/>
-                <w:sz w:val="22"/>
-              </w:rPr>
-              <w:t>後，切換到其他作業再點回本作業，應新增一筆文件</w:t>
-            </w:r>
-            <w:r>
-              <w:rPr>
-                <w:rFonts w:ascii="標楷體" w:hAnsi="標楷體"/>
-                <w:sz w:val="22"/>
-              </w:rPr>
-              <w:t xml:space="preserve"> L </w:t>
-            </w:r>
-            <w:r>
-              <w:rPr>
-                <w:rFonts w:ascii="標楷體" w:hAnsi="標楷體"/>
-                <w:sz w:val="22"/>
-              </w:rPr>
-              <w:t>的發布紀錄（停留在本頁時清單不會自動更新）。</w:t>
+              <w:t>先於「操作類型」選「廢止」，再按「匯出</w:t>
+            </w:r>
+            <w:r>
+              <w:rPr>
+                <w:rFonts w:ascii="標楷體" w:hAnsi="標楷體"/>
+                <w:sz w:val="22"/>
+              </w:rPr>
+              <w:t xml:space="preserve"> CSV</w:t>
+            </w:r>
+            <w:r>
+              <w:rPr>
+                <w:rFonts w:ascii="標楷體" w:hAnsi="標楷體"/>
+                <w:sz w:val="22"/>
+              </w:rPr>
+              <w:t>」，下載的檔案以</w:t>
+            </w:r>
+            <w:r>
+              <w:rPr>
+                <w:rFonts w:ascii="標楷體" w:hAnsi="標楷體"/>
+                <w:sz w:val="22"/>
+              </w:rPr>
+              <w:t xml:space="preserve"> Excel </w:t>
+            </w:r>
+            <w:r>
+              <w:rPr>
+                <w:rFonts w:ascii="標楷體" w:hAnsi="標楷體"/>
+                <w:sz w:val="22"/>
+              </w:rPr>
+              <w:t>開啟中文正常；資料列數（不含標題列）應等於畫面「變更紀錄（共</w:t>
+            </w:r>
+            <w:r>
+              <w:rPr>
+                <w:rFonts w:ascii="標楷體" w:hAnsi="標楷體"/>
+                <w:sz w:val="22"/>
+              </w:rPr>
+              <w:t xml:space="preserve"> N </w:t>
+            </w:r>
+            <w:r>
+              <w:rPr>
+                <w:rFonts w:ascii="標楷體" w:hAnsi="標楷體"/>
+                <w:sz w:val="22"/>
+              </w:rPr>
+              <w:t>筆）」的</w:t>
+            </w:r>
+            <w:r>
+              <w:rPr>
+                <w:rFonts w:ascii="標楷體" w:hAnsi="標楷體"/>
+                <w:sz w:val="22"/>
+              </w:rPr>
+              <w:t xml:space="preserve"> N</w:t>
+            </w:r>
+            <w:r>
+              <w:rPr>
+                <w:rFonts w:ascii="標楷體" w:hAnsi="標楷體"/>
+                <w:sz w:val="22"/>
+              </w:rPr>
+              <w:t>；各列時間（到分鐘）應與畫面相同，日期分隔符號可能為「</w:t>
+            </w:r>
+            <w:r>
+              <w:rPr>
+                <w:rFonts w:ascii="標楷體" w:hAnsi="標楷體"/>
+                <w:sz w:val="22"/>
+              </w:rPr>
+              <w:t>-</w:t>
+            </w:r>
+            <w:r>
+              <w:rPr>
+                <w:rFonts w:ascii="標楷體" w:hAnsi="標楷體"/>
+                <w:sz w:val="22"/>
+              </w:rPr>
+              <w:t>」或「</w:t>
+            </w:r>
+            <w:r>
+              <w:rPr>
+                <w:rFonts w:ascii="標楷體" w:hAnsi="標楷體"/>
+                <w:sz w:val="22"/>
+              </w:rPr>
+              <w:t>/</w:t>
+            </w:r>
+            <w:r>
+              <w:rPr>
+                <w:rFonts w:ascii="標楷體" w:hAnsi="標楷體"/>
+                <w:sz w:val="22"/>
+              </w:rPr>
+              <w:t>」。</w:t>
+            </w:r>
+          </w:p>
+        </w:tc>
+        <w:tc>
+          <w:tcPr>
+            <w:tcW w:w="1247" w:type="dxa"/>
+          </w:tcPr>
+          <w:p>
+            <w:pPr>
+              <w:spacing w:before="60" w:after="60"/>
+              <w:jc w:val="center"/>
+            </w:pPr>
+          </w:p>
+        </w:tc>
+        <w:tc>
+          <w:tcPr>
+            <w:tcW w:w="1247" w:type="dxa"/>
+          </w:tcPr>
+          <w:p>
+            <w:pPr>
+              <w:spacing w:before="60" w:after="60"/>
+              <w:jc w:val="center"/>
+            </w:pPr>
+          </w:p>
+        </w:tc>
+      </w:tr>
+      <w:tr>
+        <w:trPr>
+          <w:jc w:val="center"/>
+        </w:trPr>
+        <w:tc>
+          <w:tcPr>
+            <w:tcW w:w="907" w:type="dxa"/>
+          </w:tcPr>
+          <w:p>
+            <w:pPr>
+              <w:spacing w:before="60" w:after="60"/>
+              <w:jc w:val="center"/>
+            </w:pPr>
+            <w:r>
+              <w:rPr>
+                <w:rFonts w:ascii="標楷體" w:hAnsi="標楷體"/>
+                <w:sz w:val="22"/>
+              </w:rPr>
+              <w:t>6</w:t>
+            </w:r>
+          </w:p>
+        </w:tc>
+        <w:tc>
+          <w:tcPr>
+            <w:tcW w:w="6236" w:type="dxa"/>
+          </w:tcPr>
+          <w:p>
+            <w:pPr>
+              <w:spacing w:before="60" w:after="60"/>
+            </w:pPr>
+            <w:r>
+              <w:rPr>
+                <w:rFonts w:ascii="標楷體" w:hAnsi="標楷體"/>
+                <w:sz w:val="22"/>
+              </w:rPr>
+              <w:t>文件送審中時，清單不應出現該文件的紀錄；審核者核准後，切換到其他作業再點回本作業，應新增一筆該文件的發布紀錄（停留在本頁時清單不會自動更新）。</w:t>
             </w:r>
           </w:p>
         </w:tc>
@@ -8477,7 +7678,7 @@
       <w:pPr>
         <w:pStyle w:val="1"/>
       </w:pPr>
-      <w:bookmarkStart w:id="8" w:name="_Toc243484331"/>
+      <w:bookmarkStart w:id="8" w:name="_Toc243490576"/>
       <w:r>
         <w:lastRenderedPageBreak/>
         <w:t xml:space="preserve">DM06 </w:t>
@@ -8884,7 +8085,154 @@
                 <w:rFonts w:ascii="標楷體" w:hAnsi="標楷體"/>
                 <w:sz w:val="22"/>
               </w:rPr>
-              <w:t>每週排程執行後，管理者應收到主旨「【</w:t>
+              <w:t>於</w:t>
+            </w:r>
+            <w:r>
+              <w:rPr>
+                <w:rFonts w:ascii="標楷體" w:hAnsi="標楷體"/>
+                <w:sz w:val="22"/>
+              </w:rPr>
+              <w:t xml:space="preserve"> DP06 </w:t>
+            </w:r>
+            <w:r>
+              <w:rPr>
+                <w:rFonts w:ascii="標楷體" w:hAnsi="標楷體"/>
+                <w:sz w:val="22"/>
+              </w:rPr>
+              <w:t>排程作業總覽</w:t>
+            </w:r>
+            <w:r>
+              <w:rPr>
+                <w:rFonts w:ascii="標楷體" w:hAnsi="標楷體"/>
+                <w:sz w:val="22"/>
+              </w:rPr>
+              <w:t xml:space="preserve"> SCHDM001 </w:t>
+            </w:r>
+            <w:r>
+              <w:rPr>
+                <w:rFonts w:ascii="標楷體" w:hAnsi="標楷體"/>
+                <w:sz w:val="22"/>
+              </w:rPr>
+              <w:t>列按編輯，先抄下原</w:t>
+            </w:r>
+            <w:r>
+              <w:rPr>
+                <w:rFonts w:ascii="標楷體" w:hAnsi="標楷體"/>
+                <w:sz w:val="22"/>
+              </w:rPr>
+              <w:t xml:space="preserve"> Cron</w:t>
+            </w:r>
+            <w:r>
+              <w:rPr>
+                <w:rFonts w:ascii="標楷體" w:hAnsi="標楷體"/>
+                <w:sz w:val="22"/>
+              </w:rPr>
+              <w:t>（預設</w:t>
+            </w:r>
+            <w:r>
+              <w:rPr>
+                <w:rFonts w:ascii="標楷體" w:hAnsi="標楷體"/>
+                <w:sz w:val="22"/>
+              </w:rPr>
+              <w:t xml:space="preserve"> `0 10 * * 0`</w:t>
+            </w:r>
+            <w:r>
+              <w:rPr>
+                <w:rFonts w:ascii="標楷體" w:hAnsi="標楷體"/>
+                <w:sz w:val="22"/>
+              </w:rPr>
+              <w:t>＝每週一</w:t>
+            </w:r>
+            <w:r>
+              <w:rPr>
+                <w:rFonts w:ascii="標楷體" w:hAnsi="標楷體"/>
+                <w:sz w:val="22"/>
+              </w:rPr>
+              <w:t xml:space="preserve"> </w:t>
+            </w:r>
+            <w:r>
+              <w:rPr>
+                <w:rFonts w:ascii="標楷體" w:hAnsi="標楷體"/>
+                <w:sz w:val="22"/>
+              </w:rPr>
+              <w:t>10:00</w:t>
+            </w:r>
+            <w:r>
+              <w:rPr>
+                <w:rFonts w:ascii="標楷體" w:hAnsi="標楷體"/>
+                <w:sz w:val="22"/>
+              </w:rPr>
+              <w:t>，星期欄</w:t>
+            </w:r>
+            <w:r>
+              <w:rPr>
+                <w:rFonts w:ascii="標楷體" w:hAnsi="標楷體"/>
+                <w:sz w:val="22"/>
+              </w:rPr>
+              <w:t xml:space="preserve"> 0 </w:t>
+            </w:r>
+            <w:r>
+              <w:rPr>
+                <w:rFonts w:ascii="標楷體" w:hAnsi="標楷體"/>
+                <w:sz w:val="22"/>
+              </w:rPr>
+              <w:t>為週一），改為約</w:t>
+            </w:r>
+            <w:r>
+              <w:rPr>
+                <w:rFonts w:ascii="標楷體" w:hAnsi="標楷體"/>
+                <w:sz w:val="22"/>
+              </w:rPr>
+              <w:t xml:space="preserve"> 3 </w:t>
+            </w:r>
+            <w:r>
+              <w:rPr>
+                <w:rFonts w:ascii="標楷體" w:hAnsi="標楷體"/>
+                <w:sz w:val="22"/>
+              </w:rPr>
+              <w:t>分鐘後的時點（例：</w:t>
+            </w:r>
+            <w:r>
+              <w:rPr>
+                <w:rFonts w:ascii="標楷體" w:hAnsi="標楷體"/>
+                <w:sz w:val="22"/>
+              </w:rPr>
+              <w:t xml:space="preserve">18:26 </w:t>
+            </w:r>
+            <w:r>
+              <w:rPr>
+                <w:rFonts w:ascii="標楷體" w:hAnsi="標楷體"/>
+                <w:sz w:val="22"/>
+              </w:rPr>
+              <w:t>填</w:t>
+            </w:r>
+            <w:r>
+              <w:rPr>
+                <w:rFonts w:ascii="標楷體" w:hAnsi="標楷體"/>
+                <w:sz w:val="22"/>
+              </w:rPr>
+              <w:t xml:space="preserve"> `26 18 * * *`</w:t>
+            </w:r>
+            <w:r>
+              <w:rPr>
+                <w:rFonts w:ascii="標楷體" w:hAnsi="標楷體"/>
+                <w:sz w:val="22"/>
+              </w:rPr>
+              <w:t>），按「儲存」</w:t>
+            </w:r>
+            <w:r>
+              <w:rPr>
+                <w:rFonts w:ascii="標楷體" w:hAnsi="標楷體"/>
+                <w:sz w:val="22"/>
+              </w:rPr>
+              <w:t>→</w:t>
+            </w:r>
+            <w:r>
+              <w:rPr>
+                <w:rFonts w:ascii="標楷體" w:hAnsi="標楷體"/>
+                <w:sz w:val="22"/>
+              </w:rPr>
+              <w:t>「確定儲存」；待該列「最近執行」更新後，管理者應收到主旨「【</w:t>
             </w:r>
             <w:r>
               <w:rPr>
@@ -8912,7 +8260,7 @@
                 <w:rFonts w:ascii="標楷體" w:hAnsi="標楷體"/>
                 <w:sz w:val="22"/>
               </w:rPr>
-              <w:t>份）；有未看文件的閱覽者應各收到主旨「【未讀提醒】您有</w:t>
+              <w:t>份），有未看文件的閱覽者應各收到主旨「【未讀提醒】您有</w:t>
             </w:r>
             <w:r>
               <w:rPr>
@@ -8926,7 +8274,21 @@
                 <w:rFonts w:ascii="標楷體" w:hAnsi="標楷體"/>
                 <w:sz w:val="22"/>
               </w:rPr>
-              <w:t>份文件尚未閱讀」一封，列出其未看文件；兩封信中皆不應出現任何訓練教材。</w:t>
+              <w:t>份文件尚未閱讀」一封並列出其未看文件，兩封信中皆不應出現任何訓練教材。測完以同樣方式將</w:t>
+            </w:r>
+            <w:r>
+              <w:rPr>
+                <w:rFonts w:ascii="標楷體" w:hAnsi="標楷體"/>
+                <w:sz w:val="22"/>
+              </w:rPr>
+              <w:t xml:space="preserve"> Cron </w:t>
+            </w:r>
+            <w:r>
+              <w:rPr>
+                <w:rFonts w:ascii="標楷體" w:hAnsi="標楷體"/>
+                <w:sz w:val="22"/>
+              </w:rPr>
+              <w:t>改回原值。</w:t>
             </w:r>
           </w:p>
         </w:tc>
@@ -9071,35 +8433,7 @@
                 <w:rFonts w:ascii="標楷體" w:hAnsi="標楷體"/>
                 <w:sz w:val="22"/>
               </w:rPr>
-              <w:t>閱覽者甲於文件詳細頁下載文件</w:t>
-            </w:r>
-            <w:r>
-              <w:rPr>
-                <w:rFonts w:ascii="標楷體" w:hAnsi="標楷體"/>
-                <w:sz w:val="22"/>
-              </w:rPr>
-              <w:t xml:space="preserve"> AA </w:t>
-            </w:r>
-            <w:r>
-              <w:rPr>
-                <w:rFonts w:ascii="標楷體" w:hAnsi="標楷體"/>
-                <w:sz w:val="22"/>
-              </w:rPr>
-              <w:t>目前發布版後，本作業文件</w:t>
-            </w:r>
-            <w:r>
-              <w:rPr>
-                <w:rFonts w:ascii="標楷體" w:hAnsi="標楷體"/>
-                <w:sz w:val="22"/>
-              </w:rPr>
-              <w:t xml:space="preserve"> AA </w:t>
-            </w:r>
-            <w:r>
-              <w:rPr>
-                <w:rFonts w:ascii="標楷體" w:hAnsi="標楷體"/>
-                <w:sz w:val="22"/>
-              </w:rPr>
-              <w:t>的已看應加</w:t>
+              <w:t>選一份已發布文件、以及一位僅具閱覽者角色且可見對象與該文件相符、從未下載過其目前發布版之帳號（以下稱受測文件與受測閱覽者）；受測閱覽者於文件詳細頁下載受測文件目前發布版後，本作業該文件的已看應加</w:t>
             </w:r>
             <w:r>
               <w:rPr>
@@ -9127,7 +8461,7 @@
                 <w:rFonts w:ascii="標楷體" w:hAnsi="標楷體"/>
                 <w:sz w:val="22"/>
               </w:rPr>
-              <w:t>；閱覽者甲再次下載同一版本，已看應不再增加。</w:t>
+              <w:t>；再次下載同一版本，已看應不再增加。</w:t>
             </w:r>
           </w:p>
         </w:tc>
@@ -9189,35 +8523,35 @@
                 <w:rFonts w:ascii="標楷體" w:hAnsi="標楷體"/>
                 <w:sz w:val="22"/>
               </w:rPr>
-              <w:t>閱覽者甲僅預覽文件</w:t>
-            </w:r>
-            <w:r>
-              <w:rPr>
-                <w:rFonts w:ascii="標楷體" w:hAnsi="標楷體"/>
-                <w:sz w:val="22"/>
-              </w:rPr>
-              <w:t xml:space="preserve"> Z</w:t>
-            </w:r>
-            <w:r>
-              <w:rPr>
-                <w:rFonts w:ascii="標楷體" w:hAnsi="標楷體"/>
-                <w:sz w:val="22"/>
-              </w:rPr>
-              <w:t>、未下載，文件</w:t>
-            </w:r>
-            <w:r>
-              <w:rPr>
-                <w:rFonts w:ascii="標楷體" w:hAnsi="標楷體"/>
-                <w:sz w:val="22"/>
-              </w:rPr>
-              <w:t xml:space="preserve"> Z </w:t>
-            </w:r>
-            <w:r>
-              <w:rPr>
-                <w:rFonts w:ascii="標楷體" w:hAnsi="標楷體"/>
-                <w:sz w:val="22"/>
-              </w:rPr>
-              <w:t>的已看應不變。</w:t>
+              <w:t>另選一份受測閱覽者看得到但未下載過的</w:t>
+            </w:r>
+            <w:r>
+              <w:rPr>
+                <w:rFonts w:ascii="標楷體" w:hAnsi="標楷體"/>
+                <w:sz w:val="22"/>
+              </w:rPr>
+              <w:t xml:space="preserve"> PDF </w:t>
+            </w:r>
+            <w:r>
+              <w:rPr>
+                <w:rFonts w:ascii="標楷體" w:hAnsi="標楷體"/>
+                <w:sz w:val="22"/>
+              </w:rPr>
+              <w:t>檔文件（以下稱受測</w:t>
+            </w:r>
+            <w:r>
+              <w:rPr>
+                <w:rFonts w:ascii="標楷體" w:hAnsi="標楷體"/>
+                <w:sz w:val="22"/>
+              </w:rPr>
+              <w:t xml:space="preserve"> PDF </w:t>
+            </w:r>
+            <w:r>
+              <w:rPr>
+                <w:rFonts w:ascii="標楷體" w:hAnsi="標楷體"/>
+                <w:sz w:val="22"/>
+              </w:rPr>
+              <w:t>文件）；受測閱覽者僅預覽、未下載，該文件的已看應不變。</w:t>
             </w:r>
           </w:p>
         </w:tc>
@@ -9279,63 +8613,7 @@
                 <w:rFonts w:ascii="標楷體" w:hAnsi="標楷體"/>
                 <w:sz w:val="22"/>
               </w:rPr>
-              <w:t>只具編輯者角色的帳號下載文件</w:t>
-            </w:r>
-            <w:r>
-              <w:rPr>
-                <w:rFonts w:ascii="標楷體" w:hAnsi="標楷體"/>
-                <w:sz w:val="22"/>
-              </w:rPr>
-              <w:t xml:space="preserve"> AA</w:t>
-            </w:r>
-            <w:r>
-              <w:rPr>
-                <w:rFonts w:ascii="標楷體" w:hAnsi="標楷體"/>
-                <w:sz w:val="22"/>
-              </w:rPr>
-              <w:t>，文件</w:t>
-            </w:r>
-            <w:r>
-              <w:rPr>
-                <w:rFonts w:ascii="標楷體" w:hAnsi="標楷體"/>
-                <w:sz w:val="22"/>
-              </w:rPr>
-              <w:t xml:space="preserve"> AA </w:t>
-            </w:r>
-            <w:r>
-              <w:rPr>
-                <w:rFonts w:ascii="標楷體" w:hAnsi="標楷體"/>
-                <w:sz w:val="22"/>
-              </w:rPr>
-              <w:t>的應看與已看皆應不變；兼具編輯者角色的閱覽者乙於文件詳細頁下載文件</w:t>
-            </w:r>
-            <w:r>
-              <w:rPr>
-                <w:rFonts w:ascii="標楷體" w:hAnsi="標楷體"/>
-                <w:sz w:val="22"/>
-              </w:rPr>
-              <w:t xml:space="preserve"> AA </w:t>
-            </w:r>
-            <w:r>
-              <w:rPr>
-                <w:rFonts w:ascii="標楷體" w:hAnsi="標楷體"/>
-                <w:sz w:val="22"/>
-              </w:rPr>
-              <w:t>目前發布版後，文件</w:t>
-            </w:r>
-            <w:r>
-              <w:rPr>
-                <w:rFonts w:ascii="標楷體" w:hAnsi="標楷體"/>
-                <w:sz w:val="22"/>
-              </w:rPr>
-              <w:t xml:space="preserve"> AA </w:t>
-            </w:r>
-            <w:r>
-              <w:rPr>
-                <w:rFonts w:ascii="標楷體" w:hAnsi="標楷體"/>
-                <w:sz w:val="22"/>
-              </w:rPr>
-              <w:t>的已看應加</w:t>
+              <w:t>只具編輯者角色、沒有閱覽者角色的帳號下載受測文件，其應看與已看皆應不變；兼具閱覽者與編輯者角色的帳號於文件詳細頁下載受測文件目前發布版後，其已看應加</w:t>
             </w:r>
             <w:r>
               <w:rPr>
@@ -9411,21 +8689,7 @@
                 <w:rFonts w:ascii="標楷體" w:hAnsi="標楷體"/>
                 <w:sz w:val="22"/>
               </w:rPr>
-              <w:t>閱覽者甲已下載過文件</w:t>
-            </w:r>
-            <w:r>
-              <w:rPr>
-                <w:rFonts w:ascii="標楷體" w:hAnsi="標楷體"/>
-                <w:sz w:val="22"/>
-              </w:rPr>
-              <w:t xml:space="preserve"> AA </w:t>
-            </w:r>
-            <w:r>
-              <w:rPr>
-                <w:rFonts w:ascii="標楷體" w:hAnsi="標楷體"/>
-                <w:sz w:val="22"/>
-              </w:rPr>
-              <w:t>之後，管理者於</w:t>
+              <w:t>受測閱覽者已下載過受測文件之後，管理者於</w:t>
             </w:r>
             <w:r>
               <w:rPr>
@@ -9439,21 +8703,7 @@
                 <w:rFonts w:ascii="標楷體" w:hAnsi="標楷體"/>
                 <w:sz w:val="22"/>
               </w:rPr>
-              <w:t>使用者管理停用閱覽者甲，再進入本作業，文件</w:t>
-            </w:r>
-            <w:r>
-              <w:rPr>
-                <w:rFonts w:ascii="標楷體" w:hAnsi="標楷體"/>
-                <w:sz w:val="22"/>
-              </w:rPr>
-              <w:t xml:space="preserve"> AA </w:t>
-            </w:r>
-            <w:r>
-              <w:rPr>
-                <w:rFonts w:ascii="標楷體" w:hAnsi="標楷體"/>
-                <w:sz w:val="22"/>
-              </w:rPr>
-              <w:t>的應看與已看應各減</w:t>
+              <w:t>使用者管理停用該閱覽者，再進入本作業，受測文件的應看與已看應各減</w:t>
             </w:r>
             <w:r>
               <w:rPr>
@@ -9467,7 +8717,7 @@
                 <w:rFonts w:ascii="標楷體" w:hAnsi="標楷體"/>
                 <w:sz w:val="22"/>
               </w:rPr>
-              <w:t>；測完即重新啟用閱覽者甲。</w:t>
+              <w:t>；測完即重新啟用該閱覽者。</w:t>
             </w:r>
           </w:p>
         </w:tc>
@@ -9529,35 +8779,7 @@
                 <w:rFonts w:ascii="標楷體" w:hAnsi="標楷體"/>
                 <w:sz w:val="22"/>
               </w:rPr>
-              <w:t>文件</w:t>
-            </w:r>
-            <w:r>
-              <w:rPr>
-                <w:rFonts w:ascii="標楷體" w:hAnsi="標楷體"/>
-                <w:sz w:val="22"/>
-              </w:rPr>
-              <w:t xml:space="preserve"> AA </w:t>
-            </w:r>
-            <w:r>
-              <w:rPr>
-                <w:rFonts w:ascii="標楷體" w:hAnsi="標楷體"/>
-                <w:sz w:val="22"/>
-              </w:rPr>
-              <w:t>發布新版本後，本作業文件</w:t>
-            </w:r>
-            <w:r>
-              <w:rPr>
-                <w:rFonts w:ascii="標楷體" w:hAnsi="標楷體"/>
-                <w:sz w:val="22"/>
-              </w:rPr>
-              <w:t xml:space="preserve"> AA </w:t>
-            </w:r>
-            <w:r>
-              <w:rPr>
-                <w:rFonts w:ascii="標楷體" w:hAnsi="標楷體"/>
-                <w:sz w:val="22"/>
-              </w:rPr>
-              <w:t>的目前版本應顯示新版號，已看應歸</w:t>
+              <w:t>受測文件發布新版本後，本作業該文件的目前版本應顯示新版號，已看應歸</w:t>
             </w:r>
             <w:r>
               <w:rPr>
@@ -9571,7 +8793,15 @@
                 <w:rFonts w:ascii="標楷體" w:hAnsi="標楷體"/>
                 <w:sz w:val="22"/>
               </w:rPr>
-              <w:t>、未看等於應看（舊版的下載紀錄不計入新版）。</w:t>
+              <w:t>、未看等於應看（舊版的下載紀錄不計入新</w:t>
+            </w:r>
+            <w:r>
+              <w:rPr>
+                <w:rFonts w:ascii="標楷體" w:hAnsi="標楷體"/>
+                <w:sz w:val="22"/>
+              </w:rPr>
+              <w:lastRenderedPageBreak/>
+              <w:t>版）。</w:t>
             </w:r>
           </w:p>
         </w:tc>
@@ -9633,49 +8863,21 @@
                 <w:rFonts w:ascii="標楷體" w:hAnsi="標楷體"/>
                 <w:sz w:val="22"/>
               </w:rPr>
-              <w:t>編輯者甲對文件</w:t>
-            </w:r>
-            <w:r>
-              <w:rPr>
-                <w:rFonts w:ascii="標楷體" w:hAnsi="標楷體"/>
-                <w:sz w:val="22"/>
-              </w:rPr>
-              <w:t xml:space="preserve"> Z </w:t>
-            </w:r>
-            <w:r>
-              <w:rPr>
-                <w:rFonts w:ascii="標楷體" w:hAnsi="標楷體"/>
-                <w:sz w:val="22"/>
-              </w:rPr>
-              <w:t>提出廢止申請、尚未核准時，文件</w:t>
-            </w:r>
-            <w:r>
-              <w:rPr>
-                <w:rFonts w:ascii="標楷體" w:hAnsi="標楷體"/>
-                <w:sz w:val="22"/>
-              </w:rPr>
-              <w:t xml:space="preserve"> Z </w:t>
-            </w:r>
-            <w:r>
-              <w:rPr>
-                <w:rFonts w:ascii="標楷體" w:hAnsi="標楷體"/>
-                <w:sz w:val="22"/>
-              </w:rPr>
-              <w:t>應仍列於文件統計；審核者核准廢止後，文件</w:t>
-            </w:r>
-            <w:r>
-              <w:rPr>
-                <w:rFonts w:ascii="標楷體" w:hAnsi="標楷體"/>
-                <w:sz w:val="22"/>
-              </w:rPr>
-              <w:t xml:space="preserve"> Z </w:t>
-            </w:r>
-            <w:r>
-              <w:rPr>
-                <w:rFonts w:ascii="標楷體" w:hAnsi="標楷體"/>
-                <w:sz w:val="22"/>
-              </w:rPr>
-              <w:t>應自本作業移除。</w:t>
+              <w:t>對受測</w:t>
+            </w:r>
+            <w:r>
+              <w:rPr>
+                <w:rFonts w:ascii="標楷體" w:hAnsi="標楷體"/>
+                <w:sz w:val="22"/>
+              </w:rPr>
+              <w:t xml:space="preserve"> PDF </w:t>
+            </w:r>
+            <w:r>
+              <w:rPr>
+                <w:rFonts w:ascii="標楷體" w:hAnsi="標楷體"/>
+                <w:sz w:val="22"/>
+              </w:rPr>
+              <w:t>文件提出廢止申請、尚未核准時，該文件應仍列於文件統計；審核者核准廢止後，該文件應自本作業移除。</w:t>
             </w:r>
           </w:p>
         </w:tc>
@@ -9737,204 +8939,7 @@
                 <w:rFonts w:ascii="標楷體" w:hAnsi="標楷體"/>
                 <w:sz w:val="22"/>
               </w:rPr>
-              <w:t>以「關鍵字」「分類」任一條件或組合查詢，清單應只列出符合條件的文件：輸入文件</w:t>
-            </w:r>
-            <w:r>
-              <w:rPr>
-                <w:rFonts w:ascii="標楷體" w:hAnsi="標楷體"/>
-                <w:sz w:val="22"/>
-              </w:rPr>
-              <w:t xml:space="preserve"> M </w:t>
-            </w:r>
-            <w:r>
-              <w:rPr>
-                <w:rFonts w:ascii="標楷體" w:hAnsi="標楷體"/>
-                <w:sz w:val="22"/>
-              </w:rPr>
-              <w:t>的名稱時，文件</w:t>
-            </w:r>
-            <w:r>
-              <w:rPr>
-                <w:rFonts w:ascii="標楷體" w:hAnsi="標楷體"/>
-                <w:sz w:val="22"/>
-              </w:rPr>
-              <w:t xml:space="preserve"> M </w:t>
-            </w:r>
-            <w:r>
-              <w:rPr>
-                <w:rFonts w:ascii="標楷體" w:hAnsi="標楷體"/>
-                <w:sz w:val="22"/>
-              </w:rPr>
-              <w:t>的閱讀率應顯示「</w:t>
-            </w:r>
-            <w:r>
-              <w:rPr>
-                <w:rFonts w:ascii="標楷體" w:hAnsi="標楷體"/>
-                <w:sz w:val="22"/>
-              </w:rPr>
-              <w:t>—</w:t>
-            </w:r>
-            <w:r>
-              <w:rPr>
-                <w:rFonts w:ascii="標楷體" w:hAnsi="標楷體"/>
-                <w:sz w:val="22"/>
-              </w:rPr>
-              <w:t>（無對應閱覽者）」，統計卡應顯示整體平均閱讀率「</w:t>
-            </w:r>
-            <w:r>
-              <w:rPr>
-                <w:rFonts w:ascii="標楷體" w:hAnsi="標楷體"/>
-                <w:sz w:val="22"/>
-              </w:rPr>
-              <w:t>—</w:t>
-            </w:r>
-            <w:r>
-              <w:rPr>
-                <w:rFonts w:ascii="標楷體" w:hAnsi="標楷體"/>
-                <w:sz w:val="22"/>
-              </w:rPr>
-              <w:t>」、「共</w:t>
-            </w:r>
-            <w:r>
-              <w:rPr>
-                <w:rFonts w:ascii="標楷體" w:hAnsi="標楷體"/>
-                <w:sz w:val="22"/>
-              </w:rPr>
-              <w:t xml:space="preserve"> 0 </w:t>
-            </w:r>
-            <w:r>
-              <w:rPr>
-                <w:rFonts w:ascii="標楷體" w:hAnsi="標楷體"/>
-                <w:sz w:val="22"/>
-              </w:rPr>
-              <w:t>份可計算文件」；改輸入文件</w:t>
-            </w:r>
-            <w:r>
-              <w:rPr>
-                <w:rFonts w:ascii="標楷體" w:hAnsi="標楷體"/>
-                <w:sz w:val="22"/>
-              </w:rPr>
-              <w:t xml:space="preserve"> AA </w:t>
-            </w:r>
-            <w:r>
-              <w:rPr>
-                <w:rFonts w:ascii="標楷體" w:hAnsi="標楷體"/>
-                <w:sz w:val="22"/>
-              </w:rPr>
-              <w:t>與文件</w:t>
-            </w:r>
-            <w:r>
-              <w:rPr>
-                <w:rFonts w:ascii="標楷體" w:hAnsi="標楷體"/>
-                <w:sz w:val="22"/>
-              </w:rPr>
-              <w:t xml:space="preserve"> M </w:t>
-            </w:r>
-            <w:r>
-              <w:rPr>
-                <w:rFonts w:ascii="標楷體" w:hAnsi="標楷體"/>
-                <w:sz w:val="22"/>
-              </w:rPr>
-              <w:lastRenderedPageBreak/>
-              <w:t>的共同名稱前綴並將「分類」選兩者所屬分類，清單應只剩這兩份，整體平均閱讀率應等於文件</w:t>
-            </w:r>
-            <w:r>
-              <w:rPr>
-                <w:rFonts w:ascii="標楷體" w:hAnsi="標楷體"/>
-                <w:sz w:val="22"/>
-              </w:rPr>
-              <w:t xml:space="preserve"> AA </w:t>
-            </w:r>
-            <w:r>
-              <w:rPr>
-                <w:rFonts w:ascii="標楷體" w:hAnsi="標楷體"/>
-                <w:sz w:val="22"/>
-              </w:rPr>
-              <w:t>的閱讀率（文件</w:t>
-            </w:r>
-            <w:r>
-              <w:rPr>
-                <w:rFonts w:ascii="標楷體" w:hAnsi="標楷體"/>
-                <w:sz w:val="22"/>
-              </w:rPr>
-              <w:t xml:space="preserve"> M </w:t>
-            </w:r>
-            <w:r>
-              <w:rPr>
-                <w:rFonts w:ascii="標楷體" w:hAnsi="標楷體"/>
-                <w:sz w:val="22"/>
-              </w:rPr>
-              <w:t>應看為</w:t>
-            </w:r>
-            <w:r>
-              <w:rPr>
-                <w:rFonts w:ascii="標楷體" w:hAnsi="標楷體"/>
-                <w:sz w:val="22"/>
-              </w:rPr>
-              <w:t xml:space="preserve"> 0</w:t>
-            </w:r>
-            <w:r>
-              <w:rPr>
-                <w:rFonts w:ascii="標楷體" w:hAnsi="標楷體"/>
-                <w:sz w:val="22"/>
-              </w:rPr>
-              <w:t>，不列入平均）；改於「分類」選訓練教材以外的一個分類，「閱讀率低於</w:t>
-            </w:r>
-            <w:r>
-              <w:rPr>
-                <w:rFonts w:ascii="標楷體" w:hAnsi="標楷體"/>
-                <w:sz w:val="22"/>
-              </w:rPr>
-              <w:t xml:space="preserve"> 50% </w:t>
-            </w:r>
-            <w:r>
-              <w:rPr>
-                <w:rFonts w:ascii="標楷體" w:hAnsi="標楷體"/>
-                <w:sz w:val="22"/>
-              </w:rPr>
-              <w:t>之文件數」與「共</w:t>
-            </w:r>
-            <w:r>
-              <w:rPr>
-                <w:rFonts w:ascii="標楷體" w:hAnsi="標楷體"/>
-                <w:sz w:val="22"/>
-              </w:rPr>
-              <w:t xml:space="preserve"> N </w:t>
-            </w:r>
-            <w:r>
-              <w:rPr>
-                <w:rFonts w:ascii="標楷體" w:hAnsi="標楷體"/>
-                <w:sz w:val="22"/>
-              </w:rPr>
-              <w:t>份可計算文件」應分別等於清單中閱讀率低於</w:t>
-            </w:r>
-            <w:r>
-              <w:rPr>
-                <w:rFonts w:ascii="標楷體" w:hAnsi="標楷體"/>
-                <w:sz w:val="22"/>
-              </w:rPr>
-              <w:t xml:space="preserve"> 50% </w:t>
-            </w:r>
-            <w:r>
-              <w:rPr>
-                <w:rFonts w:ascii="標楷體" w:hAnsi="標楷體"/>
-                <w:sz w:val="22"/>
-              </w:rPr>
-              <w:t>的筆數、閱讀率不是「</w:t>
-            </w:r>
-            <w:r>
-              <w:rPr>
-                <w:rFonts w:ascii="標楷體" w:hAnsi="標楷體"/>
-                <w:sz w:val="22"/>
-              </w:rPr>
-              <w:t>—</w:t>
-            </w:r>
-            <w:r>
-              <w:rPr>
-                <w:rFonts w:ascii="標楷體" w:hAnsi="標楷體"/>
-                <w:sz w:val="22"/>
-              </w:rPr>
-              <w:t>」的筆數。</w:t>
+              <w:t>以「關鍵字」「分類」任一條件或組合查詢，清單應只列出符合條件的文件。</w:t>
             </w:r>
           </w:p>
         </w:tc>
@@ -9996,35 +9001,49 @@
                 <w:rFonts w:ascii="標楷體" w:hAnsi="標楷體"/>
                 <w:sz w:val="22"/>
               </w:rPr>
-              <w:t>按文件</w:t>
-            </w:r>
-            <w:r>
-              <w:rPr>
-                <w:rFonts w:ascii="標楷體" w:hAnsi="標楷體"/>
-                <w:sz w:val="22"/>
-              </w:rPr>
-              <w:t xml:space="preserve"> N </w:t>
-            </w:r>
-            <w:r>
-              <w:rPr>
-                <w:rFonts w:ascii="標楷體" w:hAnsi="標楷體"/>
-                <w:sz w:val="22"/>
-              </w:rPr>
-              <w:t>左側的展開鈕，應逐組列出每組可見對象的應看、已看、未看與閱讀率；閱覽者丙應同時計入其符合的兩組，各組應看相加應大於文件</w:t>
-            </w:r>
-            <w:r>
-              <w:rPr>
-                <w:rFonts w:ascii="標楷體" w:hAnsi="標楷體"/>
-                <w:sz w:val="22"/>
-              </w:rPr>
-              <w:t xml:space="preserve"> N </w:t>
-            </w:r>
-            <w:r>
-              <w:rPr>
-                <w:rFonts w:ascii="標楷體" w:hAnsi="標楷體"/>
-                <w:sz w:val="22"/>
-              </w:rPr>
-              <w:t>的應看（各組分別計算、文件總數去重，加總大於總數屬正常）。</w:t>
+              <w:t>於「關鍵字」輸入一份掛有可見對象但無任何閱覽者符合之文件名稱，該文件的閱讀率應顯示「</w:t>
+            </w:r>
+            <w:r>
+              <w:rPr>
+                <w:rFonts w:ascii="標楷體" w:hAnsi="標楷體"/>
+                <w:sz w:val="22"/>
+              </w:rPr>
+              <w:t>—</w:t>
+            </w:r>
+            <w:r>
+              <w:rPr>
+                <w:rFonts w:ascii="標楷體" w:hAnsi="標楷體"/>
+                <w:sz w:val="22"/>
+              </w:rPr>
+              <w:t>（無對應閱覽者）」，統計卡應顯示整體平均閱讀率「</w:t>
+            </w:r>
+            <w:r>
+              <w:rPr>
+                <w:rFonts w:ascii="標楷體" w:hAnsi="標楷體"/>
+                <w:sz w:val="22"/>
+              </w:rPr>
+              <w:t>—</w:t>
+            </w:r>
+            <w:r>
+              <w:rPr>
+                <w:rFonts w:ascii="標楷體" w:hAnsi="標楷體"/>
+                <w:sz w:val="22"/>
+              </w:rPr>
+              <w:t>」與「共</w:t>
+            </w:r>
+            <w:r>
+              <w:rPr>
+                <w:rFonts w:ascii="標楷體" w:hAnsi="標楷體"/>
+                <w:sz w:val="22"/>
+              </w:rPr>
+              <w:t xml:space="preserve"> 0 </w:t>
+            </w:r>
+            <w:r>
+              <w:rPr>
+                <w:rFonts w:ascii="標楷體" w:hAnsi="標楷體"/>
+                <w:sz w:val="22"/>
+              </w:rPr>
+              <w:t>份可計算文件」。</w:t>
             </w:r>
           </w:p>
         </w:tc>
@@ -10070,6 +9089,269 @@
                 <w:sz w:val="22"/>
               </w:rPr>
               <w:t>11</w:t>
+            </w:r>
+          </w:p>
+        </w:tc>
+        <w:tc>
+          <w:tcPr>
+            <w:tcW w:w="6236" w:type="dxa"/>
+          </w:tcPr>
+          <w:p>
+            <w:pPr>
+              <w:spacing w:before="60" w:after="60"/>
+            </w:pPr>
+            <w:r>
+              <w:rPr>
+                <w:rFonts w:ascii="標楷體" w:hAnsi="標楷體"/>
+                <w:sz w:val="22"/>
+              </w:rPr>
+              <w:t>改於「關鍵字」輸入該文件與受測文件的共同名稱前綴，並將「分類」選兩者所屬分類，清單應只剩這兩份，整體平均閱讀率應等於受測文件的閱讀率（應看為</w:t>
+            </w:r>
+            <w:r>
+              <w:rPr>
+                <w:rFonts w:ascii="標楷體" w:hAnsi="標楷體"/>
+                <w:sz w:val="22"/>
+              </w:rPr>
+              <w:t xml:space="preserve"> 0</w:t>
+            </w:r>
+            <w:r>
+              <w:rPr>
+                <w:rFonts w:ascii="標楷體" w:hAnsi="標楷體"/>
+                <w:sz w:val="22"/>
+              </w:rPr>
+              <w:t xml:space="preserve"> </w:t>
+            </w:r>
+            <w:r>
+              <w:rPr>
+                <w:rFonts w:ascii="標楷體" w:hAnsi="標楷體"/>
+                <w:sz w:val="22"/>
+              </w:rPr>
+              <w:t>之文件不列入平均）。</w:t>
+            </w:r>
+          </w:p>
+        </w:tc>
+        <w:tc>
+          <w:tcPr>
+            <w:tcW w:w="1247" w:type="dxa"/>
+          </w:tcPr>
+          <w:p>
+            <w:pPr>
+              <w:spacing w:before="60" w:after="60"/>
+              <w:jc w:val="center"/>
+            </w:pPr>
+          </w:p>
+        </w:tc>
+        <w:tc>
+          <w:tcPr>
+            <w:tcW w:w="1247" w:type="dxa"/>
+          </w:tcPr>
+          <w:p>
+            <w:pPr>
+              <w:spacing w:before="60" w:after="60"/>
+              <w:jc w:val="center"/>
+            </w:pPr>
+          </w:p>
+        </w:tc>
+      </w:tr>
+      <w:tr>
+        <w:trPr>
+          <w:jc w:val="center"/>
+        </w:trPr>
+        <w:tc>
+          <w:tcPr>
+            <w:tcW w:w="907" w:type="dxa"/>
+          </w:tcPr>
+          <w:p>
+            <w:pPr>
+              <w:spacing w:before="60" w:after="60"/>
+              <w:jc w:val="center"/>
+            </w:pPr>
+            <w:r>
+              <w:rPr>
+                <w:rFonts w:ascii="標楷體" w:hAnsi="標楷體"/>
+                <w:sz w:val="22"/>
+              </w:rPr>
+              <w:t>12</w:t>
+            </w:r>
+          </w:p>
+        </w:tc>
+        <w:tc>
+          <w:tcPr>
+            <w:tcW w:w="6236" w:type="dxa"/>
+          </w:tcPr>
+          <w:p>
+            <w:pPr>
+              <w:spacing w:before="60" w:after="60"/>
+            </w:pPr>
+            <w:r>
+              <w:rPr>
+                <w:rFonts w:ascii="標楷體" w:hAnsi="標楷體"/>
+                <w:sz w:val="22"/>
+              </w:rPr>
+              <w:t>改於「分類」選訓練教材以外的一個分類，「閱讀率低於</w:t>
+            </w:r>
+            <w:r>
+              <w:rPr>
+                <w:rFonts w:ascii="標楷體" w:hAnsi="標楷體"/>
+                <w:sz w:val="22"/>
+              </w:rPr>
+              <w:t xml:space="preserve"> 50% </w:t>
+            </w:r>
+            <w:r>
+              <w:rPr>
+                <w:rFonts w:ascii="標楷體" w:hAnsi="標楷體"/>
+                <w:sz w:val="22"/>
+              </w:rPr>
+              <w:t>之文件數」與「共</w:t>
+            </w:r>
+            <w:r>
+              <w:rPr>
+                <w:rFonts w:ascii="標楷體" w:hAnsi="標楷體"/>
+                <w:sz w:val="22"/>
+              </w:rPr>
+              <w:t xml:space="preserve"> N </w:t>
+            </w:r>
+            <w:r>
+              <w:rPr>
+                <w:rFonts w:ascii="標楷體" w:hAnsi="標楷體"/>
+                <w:sz w:val="22"/>
+              </w:rPr>
+              <w:t>份可計算文件」應分別等於清單中閱讀率低於</w:t>
+            </w:r>
+            <w:r>
+              <w:rPr>
+                <w:rFonts w:ascii="標楷體" w:hAnsi="標楷體"/>
+                <w:sz w:val="22"/>
+              </w:rPr>
+              <w:t xml:space="preserve"> 50% </w:t>
+            </w:r>
+            <w:r>
+              <w:rPr>
+                <w:rFonts w:ascii="標楷體" w:hAnsi="標楷體"/>
+                <w:sz w:val="22"/>
+              </w:rPr>
+              <w:t>的筆數、閱讀率不是「</w:t>
+            </w:r>
+            <w:r>
+              <w:rPr>
+                <w:rFonts w:ascii="標楷體" w:hAnsi="標楷體"/>
+                <w:sz w:val="22"/>
+              </w:rPr>
+              <w:t>—</w:t>
+            </w:r>
+            <w:r>
+              <w:rPr>
+                <w:rFonts w:ascii="標楷體" w:hAnsi="標楷體"/>
+                <w:sz w:val="22"/>
+              </w:rPr>
+              <w:t>」的筆數。</w:t>
+            </w:r>
+          </w:p>
+        </w:tc>
+        <w:tc>
+          <w:tcPr>
+            <w:tcW w:w="1247" w:type="dxa"/>
+          </w:tcPr>
+          <w:p>
+            <w:pPr>
+              <w:spacing w:before="60" w:after="60"/>
+              <w:jc w:val="center"/>
+            </w:pPr>
+          </w:p>
+        </w:tc>
+        <w:tc>
+          <w:tcPr>
+            <w:tcW w:w="1247" w:type="dxa"/>
+          </w:tcPr>
+          <w:p>
+            <w:pPr>
+              <w:spacing w:before="60" w:after="60"/>
+              <w:jc w:val="center"/>
+            </w:pPr>
+          </w:p>
+        </w:tc>
+      </w:tr>
+      <w:tr>
+        <w:trPr>
+          <w:jc w:val="center"/>
+        </w:trPr>
+        <w:tc>
+          <w:tcPr>
+            <w:tcW w:w="907" w:type="dxa"/>
+          </w:tcPr>
+          <w:p>
+            <w:pPr>
+              <w:spacing w:before="60" w:after="60"/>
+              <w:jc w:val="center"/>
+            </w:pPr>
+            <w:r>
+              <w:rPr>
+                <w:rFonts w:ascii="標楷體" w:hAnsi="標楷體"/>
+                <w:sz w:val="22"/>
+              </w:rPr>
+              <w:t>13</w:t>
+            </w:r>
+          </w:p>
+        </w:tc>
+        <w:tc>
+          <w:tcPr>
+            <w:tcW w:w="6236" w:type="dxa"/>
+          </w:tcPr>
+          <w:p>
+            <w:pPr>
+              <w:spacing w:before="60" w:after="60"/>
+            </w:pPr>
+            <w:r>
+              <w:rPr>
+                <w:rFonts w:ascii="標楷體" w:hAnsi="標楷體"/>
+                <w:sz w:val="22"/>
+              </w:rPr>
+              <w:t>按一份掛有兩組以上可見對象之文件左側的展開鈕，應逐組列出每組可見對象的應看、已看、未看與閱讀率；可見對象同時符合其中兩組的閱覽者應同時計入該兩組，各組應看相加應大於該文件的應看（各組分別計算、文件總數去重，加總大於總數屬正常）。</w:t>
+            </w:r>
+          </w:p>
+        </w:tc>
+        <w:tc>
+          <w:tcPr>
+            <w:tcW w:w="1247" w:type="dxa"/>
+          </w:tcPr>
+          <w:p>
+            <w:pPr>
+              <w:spacing w:before="60" w:after="60"/>
+              <w:jc w:val="center"/>
+            </w:pPr>
+          </w:p>
+        </w:tc>
+        <w:tc>
+          <w:tcPr>
+            <w:tcW w:w="1247" w:type="dxa"/>
+          </w:tcPr>
+          <w:p>
+            <w:pPr>
+              <w:spacing w:before="60" w:after="60"/>
+              <w:jc w:val="center"/>
+            </w:pPr>
+          </w:p>
+        </w:tc>
+      </w:tr>
+      <w:tr>
+        <w:trPr>
+          <w:jc w:val="center"/>
+        </w:trPr>
+        <w:tc>
+          <w:tcPr>
+            <w:tcW w:w="907" w:type="dxa"/>
+          </w:tcPr>
+          <w:p>
+            <w:pPr>
+              <w:spacing w:before="60" w:after="60"/>
+              <w:jc w:val="center"/>
+            </w:pPr>
+            <w:r>
+              <w:rPr>
+                <w:rFonts w:ascii="標楷體" w:hAnsi="標楷體"/>
+                <w:sz w:val="22"/>
+              </w:rPr>
+              <w:t>14</w:t>
             </w:r>
           </w:p>
         </w:tc>
@@ -10146,7 +9428,7 @@
       <w:pPr>
         <w:pStyle w:val="1"/>
       </w:pPr>
-      <w:bookmarkStart w:id="9" w:name="_Toc243484332"/>
+      <w:bookmarkStart w:id="9" w:name="_Toc243490577"/>
       <w:r>
         <w:lastRenderedPageBreak/>
         <w:t xml:space="preserve">DM07 </w:t>
@@ -10716,21 +9998,49 @@
                 <w:rFonts w:ascii="標楷體" w:hAnsi="標楷體"/>
                 <w:sz w:val="22"/>
               </w:rPr>
-              <w:t>開啟</w:t>
-            </w:r>
-            <w:r>
-              <w:rPr>
-                <w:rFonts w:ascii="標楷體" w:hAnsi="標楷體"/>
-                <w:sz w:val="22"/>
-              </w:rPr>
-              <w:t xml:space="preserve"> Office </w:t>
-            </w:r>
-            <w:r>
-              <w:rPr>
-                <w:rFonts w:ascii="標楷體" w:hAnsi="標楷體"/>
-                <w:sz w:val="22"/>
-              </w:rPr>
-              <w:t>文件，文件檔案區應只有「下載」，並顯示</w:t>
+              <w:t>開啟目前版本為</w:t>
+            </w:r>
+            <w:r>
+              <w:rPr>
+                <w:rFonts w:ascii="標楷體" w:hAnsi="標楷體"/>
+                <w:sz w:val="22"/>
+              </w:rPr>
+              <w:t xml:space="preserve"> Word</w:t>
+            </w:r>
+            <w:r>
+              <w:rPr>
+                <w:rFonts w:ascii="標楷體" w:hAnsi="標楷體"/>
+                <w:sz w:val="22"/>
+              </w:rPr>
+              <w:t>、</w:t>
+            </w:r>
+            <w:r>
+              <w:rPr>
+                <w:rFonts w:ascii="標楷體" w:hAnsi="標楷體"/>
+                <w:sz w:val="22"/>
+              </w:rPr>
+              <w:t xml:space="preserve">Excel </w:t>
+            </w:r>
+            <w:r>
+              <w:rPr>
+                <w:rFonts w:ascii="標楷體" w:hAnsi="標楷體"/>
+                <w:sz w:val="22"/>
+              </w:rPr>
+              <w:t>或</w:t>
+            </w:r>
+            <w:r>
+              <w:rPr>
+                <w:rFonts w:ascii="標楷體" w:hAnsi="標楷體"/>
+                <w:sz w:val="22"/>
+              </w:rPr>
+              <w:t xml:space="preserve"> PowerPoint </w:t>
+            </w:r>
+            <w:r>
+              <w:rPr>
+                <w:rFonts w:ascii="標楷體" w:hAnsi="標楷體"/>
+                <w:sz w:val="22"/>
+              </w:rPr>
+              <w:t>的已發布文件，文件檔案區應只有「下載」，並顯示</w:t>
             </w:r>
             <w:r>
               <w:rPr>
@@ -10868,21 +10178,7 @@
                 <w:rFonts w:ascii="標楷體" w:hAnsi="標楷體"/>
                 <w:sz w:val="22"/>
               </w:rPr>
-              <w:t>編輯者甲對文件</w:t>
-            </w:r>
-            <w:r>
-              <w:rPr>
-                <w:rFonts w:ascii="標楷體" w:hAnsi="標楷體"/>
-                <w:sz w:val="22"/>
-              </w:rPr>
-              <w:t xml:space="preserve"> AD </w:t>
-            </w:r>
-            <w:r>
-              <w:rPr>
-                <w:rFonts w:ascii="標楷體" w:hAnsi="標楷體"/>
-                <w:sz w:val="22"/>
-              </w:rPr>
-              <w:t>按「編輯新版本」，應進入標題為「編輯文件</w:t>
+              <w:t>以編輯者對一份自建之已發布文件按「編輯新版本」，應進入標題為「編輯文件</w:t>
             </w:r>
             <w:r>
               <w:rPr>
@@ -10910,21 +10206,7 @@
                 <w:rFonts w:ascii="標楷體" w:hAnsi="標楷體"/>
                 <w:sz w:val="22"/>
               </w:rPr>
-              <w:t>文件新增與編輯）；填新版本號與變更摘要後按「儲存為草稿」，回到該文件詳細頁，「編輯新版本」應為灰色、游標移上顯示「您已有此文件的未送簽草稿，請續編既有草稿」，「廢止此文件」仍可按。測完請至</w:t>
-            </w:r>
-            <w:r>
-              <w:rPr>
-                <w:rFonts w:ascii="標楷體" w:hAnsi="標楷體"/>
-                <w:sz w:val="22"/>
-              </w:rPr>
-              <w:t xml:space="preserve"> DM04 </w:t>
-            </w:r>
-            <w:r>
-              <w:rPr>
-                <w:rFonts w:ascii="標楷體" w:hAnsi="標楷體"/>
-                <w:sz w:val="22"/>
-              </w:rPr>
-              <w:t>個人專區草稿匣刪除該草稿。</w:t>
+              <w:t>文件新增與編輯）。</w:t>
             </w:r>
           </w:p>
         </w:tc>
@@ -10986,35 +10268,21 @@
                 <w:rFonts w:ascii="標楷體" w:hAnsi="標楷體"/>
                 <w:sz w:val="22"/>
               </w:rPr>
-              <w:t>對文件</w:t>
-            </w:r>
-            <w:r>
-              <w:rPr>
-                <w:rFonts w:ascii="標楷體" w:hAnsi="標楷體"/>
-                <w:sz w:val="22"/>
-              </w:rPr>
-              <w:t xml:space="preserve"> P </w:t>
-            </w:r>
-            <w:r>
-              <w:rPr>
-                <w:rFonts w:ascii="標楷體" w:hAnsi="標楷體"/>
-                <w:sz w:val="22"/>
-              </w:rPr>
-              <w:t>按「廢止此文件」，填寫廢止原因、指定審核者後按「送出廢止申請」，應顯示「已送出廢止申請」，審核者於</w:t>
-            </w:r>
-            <w:r>
-              <w:rPr>
-                <w:rFonts w:ascii="標楷體" w:hAnsi="標楷體"/>
-                <w:sz w:val="22"/>
-              </w:rPr>
-              <w:t xml:space="preserve"> DM02 </w:t>
-            </w:r>
-            <w:r>
-              <w:rPr>
-                <w:rFonts w:ascii="標楷體" w:hAnsi="標楷體"/>
-                <w:sz w:val="22"/>
-              </w:rPr>
-              <w:t>簽核中心看得到此申請。</w:t>
+              <w:t>於該編輯畫面填新版本號與變更摘要後按「儲存為草稿」，回到該文件詳細頁，「編輯新版本」應為灰色、游標移上顯示「您已有此文件的未送簽草稿，請續編既有草稿」，「廢止此文件」仍可按。測完請至</w:t>
+            </w:r>
+            <w:r>
+              <w:rPr>
+                <w:rFonts w:ascii="標楷體" w:hAnsi="標楷體"/>
+                <w:sz w:val="22"/>
+              </w:rPr>
+              <w:t xml:space="preserve"> DM04 </w:t>
+            </w:r>
+            <w:r>
+              <w:rPr>
+                <w:rFonts w:ascii="標楷體" w:hAnsi="標楷體"/>
+                <w:sz w:val="22"/>
+              </w:rPr>
+              <w:t>個人專區草稿匣刪除該草稿。</w:t>
             </w:r>
           </w:p>
         </w:tc>
@@ -11076,42 +10344,35 @@
                 <w:rFonts w:ascii="標楷體" w:hAnsi="標楷體"/>
                 <w:sz w:val="22"/>
               </w:rPr>
-              <w:t>文件</w:t>
-            </w:r>
-            <w:r>
-              <w:rPr>
-                <w:rFonts w:ascii="標楷體" w:hAnsi="標楷體"/>
-                <w:sz w:val="22"/>
-              </w:rPr>
-              <w:t xml:space="preserve"> </w:t>
-            </w:r>
-            <w:r>
-              <w:rPr>
-                <w:rFonts w:ascii="標楷體" w:hAnsi="標楷體"/>
-                <w:sz w:val="22"/>
-              </w:rPr>
-              <w:t xml:space="preserve">P </w:t>
-            </w:r>
-            <w:r>
-              <w:rPr>
-                <w:rFonts w:ascii="標楷體" w:hAnsi="標楷體"/>
-                <w:sz w:val="22"/>
-              </w:rPr>
-              <w:t>廢止待簽核期間，應仍列於</w:t>
-            </w:r>
-            <w:r>
-              <w:rPr>
-                <w:rFonts w:ascii="標楷體" w:hAnsi="標楷體"/>
-                <w:sz w:val="22"/>
-              </w:rPr>
-              <w:t xml:space="preserve"> DM01 </w:t>
-            </w:r>
-            <w:r>
-              <w:rPr>
-                <w:rFonts w:ascii="標楷體" w:hAnsi="標楷體"/>
-                <w:sz w:val="22"/>
-              </w:rPr>
-              <w:t>文件庫且可下載；詳細頁的「編輯新版本」與「廢止此文件」皆為灰色，游標移上顯示廢止待簽核的原因。</w:t>
+              <w:t>對一份可廢止之</w:t>
+            </w:r>
+            <w:r>
+              <w:rPr>
+                <w:rFonts w:ascii="標楷體" w:hAnsi="標楷體"/>
+                <w:sz w:val="22"/>
+              </w:rPr>
+              <w:t xml:space="preserve"> PDF </w:t>
+            </w:r>
+            <w:r>
+              <w:rPr>
+                <w:rFonts w:ascii="標楷體" w:hAnsi="標楷體"/>
+                <w:sz w:val="22"/>
+              </w:rPr>
+              <w:t>檔已發布文件按「廢止此文件」，填寫廢止原因、指定審核者後按「送出廢止申請」，應顯示「已送出廢止申請」，審核者於</w:t>
+            </w:r>
+            <w:r>
+              <w:rPr>
+                <w:rFonts w:ascii="標楷體" w:hAnsi="標楷體"/>
+                <w:sz w:val="22"/>
+              </w:rPr>
+              <w:t xml:space="preserve"> DM02 </w:t>
+            </w:r>
+            <w:r>
+              <w:rPr>
+                <w:rFonts w:ascii="標楷體" w:hAnsi="標楷體"/>
+                <w:sz w:val="22"/>
+              </w:rPr>
+              <w:t>簽核中心看得到此申請。</w:t>
             </w:r>
           </w:p>
         </w:tc>
@@ -11173,35 +10434,7 @@
                 <w:rFonts w:ascii="標楷體" w:hAnsi="標楷體"/>
                 <w:sz w:val="22"/>
               </w:rPr>
-              <w:t>審核者核准文件</w:t>
-            </w:r>
-            <w:r>
-              <w:rPr>
-                <w:rFonts w:ascii="標楷體" w:hAnsi="標楷體"/>
-                <w:sz w:val="22"/>
-              </w:rPr>
-              <w:t xml:space="preserve"> P </w:t>
-            </w:r>
-            <w:r>
-              <w:rPr>
-                <w:rFonts w:ascii="標楷體" w:hAnsi="標楷體"/>
-                <w:sz w:val="22"/>
-              </w:rPr>
-              <w:t>的廢止後，文件</w:t>
-            </w:r>
-            <w:r>
-              <w:rPr>
-                <w:rFonts w:ascii="標楷體" w:hAnsi="標楷體"/>
-                <w:sz w:val="22"/>
-              </w:rPr>
-              <w:t xml:space="preserve"> P </w:t>
-            </w:r>
-            <w:r>
-              <w:rPr>
-                <w:rFonts w:ascii="標楷體" w:hAnsi="標楷體"/>
-                <w:sz w:val="22"/>
-              </w:rPr>
-              <w:t>應自</w:t>
+              <w:t>該文件廢止待簽核期間，應仍列於</w:t>
             </w:r>
             <w:r>
               <w:rPr>
@@ -11215,21 +10448,7 @@
                 <w:rFonts w:ascii="標楷體" w:hAnsi="標楷體"/>
                 <w:sz w:val="22"/>
               </w:rPr>
-              <w:t>文件庫消失；以管理者由</w:t>
-            </w:r>
-            <w:r>
-              <w:rPr>
-                <w:rFonts w:ascii="標楷體" w:hAnsi="標楷體"/>
-                <w:sz w:val="22"/>
-              </w:rPr>
-              <w:t xml:space="preserve"> DM03 </w:t>
-            </w:r>
-            <w:r>
-              <w:rPr>
-                <w:rFonts w:ascii="標楷體" w:hAnsi="標楷體"/>
-                <w:sz w:val="22"/>
-              </w:rPr>
-              <w:t>已廢止文件查詢進入，上方應顯示紅色橫幅與廢止日期、申請人、核准者、廢止原因。</w:t>
+              <w:t>文件庫且可下載；詳細頁的「編輯新版本」與「廢止此文件」皆為灰色，游標移上顯示廢止待簽核的原因。</w:t>
             </w:r>
           </w:p>
         </w:tc>
@@ -11291,21 +10510,112 @@
                 <w:rFonts w:ascii="標楷體" w:hAnsi="標楷體"/>
                 <w:sz w:val="22"/>
               </w:rPr>
-              <w:t>編輯者甲對文件</w:t>
-            </w:r>
-            <w:r>
-              <w:rPr>
-                <w:rFonts w:ascii="標楷體" w:hAnsi="標楷體"/>
-                <w:sz w:val="22"/>
-              </w:rPr>
-              <w:t xml:space="preserve"> Y </w:t>
-            </w:r>
-            <w:r>
-              <w:rPr>
-                <w:rFonts w:ascii="標楷體" w:hAnsi="標楷體"/>
-                <w:sz w:val="22"/>
-              </w:rPr>
-              <w:t>申請廢止時附加一個</w:t>
+              <w:t>審核者核准該文件的廢止後，它應自</w:t>
+            </w:r>
+            <w:r>
+              <w:rPr>
+                <w:rFonts w:ascii="標楷體" w:hAnsi="標楷體"/>
+                <w:sz w:val="22"/>
+              </w:rPr>
+              <w:t xml:space="preserve"> DM01 </w:t>
+            </w:r>
+            <w:r>
+              <w:rPr>
+                <w:rFonts w:ascii="標楷體" w:hAnsi="標楷體"/>
+                <w:sz w:val="22"/>
+              </w:rPr>
+              <w:t>文件庫消失；以管理者由</w:t>
+            </w:r>
+            <w:r>
+              <w:rPr>
+                <w:rFonts w:ascii="標楷體" w:hAnsi="標楷體"/>
+                <w:sz w:val="22"/>
+              </w:rPr>
+              <w:t xml:space="preserve"> DM03 </w:t>
+            </w:r>
+            <w:r>
+              <w:rPr>
+                <w:rFonts w:ascii="標楷體" w:hAnsi="標楷體"/>
+                <w:sz w:val="22"/>
+              </w:rPr>
+              <w:t>已廢止文件查詢進入，上方應顯示紅色橫幅與廢止日期、申請人、核准者、廢止原因。</w:t>
+            </w:r>
+          </w:p>
+        </w:tc>
+        <w:tc>
+          <w:tcPr>
+            <w:tcW w:w="1247" w:type="dxa"/>
+          </w:tcPr>
+          <w:p>
+            <w:pPr>
+              <w:spacing w:before="60" w:after="60"/>
+              <w:jc w:val="center"/>
+            </w:pPr>
+          </w:p>
+        </w:tc>
+        <w:tc>
+          <w:tcPr>
+            <w:tcW w:w="1247" w:type="dxa"/>
+          </w:tcPr>
+          <w:p>
+            <w:pPr>
+              <w:spacing w:before="60" w:after="60"/>
+              <w:jc w:val="center"/>
+            </w:pPr>
+          </w:p>
+        </w:tc>
+      </w:tr>
+      <w:tr>
+        <w:trPr>
+          <w:jc w:val="center"/>
+        </w:trPr>
+        <w:tc>
+          <w:tcPr>
+            <w:tcW w:w="907" w:type="dxa"/>
+          </w:tcPr>
+          <w:p>
+            <w:pPr>
+              <w:spacing w:before="60" w:after="60"/>
+              <w:jc w:val="center"/>
+            </w:pPr>
+            <w:r>
+              <w:rPr>
+                <w:rFonts w:ascii="標楷體" w:hAnsi="標楷體"/>
+                <w:sz w:val="22"/>
+              </w:rPr>
+              <w:lastRenderedPageBreak/>
+              <w:t>10</w:t>
+            </w:r>
+          </w:p>
+        </w:tc>
+        <w:tc>
+          <w:tcPr>
+            <w:tcW w:w="6236" w:type="dxa"/>
+          </w:tcPr>
+          <w:p>
+            <w:pPr>
+              <w:spacing w:before="60" w:after="60"/>
+            </w:pPr>
+            <w:r>
+              <w:rPr>
+                <w:rFonts w:ascii="標楷體" w:hAnsi="標楷體"/>
+                <w:sz w:val="22"/>
+              </w:rPr>
+              <w:t>以編輯者對一份可廢止之</w:t>
+            </w:r>
+            <w:r>
+              <w:rPr>
+                <w:rFonts w:ascii="標楷體" w:hAnsi="標楷體"/>
+                <w:sz w:val="22"/>
+              </w:rPr>
+              <w:t xml:space="preserve"> Word </w:t>
+            </w:r>
+            <w:r>
+              <w:rPr>
+                <w:rFonts w:ascii="標楷體" w:hAnsi="標楷體"/>
+                <w:sz w:val="22"/>
+              </w:rPr>
+              <w:t>檔已發布文件申請廢止，並附加一個</w:t>
             </w:r>
             <w:r>
               <w:rPr>
@@ -11319,7 +10629,7 @@
                 <w:rFonts w:ascii="標楷體" w:hAnsi="標楷體"/>
                 <w:sz w:val="22"/>
               </w:rPr>
-              <w:t>作為廢止附件，審核者核准後以管理者由</w:t>
+              <w:t>作為廢止附件；審核者核准後以管理者由</w:t>
             </w:r>
             <w:r>
               <w:rPr>
@@ -11333,21 +10643,7 @@
                 <w:rFonts w:ascii="標楷體" w:hAnsi="標楷體"/>
                 <w:sz w:val="22"/>
               </w:rPr>
-              <w:t>進入，紅色橫幅應出現「下載廢止附件」、下載內容即為該附件；文件</w:t>
-            </w:r>
-            <w:r>
-              <w:rPr>
-                <w:rFonts w:ascii="標楷體" w:hAnsi="標楷體"/>
-                <w:sz w:val="22"/>
-              </w:rPr>
-              <w:t xml:space="preserve"> Y </w:t>
-            </w:r>
-            <w:r>
-              <w:rPr>
-                <w:rFonts w:ascii="標楷體" w:hAnsi="標楷體"/>
-                <w:sz w:val="22"/>
-              </w:rPr>
-              <w:t>的</w:t>
+              <w:t>進入，紅色橫幅應出現「下載廢止附件」、下載內容即為該附件，該文件的</w:t>
             </w:r>
             <w:r>
               <w:rPr>
@@ -11361,22 +10657,7 @@
                 <w:rFonts w:ascii="標楷體" w:hAnsi="標楷體"/>
                 <w:sz w:val="22"/>
               </w:rPr>
-              <w:t>版本應</w:t>
-            </w:r>
-            <w:r>
-              <w:rPr>
-                <w:rFonts w:ascii="標楷體" w:hAnsi="標楷體"/>
-                <w:sz w:val="22"/>
-              </w:rPr>
-              <w:lastRenderedPageBreak/>
-              <w:t>有「</w:t>
-            </w:r>
-            <w:r>
-              <w:rPr>
-                <w:rFonts w:ascii="標楷體" w:hAnsi="標楷體"/>
-                <w:sz w:val="22"/>
-              </w:rPr>
-              <w:t>下載」可取得原檔。</w:t>
+              <w:t>版本應有「下載」可取得原檔。</w:t>
             </w:r>
           </w:p>
         </w:tc>
@@ -11408,7 +10689,7 @@
       <w:pPr>
         <w:pStyle w:val="1"/>
       </w:pPr>
-      <w:bookmarkStart w:id="10" w:name="_Toc243484333"/>
+      <w:bookmarkStart w:id="10" w:name="_Toc243490578"/>
       <w:r>
         <w:lastRenderedPageBreak/>
         <w:t xml:space="preserve">DM08 </w:t>
@@ -11861,7 +11142,14 @@
                 <w:rFonts w:ascii="標楷體" w:hAnsi="標楷體"/>
                 <w:sz w:val="22"/>
               </w:rPr>
-              <w:t xml:space="preserve"> DM01 </w:t>
+              <w:t xml:space="preserve"> </w:t>
+            </w:r>
+            <w:r>
+              <w:rPr>
+                <w:rFonts w:ascii="標楷體" w:hAnsi="標楷體"/>
+                <w:sz w:val="22"/>
+              </w:rPr>
+              <w:t xml:space="preserve">DM01 </w:t>
             </w:r>
             <w:r>
               <w:rPr>
@@ -11944,7 +11232,7 @@
                 <w:rFonts w:ascii="標楷體" w:hAnsi="標楷體"/>
                 <w:sz w:val="22"/>
               </w:rPr>
-              <w:t>個人專區之草稿匣（文件名稱欄為空白，請以最後修改時間辨識該列）；於草稿匣按該草稿的「繼續編輯」，應帶入先前填寫的內容（分類已帶入且不可改），補齊文件名稱、可見對象、版本號（欄名為「新版本號」）、摘要、上傳檔案與指定審核者後按「送交簽核」，應顯示「已送交簽核」。</w:t>
+              <w:t>個人專區之草稿匣（文件名稱欄為空白，請以最後修改時間辨識該列）。</w:t>
             </w:r>
           </w:p>
         </w:tc>
@@ -12006,21 +11294,7 @@
                 <w:rFonts w:ascii="標楷體" w:hAnsi="標楷體"/>
                 <w:sz w:val="22"/>
               </w:rPr>
-              <w:t>分類選「系統操作手冊」時應出現「關聯作業項目」；選擇已有已發布手冊的作業項目並送交簽核，應被擋下，並於「關聯作業項目」欄下方以紅字提示「此關聯作業項目已有對應之已發布手冊」；此時內容已存為草稿，離開本頁時若跳出「尚未儲存」視窗，按「離開不儲存」即可（草稿不會遺失），再到</w:t>
-            </w:r>
-            <w:r>
-              <w:rPr>
-                <w:rFonts w:ascii="標楷體" w:hAnsi="標楷體"/>
-                <w:sz w:val="22"/>
-              </w:rPr>
-              <w:t xml:space="preserve"> DM04 </w:t>
-            </w:r>
-            <w:r>
-              <w:rPr>
-                <w:rFonts w:ascii="標楷體" w:hAnsi="標楷體"/>
-                <w:sz w:val="22"/>
-              </w:rPr>
-              <w:t>個人專區草稿匣確認該草稿並刪除。</w:t>
+              <w:t>於草稿匣按該草稿的「繼續編輯」，應帶入先前填寫的內容（分類已帶入且不可改）；補齊文件名稱、可見對象、版本號（欄名為「新版本號」）、摘要、上傳檔案與指定審核者後按「送交簽核」，應顯示「已送交簽核」。</w:t>
             </w:r>
           </w:p>
         </w:tc>
@@ -12082,7 +11356,7 @@
                 <w:rFonts w:ascii="標楷體" w:hAnsi="標楷體"/>
                 <w:sz w:val="22"/>
               </w:rPr>
-              <w:t>分類選「訓練教材」時，可見對象欄應改為顯示「訓練教材由教育訓練模組引用，不需設定可見對象」，不設可見對象亦可送交簽核（測後於</w:t>
+              <w:t>分類選「系統操作手冊」時應出現「關聯作業項目」；選擇已有已發布手冊的作業項目並送交簽核，應被擋下，並於「關聯作業項目」欄下方以紅字提示「此關聯作業項目已有對應之已發布手冊」。此時內容已存為草稿，測完請至</w:t>
             </w:r>
             <w:r>
               <w:rPr>
@@ -12096,14 +11370,7 @@
                 <w:rFonts w:ascii="標楷體" w:hAnsi="標楷體"/>
                 <w:sz w:val="22"/>
               </w:rPr>
-              <w:t>個人專區「我的文件動態」撤回該送審，再至草稿匣刪除</w:t>
-            </w:r>
-            <w:r>
-              <w:rPr>
-                <w:rFonts w:ascii="標楷體" w:hAnsi="標楷體"/>
-                <w:sz w:val="22"/>
-              </w:rPr>
-              <w:t>）。</w:t>
+              <w:t>個人專區草稿匣刪除。</w:t>
             </w:r>
           </w:p>
         </w:tc>
@@ -12165,21 +11432,21 @@
                 <w:rFonts w:ascii="標楷體" w:hAnsi="標楷體"/>
                 <w:sz w:val="22"/>
               </w:rPr>
-              <w:t>選擇</w:t>
-            </w:r>
-            <w:r>
-              <w:rPr>
-                <w:rFonts w:ascii="標楷體" w:hAnsi="標楷體"/>
-                <w:sz w:val="22"/>
-              </w:rPr>
-              <w:t xml:space="preserve"> Word </w:t>
-            </w:r>
-            <w:r>
-              <w:rPr>
-                <w:rFonts w:ascii="標楷體" w:hAnsi="標楷體"/>
-                <w:sz w:val="22"/>
-              </w:rPr>
-              <w:t>檔上傳，應跳出「此檔案無法線上預覽」確認視窗；按「改傳其他檔案」應取消選擇，再選一次並按「仍使用此檔案」，上傳框下方應出現橘色提醒。</w:t>
+              <w:t>分類選「訓練教材」時，可見對象欄應改為顯示「訓練教材由教育訓練模組引用，不需設定可見對象」，不設可見對象亦可送交簽核（測後於</w:t>
+            </w:r>
+            <w:r>
+              <w:rPr>
+                <w:rFonts w:ascii="標楷體" w:hAnsi="標楷體"/>
+                <w:sz w:val="22"/>
+              </w:rPr>
+              <w:t xml:space="preserve"> DM04 </w:t>
+            </w:r>
+            <w:r>
+              <w:rPr>
+                <w:rFonts w:ascii="標楷體" w:hAnsi="標楷體"/>
+                <w:sz w:val="22"/>
+              </w:rPr>
+              <w:t>個人專區「我的文件動態」撤回該送審，再至草稿匣刪除）。</w:t>
             </w:r>
           </w:p>
         </w:tc>
@@ -12241,7 +11508,21 @@
                 <w:rFonts w:ascii="標楷體" w:hAnsi="標楷體"/>
                 <w:sz w:val="22"/>
               </w:rPr>
-              <w:t>以編輯兼審核者登入，按「新增文件」後展開「指定審核者」，清單應只列具審核者角色者，且不含自己。</w:t>
+              <w:t>選擇</w:t>
+            </w:r>
+            <w:r>
+              <w:rPr>
+                <w:rFonts w:ascii="標楷體" w:hAnsi="標楷體"/>
+                <w:sz w:val="22"/>
+              </w:rPr>
+              <w:t xml:space="preserve"> Word </w:t>
+            </w:r>
+            <w:r>
+              <w:rPr>
+                <w:rFonts w:ascii="標楷體" w:hAnsi="標楷體"/>
+                <w:sz w:val="22"/>
+              </w:rPr>
+              <w:t>檔上傳，應跳出「此檔案無法線上預覽」確認視窗；按「改傳其他檔案」應取消選擇，再選一次並按「仍使用此檔案」，上傳框下方應出現橘色提醒。</w:t>
             </w:r>
           </w:p>
         </w:tc>
@@ -12286,39 +11567,32 @@
                 <w:rFonts w:ascii="標楷體" w:hAnsi="標楷體"/>
                 <w:sz w:val="22"/>
               </w:rPr>
+              <w:t>7</w:t>
+            </w:r>
+          </w:p>
+        </w:tc>
+        <w:tc>
+          <w:tcPr>
+            <w:tcW w:w="6236" w:type="dxa"/>
+          </w:tcPr>
+          <w:p>
+            <w:pPr>
+              <w:spacing w:before="60" w:after="60"/>
+            </w:pPr>
+            <w:r>
+              <w:rPr>
+                <w:rFonts w:ascii="標楷體" w:hAnsi="標楷體"/>
+                <w:sz w:val="22"/>
+              </w:rPr>
+              <w:t>以同時具編輯者與審核者角色之帳號登入，按「新增文件」後展開「指定審核者」，清單應只列具審核者角色者，且不含自</w:t>
+            </w:r>
+            <w:r>
+              <w:rPr>
+                <w:rFonts w:ascii="標楷體" w:hAnsi="標楷體"/>
+                <w:sz w:val="22"/>
+              </w:rPr>
               <w:lastRenderedPageBreak/>
-              <w:t>7</w:t>
-            </w:r>
-          </w:p>
-        </w:tc>
-        <w:tc>
-          <w:tcPr>
-            <w:tcW w:w="6236" w:type="dxa"/>
-          </w:tcPr>
-          <w:p>
-            <w:pPr>
-              <w:spacing w:before="60" w:after="60"/>
-            </w:pPr>
-            <w:r>
-              <w:rPr>
-                <w:rFonts w:ascii="標楷體" w:hAnsi="標楷體"/>
-                <w:sz w:val="22"/>
-              </w:rPr>
-              <w:t>於</w:t>
-            </w:r>
-            <w:r>
-              <w:rPr>
-                <w:rFonts w:ascii="標楷體" w:hAnsi="標楷體"/>
-                <w:sz w:val="22"/>
-              </w:rPr>
-              <w:t xml:space="preserve"> DM07 </w:t>
-            </w:r>
-            <w:r>
-              <w:rPr>
-                <w:rFonts w:ascii="標楷體" w:hAnsi="標楷體"/>
-                <w:sz w:val="22"/>
-              </w:rPr>
-              <w:t>對已發布文件按「編輯新版本」，文件名稱與分類應為灰色不可修改，右側「最近版本」列出該文件的版本號。</w:t>
+              <w:t>己。</w:t>
             </w:r>
           </w:p>
         </w:tc>
@@ -12380,7 +11654,21 @@
                 <w:rFonts w:ascii="標楷體" w:hAnsi="標楷體"/>
                 <w:sz w:val="22"/>
               </w:rPr>
-              <w:t>編輯新版本時「新版本號」填入本文件已發布過的版本號並送交簽核，應被擋下並於「新版本號」欄下方提示「版本號與本文件已發布版本重複」；在同一頁改成未用過的版本號再按「送交簽核」，應顯示「已送交簽核」且草稿匣不會多出草稿。</w:t>
+              <w:t>於</w:t>
+            </w:r>
+            <w:r>
+              <w:rPr>
+                <w:rFonts w:ascii="標楷體" w:hAnsi="標楷體"/>
+                <w:sz w:val="22"/>
+              </w:rPr>
+              <w:t xml:space="preserve"> DM07 </w:t>
+            </w:r>
+            <w:r>
+              <w:rPr>
+                <w:rFonts w:ascii="標楷體" w:hAnsi="標楷體"/>
+                <w:sz w:val="22"/>
+              </w:rPr>
+              <w:t>對已發布文件按「編輯新版本」，文件名稱與分類應為灰色不可修改，右側「最近版本」列出該文件的版本號。</w:t>
             </w:r>
           </w:p>
         </w:tc>
@@ -12442,7 +11730,76 @@
                 <w:rFonts w:ascii="標楷體" w:hAnsi="標楷體"/>
                 <w:sz w:val="22"/>
               </w:rPr>
-              <w:t>編輯新版本時把可見對象改為閱覽者甲看不到的組合（例如「國軍高雄總醫院＋醫檢師」）並送交簽核，核准前閱覽者甲仍看得到該文件；審核者核准後，閱覽者甲即看不到。</w:t>
+              <w:t>編輯新版本時「新版本號」填入本文件已發布過的版本號並送交簽核，應被擋下並於「新版本號」欄下方提示「版本號與本文件已發布版</w:t>
+            </w:r>
+            <w:r>
+              <w:rPr>
+                <w:rFonts w:ascii="標楷體" w:hAnsi="標楷體"/>
+                <w:sz w:val="22"/>
+              </w:rPr>
+              <w:t>本重複」；在同一頁改成未用過的版本號再按「送交簽核」，應顯示「已送交簽核」且草稿匣不會多出草稿。</w:t>
+            </w:r>
+          </w:p>
+        </w:tc>
+        <w:tc>
+          <w:tcPr>
+            <w:tcW w:w="1247" w:type="dxa"/>
+          </w:tcPr>
+          <w:p>
+            <w:pPr>
+              <w:spacing w:before="60" w:after="60"/>
+              <w:jc w:val="center"/>
+            </w:pPr>
+          </w:p>
+        </w:tc>
+        <w:tc>
+          <w:tcPr>
+            <w:tcW w:w="1247" w:type="dxa"/>
+          </w:tcPr>
+          <w:p>
+            <w:pPr>
+              <w:spacing w:before="60" w:after="60"/>
+              <w:jc w:val="center"/>
+            </w:pPr>
+          </w:p>
+        </w:tc>
+      </w:tr>
+      <w:tr>
+        <w:trPr>
+          <w:jc w:val="center"/>
+        </w:trPr>
+        <w:tc>
+          <w:tcPr>
+            <w:tcW w:w="907" w:type="dxa"/>
+          </w:tcPr>
+          <w:p>
+            <w:pPr>
+              <w:spacing w:before="60" w:after="60"/>
+              <w:jc w:val="center"/>
+            </w:pPr>
+            <w:r>
+              <w:rPr>
+                <w:rFonts w:ascii="標楷體" w:hAnsi="標楷體"/>
+                <w:sz w:val="22"/>
+              </w:rPr>
+              <w:t>10</w:t>
+            </w:r>
+          </w:p>
+        </w:tc>
+        <w:tc>
+          <w:tcPr>
+            <w:tcW w:w="6236" w:type="dxa"/>
+          </w:tcPr>
+          <w:p>
+            <w:pPr>
+              <w:spacing w:before="60" w:after="60"/>
+            </w:pPr>
+            <w:r>
+              <w:rPr>
+                <w:rFonts w:ascii="標楷體" w:hAnsi="標楷體"/>
+                <w:sz w:val="22"/>
+              </w:rPr>
+              <w:t>編輯新版本時把可見對象改為該閱覽者看不到的組合（例如「國軍高雄總醫院＋醫檢師」）並送交簽核，核准前該閱覽者仍看得到此文件；審核者核准後，該閱覽者即看不到。</w:t>
             </w:r>
           </w:p>
         </w:tc>
@@ -12633,9 +11990,9 @@
     </w:lvl>
   </w:abstractNum>
   <w:abstractNum w:abstractNumId="1" w15:restartNumberingAfterBreak="0">
-    <w:nsid w:val="29636904"/>
+    <w:nsid w:val="69372BC8"/>
     <w:multiLevelType w:val="multilevel"/>
-    <w:tmpl w:val="044AE10E"/>
+    <w:tmpl w:val="B89835F2"/>
     <w:lvl w:ilvl="0">
       <w:start w:val="1"/>
       <w:numFmt w:val="bullet"/>
@@ -24739,7 +24096,7 @@
 </file>
 
 <file path=customXml/itemProps1.xml><?xml version="1.0" encoding="utf-8"?>
-<ds:datastoreItem xmlns:ds="http://schemas.openxmlformats.org/officeDocument/2006/customXml" ds:itemID="{415726A0-B617-48D9-91AD-0C4EE79877E7}">
+<ds:datastoreItem xmlns:ds="http://schemas.openxmlformats.org/officeDocument/2006/customXml" ds:itemID="{4EE7EFC9-4CFE-4A8B-B1BB-D08A3A73349D}">
   <ds:schemaRefs>
     <ds:schemaRef ds:uri="http://schemas.openxmlformats.org/officeDocument/2006/bibliography"/>
   </ds:schemaRefs>

--- a/docs/manuals/測試報告/DM-文件管理模組.docx
+++ b/docs/manuals/測試報告/DM-文件管理模組.docx
@@ -498,7 +498,7 @@
       <w:r>
         <w:fldChar w:fldCharType="separate"/>
       </w:r>
-      <w:hyperlink w:anchor="_Toc243490569" w:history="1">
+      <w:hyperlink w:anchor="_Toc243497518" w:history="1">
         <w:r>
           <w:rPr>
             <w:rStyle w:val="affb"/>
@@ -526,7 +526,7 @@
             <w:noProof/>
             <w:webHidden/>
           </w:rPr>
-          <w:instrText xml:space="preserve"> PAGEREF _Toc243490569 \h </w:instrText>
+          <w:instrText xml:space="preserve"> PAGEREF _Toc243497518 \h </w:instrText>
         </w:r>
         <w:r>
           <w:rPr>
@@ -571,7 +571,7 @@
           <w:szCs w:val="22"/>
         </w:rPr>
       </w:pPr>
-      <w:hyperlink w:anchor="_Toc243490570" w:history="1">
+      <w:hyperlink w:anchor="_Toc243497519" w:history="1">
         <w:r>
           <w:rPr>
             <w:rStyle w:val="affb"/>
@@ -606,7 +606,7 @@
             <w:noProof/>
             <w:webHidden/>
           </w:rPr>
-          <w:instrText xml:space="preserve"> PAGEREF _Toc243490570 \h </w:instrText>
+          <w:instrText xml:space="preserve"> PAGEREF _Toc243497519 \h </w:instrText>
         </w:r>
         <w:r>
           <w:rPr>
@@ -651,7 +651,7 @@
           <w:szCs w:val="22"/>
         </w:rPr>
       </w:pPr>
-      <w:hyperlink w:anchor="_Toc243490571" w:history="1">
+      <w:hyperlink w:anchor="_Toc243497520" w:history="1">
         <w:r>
           <w:rPr>
             <w:rStyle w:val="affb"/>
@@ -686,7 +686,7 @@
             <w:noProof/>
             <w:webHidden/>
           </w:rPr>
-          <w:instrText xml:space="preserve"> PAGEREF _Toc243490571 \h </w:instrText>
+          <w:instrText xml:space="preserve"> PAGEREF _Toc243497520 \h </w:instrText>
         </w:r>
         <w:r>
           <w:rPr>
@@ -731,7 +731,7 @@
           <w:szCs w:val="22"/>
         </w:rPr>
       </w:pPr>
-      <w:hyperlink w:anchor="_Toc243490572" w:history="1">
+      <w:hyperlink w:anchor="_Toc243497521" w:history="1">
         <w:r>
           <w:rPr>
             <w:rStyle w:val="affb"/>
@@ -766,7 +766,7 @@
             <w:noProof/>
             <w:webHidden/>
           </w:rPr>
-          <w:instrText xml:space="preserve"> PAGEREF _Toc243490572 \h </w:instrText>
+          <w:instrText xml:space="preserve"> PAGEREF _Toc243497521 \h </w:instrText>
         </w:r>
         <w:r>
           <w:rPr>
@@ -811,7 +811,7 @@
           <w:szCs w:val="22"/>
         </w:rPr>
       </w:pPr>
-      <w:hyperlink w:anchor="_Toc243490573" w:history="1">
+      <w:hyperlink w:anchor="_Toc243497522" w:history="1">
         <w:r>
           <w:rPr>
             <w:rStyle w:val="affb"/>
@@ -846,7 +846,7 @@
             <w:noProof/>
             <w:webHidden/>
           </w:rPr>
-          <w:instrText xml:space="preserve"> PAGEREF _Toc243490573 \h </w:instrText>
+          <w:instrText xml:space="preserve"> PAGEREF _Toc243497522 \h </w:instrText>
         </w:r>
         <w:r>
           <w:rPr>
@@ -891,7 +891,7 @@
           <w:szCs w:val="22"/>
         </w:rPr>
       </w:pPr>
-      <w:hyperlink w:anchor="_Toc243490574" w:history="1">
+      <w:hyperlink w:anchor="_Toc243497523" w:history="1">
         <w:r>
           <w:rPr>
             <w:rStyle w:val="affb"/>
@@ -926,7 +926,7 @@
             <w:noProof/>
             <w:webHidden/>
           </w:rPr>
-          <w:instrText xml:space="preserve"> PAGEREF _Toc243490574 \h </w:instrText>
+          <w:instrText xml:space="preserve"> PAGEREF _Toc243497523 \h </w:instrText>
         </w:r>
         <w:r>
           <w:rPr>
@@ -971,7 +971,7 @@
           <w:szCs w:val="22"/>
         </w:rPr>
       </w:pPr>
-      <w:hyperlink w:anchor="_Toc243490575" w:history="1">
+      <w:hyperlink w:anchor="_Toc243497524" w:history="1">
         <w:r>
           <w:rPr>
             <w:rStyle w:val="affb"/>
@@ -1006,7 +1006,7 @@
             <w:noProof/>
             <w:webHidden/>
           </w:rPr>
-          <w:instrText xml:space="preserve"> PAGEREF _Toc243490575 \h </w:instrText>
+          <w:instrText xml:space="preserve"> PAGEREF _Toc243497524 \h </w:instrText>
         </w:r>
         <w:r>
           <w:rPr>
@@ -1051,7 +1051,7 @@
           <w:szCs w:val="22"/>
         </w:rPr>
       </w:pPr>
-      <w:hyperlink w:anchor="_Toc243490576" w:history="1">
+      <w:hyperlink w:anchor="_Toc243497525" w:history="1">
         <w:r>
           <w:rPr>
             <w:rStyle w:val="affb"/>
@@ -1093,7 +1093,7 @@
             <w:noProof/>
             <w:webHidden/>
           </w:rPr>
-          <w:instrText xml:space="preserve"> PAGEREF _Toc243490576 \h </w:instrText>
+          <w:instrText xml:space="preserve"> PAGEREF _Toc243497525 \h </w:instrText>
         </w:r>
         <w:r>
           <w:rPr>
@@ -1138,7 +1138,7 @@
           <w:szCs w:val="22"/>
         </w:rPr>
       </w:pPr>
-      <w:hyperlink w:anchor="_Toc243490577" w:history="1">
+      <w:hyperlink w:anchor="_Toc243497526" w:history="1">
         <w:r>
           <w:rPr>
             <w:rStyle w:val="affb"/>
@@ -1173,7 +1173,7 @@
             <w:noProof/>
             <w:webHidden/>
           </w:rPr>
-          <w:instrText xml:space="preserve"> PAGEREF _Toc243490577 \h </w:instrText>
+          <w:instrText xml:space="preserve"> PAGEREF _Toc243497526 \h </w:instrText>
         </w:r>
         <w:r>
           <w:rPr>
@@ -1218,7 +1218,7 @@
           <w:szCs w:val="22"/>
         </w:rPr>
       </w:pPr>
-      <w:hyperlink w:anchor="_Toc243490578" w:history="1">
+      <w:hyperlink w:anchor="_Toc243497527" w:history="1">
         <w:r>
           <w:rPr>
             <w:rStyle w:val="affb"/>
@@ -1253,7 +1253,7 @@
             <w:noProof/>
             <w:webHidden/>
           </w:rPr>
-          <w:instrText xml:space="preserve"> PAGEREF _Toc243490578 \h </w:instrText>
+          <w:instrText xml:space="preserve"> PAGEREF _Toc243497527 \h </w:instrText>
         </w:r>
         <w:r>
           <w:rPr>
@@ -1303,7 +1303,7 @@
       <w:pPr>
         <w:pStyle w:val="1"/>
       </w:pPr>
-      <w:bookmarkStart w:id="1" w:name="_Toc243490569"/>
+      <w:bookmarkStart w:id="1" w:name="_Toc243497518"/>
       <w:r>
         <w:lastRenderedPageBreak/>
         <w:t>測試注意事項</w:t>
@@ -1325,7 +1325,7 @@
       <w:pPr>
         <w:pStyle w:val="1"/>
       </w:pPr>
-      <w:bookmarkStart w:id="2" w:name="_Toc243490570"/>
+      <w:bookmarkStart w:id="2" w:name="_Toc243497519"/>
       <w:r>
         <w:lastRenderedPageBreak/>
         <w:t xml:space="preserve">DM00 </w:t>
@@ -2155,7 +2155,7 @@
       <w:pPr>
         <w:pStyle w:val="1"/>
       </w:pPr>
-      <w:bookmarkStart w:id="3" w:name="_Toc243490571"/>
+      <w:bookmarkStart w:id="3" w:name="_Toc243497520"/>
       <w:r>
         <w:lastRenderedPageBreak/>
         <w:t xml:space="preserve">DM01 </w:t>
@@ -3179,7 +3179,7 @@
       <w:pPr>
         <w:pStyle w:val="1"/>
       </w:pPr>
-      <w:bookmarkStart w:id="4" w:name="_Toc243490572"/>
+      <w:bookmarkStart w:id="4" w:name="_Toc243497521"/>
       <w:r>
         <w:lastRenderedPageBreak/>
         <w:t xml:space="preserve">DM02 </w:t>
@@ -3826,7 +3826,7 @@
                 <w:rFonts w:ascii="標楷體" w:hAnsi="標楷體"/>
                 <w:sz w:val="22"/>
               </w:rPr>
-              <w:t xml:space="preserve"> `0 8 * * *`</w:t>
+              <w:t xml:space="preserve"> 0 8 * * *</w:t>
             </w:r>
             <w:r>
               <w:rPr>
@@ -3840,14 +3840,7 @@
                 <w:rFonts w:ascii="標楷體" w:hAnsi="標楷體"/>
                 <w:sz w:val="22"/>
               </w:rPr>
-              <w:t xml:space="preserve"> </w:t>
-            </w:r>
-            <w:r>
-              <w:rPr>
-                <w:rFonts w:ascii="標楷體" w:hAnsi="標楷體"/>
-                <w:sz w:val="22"/>
-              </w:rPr>
-              <w:t>Email</w:t>
+              <w:t xml:space="preserve"> Email</w:t>
             </w:r>
             <w:r>
               <w:rPr>
@@ -4020,14 +4013,14 @@
                 <w:rFonts w:ascii="標楷體" w:hAnsi="標楷體"/>
                 <w:sz w:val="22"/>
               </w:rPr>
-              <w:t>對一筆可見</w:t>
-            </w:r>
-            <w:r>
-              <w:rPr>
-                <w:rFonts w:ascii="標楷體" w:hAnsi="標楷體"/>
-                <w:sz w:val="22"/>
-              </w:rPr>
-              <w:t>對象與閱覽者相符之新增類送審按「核准並發布」，於確認視窗按「確認核准」，應顯示「已核准並發布」，該項目移至「已完成」，該文件出現於文件庫，送審者之個人專區「我的文件動態」應出現該文件的「核准發布」列；管理者於文件變更歷程查詢應查得到其發布紀錄，核准者為本次核准的審核者。</w:t>
+              <w:t>對一筆可見對象與閱覽者相符之新增類送審按「</w:t>
+            </w:r>
+            <w:r>
+              <w:rPr>
+                <w:rFonts w:ascii="標楷體" w:hAnsi="標楷體"/>
+                <w:sz w:val="22"/>
+              </w:rPr>
+              <w:t>核准並發布」，於確認視窗按「確認核准」，應顯示「已核准並發布」，該項目移至「已完成」，該文件出現於文件庫，送審者之個人專區「我的文件動態」應出現該文件的「核准發布」列；管理者於文件變更歷程查詢應查得到其發布紀錄，核准者為本次核准的審核者。</w:t>
             </w:r>
           </w:p>
         </w:tc>
@@ -4557,7 +4550,7 @@
       <w:pPr>
         <w:pStyle w:val="1"/>
       </w:pPr>
-      <w:bookmarkStart w:id="5" w:name="_Toc243490573"/>
+      <w:bookmarkStart w:id="5" w:name="_Toc243497522"/>
       <w:r>
         <w:lastRenderedPageBreak/>
         <w:t xml:space="preserve">DM03 </w:t>
@@ -5602,7 +5595,7 @@
       <w:pPr>
         <w:pStyle w:val="1"/>
       </w:pPr>
-      <w:bookmarkStart w:id="6" w:name="_Toc243490574"/>
+      <w:bookmarkStart w:id="6" w:name="_Toc243497523"/>
       <w:r>
         <w:lastRenderedPageBreak/>
         <w:t xml:space="preserve">DM04 </w:t>
@@ -6778,7 +6771,7 @@
       <w:pPr>
         <w:pStyle w:val="1"/>
       </w:pPr>
-      <w:bookmarkStart w:id="7" w:name="_Toc243490575"/>
+      <w:bookmarkStart w:id="7" w:name="_Toc243497524"/>
       <w:r>
         <w:lastRenderedPageBreak/>
         <w:t xml:space="preserve">DM05 </w:t>
@@ -7678,7 +7671,7 @@
       <w:pPr>
         <w:pStyle w:val="1"/>
       </w:pPr>
-      <w:bookmarkStart w:id="8" w:name="_Toc243490576"/>
+      <w:bookmarkStart w:id="8" w:name="_Toc243497525"/>
       <w:r>
         <w:lastRenderedPageBreak/>
         <w:t xml:space="preserve">DM06 </w:t>
@@ -8134,7 +8127,7 @@
                 <w:rFonts w:ascii="標楷體" w:hAnsi="標楷體"/>
                 <w:sz w:val="22"/>
               </w:rPr>
-              <w:t xml:space="preserve"> `0 10 * * 0`</w:t>
+              <w:t xml:space="preserve"> 0 10 * * 0</w:t>
             </w:r>
             <w:r>
               <w:rPr>
@@ -8211,7 +8204,7 @@
                 <w:rFonts w:ascii="標楷體" w:hAnsi="標楷體"/>
                 <w:sz w:val="22"/>
               </w:rPr>
-              <w:t xml:space="preserve"> `26 18 * * *`</w:t>
+              <w:t xml:space="preserve"> 26 18 * * *</w:t>
             </w:r>
             <w:r>
               <w:rPr>
@@ -9428,7 +9421,7 @@
       <w:pPr>
         <w:pStyle w:val="1"/>
       </w:pPr>
-      <w:bookmarkStart w:id="9" w:name="_Toc243490577"/>
+      <w:bookmarkStart w:id="9" w:name="_Toc243497526"/>
       <w:r>
         <w:lastRenderedPageBreak/>
         <w:t xml:space="preserve">DM07 </w:t>
@@ -10689,7 +10682,7 @@
       <w:pPr>
         <w:pStyle w:val="1"/>
       </w:pPr>
-      <w:bookmarkStart w:id="10" w:name="_Toc243490578"/>
+      <w:bookmarkStart w:id="10" w:name="_Toc243497527"/>
       <w:r>
         <w:lastRenderedPageBreak/>
         <w:t xml:space="preserve">DM08 </w:t>
@@ -11990,9 +11983,9 @@
     </w:lvl>
   </w:abstractNum>
   <w:abstractNum w:abstractNumId="1" w15:restartNumberingAfterBreak="0">
-    <w:nsid w:val="69372BC8"/>
+    <w:nsid w:val="497E3D67"/>
     <w:multiLevelType w:val="multilevel"/>
-    <w:tmpl w:val="B89835F2"/>
+    <w:tmpl w:val="8E0E2692"/>
     <w:lvl w:ilvl="0">
       <w:start w:val="1"/>
       <w:numFmt w:val="bullet"/>
@@ -24096,7 +24089,7 @@
 </file>
 
 <file path=customXml/itemProps1.xml><?xml version="1.0" encoding="utf-8"?>
-<ds:datastoreItem xmlns:ds="http://schemas.openxmlformats.org/officeDocument/2006/customXml" ds:itemID="{4EE7EFC9-4CFE-4A8B-B1BB-D08A3A73349D}">
+<ds:datastoreItem xmlns:ds="http://schemas.openxmlformats.org/officeDocument/2006/customXml" ds:itemID="{9B41A7F6-C505-4DFA-A7E6-37D871B6DCBC}">
   <ds:schemaRefs>
     <ds:schemaRef ds:uri="http://schemas.openxmlformats.org/officeDocument/2006/bibliography"/>
   </ds:schemaRefs>

--- a/docs/manuals/測試報告/DM-文件管理模組.docx
+++ b/docs/manuals/測試報告/DM-文件管理模組.docx
@@ -150,324 +150,6 @@
     </w:p>
     <w:p>
       <w:pPr>
-        <w:spacing w:after="0"/>
-        <w:jc w:val="center"/>
-      </w:pPr>
-    </w:p>
-    <w:p>
-      <w:pPr>
-        <w:spacing w:after="0"/>
-        <w:jc w:val="center"/>
-      </w:pPr>
-    </w:p>
-    <w:p>
-      <w:pPr>
-        <w:spacing w:after="0"/>
-        <w:jc w:val="center"/>
-      </w:pPr>
-    </w:p>
-    <w:p>
-      <w:pPr>
-        <w:spacing w:after="0"/>
-        <w:jc w:val="center"/>
-      </w:pPr>
-    </w:p>
-    <w:p>
-      <w:pPr>
-        <w:spacing w:after="0"/>
-        <w:jc w:val="center"/>
-      </w:pPr>
-    </w:p>
-    <w:tbl>
-      <w:tblPr>
-        <w:tblStyle w:val="aff2"/>
-        <w:tblW w:w="0" w:type="auto"/>
-        <w:jc w:val="center"/>
-        <w:tblLook w:val="04A0" w:firstRow="1" w:lastRow="0" w:firstColumn="1" w:lastColumn="0" w:noHBand="0" w:noVBand="1"/>
-      </w:tblPr>
-      <w:tblGrid>
-        <w:gridCol w:w="2160"/>
-        <w:gridCol w:w="3600"/>
-      </w:tblGrid>
-      <w:tr>
-        <w:trPr>
-          <w:jc w:val="center"/>
-        </w:trPr>
-        <w:tc>
-          <w:tcPr>
-            <w:tcW w:w="2160" w:type="dxa"/>
-          </w:tcPr>
-          <w:p>
-            <w:pPr>
-              <w:spacing w:before="60" w:after="60"/>
-            </w:pPr>
-            <w:r>
-              <w:t>版本</w:t>
-            </w:r>
-          </w:p>
-        </w:tc>
-        <w:tc>
-          <w:tcPr>
-            <w:tcW w:w="3600" w:type="dxa"/>
-          </w:tcPr>
-          <w:p>
-            <w:pPr>
-              <w:spacing w:before="60" w:after="60"/>
-            </w:pPr>
-            <w:r>
-              <w:t>1.0</w:t>
-            </w:r>
-          </w:p>
-        </w:tc>
-      </w:tr>
-      <w:tr>
-        <w:trPr>
-          <w:jc w:val="center"/>
-        </w:trPr>
-        <w:tc>
-          <w:tcPr>
-            <w:tcW w:w="2160" w:type="dxa"/>
-          </w:tcPr>
-          <w:p>
-            <w:pPr>
-              <w:spacing w:before="60" w:after="60"/>
-            </w:pPr>
-            <w:r>
-              <w:t>建立日期</w:t>
-            </w:r>
-          </w:p>
-        </w:tc>
-        <w:tc>
-          <w:tcPr>
-            <w:tcW w:w="3600" w:type="dxa"/>
-          </w:tcPr>
-          <w:p>
-            <w:pPr>
-              <w:spacing w:before="60" w:after="60"/>
-            </w:pPr>
-            <w:r>
-              <w:t>2026/10/21</w:t>
-            </w:r>
-          </w:p>
-        </w:tc>
-      </w:tr>
-      <w:tr>
-        <w:trPr>
-          <w:jc w:val="center"/>
-        </w:trPr>
-        <w:tc>
-          <w:tcPr>
-            <w:tcW w:w="2160" w:type="dxa"/>
-          </w:tcPr>
-          <w:p>
-            <w:pPr>
-              <w:spacing w:before="60" w:after="60"/>
-            </w:pPr>
-            <w:r>
-              <w:t>更新日期</w:t>
-            </w:r>
-          </w:p>
-        </w:tc>
-        <w:tc>
-          <w:tcPr>
-            <w:tcW w:w="3600" w:type="dxa"/>
-          </w:tcPr>
-          <w:p>
-            <w:pPr>
-              <w:spacing w:before="60" w:after="60"/>
-            </w:pPr>
-          </w:p>
-        </w:tc>
-      </w:tr>
-      <w:tr>
-        <w:trPr>
-          <w:jc w:val="center"/>
-        </w:trPr>
-        <w:tc>
-          <w:tcPr>
-            <w:tcW w:w="2160" w:type="dxa"/>
-          </w:tcPr>
-          <w:p>
-            <w:pPr>
-              <w:spacing w:before="60" w:after="60"/>
-            </w:pPr>
-            <w:r>
-              <w:t>作者</w:t>
-            </w:r>
-          </w:p>
-        </w:tc>
-        <w:tc>
-          <w:tcPr>
-            <w:tcW w:w="3600" w:type="dxa"/>
-          </w:tcPr>
-          <w:p>
-            <w:pPr>
-              <w:spacing w:before="60" w:after="60"/>
-            </w:pPr>
-            <w:r>
-              <w:t>朱可棠</w:t>
-            </w:r>
-          </w:p>
-        </w:tc>
-      </w:tr>
-    </w:tbl>
-    <w:p>
-      <w:pPr>
-        <w:pStyle w:val="Heading1NoTOC"/>
-      </w:pPr>
-      <w:r>
-        <w:lastRenderedPageBreak/>
-        <w:t>文件制</w:t>
-      </w:r>
-      <w:r>
-        <w:t>/</w:t>
-      </w:r>
-      <w:r>
-        <w:t>修訂履歷</w:t>
-      </w:r>
-    </w:p>
-    <w:tbl>
-      <w:tblPr>
-        <w:tblStyle w:val="aff2"/>
-        <w:tblW w:w="0" w:type="auto"/>
-        <w:tblLook w:val="04A0" w:firstRow="1" w:lastRow="0" w:firstColumn="1" w:lastColumn="0" w:noHBand="0" w:noVBand="1"/>
-      </w:tblPr>
-      <w:tblGrid>
-        <w:gridCol w:w="1151"/>
-        <w:gridCol w:w="1729"/>
-        <w:gridCol w:w="4320"/>
-        <w:gridCol w:w="2160"/>
-      </w:tblGrid>
-      <w:tr>
-        <w:tc>
-          <w:tcPr>
-            <w:tcW w:w="1151" w:type="dxa"/>
-          </w:tcPr>
-          <w:p>
-            <w:pPr>
-              <w:spacing w:before="60" w:after="60"/>
-              <w:jc w:val="center"/>
-            </w:pPr>
-            <w:r>
-              <w:rPr>
-                <w:b/>
-              </w:rPr>
-              <w:t>版次</w:t>
-            </w:r>
-          </w:p>
-        </w:tc>
-        <w:tc>
-          <w:tcPr>
-            <w:tcW w:w="1729" w:type="dxa"/>
-          </w:tcPr>
-          <w:p>
-            <w:pPr>
-              <w:spacing w:before="60" w:after="60"/>
-              <w:jc w:val="center"/>
-            </w:pPr>
-            <w:r>
-              <w:rPr>
-                <w:b/>
-              </w:rPr>
-              <w:t>日期</w:t>
-            </w:r>
-          </w:p>
-        </w:tc>
-        <w:tc>
-          <w:tcPr>
-            <w:tcW w:w="4320" w:type="dxa"/>
-          </w:tcPr>
-          <w:p>
-            <w:pPr>
-              <w:spacing w:before="60" w:after="60"/>
-              <w:jc w:val="center"/>
-            </w:pPr>
-            <w:r>
-              <w:rPr>
-                <w:b/>
-              </w:rPr>
-              <w:t>說明</w:t>
-            </w:r>
-          </w:p>
-        </w:tc>
-        <w:tc>
-          <w:tcPr>
-            <w:tcW w:w="2160" w:type="dxa"/>
-          </w:tcPr>
-          <w:p>
-            <w:pPr>
-              <w:spacing w:before="60" w:after="60"/>
-              <w:jc w:val="center"/>
-            </w:pPr>
-            <w:r>
-              <w:rPr>
-                <w:b/>
-              </w:rPr>
-              <w:t>修訂人</w:t>
-            </w:r>
-          </w:p>
-        </w:tc>
-      </w:tr>
-      <w:tr>
-        <w:tc>
-          <w:tcPr>
-            <w:tcW w:w="1151" w:type="dxa"/>
-          </w:tcPr>
-          <w:p>
-            <w:pPr>
-              <w:spacing w:before="60" w:after="60"/>
-              <w:jc w:val="center"/>
-            </w:pPr>
-            <w:r>
-              <w:t>1.0</w:t>
-            </w:r>
-          </w:p>
-        </w:tc>
-        <w:tc>
-          <w:tcPr>
-            <w:tcW w:w="1729" w:type="dxa"/>
-          </w:tcPr>
-          <w:p>
-            <w:pPr>
-              <w:spacing w:before="60" w:after="60"/>
-              <w:jc w:val="center"/>
-            </w:pPr>
-            <w:r>
-              <w:t>2026/10/21</w:t>
-            </w:r>
-          </w:p>
-        </w:tc>
-        <w:tc>
-          <w:tcPr>
-            <w:tcW w:w="4320" w:type="dxa"/>
-          </w:tcPr>
-          <w:p>
-            <w:pPr>
-              <w:spacing w:before="60" w:after="60"/>
-            </w:pPr>
-            <w:r>
-              <w:t>初次發行</w:t>
-            </w:r>
-          </w:p>
-        </w:tc>
-        <w:tc>
-          <w:tcPr>
-            <w:tcW w:w="2160" w:type="dxa"/>
-          </w:tcPr>
-          <w:p>
-            <w:pPr>
-              <w:spacing w:before="60" w:after="60"/>
-              <w:jc w:val="center"/>
-            </w:pPr>
-            <w:r>
-              <w:t>朱可棠</w:t>
-            </w:r>
-          </w:p>
-        </w:tc>
-      </w:tr>
-    </w:tbl>
-    <w:p>
-      <w:pPr>
         <w:pStyle w:val="Heading1NoTOC"/>
       </w:pPr>
       <w:r>
@@ -498,14 +180,21 @@
       <w:r>
         <w:fldChar w:fldCharType="separate"/>
       </w:r>
-      <w:hyperlink w:anchor="_Toc243497518" w:history="1">
+      <w:hyperlink w:anchor="_Toc244178243" w:history="1">
+        <w:r>
+          <w:rPr>
+            <w:rStyle w:val="affb"/>
+            <w:noProof/>
+          </w:rPr>
+          <w:t xml:space="preserve">DM00 </w:t>
+        </w:r>
         <w:r>
           <w:rPr>
             <w:rStyle w:val="affb"/>
             <w:rFonts w:hint="eastAsia"/>
             <w:noProof/>
           </w:rPr>
-          <w:t>測試注意事項</w:t>
+          <w:t>系統儀表板</w:t>
         </w:r>
         <w:r>
           <w:rPr>
@@ -526,7 +215,7 @@
             <w:noProof/>
             <w:webHidden/>
           </w:rPr>
-          <w:instrText xml:space="preserve"> PAGEREF _Toc243497518 \h </w:instrText>
+          <w:instrText xml:space="preserve"> PAGEREF _Toc244178243 \h </w:instrText>
         </w:r>
         <w:r>
           <w:rPr>
@@ -571,13 +260,13 @@
           <w:szCs w:val="22"/>
         </w:rPr>
       </w:pPr>
-      <w:hyperlink w:anchor="_Toc243497519" w:history="1">
+      <w:hyperlink w:anchor="_Toc244178244" w:history="1">
         <w:r>
           <w:rPr>
             <w:rStyle w:val="affb"/>
             <w:noProof/>
           </w:rPr>
-          <w:t xml:space="preserve">DM00 </w:t>
+          <w:t xml:space="preserve">DM01 </w:t>
         </w:r>
         <w:r>
           <w:rPr>
@@ -585,7 +274,7 @@
             <w:rFonts w:hint="eastAsia"/>
             <w:noProof/>
           </w:rPr>
-          <w:t>系統儀表板</w:t>
+          <w:t>文件庫</w:t>
         </w:r>
         <w:r>
           <w:rPr>
@@ -606,7 +295,7 @@
             <w:noProof/>
             <w:webHidden/>
           </w:rPr>
-          <w:instrText xml:space="preserve"> PAGEREF _Toc243497519 \h </w:instrText>
+          <w:instrText xml:space="preserve"> PAGEREF _Toc244178244 \h </w:instrText>
         </w:r>
         <w:r>
           <w:rPr>
@@ -651,13 +340,13 @@
           <w:szCs w:val="22"/>
         </w:rPr>
       </w:pPr>
-      <w:hyperlink w:anchor="_Toc243497520" w:history="1">
+      <w:hyperlink w:anchor="_Toc244178245" w:history="1">
         <w:r>
           <w:rPr>
             <w:rStyle w:val="affb"/>
             <w:noProof/>
           </w:rPr>
-          <w:t xml:space="preserve">DM01 </w:t>
+          <w:t xml:space="preserve">DM02 </w:t>
         </w:r>
         <w:r>
           <w:rPr>
@@ -665,7 +354,7 @@
             <w:rFonts w:hint="eastAsia"/>
             <w:noProof/>
           </w:rPr>
-          <w:t>文件庫</w:t>
+          <w:t>簽核中心</w:t>
         </w:r>
         <w:r>
           <w:rPr>
@@ -686,7 +375,7 @@
             <w:noProof/>
             <w:webHidden/>
           </w:rPr>
-          <w:instrText xml:space="preserve"> PAGEREF _Toc243497520 \h </w:instrText>
+          <w:instrText xml:space="preserve"> PAGEREF _Toc244178245 \h </w:instrText>
         </w:r>
         <w:r>
           <w:rPr>
@@ -731,13 +420,13 @@
           <w:szCs w:val="22"/>
         </w:rPr>
       </w:pPr>
-      <w:hyperlink w:anchor="_Toc243497521" w:history="1">
+      <w:hyperlink w:anchor="_Toc244178246" w:history="1">
         <w:r>
           <w:rPr>
             <w:rStyle w:val="affb"/>
             <w:noProof/>
           </w:rPr>
-          <w:t xml:space="preserve">DM02 </w:t>
+          <w:t xml:space="preserve">DM03 </w:t>
         </w:r>
         <w:r>
           <w:rPr>
@@ -745,7 +434,7 @@
             <w:rFonts w:hint="eastAsia"/>
             <w:noProof/>
           </w:rPr>
-          <w:t>簽核中心</w:t>
+          <w:t>已廢止文件查詢</w:t>
         </w:r>
         <w:r>
           <w:rPr>
@@ -766,7 +455,7 @@
             <w:noProof/>
             <w:webHidden/>
           </w:rPr>
-          <w:instrText xml:space="preserve"> PAGEREF _Toc243497521 \h </w:instrText>
+          <w:instrText xml:space="preserve"> PAGEREF _Toc244178246 \h </w:instrText>
         </w:r>
         <w:r>
           <w:rPr>
@@ -811,13 +500,13 @@
           <w:szCs w:val="22"/>
         </w:rPr>
       </w:pPr>
-      <w:hyperlink w:anchor="_Toc243497522" w:history="1">
+      <w:hyperlink w:anchor="_Toc244178247" w:history="1">
         <w:r>
           <w:rPr>
             <w:rStyle w:val="affb"/>
             <w:noProof/>
           </w:rPr>
-          <w:t xml:space="preserve">DM03 </w:t>
+          <w:t xml:space="preserve">DM04 </w:t>
         </w:r>
         <w:r>
           <w:rPr>
@@ -825,7 +514,7 @@
             <w:rFonts w:hint="eastAsia"/>
             <w:noProof/>
           </w:rPr>
-          <w:t>已廢止文件查詢</w:t>
+          <w:t>個人專區</w:t>
         </w:r>
         <w:r>
           <w:rPr>
@@ -846,7 +535,87 @@
             <w:noProof/>
             <w:webHidden/>
           </w:rPr>
-          <w:instrText xml:space="preserve"> PAGEREF _Toc243497522 \h </w:instrText>
+          <w:instrText xml:space="preserve"> PAGEREF _Toc244178247 \h </w:instrText>
+        </w:r>
+        <w:r>
+          <w:rPr>
+            <w:noProof/>
+            <w:webHidden/>
+          </w:rPr>
+        </w:r>
+        <w:r>
+          <w:rPr>
+            <w:noProof/>
+            <w:webHidden/>
+          </w:rPr>
+          <w:fldChar w:fldCharType="separate"/>
+        </w:r>
+        <w:r>
+          <w:rPr>
+            <w:noProof/>
+            <w:webHidden/>
+          </w:rPr>
+          <w:t>6</w:t>
+        </w:r>
+        <w:r>
+          <w:rPr>
+            <w:noProof/>
+            <w:webHidden/>
+          </w:rPr>
+          <w:fldChar w:fldCharType="end"/>
+        </w:r>
+      </w:hyperlink>
+    </w:p>
+    <w:p>
+      <w:pPr>
+        <w:pStyle w:val="14"/>
+        <w:tabs>
+          <w:tab w:val="right" w:leader="dot" w:pos="9350"/>
+        </w:tabs>
+        <w:rPr>
+          <w:rFonts w:asciiTheme="minorHAnsi" w:eastAsiaTheme="minorEastAsia" w:hAnsiTheme="minorHAnsi" w:cstheme="minorBidi"/>
+          <w:noProof/>
+          <w:color w:val="auto"/>
+          <w:kern w:val="2"/>
+          <w:szCs w:val="22"/>
+        </w:rPr>
+      </w:pPr>
+      <w:hyperlink w:anchor="_Toc244178248" w:history="1">
+        <w:r>
+          <w:rPr>
+            <w:rStyle w:val="affb"/>
+            <w:noProof/>
+          </w:rPr>
+          <w:t xml:space="preserve">DM05 </w:t>
+        </w:r>
+        <w:r>
+          <w:rPr>
+            <w:rStyle w:val="affb"/>
+            <w:rFonts w:hint="eastAsia"/>
+            <w:noProof/>
+          </w:rPr>
+          <w:t>文件變更歷程查詢</w:t>
+        </w:r>
+        <w:r>
+          <w:rPr>
+            <w:noProof/>
+            <w:webHidden/>
+          </w:rPr>
+          <w:tab/>
+        </w:r>
+        <w:r>
+          <w:rPr>
+            <w:noProof/>
+            <w:webHidden/>
+          </w:rPr>
+          <w:fldChar w:fldCharType="begin"/>
+        </w:r>
+        <w:r>
+          <w:rPr>
+            <w:noProof/>
+            <w:webHidden/>
+          </w:rPr>
+          <w:instrText xml:space="preserve"> PAGEREF _Toc244178248 \h </w:instrText>
         </w:r>
         <w:r>
           <w:rPr>
@@ -891,13 +660,13 @@
           <w:szCs w:val="22"/>
         </w:rPr>
       </w:pPr>
-      <w:hyperlink w:anchor="_Toc243497523" w:history="1">
+      <w:hyperlink w:anchor="_Toc244178249" w:history="1">
         <w:r>
           <w:rPr>
             <w:rStyle w:val="affb"/>
             <w:noProof/>
           </w:rPr>
-          <w:t xml:space="preserve">DM04 </w:t>
+          <w:t xml:space="preserve">DM06 </w:t>
         </w:r>
         <w:r>
           <w:rPr>
@@ -905,7 +674,14 @@
             <w:rFonts w:hint="eastAsia"/>
             <w:noProof/>
           </w:rPr>
-          <w:t>個人專區</w:t>
+          <w:t>閱讀統計</w:t>
+        </w:r>
+        <w:r>
+          <w:rPr>
+            <w:rStyle w:val="affb"/>
+            <w:noProof/>
+          </w:rPr>
+          <w:t xml:space="preserve"> KPI</w:t>
         </w:r>
         <w:r>
           <w:rPr>
@@ -926,7 +702,7 @@
             <w:noProof/>
             <w:webHidden/>
           </w:rPr>
-          <w:instrText xml:space="preserve"> PAGEREF _Toc243497523 \h </w:instrText>
+          <w:instrText xml:space="preserve"> PAGEREF _Toc244178249 \h </w:instrText>
         </w:r>
         <w:r>
           <w:rPr>
@@ -971,13 +747,13 @@
           <w:szCs w:val="22"/>
         </w:rPr>
       </w:pPr>
-      <w:hyperlink w:anchor="_Toc243497524" w:history="1">
+      <w:hyperlink w:anchor="_Toc244178250" w:history="1">
         <w:r>
           <w:rPr>
             <w:rStyle w:val="affb"/>
             <w:noProof/>
           </w:rPr>
-          <w:t xml:space="preserve">DM05 </w:t>
+          <w:t xml:space="preserve">DM07 </w:t>
         </w:r>
         <w:r>
           <w:rPr>
@@ -985,7 +761,7 @@
             <w:rFonts w:hint="eastAsia"/>
             <w:noProof/>
           </w:rPr>
-          <w:t>文件變更歷程查詢</w:t>
+          <w:t>文件詳細頁</w:t>
         </w:r>
         <w:r>
           <w:rPr>
@@ -1006,7 +782,7 @@
             <w:noProof/>
             <w:webHidden/>
           </w:rPr>
-          <w:instrText xml:space="preserve"> PAGEREF _Toc243497524 \h </w:instrText>
+          <w:instrText xml:space="preserve"> PAGEREF _Toc244178250 \h </w:instrText>
         </w:r>
         <w:r>
           <w:rPr>
@@ -1051,174 +827,7 @@
           <w:szCs w:val="22"/>
         </w:rPr>
       </w:pPr>
-      <w:hyperlink w:anchor="_Toc243497525" w:history="1">
-        <w:r>
-          <w:rPr>
-            <w:rStyle w:val="affb"/>
-            <w:noProof/>
-          </w:rPr>
-          <w:t xml:space="preserve">DM06 </w:t>
-        </w:r>
-        <w:r>
-          <w:rPr>
-            <w:rStyle w:val="affb"/>
-            <w:rFonts w:hint="eastAsia"/>
-            <w:noProof/>
-          </w:rPr>
-          <w:t>閱讀統計</w:t>
-        </w:r>
-        <w:r>
-          <w:rPr>
-            <w:rStyle w:val="affb"/>
-            <w:noProof/>
-          </w:rPr>
-          <w:t xml:space="preserve"> KPI</w:t>
-        </w:r>
-        <w:r>
-          <w:rPr>
-            <w:noProof/>
-            <w:webHidden/>
-          </w:rPr>
-          <w:tab/>
-        </w:r>
-        <w:r>
-          <w:rPr>
-            <w:noProof/>
-            <w:webHidden/>
-          </w:rPr>
-          <w:fldChar w:fldCharType="begin"/>
-        </w:r>
-        <w:r>
-          <w:rPr>
-            <w:noProof/>
-            <w:webHidden/>
-          </w:rPr>
-          <w:instrText xml:space="preserve"> PAGEREF _Toc243497525 \h </w:instrText>
-        </w:r>
-        <w:r>
-          <w:rPr>
-            <w:noProof/>
-            <w:webHidden/>
-          </w:rPr>
-        </w:r>
-        <w:r>
-          <w:rPr>
-            <w:noProof/>
-            <w:webHidden/>
-          </w:rPr>
-          <w:fldChar w:fldCharType="separate"/>
-        </w:r>
-        <w:r>
-          <w:rPr>
-            <w:noProof/>
-            <w:webHidden/>
-          </w:rPr>
-          <w:t>11</w:t>
-        </w:r>
-        <w:r>
-          <w:rPr>
-            <w:noProof/>
-            <w:webHidden/>
-          </w:rPr>
-          <w:fldChar w:fldCharType="end"/>
-        </w:r>
-      </w:hyperlink>
-    </w:p>
-    <w:p>
-      <w:pPr>
-        <w:pStyle w:val="14"/>
-        <w:tabs>
-          <w:tab w:val="right" w:leader="dot" w:pos="9350"/>
-        </w:tabs>
-        <w:rPr>
-          <w:rFonts w:asciiTheme="minorHAnsi" w:eastAsiaTheme="minorEastAsia" w:hAnsiTheme="minorHAnsi" w:cstheme="minorBidi"/>
-          <w:noProof/>
-          <w:color w:val="auto"/>
-          <w:kern w:val="2"/>
-          <w:szCs w:val="22"/>
-        </w:rPr>
-      </w:pPr>
-      <w:hyperlink w:anchor="_Toc243497526" w:history="1">
-        <w:r>
-          <w:rPr>
-            <w:rStyle w:val="affb"/>
-            <w:noProof/>
-          </w:rPr>
-          <w:t xml:space="preserve">DM07 </w:t>
-        </w:r>
-        <w:r>
-          <w:rPr>
-            <w:rStyle w:val="affb"/>
-            <w:rFonts w:hint="eastAsia"/>
-            <w:noProof/>
-          </w:rPr>
-          <w:t>文件詳細頁</w:t>
-        </w:r>
-        <w:r>
-          <w:rPr>
-            <w:noProof/>
-            <w:webHidden/>
-          </w:rPr>
-          <w:tab/>
-        </w:r>
-        <w:r>
-          <w:rPr>
-            <w:noProof/>
-            <w:webHidden/>
-          </w:rPr>
-          <w:fldChar w:fldCharType="begin"/>
-        </w:r>
-        <w:r>
-          <w:rPr>
-            <w:noProof/>
-            <w:webHidden/>
-          </w:rPr>
-          <w:instrText xml:space="preserve"> PAGEREF _Toc243497526 \h </w:instrText>
-        </w:r>
-        <w:r>
-          <w:rPr>
-            <w:noProof/>
-            <w:webHidden/>
-          </w:rPr>
-        </w:r>
-        <w:r>
-          <w:rPr>
-            <w:noProof/>
-            <w:webHidden/>
-          </w:rPr>
-          <w:fldChar w:fldCharType="separate"/>
-        </w:r>
-        <w:r>
-          <w:rPr>
-            <w:noProof/>
-            <w:webHidden/>
-          </w:rPr>
-          <w:t>13</w:t>
-        </w:r>
-        <w:r>
-          <w:rPr>
-            <w:noProof/>
-            <w:webHidden/>
-          </w:rPr>
-          <w:fldChar w:fldCharType="end"/>
-        </w:r>
-      </w:hyperlink>
-    </w:p>
-    <w:p>
-      <w:pPr>
-        <w:pStyle w:val="14"/>
-        <w:tabs>
-          <w:tab w:val="right" w:leader="dot" w:pos="9350"/>
-        </w:tabs>
-        <w:rPr>
-          <w:rFonts w:asciiTheme="minorHAnsi" w:eastAsiaTheme="minorEastAsia" w:hAnsiTheme="minorHAnsi" w:cstheme="minorBidi"/>
-          <w:noProof/>
-          <w:color w:val="auto"/>
-          <w:kern w:val="2"/>
-          <w:szCs w:val="22"/>
-        </w:rPr>
-      </w:pPr>
-      <w:hyperlink w:anchor="_Toc243497527" w:history="1">
+      <w:hyperlink w:anchor="_Toc244178251" w:history="1">
         <w:r>
           <w:rPr>
             <w:rStyle w:val="affb"/>
@@ -1253,7 +862,7 @@
             <w:noProof/>
             <w:webHidden/>
           </w:rPr>
-          <w:instrText xml:space="preserve"> PAGEREF _Toc243497527 \h </w:instrText>
+          <w:instrText xml:space="preserve"> PAGEREF _Toc244178251 \h </w:instrText>
         </w:r>
         <w:r>
           <w:rPr>
@@ -1273,7 +882,7 @@
             <w:noProof/>
             <w:webHidden/>
           </w:rPr>
-          <w:t>15</w:t>
+          <w:t>11</w:t>
         </w:r>
         <w:r>
           <w:rPr>
@@ -1303,29 +912,7 @@
       <w:pPr>
         <w:pStyle w:val="1"/>
       </w:pPr>
-      <w:bookmarkStart w:id="1" w:name="_Toc243497518"/>
-      <w:r>
-        <w:lastRenderedPageBreak/>
-        <w:t>測試注意事項</w:t>
-      </w:r>
-      <w:bookmarkEnd w:id="1"/>
-    </w:p>
-    <w:p>
-      <w:pPr>
-        <w:ind w:firstLine="482"/>
-      </w:pPr>
-      <w:r>
-        <w:rPr>
-          <w:rFonts w:ascii="標楷體" w:hAnsi="標楷體"/>
-        </w:rPr>
-        <w:t>本測試報告之各項測試會建立、修改與刪除資料，且無法復原，一律於「測試環境」進行，不得於正式環境執行。</w:t>
-      </w:r>
-    </w:p>
-    <w:p>
-      <w:pPr>
-        <w:pStyle w:val="1"/>
-      </w:pPr>
-      <w:bookmarkStart w:id="2" w:name="_Toc243497519"/>
+      <w:bookmarkStart w:id="1" w:name="_Toc244178243"/>
       <w:r>
         <w:lastRenderedPageBreak/>
         <w:t xml:space="preserve">DM00 </w:t>
@@ -1333,7 +920,7 @@
       <w:r>
         <w:t>系統儀表板</w:t>
       </w:r>
-      <w:bookmarkEnd w:id="2"/>
+      <w:bookmarkEnd w:id="1"/>
     </w:p>
     <w:tbl>
       <w:tblPr>
@@ -1344,241 +931,8 @@
         <w:tblLook w:val="04A0" w:firstRow="1" w:lastRow="0" w:firstColumn="1" w:lastColumn="0" w:noHBand="0" w:noVBand="1"/>
       </w:tblPr>
       <w:tblGrid>
-        <w:gridCol w:w="1474"/>
-        <w:gridCol w:w="3628"/>
-        <w:gridCol w:w="1928"/>
-        <w:gridCol w:w="2608"/>
-      </w:tblGrid>
-      <w:tr>
-        <w:trPr>
-          <w:jc w:val="center"/>
-        </w:trPr>
-        <w:tc>
-          <w:tcPr>
-            <w:tcW w:w="9638" w:type="dxa"/>
-            <w:gridSpan w:val="4"/>
-          </w:tcPr>
-          <w:p>
-            <w:pPr>
-              <w:spacing w:before="60" w:after="60"/>
-              <w:jc w:val="center"/>
-            </w:pPr>
-            <w:r>
-              <w:rPr>
-                <w:rFonts w:ascii="標楷體" w:hAnsi="標楷體"/>
-                <w:b/>
-                <w:spacing w:val="80"/>
-                <w:sz w:val="32"/>
-              </w:rPr>
-              <w:t>國防醫學大學三軍總醫院測試報告</w:t>
-            </w:r>
-          </w:p>
-        </w:tc>
-      </w:tr>
-      <w:tr>
-        <w:trPr>
-          <w:jc w:val="center"/>
-        </w:trPr>
-        <w:tc>
-          <w:tcPr>
-            <w:tcW w:w="1474" w:type="dxa"/>
-          </w:tcPr>
-          <w:p>
-            <w:pPr>
-              <w:spacing w:before="60" w:after="60"/>
-              <w:jc w:val="center"/>
-            </w:pPr>
-            <w:r>
-              <w:rPr>
-                <w:rFonts w:ascii="標楷體" w:hAnsi="標楷體"/>
-              </w:rPr>
-              <w:t>購案名稱</w:t>
-            </w:r>
-          </w:p>
-        </w:tc>
-        <w:tc>
-          <w:tcPr>
-            <w:tcW w:w="3628" w:type="dxa"/>
-          </w:tcPr>
-          <w:p>
-            <w:pPr>
-              <w:spacing w:before="60" w:after="60"/>
-              <w:jc w:val="center"/>
-            </w:pPr>
-            <w:r>
-              <w:rPr>
-                <w:rFonts w:ascii="標楷體" w:hAnsi="標楷體"/>
-              </w:rPr>
-              <w:t>國軍醫院設立捐血站裝備整備案</w:t>
-            </w:r>
-          </w:p>
-        </w:tc>
-        <w:tc>
-          <w:tcPr>
-            <w:tcW w:w="1928" w:type="dxa"/>
-          </w:tcPr>
-          <w:p>
-            <w:pPr>
-              <w:spacing w:before="60" w:after="60"/>
-              <w:jc w:val="center"/>
-            </w:pPr>
-            <w:r>
-              <w:rPr>
-                <w:rFonts w:ascii="標楷體" w:hAnsi="標楷體"/>
-              </w:rPr>
-              <w:t>單位主管用印</w:t>
-            </w:r>
-          </w:p>
-        </w:tc>
-        <w:tc>
-          <w:tcPr>
-            <w:tcW w:w="2608" w:type="dxa"/>
-          </w:tcPr>
-          <w:p>
-            <w:pPr>
-              <w:spacing w:before="60" w:after="60"/>
-              <w:jc w:val="center"/>
-            </w:pPr>
-          </w:p>
-        </w:tc>
-      </w:tr>
-      <w:tr>
-        <w:trPr>
-          <w:jc w:val="center"/>
-        </w:trPr>
-        <w:tc>
-          <w:tcPr>
-            <w:tcW w:w="1474" w:type="dxa"/>
-          </w:tcPr>
-          <w:p>
-            <w:pPr>
-              <w:spacing w:before="60" w:after="60"/>
-              <w:jc w:val="center"/>
-            </w:pPr>
-            <w:r>
-              <w:rPr>
-                <w:rFonts w:ascii="標楷體" w:hAnsi="標楷體"/>
-              </w:rPr>
-              <w:t>測試單位</w:t>
-            </w:r>
-          </w:p>
-        </w:tc>
-        <w:tc>
-          <w:tcPr>
-            <w:tcW w:w="3628" w:type="dxa"/>
-          </w:tcPr>
-          <w:p>
-            <w:pPr>
-              <w:spacing w:before="60" w:after="60"/>
-              <w:jc w:val="center"/>
-            </w:pPr>
-          </w:p>
-        </w:tc>
-        <w:tc>
-          <w:tcPr>
-            <w:tcW w:w="1928" w:type="dxa"/>
-          </w:tcPr>
-          <w:p>
-            <w:pPr>
-              <w:spacing w:before="60" w:after="60"/>
-              <w:jc w:val="center"/>
-            </w:pPr>
-            <w:r>
-              <w:rPr>
-                <w:rFonts w:ascii="標楷體" w:hAnsi="標楷體"/>
-              </w:rPr>
-              <w:t>測試人員</w:t>
-            </w:r>
-          </w:p>
-        </w:tc>
-        <w:tc>
-          <w:tcPr>
-            <w:tcW w:w="2608" w:type="dxa"/>
-          </w:tcPr>
-          <w:p>
-            <w:pPr>
-              <w:spacing w:before="60" w:after="60"/>
-              <w:jc w:val="center"/>
-            </w:pPr>
-          </w:p>
-        </w:tc>
-      </w:tr>
-      <w:tr>
-        <w:trPr>
-          <w:jc w:val="center"/>
-        </w:trPr>
-        <w:tc>
-          <w:tcPr>
-            <w:tcW w:w="1474" w:type="dxa"/>
-          </w:tcPr>
-          <w:p>
-            <w:pPr>
-              <w:spacing w:before="60" w:after="60"/>
-              <w:jc w:val="center"/>
-            </w:pPr>
-            <w:r>
-              <w:rPr>
-                <w:rFonts w:ascii="標楷體" w:hAnsi="標楷體"/>
-              </w:rPr>
-              <w:t>測試日期</w:t>
-            </w:r>
-          </w:p>
-        </w:tc>
-        <w:tc>
-          <w:tcPr>
-            <w:tcW w:w="3628" w:type="dxa"/>
-          </w:tcPr>
-          <w:p>
-            <w:pPr>
-              <w:spacing w:before="60" w:after="60"/>
-              <w:jc w:val="center"/>
-            </w:pPr>
-          </w:p>
-        </w:tc>
-        <w:tc>
-          <w:tcPr>
-            <w:tcW w:w="1928" w:type="dxa"/>
-          </w:tcPr>
-          <w:p>
-            <w:pPr>
-              <w:spacing w:before="60" w:after="60"/>
-              <w:jc w:val="center"/>
-            </w:pPr>
-            <w:r>
-              <w:rPr>
-                <w:rFonts w:ascii="標楷體" w:hAnsi="標楷體"/>
-              </w:rPr>
-              <w:t>測試完畢日期</w:t>
-            </w:r>
-          </w:p>
-        </w:tc>
-        <w:tc>
-          <w:tcPr>
-            <w:tcW w:w="2608" w:type="dxa"/>
-          </w:tcPr>
-          <w:p>
-            <w:pPr>
-              <w:spacing w:before="60" w:after="60"/>
-              <w:jc w:val="center"/>
-            </w:pPr>
-          </w:p>
-        </w:tc>
-      </w:tr>
-    </w:tbl>
-    <w:p/>
-    <w:tbl>
-      <w:tblPr>
-        <w:tblStyle w:val="aff2"/>
-        <w:tblW w:w="0" w:type="auto"/>
-        <w:jc w:val="center"/>
-        <w:tblLayout w:type="fixed"/>
-        <w:tblLook w:val="04A0" w:firstRow="1" w:lastRow="0" w:firstColumn="1" w:lastColumn="0" w:noHBand="0" w:noVBand="1"/>
-      </w:tblPr>
-      <w:tblGrid>
-        <w:gridCol w:w="907"/>
-        <w:gridCol w:w="6236"/>
-        <w:gridCol w:w="1247"/>
-        <w:gridCol w:w="1247"/>
+        <w:gridCol w:w="4680"/>
+        <w:gridCol w:w="4680"/>
       </w:tblGrid>
       <w:tr>
         <w:trPr>
@@ -1588,7 +942,6 @@
         <w:tc>
           <w:tcPr>
             <w:tcW w:w="907" w:type="dxa"/>
-            <w:vMerge w:val="restart"/>
           </w:tcPr>
           <w:p>
             <w:pPr>
@@ -1605,8 +958,7 @@
         </w:tc>
         <w:tc>
           <w:tcPr>
-            <w:tcW w:w="6236" w:type="dxa"/>
-            <w:vMerge w:val="restart"/>
+            <w:tcW w:w="8447" w:type="dxa"/>
           </w:tcPr>
           <w:p>
             <w:pPr>
@@ -1617,79 +969,7 @@
               <w:rPr>
                 <w:rFonts w:ascii="標楷體" w:hAnsi="標楷體"/>
               </w:rPr>
-              <w:t>測試內容</w:t>
-            </w:r>
-          </w:p>
-        </w:tc>
-        <w:tc>
-          <w:tcPr>
-            <w:tcW w:w="2494" w:type="dxa"/>
-            <w:gridSpan w:val="2"/>
-          </w:tcPr>
-          <w:p>
-            <w:pPr>
-              <w:spacing w:before="60" w:after="60"/>
-              <w:jc w:val="center"/>
-            </w:pPr>
-            <w:r>
-              <w:rPr>
-                <w:rFonts w:ascii="標楷體" w:hAnsi="標楷體"/>
-              </w:rPr>
-              <w:t>測試人員勾選</w:t>
-            </w:r>
-          </w:p>
-        </w:tc>
-      </w:tr>
-      <w:tr>
-        <w:trPr>
-          <w:tblHeader/>
-          <w:jc w:val="center"/>
-        </w:trPr>
-        <w:tc>
-          <w:tcPr>
-            <w:tcW w:w="907" w:type="dxa"/>
-            <w:vMerge/>
-          </w:tcPr>
-          <w:p/>
-        </w:tc>
-        <w:tc>
-          <w:tcPr>
-            <w:tcW w:w="6236" w:type="dxa"/>
-            <w:vMerge/>
-          </w:tcPr>
-          <w:p/>
-        </w:tc>
-        <w:tc>
-          <w:tcPr>
-            <w:tcW w:w="1247" w:type="dxa"/>
-          </w:tcPr>
-          <w:p>
-            <w:pPr>
-              <w:spacing w:before="60" w:after="60"/>
-              <w:jc w:val="center"/>
-            </w:pPr>
-            <w:r>
-              <w:rPr>
-                <w:rFonts w:ascii="標楷體" w:hAnsi="標楷體"/>
-              </w:rPr>
-              <w:t>合格</w:t>
-            </w:r>
-          </w:p>
-        </w:tc>
-        <w:tc>
-          <w:tcPr>
-            <w:tcW w:w="1247" w:type="dxa"/>
-          </w:tcPr>
-          <w:p>
-            <w:pPr>
-              <w:spacing w:before="60" w:after="60"/>
-              <w:jc w:val="center"/>
-            </w:pPr>
-            <w:r>
-              <w:rPr>
-                <w:rFonts w:ascii="標楷體" w:hAnsi="標楷體"/>
-              </w:rPr>
-              <w:t>不合格</w:t>
+              <w:t>測試情境</w:t>
             </w:r>
           </w:p>
         </w:tc>
@@ -1718,7 +998,7 @@
         </w:tc>
         <w:tc>
           <w:tcPr>
-            <w:tcW w:w="6236" w:type="dxa"/>
+            <w:tcW w:w="8447" w:type="dxa"/>
           </w:tcPr>
           <w:p>
             <w:pPr>
@@ -1745,28 +1025,6 @@
               </w:rPr>
               <w:t>文件概況」，上方為四類文件數與總計，下方為「最新更新公告」。</w:t>
             </w:r>
-          </w:p>
-        </w:tc>
-        <w:tc>
-          <w:tcPr>
-            <w:tcW w:w="1247" w:type="dxa"/>
-          </w:tcPr>
-          <w:p>
-            <w:pPr>
-              <w:spacing w:before="60" w:after="60"/>
-              <w:jc w:val="center"/>
-            </w:pPr>
-          </w:p>
-        </w:tc>
-        <w:tc>
-          <w:tcPr>
-            <w:tcW w:w="1247" w:type="dxa"/>
-          </w:tcPr>
-          <w:p>
-            <w:pPr>
-              <w:spacing w:before="60" w:after="60"/>
-              <w:jc w:val="center"/>
-            </w:pPr>
           </w:p>
         </w:tc>
       </w:tr>
@@ -1794,7 +1052,7 @@
         </w:tc>
         <w:tc>
           <w:tcPr>
-            <w:tcW w:w="6236" w:type="dxa"/>
+            <w:tcW w:w="8447" w:type="dxa"/>
           </w:tcPr>
           <w:p>
             <w:pPr>
@@ -1807,28 +1065,6 @@
               </w:rPr>
               <w:t>新文件經審核者核准發布後回主頁，該分類數字與總計應各加一，公告最上方出現該文件並標示「新增」加版本號。</w:t>
             </w:r>
-          </w:p>
-        </w:tc>
-        <w:tc>
-          <w:tcPr>
-            <w:tcW w:w="1247" w:type="dxa"/>
-          </w:tcPr>
-          <w:p>
-            <w:pPr>
-              <w:spacing w:before="60" w:after="60"/>
-              <w:jc w:val="center"/>
-            </w:pPr>
-          </w:p>
-        </w:tc>
-        <w:tc>
-          <w:tcPr>
-            <w:tcW w:w="1247" w:type="dxa"/>
-          </w:tcPr>
-          <w:p>
-            <w:pPr>
-              <w:spacing w:before="60" w:after="60"/>
-              <w:jc w:val="center"/>
-            </w:pPr>
           </w:p>
         </w:tc>
       </w:tr>
@@ -1856,7 +1092,7 @@
         </w:tc>
         <w:tc>
           <w:tcPr>
-            <w:tcW w:w="6236" w:type="dxa"/>
+            <w:tcW w:w="8447" w:type="dxa"/>
           </w:tcPr>
           <w:p>
             <w:pPr>
@@ -1869,28 +1105,6 @@
               </w:rPr>
               <w:t>既有文件之新版本核准發布後回主頁，分類數字與總計應不變，公告最上方出現該文件並標示「新版本」加版本號，該文件先前的公告列應不再出現。</w:t>
             </w:r>
-          </w:p>
-        </w:tc>
-        <w:tc>
-          <w:tcPr>
-            <w:tcW w:w="1247" w:type="dxa"/>
-          </w:tcPr>
-          <w:p>
-            <w:pPr>
-              <w:spacing w:before="60" w:after="60"/>
-              <w:jc w:val="center"/>
-            </w:pPr>
-          </w:p>
-        </w:tc>
-        <w:tc>
-          <w:tcPr>
-            <w:tcW w:w="1247" w:type="dxa"/>
-          </w:tcPr>
-          <w:p>
-            <w:pPr>
-              <w:spacing w:before="60" w:after="60"/>
-              <w:jc w:val="center"/>
-            </w:pPr>
           </w:p>
         </w:tc>
       </w:tr>
@@ -1918,7 +1132,7 @@
         </w:tc>
         <w:tc>
           <w:tcPr>
-            <w:tcW w:w="6236" w:type="dxa"/>
+            <w:tcW w:w="8447" w:type="dxa"/>
           </w:tcPr>
           <w:p>
             <w:pPr>
@@ -1931,28 +1145,6 @@
               </w:rPr>
               <w:t>對已發布文件提出廢止申請後，待審核期間該分類數字與總計應不變；審核者核准廢止後回主頁，該分類數字與總計應各減一，公告區該文件之列一併移除。</w:t>
             </w:r>
-          </w:p>
-        </w:tc>
-        <w:tc>
-          <w:tcPr>
-            <w:tcW w:w="1247" w:type="dxa"/>
-          </w:tcPr>
-          <w:p>
-            <w:pPr>
-              <w:spacing w:before="60" w:after="60"/>
-              <w:jc w:val="center"/>
-            </w:pPr>
-          </w:p>
-        </w:tc>
-        <w:tc>
-          <w:tcPr>
-            <w:tcW w:w="1247" w:type="dxa"/>
-          </w:tcPr>
-          <w:p>
-            <w:pPr>
-              <w:spacing w:before="60" w:after="60"/>
-              <w:jc w:val="center"/>
-            </w:pPr>
           </w:p>
         </w:tc>
       </w:tr>
@@ -1980,7 +1172,7 @@
         </w:tc>
         <w:tc>
           <w:tcPr>
-            <w:tcW w:w="6236" w:type="dxa"/>
+            <w:tcW w:w="8447" w:type="dxa"/>
           </w:tcPr>
           <w:p>
             <w:pPr>
@@ -2035,28 +1227,6 @@
               </w:rPr>
               <w:t>。</w:t>
             </w:r>
-          </w:p>
-        </w:tc>
-        <w:tc>
-          <w:tcPr>
-            <w:tcW w:w="1247" w:type="dxa"/>
-          </w:tcPr>
-          <w:p>
-            <w:pPr>
-              <w:spacing w:before="60" w:after="60"/>
-              <w:jc w:val="center"/>
-            </w:pPr>
-          </w:p>
-        </w:tc>
-        <w:tc>
-          <w:tcPr>
-            <w:tcW w:w="1247" w:type="dxa"/>
-          </w:tcPr>
-          <w:p>
-            <w:pPr>
-              <w:spacing w:before="60" w:after="60"/>
-              <w:jc w:val="center"/>
-            </w:pPr>
           </w:p>
         </w:tc>
       </w:tr>
@@ -2084,7 +1254,7 @@
         </w:tc>
         <w:tc>
           <w:tcPr>
-            <w:tcW w:w="6236" w:type="dxa"/>
+            <w:tcW w:w="8447" w:type="dxa"/>
           </w:tcPr>
           <w:p>
             <w:pPr>
@@ -2125,28 +1295,6 @@
               </w:rPr>
               <w:t>文件庫。</w:t>
             </w:r>
-          </w:p>
-        </w:tc>
-        <w:tc>
-          <w:tcPr>
-            <w:tcW w:w="1247" w:type="dxa"/>
-          </w:tcPr>
-          <w:p>
-            <w:pPr>
-              <w:spacing w:before="60" w:after="60"/>
-              <w:jc w:val="center"/>
-            </w:pPr>
-          </w:p>
-        </w:tc>
-        <w:tc>
-          <w:tcPr>
-            <w:tcW w:w="1247" w:type="dxa"/>
-          </w:tcPr>
-          <w:p>
-            <w:pPr>
-              <w:spacing w:before="60" w:after="60"/>
-              <w:jc w:val="center"/>
-            </w:pPr>
           </w:p>
         </w:tc>
       </w:tr>
@@ -2155,7 +1303,7 @@
       <w:pPr>
         <w:pStyle w:val="1"/>
       </w:pPr>
-      <w:bookmarkStart w:id="3" w:name="_Toc243497520"/>
+      <w:bookmarkStart w:id="2" w:name="_Toc244178244"/>
       <w:r>
         <w:lastRenderedPageBreak/>
         <w:t xml:space="preserve">DM01 </w:t>
@@ -2163,7 +1311,7 @@
       <w:r>
         <w:t>文件庫</w:t>
       </w:r>
-      <w:bookmarkEnd w:id="3"/>
+      <w:bookmarkEnd w:id="2"/>
     </w:p>
     <w:tbl>
       <w:tblPr>
@@ -2174,241 +1322,8 @@
         <w:tblLook w:val="04A0" w:firstRow="1" w:lastRow="0" w:firstColumn="1" w:lastColumn="0" w:noHBand="0" w:noVBand="1"/>
       </w:tblPr>
       <w:tblGrid>
-        <w:gridCol w:w="1474"/>
-        <w:gridCol w:w="3628"/>
-        <w:gridCol w:w="1928"/>
-        <w:gridCol w:w="2608"/>
-      </w:tblGrid>
-      <w:tr>
-        <w:trPr>
-          <w:jc w:val="center"/>
-        </w:trPr>
-        <w:tc>
-          <w:tcPr>
-            <w:tcW w:w="9638" w:type="dxa"/>
-            <w:gridSpan w:val="4"/>
-          </w:tcPr>
-          <w:p>
-            <w:pPr>
-              <w:spacing w:before="60" w:after="60"/>
-              <w:jc w:val="center"/>
-            </w:pPr>
-            <w:r>
-              <w:rPr>
-                <w:rFonts w:ascii="標楷體" w:hAnsi="標楷體"/>
-                <w:b/>
-                <w:spacing w:val="80"/>
-                <w:sz w:val="32"/>
-              </w:rPr>
-              <w:t>國防醫學大學三軍總醫院測試報告</w:t>
-            </w:r>
-          </w:p>
-        </w:tc>
-      </w:tr>
-      <w:tr>
-        <w:trPr>
-          <w:jc w:val="center"/>
-        </w:trPr>
-        <w:tc>
-          <w:tcPr>
-            <w:tcW w:w="1474" w:type="dxa"/>
-          </w:tcPr>
-          <w:p>
-            <w:pPr>
-              <w:spacing w:before="60" w:after="60"/>
-              <w:jc w:val="center"/>
-            </w:pPr>
-            <w:r>
-              <w:rPr>
-                <w:rFonts w:ascii="標楷體" w:hAnsi="標楷體"/>
-              </w:rPr>
-              <w:t>購案名稱</w:t>
-            </w:r>
-          </w:p>
-        </w:tc>
-        <w:tc>
-          <w:tcPr>
-            <w:tcW w:w="3628" w:type="dxa"/>
-          </w:tcPr>
-          <w:p>
-            <w:pPr>
-              <w:spacing w:before="60" w:after="60"/>
-              <w:jc w:val="center"/>
-            </w:pPr>
-            <w:r>
-              <w:rPr>
-                <w:rFonts w:ascii="標楷體" w:hAnsi="標楷體"/>
-              </w:rPr>
-              <w:t>國軍醫院設立捐血站裝備整備案</w:t>
-            </w:r>
-          </w:p>
-        </w:tc>
-        <w:tc>
-          <w:tcPr>
-            <w:tcW w:w="1928" w:type="dxa"/>
-          </w:tcPr>
-          <w:p>
-            <w:pPr>
-              <w:spacing w:before="60" w:after="60"/>
-              <w:jc w:val="center"/>
-            </w:pPr>
-            <w:r>
-              <w:rPr>
-                <w:rFonts w:ascii="標楷體" w:hAnsi="標楷體"/>
-              </w:rPr>
-              <w:t>單位主管用印</w:t>
-            </w:r>
-          </w:p>
-        </w:tc>
-        <w:tc>
-          <w:tcPr>
-            <w:tcW w:w="2608" w:type="dxa"/>
-          </w:tcPr>
-          <w:p>
-            <w:pPr>
-              <w:spacing w:before="60" w:after="60"/>
-              <w:jc w:val="center"/>
-            </w:pPr>
-          </w:p>
-        </w:tc>
-      </w:tr>
-      <w:tr>
-        <w:trPr>
-          <w:jc w:val="center"/>
-        </w:trPr>
-        <w:tc>
-          <w:tcPr>
-            <w:tcW w:w="1474" w:type="dxa"/>
-          </w:tcPr>
-          <w:p>
-            <w:pPr>
-              <w:spacing w:before="60" w:after="60"/>
-              <w:jc w:val="center"/>
-            </w:pPr>
-            <w:r>
-              <w:rPr>
-                <w:rFonts w:ascii="標楷體" w:hAnsi="標楷體"/>
-              </w:rPr>
-              <w:t>測試單位</w:t>
-            </w:r>
-          </w:p>
-        </w:tc>
-        <w:tc>
-          <w:tcPr>
-            <w:tcW w:w="3628" w:type="dxa"/>
-          </w:tcPr>
-          <w:p>
-            <w:pPr>
-              <w:spacing w:before="60" w:after="60"/>
-              <w:jc w:val="center"/>
-            </w:pPr>
-          </w:p>
-        </w:tc>
-        <w:tc>
-          <w:tcPr>
-            <w:tcW w:w="1928" w:type="dxa"/>
-          </w:tcPr>
-          <w:p>
-            <w:pPr>
-              <w:spacing w:before="60" w:after="60"/>
-              <w:jc w:val="center"/>
-            </w:pPr>
-            <w:r>
-              <w:rPr>
-                <w:rFonts w:ascii="標楷體" w:hAnsi="標楷體"/>
-              </w:rPr>
-              <w:t>測試人員</w:t>
-            </w:r>
-          </w:p>
-        </w:tc>
-        <w:tc>
-          <w:tcPr>
-            <w:tcW w:w="2608" w:type="dxa"/>
-          </w:tcPr>
-          <w:p>
-            <w:pPr>
-              <w:spacing w:before="60" w:after="60"/>
-              <w:jc w:val="center"/>
-            </w:pPr>
-          </w:p>
-        </w:tc>
-      </w:tr>
-      <w:tr>
-        <w:trPr>
-          <w:jc w:val="center"/>
-        </w:trPr>
-        <w:tc>
-          <w:tcPr>
-            <w:tcW w:w="1474" w:type="dxa"/>
-          </w:tcPr>
-          <w:p>
-            <w:pPr>
-              <w:spacing w:before="60" w:after="60"/>
-              <w:jc w:val="center"/>
-            </w:pPr>
-            <w:r>
-              <w:rPr>
-                <w:rFonts w:ascii="標楷體" w:hAnsi="標楷體"/>
-              </w:rPr>
-              <w:t>測試日期</w:t>
-            </w:r>
-          </w:p>
-        </w:tc>
-        <w:tc>
-          <w:tcPr>
-            <w:tcW w:w="3628" w:type="dxa"/>
-          </w:tcPr>
-          <w:p>
-            <w:pPr>
-              <w:spacing w:before="60" w:after="60"/>
-              <w:jc w:val="center"/>
-            </w:pPr>
-          </w:p>
-        </w:tc>
-        <w:tc>
-          <w:tcPr>
-            <w:tcW w:w="1928" w:type="dxa"/>
-          </w:tcPr>
-          <w:p>
-            <w:pPr>
-              <w:spacing w:before="60" w:after="60"/>
-              <w:jc w:val="center"/>
-            </w:pPr>
-            <w:r>
-              <w:rPr>
-                <w:rFonts w:ascii="標楷體" w:hAnsi="標楷體"/>
-              </w:rPr>
-              <w:t>測試完畢日期</w:t>
-            </w:r>
-          </w:p>
-        </w:tc>
-        <w:tc>
-          <w:tcPr>
-            <w:tcW w:w="2608" w:type="dxa"/>
-          </w:tcPr>
-          <w:p>
-            <w:pPr>
-              <w:spacing w:before="60" w:after="60"/>
-              <w:jc w:val="center"/>
-            </w:pPr>
-          </w:p>
-        </w:tc>
-      </w:tr>
-    </w:tbl>
-    <w:p/>
-    <w:tbl>
-      <w:tblPr>
-        <w:tblStyle w:val="aff2"/>
-        <w:tblW w:w="0" w:type="auto"/>
-        <w:jc w:val="center"/>
-        <w:tblLayout w:type="fixed"/>
-        <w:tblLook w:val="04A0" w:firstRow="1" w:lastRow="0" w:firstColumn="1" w:lastColumn="0" w:noHBand="0" w:noVBand="1"/>
-      </w:tblPr>
-      <w:tblGrid>
         <w:gridCol w:w="907"/>
-        <w:gridCol w:w="6236"/>
-        <w:gridCol w:w="1247"/>
-        <w:gridCol w:w="1247"/>
+        <w:gridCol w:w="8447"/>
       </w:tblGrid>
       <w:tr>
         <w:trPr>
@@ -2418,7 +1333,6 @@
         <w:tc>
           <w:tcPr>
             <w:tcW w:w="907" w:type="dxa"/>
-            <w:vMerge w:val="restart"/>
           </w:tcPr>
           <w:p>
             <w:pPr>
@@ -2435,8 +1349,7 @@
         </w:tc>
         <w:tc>
           <w:tcPr>
-            <w:tcW w:w="6236" w:type="dxa"/>
-            <w:vMerge w:val="restart"/>
+            <w:tcW w:w="8447" w:type="dxa"/>
           </w:tcPr>
           <w:p>
             <w:pPr>
@@ -2447,79 +1360,7 @@
               <w:rPr>
                 <w:rFonts w:ascii="標楷體" w:hAnsi="標楷體"/>
               </w:rPr>
-              <w:t>測試內容</w:t>
-            </w:r>
-          </w:p>
-        </w:tc>
-        <w:tc>
-          <w:tcPr>
-            <w:tcW w:w="2494" w:type="dxa"/>
-            <w:gridSpan w:val="2"/>
-          </w:tcPr>
-          <w:p>
-            <w:pPr>
-              <w:spacing w:before="60" w:after="60"/>
-              <w:jc w:val="center"/>
-            </w:pPr>
-            <w:r>
-              <w:rPr>
-                <w:rFonts w:ascii="標楷體" w:hAnsi="標楷體"/>
-              </w:rPr>
-              <w:t>測試人員勾選</w:t>
-            </w:r>
-          </w:p>
-        </w:tc>
-      </w:tr>
-      <w:tr>
-        <w:trPr>
-          <w:tblHeader/>
-          <w:jc w:val="center"/>
-        </w:trPr>
-        <w:tc>
-          <w:tcPr>
-            <w:tcW w:w="907" w:type="dxa"/>
-            <w:vMerge/>
-          </w:tcPr>
-          <w:p/>
-        </w:tc>
-        <w:tc>
-          <w:tcPr>
-            <w:tcW w:w="6236" w:type="dxa"/>
-            <w:vMerge/>
-          </w:tcPr>
-          <w:p/>
-        </w:tc>
-        <w:tc>
-          <w:tcPr>
-            <w:tcW w:w="1247" w:type="dxa"/>
-          </w:tcPr>
-          <w:p>
-            <w:pPr>
-              <w:spacing w:before="60" w:after="60"/>
-              <w:jc w:val="center"/>
-            </w:pPr>
-            <w:r>
-              <w:rPr>
-                <w:rFonts w:ascii="標楷體" w:hAnsi="標楷體"/>
-              </w:rPr>
-              <w:t>合格</w:t>
-            </w:r>
-          </w:p>
-        </w:tc>
-        <w:tc>
-          <w:tcPr>
-            <w:tcW w:w="1247" w:type="dxa"/>
-          </w:tcPr>
-          <w:p>
-            <w:pPr>
-              <w:spacing w:before="60" w:after="60"/>
-              <w:jc w:val="center"/>
-            </w:pPr>
-            <w:r>
-              <w:rPr>
-                <w:rFonts w:ascii="標楷體" w:hAnsi="標楷體"/>
-              </w:rPr>
-              <w:t>不合格</w:t>
+              <w:t>測試情境</w:t>
             </w:r>
           </w:p>
         </w:tc>
@@ -2548,7 +1389,7 @@
         </w:tc>
         <w:tc>
           <w:tcPr>
-            <w:tcW w:w="6236" w:type="dxa"/>
+            <w:tcW w:w="8447" w:type="dxa"/>
           </w:tcPr>
           <w:p>
             <w:pPr>
@@ -2561,28 +1402,6 @@
               </w:rPr>
               <w:t>以具編輯者角色之帳號進入文件庫、不設任何條件，清單應列出全部已發布文件；首版存為草稿、以及首版已送審尚未核准之文件，皆不應出現。</w:t>
             </w:r>
-          </w:p>
-        </w:tc>
-        <w:tc>
-          <w:tcPr>
-            <w:tcW w:w="1247" w:type="dxa"/>
-          </w:tcPr>
-          <w:p>
-            <w:pPr>
-              <w:spacing w:before="60" w:after="60"/>
-              <w:jc w:val="center"/>
-            </w:pPr>
-          </w:p>
-        </w:tc>
-        <w:tc>
-          <w:tcPr>
-            <w:tcW w:w="1247" w:type="dxa"/>
-          </w:tcPr>
-          <w:p>
-            <w:pPr>
-              <w:spacing w:before="60" w:after="60"/>
-              <w:jc w:val="center"/>
-            </w:pPr>
           </w:p>
         </w:tc>
       </w:tr>
@@ -2610,7 +1429,7 @@
         </w:tc>
         <w:tc>
           <w:tcPr>
-            <w:tcW w:w="6236" w:type="dxa"/>
+            <w:tcW w:w="8447" w:type="dxa"/>
           </w:tcPr>
           <w:p>
             <w:pPr>
@@ -2623,28 +1442,6 @@
               </w:rPr>
               <w:t>以僅具閱覽者角色、被授予「國防部軍醫局＋護理師」與「國防醫學院三軍總醫院＋行政人員」兩組可見對象之帳號登入，應看得到可見對象為「全單位＋全體」「全單位＋護理師」「國防部軍醫局＋護理師」之文件；不應看到可見對象為「國防部軍醫局＋行政人員」（兩組授權之單位與職位交叉組成，無一組整組相符）、「國防醫學院三軍總醫院松山分院＋行政人員」（授權之醫院不涵蓋其分院）之文件，以及分類為「訓練教材」之文件（不設可見對象，僅具閱覽者角色者查不到）。</w:t>
             </w:r>
-          </w:p>
-        </w:tc>
-        <w:tc>
-          <w:tcPr>
-            <w:tcW w:w="1247" w:type="dxa"/>
-          </w:tcPr>
-          <w:p>
-            <w:pPr>
-              <w:spacing w:before="60" w:after="60"/>
-              <w:jc w:val="center"/>
-            </w:pPr>
-          </w:p>
-        </w:tc>
-        <w:tc>
-          <w:tcPr>
-            <w:tcW w:w="1247" w:type="dxa"/>
-          </w:tcPr>
-          <w:p>
-            <w:pPr>
-              <w:spacing w:before="60" w:after="60"/>
-              <w:jc w:val="center"/>
-            </w:pPr>
           </w:p>
         </w:tc>
       </w:tr>
@@ -2672,7 +1469,7 @@
         </w:tc>
         <w:tc>
           <w:tcPr>
-            <w:tcW w:w="6236" w:type="dxa"/>
+            <w:tcW w:w="8447" w:type="dxa"/>
           </w:tcPr>
           <w:p>
             <w:pPr>
@@ -2683,37 +1480,15 @@
                 <w:rFonts w:ascii="標楷體" w:hAnsi="標楷體"/>
                 <w:sz w:val="22"/>
               </w:rPr>
-              <w:t>以僅具閱覽者角色、未被授予任何可見對象之帳號登入，應只看得到可見對象</w:t>
-            </w:r>
-            <w:r>
-              <w:rPr>
-                <w:rFonts w:ascii="標楷體" w:hAnsi="標楷體"/>
-                <w:sz w:val="22"/>
-              </w:rPr>
-              <w:t>為「全單位＋全體」之文件；其餘可見對象之文件與訓練教材皆不應出現。</w:t>
-            </w:r>
-          </w:p>
-        </w:tc>
-        <w:tc>
-          <w:tcPr>
-            <w:tcW w:w="1247" w:type="dxa"/>
-          </w:tcPr>
-          <w:p>
-            <w:pPr>
-              <w:spacing w:before="60" w:after="60"/>
-              <w:jc w:val="center"/>
-            </w:pPr>
-          </w:p>
-        </w:tc>
-        <w:tc>
-          <w:tcPr>
-            <w:tcW w:w="1247" w:type="dxa"/>
-          </w:tcPr>
-          <w:p>
-            <w:pPr>
-              <w:spacing w:before="60" w:after="60"/>
-              <w:jc w:val="center"/>
-            </w:pPr>
+              <w:t>以僅具閱覽者角色、未被授予任何可見對象之帳號登入，應只看得到可見對象為「</w:t>
+            </w:r>
+            <w:r>
+              <w:rPr>
+                <w:rFonts w:ascii="標楷體" w:hAnsi="標楷體"/>
+                <w:sz w:val="22"/>
+              </w:rPr>
+              <w:t>全單位＋全體」之文件；其餘可見對象之文件與訓練教材皆不應出現。</w:t>
+            </w:r>
           </w:p>
         </w:tc>
       </w:tr>
@@ -2741,7 +1516,7 @@
         </w:tc>
         <w:tc>
           <w:tcPr>
-            <w:tcW w:w="6236" w:type="dxa"/>
+            <w:tcW w:w="8447" w:type="dxa"/>
           </w:tcPr>
           <w:p>
             <w:pPr>
@@ -2754,28 +1529,6 @@
               </w:rPr>
               <w:t>以具編輯者角色之帳號登入，可見對象與本人無關之文件、以及分類為「訓練教材」之文件皆應列出（具編輯者角色者不受可見對象限制）。</w:t>
             </w:r>
-          </w:p>
-        </w:tc>
-        <w:tc>
-          <w:tcPr>
-            <w:tcW w:w="1247" w:type="dxa"/>
-          </w:tcPr>
-          <w:p>
-            <w:pPr>
-              <w:spacing w:before="60" w:after="60"/>
-              <w:jc w:val="center"/>
-            </w:pPr>
-          </w:p>
-        </w:tc>
-        <w:tc>
-          <w:tcPr>
-            <w:tcW w:w="1247" w:type="dxa"/>
-          </w:tcPr>
-          <w:p>
-            <w:pPr>
-              <w:spacing w:before="60" w:after="60"/>
-              <w:jc w:val="center"/>
-            </w:pPr>
           </w:p>
         </w:tc>
       </w:tr>
@@ -2803,7 +1556,7 @@
         </w:tc>
         <w:tc>
           <w:tcPr>
-            <w:tcW w:w="6236" w:type="dxa"/>
+            <w:tcW w:w="8447" w:type="dxa"/>
           </w:tcPr>
           <w:p>
             <w:pPr>
@@ -2844,28 +1597,6 @@
               </w:rPr>
               <w:t>起、迄」任一條件或組合查詢（輸入或選取後不必按任何按鈕，清單即自動更新），清單應只列出符合條件的文件。</w:t>
             </w:r>
-          </w:p>
-        </w:tc>
-        <w:tc>
-          <w:tcPr>
-            <w:tcW w:w="1247" w:type="dxa"/>
-          </w:tcPr>
-          <w:p>
-            <w:pPr>
-              <w:spacing w:before="60" w:after="60"/>
-              <w:jc w:val="center"/>
-            </w:pPr>
-          </w:p>
-        </w:tc>
-        <w:tc>
-          <w:tcPr>
-            <w:tcW w:w="1247" w:type="dxa"/>
-          </w:tcPr>
-          <w:p>
-            <w:pPr>
-              <w:spacing w:before="60" w:after="60"/>
-              <w:jc w:val="center"/>
-            </w:pPr>
           </w:p>
         </w:tc>
       </w:tr>
@@ -2893,7 +1624,7 @@
         </w:tc>
         <w:tc>
           <w:tcPr>
-            <w:tcW w:w="6236" w:type="dxa"/>
+            <w:tcW w:w="8447" w:type="dxa"/>
           </w:tcPr>
           <w:p>
             <w:pPr>
@@ -2904,7 +1635,14 @@
                 <w:rFonts w:ascii="標楷體" w:hAnsi="標楷體"/>
                 <w:sz w:val="22"/>
               </w:rPr>
-              <w:t>以僅出現在摘要、文件名稱中沒有的詞查詢，該文件仍應列出；「檢索標籤」同時選兩個，掛有其中任一標籤之文件皆應列出；「發布日期</w:t>
+              <w:t>以僅出現在摘要、文件名稱中沒有的詞查詢，該文件仍應列出；「檢索標籤」同時選兩個，掛有其中任一標籤之文件皆應列出；「發布日</w:t>
+            </w:r>
+            <w:r>
+              <w:rPr>
+                <w:rFonts w:ascii="標楷體" w:hAnsi="標楷體"/>
+                <w:sz w:val="22"/>
+              </w:rPr>
+              <w:t>期</w:t>
             </w:r>
             <w:r>
               <w:rPr>
@@ -2920,28 +1658,6 @@
               </w:rPr>
               <w:t>起、迄」設為同一天，應只列出該日發布之文件。</w:t>
             </w:r>
-          </w:p>
-        </w:tc>
-        <w:tc>
-          <w:tcPr>
-            <w:tcW w:w="1247" w:type="dxa"/>
-          </w:tcPr>
-          <w:p>
-            <w:pPr>
-              <w:spacing w:before="60" w:after="60"/>
-              <w:jc w:val="center"/>
-            </w:pPr>
-          </w:p>
-        </w:tc>
-        <w:tc>
-          <w:tcPr>
-            <w:tcW w:w="1247" w:type="dxa"/>
-          </w:tcPr>
-          <w:p>
-            <w:pPr>
-              <w:spacing w:before="60" w:after="60"/>
-              <w:jc w:val="center"/>
-            </w:pPr>
           </w:p>
         </w:tc>
       </w:tr>
@@ -2969,7 +1685,7 @@
         </w:tc>
         <w:tc>
           <w:tcPr>
-            <w:tcW w:w="6236" w:type="dxa"/>
+            <w:tcW w:w="8447" w:type="dxa"/>
           </w:tcPr>
           <w:p>
             <w:pPr>
@@ -2994,15 +1710,7 @@
                 <w:rFonts w:ascii="標楷體" w:hAnsi="標楷體"/>
                 <w:sz w:val="22"/>
               </w:rPr>
-              <w:t>）」下拉；選一個已有已發布手冊之作業項目，應只列出該作業項目的手冊，且其文件名稱下方標示該作業項</w:t>
-            </w:r>
-            <w:r>
-              <w:rPr>
-                <w:rFonts w:ascii="標楷體" w:hAnsi="標楷體"/>
-                <w:sz w:val="22"/>
-              </w:rPr>
-              <w:lastRenderedPageBreak/>
-              <w:t>目（「代碼</w:t>
+              <w:t>）」下拉；選一個已有已發布手冊之作業項目，應只列出該作業項目的手冊，且其文件名稱下方標示該作業項目（「代碼</w:t>
             </w:r>
             <w:r>
               <w:rPr>
@@ -3018,28 +1726,6 @@
               </w:rPr>
               <w:t>名稱」）；再將「分類」改選其他分類，該下拉應隱藏且已選的作業項目一併清除。</w:t>
             </w:r>
-          </w:p>
-        </w:tc>
-        <w:tc>
-          <w:tcPr>
-            <w:tcW w:w="1247" w:type="dxa"/>
-          </w:tcPr>
-          <w:p>
-            <w:pPr>
-              <w:spacing w:before="60" w:after="60"/>
-              <w:jc w:val="center"/>
-            </w:pPr>
-          </w:p>
-        </w:tc>
-        <w:tc>
-          <w:tcPr>
-            <w:tcW w:w="1247" w:type="dxa"/>
-          </w:tcPr>
-          <w:p>
-            <w:pPr>
-              <w:spacing w:before="60" w:after="60"/>
-              <w:jc w:val="center"/>
-            </w:pPr>
           </w:p>
         </w:tc>
       </w:tr>
@@ -3067,7 +1753,7 @@
         </w:tc>
         <w:tc>
           <w:tcPr>
-            <w:tcW w:w="6236" w:type="dxa"/>
+            <w:tcW w:w="8447" w:type="dxa"/>
           </w:tcPr>
           <w:p>
             <w:pPr>
@@ -3078,37 +1764,15 @@
                 <w:rFonts w:ascii="標楷體" w:hAnsi="標楷體"/>
                 <w:sz w:val="22"/>
               </w:rPr>
-              <w:t>由非原作者之另一位具編輯者角色者，為一份於測試前一日（含）以</w:t>
-            </w:r>
-            <w:r>
-              <w:rPr>
-                <w:rFonts w:ascii="標楷體" w:hAnsi="標楷體"/>
-                <w:sz w:val="22"/>
-              </w:rPr>
-              <w:t>前發布之文件上傳新版本並送審，清單中該文件之發布日期應維持原值；審核者核准後，發布日期更新為新版本之日期，作者改為上傳新版本者（作者為目前發布版本的上傳者）。</w:t>
-            </w:r>
-          </w:p>
-        </w:tc>
-        <w:tc>
-          <w:tcPr>
-            <w:tcW w:w="1247" w:type="dxa"/>
-          </w:tcPr>
-          <w:p>
-            <w:pPr>
-              <w:spacing w:before="60" w:after="60"/>
-              <w:jc w:val="center"/>
-            </w:pPr>
-          </w:p>
-        </w:tc>
-        <w:tc>
-          <w:tcPr>
-            <w:tcW w:w="1247" w:type="dxa"/>
-          </w:tcPr>
-          <w:p>
-            <w:pPr>
-              <w:spacing w:before="60" w:after="60"/>
-              <w:jc w:val="center"/>
-            </w:pPr>
+              <w:t>由非原作者之另一位具編輯者角色者，為一份於測試前一日（含）以前發布之文件上傳新版本並送審，清單中該文件之發布日期應維持原值；審核者核准後，發布日期更新為新版本之日期，作者改為上傳新版本者（</w:t>
+            </w:r>
+            <w:r>
+              <w:rPr>
+                <w:rFonts w:ascii="標楷體" w:hAnsi="標楷體"/>
+                <w:sz w:val="22"/>
+              </w:rPr>
+              <w:t>作者為目前發布版本的上傳者）。</w:t>
+            </w:r>
           </w:p>
         </w:tc>
       </w:tr>
@@ -3136,7 +1800,7 @@
         </w:tc>
         <w:tc>
           <w:tcPr>
-            <w:tcW w:w="6236" w:type="dxa"/>
+            <w:tcW w:w="8447" w:type="dxa"/>
           </w:tcPr>
           <w:p>
             <w:pPr>
@@ -3149,28 +1813,6 @@
               </w:rPr>
               <w:t>對一份可見對象為「全單位＋全體」之已發布文件提出廢止申請，審核者核准廢止後，該文件應自清單移除。</w:t>
             </w:r>
-          </w:p>
-        </w:tc>
-        <w:tc>
-          <w:tcPr>
-            <w:tcW w:w="1247" w:type="dxa"/>
-          </w:tcPr>
-          <w:p>
-            <w:pPr>
-              <w:spacing w:before="60" w:after="60"/>
-              <w:jc w:val="center"/>
-            </w:pPr>
-          </w:p>
-        </w:tc>
-        <w:tc>
-          <w:tcPr>
-            <w:tcW w:w="1247" w:type="dxa"/>
-          </w:tcPr>
-          <w:p>
-            <w:pPr>
-              <w:spacing w:before="60" w:after="60"/>
-              <w:jc w:val="center"/>
-            </w:pPr>
           </w:p>
         </w:tc>
       </w:tr>
@@ -3179,7 +1821,7 @@
       <w:pPr>
         <w:pStyle w:val="1"/>
       </w:pPr>
-      <w:bookmarkStart w:id="4" w:name="_Toc243497521"/>
+      <w:bookmarkStart w:id="3" w:name="_Toc244178245"/>
       <w:r>
         <w:lastRenderedPageBreak/>
         <w:t xml:space="preserve">DM02 </w:t>
@@ -3187,7 +1829,7 @@
       <w:r>
         <w:t>簽核中心</w:t>
       </w:r>
-      <w:bookmarkEnd w:id="4"/>
+      <w:bookmarkEnd w:id="3"/>
     </w:p>
     <w:tbl>
       <w:tblPr>
@@ -3198,241 +1840,8 @@
         <w:tblLook w:val="04A0" w:firstRow="1" w:lastRow="0" w:firstColumn="1" w:lastColumn="0" w:noHBand="0" w:noVBand="1"/>
       </w:tblPr>
       <w:tblGrid>
-        <w:gridCol w:w="1474"/>
-        <w:gridCol w:w="3628"/>
-        <w:gridCol w:w="1928"/>
-        <w:gridCol w:w="2608"/>
-      </w:tblGrid>
-      <w:tr>
-        <w:trPr>
-          <w:jc w:val="center"/>
-        </w:trPr>
-        <w:tc>
-          <w:tcPr>
-            <w:tcW w:w="9638" w:type="dxa"/>
-            <w:gridSpan w:val="4"/>
-          </w:tcPr>
-          <w:p>
-            <w:pPr>
-              <w:spacing w:before="60" w:after="60"/>
-              <w:jc w:val="center"/>
-            </w:pPr>
-            <w:r>
-              <w:rPr>
-                <w:rFonts w:ascii="標楷體" w:hAnsi="標楷體"/>
-                <w:b/>
-                <w:spacing w:val="80"/>
-                <w:sz w:val="32"/>
-              </w:rPr>
-              <w:t>國防醫學大學三軍總醫院測試報告</w:t>
-            </w:r>
-          </w:p>
-        </w:tc>
-      </w:tr>
-      <w:tr>
-        <w:trPr>
-          <w:jc w:val="center"/>
-        </w:trPr>
-        <w:tc>
-          <w:tcPr>
-            <w:tcW w:w="1474" w:type="dxa"/>
-          </w:tcPr>
-          <w:p>
-            <w:pPr>
-              <w:spacing w:before="60" w:after="60"/>
-              <w:jc w:val="center"/>
-            </w:pPr>
-            <w:r>
-              <w:rPr>
-                <w:rFonts w:ascii="標楷體" w:hAnsi="標楷體"/>
-              </w:rPr>
-              <w:t>購案名稱</w:t>
-            </w:r>
-          </w:p>
-        </w:tc>
-        <w:tc>
-          <w:tcPr>
-            <w:tcW w:w="3628" w:type="dxa"/>
-          </w:tcPr>
-          <w:p>
-            <w:pPr>
-              <w:spacing w:before="60" w:after="60"/>
-              <w:jc w:val="center"/>
-            </w:pPr>
-            <w:r>
-              <w:rPr>
-                <w:rFonts w:ascii="標楷體" w:hAnsi="標楷體"/>
-              </w:rPr>
-              <w:t>國軍醫院設立捐血站裝備整備案</w:t>
-            </w:r>
-          </w:p>
-        </w:tc>
-        <w:tc>
-          <w:tcPr>
-            <w:tcW w:w="1928" w:type="dxa"/>
-          </w:tcPr>
-          <w:p>
-            <w:pPr>
-              <w:spacing w:before="60" w:after="60"/>
-              <w:jc w:val="center"/>
-            </w:pPr>
-            <w:r>
-              <w:rPr>
-                <w:rFonts w:ascii="標楷體" w:hAnsi="標楷體"/>
-              </w:rPr>
-              <w:t>單位主管用印</w:t>
-            </w:r>
-          </w:p>
-        </w:tc>
-        <w:tc>
-          <w:tcPr>
-            <w:tcW w:w="2608" w:type="dxa"/>
-          </w:tcPr>
-          <w:p>
-            <w:pPr>
-              <w:spacing w:before="60" w:after="60"/>
-              <w:jc w:val="center"/>
-            </w:pPr>
-          </w:p>
-        </w:tc>
-      </w:tr>
-      <w:tr>
-        <w:trPr>
-          <w:jc w:val="center"/>
-        </w:trPr>
-        <w:tc>
-          <w:tcPr>
-            <w:tcW w:w="1474" w:type="dxa"/>
-          </w:tcPr>
-          <w:p>
-            <w:pPr>
-              <w:spacing w:before="60" w:after="60"/>
-              <w:jc w:val="center"/>
-            </w:pPr>
-            <w:r>
-              <w:rPr>
-                <w:rFonts w:ascii="標楷體" w:hAnsi="標楷體"/>
-              </w:rPr>
-              <w:t>測試單位</w:t>
-            </w:r>
-          </w:p>
-        </w:tc>
-        <w:tc>
-          <w:tcPr>
-            <w:tcW w:w="3628" w:type="dxa"/>
-          </w:tcPr>
-          <w:p>
-            <w:pPr>
-              <w:spacing w:before="60" w:after="60"/>
-              <w:jc w:val="center"/>
-            </w:pPr>
-          </w:p>
-        </w:tc>
-        <w:tc>
-          <w:tcPr>
-            <w:tcW w:w="1928" w:type="dxa"/>
-          </w:tcPr>
-          <w:p>
-            <w:pPr>
-              <w:spacing w:before="60" w:after="60"/>
-              <w:jc w:val="center"/>
-            </w:pPr>
-            <w:r>
-              <w:rPr>
-                <w:rFonts w:ascii="標楷體" w:hAnsi="標楷體"/>
-              </w:rPr>
-              <w:t>測試人員</w:t>
-            </w:r>
-          </w:p>
-        </w:tc>
-        <w:tc>
-          <w:tcPr>
-            <w:tcW w:w="2608" w:type="dxa"/>
-          </w:tcPr>
-          <w:p>
-            <w:pPr>
-              <w:spacing w:before="60" w:after="60"/>
-              <w:jc w:val="center"/>
-            </w:pPr>
-          </w:p>
-        </w:tc>
-      </w:tr>
-      <w:tr>
-        <w:trPr>
-          <w:jc w:val="center"/>
-        </w:trPr>
-        <w:tc>
-          <w:tcPr>
-            <w:tcW w:w="1474" w:type="dxa"/>
-          </w:tcPr>
-          <w:p>
-            <w:pPr>
-              <w:spacing w:before="60" w:after="60"/>
-              <w:jc w:val="center"/>
-            </w:pPr>
-            <w:r>
-              <w:rPr>
-                <w:rFonts w:ascii="標楷體" w:hAnsi="標楷體"/>
-              </w:rPr>
-              <w:t>測試日期</w:t>
-            </w:r>
-          </w:p>
-        </w:tc>
-        <w:tc>
-          <w:tcPr>
-            <w:tcW w:w="3628" w:type="dxa"/>
-          </w:tcPr>
-          <w:p>
-            <w:pPr>
-              <w:spacing w:before="60" w:after="60"/>
-              <w:jc w:val="center"/>
-            </w:pPr>
-          </w:p>
-        </w:tc>
-        <w:tc>
-          <w:tcPr>
-            <w:tcW w:w="1928" w:type="dxa"/>
-          </w:tcPr>
-          <w:p>
-            <w:pPr>
-              <w:spacing w:before="60" w:after="60"/>
-              <w:jc w:val="center"/>
-            </w:pPr>
-            <w:r>
-              <w:rPr>
-                <w:rFonts w:ascii="標楷體" w:hAnsi="標楷體"/>
-              </w:rPr>
-              <w:t>測試完畢日期</w:t>
-            </w:r>
-          </w:p>
-        </w:tc>
-        <w:tc>
-          <w:tcPr>
-            <w:tcW w:w="2608" w:type="dxa"/>
-          </w:tcPr>
-          <w:p>
-            <w:pPr>
-              <w:spacing w:before="60" w:after="60"/>
-              <w:jc w:val="center"/>
-            </w:pPr>
-          </w:p>
-        </w:tc>
-      </w:tr>
-    </w:tbl>
-    <w:p/>
-    <w:tbl>
-      <w:tblPr>
-        <w:tblStyle w:val="aff2"/>
-        <w:tblW w:w="0" w:type="auto"/>
-        <w:jc w:val="center"/>
-        <w:tblLayout w:type="fixed"/>
-        <w:tblLook w:val="04A0" w:firstRow="1" w:lastRow="0" w:firstColumn="1" w:lastColumn="0" w:noHBand="0" w:noVBand="1"/>
-      </w:tblPr>
-      <w:tblGrid>
         <w:gridCol w:w="907"/>
-        <w:gridCol w:w="6236"/>
-        <w:gridCol w:w="1247"/>
-        <w:gridCol w:w="1247"/>
+        <w:gridCol w:w="8447"/>
       </w:tblGrid>
       <w:tr>
         <w:trPr>
@@ -3442,7 +1851,6 @@
         <w:tc>
           <w:tcPr>
             <w:tcW w:w="907" w:type="dxa"/>
-            <w:vMerge w:val="restart"/>
           </w:tcPr>
           <w:p>
             <w:pPr>
@@ -3459,8 +1867,7 @@
         </w:tc>
         <w:tc>
           <w:tcPr>
-            <w:tcW w:w="6236" w:type="dxa"/>
-            <w:vMerge w:val="restart"/>
+            <w:tcW w:w="8447" w:type="dxa"/>
           </w:tcPr>
           <w:p>
             <w:pPr>
@@ -3471,79 +1878,7 @@
               <w:rPr>
                 <w:rFonts w:ascii="標楷體" w:hAnsi="標楷體"/>
               </w:rPr>
-              <w:t>測試內容</w:t>
-            </w:r>
-          </w:p>
-        </w:tc>
-        <w:tc>
-          <w:tcPr>
-            <w:tcW w:w="2494" w:type="dxa"/>
-            <w:gridSpan w:val="2"/>
-          </w:tcPr>
-          <w:p>
-            <w:pPr>
-              <w:spacing w:before="60" w:after="60"/>
-              <w:jc w:val="center"/>
-            </w:pPr>
-            <w:r>
-              <w:rPr>
-                <w:rFonts w:ascii="標楷體" w:hAnsi="標楷體"/>
-              </w:rPr>
-              <w:t>測試人員勾選</w:t>
-            </w:r>
-          </w:p>
-        </w:tc>
-      </w:tr>
-      <w:tr>
-        <w:trPr>
-          <w:tblHeader/>
-          <w:jc w:val="center"/>
-        </w:trPr>
-        <w:tc>
-          <w:tcPr>
-            <w:tcW w:w="907" w:type="dxa"/>
-            <w:vMerge/>
-          </w:tcPr>
-          <w:p/>
-        </w:tc>
-        <w:tc>
-          <w:tcPr>
-            <w:tcW w:w="6236" w:type="dxa"/>
-            <w:vMerge/>
-          </w:tcPr>
-          <w:p/>
-        </w:tc>
-        <w:tc>
-          <w:tcPr>
-            <w:tcW w:w="1247" w:type="dxa"/>
-          </w:tcPr>
-          <w:p>
-            <w:pPr>
-              <w:spacing w:before="60" w:after="60"/>
-              <w:jc w:val="center"/>
-            </w:pPr>
-            <w:r>
-              <w:rPr>
-                <w:rFonts w:ascii="標楷體" w:hAnsi="標楷體"/>
-              </w:rPr>
-              <w:t>合格</w:t>
-            </w:r>
-          </w:p>
-        </w:tc>
-        <w:tc>
-          <w:tcPr>
-            <w:tcW w:w="1247" w:type="dxa"/>
-          </w:tcPr>
-          <w:p>
-            <w:pPr>
-              <w:spacing w:before="60" w:after="60"/>
-              <w:jc w:val="center"/>
-            </w:pPr>
-            <w:r>
-              <w:rPr>
-                <w:rFonts w:ascii="標楷體" w:hAnsi="標楷體"/>
-              </w:rPr>
-              <w:t>不合格</w:t>
+              <w:t>測試情境</w:t>
             </w:r>
           </w:p>
         </w:tc>
@@ -3572,7 +1907,7 @@
         </w:tc>
         <w:tc>
           <w:tcPr>
-            <w:tcW w:w="6236" w:type="dxa"/>
+            <w:tcW w:w="8447" w:type="dxa"/>
           </w:tcPr>
           <w:p>
             <w:pPr>
@@ -3585,28 +1920,6 @@
               </w:rPr>
               <w:t>以其中一位審核者進入簽核中心，「待簽核」不應出現指派給另一位審核者之項目；再以該另一位審核者登入，該項目應出現在其「待簽核」。</w:t>
             </w:r>
-          </w:p>
-        </w:tc>
-        <w:tc>
-          <w:tcPr>
-            <w:tcW w:w="1247" w:type="dxa"/>
-          </w:tcPr>
-          <w:p>
-            <w:pPr>
-              <w:spacing w:before="60" w:after="60"/>
-              <w:jc w:val="center"/>
-            </w:pPr>
-          </w:p>
-        </w:tc>
-        <w:tc>
-          <w:tcPr>
-            <w:tcW w:w="1247" w:type="dxa"/>
-          </w:tcPr>
-          <w:p>
-            <w:pPr>
-              <w:spacing w:before="60" w:after="60"/>
-              <w:jc w:val="center"/>
-            </w:pPr>
           </w:p>
         </w:tc>
       </w:tr>
@@ -3634,7 +1947,7 @@
         </w:tc>
         <w:tc>
           <w:tcPr>
-            <w:tcW w:w="6236" w:type="dxa"/>
+            <w:tcW w:w="8447" w:type="dxa"/>
           </w:tcPr>
           <w:p>
             <w:pPr>
@@ -3689,28 +2002,6 @@
               </w:rPr>
               <w:t>小時者不標示。</w:t>
             </w:r>
-          </w:p>
-        </w:tc>
-        <w:tc>
-          <w:tcPr>
-            <w:tcW w:w="1247" w:type="dxa"/>
-          </w:tcPr>
-          <w:p>
-            <w:pPr>
-              <w:spacing w:before="60" w:after="60"/>
-              <w:jc w:val="center"/>
-            </w:pPr>
-          </w:p>
-        </w:tc>
-        <w:tc>
-          <w:tcPr>
-            <w:tcW w:w="1247" w:type="dxa"/>
-          </w:tcPr>
-          <w:p>
-            <w:pPr>
-              <w:spacing w:before="60" w:after="60"/>
-              <w:jc w:val="center"/>
-            </w:pPr>
           </w:p>
         </w:tc>
       </w:tr>
@@ -3738,7 +2029,7 @@
         </w:tc>
         <w:tc>
           <w:tcPr>
-            <w:tcW w:w="6236" w:type="dxa"/>
+            <w:tcW w:w="8447" w:type="dxa"/>
           </w:tcPr>
           <w:p>
             <w:pPr>
@@ -3891,28 +2182,6 @@
               </w:rPr>
               <w:t>天）皆改回原值。</w:t>
             </w:r>
-          </w:p>
-        </w:tc>
-        <w:tc>
-          <w:tcPr>
-            <w:tcW w:w="1247" w:type="dxa"/>
-          </w:tcPr>
-          <w:p>
-            <w:pPr>
-              <w:spacing w:before="60" w:after="60"/>
-              <w:jc w:val="center"/>
-            </w:pPr>
-          </w:p>
-        </w:tc>
-        <w:tc>
-          <w:tcPr>
-            <w:tcW w:w="1247" w:type="dxa"/>
-          </w:tcPr>
-          <w:p>
-            <w:pPr>
-              <w:spacing w:before="60" w:after="60"/>
-              <w:jc w:val="center"/>
-            </w:pPr>
           </w:p>
         </w:tc>
       </w:tr>
@@ -3940,7 +2209,7 @@
         </w:tc>
         <w:tc>
           <w:tcPr>
-            <w:tcW w:w="6236" w:type="dxa"/>
+            <w:tcW w:w="8447" w:type="dxa"/>
           </w:tcPr>
           <w:p>
             <w:pPr>
@@ -3953,28 +2222,6 @@
               </w:rPr>
               <w:t>點一筆新增類送審之列，下方應展開簽核明細，顯示該文件之可見對象與檢索標籤，以及「變更摘要」欄中撰寫者填寫之首版摘要，按「下載」可取得送審檔案；點一筆新版本類送審之列，檔案區應並列目前發布版與待審新版，兩者皆可下載；點一筆廢止類送審之列，變更摘要應顯示申請人填寫之廢止原因，且可「下載廢止附件」。</w:t>
             </w:r>
-          </w:p>
-        </w:tc>
-        <w:tc>
-          <w:tcPr>
-            <w:tcW w:w="1247" w:type="dxa"/>
-          </w:tcPr>
-          <w:p>
-            <w:pPr>
-              <w:spacing w:before="60" w:after="60"/>
-              <w:jc w:val="center"/>
-            </w:pPr>
-          </w:p>
-        </w:tc>
-        <w:tc>
-          <w:tcPr>
-            <w:tcW w:w="1247" w:type="dxa"/>
-          </w:tcPr>
-          <w:p>
-            <w:pPr>
-              <w:spacing w:before="60" w:after="60"/>
-              <w:jc w:val="center"/>
-            </w:pPr>
           </w:p>
         </w:tc>
       </w:tr>
@@ -4002,7 +2249,7 @@
         </w:tc>
         <w:tc>
           <w:tcPr>
-            <w:tcW w:w="6236" w:type="dxa"/>
+            <w:tcW w:w="8447" w:type="dxa"/>
           </w:tcPr>
           <w:p>
             <w:pPr>
@@ -4013,37 +2260,15 @@
                 <w:rFonts w:ascii="標楷體" w:hAnsi="標楷體"/>
                 <w:sz w:val="22"/>
               </w:rPr>
-              <w:t>對一筆可見對象與閱覽者相符之新增類送審按「</w:t>
-            </w:r>
-            <w:r>
-              <w:rPr>
-                <w:rFonts w:ascii="標楷體" w:hAnsi="標楷體"/>
-                <w:sz w:val="22"/>
-              </w:rPr>
-              <w:t>核准並發布」，於確認視窗按「確認核准」，應顯示「已核准並發布」，該項目移至「已完成」，該文件出現於文件庫，送審者之個人專區「我的文件動態」應出現該文件的「核准發布」列；管理者於文件變更歷程查詢應查得到其發布紀錄，核准者為本次核准的審核者。</w:t>
-            </w:r>
-          </w:p>
-        </w:tc>
-        <w:tc>
-          <w:tcPr>
-            <w:tcW w:w="1247" w:type="dxa"/>
-          </w:tcPr>
-          <w:p>
-            <w:pPr>
-              <w:spacing w:before="60" w:after="60"/>
-              <w:jc w:val="center"/>
-            </w:pPr>
-          </w:p>
-        </w:tc>
-        <w:tc>
-          <w:tcPr>
-            <w:tcW w:w="1247" w:type="dxa"/>
-          </w:tcPr>
-          <w:p>
-            <w:pPr>
-              <w:spacing w:before="60" w:after="60"/>
-              <w:jc w:val="center"/>
-            </w:pPr>
+              <w:t>對一筆可見對象與閱覽者相符之新增類送審按「核准並發布」，於確認視窗按「確認核准」，應顯示「已核准並發布」，該項目移至「已完成」，該文件出現於文件庫，送審者之個人專區「我的文件動態」應出現該文件的「核准發布」列；</w:t>
+            </w:r>
+            <w:r>
+              <w:rPr>
+                <w:rFonts w:ascii="標楷體" w:hAnsi="標楷體"/>
+                <w:sz w:val="22"/>
+              </w:rPr>
+              <w:t>管理者於文件變更歷程查詢應查得到其發布紀錄，核准者為本次核准的審核者。</w:t>
+            </w:r>
           </w:p>
         </w:tc>
       </w:tr>
@@ -4071,7 +2296,7 @@
         </w:tc>
         <w:tc>
           <w:tcPr>
-            <w:tcW w:w="6236" w:type="dxa"/>
+            <w:tcW w:w="8447" w:type="dxa"/>
           </w:tcPr>
           <w:p>
             <w:pPr>
@@ -4082,38 +2307,8 @@
                 <w:rFonts w:ascii="標楷體" w:hAnsi="標楷體"/>
                 <w:sz w:val="22"/>
               </w:rPr>
-              <w:t>該文件核准發布後，可見對象與之相符的閱覽者應收到發布通知且於文件庫查得到該文件，可見對象不符者應收不到通知、亦查不到；再對訓練教材之送審按「核准並發布」並「確認核准」，該教材應轉為已發布（以審核者於文件庫查詢可見；訓</w:t>
-            </w:r>
-            <w:r>
-              <w:rPr>
-                <w:rFonts w:ascii="標楷體" w:hAnsi="標楷體"/>
-                <w:sz w:val="22"/>
-              </w:rPr>
-              <w:lastRenderedPageBreak/>
-              <w:t>練教材不設可見對象，閱覽者於文件庫查不到屬正常），兩位閱覽者皆應收不到其發布通知。</w:t>
-            </w:r>
-          </w:p>
-        </w:tc>
-        <w:tc>
-          <w:tcPr>
-            <w:tcW w:w="1247" w:type="dxa"/>
-          </w:tcPr>
-          <w:p>
-            <w:pPr>
-              <w:spacing w:before="60" w:after="60"/>
-              <w:jc w:val="center"/>
-            </w:pPr>
-          </w:p>
-        </w:tc>
-        <w:tc>
-          <w:tcPr>
-            <w:tcW w:w="1247" w:type="dxa"/>
-          </w:tcPr>
-          <w:p>
-            <w:pPr>
-              <w:spacing w:before="60" w:after="60"/>
-              <w:jc w:val="center"/>
-            </w:pPr>
+              <w:t>該文件核准發布後，可見對象與之相符的閱覽者應收到發布通知且於文件庫查得到該文件，可見對象不符者應收不到通知、亦查不到；再對訓練教材之送審按「核准並發布」並「確認核准」，該教材應轉為已發布（以審核者於文件庫查詢可見；訓練教材不設可見對象，閱覽者於文件庫查不到屬正常），兩位閱覽者皆應收不到其發布通知。</w:t>
+            </w:r>
           </w:p>
         </w:tc>
       </w:tr>
@@ -4141,7 +2336,7 @@
         </w:tc>
         <w:tc>
           <w:tcPr>
-            <w:tcW w:w="6236" w:type="dxa"/>
+            <w:tcW w:w="8447" w:type="dxa"/>
           </w:tcPr>
           <w:p>
             <w:pPr>
@@ -4154,28 +2349,6 @@
               </w:rPr>
               <w:t>核准一筆新版本類送審前，文件庫應仍為原發布版；核准後文件庫之發布日期更新為新版本之日期。</w:t>
             </w:r>
-          </w:p>
-        </w:tc>
-        <w:tc>
-          <w:tcPr>
-            <w:tcW w:w="1247" w:type="dxa"/>
-          </w:tcPr>
-          <w:p>
-            <w:pPr>
-              <w:spacing w:before="60" w:after="60"/>
-              <w:jc w:val="center"/>
-            </w:pPr>
-          </w:p>
-        </w:tc>
-        <w:tc>
-          <w:tcPr>
-            <w:tcW w:w="1247" w:type="dxa"/>
-          </w:tcPr>
-          <w:p>
-            <w:pPr>
-              <w:spacing w:before="60" w:after="60"/>
-              <w:jc w:val="center"/>
-            </w:pPr>
           </w:p>
         </w:tc>
       </w:tr>
@@ -4203,7 +2376,7 @@
         </w:tc>
         <w:tc>
           <w:tcPr>
-            <w:tcW w:w="6236" w:type="dxa"/>
+            <w:tcW w:w="8447" w:type="dxa"/>
           </w:tcPr>
           <w:p>
             <w:pPr>
@@ -4214,14 +2387,14 @@
                 <w:rFonts w:ascii="標楷體" w:hAnsi="標楷體"/>
                 <w:sz w:val="22"/>
               </w:rPr>
-              <w:t>對附有廢止附件之廢止申請按「核准並廢止」並「確認廢止」，該文件應自文件庫下架，申請人之「我的文件動態」</w:t>
-            </w:r>
-            <w:r>
-              <w:rPr>
-                <w:rFonts w:ascii="標楷體" w:hAnsi="標楷體"/>
-                <w:sz w:val="22"/>
-              </w:rPr>
-              <w:t>應出現「已廢止」列（站內呈現，不寄</w:t>
+              <w:t>對附有廢止附件之廢止申請按「核准</w:t>
+            </w:r>
+            <w:r>
+              <w:rPr>
+                <w:rFonts w:ascii="標楷體" w:hAnsi="標楷體"/>
+                <w:sz w:val="22"/>
+              </w:rPr>
+              <w:t>並廢止」並「確認廢止」，該文件應自文件庫下架，申請人之「我的文件動態」應出現「已廢止」列（站內呈現，不寄</w:t>
             </w:r>
             <w:r>
               <w:rPr>
@@ -4237,28 +2410,6 @@
               </w:rPr>
               <w:t>），且不寄出文件發布通知；文件變更歷程查詢應留有其廢止紀錄。</w:t>
             </w:r>
-          </w:p>
-        </w:tc>
-        <w:tc>
-          <w:tcPr>
-            <w:tcW w:w="1247" w:type="dxa"/>
-          </w:tcPr>
-          <w:p>
-            <w:pPr>
-              <w:spacing w:before="60" w:after="60"/>
-              <w:jc w:val="center"/>
-            </w:pPr>
-          </w:p>
-        </w:tc>
-        <w:tc>
-          <w:tcPr>
-            <w:tcW w:w="1247" w:type="dxa"/>
-          </w:tcPr>
-          <w:p>
-            <w:pPr>
-              <w:spacing w:before="60" w:after="60"/>
-              <w:jc w:val="center"/>
-            </w:pPr>
           </w:p>
         </w:tc>
       </w:tr>
@@ -4286,7 +2437,7 @@
         </w:tc>
         <w:tc>
           <w:tcPr>
-            <w:tcW w:w="6236" w:type="dxa"/>
+            <w:tcW w:w="8447" w:type="dxa"/>
           </w:tcPr>
           <w:p>
             <w:pPr>
@@ -4313,28 +2464,6 @@
               </w:rPr>
               <w:t>），該列「退回原因」欄顯示剛才填寫的退回原因全文。</w:t>
             </w:r>
-          </w:p>
-        </w:tc>
-        <w:tc>
-          <w:tcPr>
-            <w:tcW w:w="1247" w:type="dxa"/>
-          </w:tcPr>
-          <w:p>
-            <w:pPr>
-              <w:spacing w:before="60" w:after="60"/>
-              <w:jc w:val="center"/>
-            </w:pPr>
-          </w:p>
-        </w:tc>
-        <w:tc>
-          <w:tcPr>
-            <w:tcW w:w="1247" w:type="dxa"/>
-          </w:tcPr>
-          <w:p>
-            <w:pPr>
-              <w:spacing w:before="60" w:after="60"/>
-              <w:jc w:val="center"/>
-            </w:pPr>
           </w:p>
         </w:tc>
       </w:tr>
@@ -4362,7 +2491,7 @@
         </w:tc>
         <w:tc>
           <w:tcPr>
-            <w:tcW w:w="6236" w:type="dxa"/>
+            <w:tcW w:w="8447" w:type="dxa"/>
           </w:tcPr>
           <w:p>
             <w:pPr>
@@ -4373,30 +2502,15 @@
                 <w:rFonts w:ascii="標楷體" w:hAnsi="標楷體"/>
                 <w:sz w:val="22"/>
               </w:rPr>
-              <w:t>退回另一筆新版本類送審後，文件庫中該文件應仍為原發布版，新版本回到草稿匣；退回另一筆廢止申請後，該文件應仍為已發布並照常列於文件庫。</w:t>
-            </w:r>
-          </w:p>
-        </w:tc>
-        <w:tc>
-          <w:tcPr>
-            <w:tcW w:w="1247" w:type="dxa"/>
-          </w:tcPr>
-          <w:p>
-            <w:pPr>
-              <w:spacing w:before="60" w:after="60"/>
-              <w:jc w:val="center"/>
-            </w:pPr>
-          </w:p>
-        </w:tc>
-        <w:tc>
-          <w:tcPr>
-            <w:tcW w:w="1247" w:type="dxa"/>
-          </w:tcPr>
-          <w:p>
-            <w:pPr>
-              <w:spacing w:before="60" w:after="60"/>
-              <w:jc w:val="center"/>
-            </w:pPr>
+              <w:t>退回另一筆新版本類送審後，文件庫中該文件</w:t>
+            </w:r>
+            <w:r>
+              <w:rPr>
+                <w:rFonts w:ascii="標楷體" w:hAnsi="標楷體"/>
+                <w:sz w:val="22"/>
+              </w:rPr>
+              <w:t>應仍為原發布版，新版本回到草稿匣；退回另一筆廢止申請後，該文件應仍為已發布並照常列於文件庫。</w:t>
+            </w:r>
           </w:p>
         </w:tc>
       </w:tr>
@@ -4424,7 +2538,7 @@
         </w:tc>
         <w:tc>
           <w:tcPr>
-            <w:tcW w:w="6236" w:type="dxa"/>
+            <w:tcW w:w="8447" w:type="dxa"/>
           </w:tcPr>
           <w:p>
             <w:pPr>
@@ -4451,28 +2565,6 @@
               </w:rPr>
               <w:t>」；於「搜尋文件名稱」輸入其中一筆文件名稱之一段應篩出該筆，且項目上無核准或退回之操作。</w:t>
             </w:r>
-          </w:p>
-        </w:tc>
-        <w:tc>
-          <w:tcPr>
-            <w:tcW w:w="1247" w:type="dxa"/>
-          </w:tcPr>
-          <w:p>
-            <w:pPr>
-              <w:spacing w:before="60" w:after="60"/>
-              <w:jc w:val="center"/>
-            </w:pPr>
-          </w:p>
-        </w:tc>
-        <w:tc>
-          <w:tcPr>
-            <w:tcW w:w="1247" w:type="dxa"/>
-          </w:tcPr>
-          <w:p>
-            <w:pPr>
-              <w:spacing w:before="60" w:after="60"/>
-              <w:jc w:val="center"/>
-            </w:pPr>
           </w:p>
         </w:tc>
       </w:tr>
@@ -4494,13 +2586,14 @@
                 <w:rFonts w:ascii="標楷體" w:hAnsi="標楷體"/>
                 <w:sz w:val="22"/>
               </w:rPr>
+              <w:lastRenderedPageBreak/>
               <w:t>12</w:t>
             </w:r>
           </w:p>
         </w:tc>
         <w:tc>
           <w:tcPr>
-            <w:tcW w:w="6236" w:type="dxa"/>
+            <w:tcW w:w="8447" w:type="dxa"/>
           </w:tcPr>
           <w:p>
             <w:pPr>
@@ -4511,37 +2604,8 @@
                 <w:rFonts w:ascii="標楷體" w:hAnsi="標楷體"/>
                 <w:sz w:val="22"/>
               </w:rPr>
-              <w:t>兩份同作業項目之手冊送審中，核准其中一份後再核准另一份，應被擋下並提示該作業項目已有已發布手冊（未擋下將出現兩份手冊，依作業項目查詢結果不再唯一）。測完請</w:t>
-            </w:r>
-            <w:r>
-              <w:rPr>
-                <w:rFonts w:ascii="標楷體" w:hAnsi="標楷體"/>
-                <w:sz w:val="22"/>
-              </w:rPr>
-              <w:t>將第二份退回或由送審者撤回。</w:t>
-            </w:r>
-          </w:p>
-        </w:tc>
-        <w:tc>
-          <w:tcPr>
-            <w:tcW w:w="1247" w:type="dxa"/>
-          </w:tcPr>
-          <w:p>
-            <w:pPr>
-              <w:spacing w:before="60" w:after="60"/>
-              <w:jc w:val="center"/>
-            </w:pPr>
-          </w:p>
-        </w:tc>
-        <w:tc>
-          <w:tcPr>
-            <w:tcW w:w="1247" w:type="dxa"/>
-          </w:tcPr>
-          <w:p>
-            <w:pPr>
-              <w:spacing w:before="60" w:after="60"/>
-              <w:jc w:val="center"/>
-            </w:pPr>
+              <w:t>兩份同作業項目之手冊送審中，核准其中一份後再核准另一份，應被擋下並提示該作業項目已有已發布手冊（未擋下將出現兩份手冊，依作業項目查詢結果不再唯一）。測完請將第二份退回或由送審者撤回。</w:t>
+            </w:r>
           </w:p>
         </w:tc>
       </w:tr>
@@ -4550,7 +2614,7 @@
       <w:pPr>
         <w:pStyle w:val="1"/>
       </w:pPr>
-      <w:bookmarkStart w:id="5" w:name="_Toc243497522"/>
+      <w:bookmarkStart w:id="4" w:name="_Toc244178246"/>
       <w:r>
         <w:lastRenderedPageBreak/>
         <w:t xml:space="preserve">DM03 </w:t>
@@ -4558,7 +2622,7 @@
       <w:r>
         <w:t>已廢止文件查詢</w:t>
       </w:r>
-      <w:bookmarkEnd w:id="5"/>
+      <w:bookmarkEnd w:id="4"/>
     </w:p>
     <w:tbl>
       <w:tblPr>
@@ -4569,241 +2633,8 @@
         <w:tblLook w:val="04A0" w:firstRow="1" w:lastRow="0" w:firstColumn="1" w:lastColumn="0" w:noHBand="0" w:noVBand="1"/>
       </w:tblPr>
       <w:tblGrid>
-        <w:gridCol w:w="1474"/>
-        <w:gridCol w:w="3628"/>
-        <w:gridCol w:w="1928"/>
-        <w:gridCol w:w="2608"/>
-      </w:tblGrid>
-      <w:tr>
-        <w:trPr>
-          <w:jc w:val="center"/>
-        </w:trPr>
-        <w:tc>
-          <w:tcPr>
-            <w:tcW w:w="9638" w:type="dxa"/>
-            <w:gridSpan w:val="4"/>
-          </w:tcPr>
-          <w:p>
-            <w:pPr>
-              <w:spacing w:before="60" w:after="60"/>
-              <w:jc w:val="center"/>
-            </w:pPr>
-            <w:r>
-              <w:rPr>
-                <w:rFonts w:ascii="標楷體" w:hAnsi="標楷體"/>
-                <w:b/>
-                <w:spacing w:val="80"/>
-                <w:sz w:val="32"/>
-              </w:rPr>
-              <w:t>國防醫學大學三軍總醫院測試報告</w:t>
-            </w:r>
-          </w:p>
-        </w:tc>
-      </w:tr>
-      <w:tr>
-        <w:trPr>
-          <w:jc w:val="center"/>
-        </w:trPr>
-        <w:tc>
-          <w:tcPr>
-            <w:tcW w:w="1474" w:type="dxa"/>
-          </w:tcPr>
-          <w:p>
-            <w:pPr>
-              <w:spacing w:before="60" w:after="60"/>
-              <w:jc w:val="center"/>
-            </w:pPr>
-            <w:r>
-              <w:rPr>
-                <w:rFonts w:ascii="標楷體" w:hAnsi="標楷體"/>
-              </w:rPr>
-              <w:t>購案名稱</w:t>
-            </w:r>
-          </w:p>
-        </w:tc>
-        <w:tc>
-          <w:tcPr>
-            <w:tcW w:w="3628" w:type="dxa"/>
-          </w:tcPr>
-          <w:p>
-            <w:pPr>
-              <w:spacing w:before="60" w:after="60"/>
-              <w:jc w:val="center"/>
-            </w:pPr>
-            <w:r>
-              <w:rPr>
-                <w:rFonts w:ascii="標楷體" w:hAnsi="標楷體"/>
-              </w:rPr>
-              <w:t>國軍醫院設立捐血站裝備整備案</w:t>
-            </w:r>
-          </w:p>
-        </w:tc>
-        <w:tc>
-          <w:tcPr>
-            <w:tcW w:w="1928" w:type="dxa"/>
-          </w:tcPr>
-          <w:p>
-            <w:pPr>
-              <w:spacing w:before="60" w:after="60"/>
-              <w:jc w:val="center"/>
-            </w:pPr>
-            <w:r>
-              <w:rPr>
-                <w:rFonts w:ascii="標楷體" w:hAnsi="標楷體"/>
-              </w:rPr>
-              <w:t>單位主管用印</w:t>
-            </w:r>
-          </w:p>
-        </w:tc>
-        <w:tc>
-          <w:tcPr>
-            <w:tcW w:w="2608" w:type="dxa"/>
-          </w:tcPr>
-          <w:p>
-            <w:pPr>
-              <w:spacing w:before="60" w:after="60"/>
-              <w:jc w:val="center"/>
-            </w:pPr>
-          </w:p>
-        </w:tc>
-      </w:tr>
-      <w:tr>
-        <w:trPr>
-          <w:jc w:val="center"/>
-        </w:trPr>
-        <w:tc>
-          <w:tcPr>
-            <w:tcW w:w="1474" w:type="dxa"/>
-          </w:tcPr>
-          <w:p>
-            <w:pPr>
-              <w:spacing w:before="60" w:after="60"/>
-              <w:jc w:val="center"/>
-            </w:pPr>
-            <w:r>
-              <w:rPr>
-                <w:rFonts w:ascii="標楷體" w:hAnsi="標楷體"/>
-              </w:rPr>
-              <w:t>測試單位</w:t>
-            </w:r>
-          </w:p>
-        </w:tc>
-        <w:tc>
-          <w:tcPr>
-            <w:tcW w:w="3628" w:type="dxa"/>
-          </w:tcPr>
-          <w:p>
-            <w:pPr>
-              <w:spacing w:before="60" w:after="60"/>
-              <w:jc w:val="center"/>
-            </w:pPr>
-          </w:p>
-        </w:tc>
-        <w:tc>
-          <w:tcPr>
-            <w:tcW w:w="1928" w:type="dxa"/>
-          </w:tcPr>
-          <w:p>
-            <w:pPr>
-              <w:spacing w:before="60" w:after="60"/>
-              <w:jc w:val="center"/>
-            </w:pPr>
-            <w:r>
-              <w:rPr>
-                <w:rFonts w:ascii="標楷體" w:hAnsi="標楷體"/>
-              </w:rPr>
-              <w:t>測試人員</w:t>
-            </w:r>
-          </w:p>
-        </w:tc>
-        <w:tc>
-          <w:tcPr>
-            <w:tcW w:w="2608" w:type="dxa"/>
-          </w:tcPr>
-          <w:p>
-            <w:pPr>
-              <w:spacing w:before="60" w:after="60"/>
-              <w:jc w:val="center"/>
-            </w:pPr>
-          </w:p>
-        </w:tc>
-      </w:tr>
-      <w:tr>
-        <w:trPr>
-          <w:jc w:val="center"/>
-        </w:trPr>
-        <w:tc>
-          <w:tcPr>
-            <w:tcW w:w="1474" w:type="dxa"/>
-          </w:tcPr>
-          <w:p>
-            <w:pPr>
-              <w:spacing w:before="60" w:after="60"/>
-              <w:jc w:val="center"/>
-            </w:pPr>
-            <w:r>
-              <w:rPr>
-                <w:rFonts w:ascii="標楷體" w:hAnsi="標楷體"/>
-              </w:rPr>
-              <w:t>測試日期</w:t>
-            </w:r>
-          </w:p>
-        </w:tc>
-        <w:tc>
-          <w:tcPr>
-            <w:tcW w:w="3628" w:type="dxa"/>
-          </w:tcPr>
-          <w:p>
-            <w:pPr>
-              <w:spacing w:before="60" w:after="60"/>
-              <w:jc w:val="center"/>
-            </w:pPr>
-          </w:p>
-        </w:tc>
-        <w:tc>
-          <w:tcPr>
-            <w:tcW w:w="1928" w:type="dxa"/>
-          </w:tcPr>
-          <w:p>
-            <w:pPr>
-              <w:spacing w:before="60" w:after="60"/>
-              <w:jc w:val="center"/>
-            </w:pPr>
-            <w:r>
-              <w:rPr>
-                <w:rFonts w:ascii="標楷體" w:hAnsi="標楷體"/>
-              </w:rPr>
-              <w:t>測試完畢日期</w:t>
-            </w:r>
-          </w:p>
-        </w:tc>
-        <w:tc>
-          <w:tcPr>
-            <w:tcW w:w="2608" w:type="dxa"/>
-          </w:tcPr>
-          <w:p>
-            <w:pPr>
-              <w:spacing w:before="60" w:after="60"/>
-              <w:jc w:val="center"/>
-            </w:pPr>
-          </w:p>
-        </w:tc>
-      </w:tr>
-    </w:tbl>
-    <w:p/>
-    <w:tbl>
-      <w:tblPr>
-        <w:tblStyle w:val="aff2"/>
-        <w:tblW w:w="0" w:type="auto"/>
-        <w:jc w:val="center"/>
-        <w:tblLayout w:type="fixed"/>
-        <w:tblLook w:val="04A0" w:firstRow="1" w:lastRow="0" w:firstColumn="1" w:lastColumn="0" w:noHBand="0" w:noVBand="1"/>
-      </w:tblPr>
-      <w:tblGrid>
         <w:gridCol w:w="907"/>
-        <w:gridCol w:w="6236"/>
-        <w:gridCol w:w="1247"/>
-        <w:gridCol w:w="1247"/>
+        <w:gridCol w:w="8447"/>
       </w:tblGrid>
       <w:tr>
         <w:trPr>
@@ -4813,7 +2644,6 @@
         <w:tc>
           <w:tcPr>
             <w:tcW w:w="907" w:type="dxa"/>
-            <w:vMerge w:val="restart"/>
           </w:tcPr>
           <w:p>
             <w:pPr>
@@ -4830,8 +2660,7 @@
         </w:tc>
         <w:tc>
           <w:tcPr>
-            <w:tcW w:w="6236" w:type="dxa"/>
-            <w:vMerge w:val="restart"/>
+            <w:tcW w:w="8447" w:type="dxa"/>
           </w:tcPr>
           <w:p>
             <w:pPr>
@@ -4842,79 +2671,7 @@
               <w:rPr>
                 <w:rFonts w:ascii="標楷體" w:hAnsi="標楷體"/>
               </w:rPr>
-              <w:t>測試內容</w:t>
-            </w:r>
-          </w:p>
-        </w:tc>
-        <w:tc>
-          <w:tcPr>
-            <w:tcW w:w="2494" w:type="dxa"/>
-            <w:gridSpan w:val="2"/>
-          </w:tcPr>
-          <w:p>
-            <w:pPr>
-              <w:spacing w:before="60" w:after="60"/>
-              <w:jc w:val="center"/>
-            </w:pPr>
-            <w:r>
-              <w:rPr>
-                <w:rFonts w:ascii="標楷體" w:hAnsi="標楷體"/>
-              </w:rPr>
-              <w:t>測試人員勾選</w:t>
-            </w:r>
-          </w:p>
-        </w:tc>
-      </w:tr>
-      <w:tr>
-        <w:trPr>
-          <w:tblHeader/>
-          <w:jc w:val="center"/>
-        </w:trPr>
-        <w:tc>
-          <w:tcPr>
-            <w:tcW w:w="907" w:type="dxa"/>
-            <w:vMerge/>
-          </w:tcPr>
-          <w:p/>
-        </w:tc>
-        <w:tc>
-          <w:tcPr>
-            <w:tcW w:w="6236" w:type="dxa"/>
-            <w:vMerge/>
-          </w:tcPr>
-          <w:p/>
-        </w:tc>
-        <w:tc>
-          <w:tcPr>
-            <w:tcW w:w="1247" w:type="dxa"/>
-          </w:tcPr>
-          <w:p>
-            <w:pPr>
-              <w:spacing w:before="60" w:after="60"/>
-              <w:jc w:val="center"/>
-            </w:pPr>
-            <w:r>
-              <w:rPr>
-                <w:rFonts w:ascii="標楷體" w:hAnsi="標楷體"/>
-              </w:rPr>
-              <w:t>合格</w:t>
-            </w:r>
-          </w:p>
-        </w:tc>
-        <w:tc>
-          <w:tcPr>
-            <w:tcW w:w="1247" w:type="dxa"/>
-          </w:tcPr>
-          <w:p>
-            <w:pPr>
-              <w:spacing w:before="60" w:after="60"/>
-              <w:jc w:val="center"/>
-            </w:pPr>
-            <w:r>
-              <w:rPr>
-                <w:rFonts w:ascii="標楷體" w:hAnsi="標楷體"/>
-              </w:rPr>
-              <w:t>不合格</w:t>
+              <w:t>測試情境</w:t>
             </w:r>
           </w:p>
         </w:tc>
@@ -4943,7 +2700,7 @@
         </w:tc>
         <w:tc>
           <w:tcPr>
-            <w:tcW w:w="6236" w:type="dxa"/>
+            <w:tcW w:w="8447" w:type="dxa"/>
           </w:tcPr>
           <w:p>
             <w:pPr>
@@ -4956,28 +2713,6 @@
               </w:rPr>
               <w:t>以管理者進入已廢止文件查詢、不設任何條件，清單應列出全部已廢止文件；仍在文件庫中的文件（含已提出廢止申請但尚未核准者）不應出現。</w:t>
             </w:r>
-          </w:p>
-        </w:tc>
-        <w:tc>
-          <w:tcPr>
-            <w:tcW w:w="1247" w:type="dxa"/>
-          </w:tcPr>
-          <w:p>
-            <w:pPr>
-              <w:spacing w:before="60" w:after="60"/>
-              <w:jc w:val="center"/>
-            </w:pPr>
-          </w:p>
-        </w:tc>
-        <w:tc>
-          <w:tcPr>
-            <w:tcW w:w="1247" w:type="dxa"/>
-          </w:tcPr>
-          <w:p>
-            <w:pPr>
-              <w:spacing w:before="60" w:after="60"/>
-              <w:jc w:val="center"/>
-            </w:pPr>
           </w:p>
         </w:tc>
       </w:tr>
@@ -5005,7 +2740,7 @@
         </w:tc>
         <w:tc>
           <w:tcPr>
-            <w:tcW w:w="6236" w:type="dxa"/>
+            <w:tcW w:w="8447" w:type="dxa"/>
           </w:tcPr>
           <w:p>
             <w:pPr>
@@ -5046,28 +2781,6 @@
               </w:rPr>
               <w:t>起、迄」任一條件或組合查詢（輸入或選取後不必按任何按鈕，清單即自動更新），清單應只列出符合條件的已廢止文件。</w:t>
             </w:r>
-          </w:p>
-        </w:tc>
-        <w:tc>
-          <w:tcPr>
-            <w:tcW w:w="1247" w:type="dxa"/>
-          </w:tcPr>
-          <w:p>
-            <w:pPr>
-              <w:spacing w:before="60" w:after="60"/>
-              <w:jc w:val="center"/>
-            </w:pPr>
-          </w:p>
-        </w:tc>
-        <w:tc>
-          <w:tcPr>
-            <w:tcW w:w="1247" w:type="dxa"/>
-          </w:tcPr>
-          <w:p>
-            <w:pPr>
-              <w:spacing w:before="60" w:after="60"/>
-              <w:jc w:val="center"/>
-            </w:pPr>
           </w:p>
         </w:tc>
       </w:tr>
@@ -5095,7 +2808,7 @@
         </w:tc>
         <w:tc>
           <w:tcPr>
-            <w:tcW w:w="6236" w:type="dxa"/>
+            <w:tcW w:w="8447" w:type="dxa"/>
           </w:tcPr>
           <w:p>
             <w:pPr>
@@ -5122,28 +2835,6 @@
               </w:rPr>
               <w:t>起、迄」設為某份文件核准廢止的那一天，該文件應列出，於另一日核准廢止者不應出現。</w:t>
             </w:r>
-          </w:p>
-        </w:tc>
-        <w:tc>
-          <w:tcPr>
-            <w:tcW w:w="1247" w:type="dxa"/>
-          </w:tcPr>
-          <w:p>
-            <w:pPr>
-              <w:spacing w:before="60" w:after="60"/>
-              <w:jc w:val="center"/>
-            </w:pPr>
-          </w:p>
-        </w:tc>
-        <w:tc>
-          <w:tcPr>
-            <w:tcW w:w="1247" w:type="dxa"/>
-          </w:tcPr>
-          <w:p>
-            <w:pPr>
-              <w:spacing w:before="60" w:after="60"/>
-              <w:jc w:val="center"/>
-            </w:pPr>
           </w:p>
         </w:tc>
       </w:tr>
@@ -5171,7 +2862,7 @@
         </w:tc>
         <w:tc>
           <w:tcPr>
-            <w:tcW w:w="6236" w:type="dxa"/>
+            <w:tcW w:w="8447" w:type="dxa"/>
           </w:tcPr>
           <w:p>
             <w:pPr>
@@ -5189,7 +2880,14 @@
                 <w:rFonts w:ascii="標楷體" w:hAnsi="標楷體"/>
                 <w:sz w:val="22"/>
               </w:rPr>
-              <w:t xml:space="preserve"> v1.0 </w:t>
+              <w:t xml:space="preserve"> </w:t>
+            </w:r>
+            <w:r>
+              <w:rPr>
+                <w:rFonts w:ascii="標楷體" w:hAnsi="標楷體"/>
+                <w:sz w:val="22"/>
+              </w:rPr>
+              <w:t xml:space="preserve">v1.0 </w:t>
             </w:r>
             <w:r>
               <w:rPr>
@@ -5212,28 +2910,6 @@
               </w:rPr>
               <w:t>由不同人上傳的那份文件之列，「原作者」應為上傳末版者，文件名稱下方應標示末版版號。</w:t>
             </w:r>
-          </w:p>
-        </w:tc>
-        <w:tc>
-          <w:tcPr>
-            <w:tcW w:w="1247" w:type="dxa"/>
-          </w:tcPr>
-          <w:p>
-            <w:pPr>
-              <w:spacing w:before="60" w:after="60"/>
-              <w:jc w:val="center"/>
-            </w:pPr>
-          </w:p>
-        </w:tc>
-        <w:tc>
-          <w:tcPr>
-            <w:tcW w:w="1247" w:type="dxa"/>
-          </w:tcPr>
-          <w:p>
-            <w:pPr>
-              <w:spacing w:before="60" w:after="60"/>
-              <w:jc w:val="center"/>
-            </w:pPr>
           </w:p>
         </w:tc>
       </w:tr>
@@ -5261,7 +2937,7 @@
         </w:tc>
         <w:tc>
           <w:tcPr>
-            <w:tcW w:w="6236" w:type="dxa"/>
+            <w:tcW w:w="8447" w:type="dxa"/>
           </w:tcPr>
           <w:p>
             <w:pPr>
@@ -5272,37 +2948,8 @@
                 <w:rFonts w:ascii="標楷體" w:hAnsi="標楷體"/>
                 <w:sz w:val="22"/>
               </w:rPr>
-              <w:t>點附有廢止附件的那份文件之列，應進入唯讀頁面，上方紅色提示列顯示廢止日期、申請人、核准者與廢止原因，按「</w:t>
-            </w:r>
-            <w:r>
-              <w:rPr>
-                <w:rFonts w:ascii="標楷體" w:hAnsi="標楷體"/>
-                <w:sz w:val="22"/>
-              </w:rPr>
-              <w:t>下載廢止附件」應取得申請廢止時附上的檔案。</w:t>
-            </w:r>
-          </w:p>
-        </w:tc>
-        <w:tc>
-          <w:tcPr>
-            <w:tcW w:w="1247" w:type="dxa"/>
-          </w:tcPr>
-          <w:p>
-            <w:pPr>
-              <w:spacing w:before="60" w:after="60"/>
-              <w:jc w:val="center"/>
-            </w:pPr>
-          </w:p>
-        </w:tc>
-        <w:tc>
-          <w:tcPr>
-            <w:tcW w:w="1247" w:type="dxa"/>
-          </w:tcPr>
-          <w:p>
-            <w:pPr>
-              <w:spacing w:before="60" w:after="60"/>
-              <w:jc w:val="center"/>
-            </w:pPr>
+              <w:t>點附有廢止附件的那份文件之列，應進入唯讀頁面，上方紅色提示列顯示廢止日期、申請人、核准者與廢止原因，按「下載廢止附件」應取得申請廢止時附上的檔案。</w:t>
+            </w:r>
           </w:p>
         </w:tc>
       </w:tr>
@@ -5330,7 +2977,7 @@
         </w:tc>
         <w:tc>
           <w:tcPr>
-            <w:tcW w:w="6236" w:type="dxa"/>
+            <w:tcW w:w="8447" w:type="dxa"/>
           </w:tcPr>
           <w:p>
             <w:pPr>
@@ -5355,30 +3002,15 @@
                 <w:rFonts w:ascii="標楷體" w:hAnsi="標楷體"/>
                 <w:sz w:val="22"/>
               </w:rPr>
-              <w:t>版本應有「預覽」可檢視、且該列不出現「下載」按鈕（預覽分頁中瀏覽器內建之下載圖示不在此限）；按標題左側的返回箭頭應回到查詢清單（查詢條件會清空）。</w:t>
-            </w:r>
-          </w:p>
-        </w:tc>
-        <w:tc>
-          <w:tcPr>
-            <w:tcW w:w="1247" w:type="dxa"/>
-          </w:tcPr>
-          <w:p>
-            <w:pPr>
-              <w:spacing w:before="60" w:after="60"/>
-              <w:jc w:val="center"/>
-            </w:pPr>
-          </w:p>
-        </w:tc>
-        <w:tc>
-          <w:tcPr>
-            <w:tcW w:w="1247" w:type="dxa"/>
-          </w:tcPr>
-          <w:p>
-            <w:pPr>
-              <w:spacing w:before="60" w:after="60"/>
-              <w:jc w:val="center"/>
-            </w:pPr>
+              <w:t>版本應有「預覽」可檢視、且該列不出現「下載」按鈕（預覽分頁中瀏覽器內建之下載圖示不在此限）；按標題左側的返回箭頭應回到查詢清單（查詢條</w:t>
+            </w:r>
+            <w:r>
+              <w:rPr>
+                <w:rFonts w:ascii="標楷體" w:hAnsi="標楷體"/>
+                <w:sz w:val="22"/>
+              </w:rPr>
+              <w:t>件會清空）。</w:t>
+            </w:r>
           </w:p>
         </w:tc>
       </w:tr>
@@ -5406,7 +3038,7 @@
         </w:tc>
         <w:tc>
           <w:tcPr>
-            <w:tcW w:w="6236" w:type="dxa"/>
+            <w:tcW w:w="8447" w:type="dxa"/>
           </w:tcPr>
           <w:p>
             <w:pPr>
@@ -5503,28 +3135,6 @@
               </w:rPr>
               <w:t>」）。</w:t>
             </w:r>
-          </w:p>
-        </w:tc>
-        <w:tc>
-          <w:tcPr>
-            <w:tcW w:w="1247" w:type="dxa"/>
-          </w:tcPr>
-          <w:p>
-            <w:pPr>
-              <w:spacing w:before="60" w:after="60"/>
-              <w:jc w:val="center"/>
-            </w:pPr>
-          </w:p>
-        </w:tc>
-        <w:tc>
-          <w:tcPr>
-            <w:tcW w:w="1247" w:type="dxa"/>
-          </w:tcPr>
-          <w:p>
-            <w:pPr>
-              <w:spacing w:before="60" w:after="60"/>
-              <w:jc w:val="center"/>
-            </w:pPr>
           </w:p>
         </w:tc>
       </w:tr>
@@ -5552,7 +3162,7 @@
         </w:tc>
         <w:tc>
           <w:tcPr>
-            <w:tcW w:w="6236" w:type="dxa"/>
+            <w:tcW w:w="8447" w:type="dxa"/>
           </w:tcPr>
           <w:p>
             <w:pPr>
@@ -5565,28 +3175,6 @@
               </w:rPr>
               <w:t>尚未核准之廢止申請經審核者核准後，該文件應出現於本作業清單且自文件庫下架。</w:t>
             </w:r>
-          </w:p>
-        </w:tc>
-        <w:tc>
-          <w:tcPr>
-            <w:tcW w:w="1247" w:type="dxa"/>
-          </w:tcPr>
-          <w:p>
-            <w:pPr>
-              <w:spacing w:before="60" w:after="60"/>
-              <w:jc w:val="center"/>
-            </w:pPr>
-          </w:p>
-        </w:tc>
-        <w:tc>
-          <w:tcPr>
-            <w:tcW w:w="1247" w:type="dxa"/>
-          </w:tcPr>
-          <w:p>
-            <w:pPr>
-              <w:spacing w:before="60" w:after="60"/>
-              <w:jc w:val="center"/>
-            </w:pPr>
           </w:p>
         </w:tc>
       </w:tr>
@@ -5595,7 +3183,7 @@
       <w:pPr>
         <w:pStyle w:val="1"/>
       </w:pPr>
-      <w:bookmarkStart w:id="6" w:name="_Toc243497523"/>
+      <w:bookmarkStart w:id="5" w:name="_Toc244178247"/>
       <w:r>
         <w:lastRenderedPageBreak/>
         <w:t xml:space="preserve">DM04 </w:t>
@@ -5603,7 +3191,7 @@
       <w:r>
         <w:t>個人專區</w:t>
       </w:r>
-      <w:bookmarkEnd w:id="6"/>
+      <w:bookmarkEnd w:id="5"/>
     </w:p>
     <w:tbl>
       <w:tblPr>
@@ -5614,241 +3202,8 @@
         <w:tblLook w:val="04A0" w:firstRow="1" w:lastRow="0" w:firstColumn="1" w:lastColumn="0" w:noHBand="0" w:noVBand="1"/>
       </w:tblPr>
       <w:tblGrid>
-        <w:gridCol w:w="1474"/>
-        <w:gridCol w:w="3628"/>
-        <w:gridCol w:w="1928"/>
-        <w:gridCol w:w="2608"/>
-      </w:tblGrid>
-      <w:tr>
-        <w:trPr>
-          <w:jc w:val="center"/>
-        </w:trPr>
-        <w:tc>
-          <w:tcPr>
-            <w:tcW w:w="9638" w:type="dxa"/>
-            <w:gridSpan w:val="4"/>
-          </w:tcPr>
-          <w:p>
-            <w:pPr>
-              <w:spacing w:before="60" w:after="60"/>
-              <w:jc w:val="center"/>
-            </w:pPr>
-            <w:r>
-              <w:rPr>
-                <w:rFonts w:ascii="標楷體" w:hAnsi="標楷體"/>
-                <w:b/>
-                <w:spacing w:val="80"/>
-                <w:sz w:val="32"/>
-              </w:rPr>
-              <w:t>國防醫學大學三軍總醫院測試報告</w:t>
-            </w:r>
-          </w:p>
-        </w:tc>
-      </w:tr>
-      <w:tr>
-        <w:trPr>
-          <w:jc w:val="center"/>
-        </w:trPr>
-        <w:tc>
-          <w:tcPr>
-            <w:tcW w:w="1474" w:type="dxa"/>
-          </w:tcPr>
-          <w:p>
-            <w:pPr>
-              <w:spacing w:before="60" w:after="60"/>
-              <w:jc w:val="center"/>
-            </w:pPr>
-            <w:r>
-              <w:rPr>
-                <w:rFonts w:ascii="標楷體" w:hAnsi="標楷體"/>
-              </w:rPr>
-              <w:t>購案名稱</w:t>
-            </w:r>
-          </w:p>
-        </w:tc>
-        <w:tc>
-          <w:tcPr>
-            <w:tcW w:w="3628" w:type="dxa"/>
-          </w:tcPr>
-          <w:p>
-            <w:pPr>
-              <w:spacing w:before="60" w:after="60"/>
-              <w:jc w:val="center"/>
-            </w:pPr>
-            <w:r>
-              <w:rPr>
-                <w:rFonts w:ascii="標楷體" w:hAnsi="標楷體"/>
-              </w:rPr>
-              <w:t>國軍醫院設立捐血站裝備整備案</w:t>
-            </w:r>
-          </w:p>
-        </w:tc>
-        <w:tc>
-          <w:tcPr>
-            <w:tcW w:w="1928" w:type="dxa"/>
-          </w:tcPr>
-          <w:p>
-            <w:pPr>
-              <w:spacing w:before="60" w:after="60"/>
-              <w:jc w:val="center"/>
-            </w:pPr>
-            <w:r>
-              <w:rPr>
-                <w:rFonts w:ascii="標楷體" w:hAnsi="標楷體"/>
-              </w:rPr>
-              <w:t>單位主管用印</w:t>
-            </w:r>
-          </w:p>
-        </w:tc>
-        <w:tc>
-          <w:tcPr>
-            <w:tcW w:w="2608" w:type="dxa"/>
-          </w:tcPr>
-          <w:p>
-            <w:pPr>
-              <w:spacing w:before="60" w:after="60"/>
-              <w:jc w:val="center"/>
-            </w:pPr>
-          </w:p>
-        </w:tc>
-      </w:tr>
-      <w:tr>
-        <w:trPr>
-          <w:jc w:val="center"/>
-        </w:trPr>
-        <w:tc>
-          <w:tcPr>
-            <w:tcW w:w="1474" w:type="dxa"/>
-          </w:tcPr>
-          <w:p>
-            <w:pPr>
-              <w:spacing w:before="60" w:after="60"/>
-              <w:jc w:val="center"/>
-            </w:pPr>
-            <w:r>
-              <w:rPr>
-                <w:rFonts w:ascii="標楷體" w:hAnsi="標楷體"/>
-              </w:rPr>
-              <w:t>測試單位</w:t>
-            </w:r>
-          </w:p>
-        </w:tc>
-        <w:tc>
-          <w:tcPr>
-            <w:tcW w:w="3628" w:type="dxa"/>
-          </w:tcPr>
-          <w:p>
-            <w:pPr>
-              <w:spacing w:before="60" w:after="60"/>
-              <w:jc w:val="center"/>
-            </w:pPr>
-          </w:p>
-        </w:tc>
-        <w:tc>
-          <w:tcPr>
-            <w:tcW w:w="1928" w:type="dxa"/>
-          </w:tcPr>
-          <w:p>
-            <w:pPr>
-              <w:spacing w:before="60" w:after="60"/>
-              <w:jc w:val="center"/>
-            </w:pPr>
-            <w:r>
-              <w:rPr>
-                <w:rFonts w:ascii="標楷體" w:hAnsi="標楷體"/>
-              </w:rPr>
-              <w:t>測試人員</w:t>
-            </w:r>
-          </w:p>
-        </w:tc>
-        <w:tc>
-          <w:tcPr>
-            <w:tcW w:w="2608" w:type="dxa"/>
-          </w:tcPr>
-          <w:p>
-            <w:pPr>
-              <w:spacing w:before="60" w:after="60"/>
-              <w:jc w:val="center"/>
-            </w:pPr>
-          </w:p>
-        </w:tc>
-      </w:tr>
-      <w:tr>
-        <w:trPr>
-          <w:jc w:val="center"/>
-        </w:trPr>
-        <w:tc>
-          <w:tcPr>
-            <w:tcW w:w="1474" w:type="dxa"/>
-          </w:tcPr>
-          <w:p>
-            <w:pPr>
-              <w:spacing w:before="60" w:after="60"/>
-              <w:jc w:val="center"/>
-            </w:pPr>
-            <w:r>
-              <w:rPr>
-                <w:rFonts w:ascii="標楷體" w:hAnsi="標楷體"/>
-              </w:rPr>
-              <w:t>測試日期</w:t>
-            </w:r>
-          </w:p>
-        </w:tc>
-        <w:tc>
-          <w:tcPr>
-            <w:tcW w:w="3628" w:type="dxa"/>
-          </w:tcPr>
-          <w:p>
-            <w:pPr>
-              <w:spacing w:before="60" w:after="60"/>
-              <w:jc w:val="center"/>
-            </w:pPr>
-          </w:p>
-        </w:tc>
-        <w:tc>
-          <w:tcPr>
-            <w:tcW w:w="1928" w:type="dxa"/>
-          </w:tcPr>
-          <w:p>
-            <w:pPr>
-              <w:spacing w:before="60" w:after="60"/>
-              <w:jc w:val="center"/>
-            </w:pPr>
-            <w:r>
-              <w:rPr>
-                <w:rFonts w:ascii="標楷體" w:hAnsi="標楷體"/>
-              </w:rPr>
-              <w:t>測試完畢日期</w:t>
-            </w:r>
-          </w:p>
-        </w:tc>
-        <w:tc>
-          <w:tcPr>
-            <w:tcW w:w="2608" w:type="dxa"/>
-          </w:tcPr>
-          <w:p>
-            <w:pPr>
-              <w:spacing w:before="60" w:after="60"/>
-              <w:jc w:val="center"/>
-            </w:pPr>
-          </w:p>
-        </w:tc>
-      </w:tr>
-    </w:tbl>
-    <w:p/>
-    <w:tbl>
-      <w:tblPr>
-        <w:tblStyle w:val="aff2"/>
-        <w:tblW w:w="0" w:type="auto"/>
-        <w:jc w:val="center"/>
-        <w:tblLayout w:type="fixed"/>
-        <w:tblLook w:val="04A0" w:firstRow="1" w:lastRow="0" w:firstColumn="1" w:lastColumn="0" w:noHBand="0" w:noVBand="1"/>
-      </w:tblPr>
-      <w:tblGrid>
         <w:gridCol w:w="907"/>
-        <w:gridCol w:w="6236"/>
-        <w:gridCol w:w="1247"/>
-        <w:gridCol w:w="1247"/>
+        <w:gridCol w:w="8447"/>
       </w:tblGrid>
       <w:tr>
         <w:trPr>
@@ -5858,7 +3213,6 @@
         <w:tc>
           <w:tcPr>
             <w:tcW w:w="907" w:type="dxa"/>
-            <w:vMerge w:val="restart"/>
           </w:tcPr>
           <w:p>
             <w:pPr>
@@ -5875,8 +3229,7 @@
         </w:tc>
         <w:tc>
           <w:tcPr>
-            <w:tcW w:w="6236" w:type="dxa"/>
-            <w:vMerge w:val="restart"/>
+            <w:tcW w:w="8447" w:type="dxa"/>
           </w:tcPr>
           <w:p>
             <w:pPr>
@@ -5887,79 +3240,7 @@
               <w:rPr>
                 <w:rFonts w:ascii="標楷體" w:hAnsi="標楷體"/>
               </w:rPr>
-              <w:t>測試內容</w:t>
-            </w:r>
-          </w:p>
-        </w:tc>
-        <w:tc>
-          <w:tcPr>
-            <w:tcW w:w="2494" w:type="dxa"/>
-            <w:gridSpan w:val="2"/>
-          </w:tcPr>
-          <w:p>
-            <w:pPr>
-              <w:spacing w:before="60" w:after="60"/>
-              <w:jc w:val="center"/>
-            </w:pPr>
-            <w:r>
-              <w:rPr>
-                <w:rFonts w:ascii="標楷體" w:hAnsi="標楷體"/>
-              </w:rPr>
-              <w:t>測試人員勾選</w:t>
-            </w:r>
-          </w:p>
-        </w:tc>
-      </w:tr>
-      <w:tr>
-        <w:trPr>
-          <w:tblHeader/>
-          <w:jc w:val="center"/>
-        </w:trPr>
-        <w:tc>
-          <w:tcPr>
-            <w:tcW w:w="907" w:type="dxa"/>
-            <w:vMerge/>
-          </w:tcPr>
-          <w:p/>
-        </w:tc>
-        <w:tc>
-          <w:tcPr>
-            <w:tcW w:w="6236" w:type="dxa"/>
-            <w:vMerge/>
-          </w:tcPr>
-          <w:p/>
-        </w:tc>
-        <w:tc>
-          <w:tcPr>
-            <w:tcW w:w="1247" w:type="dxa"/>
-          </w:tcPr>
-          <w:p>
-            <w:pPr>
-              <w:spacing w:before="60" w:after="60"/>
-              <w:jc w:val="center"/>
-            </w:pPr>
-            <w:r>
-              <w:rPr>
-                <w:rFonts w:ascii="標楷體" w:hAnsi="標楷體"/>
-              </w:rPr>
-              <w:t>合格</w:t>
-            </w:r>
-          </w:p>
-        </w:tc>
-        <w:tc>
-          <w:tcPr>
-            <w:tcW w:w="1247" w:type="dxa"/>
-          </w:tcPr>
-          <w:p>
-            <w:pPr>
-              <w:spacing w:before="60" w:after="60"/>
-              <w:jc w:val="center"/>
-            </w:pPr>
-            <w:r>
-              <w:rPr>
-                <w:rFonts w:ascii="標楷體" w:hAnsi="標楷體"/>
-              </w:rPr>
-              <w:t>不合格</w:t>
+              <w:t>測試情境</w:t>
             </w:r>
           </w:p>
         </w:tc>
@@ -5988,7 +3269,7 @@
         </w:tc>
         <w:tc>
           <w:tcPr>
-            <w:tcW w:w="6236" w:type="dxa"/>
+            <w:tcW w:w="8447" w:type="dxa"/>
           </w:tcPr>
           <w:p>
             <w:pPr>
@@ -6006,14 +3287,7 @@
                 <w:rFonts w:ascii="標楷體" w:hAnsi="標楷體"/>
                 <w:sz w:val="22"/>
               </w:rPr>
-              <w:t xml:space="preserve"> 30</w:t>
-            </w:r>
-            <w:r>
-              <w:rPr>
-                <w:rFonts w:ascii="標楷體" w:hAnsi="標楷體"/>
-                <w:sz w:val="22"/>
-              </w:rPr>
-              <w:t xml:space="preserve"> </w:t>
+              <w:t xml:space="preserve"> 30 </w:t>
             </w:r>
             <w:r>
               <w:rPr>
@@ -6036,28 +3310,6 @@
               </w:rPr>
               <w:t>天）」兩區；以僅具審核者角色之帳號進入，應只有「我的文件動態」一個分頁，不出現「草稿匣」。</w:t>
             </w:r>
-          </w:p>
-        </w:tc>
-        <w:tc>
-          <w:tcPr>
-            <w:tcW w:w="1247" w:type="dxa"/>
-          </w:tcPr>
-          <w:p>
-            <w:pPr>
-              <w:spacing w:before="60" w:after="60"/>
-              <w:jc w:val="center"/>
-            </w:pPr>
-          </w:p>
-        </w:tc>
-        <w:tc>
-          <w:tcPr>
-            <w:tcW w:w="1247" w:type="dxa"/>
-          </w:tcPr>
-          <w:p>
-            <w:pPr>
-              <w:spacing w:before="60" w:after="60"/>
-              <w:jc w:val="center"/>
-            </w:pPr>
           </w:p>
         </w:tc>
       </w:tr>
@@ -6085,7 +3337,7 @@
         </w:tc>
         <w:tc>
           <w:tcPr>
-            <w:tcW w:w="6236" w:type="dxa"/>
+            <w:tcW w:w="8447" w:type="dxa"/>
           </w:tcPr>
           <w:p>
             <w:pPr>
@@ -6112,28 +3364,6 @@
               </w:rPr>
               <w:t>天內已核准發布的那份文件應呈現「核准發布」與「送審」兩列，「核准發布」在上、「送審」在下；兩列時間分別為核准與送審當時（顯示至分鐘，同一分鐘內完成者兩列時間相同）。</w:t>
             </w:r>
-          </w:p>
-        </w:tc>
-        <w:tc>
-          <w:tcPr>
-            <w:tcW w:w="1247" w:type="dxa"/>
-          </w:tcPr>
-          <w:p>
-            <w:pPr>
-              <w:spacing w:before="60" w:after="60"/>
-              <w:jc w:val="center"/>
-            </w:pPr>
-          </w:p>
-        </w:tc>
-        <w:tc>
-          <w:tcPr>
-            <w:tcW w:w="1247" w:type="dxa"/>
-          </w:tcPr>
-          <w:p>
-            <w:pPr>
-              <w:spacing w:before="60" w:after="60"/>
-              <w:jc w:val="center"/>
-            </w:pPr>
           </w:p>
         </w:tc>
       </w:tr>
@@ -6161,7 +3391,7 @@
         </w:tc>
         <w:tc>
           <w:tcPr>
-            <w:tcW w:w="6236" w:type="dxa"/>
+            <w:tcW w:w="8447" w:type="dxa"/>
           </w:tcPr>
           <w:p>
             <w:pPr>
@@ -6207,14 +3437,7 @@
                 <w:rFonts w:ascii="標楷體" w:hAnsi="標楷體"/>
                 <w:sz w:val="22"/>
               </w:rPr>
-              <w:t xml:space="preserve"> 7</w:t>
-            </w:r>
-            <w:r>
-              <w:rPr>
-                <w:rFonts w:ascii="標楷體" w:hAnsi="標楷體"/>
-                <w:sz w:val="22"/>
-              </w:rPr>
-              <w:t xml:space="preserve"> </w:t>
+              <w:t xml:space="preserve"> 7 </w:t>
             </w:r>
             <w:r>
               <w:rPr>
@@ -6223,28 +3446,6 @@
               </w:rPr>
               <w:t>天。</w:t>
             </w:r>
-          </w:p>
-        </w:tc>
-        <w:tc>
-          <w:tcPr>
-            <w:tcW w:w="1247" w:type="dxa"/>
-          </w:tcPr>
-          <w:p>
-            <w:pPr>
-              <w:spacing w:before="60" w:after="60"/>
-              <w:jc w:val="center"/>
-            </w:pPr>
-          </w:p>
-        </w:tc>
-        <w:tc>
-          <w:tcPr>
-            <w:tcW w:w="1247" w:type="dxa"/>
-          </w:tcPr>
-          <w:p>
-            <w:pPr>
-              <w:spacing w:before="60" w:after="60"/>
-              <w:jc w:val="center"/>
-            </w:pPr>
           </w:p>
         </w:tc>
       </w:tr>
@@ -6272,7 +3473,7 @@
         </w:tc>
         <w:tc>
           <w:tcPr>
-            <w:tcW w:w="6236" w:type="dxa"/>
+            <w:tcW w:w="8447" w:type="dxa"/>
           </w:tcPr>
           <w:p>
             <w:pPr>
@@ -6299,28 +3500,6 @@
               </w:rPr>
               <w:t>使用者管理停用第二位審核者後，撰寫者視角中指定該審核者之送審，其「指定審核者」欄下方應以紅字標示「審核者帳號已停用」。測完即重新啟用該審核者。</w:t>
             </w:r>
-          </w:p>
-        </w:tc>
-        <w:tc>
-          <w:tcPr>
-            <w:tcW w:w="1247" w:type="dxa"/>
-          </w:tcPr>
-          <w:p>
-            <w:pPr>
-              <w:spacing w:before="60" w:after="60"/>
-              <w:jc w:val="center"/>
-            </w:pPr>
-          </w:p>
-        </w:tc>
-        <w:tc>
-          <w:tcPr>
-            <w:tcW w:w="1247" w:type="dxa"/>
-          </w:tcPr>
-          <w:p>
-            <w:pPr>
-              <w:spacing w:before="60" w:after="60"/>
-              <w:jc w:val="center"/>
-            </w:pPr>
           </w:p>
         </w:tc>
       </w:tr>
@@ -6348,7 +3527,7 @@
         </w:tc>
         <w:tc>
           <w:tcPr>
-            <w:tcW w:w="6236" w:type="dxa"/>
+            <w:tcW w:w="8447" w:type="dxa"/>
           </w:tcPr>
           <w:p>
             <w:pPr>
@@ -6361,28 +3540,6 @@
               </w:rPr>
               <w:t>對一筆未處理的新增類送審按「撤回送審」並「確認撤回」，該文件應出現於草稿匣、草稿類型為「已撤回」，撰寫者視角最上方新增「已撤回」一列；其指定審核者之簽核中心應已不列出該筆，該審核者個人專區之審核者視角應出現該文件「已被撤回」一列。</w:t>
             </w:r>
-          </w:p>
-        </w:tc>
-        <w:tc>
-          <w:tcPr>
-            <w:tcW w:w="1247" w:type="dxa"/>
-          </w:tcPr>
-          <w:p>
-            <w:pPr>
-              <w:spacing w:before="60" w:after="60"/>
-              <w:jc w:val="center"/>
-            </w:pPr>
-          </w:p>
-        </w:tc>
-        <w:tc>
-          <w:tcPr>
-            <w:tcW w:w="1247" w:type="dxa"/>
-          </w:tcPr>
-          <w:p>
-            <w:pPr>
-              <w:spacing w:before="60" w:after="60"/>
-              <w:jc w:val="center"/>
-            </w:pPr>
           </w:p>
         </w:tc>
       </w:tr>
@@ -6410,7 +3567,7 @@
         </w:tc>
         <w:tc>
           <w:tcPr>
-            <w:tcW w:w="6236" w:type="dxa"/>
+            <w:tcW w:w="8447" w:type="dxa"/>
           </w:tcPr>
           <w:p>
             <w:pPr>
@@ -6423,28 +3580,6 @@
               </w:rPr>
               <w:t>對一筆未處理的廢止申請按「撤回送審」並「確認撤回」，撰寫者視角最上方應新增「已撤回」一列；以編輯者開啟該文件詳細頁，「編輯新版本」「廢止此文件」應恢復可按（廢止待簽核期間為灰色）。</w:t>
             </w:r>
-          </w:p>
-        </w:tc>
-        <w:tc>
-          <w:tcPr>
-            <w:tcW w:w="1247" w:type="dxa"/>
-          </w:tcPr>
-          <w:p>
-            <w:pPr>
-              <w:spacing w:before="60" w:after="60"/>
-              <w:jc w:val="center"/>
-            </w:pPr>
-          </w:p>
-        </w:tc>
-        <w:tc>
-          <w:tcPr>
-            <w:tcW w:w="1247" w:type="dxa"/>
-          </w:tcPr>
-          <w:p>
-            <w:pPr>
-              <w:spacing w:before="60" w:after="60"/>
-              <w:jc w:val="center"/>
-            </w:pPr>
           </w:p>
         </w:tc>
       </w:tr>
@@ -6472,7 +3607,7 @@
         </w:tc>
         <w:tc>
           <w:tcPr>
-            <w:tcW w:w="6236" w:type="dxa"/>
+            <w:tcW w:w="8447" w:type="dxa"/>
           </w:tcPr>
           <w:p>
             <w:pPr>
@@ -6485,28 +3620,6 @@
               </w:rPr>
               <w:t>該新增類送審撤回後，於草稿匣對它按「繼續編輯」，改選第二位審核者後送審，該審核者之簽核中心應出現該文件。</w:t>
             </w:r>
-          </w:p>
-        </w:tc>
-        <w:tc>
-          <w:tcPr>
-            <w:tcW w:w="1247" w:type="dxa"/>
-          </w:tcPr>
-          <w:p>
-            <w:pPr>
-              <w:spacing w:before="60" w:after="60"/>
-              <w:jc w:val="center"/>
-            </w:pPr>
-          </w:p>
-        </w:tc>
-        <w:tc>
-          <w:tcPr>
-            <w:tcW w:w="1247" w:type="dxa"/>
-          </w:tcPr>
-          <w:p>
-            <w:pPr>
-              <w:spacing w:before="60" w:after="60"/>
-              <w:jc w:val="center"/>
-            </w:pPr>
           </w:p>
         </w:tc>
       </w:tr>
@@ -6534,7 +3647,7 @@
         </w:tc>
         <w:tc>
           <w:tcPr>
-            <w:tcW w:w="6236" w:type="dxa"/>
+            <w:tcW w:w="8447" w:type="dxa"/>
           </w:tcPr>
           <w:p>
             <w:pPr>
@@ -6547,28 +3660,6 @@
               </w:rPr>
               <w:t>以審核者於審核者視角對待處理之列按「前往簽核中心」，應進入簽核中心並自動展開該筆簽核明細。</w:t>
             </w:r>
-          </w:p>
-        </w:tc>
-        <w:tc>
-          <w:tcPr>
-            <w:tcW w:w="1247" w:type="dxa"/>
-          </w:tcPr>
-          <w:p>
-            <w:pPr>
-              <w:spacing w:before="60" w:after="60"/>
-              <w:jc w:val="center"/>
-            </w:pPr>
-          </w:p>
-        </w:tc>
-        <w:tc>
-          <w:tcPr>
-            <w:tcW w:w="1247" w:type="dxa"/>
-          </w:tcPr>
-          <w:p>
-            <w:pPr>
-              <w:spacing w:before="60" w:after="60"/>
-              <w:jc w:val="center"/>
-            </w:pPr>
           </w:p>
         </w:tc>
       </w:tr>
@@ -6590,14 +3681,13 @@
                 <w:rFonts w:ascii="標楷體" w:hAnsi="標楷體"/>
                 <w:sz w:val="22"/>
               </w:rPr>
-              <w:lastRenderedPageBreak/>
               <w:t>9</w:t>
             </w:r>
           </w:p>
         </w:tc>
         <w:tc>
           <w:tcPr>
-            <w:tcW w:w="6236" w:type="dxa"/>
+            <w:tcW w:w="8447" w:type="dxa"/>
           </w:tcPr>
           <w:p>
             <w:pPr>
@@ -6608,37 +3698,8 @@
                 <w:rFonts w:ascii="標楷體" w:hAnsi="標楷體"/>
                 <w:sz w:val="22"/>
               </w:rPr>
-              <w:t>編輯者之草稿匣中，送審後被退回之文件其草稿類型應為「被退回待修改」，已發布文件之新版本草稿應為「未送審</w:t>
-            </w:r>
-            <w:r>
-              <w:rPr>
-                <w:rFonts w:ascii="標楷體" w:hAnsi="標楷體"/>
-                <w:sz w:val="22"/>
-              </w:rPr>
-              <w:t>」。</w:t>
-            </w:r>
-          </w:p>
-        </w:tc>
-        <w:tc>
-          <w:tcPr>
-            <w:tcW w:w="1247" w:type="dxa"/>
-          </w:tcPr>
-          <w:p>
-            <w:pPr>
-              <w:spacing w:before="60" w:after="60"/>
-              <w:jc w:val="center"/>
-            </w:pPr>
-          </w:p>
-        </w:tc>
-        <w:tc>
-          <w:tcPr>
-            <w:tcW w:w="1247" w:type="dxa"/>
-          </w:tcPr>
-          <w:p>
-            <w:pPr>
-              <w:spacing w:before="60" w:after="60"/>
-              <w:jc w:val="center"/>
-            </w:pPr>
+              <w:t>編輯者之草稿匣中，送審後被退回之文件其草稿類型應為「被退回待修改」，已發布文件之新版本草稿應為「未送審」。</w:t>
+            </w:r>
           </w:p>
         </w:tc>
       </w:tr>
@@ -6666,7 +3727,7 @@
         </w:tc>
         <w:tc>
           <w:tcPr>
-            <w:tcW w:w="6236" w:type="dxa"/>
+            <w:tcW w:w="8447" w:type="dxa"/>
           </w:tcPr>
           <w:p>
             <w:pPr>
@@ -6679,28 +3740,6 @@
               </w:rPr>
               <w:t>對已發布文件之新版本草稿按「刪除」並「確認刪除」，該草稿應自草稿匣消失，文件庫中該文件仍顯示原已發布版本；對首版草稿按「刪除」並「確認刪除」，應顯示「草稿已刪除」，該草稿應自草稿匣消失（首版草稿本就不會出現在文件庫，刪除後文件庫仍查無該文件）。</w:t>
             </w:r>
-          </w:p>
-        </w:tc>
-        <w:tc>
-          <w:tcPr>
-            <w:tcW w:w="1247" w:type="dxa"/>
-          </w:tcPr>
-          <w:p>
-            <w:pPr>
-              <w:spacing w:before="60" w:after="60"/>
-              <w:jc w:val="center"/>
-            </w:pPr>
-          </w:p>
-        </w:tc>
-        <w:tc>
-          <w:tcPr>
-            <w:tcW w:w="1247" w:type="dxa"/>
-          </w:tcPr>
-          <w:p>
-            <w:pPr>
-              <w:spacing w:before="60" w:after="60"/>
-              <w:jc w:val="center"/>
-            </w:pPr>
           </w:p>
         </w:tc>
       </w:tr>
@@ -6728,7 +3767,7 @@
         </w:tc>
         <w:tc>
           <w:tcPr>
-            <w:tcW w:w="6236" w:type="dxa"/>
+            <w:tcW w:w="8447" w:type="dxa"/>
           </w:tcPr>
           <w:p>
             <w:pPr>
@@ -6739,30 +3778,15 @@
                 <w:rFonts w:ascii="標楷體" w:hAnsi="標楷體"/>
                 <w:sz w:val="22"/>
               </w:rPr>
-              <w:t>已被廢止之文件其草稿，「繼續編輯」應無法按，滑鼠移上顯示此文件已被廢止，該列「刪除」仍可操作；廢止待簽核中之文件其草稿，「繼續編輯」亦無法按，滑鼠移上顯示正在廢止簽核中、待簽核結果出爐後再處理（與前者為不同句），該列「刪除」仍可操作；審核者退回該廢止申請後，其「繼續編輯」應恢復可按。</w:t>
-            </w:r>
-          </w:p>
-        </w:tc>
-        <w:tc>
-          <w:tcPr>
-            <w:tcW w:w="1247" w:type="dxa"/>
-          </w:tcPr>
-          <w:p>
-            <w:pPr>
-              <w:spacing w:before="60" w:after="60"/>
-              <w:jc w:val="center"/>
-            </w:pPr>
-          </w:p>
-        </w:tc>
-        <w:tc>
-          <w:tcPr>
-            <w:tcW w:w="1247" w:type="dxa"/>
-          </w:tcPr>
-          <w:p>
-            <w:pPr>
-              <w:spacing w:before="60" w:after="60"/>
-              <w:jc w:val="center"/>
-            </w:pPr>
+              <w:t>已被廢止之文件其草稿，「繼續編輯」應無法按，滑鼠移上顯示此文件已被廢止，該列「刪除」仍可操作；廢止待簽核中之文件其草稿，「繼續編輯」亦無法按，滑鼠移上顯示正在廢止簽核中、待簽核結果出爐後再處理（與前者為不同句），該列「刪除」仍可操作；審核者退回該廢止申請後</w:t>
+            </w:r>
+            <w:r>
+              <w:rPr>
+                <w:rFonts w:ascii="標楷體" w:hAnsi="標楷體"/>
+                <w:sz w:val="22"/>
+              </w:rPr>
+              <w:t>，其「繼續編輯」應恢復可按。</w:t>
+            </w:r>
           </w:p>
         </w:tc>
       </w:tr>
@@ -6771,7 +3795,7 @@
       <w:pPr>
         <w:pStyle w:val="1"/>
       </w:pPr>
-      <w:bookmarkStart w:id="7" w:name="_Toc243497524"/>
+      <w:bookmarkStart w:id="6" w:name="_Toc244178248"/>
       <w:r>
         <w:lastRenderedPageBreak/>
         <w:t xml:space="preserve">DM05 </w:t>
@@ -6779,7 +3803,7 @@
       <w:r>
         <w:t>文件變更歷程查詢</w:t>
       </w:r>
-      <w:bookmarkEnd w:id="7"/>
+      <w:bookmarkEnd w:id="6"/>
     </w:p>
     <w:tbl>
       <w:tblPr>
@@ -6790,241 +3814,8 @@
         <w:tblLook w:val="04A0" w:firstRow="1" w:lastRow="0" w:firstColumn="1" w:lastColumn="0" w:noHBand="0" w:noVBand="1"/>
       </w:tblPr>
       <w:tblGrid>
-        <w:gridCol w:w="1474"/>
-        <w:gridCol w:w="3628"/>
-        <w:gridCol w:w="1928"/>
-        <w:gridCol w:w="2608"/>
-      </w:tblGrid>
-      <w:tr>
-        <w:trPr>
-          <w:jc w:val="center"/>
-        </w:trPr>
-        <w:tc>
-          <w:tcPr>
-            <w:tcW w:w="9638" w:type="dxa"/>
-            <w:gridSpan w:val="4"/>
-          </w:tcPr>
-          <w:p>
-            <w:pPr>
-              <w:spacing w:before="60" w:after="60"/>
-              <w:jc w:val="center"/>
-            </w:pPr>
-            <w:r>
-              <w:rPr>
-                <w:rFonts w:ascii="標楷體" w:hAnsi="標楷體"/>
-                <w:b/>
-                <w:spacing w:val="80"/>
-                <w:sz w:val="32"/>
-              </w:rPr>
-              <w:t>國防醫學大學三軍總醫院測試報告</w:t>
-            </w:r>
-          </w:p>
-        </w:tc>
-      </w:tr>
-      <w:tr>
-        <w:trPr>
-          <w:jc w:val="center"/>
-        </w:trPr>
-        <w:tc>
-          <w:tcPr>
-            <w:tcW w:w="1474" w:type="dxa"/>
-          </w:tcPr>
-          <w:p>
-            <w:pPr>
-              <w:spacing w:before="60" w:after="60"/>
-              <w:jc w:val="center"/>
-            </w:pPr>
-            <w:r>
-              <w:rPr>
-                <w:rFonts w:ascii="標楷體" w:hAnsi="標楷體"/>
-              </w:rPr>
-              <w:t>購案名稱</w:t>
-            </w:r>
-          </w:p>
-        </w:tc>
-        <w:tc>
-          <w:tcPr>
-            <w:tcW w:w="3628" w:type="dxa"/>
-          </w:tcPr>
-          <w:p>
-            <w:pPr>
-              <w:spacing w:before="60" w:after="60"/>
-              <w:jc w:val="center"/>
-            </w:pPr>
-            <w:r>
-              <w:rPr>
-                <w:rFonts w:ascii="標楷體" w:hAnsi="標楷體"/>
-              </w:rPr>
-              <w:t>國軍醫院設立捐血站裝備整備案</w:t>
-            </w:r>
-          </w:p>
-        </w:tc>
-        <w:tc>
-          <w:tcPr>
-            <w:tcW w:w="1928" w:type="dxa"/>
-          </w:tcPr>
-          <w:p>
-            <w:pPr>
-              <w:spacing w:before="60" w:after="60"/>
-              <w:jc w:val="center"/>
-            </w:pPr>
-            <w:r>
-              <w:rPr>
-                <w:rFonts w:ascii="標楷體" w:hAnsi="標楷體"/>
-              </w:rPr>
-              <w:t>單位主管用印</w:t>
-            </w:r>
-          </w:p>
-        </w:tc>
-        <w:tc>
-          <w:tcPr>
-            <w:tcW w:w="2608" w:type="dxa"/>
-          </w:tcPr>
-          <w:p>
-            <w:pPr>
-              <w:spacing w:before="60" w:after="60"/>
-              <w:jc w:val="center"/>
-            </w:pPr>
-          </w:p>
-        </w:tc>
-      </w:tr>
-      <w:tr>
-        <w:trPr>
-          <w:jc w:val="center"/>
-        </w:trPr>
-        <w:tc>
-          <w:tcPr>
-            <w:tcW w:w="1474" w:type="dxa"/>
-          </w:tcPr>
-          <w:p>
-            <w:pPr>
-              <w:spacing w:before="60" w:after="60"/>
-              <w:jc w:val="center"/>
-            </w:pPr>
-            <w:r>
-              <w:rPr>
-                <w:rFonts w:ascii="標楷體" w:hAnsi="標楷體"/>
-              </w:rPr>
-              <w:t>測試單位</w:t>
-            </w:r>
-          </w:p>
-        </w:tc>
-        <w:tc>
-          <w:tcPr>
-            <w:tcW w:w="3628" w:type="dxa"/>
-          </w:tcPr>
-          <w:p>
-            <w:pPr>
-              <w:spacing w:before="60" w:after="60"/>
-              <w:jc w:val="center"/>
-            </w:pPr>
-          </w:p>
-        </w:tc>
-        <w:tc>
-          <w:tcPr>
-            <w:tcW w:w="1928" w:type="dxa"/>
-          </w:tcPr>
-          <w:p>
-            <w:pPr>
-              <w:spacing w:before="60" w:after="60"/>
-              <w:jc w:val="center"/>
-            </w:pPr>
-            <w:r>
-              <w:rPr>
-                <w:rFonts w:ascii="標楷體" w:hAnsi="標楷體"/>
-              </w:rPr>
-              <w:t>測試人員</w:t>
-            </w:r>
-          </w:p>
-        </w:tc>
-        <w:tc>
-          <w:tcPr>
-            <w:tcW w:w="2608" w:type="dxa"/>
-          </w:tcPr>
-          <w:p>
-            <w:pPr>
-              <w:spacing w:before="60" w:after="60"/>
-              <w:jc w:val="center"/>
-            </w:pPr>
-          </w:p>
-        </w:tc>
-      </w:tr>
-      <w:tr>
-        <w:trPr>
-          <w:jc w:val="center"/>
-        </w:trPr>
-        <w:tc>
-          <w:tcPr>
-            <w:tcW w:w="1474" w:type="dxa"/>
-          </w:tcPr>
-          <w:p>
-            <w:pPr>
-              <w:spacing w:before="60" w:after="60"/>
-              <w:jc w:val="center"/>
-            </w:pPr>
-            <w:r>
-              <w:rPr>
-                <w:rFonts w:ascii="標楷體" w:hAnsi="標楷體"/>
-              </w:rPr>
-              <w:t>測試日期</w:t>
-            </w:r>
-          </w:p>
-        </w:tc>
-        <w:tc>
-          <w:tcPr>
-            <w:tcW w:w="3628" w:type="dxa"/>
-          </w:tcPr>
-          <w:p>
-            <w:pPr>
-              <w:spacing w:before="60" w:after="60"/>
-              <w:jc w:val="center"/>
-            </w:pPr>
-          </w:p>
-        </w:tc>
-        <w:tc>
-          <w:tcPr>
-            <w:tcW w:w="1928" w:type="dxa"/>
-          </w:tcPr>
-          <w:p>
-            <w:pPr>
-              <w:spacing w:before="60" w:after="60"/>
-              <w:jc w:val="center"/>
-            </w:pPr>
-            <w:r>
-              <w:rPr>
-                <w:rFonts w:ascii="標楷體" w:hAnsi="標楷體"/>
-              </w:rPr>
-              <w:t>測試完畢日期</w:t>
-            </w:r>
-          </w:p>
-        </w:tc>
-        <w:tc>
-          <w:tcPr>
-            <w:tcW w:w="2608" w:type="dxa"/>
-          </w:tcPr>
-          <w:p>
-            <w:pPr>
-              <w:spacing w:before="60" w:after="60"/>
-              <w:jc w:val="center"/>
-            </w:pPr>
-          </w:p>
-        </w:tc>
-      </w:tr>
-    </w:tbl>
-    <w:p/>
-    <w:tbl>
-      <w:tblPr>
-        <w:tblStyle w:val="aff2"/>
-        <w:tblW w:w="0" w:type="auto"/>
-        <w:jc w:val="center"/>
-        <w:tblLayout w:type="fixed"/>
-        <w:tblLook w:val="04A0" w:firstRow="1" w:lastRow="0" w:firstColumn="1" w:lastColumn="0" w:noHBand="0" w:noVBand="1"/>
-      </w:tblPr>
-      <w:tblGrid>
         <w:gridCol w:w="907"/>
-        <w:gridCol w:w="6236"/>
-        <w:gridCol w:w="1247"/>
-        <w:gridCol w:w="1247"/>
+        <w:gridCol w:w="8447"/>
       </w:tblGrid>
       <w:tr>
         <w:trPr>
@@ -7034,7 +3825,6 @@
         <w:tc>
           <w:tcPr>
             <w:tcW w:w="907" w:type="dxa"/>
-            <w:vMerge w:val="restart"/>
           </w:tcPr>
           <w:p>
             <w:pPr>
@@ -7051,8 +3841,7 @@
         </w:tc>
         <w:tc>
           <w:tcPr>
-            <w:tcW w:w="6236" w:type="dxa"/>
-            <w:vMerge w:val="restart"/>
+            <w:tcW w:w="8447" w:type="dxa"/>
           </w:tcPr>
           <w:p>
             <w:pPr>
@@ -7063,79 +3852,7 @@
               <w:rPr>
                 <w:rFonts w:ascii="標楷體" w:hAnsi="標楷體"/>
               </w:rPr>
-              <w:t>測試內容</w:t>
-            </w:r>
-          </w:p>
-        </w:tc>
-        <w:tc>
-          <w:tcPr>
-            <w:tcW w:w="2494" w:type="dxa"/>
-            <w:gridSpan w:val="2"/>
-          </w:tcPr>
-          <w:p>
-            <w:pPr>
-              <w:spacing w:before="60" w:after="60"/>
-              <w:jc w:val="center"/>
-            </w:pPr>
-            <w:r>
-              <w:rPr>
-                <w:rFonts w:ascii="標楷體" w:hAnsi="標楷體"/>
-              </w:rPr>
-              <w:t>測試人員勾選</w:t>
-            </w:r>
-          </w:p>
-        </w:tc>
-      </w:tr>
-      <w:tr>
-        <w:trPr>
-          <w:tblHeader/>
-          <w:jc w:val="center"/>
-        </w:trPr>
-        <w:tc>
-          <w:tcPr>
-            <w:tcW w:w="907" w:type="dxa"/>
-            <w:vMerge/>
-          </w:tcPr>
-          <w:p/>
-        </w:tc>
-        <w:tc>
-          <w:tcPr>
-            <w:tcW w:w="6236" w:type="dxa"/>
-            <w:vMerge/>
-          </w:tcPr>
-          <w:p/>
-        </w:tc>
-        <w:tc>
-          <w:tcPr>
-            <w:tcW w:w="1247" w:type="dxa"/>
-          </w:tcPr>
-          <w:p>
-            <w:pPr>
-              <w:spacing w:before="60" w:after="60"/>
-              <w:jc w:val="center"/>
-            </w:pPr>
-            <w:r>
-              <w:rPr>
-                <w:rFonts w:ascii="標楷體" w:hAnsi="標楷體"/>
-              </w:rPr>
-              <w:t>合格</w:t>
-            </w:r>
-          </w:p>
-        </w:tc>
-        <w:tc>
-          <w:tcPr>
-            <w:tcW w:w="1247" w:type="dxa"/>
-          </w:tcPr>
-          <w:p>
-            <w:pPr>
-              <w:spacing w:before="60" w:after="60"/>
-              <w:jc w:val="center"/>
-            </w:pPr>
-            <w:r>
-              <w:rPr>
-                <w:rFonts w:ascii="標楷體" w:hAnsi="標楷體"/>
-              </w:rPr>
-              <w:t>不合格</w:t>
+              <w:t>測試情境</w:t>
             </w:r>
           </w:p>
         </w:tc>
@@ -7164,7 +3881,7 @@
         </w:tc>
         <w:tc>
           <w:tcPr>
-            <w:tcW w:w="6236" w:type="dxa"/>
+            <w:tcW w:w="8447" w:type="dxa"/>
           </w:tcPr>
           <w:p>
             <w:pPr>
@@ -7177,28 +3894,6 @@
               </w:rPr>
               <w:t>以管理者進入文件變更歷程查詢、不設任何條件，應列出發布與廢止紀錄，依時間由新到舊排列。</w:t>
             </w:r>
-          </w:p>
-        </w:tc>
-        <w:tc>
-          <w:tcPr>
-            <w:tcW w:w="1247" w:type="dxa"/>
-          </w:tcPr>
-          <w:p>
-            <w:pPr>
-              <w:spacing w:before="60" w:after="60"/>
-              <w:jc w:val="center"/>
-            </w:pPr>
-          </w:p>
-        </w:tc>
-        <w:tc>
-          <w:tcPr>
-            <w:tcW w:w="1247" w:type="dxa"/>
-          </w:tcPr>
-          <w:p>
-            <w:pPr>
-              <w:spacing w:before="60" w:after="60"/>
-              <w:jc w:val="center"/>
-            </w:pPr>
           </w:p>
         </w:tc>
       </w:tr>
@@ -7226,7 +3921,7 @@
         </w:tc>
         <w:tc>
           <w:tcPr>
-            <w:tcW w:w="6236" w:type="dxa"/>
+            <w:tcW w:w="8447" w:type="dxa"/>
           </w:tcPr>
           <w:p>
             <w:pPr>
@@ -7267,28 +3962,6 @@
               </w:rPr>
               <w:t>核准人（帳號或姓名）」「操作類型」任一條件或組合查詢（輸入或選取後不必按任何按鈕，清單即自動更新），清單應只列出符合條件的紀錄。</w:t>
             </w:r>
-          </w:p>
-        </w:tc>
-        <w:tc>
-          <w:tcPr>
-            <w:tcW w:w="1247" w:type="dxa"/>
-          </w:tcPr>
-          <w:p>
-            <w:pPr>
-              <w:spacing w:before="60" w:after="60"/>
-              <w:jc w:val="center"/>
-            </w:pPr>
-          </w:p>
-        </w:tc>
-        <w:tc>
-          <w:tcPr>
-            <w:tcW w:w="1247" w:type="dxa"/>
-          </w:tcPr>
-          <w:p>
-            <w:pPr>
-              <w:spacing w:before="60" w:after="60"/>
-              <w:jc w:val="center"/>
-            </w:pPr>
           </w:p>
         </w:tc>
       </w:tr>
@@ -7316,7 +3989,7 @@
         </w:tc>
         <w:tc>
           <w:tcPr>
-            <w:tcW w:w="6236" w:type="dxa"/>
+            <w:tcW w:w="8447" w:type="dxa"/>
           </w:tcPr>
           <w:p>
             <w:pPr>
@@ -7371,28 +4044,6 @@
               </w:rPr>
               <w:t>起、迄」設為同一天，應只列出該日核准的紀錄。</w:t>
             </w:r>
-          </w:p>
-        </w:tc>
-        <w:tc>
-          <w:tcPr>
-            <w:tcW w:w="1247" w:type="dxa"/>
-          </w:tcPr>
-          <w:p>
-            <w:pPr>
-              <w:spacing w:before="60" w:after="60"/>
-              <w:jc w:val="center"/>
-            </w:pPr>
-          </w:p>
-        </w:tc>
-        <w:tc>
-          <w:tcPr>
-            <w:tcW w:w="1247" w:type="dxa"/>
-          </w:tcPr>
-          <w:p>
-            <w:pPr>
-              <w:spacing w:before="60" w:after="60"/>
-              <w:jc w:val="center"/>
-            </w:pPr>
           </w:p>
         </w:tc>
       </w:tr>
@@ -7420,7 +4071,7 @@
         </w:tc>
         <w:tc>
           <w:tcPr>
-            <w:tcW w:w="6236" w:type="dxa"/>
+            <w:tcW w:w="8447" w:type="dxa"/>
           </w:tcPr>
           <w:p>
             <w:pPr>
@@ -7433,28 +4084,6 @@
               </w:rPr>
               <w:t>已核准發布之文件，其發布紀錄的「時間」應為審核者核准的時間，備註應為送審時填寫的首版摘要或變更摘要；已核准廢止之文件，其廢止紀錄的備註應為所填的廢止原因。</w:t>
             </w:r>
-          </w:p>
-        </w:tc>
-        <w:tc>
-          <w:tcPr>
-            <w:tcW w:w="1247" w:type="dxa"/>
-          </w:tcPr>
-          <w:p>
-            <w:pPr>
-              <w:spacing w:before="60" w:after="60"/>
-              <w:jc w:val="center"/>
-            </w:pPr>
-          </w:p>
-        </w:tc>
-        <w:tc>
-          <w:tcPr>
-            <w:tcW w:w="1247" w:type="dxa"/>
-          </w:tcPr>
-          <w:p>
-            <w:pPr>
-              <w:spacing w:before="60" w:after="60"/>
-              <w:jc w:val="center"/>
-            </w:pPr>
           </w:p>
         </w:tc>
       </w:tr>
@@ -7482,7 +4111,7 @@
         </w:tc>
         <w:tc>
           <w:tcPr>
-            <w:tcW w:w="6236" w:type="dxa"/>
+            <w:tcW w:w="8447" w:type="dxa"/>
           </w:tcPr>
           <w:p>
             <w:pPr>
@@ -7521,7 +4150,14 @@
                 <w:rFonts w:ascii="標楷體" w:hAnsi="標楷體"/>
                 <w:sz w:val="22"/>
               </w:rPr>
-              <w:t>開啟中文正常；資料列數（不含標題列）應等於畫面「變更紀錄（共</w:t>
+              <w:t>開啟中文正常；資料列</w:t>
+            </w:r>
+            <w:r>
+              <w:rPr>
+                <w:rFonts w:ascii="標楷體" w:hAnsi="標楷體"/>
+                <w:sz w:val="22"/>
+              </w:rPr>
+              <w:t>數（不含標題列）應等於畫面「變更紀錄（共</w:t>
             </w:r>
             <w:r>
               <w:rPr>
@@ -7579,28 +4215,6 @@
               </w:rPr>
               <w:t>」。</w:t>
             </w:r>
-          </w:p>
-        </w:tc>
-        <w:tc>
-          <w:tcPr>
-            <w:tcW w:w="1247" w:type="dxa"/>
-          </w:tcPr>
-          <w:p>
-            <w:pPr>
-              <w:spacing w:before="60" w:after="60"/>
-              <w:jc w:val="center"/>
-            </w:pPr>
-          </w:p>
-        </w:tc>
-        <w:tc>
-          <w:tcPr>
-            <w:tcW w:w="1247" w:type="dxa"/>
-          </w:tcPr>
-          <w:p>
-            <w:pPr>
-              <w:spacing w:before="60" w:after="60"/>
-              <w:jc w:val="center"/>
-            </w:pPr>
           </w:p>
         </w:tc>
       </w:tr>
@@ -7628,7 +4242,7 @@
         </w:tc>
         <w:tc>
           <w:tcPr>
-            <w:tcW w:w="6236" w:type="dxa"/>
+            <w:tcW w:w="8447" w:type="dxa"/>
           </w:tcPr>
           <w:p>
             <w:pPr>
@@ -7641,28 +4255,6 @@
               </w:rPr>
               <w:t>文件送審中時，清單不應出現該文件的紀錄；審核者核准後，切換到其他作業再點回本作業，應新增一筆該文件的發布紀錄（停留在本頁時清單不會自動更新）。</w:t>
             </w:r>
-          </w:p>
-        </w:tc>
-        <w:tc>
-          <w:tcPr>
-            <w:tcW w:w="1247" w:type="dxa"/>
-          </w:tcPr>
-          <w:p>
-            <w:pPr>
-              <w:spacing w:before="60" w:after="60"/>
-              <w:jc w:val="center"/>
-            </w:pPr>
-          </w:p>
-        </w:tc>
-        <w:tc>
-          <w:tcPr>
-            <w:tcW w:w="1247" w:type="dxa"/>
-          </w:tcPr>
-          <w:p>
-            <w:pPr>
-              <w:spacing w:before="60" w:after="60"/>
-              <w:jc w:val="center"/>
-            </w:pPr>
           </w:p>
         </w:tc>
       </w:tr>
@@ -7671,7 +4263,7 @@
       <w:pPr>
         <w:pStyle w:val="1"/>
       </w:pPr>
-      <w:bookmarkStart w:id="8" w:name="_Toc243497525"/>
+      <w:bookmarkStart w:id="7" w:name="_Toc244178249"/>
       <w:r>
         <w:lastRenderedPageBreak/>
         <w:t xml:space="preserve">DM06 </w:t>
@@ -7682,7 +4274,7 @@
       <w:r>
         <w:t xml:space="preserve"> KPI</w:t>
       </w:r>
-      <w:bookmarkEnd w:id="8"/>
+      <w:bookmarkEnd w:id="7"/>
     </w:p>
     <w:tbl>
       <w:tblPr>
@@ -7693,241 +4285,8 @@
         <w:tblLook w:val="04A0" w:firstRow="1" w:lastRow="0" w:firstColumn="1" w:lastColumn="0" w:noHBand="0" w:noVBand="1"/>
       </w:tblPr>
       <w:tblGrid>
-        <w:gridCol w:w="1474"/>
-        <w:gridCol w:w="3628"/>
-        <w:gridCol w:w="1928"/>
-        <w:gridCol w:w="2608"/>
-      </w:tblGrid>
-      <w:tr>
-        <w:trPr>
-          <w:jc w:val="center"/>
-        </w:trPr>
-        <w:tc>
-          <w:tcPr>
-            <w:tcW w:w="9638" w:type="dxa"/>
-            <w:gridSpan w:val="4"/>
-          </w:tcPr>
-          <w:p>
-            <w:pPr>
-              <w:spacing w:before="60" w:after="60"/>
-              <w:jc w:val="center"/>
-            </w:pPr>
-            <w:r>
-              <w:rPr>
-                <w:rFonts w:ascii="標楷體" w:hAnsi="標楷體"/>
-                <w:b/>
-                <w:spacing w:val="80"/>
-                <w:sz w:val="32"/>
-              </w:rPr>
-              <w:t>國防醫學大學三軍總醫院測試報告</w:t>
-            </w:r>
-          </w:p>
-        </w:tc>
-      </w:tr>
-      <w:tr>
-        <w:trPr>
-          <w:jc w:val="center"/>
-        </w:trPr>
-        <w:tc>
-          <w:tcPr>
-            <w:tcW w:w="1474" w:type="dxa"/>
-          </w:tcPr>
-          <w:p>
-            <w:pPr>
-              <w:spacing w:before="60" w:after="60"/>
-              <w:jc w:val="center"/>
-            </w:pPr>
-            <w:r>
-              <w:rPr>
-                <w:rFonts w:ascii="標楷體" w:hAnsi="標楷體"/>
-              </w:rPr>
-              <w:t>購案名稱</w:t>
-            </w:r>
-          </w:p>
-        </w:tc>
-        <w:tc>
-          <w:tcPr>
-            <w:tcW w:w="3628" w:type="dxa"/>
-          </w:tcPr>
-          <w:p>
-            <w:pPr>
-              <w:spacing w:before="60" w:after="60"/>
-              <w:jc w:val="center"/>
-            </w:pPr>
-            <w:r>
-              <w:rPr>
-                <w:rFonts w:ascii="標楷體" w:hAnsi="標楷體"/>
-              </w:rPr>
-              <w:t>國軍醫院設立捐血站裝備整備案</w:t>
-            </w:r>
-          </w:p>
-        </w:tc>
-        <w:tc>
-          <w:tcPr>
-            <w:tcW w:w="1928" w:type="dxa"/>
-          </w:tcPr>
-          <w:p>
-            <w:pPr>
-              <w:spacing w:before="60" w:after="60"/>
-              <w:jc w:val="center"/>
-            </w:pPr>
-            <w:r>
-              <w:rPr>
-                <w:rFonts w:ascii="標楷體" w:hAnsi="標楷體"/>
-              </w:rPr>
-              <w:t>單位主管用印</w:t>
-            </w:r>
-          </w:p>
-        </w:tc>
-        <w:tc>
-          <w:tcPr>
-            <w:tcW w:w="2608" w:type="dxa"/>
-          </w:tcPr>
-          <w:p>
-            <w:pPr>
-              <w:spacing w:before="60" w:after="60"/>
-              <w:jc w:val="center"/>
-            </w:pPr>
-          </w:p>
-        </w:tc>
-      </w:tr>
-      <w:tr>
-        <w:trPr>
-          <w:jc w:val="center"/>
-        </w:trPr>
-        <w:tc>
-          <w:tcPr>
-            <w:tcW w:w="1474" w:type="dxa"/>
-          </w:tcPr>
-          <w:p>
-            <w:pPr>
-              <w:spacing w:before="60" w:after="60"/>
-              <w:jc w:val="center"/>
-            </w:pPr>
-            <w:r>
-              <w:rPr>
-                <w:rFonts w:ascii="標楷體" w:hAnsi="標楷體"/>
-              </w:rPr>
-              <w:t>測試單位</w:t>
-            </w:r>
-          </w:p>
-        </w:tc>
-        <w:tc>
-          <w:tcPr>
-            <w:tcW w:w="3628" w:type="dxa"/>
-          </w:tcPr>
-          <w:p>
-            <w:pPr>
-              <w:spacing w:before="60" w:after="60"/>
-              <w:jc w:val="center"/>
-            </w:pPr>
-          </w:p>
-        </w:tc>
-        <w:tc>
-          <w:tcPr>
-            <w:tcW w:w="1928" w:type="dxa"/>
-          </w:tcPr>
-          <w:p>
-            <w:pPr>
-              <w:spacing w:before="60" w:after="60"/>
-              <w:jc w:val="center"/>
-            </w:pPr>
-            <w:r>
-              <w:rPr>
-                <w:rFonts w:ascii="標楷體" w:hAnsi="標楷體"/>
-              </w:rPr>
-              <w:t>測試人員</w:t>
-            </w:r>
-          </w:p>
-        </w:tc>
-        <w:tc>
-          <w:tcPr>
-            <w:tcW w:w="2608" w:type="dxa"/>
-          </w:tcPr>
-          <w:p>
-            <w:pPr>
-              <w:spacing w:before="60" w:after="60"/>
-              <w:jc w:val="center"/>
-            </w:pPr>
-          </w:p>
-        </w:tc>
-      </w:tr>
-      <w:tr>
-        <w:trPr>
-          <w:jc w:val="center"/>
-        </w:trPr>
-        <w:tc>
-          <w:tcPr>
-            <w:tcW w:w="1474" w:type="dxa"/>
-          </w:tcPr>
-          <w:p>
-            <w:pPr>
-              <w:spacing w:before="60" w:after="60"/>
-              <w:jc w:val="center"/>
-            </w:pPr>
-            <w:r>
-              <w:rPr>
-                <w:rFonts w:ascii="標楷體" w:hAnsi="標楷體"/>
-              </w:rPr>
-              <w:t>測試日期</w:t>
-            </w:r>
-          </w:p>
-        </w:tc>
-        <w:tc>
-          <w:tcPr>
-            <w:tcW w:w="3628" w:type="dxa"/>
-          </w:tcPr>
-          <w:p>
-            <w:pPr>
-              <w:spacing w:before="60" w:after="60"/>
-              <w:jc w:val="center"/>
-            </w:pPr>
-          </w:p>
-        </w:tc>
-        <w:tc>
-          <w:tcPr>
-            <w:tcW w:w="1928" w:type="dxa"/>
-          </w:tcPr>
-          <w:p>
-            <w:pPr>
-              <w:spacing w:before="60" w:after="60"/>
-              <w:jc w:val="center"/>
-            </w:pPr>
-            <w:r>
-              <w:rPr>
-                <w:rFonts w:ascii="標楷體" w:hAnsi="標楷體"/>
-              </w:rPr>
-              <w:t>測試完畢日期</w:t>
-            </w:r>
-          </w:p>
-        </w:tc>
-        <w:tc>
-          <w:tcPr>
-            <w:tcW w:w="2608" w:type="dxa"/>
-          </w:tcPr>
-          <w:p>
-            <w:pPr>
-              <w:spacing w:before="60" w:after="60"/>
-              <w:jc w:val="center"/>
-            </w:pPr>
-          </w:p>
-        </w:tc>
-      </w:tr>
-    </w:tbl>
-    <w:p/>
-    <w:tbl>
-      <w:tblPr>
-        <w:tblStyle w:val="aff2"/>
-        <w:tblW w:w="0" w:type="auto"/>
-        <w:jc w:val="center"/>
-        <w:tblLayout w:type="fixed"/>
-        <w:tblLook w:val="04A0" w:firstRow="1" w:lastRow="0" w:firstColumn="1" w:lastColumn="0" w:noHBand="0" w:noVBand="1"/>
-      </w:tblPr>
-      <w:tblGrid>
         <w:gridCol w:w="907"/>
-        <w:gridCol w:w="6236"/>
-        <w:gridCol w:w="1247"/>
-        <w:gridCol w:w="1247"/>
+        <w:gridCol w:w="8447"/>
       </w:tblGrid>
       <w:tr>
         <w:trPr>
@@ -7937,7 +4296,6 @@
         <w:tc>
           <w:tcPr>
             <w:tcW w:w="907" w:type="dxa"/>
-            <w:vMerge w:val="restart"/>
           </w:tcPr>
           <w:p>
             <w:pPr>
@@ -7954,8 +4312,7 @@
         </w:tc>
         <w:tc>
           <w:tcPr>
-            <w:tcW w:w="6236" w:type="dxa"/>
-            <w:vMerge w:val="restart"/>
+            <w:tcW w:w="8447" w:type="dxa"/>
           </w:tcPr>
           <w:p>
             <w:pPr>
@@ -7966,79 +4323,7 @@
               <w:rPr>
                 <w:rFonts w:ascii="標楷體" w:hAnsi="標楷體"/>
               </w:rPr>
-              <w:t>測試內容</w:t>
-            </w:r>
-          </w:p>
-        </w:tc>
-        <w:tc>
-          <w:tcPr>
-            <w:tcW w:w="2494" w:type="dxa"/>
-            <w:gridSpan w:val="2"/>
-          </w:tcPr>
-          <w:p>
-            <w:pPr>
-              <w:spacing w:before="60" w:after="60"/>
-              <w:jc w:val="center"/>
-            </w:pPr>
-            <w:r>
-              <w:rPr>
-                <w:rFonts w:ascii="標楷體" w:hAnsi="標楷體"/>
-              </w:rPr>
-              <w:t>測試人員勾選</w:t>
-            </w:r>
-          </w:p>
-        </w:tc>
-      </w:tr>
-      <w:tr>
-        <w:trPr>
-          <w:tblHeader/>
-          <w:jc w:val="center"/>
-        </w:trPr>
-        <w:tc>
-          <w:tcPr>
-            <w:tcW w:w="907" w:type="dxa"/>
-            <w:vMerge/>
-          </w:tcPr>
-          <w:p/>
-        </w:tc>
-        <w:tc>
-          <w:tcPr>
-            <w:tcW w:w="6236" w:type="dxa"/>
-            <w:vMerge/>
-          </w:tcPr>
-          <w:p/>
-        </w:tc>
-        <w:tc>
-          <w:tcPr>
-            <w:tcW w:w="1247" w:type="dxa"/>
-          </w:tcPr>
-          <w:p>
-            <w:pPr>
-              <w:spacing w:before="60" w:after="60"/>
-              <w:jc w:val="center"/>
-            </w:pPr>
-            <w:r>
-              <w:rPr>
-                <w:rFonts w:ascii="標楷體" w:hAnsi="標楷體"/>
-              </w:rPr>
-              <w:t>合格</w:t>
-            </w:r>
-          </w:p>
-        </w:tc>
-        <w:tc>
-          <w:tcPr>
-            <w:tcW w:w="1247" w:type="dxa"/>
-          </w:tcPr>
-          <w:p>
-            <w:pPr>
-              <w:spacing w:before="60" w:after="60"/>
-              <w:jc w:val="center"/>
-            </w:pPr>
-            <w:r>
-              <w:rPr>
-                <w:rFonts w:ascii="標楷體" w:hAnsi="標楷體"/>
-              </w:rPr>
-              <w:t>不合格</w:t>
+              <w:t>測試情境</w:t>
             </w:r>
           </w:p>
         </w:tc>
@@ -8067,7 +4352,7 @@
         </w:tc>
         <w:tc>
           <w:tcPr>
-            <w:tcW w:w="6236" w:type="dxa"/>
+            <w:tcW w:w="8447" w:type="dxa"/>
           </w:tcPr>
           <w:p>
             <w:pPr>
@@ -8141,14 +4426,7 @@
                 <w:rFonts w:ascii="標楷體" w:hAnsi="標楷體"/>
                 <w:sz w:val="22"/>
               </w:rPr>
-              <w:t xml:space="preserve"> </w:t>
-            </w:r>
-            <w:r>
-              <w:rPr>
-                <w:rFonts w:ascii="標楷體" w:hAnsi="標楷體"/>
-                <w:sz w:val="22"/>
-              </w:rPr>
-              <w:t>10:00</w:t>
+              <w:t xml:space="preserve"> 10:00</w:t>
             </w:r>
             <w:r>
               <w:rPr>
@@ -8283,28 +4561,6 @@
               </w:rPr>
               <w:t>改回原值。</w:t>
             </w:r>
-          </w:p>
-        </w:tc>
-        <w:tc>
-          <w:tcPr>
-            <w:tcW w:w="1247" w:type="dxa"/>
-          </w:tcPr>
-          <w:p>
-            <w:pPr>
-              <w:spacing w:before="60" w:after="60"/>
-              <w:jc w:val="center"/>
-            </w:pPr>
-          </w:p>
-        </w:tc>
-        <w:tc>
-          <w:tcPr>
-            <w:tcW w:w="1247" w:type="dxa"/>
-          </w:tcPr>
-          <w:p>
-            <w:pPr>
-              <w:spacing w:before="60" w:after="60"/>
-              <w:jc w:val="center"/>
-            </w:pPr>
           </w:p>
         </w:tc>
       </w:tr>
@@ -8332,7 +4588,7 @@
         </w:tc>
         <w:tc>
           <w:tcPr>
-            <w:tcW w:w="6236" w:type="dxa"/>
+            <w:tcW w:w="8447" w:type="dxa"/>
           </w:tcPr>
           <w:p>
             <w:pPr>
@@ -8350,44 +4606,22 @@
                 <w:rFonts w:ascii="標楷體" w:hAnsi="標楷體"/>
                 <w:sz w:val="22"/>
               </w:rPr>
-              <w:t xml:space="preserve"> </w:t>
-            </w:r>
-            <w:r>
-              <w:rPr>
-                <w:rFonts w:ascii="標楷體" w:hAnsi="標楷體"/>
-                <w:sz w:val="22"/>
-              </w:rPr>
-              <w:t>KPI</w:t>
-            </w:r>
-            <w:r>
-              <w:rPr>
-                <w:rFonts w:ascii="標楷體" w:hAnsi="標楷體"/>
-                <w:sz w:val="22"/>
-              </w:rPr>
-              <w:t>，應逐文件列出應看、已看、未看與閱讀率；訓練教材不在文件統計中，而列於下方「訓練教材」區且不顯示閱讀統計。</w:t>
-            </w:r>
-          </w:p>
-        </w:tc>
-        <w:tc>
-          <w:tcPr>
-            <w:tcW w:w="1247" w:type="dxa"/>
-          </w:tcPr>
-          <w:p>
-            <w:pPr>
-              <w:spacing w:before="60" w:after="60"/>
-              <w:jc w:val="center"/>
-            </w:pPr>
-          </w:p>
-        </w:tc>
-        <w:tc>
-          <w:tcPr>
-            <w:tcW w:w="1247" w:type="dxa"/>
-          </w:tcPr>
-          <w:p>
-            <w:pPr>
-              <w:spacing w:before="60" w:after="60"/>
-              <w:jc w:val="center"/>
-            </w:pPr>
+              <w:t xml:space="preserve"> KPI</w:t>
+            </w:r>
+            <w:r>
+              <w:rPr>
+                <w:rFonts w:ascii="標楷體" w:hAnsi="標楷體"/>
+                <w:sz w:val="22"/>
+              </w:rPr>
+              <w:t>，應逐文件列出應看、已看、未看與閱讀率；訓練教材不在文件統計中，而列於下方「訓練教材」區且不顯示閱讀</w:t>
+            </w:r>
+            <w:r>
+              <w:rPr>
+                <w:rFonts w:ascii="標楷體" w:hAnsi="標楷體"/>
+                <w:sz w:val="22"/>
+              </w:rPr>
+              <w:t>統計。</w:t>
+            </w:r>
           </w:p>
         </w:tc>
       </w:tr>
@@ -8415,7 +4649,7 @@
         </w:tc>
         <w:tc>
           <w:tcPr>
-            <w:tcW w:w="6236" w:type="dxa"/>
+            <w:tcW w:w="8447" w:type="dxa"/>
           </w:tcPr>
           <w:p>
             <w:pPr>
@@ -8456,28 +4690,6 @@
               </w:rPr>
               <w:t>；再次下載同一版本，已看應不再增加。</w:t>
             </w:r>
-          </w:p>
-        </w:tc>
-        <w:tc>
-          <w:tcPr>
-            <w:tcW w:w="1247" w:type="dxa"/>
-          </w:tcPr>
-          <w:p>
-            <w:pPr>
-              <w:spacing w:before="60" w:after="60"/>
-              <w:jc w:val="center"/>
-            </w:pPr>
-          </w:p>
-        </w:tc>
-        <w:tc>
-          <w:tcPr>
-            <w:tcW w:w="1247" w:type="dxa"/>
-          </w:tcPr>
-          <w:p>
-            <w:pPr>
-              <w:spacing w:before="60" w:after="60"/>
-              <w:jc w:val="center"/>
-            </w:pPr>
           </w:p>
         </w:tc>
       </w:tr>
@@ -8505,7 +4717,7 @@
         </w:tc>
         <w:tc>
           <w:tcPr>
-            <w:tcW w:w="6236" w:type="dxa"/>
+            <w:tcW w:w="8447" w:type="dxa"/>
           </w:tcPr>
           <w:p>
             <w:pPr>
@@ -8546,28 +4758,6 @@
               </w:rPr>
               <w:t>文件）；受測閱覽者僅預覽、未下載，該文件的已看應不變。</w:t>
             </w:r>
-          </w:p>
-        </w:tc>
-        <w:tc>
-          <w:tcPr>
-            <w:tcW w:w="1247" w:type="dxa"/>
-          </w:tcPr>
-          <w:p>
-            <w:pPr>
-              <w:spacing w:before="60" w:after="60"/>
-              <w:jc w:val="center"/>
-            </w:pPr>
-          </w:p>
-        </w:tc>
-        <w:tc>
-          <w:tcPr>
-            <w:tcW w:w="1247" w:type="dxa"/>
-          </w:tcPr>
-          <w:p>
-            <w:pPr>
-              <w:spacing w:before="60" w:after="60"/>
-              <w:jc w:val="center"/>
-            </w:pPr>
           </w:p>
         </w:tc>
       </w:tr>
@@ -8595,7 +4785,7 @@
         </w:tc>
         <w:tc>
           <w:tcPr>
-            <w:tcW w:w="6236" w:type="dxa"/>
+            <w:tcW w:w="8447" w:type="dxa"/>
           </w:tcPr>
           <w:p>
             <w:pPr>
@@ -8622,28 +4812,6 @@
               </w:rPr>
               <w:t>。</w:t>
             </w:r>
-          </w:p>
-        </w:tc>
-        <w:tc>
-          <w:tcPr>
-            <w:tcW w:w="1247" w:type="dxa"/>
-          </w:tcPr>
-          <w:p>
-            <w:pPr>
-              <w:spacing w:before="60" w:after="60"/>
-              <w:jc w:val="center"/>
-            </w:pPr>
-          </w:p>
-        </w:tc>
-        <w:tc>
-          <w:tcPr>
-            <w:tcW w:w="1247" w:type="dxa"/>
-          </w:tcPr>
-          <w:p>
-            <w:pPr>
-              <w:spacing w:before="60" w:after="60"/>
-              <w:jc w:val="center"/>
-            </w:pPr>
           </w:p>
         </w:tc>
       </w:tr>
@@ -8671,7 +4839,7 @@
         </w:tc>
         <w:tc>
           <w:tcPr>
-            <w:tcW w:w="6236" w:type="dxa"/>
+            <w:tcW w:w="8447" w:type="dxa"/>
           </w:tcPr>
           <w:p>
             <w:pPr>
@@ -8712,28 +4880,6 @@
               </w:rPr>
               <w:t>；測完即重新啟用該閱覽者。</w:t>
             </w:r>
-          </w:p>
-        </w:tc>
-        <w:tc>
-          <w:tcPr>
-            <w:tcW w:w="1247" w:type="dxa"/>
-          </w:tcPr>
-          <w:p>
-            <w:pPr>
-              <w:spacing w:before="60" w:after="60"/>
-              <w:jc w:val="center"/>
-            </w:pPr>
-          </w:p>
-        </w:tc>
-        <w:tc>
-          <w:tcPr>
-            <w:tcW w:w="1247" w:type="dxa"/>
-          </w:tcPr>
-          <w:p>
-            <w:pPr>
-              <w:spacing w:before="60" w:after="60"/>
-              <w:jc w:val="center"/>
-            </w:pPr>
           </w:p>
         </w:tc>
       </w:tr>
@@ -8761,7 +4907,7 @@
         </w:tc>
         <w:tc>
           <w:tcPr>
-            <w:tcW w:w="6236" w:type="dxa"/>
+            <w:tcW w:w="8447" w:type="dxa"/>
           </w:tcPr>
           <w:p>
             <w:pPr>
@@ -8786,38 +4932,8 @@
                 <w:rFonts w:ascii="標楷體" w:hAnsi="標楷體"/>
                 <w:sz w:val="22"/>
               </w:rPr>
-              <w:t>、未看等於應看（舊版的下載紀錄不計入新</w:t>
-            </w:r>
-            <w:r>
-              <w:rPr>
-                <w:rFonts w:ascii="標楷體" w:hAnsi="標楷體"/>
-                <w:sz w:val="22"/>
-              </w:rPr>
-              <w:lastRenderedPageBreak/>
-              <w:t>版）。</w:t>
-            </w:r>
-          </w:p>
-        </w:tc>
-        <w:tc>
-          <w:tcPr>
-            <w:tcW w:w="1247" w:type="dxa"/>
-          </w:tcPr>
-          <w:p>
-            <w:pPr>
-              <w:spacing w:before="60" w:after="60"/>
-              <w:jc w:val="center"/>
-            </w:pPr>
-          </w:p>
-        </w:tc>
-        <w:tc>
-          <w:tcPr>
-            <w:tcW w:w="1247" w:type="dxa"/>
-          </w:tcPr>
-          <w:p>
-            <w:pPr>
-              <w:spacing w:before="60" w:after="60"/>
-              <w:jc w:val="center"/>
-            </w:pPr>
+              <w:t>、未看等於應看（舊版的下載紀錄不計入新版）。</w:t>
+            </w:r>
           </w:p>
         </w:tc>
       </w:tr>
@@ -8845,7 +4961,7 @@
         </w:tc>
         <w:tc>
           <w:tcPr>
-            <w:tcW w:w="6236" w:type="dxa"/>
+            <w:tcW w:w="8447" w:type="dxa"/>
           </w:tcPr>
           <w:p>
             <w:pPr>
@@ -8870,30 +4986,15 @@
                 <w:rFonts w:ascii="標楷體" w:hAnsi="標楷體"/>
                 <w:sz w:val="22"/>
               </w:rPr>
-              <w:t>文件提出廢止申請、尚未核准時，該文件應仍列於文件統計；審核者核准廢止後，該文件應自本作業移除。</w:t>
-            </w:r>
-          </w:p>
-        </w:tc>
-        <w:tc>
-          <w:tcPr>
-            <w:tcW w:w="1247" w:type="dxa"/>
-          </w:tcPr>
-          <w:p>
-            <w:pPr>
-              <w:spacing w:before="60" w:after="60"/>
-              <w:jc w:val="center"/>
-            </w:pPr>
-          </w:p>
-        </w:tc>
-        <w:tc>
-          <w:tcPr>
-            <w:tcW w:w="1247" w:type="dxa"/>
-          </w:tcPr>
-          <w:p>
-            <w:pPr>
-              <w:spacing w:before="60" w:after="60"/>
-              <w:jc w:val="center"/>
-            </w:pPr>
+              <w:t>文件提出廢止申請、尚未核准時，該文件應仍列於文件統計；審核</w:t>
+            </w:r>
+            <w:r>
+              <w:rPr>
+                <w:rFonts w:ascii="標楷體" w:hAnsi="標楷體"/>
+                <w:sz w:val="22"/>
+              </w:rPr>
+              <w:t>者核准廢止後，該文件應自本作業移除。</w:t>
+            </w:r>
           </w:p>
         </w:tc>
       </w:tr>
@@ -8921,7 +5022,7 @@
         </w:tc>
         <w:tc>
           <w:tcPr>
-            <w:tcW w:w="6236" w:type="dxa"/>
+            <w:tcW w:w="8447" w:type="dxa"/>
           </w:tcPr>
           <w:p>
             <w:pPr>
@@ -8934,28 +5035,6 @@
               </w:rPr>
               <w:t>以「關鍵字」「分類」任一條件或組合查詢，清單應只列出符合條件的文件。</w:t>
             </w:r>
-          </w:p>
-        </w:tc>
-        <w:tc>
-          <w:tcPr>
-            <w:tcW w:w="1247" w:type="dxa"/>
-          </w:tcPr>
-          <w:p>
-            <w:pPr>
-              <w:spacing w:before="60" w:after="60"/>
-              <w:jc w:val="center"/>
-            </w:pPr>
-          </w:p>
-        </w:tc>
-        <w:tc>
-          <w:tcPr>
-            <w:tcW w:w="1247" w:type="dxa"/>
-          </w:tcPr>
-          <w:p>
-            <w:pPr>
-              <w:spacing w:before="60" w:after="60"/>
-              <w:jc w:val="center"/>
-            </w:pPr>
           </w:p>
         </w:tc>
       </w:tr>
@@ -8983,7 +5062,7 @@
         </w:tc>
         <w:tc>
           <w:tcPr>
-            <w:tcW w:w="6236" w:type="dxa"/>
+            <w:tcW w:w="8447" w:type="dxa"/>
           </w:tcPr>
           <w:p>
             <w:pPr>
@@ -9038,28 +5117,6 @@
               </w:rPr>
               <w:t>份可計算文件」。</w:t>
             </w:r>
-          </w:p>
-        </w:tc>
-        <w:tc>
-          <w:tcPr>
-            <w:tcW w:w="1247" w:type="dxa"/>
-          </w:tcPr>
-          <w:p>
-            <w:pPr>
-              <w:spacing w:before="60" w:after="60"/>
-              <w:jc w:val="center"/>
-            </w:pPr>
-          </w:p>
-        </w:tc>
-        <w:tc>
-          <w:tcPr>
-            <w:tcW w:w="1247" w:type="dxa"/>
-          </w:tcPr>
-          <w:p>
-            <w:pPr>
-              <w:spacing w:before="60" w:after="60"/>
-              <w:jc w:val="center"/>
-            </w:pPr>
           </w:p>
         </w:tc>
       </w:tr>
@@ -9087,7 +5144,7 @@
         </w:tc>
         <w:tc>
           <w:tcPr>
-            <w:tcW w:w="6236" w:type="dxa"/>
+            <w:tcW w:w="8447" w:type="dxa"/>
           </w:tcPr>
           <w:p>
             <w:pPr>
@@ -9105,14 +5162,7 @@
                 <w:rFonts w:ascii="標楷體" w:hAnsi="標楷體"/>
                 <w:sz w:val="22"/>
               </w:rPr>
-              <w:t xml:space="preserve"> 0</w:t>
-            </w:r>
-            <w:r>
-              <w:rPr>
-                <w:rFonts w:ascii="標楷體" w:hAnsi="標楷體"/>
-                <w:sz w:val="22"/>
-              </w:rPr>
-              <w:t xml:space="preserve"> </w:t>
+              <w:t xml:space="preserve"> 0 </w:t>
             </w:r>
             <w:r>
               <w:rPr>
@@ -9121,28 +5171,6 @@
               </w:rPr>
               <w:t>之文件不列入平均）。</w:t>
             </w:r>
-          </w:p>
-        </w:tc>
-        <w:tc>
-          <w:tcPr>
-            <w:tcW w:w="1247" w:type="dxa"/>
-          </w:tcPr>
-          <w:p>
-            <w:pPr>
-              <w:spacing w:before="60" w:after="60"/>
-              <w:jc w:val="center"/>
-            </w:pPr>
-          </w:p>
-        </w:tc>
-        <w:tc>
-          <w:tcPr>
-            <w:tcW w:w="1247" w:type="dxa"/>
-          </w:tcPr>
-          <w:p>
-            <w:pPr>
-              <w:spacing w:before="60" w:after="60"/>
-              <w:jc w:val="center"/>
-            </w:pPr>
           </w:p>
         </w:tc>
       </w:tr>
@@ -9170,7 +5198,7 @@
         </w:tc>
         <w:tc>
           <w:tcPr>
-            <w:tcW w:w="6236" w:type="dxa"/>
+            <w:tcW w:w="8447" w:type="dxa"/>
           </w:tcPr>
           <w:p>
             <w:pPr>
@@ -9239,28 +5267,6 @@
               </w:rPr>
               <w:t>」的筆數。</w:t>
             </w:r>
-          </w:p>
-        </w:tc>
-        <w:tc>
-          <w:tcPr>
-            <w:tcW w:w="1247" w:type="dxa"/>
-          </w:tcPr>
-          <w:p>
-            <w:pPr>
-              <w:spacing w:before="60" w:after="60"/>
-              <w:jc w:val="center"/>
-            </w:pPr>
-          </w:p>
-        </w:tc>
-        <w:tc>
-          <w:tcPr>
-            <w:tcW w:w="1247" w:type="dxa"/>
-          </w:tcPr>
-          <w:p>
-            <w:pPr>
-              <w:spacing w:before="60" w:after="60"/>
-              <w:jc w:val="center"/>
-            </w:pPr>
           </w:p>
         </w:tc>
       </w:tr>
@@ -9288,7 +5294,7 @@
         </w:tc>
         <w:tc>
           <w:tcPr>
-            <w:tcW w:w="6236" w:type="dxa"/>
+            <w:tcW w:w="8447" w:type="dxa"/>
           </w:tcPr>
           <w:p>
             <w:pPr>
@@ -9299,30 +5305,16 @@
                 <w:rFonts w:ascii="標楷體" w:hAnsi="標楷體"/>
                 <w:sz w:val="22"/>
               </w:rPr>
-              <w:t>按一份掛有兩組以上可見對象之文件左側的展開鈕，應逐組列出每組可見對象的應看、已看、未看與閱讀率；可見對象同時符合其中兩組的閱覽者應同時計入該兩組，各組應看相加應大於該文件的應看（各組分別計算、文件總數去重，加總大於總數屬正常）。</w:t>
-            </w:r>
-          </w:p>
-        </w:tc>
-        <w:tc>
-          <w:tcPr>
-            <w:tcW w:w="1247" w:type="dxa"/>
-          </w:tcPr>
-          <w:p>
-            <w:pPr>
-              <w:spacing w:before="60" w:after="60"/>
-              <w:jc w:val="center"/>
-            </w:pPr>
-          </w:p>
-        </w:tc>
-        <w:tc>
-          <w:tcPr>
-            <w:tcW w:w="1247" w:type="dxa"/>
-          </w:tcPr>
-          <w:p>
-            <w:pPr>
-              <w:spacing w:before="60" w:after="60"/>
-              <w:jc w:val="center"/>
-            </w:pPr>
+              <w:t>按一份掛有兩組以上可見對象之文件左側的展開鈕，應逐組列出每組可見對象的應</w:t>
+            </w:r>
+            <w:r>
+              <w:rPr>
+                <w:rFonts w:ascii="標楷體" w:hAnsi="標楷體"/>
+                <w:sz w:val="22"/>
+              </w:rPr>
+              <w:lastRenderedPageBreak/>
+              <w:t>看、已看、未看與閱讀率；可見對象同時符合其中兩組的閱覽者應同時計入該兩組，各組應看相加應大於該文件的應看（各組分別計算、文件總數去重，加總大於總數屬正常）。</w:t>
+            </w:r>
           </w:p>
         </w:tc>
       </w:tr>
@@ -9344,13 +5336,14 @@
                 <w:rFonts w:ascii="標楷體" w:hAnsi="標楷體"/>
                 <w:sz w:val="22"/>
               </w:rPr>
+              <w:lastRenderedPageBreak/>
               <w:t>14</w:t>
             </w:r>
           </w:p>
         </w:tc>
         <w:tc>
           <w:tcPr>
-            <w:tcW w:w="6236" w:type="dxa"/>
+            <w:tcW w:w="8447" w:type="dxa"/>
           </w:tcPr>
           <w:p>
             <w:pPr>
@@ -9389,30 +5382,15 @@
                 <w:rFonts w:ascii="標楷體" w:hAnsi="標楷體"/>
                 <w:sz w:val="22"/>
               </w:rPr>
-              <w:t>開啟中文正常，內容為目前查詢條件下的全部文件且不含訓練教材。</w:t>
-            </w:r>
-          </w:p>
-        </w:tc>
-        <w:tc>
-          <w:tcPr>
-            <w:tcW w:w="1247" w:type="dxa"/>
-          </w:tcPr>
-          <w:p>
-            <w:pPr>
-              <w:spacing w:before="60" w:after="60"/>
-              <w:jc w:val="center"/>
-            </w:pPr>
-          </w:p>
-        </w:tc>
-        <w:tc>
-          <w:tcPr>
-            <w:tcW w:w="1247" w:type="dxa"/>
-          </w:tcPr>
-          <w:p>
-            <w:pPr>
-              <w:spacing w:before="60" w:after="60"/>
-              <w:jc w:val="center"/>
-            </w:pPr>
+              <w:t>開啟中文正常，內容為目前查詢條件下的全部文件且不含訓練</w:t>
+            </w:r>
+            <w:r>
+              <w:rPr>
+                <w:rFonts w:ascii="標楷體" w:hAnsi="標楷體"/>
+                <w:sz w:val="22"/>
+              </w:rPr>
+              <w:t>教材。</w:t>
+            </w:r>
           </w:p>
         </w:tc>
       </w:tr>
@@ -9421,7 +5399,7 @@
       <w:pPr>
         <w:pStyle w:val="1"/>
       </w:pPr>
-      <w:bookmarkStart w:id="9" w:name="_Toc243497526"/>
+      <w:bookmarkStart w:id="8" w:name="_Toc244178250"/>
       <w:r>
         <w:lastRenderedPageBreak/>
         <w:t xml:space="preserve">DM07 </w:t>
@@ -9429,7 +5407,7 @@
       <w:r>
         <w:t>文件詳細頁</w:t>
       </w:r>
-      <w:bookmarkEnd w:id="9"/>
+      <w:bookmarkEnd w:id="8"/>
     </w:p>
     <w:tbl>
       <w:tblPr>
@@ -9440,241 +5418,8 @@
         <w:tblLook w:val="04A0" w:firstRow="1" w:lastRow="0" w:firstColumn="1" w:lastColumn="0" w:noHBand="0" w:noVBand="1"/>
       </w:tblPr>
       <w:tblGrid>
-        <w:gridCol w:w="1474"/>
-        <w:gridCol w:w="3628"/>
-        <w:gridCol w:w="1928"/>
-        <w:gridCol w:w="2608"/>
-      </w:tblGrid>
-      <w:tr>
-        <w:trPr>
-          <w:jc w:val="center"/>
-        </w:trPr>
-        <w:tc>
-          <w:tcPr>
-            <w:tcW w:w="9638" w:type="dxa"/>
-            <w:gridSpan w:val="4"/>
-          </w:tcPr>
-          <w:p>
-            <w:pPr>
-              <w:spacing w:before="60" w:after="60"/>
-              <w:jc w:val="center"/>
-            </w:pPr>
-            <w:r>
-              <w:rPr>
-                <w:rFonts w:ascii="標楷體" w:hAnsi="標楷體"/>
-                <w:b/>
-                <w:spacing w:val="80"/>
-                <w:sz w:val="32"/>
-              </w:rPr>
-              <w:t>國防醫學大學三軍總醫院測試報告</w:t>
-            </w:r>
-          </w:p>
-        </w:tc>
-      </w:tr>
-      <w:tr>
-        <w:trPr>
-          <w:jc w:val="center"/>
-        </w:trPr>
-        <w:tc>
-          <w:tcPr>
-            <w:tcW w:w="1474" w:type="dxa"/>
-          </w:tcPr>
-          <w:p>
-            <w:pPr>
-              <w:spacing w:before="60" w:after="60"/>
-              <w:jc w:val="center"/>
-            </w:pPr>
-            <w:r>
-              <w:rPr>
-                <w:rFonts w:ascii="標楷體" w:hAnsi="標楷體"/>
-              </w:rPr>
-              <w:t>購案名稱</w:t>
-            </w:r>
-          </w:p>
-        </w:tc>
-        <w:tc>
-          <w:tcPr>
-            <w:tcW w:w="3628" w:type="dxa"/>
-          </w:tcPr>
-          <w:p>
-            <w:pPr>
-              <w:spacing w:before="60" w:after="60"/>
-              <w:jc w:val="center"/>
-            </w:pPr>
-            <w:r>
-              <w:rPr>
-                <w:rFonts w:ascii="標楷體" w:hAnsi="標楷體"/>
-              </w:rPr>
-              <w:t>國軍醫院設立捐血站裝備整備案</w:t>
-            </w:r>
-          </w:p>
-        </w:tc>
-        <w:tc>
-          <w:tcPr>
-            <w:tcW w:w="1928" w:type="dxa"/>
-          </w:tcPr>
-          <w:p>
-            <w:pPr>
-              <w:spacing w:before="60" w:after="60"/>
-              <w:jc w:val="center"/>
-            </w:pPr>
-            <w:r>
-              <w:rPr>
-                <w:rFonts w:ascii="標楷體" w:hAnsi="標楷體"/>
-              </w:rPr>
-              <w:t>單位主管用印</w:t>
-            </w:r>
-          </w:p>
-        </w:tc>
-        <w:tc>
-          <w:tcPr>
-            <w:tcW w:w="2608" w:type="dxa"/>
-          </w:tcPr>
-          <w:p>
-            <w:pPr>
-              <w:spacing w:before="60" w:after="60"/>
-              <w:jc w:val="center"/>
-            </w:pPr>
-          </w:p>
-        </w:tc>
-      </w:tr>
-      <w:tr>
-        <w:trPr>
-          <w:jc w:val="center"/>
-        </w:trPr>
-        <w:tc>
-          <w:tcPr>
-            <w:tcW w:w="1474" w:type="dxa"/>
-          </w:tcPr>
-          <w:p>
-            <w:pPr>
-              <w:spacing w:before="60" w:after="60"/>
-              <w:jc w:val="center"/>
-            </w:pPr>
-            <w:r>
-              <w:rPr>
-                <w:rFonts w:ascii="標楷體" w:hAnsi="標楷體"/>
-              </w:rPr>
-              <w:t>測試單位</w:t>
-            </w:r>
-          </w:p>
-        </w:tc>
-        <w:tc>
-          <w:tcPr>
-            <w:tcW w:w="3628" w:type="dxa"/>
-          </w:tcPr>
-          <w:p>
-            <w:pPr>
-              <w:spacing w:before="60" w:after="60"/>
-              <w:jc w:val="center"/>
-            </w:pPr>
-          </w:p>
-        </w:tc>
-        <w:tc>
-          <w:tcPr>
-            <w:tcW w:w="1928" w:type="dxa"/>
-          </w:tcPr>
-          <w:p>
-            <w:pPr>
-              <w:spacing w:before="60" w:after="60"/>
-              <w:jc w:val="center"/>
-            </w:pPr>
-            <w:r>
-              <w:rPr>
-                <w:rFonts w:ascii="標楷體" w:hAnsi="標楷體"/>
-              </w:rPr>
-              <w:t>測試人員</w:t>
-            </w:r>
-          </w:p>
-        </w:tc>
-        <w:tc>
-          <w:tcPr>
-            <w:tcW w:w="2608" w:type="dxa"/>
-          </w:tcPr>
-          <w:p>
-            <w:pPr>
-              <w:spacing w:before="60" w:after="60"/>
-              <w:jc w:val="center"/>
-            </w:pPr>
-          </w:p>
-        </w:tc>
-      </w:tr>
-      <w:tr>
-        <w:trPr>
-          <w:jc w:val="center"/>
-        </w:trPr>
-        <w:tc>
-          <w:tcPr>
-            <w:tcW w:w="1474" w:type="dxa"/>
-          </w:tcPr>
-          <w:p>
-            <w:pPr>
-              <w:spacing w:before="60" w:after="60"/>
-              <w:jc w:val="center"/>
-            </w:pPr>
-            <w:r>
-              <w:rPr>
-                <w:rFonts w:ascii="標楷體" w:hAnsi="標楷體"/>
-              </w:rPr>
-              <w:t>測試日期</w:t>
-            </w:r>
-          </w:p>
-        </w:tc>
-        <w:tc>
-          <w:tcPr>
-            <w:tcW w:w="3628" w:type="dxa"/>
-          </w:tcPr>
-          <w:p>
-            <w:pPr>
-              <w:spacing w:before="60" w:after="60"/>
-              <w:jc w:val="center"/>
-            </w:pPr>
-          </w:p>
-        </w:tc>
-        <w:tc>
-          <w:tcPr>
-            <w:tcW w:w="1928" w:type="dxa"/>
-          </w:tcPr>
-          <w:p>
-            <w:pPr>
-              <w:spacing w:before="60" w:after="60"/>
-              <w:jc w:val="center"/>
-            </w:pPr>
-            <w:r>
-              <w:rPr>
-                <w:rFonts w:ascii="標楷體" w:hAnsi="標楷體"/>
-              </w:rPr>
-              <w:t>測試完畢日期</w:t>
-            </w:r>
-          </w:p>
-        </w:tc>
-        <w:tc>
-          <w:tcPr>
-            <w:tcW w:w="2608" w:type="dxa"/>
-          </w:tcPr>
-          <w:p>
-            <w:pPr>
-              <w:spacing w:before="60" w:after="60"/>
-              <w:jc w:val="center"/>
-            </w:pPr>
-          </w:p>
-        </w:tc>
-      </w:tr>
-    </w:tbl>
-    <w:p/>
-    <w:tbl>
-      <w:tblPr>
-        <w:tblStyle w:val="aff2"/>
-        <w:tblW w:w="0" w:type="auto"/>
-        <w:jc w:val="center"/>
-        <w:tblLayout w:type="fixed"/>
-        <w:tblLook w:val="04A0" w:firstRow="1" w:lastRow="0" w:firstColumn="1" w:lastColumn="0" w:noHBand="0" w:noVBand="1"/>
-      </w:tblPr>
-      <w:tblGrid>
         <w:gridCol w:w="907"/>
-        <w:gridCol w:w="6236"/>
-        <w:gridCol w:w="1247"/>
-        <w:gridCol w:w="1247"/>
+        <w:gridCol w:w="8447"/>
       </w:tblGrid>
       <w:tr>
         <w:trPr>
@@ -9684,7 +5429,6 @@
         <w:tc>
           <w:tcPr>
             <w:tcW w:w="907" w:type="dxa"/>
-            <w:vMerge w:val="restart"/>
           </w:tcPr>
           <w:p>
             <w:pPr>
@@ -9701,8 +5445,7 @@
         </w:tc>
         <w:tc>
           <w:tcPr>
-            <w:tcW w:w="6236" w:type="dxa"/>
-            <w:vMerge w:val="restart"/>
+            <w:tcW w:w="8447" w:type="dxa"/>
           </w:tcPr>
           <w:p>
             <w:pPr>
@@ -9713,79 +5456,7 @@
               <w:rPr>
                 <w:rFonts w:ascii="標楷體" w:hAnsi="標楷體"/>
               </w:rPr>
-              <w:t>測試內容</w:t>
-            </w:r>
-          </w:p>
-        </w:tc>
-        <w:tc>
-          <w:tcPr>
-            <w:tcW w:w="2494" w:type="dxa"/>
-            <w:gridSpan w:val="2"/>
-          </w:tcPr>
-          <w:p>
-            <w:pPr>
-              <w:spacing w:before="60" w:after="60"/>
-              <w:jc w:val="center"/>
-            </w:pPr>
-            <w:r>
-              <w:rPr>
-                <w:rFonts w:ascii="標楷體" w:hAnsi="標楷體"/>
-              </w:rPr>
-              <w:t>測試人員勾選</w:t>
-            </w:r>
-          </w:p>
-        </w:tc>
-      </w:tr>
-      <w:tr>
-        <w:trPr>
-          <w:tblHeader/>
-          <w:jc w:val="center"/>
-        </w:trPr>
-        <w:tc>
-          <w:tcPr>
-            <w:tcW w:w="907" w:type="dxa"/>
-            <w:vMerge/>
-          </w:tcPr>
-          <w:p/>
-        </w:tc>
-        <w:tc>
-          <w:tcPr>
-            <w:tcW w:w="6236" w:type="dxa"/>
-            <w:vMerge/>
-          </w:tcPr>
-          <w:p/>
-        </w:tc>
-        <w:tc>
-          <w:tcPr>
-            <w:tcW w:w="1247" w:type="dxa"/>
-          </w:tcPr>
-          <w:p>
-            <w:pPr>
-              <w:spacing w:before="60" w:after="60"/>
-              <w:jc w:val="center"/>
-            </w:pPr>
-            <w:r>
-              <w:rPr>
-                <w:rFonts w:ascii="標楷體" w:hAnsi="標楷體"/>
-              </w:rPr>
-              <w:t>合格</w:t>
-            </w:r>
-          </w:p>
-        </w:tc>
-        <w:tc>
-          <w:tcPr>
-            <w:tcW w:w="1247" w:type="dxa"/>
-          </w:tcPr>
-          <w:p>
-            <w:pPr>
-              <w:spacing w:before="60" w:after="60"/>
-              <w:jc w:val="center"/>
-            </w:pPr>
-            <w:r>
-              <w:rPr>
-                <w:rFonts w:ascii="標楷體" w:hAnsi="標楷體"/>
-              </w:rPr>
-              <w:t>不合格</w:t>
+              <w:t>測試情境</w:t>
             </w:r>
           </w:p>
         </w:tc>
@@ -9814,7 +5485,7 @@
         </w:tc>
         <w:tc>
           <w:tcPr>
-            <w:tcW w:w="6236" w:type="dxa"/>
+            <w:tcW w:w="8447" w:type="dxa"/>
           </w:tcPr>
           <w:p>
             <w:pPr>
@@ -9855,28 +5526,6 @@
               </w:rPr>
               <w:t>與目前版本，右側文件資訊顯示分類、作者、核准者與發布時間。</w:t>
             </w:r>
-          </w:p>
-        </w:tc>
-        <w:tc>
-          <w:tcPr>
-            <w:tcW w:w="1247" w:type="dxa"/>
-          </w:tcPr>
-          <w:p>
-            <w:pPr>
-              <w:spacing w:before="60" w:after="60"/>
-              <w:jc w:val="center"/>
-            </w:pPr>
-          </w:p>
-        </w:tc>
-        <w:tc>
-          <w:tcPr>
-            <w:tcW w:w="1247" w:type="dxa"/>
-          </w:tcPr>
-          <w:p>
-            <w:pPr>
-              <w:spacing w:before="60" w:after="60"/>
-              <w:jc w:val="center"/>
-            </w:pPr>
           </w:p>
         </w:tc>
       </w:tr>
@@ -9904,7 +5553,7 @@
         </w:tc>
         <w:tc>
           <w:tcPr>
-            <w:tcW w:w="6236" w:type="dxa"/>
+            <w:tcW w:w="8447" w:type="dxa"/>
           </w:tcPr>
           <w:p>
             <w:pPr>
@@ -9931,28 +5580,6 @@
               </w:rPr>
               <w:t>文件按「預覽」，應於新分頁開啟該檔；按「下載」，應將檔案存到本機。</w:t>
             </w:r>
-          </w:p>
-        </w:tc>
-        <w:tc>
-          <w:tcPr>
-            <w:tcW w:w="1247" w:type="dxa"/>
-          </w:tcPr>
-          <w:p>
-            <w:pPr>
-              <w:spacing w:before="60" w:after="60"/>
-              <w:jc w:val="center"/>
-            </w:pPr>
-          </w:p>
-        </w:tc>
-        <w:tc>
-          <w:tcPr>
-            <w:tcW w:w="1247" w:type="dxa"/>
-          </w:tcPr>
-          <w:p>
-            <w:pPr>
-              <w:spacing w:before="60" w:after="60"/>
-              <w:jc w:val="center"/>
-            </w:pPr>
           </w:p>
         </w:tc>
       </w:tr>
@@ -9980,7 +5607,7 @@
         </w:tc>
         <w:tc>
           <w:tcPr>
-            <w:tcW w:w="6236" w:type="dxa"/>
+            <w:tcW w:w="8447" w:type="dxa"/>
           </w:tcPr>
           <w:p>
             <w:pPr>
@@ -10049,28 +5676,6 @@
               </w:rPr>
               <w:t>格式無法線上預覽、請下載原檔的說明。</w:t>
             </w:r>
-          </w:p>
-        </w:tc>
-        <w:tc>
-          <w:tcPr>
-            <w:tcW w:w="1247" w:type="dxa"/>
-          </w:tcPr>
-          <w:p>
-            <w:pPr>
-              <w:spacing w:before="60" w:after="60"/>
-              <w:jc w:val="center"/>
-            </w:pPr>
-          </w:p>
-        </w:tc>
-        <w:tc>
-          <w:tcPr>
-            <w:tcW w:w="1247" w:type="dxa"/>
-          </w:tcPr>
-          <w:p>
-            <w:pPr>
-              <w:spacing w:before="60" w:after="60"/>
-              <w:jc w:val="center"/>
-            </w:pPr>
           </w:p>
         </w:tc>
       </w:tr>
@@ -10098,7 +5703,7 @@
         </w:tc>
         <w:tc>
           <w:tcPr>
-            <w:tcW w:w="6236" w:type="dxa"/>
+            <w:tcW w:w="8447" w:type="dxa"/>
           </w:tcPr>
           <w:p>
             <w:pPr>
@@ -10111,28 +5716,6 @@
               </w:rPr>
               <w:t>按「版本歷程」，應列出該文件所有已發布版本；目前版本有「預覽」與「下載」，標示「已被取代」的舊版本只有「預覽」。</w:t>
             </w:r>
-          </w:p>
-        </w:tc>
-        <w:tc>
-          <w:tcPr>
-            <w:tcW w:w="1247" w:type="dxa"/>
-          </w:tcPr>
-          <w:p>
-            <w:pPr>
-              <w:spacing w:before="60" w:after="60"/>
-              <w:jc w:val="center"/>
-            </w:pPr>
-          </w:p>
-        </w:tc>
-        <w:tc>
-          <w:tcPr>
-            <w:tcW w:w="1247" w:type="dxa"/>
-          </w:tcPr>
-          <w:p>
-            <w:pPr>
-              <w:spacing w:before="60" w:after="60"/>
-              <w:jc w:val="center"/>
-            </w:pPr>
           </w:p>
         </w:tc>
       </w:tr>
@@ -10160,7 +5743,7 @@
         </w:tc>
         <w:tc>
           <w:tcPr>
-            <w:tcW w:w="6236" w:type="dxa"/>
+            <w:tcW w:w="8447" w:type="dxa"/>
           </w:tcPr>
           <w:p>
             <w:pPr>
@@ -10201,28 +5784,6 @@
               </w:rPr>
               <w:t>文件新增與編輯）。</w:t>
             </w:r>
-          </w:p>
-        </w:tc>
-        <w:tc>
-          <w:tcPr>
-            <w:tcW w:w="1247" w:type="dxa"/>
-          </w:tcPr>
-          <w:p>
-            <w:pPr>
-              <w:spacing w:before="60" w:after="60"/>
-              <w:jc w:val="center"/>
-            </w:pPr>
-          </w:p>
-        </w:tc>
-        <w:tc>
-          <w:tcPr>
-            <w:tcW w:w="1247" w:type="dxa"/>
-          </w:tcPr>
-          <w:p>
-            <w:pPr>
-              <w:spacing w:before="60" w:after="60"/>
-              <w:jc w:val="center"/>
-            </w:pPr>
           </w:p>
         </w:tc>
       </w:tr>
@@ -10250,7 +5811,7 @@
         </w:tc>
         <w:tc>
           <w:tcPr>
-            <w:tcW w:w="6236" w:type="dxa"/>
+            <w:tcW w:w="8447" w:type="dxa"/>
           </w:tcPr>
           <w:p>
             <w:pPr>
@@ -10277,28 +5838,6 @@
               </w:rPr>
               <w:t>個人專區草稿匣刪除該草稿。</w:t>
             </w:r>
-          </w:p>
-        </w:tc>
-        <w:tc>
-          <w:tcPr>
-            <w:tcW w:w="1247" w:type="dxa"/>
-          </w:tcPr>
-          <w:p>
-            <w:pPr>
-              <w:spacing w:before="60" w:after="60"/>
-              <w:jc w:val="center"/>
-            </w:pPr>
-          </w:p>
-        </w:tc>
-        <w:tc>
-          <w:tcPr>
-            <w:tcW w:w="1247" w:type="dxa"/>
-          </w:tcPr>
-          <w:p>
-            <w:pPr>
-              <w:spacing w:before="60" w:after="60"/>
-              <w:jc w:val="center"/>
-            </w:pPr>
           </w:p>
         </w:tc>
       </w:tr>
@@ -10326,7 +5865,7 @@
         </w:tc>
         <w:tc>
           <w:tcPr>
-            <w:tcW w:w="6236" w:type="dxa"/>
+            <w:tcW w:w="8447" w:type="dxa"/>
           </w:tcPr>
           <w:p>
             <w:pPr>
@@ -10351,7 +5890,14 @@
                 <w:rFonts w:ascii="標楷體" w:hAnsi="標楷體"/>
                 <w:sz w:val="22"/>
               </w:rPr>
-              <w:t>檔已發布文件按「廢止此文件」，填寫廢止原因、指定審核者後按「送出廢止申請」，應顯示「已送出廢止申請」，審核者於</w:t>
+              <w:t>檔</w:t>
+            </w:r>
+            <w:r>
+              <w:rPr>
+                <w:rFonts w:ascii="標楷體" w:hAnsi="標楷體"/>
+                <w:sz w:val="22"/>
+              </w:rPr>
+              <w:t>已發布文件按「廢止此文件」，填寫廢止原因、指定審核者後按「送出廢止申請」，應顯示「已送出廢止申請」，審核者於</w:t>
             </w:r>
             <w:r>
               <w:rPr>
@@ -10367,28 +5913,6 @@
               </w:rPr>
               <w:t>簽核中心看得到此申請。</w:t>
             </w:r>
-          </w:p>
-        </w:tc>
-        <w:tc>
-          <w:tcPr>
-            <w:tcW w:w="1247" w:type="dxa"/>
-          </w:tcPr>
-          <w:p>
-            <w:pPr>
-              <w:spacing w:before="60" w:after="60"/>
-              <w:jc w:val="center"/>
-            </w:pPr>
-          </w:p>
-        </w:tc>
-        <w:tc>
-          <w:tcPr>
-            <w:tcW w:w="1247" w:type="dxa"/>
-          </w:tcPr>
-          <w:p>
-            <w:pPr>
-              <w:spacing w:before="60" w:after="60"/>
-              <w:jc w:val="center"/>
-            </w:pPr>
           </w:p>
         </w:tc>
       </w:tr>
@@ -10416,7 +5940,7 @@
         </w:tc>
         <w:tc>
           <w:tcPr>
-            <w:tcW w:w="6236" w:type="dxa"/>
+            <w:tcW w:w="8447" w:type="dxa"/>
           </w:tcPr>
           <w:p>
             <w:pPr>
@@ -10443,28 +5967,6 @@
               </w:rPr>
               <w:t>文件庫且可下載；詳細頁的「編輯新版本」與「廢止此文件」皆為灰色，游標移上顯示廢止待簽核的原因。</w:t>
             </w:r>
-          </w:p>
-        </w:tc>
-        <w:tc>
-          <w:tcPr>
-            <w:tcW w:w="1247" w:type="dxa"/>
-          </w:tcPr>
-          <w:p>
-            <w:pPr>
-              <w:spacing w:before="60" w:after="60"/>
-              <w:jc w:val="center"/>
-            </w:pPr>
-          </w:p>
-        </w:tc>
-        <w:tc>
-          <w:tcPr>
-            <w:tcW w:w="1247" w:type="dxa"/>
-          </w:tcPr>
-          <w:p>
-            <w:pPr>
-              <w:spacing w:before="60" w:after="60"/>
-              <w:jc w:val="center"/>
-            </w:pPr>
           </w:p>
         </w:tc>
       </w:tr>
@@ -10492,7 +5994,7 @@
         </w:tc>
         <w:tc>
           <w:tcPr>
-            <w:tcW w:w="6236" w:type="dxa"/>
+            <w:tcW w:w="8447" w:type="dxa"/>
           </w:tcPr>
           <w:p>
             <w:pPr>
@@ -10533,28 +6035,6 @@
               </w:rPr>
               <w:t>已廢止文件查詢進入，上方應顯示紅色橫幅與廢止日期、申請人、核准者、廢止原因。</w:t>
             </w:r>
-          </w:p>
-        </w:tc>
-        <w:tc>
-          <w:tcPr>
-            <w:tcW w:w="1247" w:type="dxa"/>
-          </w:tcPr>
-          <w:p>
-            <w:pPr>
-              <w:spacing w:before="60" w:after="60"/>
-              <w:jc w:val="center"/>
-            </w:pPr>
-          </w:p>
-        </w:tc>
-        <w:tc>
-          <w:tcPr>
-            <w:tcW w:w="1247" w:type="dxa"/>
-          </w:tcPr>
-          <w:p>
-            <w:pPr>
-              <w:spacing w:before="60" w:after="60"/>
-              <w:jc w:val="center"/>
-            </w:pPr>
           </w:p>
         </w:tc>
       </w:tr>
@@ -10576,14 +6056,13 @@
                 <w:rFonts w:ascii="標楷體" w:hAnsi="標楷體"/>
                 <w:sz w:val="22"/>
               </w:rPr>
-              <w:lastRenderedPageBreak/>
               <w:t>10</w:t>
             </w:r>
           </w:p>
         </w:tc>
         <w:tc>
           <w:tcPr>
-            <w:tcW w:w="6236" w:type="dxa"/>
+            <w:tcW w:w="8447" w:type="dxa"/>
           </w:tcPr>
           <w:p>
             <w:pPr>
@@ -10652,28 +6131,6 @@
               </w:rPr>
               <w:t>版本應有「下載」可取得原檔。</w:t>
             </w:r>
-          </w:p>
-        </w:tc>
-        <w:tc>
-          <w:tcPr>
-            <w:tcW w:w="1247" w:type="dxa"/>
-          </w:tcPr>
-          <w:p>
-            <w:pPr>
-              <w:spacing w:before="60" w:after="60"/>
-              <w:jc w:val="center"/>
-            </w:pPr>
-          </w:p>
-        </w:tc>
-        <w:tc>
-          <w:tcPr>
-            <w:tcW w:w="1247" w:type="dxa"/>
-          </w:tcPr>
-          <w:p>
-            <w:pPr>
-              <w:spacing w:before="60" w:after="60"/>
-              <w:jc w:val="center"/>
-            </w:pPr>
           </w:p>
         </w:tc>
       </w:tr>
@@ -10682,7 +6139,7 @@
       <w:pPr>
         <w:pStyle w:val="1"/>
       </w:pPr>
-      <w:bookmarkStart w:id="10" w:name="_Toc243497527"/>
+      <w:bookmarkStart w:id="9" w:name="_Toc244178251"/>
       <w:r>
         <w:lastRenderedPageBreak/>
         <w:t xml:space="preserve">DM08 </w:t>
@@ -10690,7 +6147,7 @@
       <w:r>
         <w:t>文件新增與編輯</w:t>
       </w:r>
-      <w:bookmarkEnd w:id="10"/>
+      <w:bookmarkEnd w:id="9"/>
     </w:p>
     <w:tbl>
       <w:tblPr>
@@ -10701,241 +6158,8 @@
         <w:tblLook w:val="04A0" w:firstRow="1" w:lastRow="0" w:firstColumn="1" w:lastColumn="0" w:noHBand="0" w:noVBand="1"/>
       </w:tblPr>
       <w:tblGrid>
-        <w:gridCol w:w="1474"/>
-        <w:gridCol w:w="3628"/>
-        <w:gridCol w:w="1928"/>
-        <w:gridCol w:w="2608"/>
-      </w:tblGrid>
-      <w:tr>
-        <w:trPr>
-          <w:jc w:val="center"/>
-        </w:trPr>
-        <w:tc>
-          <w:tcPr>
-            <w:tcW w:w="9638" w:type="dxa"/>
-            <w:gridSpan w:val="4"/>
-          </w:tcPr>
-          <w:p>
-            <w:pPr>
-              <w:spacing w:before="60" w:after="60"/>
-              <w:jc w:val="center"/>
-            </w:pPr>
-            <w:r>
-              <w:rPr>
-                <w:rFonts w:ascii="標楷體" w:hAnsi="標楷體"/>
-                <w:b/>
-                <w:spacing w:val="80"/>
-                <w:sz w:val="32"/>
-              </w:rPr>
-              <w:t>國防醫學大學三軍總醫院測試報告</w:t>
-            </w:r>
-          </w:p>
-        </w:tc>
-      </w:tr>
-      <w:tr>
-        <w:trPr>
-          <w:jc w:val="center"/>
-        </w:trPr>
-        <w:tc>
-          <w:tcPr>
-            <w:tcW w:w="1474" w:type="dxa"/>
-          </w:tcPr>
-          <w:p>
-            <w:pPr>
-              <w:spacing w:before="60" w:after="60"/>
-              <w:jc w:val="center"/>
-            </w:pPr>
-            <w:r>
-              <w:rPr>
-                <w:rFonts w:ascii="標楷體" w:hAnsi="標楷體"/>
-              </w:rPr>
-              <w:t>購案名稱</w:t>
-            </w:r>
-          </w:p>
-        </w:tc>
-        <w:tc>
-          <w:tcPr>
-            <w:tcW w:w="3628" w:type="dxa"/>
-          </w:tcPr>
-          <w:p>
-            <w:pPr>
-              <w:spacing w:before="60" w:after="60"/>
-              <w:jc w:val="center"/>
-            </w:pPr>
-            <w:r>
-              <w:rPr>
-                <w:rFonts w:ascii="標楷體" w:hAnsi="標楷體"/>
-              </w:rPr>
-              <w:t>國軍醫院設立捐血站裝備整備案</w:t>
-            </w:r>
-          </w:p>
-        </w:tc>
-        <w:tc>
-          <w:tcPr>
-            <w:tcW w:w="1928" w:type="dxa"/>
-          </w:tcPr>
-          <w:p>
-            <w:pPr>
-              <w:spacing w:before="60" w:after="60"/>
-              <w:jc w:val="center"/>
-            </w:pPr>
-            <w:r>
-              <w:rPr>
-                <w:rFonts w:ascii="標楷體" w:hAnsi="標楷體"/>
-              </w:rPr>
-              <w:t>單位主管用印</w:t>
-            </w:r>
-          </w:p>
-        </w:tc>
-        <w:tc>
-          <w:tcPr>
-            <w:tcW w:w="2608" w:type="dxa"/>
-          </w:tcPr>
-          <w:p>
-            <w:pPr>
-              <w:spacing w:before="60" w:after="60"/>
-              <w:jc w:val="center"/>
-            </w:pPr>
-          </w:p>
-        </w:tc>
-      </w:tr>
-      <w:tr>
-        <w:trPr>
-          <w:jc w:val="center"/>
-        </w:trPr>
-        <w:tc>
-          <w:tcPr>
-            <w:tcW w:w="1474" w:type="dxa"/>
-          </w:tcPr>
-          <w:p>
-            <w:pPr>
-              <w:spacing w:before="60" w:after="60"/>
-              <w:jc w:val="center"/>
-            </w:pPr>
-            <w:r>
-              <w:rPr>
-                <w:rFonts w:ascii="標楷體" w:hAnsi="標楷體"/>
-              </w:rPr>
-              <w:t>測試單位</w:t>
-            </w:r>
-          </w:p>
-        </w:tc>
-        <w:tc>
-          <w:tcPr>
-            <w:tcW w:w="3628" w:type="dxa"/>
-          </w:tcPr>
-          <w:p>
-            <w:pPr>
-              <w:spacing w:before="60" w:after="60"/>
-              <w:jc w:val="center"/>
-            </w:pPr>
-          </w:p>
-        </w:tc>
-        <w:tc>
-          <w:tcPr>
-            <w:tcW w:w="1928" w:type="dxa"/>
-          </w:tcPr>
-          <w:p>
-            <w:pPr>
-              <w:spacing w:before="60" w:after="60"/>
-              <w:jc w:val="center"/>
-            </w:pPr>
-            <w:r>
-              <w:rPr>
-                <w:rFonts w:ascii="標楷體" w:hAnsi="標楷體"/>
-              </w:rPr>
-              <w:t>測試人員</w:t>
-            </w:r>
-          </w:p>
-        </w:tc>
-        <w:tc>
-          <w:tcPr>
-            <w:tcW w:w="2608" w:type="dxa"/>
-          </w:tcPr>
-          <w:p>
-            <w:pPr>
-              <w:spacing w:before="60" w:after="60"/>
-              <w:jc w:val="center"/>
-            </w:pPr>
-          </w:p>
-        </w:tc>
-      </w:tr>
-      <w:tr>
-        <w:trPr>
-          <w:jc w:val="center"/>
-        </w:trPr>
-        <w:tc>
-          <w:tcPr>
-            <w:tcW w:w="1474" w:type="dxa"/>
-          </w:tcPr>
-          <w:p>
-            <w:pPr>
-              <w:spacing w:before="60" w:after="60"/>
-              <w:jc w:val="center"/>
-            </w:pPr>
-            <w:r>
-              <w:rPr>
-                <w:rFonts w:ascii="標楷體" w:hAnsi="標楷體"/>
-              </w:rPr>
-              <w:t>測試日期</w:t>
-            </w:r>
-          </w:p>
-        </w:tc>
-        <w:tc>
-          <w:tcPr>
-            <w:tcW w:w="3628" w:type="dxa"/>
-          </w:tcPr>
-          <w:p>
-            <w:pPr>
-              <w:spacing w:before="60" w:after="60"/>
-              <w:jc w:val="center"/>
-            </w:pPr>
-          </w:p>
-        </w:tc>
-        <w:tc>
-          <w:tcPr>
-            <w:tcW w:w="1928" w:type="dxa"/>
-          </w:tcPr>
-          <w:p>
-            <w:pPr>
-              <w:spacing w:before="60" w:after="60"/>
-              <w:jc w:val="center"/>
-            </w:pPr>
-            <w:r>
-              <w:rPr>
-                <w:rFonts w:ascii="標楷體" w:hAnsi="標楷體"/>
-              </w:rPr>
-              <w:t>測試完畢日期</w:t>
-            </w:r>
-          </w:p>
-        </w:tc>
-        <w:tc>
-          <w:tcPr>
-            <w:tcW w:w="2608" w:type="dxa"/>
-          </w:tcPr>
-          <w:p>
-            <w:pPr>
-              <w:spacing w:before="60" w:after="60"/>
-              <w:jc w:val="center"/>
-            </w:pPr>
-          </w:p>
-        </w:tc>
-      </w:tr>
-    </w:tbl>
-    <w:p/>
-    <w:tbl>
-      <w:tblPr>
-        <w:tblStyle w:val="aff2"/>
-        <w:tblW w:w="0" w:type="auto"/>
-        <w:jc w:val="center"/>
-        <w:tblLayout w:type="fixed"/>
-        <w:tblLook w:val="04A0" w:firstRow="1" w:lastRow="0" w:firstColumn="1" w:lastColumn="0" w:noHBand="0" w:noVBand="1"/>
-      </w:tblPr>
-      <w:tblGrid>
         <w:gridCol w:w="907"/>
-        <w:gridCol w:w="6236"/>
-        <w:gridCol w:w="1247"/>
-        <w:gridCol w:w="1247"/>
+        <w:gridCol w:w="8447"/>
       </w:tblGrid>
       <w:tr>
         <w:trPr>
@@ -10945,7 +6169,6 @@
         <w:tc>
           <w:tcPr>
             <w:tcW w:w="907" w:type="dxa"/>
-            <w:vMerge w:val="restart"/>
           </w:tcPr>
           <w:p>
             <w:pPr>
@@ -10962,8 +6185,7 @@
         </w:tc>
         <w:tc>
           <w:tcPr>
-            <w:tcW w:w="6236" w:type="dxa"/>
-            <w:vMerge w:val="restart"/>
+            <w:tcW w:w="8447" w:type="dxa"/>
           </w:tcPr>
           <w:p>
             <w:pPr>
@@ -10974,79 +6196,7 @@
               <w:rPr>
                 <w:rFonts w:ascii="標楷體" w:hAnsi="標楷體"/>
               </w:rPr>
-              <w:t>測試內容</w:t>
-            </w:r>
-          </w:p>
-        </w:tc>
-        <w:tc>
-          <w:tcPr>
-            <w:tcW w:w="2494" w:type="dxa"/>
-            <w:gridSpan w:val="2"/>
-          </w:tcPr>
-          <w:p>
-            <w:pPr>
-              <w:spacing w:before="60" w:after="60"/>
-              <w:jc w:val="center"/>
-            </w:pPr>
-            <w:r>
-              <w:rPr>
-                <w:rFonts w:ascii="標楷體" w:hAnsi="標楷體"/>
-              </w:rPr>
-              <w:t>測試人員勾選</w:t>
-            </w:r>
-          </w:p>
-        </w:tc>
-      </w:tr>
-      <w:tr>
-        <w:trPr>
-          <w:tblHeader/>
-          <w:jc w:val="center"/>
-        </w:trPr>
-        <w:tc>
-          <w:tcPr>
-            <w:tcW w:w="907" w:type="dxa"/>
-            <w:vMerge/>
-          </w:tcPr>
-          <w:p/>
-        </w:tc>
-        <w:tc>
-          <w:tcPr>
-            <w:tcW w:w="6236" w:type="dxa"/>
-            <w:vMerge/>
-          </w:tcPr>
-          <w:p/>
-        </w:tc>
-        <w:tc>
-          <w:tcPr>
-            <w:tcW w:w="1247" w:type="dxa"/>
-          </w:tcPr>
-          <w:p>
-            <w:pPr>
-              <w:spacing w:before="60" w:after="60"/>
-              <w:jc w:val="center"/>
-            </w:pPr>
-            <w:r>
-              <w:rPr>
-                <w:rFonts w:ascii="標楷體" w:hAnsi="標楷體"/>
-              </w:rPr>
-              <w:t>合格</w:t>
-            </w:r>
-          </w:p>
-        </w:tc>
-        <w:tc>
-          <w:tcPr>
-            <w:tcW w:w="1247" w:type="dxa"/>
-          </w:tcPr>
-          <w:p>
-            <w:pPr>
-              <w:spacing w:before="60" w:after="60"/>
-              <w:jc w:val="center"/>
-            </w:pPr>
-            <w:r>
-              <w:rPr>
-                <w:rFonts w:ascii="標楷體" w:hAnsi="標楷體"/>
-              </w:rPr>
-              <w:t>不合格</w:t>
+              <w:t>測試情境</w:t>
             </w:r>
           </w:p>
         </w:tc>
@@ -11075,7 +6225,7 @@
         </w:tc>
         <w:tc>
           <w:tcPr>
-            <w:tcW w:w="6236" w:type="dxa"/>
+            <w:tcW w:w="8447" w:type="dxa"/>
           </w:tcPr>
           <w:p>
             <w:pPr>
@@ -11128,21 +6278,21 @@
                 <w:rFonts w:ascii="標楷體" w:hAnsi="標楷體"/>
                 <w:sz w:val="22"/>
               </w:rPr>
-              <w:t>看得到此送審；核准前文件庫不會出現該文件，核准後出現（核准後請重新進入</w:t>
-            </w:r>
-            <w:r>
-              <w:rPr>
-                <w:rFonts w:ascii="標楷體" w:hAnsi="標楷體"/>
-                <w:sz w:val="22"/>
-              </w:rPr>
-              <w:t xml:space="preserve"> </w:t>
-            </w:r>
-            <w:r>
-              <w:rPr>
-                <w:rFonts w:ascii="標楷體" w:hAnsi="標楷體"/>
-                <w:sz w:val="22"/>
-              </w:rPr>
-              <w:t xml:space="preserve">DM01 </w:t>
+              <w:t>看得到此送審；核准前文件庫不會出現該文件，核准後出現（核</w:t>
+            </w:r>
+            <w:r>
+              <w:rPr>
+                <w:rFonts w:ascii="標楷體" w:hAnsi="標楷體"/>
+                <w:sz w:val="22"/>
+              </w:rPr>
+              <w:t>准後請重新進入</w:t>
+            </w:r>
+            <w:r>
+              <w:rPr>
+                <w:rFonts w:ascii="標楷體" w:hAnsi="標楷體"/>
+                <w:sz w:val="22"/>
+              </w:rPr>
+              <w:t xml:space="preserve"> DM01 </w:t>
             </w:r>
             <w:r>
               <w:rPr>
@@ -11151,28 +6301,6 @@
               </w:rPr>
               <w:t>再搜尋）。</w:t>
             </w:r>
-          </w:p>
-        </w:tc>
-        <w:tc>
-          <w:tcPr>
-            <w:tcW w:w="1247" w:type="dxa"/>
-          </w:tcPr>
-          <w:p>
-            <w:pPr>
-              <w:spacing w:before="60" w:after="60"/>
-              <w:jc w:val="center"/>
-            </w:pPr>
-          </w:p>
-        </w:tc>
-        <w:tc>
-          <w:tcPr>
-            <w:tcW w:w="1247" w:type="dxa"/>
-          </w:tcPr>
-          <w:p>
-            <w:pPr>
-              <w:spacing w:before="60" w:after="60"/>
-              <w:jc w:val="center"/>
-            </w:pPr>
           </w:p>
         </w:tc>
       </w:tr>
@@ -11200,7 +6328,7 @@
         </w:tc>
         <w:tc>
           <w:tcPr>
-            <w:tcW w:w="6236" w:type="dxa"/>
+            <w:tcW w:w="8447" w:type="dxa"/>
           </w:tcPr>
           <w:p>
             <w:pPr>
@@ -11227,28 +6355,6 @@
               </w:rPr>
               <w:t>個人專區之草稿匣（文件名稱欄為空白，請以最後修改時間辨識該列）。</w:t>
             </w:r>
-          </w:p>
-        </w:tc>
-        <w:tc>
-          <w:tcPr>
-            <w:tcW w:w="1247" w:type="dxa"/>
-          </w:tcPr>
-          <w:p>
-            <w:pPr>
-              <w:spacing w:before="60" w:after="60"/>
-              <w:jc w:val="center"/>
-            </w:pPr>
-          </w:p>
-        </w:tc>
-        <w:tc>
-          <w:tcPr>
-            <w:tcW w:w="1247" w:type="dxa"/>
-          </w:tcPr>
-          <w:p>
-            <w:pPr>
-              <w:spacing w:before="60" w:after="60"/>
-              <w:jc w:val="center"/>
-            </w:pPr>
           </w:p>
         </w:tc>
       </w:tr>
@@ -11276,7 +6382,7 @@
         </w:tc>
         <w:tc>
           <w:tcPr>
-            <w:tcW w:w="6236" w:type="dxa"/>
+            <w:tcW w:w="8447" w:type="dxa"/>
           </w:tcPr>
           <w:p>
             <w:pPr>
@@ -11289,28 +6395,6 @@
               </w:rPr>
               <w:t>於草稿匣按該草稿的「繼續編輯」，應帶入先前填寫的內容（分類已帶入且不可改）；補齊文件名稱、可見對象、版本號（欄名為「新版本號」）、摘要、上傳檔案與指定審核者後按「送交簽核」，應顯示「已送交簽核」。</w:t>
             </w:r>
-          </w:p>
-        </w:tc>
-        <w:tc>
-          <w:tcPr>
-            <w:tcW w:w="1247" w:type="dxa"/>
-          </w:tcPr>
-          <w:p>
-            <w:pPr>
-              <w:spacing w:before="60" w:after="60"/>
-              <w:jc w:val="center"/>
-            </w:pPr>
-          </w:p>
-        </w:tc>
-        <w:tc>
-          <w:tcPr>
-            <w:tcW w:w="1247" w:type="dxa"/>
-          </w:tcPr>
-          <w:p>
-            <w:pPr>
-              <w:spacing w:before="60" w:after="60"/>
-              <w:jc w:val="center"/>
-            </w:pPr>
           </w:p>
         </w:tc>
       </w:tr>
@@ -11338,7 +6422,7 @@
         </w:tc>
         <w:tc>
           <w:tcPr>
-            <w:tcW w:w="6236" w:type="dxa"/>
+            <w:tcW w:w="8447" w:type="dxa"/>
           </w:tcPr>
           <w:p>
             <w:pPr>
@@ -11365,28 +6449,6 @@
               </w:rPr>
               <w:t>個人專區草稿匣刪除。</w:t>
             </w:r>
-          </w:p>
-        </w:tc>
-        <w:tc>
-          <w:tcPr>
-            <w:tcW w:w="1247" w:type="dxa"/>
-          </w:tcPr>
-          <w:p>
-            <w:pPr>
-              <w:spacing w:before="60" w:after="60"/>
-              <w:jc w:val="center"/>
-            </w:pPr>
-          </w:p>
-        </w:tc>
-        <w:tc>
-          <w:tcPr>
-            <w:tcW w:w="1247" w:type="dxa"/>
-          </w:tcPr>
-          <w:p>
-            <w:pPr>
-              <w:spacing w:before="60" w:after="60"/>
-              <w:jc w:val="center"/>
-            </w:pPr>
           </w:p>
         </w:tc>
       </w:tr>
@@ -11414,7 +6476,7 @@
         </w:tc>
         <w:tc>
           <w:tcPr>
-            <w:tcW w:w="6236" w:type="dxa"/>
+            <w:tcW w:w="8447" w:type="dxa"/>
           </w:tcPr>
           <w:p>
             <w:pPr>
@@ -11441,28 +6503,6 @@
               </w:rPr>
               <w:t>個人專區「我的文件動態」撤回該送審，再至草稿匣刪除）。</w:t>
             </w:r>
-          </w:p>
-        </w:tc>
-        <w:tc>
-          <w:tcPr>
-            <w:tcW w:w="1247" w:type="dxa"/>
-          </w:tcPr>
-          <w:p>
-            <w:pPr>
-              <w:spacing w:before="60" w:after="60"/>
-              <w:jc w:val="center"/>
-            </w:pPr>
-          </w:p>
-        </w:tc>
-        <w:tc>
-          <w:tcPr>
-            <w:tcW w:w="1247" w:type="dxa"/>
-          </w:tcPr>
-          <w:p>
-            <w:pPr>
-              <w:spacing w:before="60" w:after="60"/>
-              <w:jc w:val="center"/>
-            </w:pPr>
           </w:p>
         </w:tc>
       </w:tr>
@@ -11490,7 +6530,7 @@
         </w:tc>
         <w:tc>
           <w:tcPr>
-            <w:tcW w:w="6236" w:type="dxa"/>
+            <w:tcW w:w="8447" w:type="dxa"/>
           </w:tcPr>
           <w:p>
             <w:pPr>
@@ -11515,30 +6555,15 @@
                 <w:rFonts w:ascii="標楷體" w:hAnsi="標楷體"/>
                 <w:sz w:val="22"/>
               </w:rPr>
-              <w:t>檔上傳，應跳出「此檔案無法線上預覽」確認視窗；按「改傳其他檔案」應取消選擇，再選一次並按「仍使用此檔案」，上傳框下方應出現橘色提醒。</w:t>
-            </w:r>
-          </w:p>
-        </w:tc>
-        <w:tc>
-          <w:tcPr>
-            <w:tcW w:w="1247" w:type="dxa"/>
-          </w:tcPr>
-          <w:p>
-            <w:pPr>
-              <w:spacing w:before="60" w:after="60"/>
-              <w:jc w:val="center"/>
-            </w:pPr>
-          </w:p>
-        </w:tc>
-        <w:tc>
-          <w:tcPr>
-            <w:tcW w:w="1247" w:type="dxa"/>
-          </w:tcPr>
-          <w:p>
-            <w:pPr>
-              <w:spacing w:before="60" w:after="60"/>
-              <w:jc w:val="center"/>
-            </w:pPr>
+              <w:t>檔上傳，應跳出「此檔案無法線上預覽」確認視窗；按「改傳其</w:t>
+            </w:r>
+            <w:r>
+              <w:rPr>
+                <w:rFonts w:ascii="標楷體" w:hAnsi="標楷體"/>
+                <w:sz w:val="22"/>
+              </w:rPr>
+              <w:t>他檔案」應取消選擇，再選一次並按「仍使用此檔案」，上傳框下方應出現橘色提醒。</w:t>
+            </w:r>
           </w:p>
         </w:tc>
       </w:tr>
@@ -11566,7 +6591,7 @@
         </w:tc>
         <w:tc>
           <w:tcPr>
-            <w:tcW w:w="6236" w:type="dxa"/>
+            <w:tcW w:w="8447" w:type="dxa"/>
           </w:tcPr>
           <w:p>
             <w:pPr>
@@ -11577,38 +6602,8 @@
                 <w:rFonts w:ascii="標楷體" w:hAnsi="標楷體"/>
                 <w:sz w:val="22"/>
               </w:rPr>
-              <w:t>以同時具編輯者與審核者角色之帳號登入，按「新增文件」後展開「指定審核者」，清單應只列具審核者角色者，且不含自</w:t>
-            </w:r>
-            <w:r>
-              <w:rPr>
-                <w:rFonts w:ascii="標楷體" w:hAnsi="標楷體"/>
-                <w:sz w:val="22"/>
-              </w:rPr>
-              <w:lastRenderedPageBreak/>
-              <w:t>己。</w:t>
-            </w:r>
-          </w:p>
-        </w:tc>
-        <w:tc>
-          <w:tcPr>
-            <w:tcW w:w="1247" w:type="dxa"/>
-          </w:tcPr>
-          <w:p>
-            <w:pPr>
-              <w:spacing w:before="60" w:after="60"/>
-              <w:jc w:val="center"/>
-            </w:pPr>
-          </w:p>
-        </w:tc>
-        <w:tc>
-          <w:tcPr>
-            <w:tcW w:w="1247" w:type="dxa"/>
-          </w:tcPr>
-          <w:p>
-            <w:pPr>
-              <w:spacing w:before="60" w:after="60"/>
-              <w:jc w:val="center"/>
-            </w:pPr>
+              <w:t>以同時具編輯者與審核者角色之帳號登入，按「新增文件」後展開「指定審核者」，清單應只列具審核者角色者，且不含自己。</w:t>
+            </w:r>
           </w:p>
         </w:tc>
       </w:tr>
@@ -11636,7 +6631,7 @@
         </w:tc>
         <w:tc>
           <w:tcPr>
-            <w:tcW w:w="6236" w:type="dxa"/>
+            <w:tcW w:w="8447" w:type="dxa"/>
           </w:tcPr>
           <w:p>
             <w:pPr>
@@ -11663,28 +6658,6 @@
               </w:rPr>
               <w:t>對已發布文件按「編輯新版本」，文件名稱與分類應為灰色不可修改，右側「最近版本」列出該文件的版本號。</w:t>
             </w:r>
-          </w:p>
-        </w:tc>
-        <w:tc>
-          <w:tcPr>
-            <w:tcW w:w="1247" w:type="dxa"/>
-          </w:tcPr>
-          <w:p>
-            <w:pPr>
-              <w:spacing w:before="60" w:after="60"/>
-              <w:jc w:val="center"/>
-            </w:pPr>
-          </w:p>
-        </w:tc>
-        <w:tc>
-          <w:tcPr>
-            <w:tcW w:w="1247" w:type="dxa"/>
-          </w:tcPr>
-          <w:p>
-            <w:pPr>
-              <w:spacing w:before="60" w:after="60"/>
-              <w:jc w:val="center"/>
-            </w:pPr>
           </w:p>
         </w:tc>
       </w:tr>
@@ -11712,7 +6685,7 @@
         </w:tc>
         <w:tc>
           <w:tcPr>
-            <w:tcW w:w="6236" w:type="dxa"/>
+            <w:tcW w:w="8447" w:type="dxa"/>
           </w:tcPr>
           <w:p>
             <w:pPr>
@@ -11723,37 +6696,15 @@
                 <w:rFonts w:ascii="標楷體" w:hAnsi="標楷體"/>
                 <w:sz w:val="22"/>
               </w:rPr>
-              <w:t>編輯新版本時「新版本號」填入本文件已發布過的版本號並送交簽核，應被擋下並於「新版本號」欄下方提示「版本號與本文件已發布版</w:t>
-            </w:r>
-            <w:r>
-              <w:rPr>
-                <w:rFonts w:ascii="標楷體" w:hAnsi="標楷體"/>
-                <w:sz w:val="22"/>
-              </w:rPr>
-              <w:t>本重複」；在同一頁改成未用過的版本號再按「送交簽核」，應顯示「已送交簽核」且草稿匣不會多出草稿。</w:t>
-            </w:r>
-          </w:p>
-        </w:tc>
-        <w:tc>
-          <w:tcPr>
-            <w:tcW w:w="1247" w:type="dxa"/>
-          </w:tcPr>
-          <w:p>
-            <w:pPr>
-              <w:spacing w:before="60" w:after="60"/>
-              <w:jc w:val="center"/>
-            </w:pPr>
-          </w:p>
-        </w:tc>
-        <w:tc>
-          <w:tcPr>
-            <w:tcW w:w="1247" w:type="dxa"/>
-          </w:tcPr>
-          <w:p>
-            <w:pPr>
-              <w:spacing w:before="60" w:after="60"/>
-              <w:jc w:val="center"/>
-            </w:pPr>
+              <w:t>編輯新版本時「新版本號」填入本文件已發布過的版本號並送交簽核，應被擋下並於「新版本號」欄下方提示「版本號與本文件已發布版本重複」；在同一頁改成未用過的版本號再按「送交簽核」，應顯示「已送交</w:t>
+            </w:r>
+            <w:r>
+              <w:rPr>
+                <w:rFonts w:ascii="標楷體" w:hAnsi="標楷體"/>
+                <w:sz w:val="22"/>
+              </w:rPr>
+              <w:t>簽核」且草稿匣不會多出草稿。</w:t>
+            </w:r>
           </w:p>
         </w:tc>
       </w:tr>
@@ -11781,7 +6732,7 @@
         </w:tc>
         <w:tc>
           <w:tcPr>
-            <w:tcW w:w="6236" w:type="dxa"/>
+            <w:tcW w:w="8447" w:type="dxa"/>
           </w:tcPr>
           <w:p>
             <w:pPr>
@@ -11794,28 +6745,6 @@
               </w:rPr>
               <w:t>編輯新版本時把可見對象改為該閱覽者看不到的組合（例如「國軍高雄總醫院＋醫檢師」）並送交簽核，核准前該閱覽者仍看得到此文件；審核者核准後，該閱覽者即看不到。</w:t>
             </w:r>
-          </w:p>
-        </w:tc>
-        <w:tc>
-          <w:tcPr>
-            <w:tcW w:w="1247" w:type="dxa"/>
-          </w:tcPr>
-          <w:p>
-            <w:pPr>
-              <w:spacing w:before="60" w:after="60"/>
-              <w:jc w:val="center"/>
-            </w:pPr>
-          </w:p>
-        </w:tc>
-        <w:tc>
-          <w:tcPr>
-            <w:tcW w:w="1247" w:type="dxa"/>
-          </w:tcPr>
-          <w:p>
-            <w:pPr>
-              <w:spacing w:before="60" w:after="60"/>
-              <w:jc w:val="center"/>
-            </w:pPr>
           </w:p>
         </w:tc>
       </w:tr>
@@ -11926,7 +6855,7 @@
         <w:noProof/>
         <w:sz w:val="20"/>
       </w:rPr>
-      <w:t>16</w:t>
+      <w:t>11</w:t>
     </w:r>
     <w:r>
       <w:rPr>
@@ -11966,26 +6895,9 @@
 <file path=word/numbering.xml><?xml version="1.0" encoding="utf-8"?>
 <w:numbering xmlns:wpc="http://schemas.microsoft.com/office/word/2010/wordprocessingCanvas" xmlns:cx="http://schemas.microsoft.com/office/drawing/2014/chartex" xmlns:cx1="http://schemas.microsoft.com/office/drawing/2015/9/8/chartex" xmlns:cx2="http://schemas.microsoft.com/office/drawing/2015/10/21/chartex" xmlns:cx3="http://schemas.microsoft.com/office/drawing/2016/5/9/chartex" xmlns:cx4="http://schemas.microsoft.com/office/drawing/2016/5/10/chartex" xmlns:cx5="http://schemas.microsoft.com/office/drawing/2016/5/11/chartex" xmlns:cx6="http://schemas.microsoft.com/office/drawing/2016/5/12/chartex" xmlns:cx7="http://schemas.microsoft.com/office/drawing/2016/5/13/chartex" xmlns:cx8="http://schemas.microsoft.com/office/drawing/2016/5/14/chartex" xmlns:mc="http://schemas.openxmlformats.org/markup-compatibility/2006" xmlns:aink="http://schemas.microsoft.com/office/drawing/2016/ink" xmlns:am3d="http://schemas.microsoft.com/office/drawing/2017/model3d" xmlns:o="urn:schemas-microsoft-com:office:office" xmlns:r="http://schemas.openxmlformats.org/officeDocument/2006/relationships" xmlns:m="http://schemas.openxmlformats.org/officeDocument/2006/math" xmlns:v="urn:schemas-microsoft-com:vml" xmlns:wp14="http://schemas.microsoft.com/office/word/2010/wordprocessingDrawing" xmlns:wp="http://schemas.openxmlformats.org/drawingml/2006/wordprocessingDrawing" xmlns:w10="urn:schemas-microsoft-com:office:word" xmlns:w="http://schemas.openxmlformats.org/wordprocessingml/2006/main" xmlns:w14="http://schemas.microsoft.com/office/word/2010/wordml" xmlns:w15="http://schemas.microsoft.com/office/word/2012/wordml" xmlns:w16cid="http://schemas.microsoft.com/office/word/2016/wordml/cid" xmlns:w16se="http://schemas.microsoft.com/office/word/2015/wordml/symex" xmlns:wpg="http://schemas.microsoft.com/office/word/2010/wordprocessingGroup" xmlns:wpi="http://schemas.microsoft.com/office/word/2010/wordprocessingInk" xmlns:wne="http://schemas.microsoft.com/office/word/2006/wordml" xmlns:wps="http://schemas.microsoft.com/office/word/2010/wordprocessingShape" mc:Ignorable="w14 w15 w16se w16cid wp14">
   <w:abstractNum w:abstractNumId="0" w15:restartNumberingAfterBreak="0">
-    <w:nsid w:val="1ABC44C1"/>
-    <w:multiLevelType w:val="singleLevel"/>
-    <w:tmpl w:val="DB806158"/>
-    <w:lvl w:ilvl="0">
-      <w:start w:val="1"/>
-      <w:numFmt w:val="decimal"/>
-      <w:lvlText w:val="%1."/>
-      <w:lvlJc w:val="left"/>
-      <w:pPr>
-        <w:ind w:left="960" w:hanging="480"/>
-      </w:pPr>
-      <w:rPr>
-        <w:rFonts w:ascii="Times New Roman" w:eastAsia="標楷體" w:hAnsi="Times New Roman" w:cs="Times New Roman"/>
-      </w:rPr>
-    </w:lvl>
-  </w:abstractNum>
-  <w:abstractNum w:abstractNumId="1" w15:restartNumberingAfterBreak="0">
-    <w:nsid w:val="497E3D67"/>
+    <w:nsid w:val="0A436E82"/>
     <w:multiLevelType w:val="multilevel"/>
-    <w:tmpl w:val="8E0E2692"/>
+    <w:tmpl w:val="66EABD48"/>
     <w:lvl w:ilvl="0">
       <w:start w:val="1"/>
       <w:numFmt w:val="bullet"/>
@@ -12040,6 +6952,23 @@
       <w:lvlJc w:val="left"/>
     </w:lvl>
   </w:abstractNum>
+  <w:abstractNum w:abstractNumId="1" w15:restartNumberingAfterBreak="0">
+    <w:nsid w:val="1ABC44C1"/>
+    <w:multiLevelType w:val="singleLevel"/>
+    <w:tmpl w:val="DB806158"/>
+    <w:lvl w:ilvl="0">
+      <w:start w:val="1"/>
+      <w:numFmt w:val="decimal"/>
+      <w:lvlText w:val="%1."/>
+      <w:lvlJc w:val="left"/>
+      <w:pPr>
+        <w:ind w:left="960" w:hanging="480"/>
+      </w:pPr>
+      <w:rPr>
+        <w:rFonts w:ascii="Times New Roman" w:eastAsia="標楷體" w:hAnsi="Times New Roman" w:cs="Times New Roman"/>
+      </w:rPr>
+    </w:lvl>
+  </w:abstractNum>
   <w:abstractNum w:abstractNumId="2" w15:restartNumberingAfterBreak="0">
     <w:nsid w:val="7CDE1FC3"/>
     <w:multiLevelType w:val="hybridMultilevel"/>
@@ -12105,19 +7034,19 @@
     </w:lvl>
   </w:abstractNum>
   <w:num w:numId="1">
-    <w:abstractNumId w:val="0"/>
+    <w:abstractNumId w:val="1"/>
     <w:lvlOverride w:ilvl="0">
       <w:startOverride w:val="1"/>
     </w:lvlOverride>
   </w:num>
   <w:num w:numId="2">
-    <w:abstractNumId w:val="0"/>
+    <w:abstractNumId w:val="1"/>
     <w:lvlOverride w:ilvl="0">
       <w:startOverride w:val="1"/>
     </w:lvlOverride>
   </w:num>
   <w:num w:numId="3">
-    <w:abstractNumId w:val="0"/>
+    <w:abstractNumId w:val="1"/>
     <w:lvlOverride w:ilvl="0">
       <w:startOverride w:val="1"/>
     </w:lvlOverride>
@@ -12129,199 +7058,199 @@
     </w:lvlOverride>
   </w:num>
   <w:num w:numId="5">
-    <w:abstractNumId w:val="0"/>
+    <w:abstractNumId w:val="1"/>
     <w:lvlOverride w:ilvl="0">
       <w:startOverride w:val="1"/>
     </w:lvlOverride>
   </w:num>
   <w:num w:numId="6">
-    <w:abstractNumId w:val="0"/>
+    <w:abstractNumId w:val="1"/>
     <w:lvlOverride w:ilvl="0">
       <w:startOverride w:val="1"/>
     </w:lvlOverride>
   </w:num>
   <w:num w:numId="7">
-    <w:abstractNumId w:val="0"/>
+    <w:abstractNumId w:val="1"/>
     <w:lvlOverride w:ilvl="0">
       <w:startOverride w:val="1"/>
     </w:lvlOverride>
   </w:num>
   <w:num w:numId="8">
-    <w:abstractNumId w:val="0"/>
+    <w:abstractNumId w:val="1"/>
     <w:lvlOverride w:ilvl="0">
       <w:startOverride w:val="1"/>
     </w:lvlOverride>
   </w:num>
   <w:num w:numId="9">
-    <w:abstractNumId w:val="0"/>
+    <w:abstractNumId w:val="1"/>
     <w:lvlOverride w:ilvl="0">
       <w:startOverride w:val="1"/>
     </w:lvlOverride>
   </w:num>
   <w:num w:numId="10">
-    <w:abstractNumId w:val="0"/>
+    <w:abstractNumId w:val="1"/>
     <w:lvlOverride w:ilvl="0">
       <w:startOverride w:val="1"/>
     </w:lvlOverride>
   </w:num>
   <w:num w:numId="11">
-    <w:abstractNumId w:val="0"/>
+    <w:abstractNumId w:val="1"/>
     <w:lvlOverride w:ilvl="0">
       <w:startOverride w:val="1"/>
     </w:lvlOverride>
   </w:num>
   <w:num w:numId="12">
-    <w:abstractNumId w:val="0"/>
+    <w:abstractNumId w:val="1"/>
     <w:lvlOverride w:ilvl="0">
       <w:startOverride w:val="1"/>
     </w:lvlOverride>
   </w:num>
   <w:num w:numId="13">
-    <w:abstractNumId w:val="0"/>
+    <w:abstractNumId w:val="1"/>
     <w:lvlOverride w:ilvl="0">
       <w:startOverride w:val="1"/>
     </w:lvlOverride>
   </w:num>
   <w:num w:numId="14">
-    <w:abstractNumId w:val="0"/>
+    <w:abstractNumId w:val="1"/>
     <w:lvlOverride w:ilvl="0">
       <w:startOverride w:val="1"/>
     </w:lvlOverride>
   </w:num>
   <w:num w:numId="15">
-    <w:abstractNumId w:val="0"/>
+    <w:abstractNumId w:val="1"/>
     <w:lvlOverride w:ilvl="0">
       <w:startOverride w:val="1"/>
     </w:lvlOverride>
   </w:num>
   <w:num w:numId="16">
-    <w:abstractNumId w:val="0"/>
+    <w:abstractNumId w:val="1"/>
     <w:lvlOverride w:ilvl="0">
       <w:startOverride w:val="1"/>
     </w:lvlOverride>
   </w:num>
   <w:num w:numId="17">
-    <w:abstractNumId w:val="0"/>
+    <w:abstractNumId w:val="1"/>
     <w:lvlOverride w:ilvl="0">
       <w:startOverride w:val="1"/>
     </w:lvlOverride>
   </w:num>
   <w:num w:numId="18">
-    <w:abstractNumId w:val="0"/>
+    <w:abstractNumId w:val="1"/>
     <w:lvlOverride w:ilvl="0">
       <w:startOverride w:val="1"/>
     </w:lvlOverride>
   </w:num>
   <w:num w:numId="19">
-    <w:abstractNumId w:val="0"/>
+    <w:abstractNumId w:val="1"/>
     <w:lvlOverride w:ilvl="0">
       <w:startOverride w:val="1"/>
     </w:lvlOverride>
   </w:num>
   <w:num w:numId="20">
-    <w:abstractNumId w:val="0"/>
+    <w:abstractNumId w:val="1"/>
     <w:lvlOverride w:ilvl="0">
       <w:startOverride w:val="1"/>
     </w:lvlOverride>
   </w:num>
   <w:num w:numId="21">
-    <w:abstractNumId w:val="0"/>
+    <w:abstractNumId w:val="1"/>
     <w:lvlOverride w:ilvl="0">
       <w:startOverride w:val="1"/>
     </w:lvlOverride>
   </w:num>
   <w:num w:numId="22">
-    <w:abstractNumId w:val="0"/>
+    <w:abstractNumId w:val="1"/>
     <w:lvlOverride w:ilvl="0">
       <w:startOverride w:val="1"/>
     </w:lvlOverride>
   </w:num>
   <w:num w:numId="23">
-    <w:abstractNumId w:val="0"/>
+    <w:abstractNumId w:val="1"/>
     <w:lvlOverride w:ilvl="0">
       <w:startOverride w:val="1"/>
     </w:lvlOverride>
   </w:num>
   <w:num w:numId="24">
-    <w:abstractNumId w:val="0"/>
+    <w:abstractNumId w:val="1"/>
     <w:lvlOverride w:ilvl="0">
       <w:startOverride w:val="1"/>
     </w:lvlOverride>
   </w:num>
   <w:num w:numId="25">
-    <w:abstractNumId w:val="0"/>
+    <w:abstractNumId w:val="1"/>
     <w:lvlOverride w:ilvl="0">
       <w:startOverride w:val="1"/>
     </w:lvlOverride>
   </w:num>
   <w:num w:numId="26">
-    <w:abstractNumId w:val="0"/>
+    <w:abstractNumId w:val="1"/>
     <w:lvlOverride w:ilvl="0">
       <w:startOverride w:val="1"/>
     </w:lvlOverride>
   </w:num>
   <w:num w:numId="27">
-    <w:abstractNumId w:val="0"/>
+    <w:abstractNumId w:val="1"/>
     <w:lvlOverride w:ilvl="0">
       <w:startOverride w:val="1"/>
     </w:lvlOverride>
   </w:num>
   <w:num w:numId="28">
-    <w:abstractNumId w:val="0"/>
+    <w:abstractNumId w:val="1"/>
     <w:lvlOverride w:ilvl="0">
       <w:startOverride w:val="1"/>
     </w:lvlOverride>
   </w:num>
   <w:num w:numId="29">
-    <w:abstractNumId w:val="0"/>
+    <w:abstractNumId w:val="1"/>
     <w:lvlOverride w:ilvl="0">
       <w:startOverride w:val="1"/>
     </w:lvlOverride>
   </w:num>
   <w:num w:numId="30">
-    <w:abstractNumId w:val="0"/>
+    <w:abstractNumId w:val="1"/>
     <w:lvlOverride w:ilvl="0">
       <w:startOverride w:val="1"/>
     </w:lvlOverride>
   </w:num>
   <w:num w:numId="31">
-    <w:abstractNumId w:val="0"/>
+    <w:abstractNumId w:val="1"/>
     <w:lvlOverride w:ilvl="0">
       <w:startOverride w:val="1"/>
     </w:lvlOverride>
   </w:num>
   <w:num w:numId="32">
-    <w:abstractNumId w:val="0"/>
+    <w:abstractNumId w:val="1"/>
     <w:lvlOverride w:ilvl="0">
       <w:startOverride w:val="1"/>
     </w:lvlOverride>
   </w:num>
   <w:num w:numId="33">
-    <w:abstractNumId w:val="0"/>
+    <w:abstractNumId w:val="1"/>
     <w:lvlOverride w:ilvl="0">
       <w:startOverride w:val="1"/>
     </w:lvlOverride>
   </w:num>
   <w:num w:numId="34">
-    <w:abstractNumId w:val="0"/>
+    <w:abstractNumId w:val="1"/>
     <w:lvlOverride w:ilvl="0">
       <w:startOverride w:val="1"/>
     </w:lvlOverride>
   </w:num>
   <w:num w:numId="35">
-    <w:abstractNumId w:val="0"/>
+    <w:abstractNumId w:val="1"/>
     <w:lvlOverride w:ilvl="0">
       <w:startOverride w:val="1"/>
     </w:lvlOverride>
   </w:num>
   <w:num w:numId="36">
-    <w:abstractNumId w:val="0"/>
+    <w:abstractNumId w:val="1"/>
     <w:lvlOverride w:ilvl="0">
       <w:startOverride w:val="1"/>
     </w:lvlOverride>
   </w:num>
   <w:num w:numId="37">
-    <w:abstractNumId w:val="1"/>
+    <w:abstractNumId w:val="0"/>
   </w:num>
   <w:numIdMacAtCleanup w:val="36"/>
 </w:numbering>
@@ -24089,7 +19018,7 @@
 </file>
 
 <file path=customXml/itemProps1.xml><?xml version="1.0" encoding="utf-8"?>
-<ds:datastoreItem xmlns:ds="http://schemas.openxmlformats.org/officeDocument/2006/customXml" ds:itemID="{9B41A7F6-C505-4DFA-A7E6-37D871B6DCBC}">
+<ds:datastoreItem xmlns:ds="http://schemas.openxmlformats.org/officeDocument/2006/customXml" ds:itemID="{DCA4FBC1-7CC2-48BF-AE5F-DFE061D81C40}">
   <ds:schemaRefs>
     <ds:schemaRef ds:uri="http://schemas.openxmlformats.org/officeDocument/2006/bibliography"/>
   </ds:schemaRefs>
